--- a/Analýza súčasného stavu článok/Volatility_article.docx
+++ b/Analýza súčasného stavu článok/Volatility_article.docx
@@ -544,7 +544,7 @@
             <w:sz w:val="24"/>
             <w:szCs w:val="24"/>
           </w:rPr>
-          <w:tag w:val="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"/>
+          <w:tag w:val="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"/>
           <w:id w:val="1961684268"/>
           <w:placeholder>
             <w:docPart w:val="DefaultPlaceholder_-1854013440"/>
@@ -3025,7 +3025,7 @@
             <w:sz w:val="24"/>
             <w:szCs w:val="24"/>
           </w:rPr>
-          <w:tag w:val="MENDELEY_CITATION_v3_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"/>
+          <w:tag w:val="MENDELEY_CITATION_v3_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"/>
           <w:id w:val="-1261986401"/>
           <w:placeholder>
             <w:docPart w:val="DefaultPlaceholder_-1854013440"/>
@@ -7418,7 +7418,18 @@
           <w:sz w:val="24"/>
           <w:szCs w:val="24"/>
         </w:rPr>
-        <w:t xml:space="preserve">Trhy USA nevykazujú významný pozitívny vzťah medzi </w:t>
+        <w:t>Trhy USA nevykazujú v</w:t>
+      </w:r>
+      <w:bookmarkStart w:id="0" w:name="_GoBack"/>
+      <w:bookmarkEnd w:id="0"/>
+      <w:r>
+        <w:rPr>
+          <w:rFonts w:ascii="Times New Roman" w:hAnsi="Times New Roman" w:cs="Times New Roman"/>
+          <w:color w:val="000000"/>
+          <w:sz w:val="24"/>
+          <w:szCs w:val="24"/>
+        </w:rPr>
+        <w:t xml:space="preserve">ýznamný pozitívny vzťah medzi </w:t>
       </w:r>
       <w:proofErr w:type="spellStart"/>
       <w:r>
@@ -7602,47 +7613,118 @@
           <w:sz w:val="24"/>
           <w:szCs w:val="24"/>
         </w:rPr>
-        <w:t xml:space="preserve">skúmajú práve vplyv miery vakcinácie na volatilitu trhov. Predpoklad je, že s rastúcou vakcináciou klesá </w:t>
+        <w:t>skúma</w:t>
+      </w:r>
+      <w:r>
+        <w:rPr>
+          <w:rFonts w:ascii="Times New Roman" w:hAnsi="Times New Roman" w:cs="Times New Roman"/>
+          <w:color w:val="000000"/>
+          <w:sz w:val="24"/>
+          <w:szCs w:val="24"/>
+        </w:rPr>
+        <w:t>li</w:t>
+      </w:r>
+      <w:r>
+        <w:rPr>
+          <w:rFonts w:ascii="Times New Roman" w:hAnsi="Times New Roman" w:cs="Times New Roman"/>
+          <w:color w:val="000000"/>
+          <w:sz w:val="24"/>
+          <w:szCs w:val="24"/>
+        </w:rPr>
+        <w:t xml:space="preserve"> práve vplyv miery vakcinácie na volatilitu trhov. Na tento účel použili model GJR-GARCH(1,1) s nezávislou premennou VIR (</w:t>
       </w:r>
       <w:proofErr w:type="spellStart"/>
       <w:r>
         <w:rPr>
           <w:rFonts w:ascii="Times New Roman" w:hAnsi="Times New Roman" w:cs="Times New Roman"/>
-          <w:color w:val="000000"/>
-          <w:sz w:val="24"/>
-          <w:szCs w:val="24"/>
-        </w:rPr>
-        <w:t>volatilita</w:t>
+          <w:i/>
+          <w:iCs/>
+          <w:color w:val="000000"/>
+          <w:sz w:val="24"/>
+          <w:szCs w:val="24"/>
+        </w:rPr>
+        <w:t>Vaccine</w:t>
       </w:r>
       <w:proofErr w:type="spellEnd"/>
       <w:r>
         <w:rPr>
           <w:rFonts w:ascii="Times New Roman" w:hAnsi="Times New Roman" w:cs="Times New Roman"/>
-          <w:color w:val="000000"/>
-          <w:sz w:val="24"/>
-          <w:szCs w:val="24"/>
-        </w:rPr>
-        <w:t xml:space="preserve"> trhov. Na tento účel použili model GJR-GARCH(1,1) s nezávislou premennou VIR (</w:t>
+          <w:i/>
+          <w:iCs/>
+          <w:color w:val="000000"/>
+          <w:sz w:val="24"/>
+          <w:szCs w:val="24"/>
+        </w:rPr>
+        <w:t xml:space="preserve"> </w:t>
       </w:r>
       <w:proofErr w:type="spellStart"/>
       <w:r>
         <w:rPr>
           <w:rFonts w:ascii="Times New Roman" w:hAnsi="Times New Roman" w:cs="Times New Roman"/>
-          <w:color w:val="000000"/>
-          <w:sz w:val="24"/>
-          <w:szCs w:val="24"/>
-        </w:rPr>
-        <w:t>Vaccine</w:t>
+          <w:i/>
+          <w:iCs/>
+          <w:color w:val="000000"/>
+          <w:sz w:val="24"/>
+          <w:szCs w:val="24"/>
+        </w:rPr>
+        <w:t>Initiation</w:t>
       </w:r>
       <w:proofErr w:type="spellEnd"/>
       <w:r>
         <w:rPr>
           <w:rFonts w:ascii="Times New Roman" w:hAnsi="Times New Roman" w:cs="Times New Roman"/>
-          <w:color w:val="000000"/>
-          <w:sz w:val="24"/>
-          <w:szCs w:val="24"/>
-        </w:rPr>
-        <w:t xml:space="preserve"> </w:t>
+          <w:i/>
+          <w:iCs/>
+          <w:color w:val="000000"/>
+          <w:sz w:val="24"/>
+          <w:szCs w:val="24"/>
+        </w:rPr>
+        <w:t xml:space="preserve"> Rate</w:t>
+      </w:r>
+      <w:r>
+        <w:rPr>
+          <w:rFonts w:ascii="Times New Roman" w:hAnsi="Times New Roman" w:cs="Times New Roman"/>
+          <w:color w:val="000000"/>
+          <w:sz w:val="24"/>
+          <w:szCs w:val="24"/>
+        </w:rPr>
+        <w:t xml:space="preserve">), ako aj </w:t>
+      </w:r>
+      <w:r>
+        <w:rPr>
+          <w:rFonts w:ascii="Times New Roman" w:hAnsi="Times New Roman" w:cs="Times New Roman"/>
+          <w:color w:val="000000"/>
+          <w:sz w:val="24"/>
+          <w:szCs w:val="24"/>
+        </w:rPr>
+        <w:t>nové</w:t>
+      </w:r>
+      <w:r>
+        <w:rPr>
+          <w:rFonts w:ascii="Times New Roman" w:hAnsi="Times New Roman" w:cs="Times New Roman"/>
+          <w:color w:val="000000"/>
+          <w:sz w:val="24"/>
+          <w:szCs w:val="24"/>
+        </w:rPr>
+        <w:t xml:space="preserve"> prípady a úmrtia. Z výsledkov je zrejmé, že premenná VIR </w:t>
+      </w:r>
+      <w:r>
+        <w:rPr>
+          <w:rFonts w:ascii="Times New Roman" w:hAnsi="Times New Roman" w:cs="Times New Roman"/>
+          <w:color w:val="000000"/>
+          <w:sz w:val="24"/>
+          <w:szCs w:val="24"/>
+        </w:rPr>
+        <w:t>má štatisticky významný vplyv na volatilitu akciových trhov</w:t>
+      </w:r>
+      <w:r>
+        <w:rPr>
+          <w:rFonts w:ascii="Times New Roman" w:hAnsi="Times New Roman" w:cs="Times New Roman"/>
+          <w:color w:val="000000"/>
+          <w:sz w:val="24"/>
+          <w:szCs w:val="24"/>
+        </w:rPr>
+        <w:t>, teda „</w:t>
       </w:r>
       <w:proofErr w:type="spellStart"/>
       <w:r>
@@ -7652,7 +7734,7 @@
           <w:sz w:val="24"/>
           <w:szCs w:val="24"/>
         </w:rPr>
-        <w:t>Initiation</w:t>
+        <w:t>ukľudňuje</w:t>
       </w:r>
       <w:proofErr w:type="spellEnd"/>
       <w:r>
@@ -7662,34 +7744,7 @@
           <w:sz w:val="24"/>
           <w:szCs w:val="24"/>
         </w:rPr>
-        <w:t xml:space="preserve"> Rate), ako aj </w:t>
-      </w:r>
-      <w:r>
-        <w:rPr>
-          <w:rFonts w:ascii="Times New Roman" w:hAnsi="Times New Roman" w:cs="Times New Roman"/>
-          <w:color w:val="000000"/>
-          <w:sz w:val="24"/>
-          <w:szCs w:val="24"/>
-        </w:rPr>
-        <w:t>nové</w:t>
-      </w:r>
-      <w:r>
-        <w:rPr>
-          <w:rFonts w:ascii="Times New Roman" w:hAnsi="Times New Roman" w:cs="Times New Roman"/>
-          <w:color w:val="000000"/>
-          <w:sz w:val="24"/>
-          <w:szCs w:val="24"/>
-        </w:rPr>
-        <w:t xml:space="preserve"> prípady a úmrtia. Z výsledkov je zrejmé, že premenná VIR </w:t>
-      </w:r>
-      <w:r>
-        <w:rPr>
-          <w:rFonts w:ascii="Times New Roman" w:hAnsi="Times New Roman" w:cs="Times New Roman"/>
-          <w:color w:val="000000"/>
-          <w:sz w:val="24"/>
-          <w:szCs w:val="24"/>
-        </w:rPr>
-        <w:t>má štatisticky významný vplyv na volatilitu akciových trhov</w:t>
+        <w:t>“ trhy</w:t>
       </w:r>
       <w:r>
         <w:rPr>
@@ -7812,7 +7867,25 @@
           <w:sz w:val="24"/>
           <w:szCs w:val="24"/>
         </w:rPr>
-        <w:t xml:space="preserve">naznačuje, že najväčší vplyv na volatilitu trhov má </w:t>
+        <w:t>naznačuje, že najväčší vplyv na volatilitu trhov má</w:t>
+      </w:r>
+      <w:r>
+        <w:rPr>
+          <w:rFonts w:ascii="Times New Roman" w:hAnsi="Times New Roman" w:cs="Times New Roman"/>
+          <w:color w:val="000000"/>
+          <w:sz w:val="24"/>
+          <w:szCs w:val="24"/>
+        </w:rPr>
+        <w:t xml:space="preserve"> práve</w:t>
+      </w:r>
+      <w:r>
+        <w:rPr>
+          <w:rFonts w:ascii="Times New Roman" w:hAnsi="Times New Roman" w:cs="Times New Roman"/>
+          <w:color w:val="000000"/>
+          <w:sz w:val="24"/>
+          <w:szCs w:val="24"/>
+        </w:rPr>
+        <w:t xml:space="preserve"> </w:t>
       </w:r>
       <w:proofErr w:type="spellStart"/>
       <w:r>
@@ -7848,6 +7921,7 @@
           <w:sz w:val="24"/>
           <w:szCs w:val="24"/>
         </w:rPr>
+        <w:lastRenderedPageBreak/>
         <w:t>Response</w:t>
       </w:r>
       <w:proofErr w:type="spellEnd"/>
@@ -7860,60 +7934,50 @@
           <w:sz w:val="24"/>
           <w:szCs w:val="24"/>
         </w:rPr>
-        <w:t xml:space="preserve"> </w:t>
-      </w:r>
+        <w:t xml:space="preserve"> Index</w:t>
+      </w:r>
+      <w:r>
+        <w:rPr>
+          <w:rFonts w:ascii="Times New Roman" w:hAnsi="Times New Roman" w:cs="Times New Roman"/>
+          <w:color w:val="000000"/>
+          <w:sz w:val="24"/>
+          <w:szCs w:val="24"/>
+        </w:rPr>
+        <w:t xml:space="preserve"> (GRI)</w:t>
+      </w:r>
+      <w:r>
+        <w:rPr>
+          <w:rFonts w:ascii="Times New Roman" w:hAnsi="Times New Roman" w:cs="Times New Roman"/>
+          <w:color w:val="000000"/>
+          <w:sz w:val="24"/>
+          <w:szCs w:val="24"/>
+        </w:rPr>
+        <w:t>,</w:t>
+      </w:r>
+      <w:r>
+        <w:rPr>
+          <w:rFonts w:ascii="Times New Roman" w:hAnsi="Times New Roman" w:cs="Times New Roman"/>
+          <w:color w:val="000000"/>
+          <w:sz w:val="24"/>
+          <w:szCs w:val="24"/>
+        </w:rPr>
+        <w:t xml:space="preserve"> pričom</w:t>
+      </w:r>
+      <w:r>
+        <w:rPr>
+          <w:rFonts w:ascii="Times New Roman" w:hAnsi="Times New Roman" w:cs="Times New Roman"/>
+          <w:color w:val="000000"/>
+          <w:sz w:val="24"/>
+          <w:szCs w:val="24"/>
+        </w:rPr>
+        <w:t xml:space="preserve"> model </w:t>
+      </w:r>
+      <w:proofErr w:type="spellStart"/>
       <w:r>
         <w:rPr>
           <w:rFonts w:ascii="Times New Roman" w:hAnsi="Times New Roman" w:cs="Times New Roman"/>
           <w:i/>
           <w:iCs/>
-          <w:color w:val="000000"/>
-          <w:sz w:val="24"/>
-          <w:szCs w:val="24"/>
-        </w:rPr>
-        <w:lastRenderedPageBreak/>
-        <w:t>Index</w:t>
-      </w:r>
-      <w:r>
-        <w:rPr>
-          <w:rFonts w:ascii="Times New Roman" w:hAnsi="Times New Roman" w:cs="Times New Roman"/>
-          <w:color w:val="000000"/>
-          <w:sz w:val="24"/>
-          <w:szCs w:val="24"/>
-        </w:rPr>
-        <w:t xml:space="preserve"> (GRI)</w:t>
-      </w:r>
-      <w:r>
-        <w:rPr>
-          <w:rFonts w:ascii="Times New Roman" w:hAnsi="Times New Roman" w:cs="Times New Roman"/>
-          <w:color w:val="000000"/>
-          <w:sz w:val="24"/>
-          <w:szCs w:val="24"/>
-        </w:rPr>
-        <w:t>,</w:t>
-      </w:r>
-      <w:r>
-        <w:rPr>
-          <w:rFonts w:ascii="Times New Roman" w:hAnsi="Times New Roman" w:cs="Times New Roman"/>
-          <w:color w:val="000000"/>
-          <w:sz w:val="24"/>
-          <w:szCs w:val="24"/>
-        </w:rPr>
-        <w:t xml:space="preserve"> pričom</w:t>
-      </w:r>
-      <w:r>
-        <w:rPr>
-          <w:rFonts w:ascii="Times New Roman" w:hAnsi="Times New Roman" w:cs="Times New Roman"/>
-          <w:color w:val="000000"/>
-          <w:sz w:val="24"/>
-          <w:szCs w:val="24"/>
-        </w:rPr>
-        <w:t xml:space="preserve"> model </w:t>
-      </w:r>
-      <w:proofErr w:type="spellStart"/>
-      <w:r>
-        <w:rPr>
-          <w:rFonts w:ascii="Times New Roman" w:hAnsi="Times New Roman" w:cs="Times New Roman"/>
           <w:color w:val="000000"/>
           <w:sz w:val="24"/>
           <w:szCs w:val="24"/>
@@ -8523,7 +8587,43 @@
           <w:sz w:val="24"/>
           <w:szCs w:val="24"/>
         </w:rPr>
-        <w:t xml:space="preserve"> analyzujú 28 indexov 23 krajín, pričom pracujú s 5-minútovou </w:t>
+        <w:t xml:space="preserve"> analyz</w:t>
+      </w:r>
+      <w:r>
+        <w:rPr>
+          <w:rFonts w:ascii="Times New Roman" w:hAnsi="Times New Roman" w:cs="Times New Roman"/>
+          <w:color w:val="000000"/>
+          <w:sz w:val="24"/>
+          <w:szCs w:val="24"/>
+        </w:rPr>
+        <w:t>ovali</w:t>
+      </w:r>
+      <w:r>
+        <w:rPr>
+          <w:rFonts w:ascii="Times New Roman" w:hAnsi="Times New Roman" w:cs="Times New Roman"/>
+          <w:color w:val="000000"/>
+          <w:sz w:val="24"/>
+          <w:szCs w:val="24"/>
+        </w:rPr>
+        <w:t> 5-minútov</w:t>
+      </w:r>
+      <w:r>
+        <w:rPr>
+          <w:rFonts w:ascii="Times New Roman" w:hAnsi="Times New Roman" w:cs="Times New Roman"/>
+          <w:color w:val="000000"/>
+          <w:sz w:val="24"/>
+          <w:szCs w:val="24"/>
+        </w:rPr>
+        <w:t>ú</w:t>
+      </w:r>
+      <w:r>
+        <w:rPr>
+          <w:rFonts w:ascii="Times New Roman" w:hAnsi="Times New Roman" w:cs="Times New Roman"/>
+          <w:color w:val="000000"/>
+          <w:sz w:val="24"/>
+          <w:szCs w:val="24"/>
+        </w:rPr>
+        <w:t xml:space="preserve"> </w:t>
       </w:r>
       <w:proofErr w:type="spellStart"/>
       <w:r>
@@ -8635,6 +8735,26 @@
       <w:r>
         <w:rPr>
           <w:rFonts w:ascii="Times New Roman" w:hAnsi="Times New Roman" w:cs="Times New Roman"/>
+          <w:i/>
+          <w:iCs/>
+          <w:color w:val="000000"/>
+          <w:sz w:val="24"/>
+          <w:szCs w:val="24"/>
+        </w:rPr>
+        <w:t xml:space="preserve"> </w:t>
+      </w:r>
+      <w:r>
+        <w:rPr>
+          <w:rFonts w:ascii="Times New Roman" w:hAnsi="Times New Roman" w:cs="Times New Roman"/>
+          <w:color w:val="000000"/>
+          <w:sz w:val="24"/>
+          <w:szCs w:val="24"/>
+        </w:rPr>
+        <w:t>pre 28 indexov</w:t>
+      </w:r>
+      <w:r>
+        <w:rPr>
+          <w:rFonts w:ascii="Times New Roman" w:hAnsi="Times New Roman" w:cs="Times New Roman"/>
           <w:color w:val="000000"/>
           <w:sz w:val="24"/>
           <w:szCs w:val="24"/>
@@ -8657,12 +8777,70 @@
           <w:sz w:val="24"/>
           <w:szCs w:val="24"/>
         </w:rPr>
-        <w:t xml:space="preserve">Čo sa týka samotných dát opatrení, používajú COVID-19 </w:t>
+        <w:t>S</w:t>
+      </w:r>
+      <w:r>
+        <w:rPr>
+          <w:rFonts w:ascii="Times New Roman" w:hAnsi="Times New Roman" w:cs="Times New Roman"/>
+          <w:color w:val="000000"/>
+          <w:sz w:val="24"/>
+          <w:szCs w:val="24"/>
+        </w:rPr>
+        <w:t>amotn</w:t>
+      </w:r>
+      <w:r>
+        <w:rPr>
+          <w:rFonts w:ascii="Times New Roman" w:hAnsi="Times New Roman" w:cs="Times New Roman"/>
+          <w:color w:val="000000"/>
+          <w:sz w:val="24"/>
+          <w:szCs w:val="24"/>
+        </w:rPr>
+        <w:t>é</w:t>
+      </w:r>
+      <w:r>
+        <w:rPr>
+          <w:rFonts w:ascii="Times New Roman" w:hAnsi="Times New Roman" w:cs="Times New Roman"/>
+          <w:color w:val="000000"/>
+          <w:sz w:val="24"/>
+          <w:szCs w:val="24"/>
+        </w:rPr>
+        <w:t xml:space="preserve"> dát opatrení</w:t>
+      </w:r>
+      <w:r>
+        <w:rPr>
+          <w:rFonts w:ascii="Times New Roman" w:hAnsi="Times New Roman" w:cs="Times New Roman"/>
+          <w:color w:val="000000"/>
+          <w:sz w:val="24"/>
+          <w:szCs w:val="24"/>
+        </w:rPr>
+        <w:t xml:space="preserve"> získali z</w:t>
+      </w:r>
+      <w:r>
+        <w:rPr>
+          <w:rFonts w:ascii="Times New Roman" w:hAnsi="Times New Roman" w:cs="Times New Roman"/>
+          <w:color w:val="000000"/>
+          <w:sz w:val="24"/>
+          <w:szCs w:val="24"/>
+        </w:rPr>
+        <w:t xml:space="preserve"> </w:t>
+      </w:r>
+      <w:r>
+        <w:rPr>
+          <w:rFonts w:ascii="Times New Roman" w:hAnsi="Times New Roman" w:cs="Times New Roman"/>
+          <w:i/>
+          <w:iCs/>
+          <w:color w:val="000000"/>
+          <w:sz w:val="24"/>
+          <w:szCs w:val="24"/>
+        </w:rPr>
+        <w:t xml:space="preserve">COVID-19 </w:t>
       </w:r>
       <w:proofErr w:type="spellStart"/>
       <w:r>
         <w:rPr>
           <w:rFonts w:ascii="Times New Roman" w:hAnsi="Times New Roman" w:cs="Times New Roman"/>
+          <w:i/>
+          <w:iCs/>
           <w:color w:val="000000"/>
           <w:sz w:val="24"/>
           <w:szCs w:val="24"/>
@@ -8673,6 +8851,8 @@
       <w:r>
         <w:rPr>
           <w:rFonts w:ascii="Times New Roman" w:hAnsi="Times New Roman" w:cs="Times New Roman"/>
+          <w:i/>
+          <w:iCs/>
           <w:color w:val="000000"/>
           <w:sz w:val="24"/>
           <w:szCs w:val="24"/>
@@ -8683,6 +8863,8 @@
       <w:r>
         <w:rPr>
           <w:rFonts w:ascii="Times New Roman" w:hAnsi="Times New Roman" w:cs="Times New Roman"/>
+          <w:i/>
+          <w:iCs/>
           <w:color w:val="000000"/>
           <w:sz w:val="24"/>
           <w:szCs w:val="24"/>
@@ -8693,6 +8875,8 @@
       <w:r>
         <w:rPr>
           <w:rFonts w:ascii="Times New Roman" w:hAnsi="Times New Roman" w:cs="Times New Roman"/>
+          <w:i/>
+          <w:iCs/>
           <w:color w:val="000000"/>
           <w:sz w:val="24"/>
           <w:szCs w:val="24"/>
@@ -8703,6 +8887,8 @@
       <w:r>
         <w:rPr>
           <w:rFonts w:ascii="Times New Roman" w:hAnsi="Times New Roman" w:cs="Times New Roman"/>
+          <w:i/>
+          <w:iCs/>
           <w:color w:val="000000"/>
           <w:sz w:val="24"/>
           <w:szCs w:val="24"/>
@@ -8768,24 +8954,6 @@
         <w:t>volatilitou</w:t>
       </w:r>
       <w:proofErr w:type="spellEnd"/>
-      <w:r>
-        <w:rPr>
-          <w:rFonts w:ascii="Times New Roman" w:hAnsi="Times New Roman" w:cs="Times New Roman"/>
-          <w:color w:val="000000"/>
-          <w:sz w:val="24"/>
-          <w:szCs w:val="24"/>
-        </w:rPr>
-        <w:t>. To môže znamenať, že investori interpretujú situáciu ako veľmi vážnu</w:t>
-      </w:r>
-      <w:r>
-        <w:rPr>
-          <w:rFonts w:ascii="Times New Roman" w:hAnsi="Times New Roman" w:cs="Times New Roman"/>
-          <w:color w:val="000000"/>
-          <w:sz w:val="24"/>
-          <w:szCs w:val="24"/>
-        </w:rPr>
-        <w:t xml:space="preserve"> v deň vyhlásenia</w:t>
-      </w:r>
       <w:r>
         <w:rPr>
           <w:rFonts w:ascii="Times New Roman" w:hAnsi="Times New Roman" w:cs="Times New Roman"/>
@@ -9305,7 +9473,25 @@
           <w:sz w:val="24"/>
           <w:szCs w:val="24"/>
         </w:rPr>
-        <w:t xml:space="preserve">skúmajú počiatočnú veľkosť šoku </w:t>
+        <w:t>skúma</w:t>
+      </w:r>
+      <w:r>
+        <w:rPr>
+          <w:rFonts w:ascii="Times New Roman" w:hAnsi="Times New Roman" w:cs="Times New Roman"/>
+          <w:color w:val="000000"/>
+          <w:sz w:val="24"/>
+          <w:szCs w:val="24"/>
+        </w:rPr>
+        <w:t>li</w:t>
+      </w:r>
+      <w:r>
+        <w:rPr>
+          <w:rFonts w:ascii="Times New Roman" w:hAnsi="Times New Roman" w:cs="Times New Roman"/>
+          <w:color w:val="000000"/>
+          <w:sz w:val="24"/>
+          <w:szCs w:val="24"/>
+        </w:rPr>
+        <w:t xml:space="preserve"> počiatočnú veľkosť šoku </w:t>
       </w:r>
       <w:proofErr w:type="spellStart"/>
       <w:r>
@@ -9325,7 +9511,7 @@
           <w:sz w:val="24"/>
           <w:szCs w:val="24"/>
         </w:rPr>
-        <w:t>, ktorý bol spôsobený pandémiou COVID-19. Okrem iného sa snažia zistiť ako dlho trvalo jednotlivým trhom zotavenie z tohto prvotného šoku. Analyzovali 20 svetových akciových indexov. Graf na obrázku (</w:t>
+        <w:t>, ktorý bol spôsobený pandémiou COVID-19. Analyzovali 20 svetových akciových indexov. Graf na obrázku (</w:t>
       </w:r>
       <w:proofErr w:type="spellStart"/>
       <w:r>
@@ -9708,7 +9894,6 @@
           <w:sz w:val="24"/>
           <w:szCs w:val="24"/>
         </w:rPr>
-        <w:lastRenderedPageBreak/>
         <w:drawing>
           <wp:inline distT="0" distB="0" distL="0" distR="0" wp14:anchorId="4D139CE7" wp14:editId="047738AA">
             <wp:extent cx="5016500" cy="3670300"/>
@@ -10037,6 +10222,7 @@
     </w:p>
     <w:p>
       <w:r>
+        <w:lastRenderedPageBreak/>
         <w:tab/>
       </w:r>
     </w:p>
@@ -10574,17 +10760,7 @@
           <w:sz w:val="24"/>
           <w:szCs w:val="24"/>
         </w:rPr>
-        <w:t xml:space="preserve"> s použitím </w:t>
-      </w:r>
-      <w:r>
-        <w:rPr>
-          <w:rFonts w:ascii="Times New Roman" w:hAnsi="Times New Roman" w:cs="Times New Roman"/>
-          <w:color w:val="000000"/>
-          <w:sz w:val="24"/>
-          <w:szCs w:val="24"/>
-        </w:rPr>
-        <w:lastRenderedPageBreak/>
-        <w:t xml:space="preserve">modelu GJR-GARCH s cieľom zachytiť túto asymetriu. Všetky trhy vykazujú pozitívne výnosy pred pandémiou a negatívne výnosy počas nej. Okrem iného vykazujú výrazné zhlukovanie </w:t>
+        <w:t xml:space="preserve"> s použitím modelu GJR-GARCH s cieľom zachytiť túto asymetriu. Všetky trhy vykazujú pozitívne výnosy pred pandémiou a negatívne výnosy počas nej. Okrem iného vykazujú výrazné zhlukovanie </w:t>
       </w:r>
       <w:proofErr w:type="spellStart"/>
       <w:r>
@@ -10610,6 +10786,8 @@
       <w:r>
         <w:rPr>
           <w:rFonts w:ascii="Times New Roman" w:hAnsi="Times New Roman" w:cs="Times New Roman"/>
+          <w:i/>
+          <w:iCs/>
           <w:color w:val="000000"/>
           <w:sz w:val="24"/>
           <w:szCs w:val="24"/>
@@ -10620,6 +10798,8 @@
       <w:r>
         <w:rPr>
           <w:rFonts w:ascii="Times New Roman" w:hAnsi="Times New Roman" w:cs="Times New Roman"/>
+          <w:i/>
+          <w:iCs/>
           <w:color w:val="000000"/>
           <w:sz w:val="24"/>
           <w:szCs w:val="24"/>
@@ -10630,6 +10810,8 @@
       <w:r>
         <w:rPr>
           <w:rFonts w:ascii="Times New Roman" w:hAnsi="Times New Roman" w:cs="Times New Roman"/>
+          <w:i/>
+          <w:iCs/>
           <w:color w:val="000000"/>
           <w:sz w:val="24"/>
           <w:szCs w:val="24"/>
@@ -10644,7 +10826,25 @@
           <w:sz w:val="24"/>
           <w:szCs w:val="24"/>
         </w:rPr>
-        <w:t>. Tieto príznaky sú prítomné aj pred pandémiou, avšak ich vplyv výrazne zosilnil počas pandémie.</w:t>
+        <w:t>. Tieto príznaky sú prítomné aj pred pandémiou, avšak ich vplyv výrazne zosiln</w:t>
+      </w:r>
+      <w:r>
+        <w:rPr>
+          <w:rFonts w:ascii="Times New Roman" w:hAnsi="Times New Roman" w:cs="Times New Roman"/>
+          <w:color w:val="000000"/>
+          <w:sz w:val="24"/>
+          <w:szCs w:val="24"/>
+        </w:rPr>
+        <w:t>e</w:t>
+      </w:r>
+      <w:r>
+        <w:rPr>
+          <w:rFonts w:ascii="Times New Roman" w:hAnsi="Times New Roman" w:cs="Times New Roman"/>
+          <w:color w:val="000000"/>
+          <w:sz w:val="24"/>
+          <w:szCs w:val="24"/>
+        </w:rPr>
+        <w:t>l počas pandémie.</w:t>
       </w:r>
       <w:r>
         <w:rPr>
@@ -10987,7 +11187,17 @@
           <w:sz w:val="24"/>
           <w:szCs w:val="24"/>
         </w:rPr>
-        <w:t xml:space="preserve"> Správanie trhov je počas pandémie takmer identické, čo značí vysokú integráciu a obmedzuje možnosť diverzifikácie pre investorov.</w:t>
+        <w:t xml:space="preserve"> Správanie trhov je počas </w:t>
+      </w:r>
+      <w:r>
+        <w:rPr>
+          <w:rFonts w:ascii="Times New Roman" w:hAnsi="Times New Roman" w:cs="Times New Roman"/>
+          <w:color w:val="000000"/>
+          <w:sz w:val="24"/>
+          <w:szCs w:val="24"/>
+        </w:rPr>
+        <w:lastRenderedPageBreak/>
+        <w:t>pandémie takmer identické, čo značí vysokú integráciu a obmedzuje možnosť diverzifikácie pre investorov.</w:t>
       </w:r>
       <w:r>
         <w:rPr>
@@ -11708,7 +11918,6 @@
           <w:sz w:val="24"/>
           <w:szCs w:val="24"/>
         </w:rPr>
-        <w:lastRenderedPageBreak/>
         <w:tab/>
         <w:t xml:space="preserve">Dynamiku prenosu </w:t>
       </w:r>
@@ -11954,8 +12163,6 @@
         </w:rPr>
         <w:t xml:space="preserve">a </w:t>
       </w:r>
-      <w:bookmarkStart w:id="0" w:name="_GoBack"/>
-      <w:bookmarkEnd w:id="0"/>
       <w:r>
         <w:rPr>
           <w:rFonts w:ascii="Times New Roman" w:hAnsi="Times New Roman" w:cs="Times New Roman"/>
@@ -11984,6 +12191,379 @@
           <w:szCs w:val="24"/>
         </w:rPr>
         <w:t xml:space="preserve">. </w:t>
+      </w:r>
+    </w:p>
+    <w:p>
+      <w:pPr>
+        <w:spacing w:line="360" w:lineRule="auto"/>
+        <w:jc w:val="both"/>
+        <w:rPr>
+          <w:rFonts w:ascii="Times New Roman" w:hAnsi="Times New Roman" w:cs="Times New Roman"/>
+          <w:color w:val="000000"/>
+          <w:sz w:val="24"/>
+          <w:szCs w:val="24"/>
+        </w:rPr>
+      </w:pPr>
+      <w:r>
+        <w:rPr>
+          <w:rFonts w:ascii="Times New Roman" w:hAnsi="Times New Roman" w:cs="Times New Roman"/>
+          <w:color w:val="000000"/>
+          <w:sz w:val="24"/>
+          <w:szCs w:val="24"/>
+        </w:rPr>
+        <w:tab/>
+        <w:t xml:space="preserve">Autori článku </w:t>
+      </w:r>
+      <w:sdt>
+        <w:sdtPr>
+          <w:rPr>
+            <w:rFonts w:ascii="Times New Roman" w:hAnsi="Times New Roman" w:cs="Times New Roman"/>
+            <w:color w:val="000000"/>
+            <w:sz w:val="24"/>
+            <w:szCs w:val="24"/>
+          </w:rPr>
+          <w:tag w:val="MENDELEY_CITATION_v3_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"/>
+          <w:id w:val="1545487646"/>
+          <w:placeholder>
+            <w:docPart w:val="DefaultPlaceholder_-1854013440"/>
+          </w:placeholder>
+        </w:sdtPr>
+        <w:sdtContent>
+          <w:r>
+            <w:rPr>
+              <w:rFonts w:ascii="Times New Roman" w:hAnsi="Times New Roman" w:cs="Times New Roman"/>
+              <w:color w:val="000000"/>
+              <w:sz w:val="24"/>
+              <w:szCs w:val="24"/>
+            </w:rPr>
+            <w:t>(</w:t>
+          </w:r>
+          <w:proofErr w:type="spellStart"/>
+          <w:r>
+            <w:rPr>
+              <w:rFonts w:ascii="Times New Roman" w:hAnsi="Times New Roman" w:cs="Times New Roman"/>
+              <w:color w:val="000000"/>
+              <w:sz w:val="24"/>
+              <w:szCs w:val="24"/>
+            </w:rPr>
+            <w:t>Tiwari</w:t>
+          </w:r>
+          <w:proofErr w:type="spellEnd"/>
+          <w:r>
+            <w:rPr>
+              <w:rFonts w:ascii="Times New Roman" w:hAnsi="Times New Roman" w:cs="Times New Roman"/>
+              <w:color w:val="000000"/>
+              <w:sz w:val="24"/>
+              <w:szCs w:val="24"/>
+            </w:rPr>
+            <w:t xml:space="preserve"> et al., 2025)</w:t>
+          </w:r>
+        </w:sdtContent>
+      </w:sdt>
+      <w:r>
+        <w:rPr>
+          <w:rFonts w:ascii="Times New Roman" w:hAnsi="Times New Roman" w:cs="Times New Roman"/>
+          <w:color w:val="000000"/>
+          <w:sz w:val="24"/>
+          <w:szCs w:val="24"/>
+        </w:rPr>
+        <w:t xml:space="preserve"> rovnako skúmali prepojenosť a </w:t>
+      </w:r>
+      <w:r>
+        <w:rPr>
+          <w:rFonts w:ascii="Times New Roman" w:hAnsi="Times New Roman" w:cs="Times New Roman"/>
+          <w:color w:val="000000"/>
+          <w:sz w:val="24"/>
+          <w:szCs w:val="24"/>
+        </w:rPr>
+        <w:t>prenos</w:t>
+      </w:r>
+      <w:r>
+        <w:rPr>
+          <w:rFonts w:ascii="Times New Roman" w:hAnsi="Times New Roman" w:cs="Times New Roman"/>
+          <w:color w:val="000000"/>
+          <w:sz w:val="24"/>
+          <w:szCs w:val="24"/>
+        </w:rPr>
+        <w:t xml:space="preserve"> </w:t>
+      </w:r>
+      <w:proofErr w:type="spellStart"/>
+      <w:r>
+        <w:rPr>
+          <w:rFonts w:ascii="Times New Roman" w:hAnsi="Times New Roman" w:cs="Times New Roman"/>
+          <w:color w:val="000000"/>
+          <w:sz w:val="24"/>
+          <w:szCs w:val="24"/>
+        </w:rPr>
+        <w:t>volatility</w:t>
+      </w:r>
+      <w:proofErr w:type="spellEnd"/>
+      <w:r>
+        <w:rPr>
+          <w:rFonts w:ascii="Times New Roman" w:hAnsi="Times New Roman" w:cs="Times New Roman"/>
+          <w:color w:val="000000"/>
+          <w:sz w:val="24"/>
+          <w:szCs w:val="24"/>
+        </w:rPr>
+        <w:t xml:space="preserve"> európskych trhov. </w:t>
+      </w:r>
+      <w:r>
+        <w:rPr>
+          <w:rFonts w:ascii="Times New Roman" w:hAnsi="Times New Roman" w:cs="Times New Roman"/>
+          <w:color w:val="000000"/>
+          <w:sz w:val="24"/>
+          <w:szCs w:val="24"/>
+        </w:rPr>
+        <w:t>Zaoberali sa</w:t>
+      </w:r>
+      <w:r>
+        <w:rPr>
+          <w:rFonts w:ascii="Times New Roman" w:hAnsi="Times New Roman" w:cs="Times New Roman"/>
+          <w:color w:val="000000"/>
+          <w:sz w:val="24"/>
+          <w:szCs w:val="24"/>
+        </w:rPr>
+        <w:t xml:space="preserve"> nielen pandémiou COVID-19, ale aj vojnou na Ukrajine. Analyzovali 20 európskych trhov s použitím </w:t>
+      </w:r>
+      <w:r>
+        <w:rPr>
+          <w:rFonts w:ascii="Times New Roman" w:hAnsi="Times New Roman" w:cs="Times New Roman"/>
+          <w:i/>
+          <w:iCs/>
+          <w:color w:val="000000"/>
+          <w:sz w:val="24"/>
+          <w:szCs w:val="24"/>
+        </w:rPr>
+        <w:t>Markov-</w:t>
+      </w:r>
+      <w:proofErr w:type="spellStart"/>
+      <w:r>
+        <w:rPr>
+          <w:rFonts w:ascii="Times New Roman" w:hAnsi="Times New Roman" w:cs="Times New Roman"/>
+          <w:i/>
+          <w:iCs/>
+          <w:color w:val="000000"/>
+          <w:sz w:val="24"/>
+          <w:szCs w:val="24"/>
+        </w:rPr>
+        <w:t>Switching</w:t>
+      </w:r>
+      <w:proofErr w:type="spellEnd"/>
+      <w:r>
+        <w:rPr>
+          <w:rFonts w:ascii="Times New Roman" w:hAnsi="Times New Roman" w:cs="Times New Roman"/>
+          <w:i/>
+          <w:iCs/>
+          <w:color w:val="000000"/>
+          <w:sz w:val="24"/>
+          <w:szCs w:val="24"/>
+        </w:rPr>
+        <w:t xml:space="preserve"> </w:t>
+      </w:r>
+      <w:proofErr w:type="spellStart"/>
+      <w:r>
+        <w:rPr>
+          <w:rFonts w:ascii="Times New Roman" w:hAnsi="Times New Roman" w:cs="Times New Roman"/>
+          <w:i/>
+          <w:iCs/>
+          <w:color w:val="000000"/>
+          <w:sz w:val="24"/>
+          <w:szCs w:val="24"/>
+        </w:rPr>
+        <w:t>Multifractality</w:t>
+      </w:r>
+      <w:proofErr w:type="spellEnd"/>
+      <w:r>
+        <w:rPr>
+          <w:rFonts w:ascii="Times New Roman" w:hAnsi="Times New Roman" w:cs="Times New Roman"/>
+          <w:i/>
+          <w:iCs/>
+          <w:color w:val="000000"/>
+          <w:sz w:val="24"/>
+          <w:szCs w:val="24"/>
+        </w:rPr>
+        <w:t xml:space="preserve"> </w:t>
+      </w:r>
+      <w:r>
+        <w:rPr>
+          <w:rFonts w:ascii="Times New Roman" w:hAnsi="Times New Roman" w:cs="Times New Roman"/>
+          <w:color w:val="000000"/>
+          <w:sz w:val="24"/>
+          <w:szCs w:val="24"/>
+        </w:rPr>
+        <w:t>(MSM) modelu, ktorý skombinovali s modelom VAR</w:t>
+      </w:r>
+      <w:r>
+        <w:rPr>
+          <w:rFonts w:ascii="Times New Roman" w:hAnsi="Times New Roman" w:cs="Times New Roman"/>
+          <w:color w:val="000000"/>
+          <w:sz w:val="24"/>
+          <w:szCs w:val="24"/>
+        </w:rPr>
+        <w:t xml:space="preserve">. Na základe </w:t>
+      </w:r>
+      <w:proofErr w:type="spellStart"/>
+      <w:r>
+        <w:rPr>
+          <w:rFonts w:ascii="Times New Roman" w:hAnsi="Times New Roman" w:cs="Times New Roman"/>
+          <w:i/>
+          <w:iCs/>
+          <w:color w:val="000000"/>
+          <w:sz w:val="24"/>
+          <w:szCs w:val="24"/>
+        </w:rPr>
+        <w:t>forecast</w:t>
+      </w:r>
+      <w:proofErr w:type="spellEnd"/>
+      <w:r>
+        <w:rPr>
+          <w:rFonts w:ascii="Times New Roman" w:hAnsi="Times New Roman" w:cs="Times New Roman"/>
+          <w:i/>
+          <w:iCs/>
+          <w:color w:val="000000"/>
+          <w:sz w:val="24"/>
+          <w:szCs w:val="24"/>
+        </w:rPr>
+        <w:t xml:space="preserve"> </w:t>
+      </w:r>
+      <w:proofErr w:type="spellStart"/>
+      <w:r>
+        <w:rPr>
+          <w:rFonts w:ascii="Times New Roman" w:hAnsi="Times New Roman" w:cs="Times New Roman"/>
+          <w:i/>
+          <w:iCs/>
+          <w:color w:val="000000"/>
+          <w:sz w:val="24"/>
+          <w:szCs w:val="24"/>
+        </w:rPr>
+        <w:t>error</w:t>
+      </w:r>
+      <w:proofErr w:type="spellEnd"/>
+      <w:r>
+        <w:rPr>
+          <w:rFonts w:ascii="Times New Roman" w:hAnsi="Times New Roman" w:cs="Times New Roman"/>
+          <w:i/>
+          <w:iCs/>
+          <w:color w:val="000000"/>
+          <w:sz w:val="24"/>
+          <w:szCs w:val="24"/>
+        </w:rPr>
+        <w:t xml:space="preserve"> </w:t>
+      </w:r>
+      <w:proofErr w:type="spellStart"/>
+      <w:r>
+        <w:rPr>
+          <w:rFonts w:ascii="Times New Roman" w:hAnsi="Times New Roman" w:cs="Times New Roman"/>
+          <w:i/>
+          <w:iCs/>
+          <w:color w:val="000000"/>
+          <w:sz w:val="24"/>
+          <w:szCs w:val="24"/>
+        </w:rPr>
+        <w:t>variance</w:t>
+      </w:r>
+      <w:proofErr w:type="spellEnd"/>
+      <w:r>
+        <w:rPr>
+          <w:rFonts w:ascii="Times New Roman" w:hAnsi="Times New Roman" w:cs="Times New Roman"/>
+          <w:i/>
+          <w:iCs/>
+          <w:color w:val="000000"/>
+          <w:sz w:val="24"/>
+          <w:szCs w:val="24"/>
+        </w:rPr>
+        <w:t xml:space="preserve"> </w:t>
+      </w:r>
+      <w:proofErr w:type="spellStart"/>
+      <w:r>
+        <w:rPr>
+          <w:rFonts w:ascii="Times New Roman" w:hAnsi="Times New Roman" w:cs="Times New Roman"/>
+          <w:i/>
+          <w:iCs/>
+          <w:color w:val="000000"/>
+          <w:sz w:val="24"/>
+          <w:szCs w:val="24"/>
+        </w:rPr>
+        <w:t>decomposition</w:t>
+      </w:r>
+      <w:proofErr w:type="spellEnd"/>
+      <w:r>
+        <w:rPr>
+          <w:rFonts w:ascii="Times New Roman" w:hAnsi="Times New Roman" w:cs="Times New Roman"/>
+          <w:color w:val="000000"/>
+          <w:sz w:val="24"/>
+          <w:szCs w:val="24"/>
+        </w:rPr>
+        <w:t xml:space="preserve"> (FEVD) následne odvodili </w:t>
+      </w:r>
+      <w:proofErr w:type="spellStart"/>
+      <w:r>
+        <w:rPr>
+          <w:rFonts w:ascii="Times New Roman" w:hAnsi="Times New Roman" w:cs="Times New Roman"/>
+          <w:color w:val="000000"/>
+          <w:sz w:val="24"/>
+          <w:szCs w:val="24"/>
+        </w:rPr>
+        <w:t>spillover</w:t>
+      </w:r>
+      <w:proofErr w:type="spellEnd"/>
+      <w:r>
+        <w:rPr>
+          <w:rFonts w:ascii="Times New Roman" w:hAnsi="Times New Roman" w:cs="Times New Roman"/>
+          <w:color w:val="000000"/>
+          <w:sz w:val="24"/>
+          <w:szCs w:val="24"/>
+        </w:rPr>
+        <w:t xml:space="preserve"> a prepojenosť trhov. Výsledky značia výrazne vyššiu prepojenosť počas obdobia pandémie s prepojenosťou 88,52%, oproti Rusko-Ukrajinskej vojne. Počas obdobia zvýšenej </w:t>
+      </w:r>
+      <w:proofErr w:type="spellStart"/>
+      <w:r>
+        <w:rPr>
+          <w:rFonts w:ascii="Times New Roman" w:hAnsi="Times New Roman" w:cs="Times New Roman"/>
+          <w:color w:val="000000"/>
+          <w:sz w:val="24"/>
+          <w:szCs w:val="24"/>
+        </w:rPr>
+        <w:t>volatility</w:t>
+      </w:r>
+      <w:proofErr w:type="spellEnd"/>
+      <w:r>
+        <w:rPr>
+          <w:rFonts w:ascii="Times New Roman" w:hAnsi="Times New Roman" w:cs="Times New Roman"/>
+          <w:color w:val="000000"/>
+          <w:sz w:val="24"/>
+          <w:szCs w:val="24"/>
+        </w:rPr>
+        <w:t xml:space="preserve"> boli najväčšími prenášačmi šoku Fínsko, Dánsko a Island. Táto štúdia dokazuje fakt, že </w:t>
+      </w:r>
+      <w:proofErr w:type="spellStart"/>
+      <w:r>
+        <w:rPr>
+          <w:rFonts w:ascii="Times New Roman" w:hAnsi="Times New Roman" w:cs="Times New Roman"/>
+          <w:color w:val="000000"/>
+          <w:sz w:val="24"/>
+          <w:szCs w:val="24"/>
+        </w:rPr>
+        <w:t>volatilita</w:t>
+      </w:r>
+      <w:proofErr w:type="spellEnd"/>
+      <w:r>
+        <w:rPr>
+          <w:rFonts w:ascii="Times New Roman" w:hAnsi="Times New Roman" w:cs="Times New Roman"/>
+          <w:color w:val="000000"/>
+          <w:sz w:val="24"/>
+          <w:szCs w:val="24"/>
+        </w:rPr>
+        <w:t xml:space="preserve"> a prepojenosť trhov sa mení nielen v čase a</w:t>
+      </w:r>
+      <w:r>
+        <w:rPr>
+          <w:rFonts w:ascii="Times New Roman" w:hAnsi="Times New Roman" w:cs="Times New Roman"/>
+          <w:color w:val="000000"/>
+          <w:sz w:val="24"/>
+          <w:szCs w:val="24"/>
+        </w:rPr>
+        <w:t xml:space="preserve">le závisí aj od typu krízy. </w:t>
       </w:r>
     </w:p>
     <w:p>
@@ -12717,7 +13297,6 @@
           <w:bCs/>
           <w:color w:val="auto"/>
         </w:rPr>
-        <w:lastRenderedPageBreak/>
         <w:t>References</w:t>
       </w:r>
       <w:proofErr w:type="spellEnd"/>
@@ -12740,7 +13319,7 @@
             <w:autoSpaceDE w:val="0"/>
             <w:autoSpaceDN w:val="0"/>
             <w:ind w:hanging="480"/>
-            <w:divId w:val="337657162"/>
+            <w:divId w:val="827943472"/>
             <w:rPr>
               <w:rFonts w:ascii="Calibri" w:eastAsia="Times New Roman" w:hAnsi="Calibri"/>
               <w:color w:val="000000"/>
@@ -12897,7 +13476,7 @@
             <w:autoSpaceDE w:val="0"/>
             <w:autoSpaceDN w:val="0"/>
             <w:ind w:hanging="480"/>
-            <w:divId w:val="1412891958"/>
+            <w:divId w:val="1454712794"/>
             <w:rPr>
               <w:rFonts w:ascii="Calibri" w:eastAsia="Times New Roman" w:hAnsi="Calibri"/>
               <w:color w:val="000000"/>
@@ -12989,7 +13568,7 @@
             <w:autoSpaceDE w:val="0"/>
             <w:autoSpaceDN w:val="0"/>
             <w:ind w:hanging="480"/>
-            <w:divId w:val="1978611068"/>
+            <w:divId w:val="2021807498"/>
             <w:rPr>
               <w:rFonts w:ascii="Calibri" w:eastAsia="Times New Roman" w:hAnsi="Calibri"/>
               <w:color w:val="000000"/>
@@ -13113,7 +13692,7 @@
             <w:autoSpaceDE w:val="0"/>
             <w:autoSpaceDN w:val="0"/>
             <w:ind w:hanging="480"/>
-            <w:divId w:val="1781990929"/>
+            <w:divId w:val="689111442"/>
             <w:rPr>
               <w:rFonts w:ascii="Calibri" w:eastAsia="Times New Roman" w:hAnsi="Calibri"/>
               <w:color w:val="000000"/>
@@ -13221,7 +13800,7 @@
             <w:autoSpaceDE w:val="0"/>
             <w:autoSpaceDN w:val="0"/>
             <w:ind w:hanging="480"/>
-            <w:divId w:val="1031145149"/>
+            <w:divId w:val="1152404481"/>
             <w:rPr>
               <w:rFonts w:ascii="Calibri" w:eastAsia="Times New Roman" w:hAnsi="Calibri"/>
               <w:color w:val="000000"/>
@@ -13281,7 +13860,7 @@
             <w:autoSpaceDE w:val="0"/>
             <w:autoSpaceDN w:val="0"/>
             <w:ind w:hanging="480"/>
-            <w:divId w:val="417679184"/>
+            <w:divId w:val="1844542370"/>
             <w:rPr>
               <w:rFonts w:ascii="Calibri" w:eastAsia="Times New Roman" w:hAnsi="Calibri"/>
               <w:color w:val="000000"/>
@@ -13293,6 +13872,7 @@
               <w:rFonts w:ascii="Calibri" w:eastAsia="Times New Roman" w:hAnsi="Calibri"/>
               <w:color w:val="000000"/>
             </w:rPr>
+            <w:lastRenderedPageBreak/>
             <w:t>Chaudhary</w:t>
           </w:r>
           <w:proofErr w:type="spellEnd"/>
@@ -13405,7 +13985,7 @@
             <w:autoSpaceDE w:val="0"/>
             <w:autoSpaceDN w:val="0"/>
             <w:ind w:hanging="480"/>
-            <w:divId w:val="1970163400"/>
+            <w:divId w:val="869538347"/>
             <w:rPr>
               <w:rFonts w:ascii="Calibri" w:eastAsia="Times New Roman" w:hAnsi="Calibri"/>
               <w:color w:val="000000"/>
@@ -13513,7 +14093,7 @@
             <w:autoSpaceDE w:val="0"/>
             <w:autoSpaceDN w:val="0"/>
             <w:ind w:hanging="480"/>
-            <w:divId w:val="1584682390"/>
+            <w:divId w:val="1925607762"/>
             <w:rPr>
               <w:rFonts w:ascii="Calibri" w:eastAsia="Times New Roman" w:hAnsi="Calibri"/>
               <w:color w:val="000000"/>
@@ -13781,7 +14361,7 @@
             <w:autoSpaceDE w:val="0"/>
             <w:autoSpaceDN w:val="0"/>
             <w:ind w:hanging="480"/>
-            <w:divId w:val="123238699"/>
+            <w:divId w:val="228923220"/>
             <w:rPr>
               <w:rFonts w:ascii="Calibri" w:eastAsia="Times New Roman" w:hAnsi="Calibri"/>
               <w:color w:val="000000"/>
@@ -13912,7 +14492,7 @@
             <w:autoSpaceDE w:val="0"/>
             <w:autoSpaceDN w:val="0"/>
             <w:ind w:hanging="480"/>
-            <w:divId w:val="527181305"/>
+            <w:divId w:val="87582221"/>
             <w:rPr>
               <w:rFonts w:ascii="Calibri" w:eastAsia="Times New Roman" w:hAnsi="Calibri"/>
               <w:color w:val="000000"/>
@@ -14020,7 +14600,7 @@
             <w:autoSpaceDE w:val="0"/>
             <w:autoSpaceDN w:val="0"/>
             <w:ind w:hanging="480"/>
-            <w:divId w:val="1115754491"/>
+            <w:divId w:val="858934268"/>
             <w:rPr>
               <w:rFonts w:ascii="Calibri" w:eastAsia="Times New Roman" w:hAnsi="Calibri"/>
               <w:color w:val="000000"/>
@@ -14192,7 +14772,7 @@
             <w:autoSpaceDE w:val="0"/>
             <w:autoSpaceDN w:val="0"/>
             <w:ind w:hanging="480"/>
-            <w:divId w:val="709886858"/>
+            <w:divId w:val="303971081"/>
             <w:rPr>
               <w:rFonts w:ascii="Calibri" w:eastAsia="Times New Roman" w:hAnsi="Calibri"/>
               <w:color w:val="000000"/>
@@ -14284,7 +14864,7 @@
             <w:autoSpaceDE w:val="0"/>
             <w:autoSpaceDN w:val="0"/>
             <w:ind w:hanging="480"/>
-            <w:divId w:val="1587229960"/>
+            <w:divId w:val="1762414207"/>
             <w:rPr>
               <w:rFonts w:ascii="Calibri" w:eastAsia="Times New Roman" w:hAnsi="Calibri"/>
               <w:color w:val="000000"/>
@@ -14335,7 +14915,7 @@
             <w:autoSpaceDE w:val="0"/>
             <w:autoSpaceDN w:val="0"/>
             <w:ind w:hanging="480"/>
-            <w:divId w:val="215706034"/>
+            <w:divId w:val="2004502192"/>
             <w:rPr>
               <w:rFonts w:ascii="Calibri" w:eastAsia="Times New Roman" w:hAnsi="Calibri"/>
               <w:color w:val="000000"/>
@@ -14443,7 +15023,7 @@
             <w:autoSpaceDE w:val="0"/>
             <w:autoSpaceDN w:val="0"/>
             <w:ind w:hanging="480"/>
-            <w:divId w:val="1878396914"/>
+            <w:divId w:val="1864250244"/>
             <w:rPr>
               <w:rFonts w:ascii="Calibri" w:eastAsia="Times New Roman" w:hAnsi="Calibri"/>
               <w:color w:val="000000"/>
@@ -14535,7 +15115,7 @@
             <w:autoSpaceDE w:val="0"/>
             <w:autoSpaceDN w:val="0"/>
             <w:ind w:hanging="480"/>
-            <w:divId w:val="958531788"/>
+            <w:divId w:val="2004506864"/>
             <w:rPr>
               <w:rFonts w:ascii="Calibri" w:eastAsia="Times New Roman" w:hAnsi="Calibri"/>
               <w:color w:val="000000"/>
@@ -14691,7 +15271,7 @@
             <w:autoSpaceDE w:val="0"/>
             <w:autoSpaceDN w:val="0"/>
             <w:ind w:hanging="480"/>
-            <w:divId w:val="392116887"/>
+            <w:divId w:val="506409530"/>
             <w:rPr>
               <w:rFonts w:ascii="Calibri" w:eastAsia="Times New Roman" w:hAnsi="Calibri"/>
               <w:color w:val="000000"/>
@@ -14799,7 +15379,7 @@
             <w:autoSpaceDE w:val="0"/>
             <w:autoSpaceDN w:val="0"/>
             <w:ind w:hanging="480"/>
-            <w:divId w:val="1202981249"/>
+            <w:divId w:val="1960211647"/>
             <w:rPr>
               <w:rFonts w:ascii="Calibri" w:eastAsia="Times New Roman" w:hAnsi="Calibri"/>
               <w:color w:val="000000"/>
@@ -14923,7 +15503,7 @@
             <w:autoSpaceDE w:val="0"/>
             <w:autoSpaceDN w:val="0"/>
             <w:ind w:hanging="480"/>
-            <w:divId w:val="791829325"/>
+            <w:divId w:val="1968975408"/>
             <w:rPr>
               <w:rFonts w:ascii="Calibri" w:eastAsia="Times New Roman" w:hAnsi="Calibri"/>
               <w:color w:val="000000"/>
@@ -14999,7 +15579,7 @@
             <w:autoSpaceDE w:val="0"/>
             <w:autoSpaceDN w:val="0"/>
             <w:ind w:hanging="480"/>
-            <w:divId w:val="1098991060"/>
+            <w:divId w:val="1996838933"/>
             <w:rPr>
               <w:rFonts w:ascii="Calibri" w:eastAsia="Times New Roman" w:hAnsi="Calibri"/>
               <w:color w:val="000000"/>
@@ -15146,7 +15726,7 @@
             <w:autoSpaceDE w:val="0"/>
             <w:autoSpaceDN w:val="0"/>
             <w:ind w:hanging="480"/>
-            <w:divId w:val="1978212"/>
+            <w:divId w:val="1373073531"/>
             <w:rPr>
               <w:rFonts w:ascii="Calibri" w:eastAsia="Times New Roman" w:hAnsi="Calibri"/>
               <w:color w:val="000000"/>
@@ -15254,7 +15834,7 @@
             <w:autoSpaceDE w:val="0"/>
             <w:autoSpaceDN w:val="0"/>
             <w:ind w:hanging="480"/>
-            <w:divId w:val="639074191"/>
+            <w:divId w:val="1163475234"/>
             <w:rPr>
               <w:rFonts w:ascii="Calibri" w:eastAsia="Times New Roman" w:hAnsi="Calibri"/>
               <w:color w:val="000000"/>
@@ -15378,7 +15958,7 @@
             <w:autoSpaceDE w:val="0"/>
             <w:autoSpaceDN w:val="0"/>
             <w:ind w:hanging="480"/>
-            <w:divId w:val="1018385154"/>
+            <w:divId w:val="1439984923"/>
             <w:rPr>
               <w:rFonts w:ascii="Calibri" w:eastAsia="Times New Roman" w:hAnsi="Calibri"/>
               <w:color w:val="000000"/>
@@ -15389,7 +15969,6 @@
               <w:rFonts w:ascii="Calibri" w:eastAsia="Times New Roman" w:hAnsi="Calibri"/>
               <w:color w:val="000000"/>
             </w:rPr>
-            <w:lastRenderedPageBreak/>
             <w:t xml:space="preserve">Mora-Valencia, A., </w:t>
           </w:r>
           <w:proofErr w:type="spellStart"/>
@@ -15510,7 +16089,7 @@
             <w:autoSpaceDE w:val="0"/>
             <w:autoSpaceDN w:val="0"/>
             <w:ind w:hanging="480"/>
-            <w:divId w:val="158817676"/>
+            <w:divId w:val="1466587410"/>
             <w:rPr>
               <w:rFonts w:ascii="Calibri" w:eastAsia="Times New Roman" w:hAnsi="Calibri"/>
               <w:color w:val="000000"/>
@@ -15922,7 +16501,7 @@
             <w:autoSpaceDE w:val="0"/>
             <w:autoSpaceDN w:val="0"/>
             <w:ind w:hanging="480"/>
-            <w:divId w:val="1772362100"/>
+            <w:divId w:val="956259136"/>
             <w:rPr>
               <w:rFonts w:ascii="Calibri" w:eastAsia="Times New Roman" w:hAnsi="Calibri"/>
               <w:color w:val="000000"/>
@@ -16046,7 +16625,7 @@
             <w:autoSpaceDE w:val="0"/>
             <w:autoSpaceDN w:val="0"/>
             <w:ind w:hanging="480"/>
-            <w:divId w:val="329213050"/>
+            <w:divId w:val="1223520513"/>
             <w:rPr>
               <w:rFonts w:ascii="Calibri" w:eastAsia="Times New Roman" w:hAnsi="Calibri"/>
               <w:color w:val="000000"/>
@@ -16410,6 +16989,7 @@
               <w:rFonts w:ascii="Calibri" w:eastAsia="Times New Roman" w:hAnsi="Calibri"/>
               <w:color w:val="000000"/>
             </w:rPr>
+            <w:lastRenderedPageBreak/>
             <w:t>Kaunelis</w:t>
           </w:r>
           <w:proofErr w:type="spellEnd"/>
@@ -16714,7 +17294,7 @@
             <w:autoSpaceDE w:val="0"/>
             <w:autoSpaceDN w:val="0"/>
             <w:ind w:hanging="480"/>
-            <w:divId w:val="841318135"/>
+            <w:divId w:val="1612778191"/>
             <w:rPr>
               <w:rFonts w:ascii="Calibri" w:eastAsia="Times New Roman" w:hAnsi="Calibri"/>
               <w:color w:val="000000"/>
@@ -16774,7 +17354,7 @@
             <w:autoSpaceDE w:val="0"/>
             <w:autoSpaceDN w:val="0"/>
             <w:ind w:hanging="480"/>
-            <w:divId w:val="1870143966"/>
+            <w:divId w:val="796340046"/>
             <w:rPr>
               <w:rFonts w:ascii="Calibri" w:eastAsia="Times New Roman" w:hAnsi="Calibri"/>
               <w:color w:val="000000"/>
@@ -16866,7 +17446,7 @@
             <w:autoSpaceDE w:val="0"/>
             <w:autoSpaceDN w:val="0"/>
             <w:ind w:hanging="480"/>
-            <w:divId w:val="1481657331"/>
+            <w:divId w:val="1627731374"/>
             <w:rPr>
               <w:rFonts w:ascii="Calibri" w:eastAsia="Times New Roman" w:hAnsi="Calibri"/>
               <w:color w:val="000000"/>
@@ -17038,7 +17618,7 @@
             <w:autoSpaceDE w:val="0"/>
             <w:autoSpaceDN w:val="0"/>
             <w:ind w:hanging="480"/>
-            <w:divId w:val="961964641"/>
+            <w:divId w:val="1754469714"/>
             <w:rPr>
               <w:rFonts w:ascii="Calibri" w:eastAsia="Times New Roman" w:hAnsi="Calibri"/>
               <w:color w:val="000000"/>
@@ -17153,7 +17733,7 @@
             <w:autoSpaceDE w:val="0"/>
             <w:autoSpaceDN w:val="0"/>
             <w:ind w:hanging="480"/>
-            <w:divId w:val="858158918"/>
+            <w:divId w:val="1739092558"/>
             <w:rPr>
               <w:rFonts w:ascii="Calibri" w:eastAsia="Times New Roman" w:hAnsi="Calibri"/>
               <w:color w:val="000000"/>
@@ -17261,66 +17841,107 @@
             <w:autoSpaceDE w:val="0"/>
             <w:autoSpaceDN w:val="0"/>
             <w:ind w:hanging="480"/>
-            <w:divId w:val="1428043512"/>
+            <w:divId w:val="837234096"/>
             <w:rPr>
               <w:rFonts w:ascii="Calibri" w:eastAsia="Times New Roman" w:hAnsi="Calibri"/>
               <w:color w:val="000000"/>
             </w:rPr>
           </w:pPr>
-          <w:r>
-            <w:rPr>
-              <w:rFonts w:ascii="Calibri" w:eastAsia="Times New Roman" w:hAnsi="Calibri"/>
-              <w:color w:val="000000"/>
-            </w:rPr>
-            <w:t xml:space="preserve">To, B.C.N., </w:t>
-          </w:r>
-          <w:proofErr w:type="spellStart"/>
-          <w:r>
-            <w:rPr>
-              <w:rFonts w:ascii="Calibri" w:eastAsia="Times New Roman" w:hAnsi="Calibri"/>
-              <w:color w:val="000000"/>
-            </w:rPr>
-            <w:t>Nguyen</w:t>
-          </w:r>
-          <w:proofErr w:type="spellEnd"/>
-          <w:r>
-            <w:rPr>
-              <w:rFonts w:ascii="Calibri" w:eastAsia="Times New Roman" w:hAnsi="Calibri"/>
-              <w:color w:val="000000"/>
-            </w:rPr>
-            <w:t xml:space="preserve">, B.K.Q., </w:t>
-          </w:r>
-          <w:proofErr w:type="spellStart"/>
-          <w:r>
-            <w:rPr>
-              <w:rFonts w:ascii="Calibri" w:eastAsia="Times New Roman" w:hAnsi="Calibri"/>
-              <w:color w:val="000000"/>
-            </w:rPr>
-            <w:t>Nguyen</w:t>
-          </w:r>
-          <w:proofErr w:type="spellEnd"/>
-          <w:r>
-            <w:rPr>
-              <w:rFonts w:ascii="Calibri" w:eastAsia="Times New Roman" w:hAnsi="Calibri"/>
-              <w:color w:val="000000"/>
-            </w:rPr>
-            <w:t xml:space="preserve">, T.V.T., 2023. </w:t>
-          </w:r>
-          <w:proofErr w:type="spellStart"/>
-          <w:r>
-            <w:rPr>
-              <w:rFonts w:ascii="Calibri" w:eastAsia="Times New Roman" w:hAnsi="Calibri"/>
-              <w:color w:val="000000"/>
-            </w:rPr>
-            <w:t>Heliyon</w:t>
-          </w:r>
-          <w:proofErr w:type="spellEnd"/>
-          <w:r>
-            <w:rPr>
-              <w:rFonts w:ascii="Calibri" w:eastAsia="Times New Roman" w:hAnsi="Calibri"/>
-              <w:color w:val="000000"/>
-            </w:rPr>
-            <w:t xml:space="preserve"> 9, e12809.</w:t>
+          <w:proofErr w:type="spellStart"/>
+          <w:r>
+            <w:rPr>
+              <w:rFonts w:ascii="Calibri" w:eastAsia="Times New Roman" w:hAnsi="Calibri"/>
+              <w:color w:val="000000"/>
+            </w:rPr>
+            <w:t>Tiwari</w:t>
+          </w:r>
+          <w:proofErr w:type="spellEnd"/>
+          <w:r>
+            <w:rPr>
+              <w:rFonts w:ascii="Calibri" w:eastAsia="Times New Roman" w:hAnsi="Calibri"/>
+              <w:color w:val="000000"/>
+            </w:rPr>
+            <w:t xml:space="preserve">, A.K., </w:t>
+          </w:r>
+          <w:proofErr w:type="spellStart"/>
+          <w:r>
+            <w:rPr>
+              <w:rFonts w:ascii="Calibri" w:eastAsia="Times New Roman" w:hAnsi="Calibri"/>
+              <w:color w:val="000000"/>
+            </w:rPr>
+            <w:t>Abakah</w:t>
+          </w:r>
+          <w:proofErr w:type="spellEnd"/>
+          <w:r>
+            <w:rPr>
+              <w:rFonts w:ascii="Calibri" w:eastAsia="Times New Roman" w:hAnsi="Calibri"/>
+              <w:color w:val="000000"/>
+            </w:rPr>
+            <w:t xml:space="preserve">, E.J.A., </w:t>
+          </w:r>
+          <w:proofErr w:type="spellStart"/>
+          <w:r>
+            <w:rPr>
+              <w:rFonts w:ascii="Calibri" w:eastAsia="Times New Roman" w:hAnsi="Calibri"/>
+              <w:color w:val="000000"/>
+            </w:rPr>
+            <w:t>Dwumfour</w:t>
+          </w:r>
+          <w:proofErr w:type="spellEnd"/>
+          <w:r>
+            <w:rPr>
+              <w:rFonts w:ascii="Calibri" w:eastAsia="Times New Roman" w:hAnsi="Calibri"/>
+              <w:color w:val="000000"/>
+            </w:rPr>
+            <w:t xml:space="preserve">, R.A., </w:t>
+          </w:r>
+          <w:proofErr w:type="spellStart"/>
+          <w:r>
+            <w:rPr>
+              <w:rFonts w:ascii="Calibri" w:eastAsia="Times New Roman" w:hAnsi="Calibri"/>
+              <w:color w:val="000000"/>
+            </w:rPr>
+            <w:t>Lee</w:t>
+          </w:r>
+          <w:proofErr w:type="spellEnd"/>
+          <w:r>
+            <w:rPr>
+              <w:rFonts w:ascii="Calibri" w:eastAsia="Times New Roman" w:hAnsi="Calibri"/>
+              <w:color w:val="000000"/>
+            </w:rPr>
+            <w:t xml:space="preserve">, C.C., 2025. </w:t>
+          </w:r>
+          <w:proofErr w:type="spellStart"/>
+          <w:r>
+            <w:rPr>
+              <w:rFonts w:ascii="Calibri" w:eastAsia="Times New Roman" w:hAnsi="Calibri"/>
+              <w:color w:val="000000"/>
+            </w:rPr>
+            <w:t>Appl</w:t>
+          </w:r>
+          <w:proofErr w:type="spellEnd"/>
+          <w:r>
+            <w:rPr>
+              <w:rFonts w:ascii="Calibri" w:eastAsia="Times New Roman" w:hAnsi="Calibri"/>
+              <w:color w:val="000000"/>
+            </w:rPr>
+            <w:t xml:space="preserve">. </w:t>
+          </w:r>
+          <w:proofErr w:type="spellStart"/>
+          <w:r>
+            <w:rPr>
+              <w:rFonts w:ascii="Calibri" w:eastAsia="Times New Roman" w:hAnsi="Calibri"/>
+              <w:color w:val="000000"/>
+            </w:rPr>
+            <w:t>Econ</w:t>
+          </w:r>
+          <w:proofErr w:type="spellEnd"/>
+          <w:r>
+            <w:rPr>
+              <w:rFonts w:ascii="Calibri" w:eastAsia="Times New Roman" w:hAnsi="Calibri"/>
+              <w:color w:val="000000"/>
+            </w:rPr>
+            <w:t>. 57, 2389–2406.</w:t>
           </w:r>
         </w:p>
         <w:p>
@@ -17328,139 +17949,66 @@
             <w:autoSpaceDE w:val="0"/>
             <w:autoSpaceDN w:val="0"/>
             <w:ind w:hanging="480"/>
-            <w:divId w:val="1322807408"/>
+            <w:divId w:val="1112558382"/>
             <w:rPr>
               <w:rFonts w:ascii="Calibri" w:eastAsia="Times New Roman" w:hAnsi="Calibri"/>
               <w:color w:val="000000"/>
             </w:rPr>
           </w:pPr>
-          <w:proofErr w:type="spellStart"/>
-          <w:r>
-            <w:rPr>
-              <w:rFonts w:ascii="Calibri" w:eastAsia="Times New Roman" w:hAnsi="Calibri"/>
-              <w:color w:val="000000"/>
-            </w:rPr>
-            <w:t>Umar</w:t>
-          </w:r>
-          <w:proofErr w:type="spellEnd"/>
-          <w:r>
-            <w:rPr>
-              <w:rFonts w:ascii="Calibri" w:eastAsia="Times New Roman" w:hAnsi="Calibri"/>
-              <w:color w:val="000000"/>
-            </w:rPr>
-            <w:t xml:space="preserve">, M., </w:t>
-          </w:r>
-          <w:proofErr w:type="spellStart"/>
-          <w:r>
-            <w:rPr>
-              <w:rFonts w:ascii="Calibri" w:eastAsia="Times New Roman" w:hAnsi="Calibri"/>
-              <w:color w:val="000000"/>
-            </w:rPr>
-            <w:t>Rubbaniy</w:t>
-          </w:r>
-          <w:proofErr w:type="spellEnd"/>
-          <w:r>
-            <w:rPr>
-              <w:rFonts w:ascii="Calibri" w:eastAsia="Times New Roman" w:hAnsi="Calibri"/>
-              <w:color w:val="000000"/>
-            </w:rPr>
-            <w:t xml:space="preserve">, G., </w:t>
-          </w:r>
-          <w:proofErr w:type="spellStart"/>
-          <w:r>
-            <w:rPr>
-              <w:rFonts w:ascii="Calibri" w:eastAsia="Times New Roman" w:hAnsi="Calibri"/>
-              <w:color w:val="000000"/>
-            </w:rPr>
-            <w:t>Iqbal</w:t>
-          </w:r>
-          <w:proofErr w:type="spellEnd"/>
-          <w:r>
-            <w:rPr>
-              <w:rFonts w:ascii="Calibri" w:eastAsia="Times New Roman" w:hAnsi="Calibri"/>
-              <w:color w:val="000000"/>
-            </w:rPr>
-            <w:t xml:space="preserve">, A., </w:t>
-          </w:r>
-          <w:proofErr w:type="spellStart"/>
-          <w:r>
-            <w:rPr>
-              <w:rFonts w:ascii="Calibri" w:eastAsia="Times New Roman" w:hAnsi="Calibri"/>
-              <w:color w:val="000000"/>
-            </w:rPr>
-            <w:t>Rizvi</w:t>
-          </w:r>
-          <w:proofErr w:type="spellEnd"/>
-          <w:r>
-            <w:rPr>
-              <w:rFonts w:ascii="Calibri" w:eastAsia="Times New Roman" w:hAnsi="Calibri"/>
-              <w:color w:val="000000"/>
-            </w:rPr>
-            <w:t xml:space="preserve">, S.K.A., </w:t>
-          </w:r>
-          <w:proofErr w:type="spellStart"/>
-          <w:r>
-            <w:rPr>
-              <w:rFonts w:ascii="Calibri" w:eastAsia="Times New Roman" w:hAnsi="Calibri"/>
-              <w:color w:val="000000"/>
-            </w:rPr>
-            <w:t>Xu</w:t>
-          </w:r>
-          <w:proofErr w:type="spellEnd"/>
-          <w:r>
-            <w:rPr>
-              <w:rFonts w:ascii="Calibri" w:eastAsia="Times New Roman" w:hAnsi="Calibri"/>
-              <w:color w:val="000000"/>
-            </w:rPr>
-            <w:t xml:space="preserve">, Y., 2023. </w:t>
-          </w:r>
-          <w:proofErr w:type="spellStart"/>
-          <w:r>
-            <w:rPr>
-              <w:rFonts w:ascii="Calibri" w:eastAsia="Times New Roman" w:hAnsi="Calibri"/>
-              <w:color w:val="000000"/>
-            </w:rPr>
-            <w:t>Economic</w:t>
-          </w:r>
-          <w:proofErr w:type="spellEnd"/>
-          <w:r>
-            <w:rPr>
-              <w:rFonts w:ascii="Calibri" w:eastAsia="Times New Roman" w:hAnsi="Calibri"/>
-              <w:color w:val="000000"/>
-            </w:rPr>
-            <w:t xml:space="preserve"> </w:t>
-          </w:r>
-          <w:proofErr w:type="spellStart"/>
-          <w:r>
-            <w:rPr>
-              <w:rFonts w:ascii="Calibri" w:eastAsia="Times New Roman" w:hAnsi="Calibri"/>
-              <w:color w:val="000000"/>
-            </w:rPr>
-            <w:t>Research-Ekonomska</w:t>
-          </w:r>
-          <w:proofErr w:type="spellEnd"/>
-          <w:r>
-            <w:rPr>
-              <w:rFonts w:ascii="Calibri" w:eastAsia="Times New Roman" w:hAnsi="Calibri"/>
-              <w:color w:val="000000"/>
-            </w:rPr>
-            <w:t xml:space="preserve"> </w:t>
-          </w:r>
-          <w:proofErr w:type="spellStart"/>
-          <w:r>
-            <w:rPr>
-              <w:rFonts w:ascii="Calibri" w:eastAsia="Times New Roman" w:hAnsi="Calibri"/>
-              <w:color w:val="000000"/>
-            </w:rPr>
-            <w:t>Istrazivanja</w:t>
-          </w:r>
-          <w:proofErr w:type="spellEnd"/>
-          <w:r>
-            <w:rPr>
-              <w:rFonts w:ascii="Calibri" w:eastAsia="Times New Roman" w:hAnsi="Calibri"/>
-              <w:color w:val="000000"/>
-            </w:rPr>
-            <w:t xml:space="preserve"> 36.</w:t>
+          <w:r>
+            <w:rPr>
+              <w:rFonts w:ascii="Calibri" w:eastAsia="Times New Roman" w:hAnsi="Calibri"/>
+              <w:color w:val="000000"/>
+            </w:rPr>
+            <w:t xml:space="preserve">To, B.C.N., </w:t>
+          </w:r>
+          <w:proofErr w:type="spellStart"/>
+          <w:r>
+            <w:rPr>
+              <w:rFonts w:ascii="Calibri" w:eastAsia="Times New Roman" w:hAnsi="Calibri"/>
+              <w:color w:val="000000"/>
+            </w:rPr>
+            <w:t>Nguyen</w:t>
+          </w:r>
+          <w:proofErr w:type="spellEnd"/>
+          <w:r>
+            <w:rPr>
+              <w:rFonts w:ascii="Calibri" w:eastAsia="Times New Roman" w:hAnsi="Calibri"/>
+              <w:color w:val="000000"/>
+            </w:rPr>
+            <w:t xml:space="preserve">, B.K.Q., </w:t>
+          </w:r>
+          <w:proofErr w:type="spellStart"/>
+          <w:r>
+            <w:rPr>
+              <w:rFonts w:ascii="Calibri" w:eastAsia="Times New Roman" w:hAnsi="Calibri"/>
+              <w:color w:val="000000"/>
+            </w:rPr>
+            <w:t>Nguyen</w:t>
+          </w:r>
+          <w:proofErr w:type="spellEnd"/>
+          <w:r>
+            <w:rPr>
+              <w:rFonts w:ascii="Calibri" w:eastAsia="Times New Roman" w:hAnsi="Calibri"/>
+              <w:color w:val="000000"/>
+            </w:rPr>
+            <w:t xml:space="preserve">, T.V.T., 2023. </w:t>
+          </w:r>
+          <w:proofErr w:type="spellStart"/>
+          <w:r>
+            <w:rPr>
+              <w:rFonts w:ascii="Calibri" w:eastAsia="Times New Roman" w:hAnsi="Calibri"/>
+              <w:color w:val="000000"/>
+            </w:rPr>
+            <w:t>Heliyon</w:t>
+          </w:r>
+          <w:proofErr w:type="spellEnd"/>
+          <w:r>
+            <w:rPr>
+              <w:rFonts w:ascii="Calibri" w:eastAsia="Times New Roman" w:hAnsi="Calibri"/>
+              <w:color w:val="000000"/>
+            </w:rPr>
+            <w:t xml:space="preserve"> 9, e12809.</w:t>
           </w:r>
         </w:p>
         <w:p>
@@ -17468,7 +18016,7 @@
             <w:autoSpaceDE w:val="0"/>
             <w:autoSpaceDN w:val="0"/>
             <w:ind w:hanging="480"/>
-            <w:divId w:val="334038361"/>
+            <w:divId w:val="923758130"/>
             <w:rPr>
               <w:rFonts w:ascii="Calibri" w:eastAsia="Times New Roman" w:hAnsi="Calibri"/>
               <w:color w:val="000000"/>
@@ -17480,39 +18028,87 @@
               <w:rFonts w:ascii="Calibri" w:eastAsia="Times New Roman" w:hAnsi="Calibri"/>
               <w:color w:val="000000"/>
             </w:rPr>
-            <w:t>Vancsura</w:t>
-          </w:r>
-          <w:proofErr w:type="spellEnd"/>
-          <w:r>
-            <w:rPr>
-              <w:rFonts w:ascii="Calibri" w:eastAsia="Times New Roman" w:hAnsi="Calibri"/>
-              <w:color w:val="000000"/>
-            </w:rPr>
-            <w:t xml:space="preserve">, L., </w:t>
-          </w:r>
-          <w:proofErr w:type="spellStart"/>
-          <w:r>
-            <w:rPr>
-              <w:rFonts w:ascii="Calibri" w:eastAsia="Times New Roman" w:hAnsi="Calibri"/>
-              <w:color w:val="000000"/>
-            </w:rPr>
-            <w:t>Bareith</w:t>
-          </w:r>
-          <w:proofErr w:type="spellEnd"/>
-          <w:r>
-            <w:rPr>
-              <w:rFonts w:ascii="Calibri" w:eastAsia="Times New Roman" w:hAnsi="Calibri"/>
-              <w:color w:val="000000"/>
-            </w:rPr>
-            <w:t xml:space="preserve">, T., 2023. </w:t>
-          </w:r>
-          <w:proofErr w:type="spellStart"/>
-          <w:r>
-            <w:rPr>
-              <w:rFonts w:ascii="Calibri" w:eastAsia="Times New Roman" w:hAnsi="Calibri"/>
-              <w:color w:val="000000"/>
-            </w:rPr>
-            <w:t>Public</w:t>
+            <w:t>Umar</w:t>
+          </w:r>
+          <w:proofErr w:type="spellEnd"/>
+          <w:r>
+            <w:rPr>
+              <w:rFonts w:ascii="Calibri" w:eastAsia="Times New Roman" w:hAnsi="Calibri"/>
+              <w:color w:val="000000"/>
+            </w:rPr>
+            <w:t xml:space="preserve">, M., </w:t>
+          </w:r>
+          <w:proofErr w:type="spellStart"/>
+          <w:r>
+            <w:rPr>
+              <w:rFonts w:ascii="Calibri" w:eastAsia="Times New Roman" w:hAnsi="Calibri"/>
+              <w:color w:val="000000"/>
+            </w:rPr>
+            <w:t>Rubbaniy</w:t>
+          </w:r>
+          <w:proofErr w:type="spellEnd"/>
+          <w:r>
+            <w:rPr>
+              <w:rFonts w:ascii="Calibri" w:eastAsia="Times New Roman" w:hAnsi="Calibri"/>
+              <w:color w:val="000000"/>
+            </w:rPr>
+            <w:t xml:space="preserve">, G., </w:t>
+          </w:r>
+          <w:proofErr w:type="spellStart"/>
+          <w:r>
+            <w:rPr>
+              <w:rFonts w:ascii="Calibri" w:eastAsia="Times New Roman" w:hAnsi="Calibri"/>
+              <w:color w:val="000000"/>
+            </w:rPr>
+            <w:t>Iqbal</w:t>
+          </w:r>
+          <w:proofErr w:type="spellEnd"/>
+          <w:r>
+            <w:rPr>
+              <w:rFonts w:ascii="Calibri" w:eastAsia="Times New Roman" w:hAnsi="Calibri"/>
+              <w:color w:val="000000"/>
+            </w:rPr>
+            <w:t xml:space="preserve">, A., </w:t>
+          </w:r>
+          <w:proofErr w:type="spellStart"/>
+          <w:r>
+            <w:rPr>
+              <w:rFonts w:ascii="Calibri" w:eastAsia="Times New Roman" w:hAnsi="Calibri"/>
+              <w:color w:val="000000"/>
+            </w:rPr>
+            <w:t>Rizvi</w:t>
+          </w:r>
+          <w:proofErr w:type="spellEnd"/>
+          <w:r>
+            <w:rPr>
+              <w:rFonts w:ascii="Calibri" w:eastAsia="Times New Roman" w:hAnsi="Calibri"/>
+              <w:color w:val="000000"/>
+            </w:rPr>
+            <w:t xml:space="preserve">, S.K.A., </w:t>
+          </w:r>
+          <w:proofErr w:type="spellStart"/>
+          <w:r>
+            <w:rPr>
+              <w:rFonts w:ascii="Calibri" w:eastAsia="Times New Roman" w:hAnsi="Calibri"/>
+              <w:color w:val="000000"/>
+            </w:rPr>
+            <w:t>Xu</w:t>
+          </w:r>
+          <w:proofErr w:type="spellEnd"/>
+          <w:r>
+            <w:rPr>
+              <w:rFonts w:ascii="Calibri" w:eastAsia="Times New Roman" w:hAnsi="Calibri"/>
+              <w:color w:val="000000"/>
+            </w:rPr>
+            <w:t xml:space="preserve">, Y., 2023. </w:t>
+          </w:r>
+          <w:proofErr w:type="spellStart"/>
+          <w:r>
+            <w:rPr>
+              <w:rFonts w:ascii="Calibri" w:eastAsia="Times New Roman" w:hAnsi="Calibri"/>
+              <w:color w:val="000000"/>
+            </w:rPr>
+            <w:t>Economic</w:t>
           </w:r>
           <w:proofErr w:type="spellEnd"/>
           <w:r>
@@ -17528,15 +18124,31 @@
               <w:rFonts w:ascii="Calibri" w:eastAsia="Times New Roman" w:hAnsi="Calibri"/>
               <w:color w:val="000000"/>
             </w:rPr>
-            <w:t>Finan</w:t>
-          </w:r>
-          <w:proofErr w:type="spellEnd"/>
-          <w:r>
-            <w:rPr>
-              <w:rFonts w:ascii="Calibri" w:eastAsia="Times New Roman" w:hAnsi="Calibri"/>
-              <w:color w:val="000000"/>
-            </w:rPr>
-            <w:t>. Q. 69, 123–138.</w:t>
+            <w:t>Research-Ekonomska</w:t>
+          </w:r>
+          <w:proofErr w:type="spellEnd"/>
+          <w:r>
+            <w:rPr>
+              <w:rFonts w:ascii="Calibri" w:eastAsia="Times New Roman" w:hAnsi="Calibri"/>
+              <w:color w:val="000000"/>
+            </w:rPr>
+            <w:t xml:space="preserve"> </w:t>
+          </w:r>
+          <w:proofErr w:type="spellStart"/>
+          <w:r>
+            <w:rPr>
+              <w:rFonts w:ascii="Calibri" w:eastAsia="Times New Roman" w:hAnsi="Calibri"/>
+              <w:color w:val="000000"/>
+            </w:rPr>
+            <w:t>Istrazivanja</w:t>
+          </w:r>
+          <w:proofErr w:type="spellEnd"/>
+          <w:r>
+            <w:rPr>
+              <w:rFonts w:ascii="Calibri" w:eastAsia="Times New Roman" w:hAnsi="Calibri"/>
+              <w:color w:val="000000"/>
+            </w:rPr>
+            <w:t xml:space="preserve"> 36.</w:t>
           </w:r>
         </w:p>
         <w:p>
@@ -17544,7 +18156,7 @@
             <w:autoSpaceDE w:val="0"/>
             <w:autoSpaceDN w:val="0"/>
             <w:ind w:hanging="480"/>
-            <w:divId w:val="589583452"/>
+            <w:divId w:val="602492301"/>
             <w:rPr>
               <w:rFonts w:ascii="Calibri" w:eastAsia="Times New Roman" w:hAnsi="Calibri"/>
               <w:color w:val="000000"/>
@@ -17556,103 +18168,39 @@
               <w:rFonts w:ascii="Calibri" w:eastAsia="Times New Roman" w:hAnsi="Calibri"/>
               <w:color w:val="000000"/>
             </w:rPr>
-            <w:t>Yang</w:t>
-          </w:r>
-          <w:proofErr w:type="spellEnd"/>
-          <w:r>
-            <w:rPr>
-              <w:rFonts w:ascii="Calibri" w:eastAsia="Times New Roman" w:hAnsi="Calibri"/>
-              <w:color w:val="000000"/>
-            </w:rPr>
-            <w:t xml:space="preserve">, C., </w:t>
-          </w:r>
-          <w:proofErr w:type="spellStart"/>
-          <w:r>
-            <w:rPr>
-              <w:rFonts w:ascii="Calibri" w:eastAsia="Times New Roman" w:hAnsi="Calibri"/>
-              <w:color w:val="000000"/>
-            </w:rPr>
-            <w:t>Abedin</w:t>
-          </w:r>
-          <w:proofErr w:type="spellEnd"/>
-          <w:r>
-            <w:rPr>
-              <w:rFonts w:ascii="Calibri" w:eastAsia="Times New Roman" w:hAnsi="Calibri"/>
-              <w:color w:val="000000"/>
-            </w:rPr>
-            <w:t xml:space="preserve">, M.Z., </w:t>
-          </w:r>
-          <w:proofErr w:type="spellStart"/>
-          <w:r>
-            <w:rPr>
-              <w:rFonts w:ascii="Calibri" w:eastAsia="Times New Roman" w:hAnsi="Calibri"/>
-              <w:color w:val="000000"/>
-            </w:rPr>
-            <w:t>Zhang</w:t>
-          </w:r>
-          <w:proofErr w:type="spellEnd"/>
-          <w:r>
-            <w:rPr>
-              <w:rFonts w:ascii="Calibri" w:eastAsia="Times New Roman" w:hAnsi="Calibri"/>
-              <w:color w:val="000000"/>
-            </w:rPr>
-            <w:t xml:space="preserve">, H., </w:t>
-          </w:r>
-          <w:proofErr w:type="spellStart"/>
-          <w:r>
-            <w:rPr>
-              <w:rFonts w:ascii="Calibri" w:eastAsia="Times New Roman" w:hAnsi="Calibri"/>
-              <w:color w:val="000000"/>
-            </w:rPr>
-            <w:t>Weng</w:t>
-          </w:r>
-          <w:proofErr w:type="spellEnd"/>
-          <w:r>
-            <w:rPr>
-              <w:rFonts w:ascii="Calibri" w:eastAsia="Times New Roman" w:hAnsi="Calibri"/>
-              <w:color w:val="000000"/>
-            </w:rPr>
-            <w:t xml:space="preserve">, F., </w:t>
-          </w:r>
-          <w:proofErr w:type="spellStart"/>
-          <w:r>
-            <w:rPr>
-              <w:rFonts w:ascii="Calibri" w:eastAsia="Times New Roman" w:hAnsi="Calibri"/>
-              <w:color w:val="000000"/>
-            </w:rPr>
-            <w:t>Hajek</w:t>
-          </w:r>
-          <w:proofErr w:type="spellEnd"/>
-          <w:r>
-            <w:rPr>
-              <w:rFonts w:ascii="Calibri" w:eastAsia="Times New Roman" w:hAnsi="Calibri"/>
-              <w:color w:val="000000"/>
-            </w:rPr>
-            <w:t xml:space="preserve">, P., 2023. </w:t>
-          </w:r>
-          <w:proofErr w:type="spellStart"/>
-          <w:r>
-            <w:rPr>
-              <w:rFonts w:ascii="Calibri" w:eastAsia="Times New Roman" w:hAnsi="Calibri"/>
-              <w:color w:val="000000"/>
-            </w:rPr>
-            <w:t>Annals</w:t>
-          </w:r>
-          <w:proofErr w:type="spellEnd"/>
-          <w:r>
-            <w:rPr>
-              <w:rFonts w:ascii="Calibri" w:eastAsia="Times New Roman" w:hAnsi="Calibri"/>
-              <w:color w:val="000000"/>
-            </w:rPr>
-            <w:t xml:space="preserve"> of </w:t>
-          </w:r>
-          <w:proofErr w:type="spellStart"/>
-          <w:r>
-            <w:rPr>
-              <w:rFonts w:ascii="Calibri" w:eastAsia="Times New Roman" w:hAnsi="Calibri"/>
-              <w:color w:val="000000"/>
-            </w:rPr>
-            <w:t>Operations</w:t>
+            <w:t>Vancsura</w:t>
+          </w:r>
+          <w:proofErr w:type="spellEnd"/>
+          <w:r>
+            <w:rPr>
+              <w:rFonts w:ascii="Calibri" w:eastAsia="Times New Roman" w:hAnsi="Calibri"/>
+              <w:color w:val="000000"/>
+            </w:rPr>
+            <w:t xml:space="preserve">, L., </w:t>
+          </w:r>
+          <w:proofErr w:type="spellStart"/>
+          <w:r>
+            <w:rPr>
+              <w:rFonts w:ascii="Calibri" w:eastAsia="Times New Roman" w:hAnsi="Calibri"/>
+              <w:color w:val="000000"/>
+            </w:rPr>
+            <w:t>Bareith</w:t>
+          </w:r>
+          <w:proofErr w:type="spellEnd"/>
+          <w:r>
+            <w:rPr>
+              <w:rFonts w:ascii="Calibri" w:eastAsia="Times New Roman" w:hAnsi="Calibri"/>
+              <w:color w:val="000000"/>
+            </w:rPr>
+            <w:t xml:space="preserve">, T., 2023. </w:t>
+          </w:r>
+          <w:proofErr w:type="spellStart"/>
+          <w:r>
+            <w:rPr>
+              <w:rFonts w:ascii="Calibri" w:eastAsia="Times New Roman" w:hAnsi="Calibri"/>
+              <w:color w:val="000000"/>
+            </w:rPr>
+            <w:t>Public</w:t>
           </w:r>
           <w:proofErr w:type="spellEnd"/>
           <w:r>
@@ -17668,15 +18216,15 @@
               <w:rFonts w:ascii="Calibri" w:eastAsia="Times New Roman" w:hAnsi="Calibri"/>
               <w:color w:val="000000"/>
             </w:rPr>
-            <w:t>Research</w:t>
-          </w:r>
-          <w:proofErr w:type="spellEnd"/>
-          <w:r>
-            <w:rPr>
-              <w:rFonts w:ascii="Calibri" w:eastAsia="Times New Roman" w:hAnsi="Calibri"/>
-              <w:color w:val="000000"/>
-            </w:rPr>
-            <w:t xml:space="preserve"> 2023 347:2 347, 1031–1058.</w:t>
+            <w:t>Finan</w:t>
+          </w:r>
+          <w:proofErr w:type="spellEnd"/>
+          <w:r>
+            <w:rPr>
+              <w:rFonts w:ascii="Calibri" w:eastAsia="Times New Roman" w:hAnsi="Calibri"/>
+              <w:color w:val="000000"/>
+            </w:rPr>
+            <w:t>. Q. 69, 123–138.</w:t>
           </w:r>
         </w:p>
         <w:p>
@@ -17684,7 +18232,7 @@
             <w:autoSpaceDE w:val="0"/>
             <w:autoSpaceDN w:val="0"/>
             <w:ind w:hanging="480"/>
-            <w:divId w:val="1709796013"/>
+            <w:divId w:val="672993310"/>
             <w:rPr>
               <w:rFonts w:ascii="Calibri" w:eastAsia="Times New Roman" w:hAnsi="Calibri"/>
               <w:color w:val="000000"/>
@@ -17704,79 +18252,79 @@
               <w:rFonts w:ascii="Calibri" w:eastAsia="Times New Roman" w:hAnsi="Calibri"/>
               <w:color w:val="000000"/>
             </w:rPr>
-            <w:t xml:space="preserve">, Q., </w:t>
-          </w:r>
-          <w:proofErr w:type="spellStart"/>
-          <w:r>
-            <w:rPr>
-              <w:rFonts w:ascii="Calibri" w:eastAsia="Times New Roman" w:hAnsi="Calibri"/>
-              <w:color w:val="000000"/>
-            </w:rPr>
-            <w:t>Yu</w:t>
-          </w:r>
-          <w:proofErr w:type="spellEnd"/>
-          <w:r>
-            <w:rPr>
-              <w:rFonts w:ascii="Calibri" w:eastAsia="Times New Roman" w:hAnsi="Calibri"/>
-              <w:color w:val="000000"/>
-            </w:rPr>
-            <w:t xml:space="preserve">, Y., </w:t>
-          </w:r>
-          <w:proofErr w:type="spellStart"/>
-          <w:r>
-            <w:rPr>
-              <w:rFonts w:ascii="Calibri" w:eastAsia="Times New Roman" w:hAnsi="Calibri"/>
-              <w:color w:val="000000"/>
-            </w:rPr>
-            <w:t>Dai</w:t>
-          </w:r>
-          <w:proofErr w:type="spellEnd"/>
-          <w:r>
-            <w:rPr>
-              <w:rFonts w:ascii="Calibri" w:eastAsia="Times New Roman" w:hAnsi="Calibri"/>
-              <w:color w:val="000000"/>
-            </w:rPr>
-            <w:t xml:space="preserve">, D., He, Q., </w:t>
-          </w:r>
-          <w:proofErr w:type="spellStart"/>
-          <w:r>
-            <w:rPr>
-              <w:rFonts w:ascii="Calibri" w:eastAsia="Times New Roman" w:hAnsi="Calibri"/>
-              <w:color w:val="000000"/>
-            </w:rPr>
-            <w:t>Lin</w:t>
-          </w:r>
-          <w:proofErr w:type="spellEnd"/>
-          <w:r>
-            <w:rPr>
-              <w:rFonts w:ascii="Calibri" w:eastAsia="Times New Roman" w:hAnsi="Calibri"/>
-              <w:color w:val="000000"/>
-            </w:rPr>
-            <w:t xml:space="preserve">, Y., 2024. </w:t>
-          </w:r>
-          <w:proofErr w:type="spellStart"/>
-          <w:r>
-            <w:rPr>
-              <w:rFonts w:ascii="Calibri" w:eastAsia="Times New Roman" w:hAnsi="Calibri"/>
-              <w:color w:val="000000"/>
-            </w:rPr>
-            <w:t>The</w:t>
-          </w:r>
-          <w:proofErr w:type="spellEnd"/>
-          <w:r>
-            <w:rPr>
-              <w:rFonts w:ascii="Calibri" w:eastAsia="Times New Roman" w:hAnsi="Calibri"/>
-              <w:color w:val="000000"/>
-            </w:rPr>
-            <w:t xml:space="preserve"> North American </w:t>
-          </w:r>
-          <w:proofErr w:type="spellStart"/>
-          <w:r>
-            <w:rPr>
-              <w:rFonts w:ascii="Calibri" w:eastAsia="Times New Roman" w:hAnsi="Calibri"/>
-              <w:color w:val="000000"/>
-            </w:rPr>
-            <w:t>Journal</w:t>
+            <w:t xml:space="preserve">, C., </w:t>
+          </w:r>
+          <w:proofErr w:type="spellStart"/>
+          <w:r>
+            <w:rPr>
+              <w:rFonts w:ascii="Calibri" w:eastAsia="Times New Roman" w:hAnsi="Calibri"/>
+              <w:color w:val="000000"/>
+            </w:rPr>
+            <w:t>Abedin</w:t>
+          </w:r>
+          <w:proofErr w:type="spellEnd"/>
+          <w:r>
+            <w:rPr>
+              <w:rFonts w:ascii="Calibri" w:eastAsia="Times New Roman" w:hAnsi="Calibri"/>
+              <w:color w:val="000000"/>
+            </w:rPr>
+            <w:t xml:space="preserve">, M.Z., </w:t>
+          </w:r>
+          <w:proofErr w:type="spellStart"/>
+          <w:r>
+            <w:rPr>
+              <w:rFonts w:ascii="Calibri" w:eastAsia="Times New Roman" w:hAnsi="Calibri"/>
+              <w:color w:val="000000"/>
+            </w:rPr>
+            <w:t>Zhang</w:t>
+          </w:r>
+          <w:proofErr w:type="spellEnd"/>
+          <w:r>
+            <w:rPr>
+              <w:rFonts w:ascii="Calibri" w:eastAsia="Times New Roman" w:hAnsi="Calibri"/>
+              <w:color w:val="000000"/>
+            </w:rPr>
+            <w:t xml:space="preserve">, H., </w:t>
+          </w:r>
+          <w:proofErr w:type="spellStart"/>
+          <w:r>
+            <w:rPr>
+              <w:rFonts w:ascii="Calibri" w:eastAsia="Times New Roman" w:hAnsi="Calibri"/>
+              <w:color w:val="000000"/>
+            </w:rPr>
+            <w:t>Weng</w:t>
+          </w:r>
+          <w:proofErr w:type="spellEnd"/>
+          <w:r>
+            <w:rPr>
+              <w:rFonts w:ascii="Calibri" w:eastAsia="Times New Roman" w:hAnsi="Calibri"/>
+              <w:color w:val="000000"/>
+            </w:rPr>
+            <w:t xml:space="preserve">, F., </w:t>
+          </w:r>
+          <w:proofErr w:type="spellStart"/>
+          <w:r>
+            <w:rPr>
+              <w:rFonts w:ascii="Calibri" w:eastAsia="Times New Roman" w:hAnsi="Calibri"/>
+              <w:color w:val="000000"/>
+            </w:rPr>
+            <w:t>Hajek</w:t>
+          </w:r>
+          <w:proofErr w:type="spellEnd"/>
+          <w:r>
+            <w:rPr>
+              <w:rFonts w:ascii="Calibri" w:eastAsia="Times New Roman" w:hAnsi="Calibri"/>
+              <w:color w:val="000000"/>
+            </w:rPr>
+            <w:t xml:space="preserve">, P., 2023. </w:t>
+          </w:r>
+          <w:proofErr w:type="spellStart"/>
+          <w:r>
+            <w:rPr>
+              <w:rFonts w:ascii="Calibri" w:eastAsia="Times New Roman" w:hAnsi="Calibri"/>
+              <w:color w:val="000000"/>
+            </w:rPr>
+            <w:t>Annals</w:t>
           </w:r>
           <w:proofErr w:type="spellEnd"/>
           <w:r>
@@ -17792,31 +18340,31 @@
               <w:rFonts w:ascii="Calibri" w:eastAsia="Times New Roman" w:hAnsi="Calibri"/>
               <w:color w:val="000000"/>
             </w:rPr>
-            <w:t>Economics</w:t>
-          </w:r>
-          <w:proofErr w:type="spellEnd"/>
-          <w:r>
-            <w:rPr>
-              <w:rFonts w:ascii="Calibri" w:eastAsia="Times New Roman" w:hAnsi="Calibri"/>
-              <w:color w:val="000000"/>
-            </w:rPr>
-            <w:t xml:space="preserve"> and </w:t>
-          </w:r>
-          <w:proofErr w:type="spellStart"/>
-          <w:r>
-            <w:rPr>
-              <w:rFonts w:ascii="Calibri" w:eastAsia="Times New Roman" w:hAnsi="Calibri"/>
-              <w:color w:val="000000"/>
-            </w:rPr>
-            <w:t>Finance</w:t>
-          </w:r>
-          <w:proofErr w:type="spellEnd"/>
-          <w:r>
-            <w:rPr>
-              <w:rFonts w:ascii="Calibri" w:eastAsia="Times New Roman" w:hAnsi="Calibri"/>
-              <w:color w:val="000000"/>
-            </w:rPr>
-            <w:t xml:space="preserve"> 74, 102252.</w:t>
+            <w:t>Operations</w:t>
+          </w:r>
+          <w:proofErr w:type="spellEnd"/>
+          <w:r>
+            <w:rPr>
+              <w:rFonts w:ascii="Calibri" w:eastAsia="Times New Roman" w:hAnsi="Calibri"/>
+              <w:color w:val="000000"/>
+            </w:rPr>
+            <w:t xml:space="preserve"> </w:t>
+          </w:r>
+          <w:proofErr w:type="spellStart"/>
+          <w:r>
+            <w:rPr>
+              <w:rFonts w:ascii="Calibri" w:eastAsia="Times New Roman" w:hAnsi="Calibri"/>
+              <w:color w:val="000000"/>
+            </w:rPr>
+            <w:t>Research</w:t>
+          </w:r>
+          <w:proofErr w:type="spellEnd"/>
+          <w:r>
+            <w:rPr>
+              <w:rFonts w:ascii="Calibri" w:eastAsia="Times New Roman" w:hAnsi="Calibri"/>
+              <w:color w:val="000000"/>
+            </w:rPr>
+            <w:t xml:space="preserve"> 2023 347:2 347, 1031–1058.</w:t>
           </w:r>
         </w:p>
         <w:p>
@@ -17824,7 +18372,7 @@
             <w:autoSpaceDE w:val="0"/>
             <w:autoSpaceDN w:val="0"/>
             <w:ind w:hanging="480"/>
-            <w:divId w:val="424813570"/>
+            <w:divId w:val="1257786019"/>
             <w:rPr>
               <w:rFonts w:ascii="Calibri" w:eastAsia="Times New Roman" w:hAnsi="Calibri"/>
               <w:color w:val="000000"/>
@@ -17844,71 +18392,119 @@
               <w:rFonts w:ascii="Calibri" w:eastAsia="Times New Roman" w:hAnsi="Calibri"/>
               <w:color w:val="000000"/>
             </w:rPr>
-            <w:t xml:space="preserve">, T., </w:t>
-          </w:r>
-          <w:proofErr w:type="spellStart"/>
-          <w:r>
-            <w:rPr>
-              <w:rFonts w:ascii="Calibri" w:eastAsia="Times New Roman" w:hAnsi="Calibri"/>
-              <w:color w:val="000000"/>
-            </w:rPr>
-            <w:t>Zhuo</w:t>
-          </w:r>
-          <w:proofErr w:type="spellEnd"/>
-          <w:r>
-            <w:rPr>
-              <w:rFonts w:ascii="Calibri" w:eastAsia="Times New Roman" w:hAnsi="Calibri"/>
-              <w:color w:val="000000"/>
-            </w:rPr>
-            <w:t xml:space="preserve">, S., </w:t>
-          </w:r>
-          <w:proofErr w:type="spellStart"/>
-          <w:r>
-            <w:rPr>
-              <w:rFonts w:ascii="Calibri" w:eastAsia="Times New Roman" w:hAnsi="Calibri"/>
-              <w:color w:val="000000"/>
-            </w:rPr>
-            <w:t>Yang</w:t>
-          </w:r>
-          <w:proofErr w:type="spellEnd"/>
-          <w:r>
-            <w:rPr>
-              <w:rFonts w:ascii="Calibri" w:eastAsia="Times New Roman" w:hAnsi="Calibri"/>
-              <w:color w:val="000000"/>
-            </w:rPr>
-            <w:t xml:space="preserve">, Y., 2023. </w:t>
-          </w:r>
-          <w:proofErr w:type="spellStart"/>
-          <w:r>
-            <w:rPr>
-              <w:rFonts w:ascii="Calibri" w:eastAsia="Times New Roman" w:hAnsi="Calibri"/>
-              <w:color w:val="000000"/>
-            </w:rPr>
-            <w:t>PLoS</w:t>
-          </w:r>
-          <w:proofErr w:type="spellEnd"/>
-          <w:r>
-            <w:rPr>
-              <w:rFonts w:ascii="Calibri" w:eastAsia="Times New Roman" w:hAnsi="Calibri"/>
-              <w:color w:val="000000"/>
-            </w:rPr>
-            <w:t xml:space="preserve"> </w:t>
-          </w:r>
-          <w:proofErr w:type="spellStart"/>
-          <w:r>
-            <w:rPr>
-              <w:rFonts w:ascii="Calibri" w:eastAsia="Times New Roman" w:hAnsi="Calibri"/>
-              <w:color w:val="000000"/>
-            </w:rPr>
-            <w:t>One</w:t>
-          </w:r>
-          <w:proofErr w:type="spellEnd"/>
-          <w:r>
-            <w:rPr>
-              <w:rFonts w:ascii="Calibri" w:eastAsia="Times New Roman" w:hAnsi="Calibri"/>
-              <w:color w:val="000000"/>
-            </w:rPr>
-            <w:t xml:space="preserve"> 18, e0293825.</w:t>
+            <w:t xml:space="preserve">, Q., </w:t>
+          </w:r>
+          <w:proofErr w:type="spellStart"/>
+          <w:r>
+            <w:rPr>
+              <w:rFonts w:ascii="Calibri" w:eastAsia="Times New Roman" w:hAnsi="Calibri"/>
+              <w:color w:val="000000"/>
+            </w:rPr>
+            <w:t>Yu</w:t>
+          </w:r>
+          <w:proofErr w:type="spellEnd"/>
+          <w:r>
+            <w:rPr>
+              <w:rFonts w:ascii="Calibri" w:eastAsia="Times New Roman" w:hAnsi="Calibri"/>
+              <w:color w:val="000000"/>
+            </w:rPr>
+            <w:t xml:space="preserve">, Y., </w:t>
+          </w:r>
+          <w:proofErr w:type="spellStart"/>
+          <w:r>
+            <w:rPr>
+              <w:rFonts w:ascii="Calibri" w:eastAsia="Times New Roman" w:hAnsi="Calibri"/>
+              <w:color w:val="000000"/>
+            </w:rPr>
+            <w:t>Dai</w:t>
+          </w:r>
+          <w:proofErr w:type="spellEnd"/>
+          <w:r>
+            <w:rPr>
+              <w:rFonts w:ascii="Calibri" w:eastAsia="Times New Roman" w:hAnsi="Calibri"/>
+              <w:color w:val="000000"/>
+            </w:rPr>
+            <w:t xml:space="preserve">, D., He, Q., </w:t>
+          </w:r>
+          <w:proofErr w:type="spellStart"/>
+          <w:r>
+            <w:rPr>
+              <w:rFonts w:ascii="Calibri" w:eastAsia="Times New Roman" w:hAnsi="Calibri"/>
+              <w:color w:val="000000"/>
+            </w:rPr>
+            <w:t>Lin</w:t>
+          </w:r>
+          <w:proofErr w:type="spellEnd"/>
+          <w:r>
+            <w:rPr>
+              <w:rFonts w:ascii="Calibri" w:eastAsia="Times New Roman" w:hAnsi="Calibri"/>
+              <w:color w:val="000000"/>
+            </w:rPr>
+            <w:t xml:space="preserve">, Y., 2024. </w:t>
+          </w:r>
+          <w:proofErr w:type="spellStart"/>
+          <w:r>
+            <w:rPr>
+              <w:rFonts w:ascii="Calibri" w:eastAsia="Times New Roman" w:hAnsi="Calibri"/>
+              <w:color w:val="000000"/>
+            </w:rPr>
+            <w:t>The</w:t>
+          </w:r>
+          <w:proofErr w:type="spellEnd"/>
+          <w:r>
+            <w:rPr>
+              <w:rFonts w:ascii="Calibri" w:eastAsia="Times New Roman" w:hAnsi="Calibri"/>
+              <w:color w:val="000000"/>
+            </w:rPr>
+            <w:t xml:space="preserve"> North American </w:t>
+          </w:r>
+          <w:proofErr w:type="spellStart"/>
+          <w:r>
+            <w:rPr>
+              <w:rFonts w:ascii="Calibri" w:eastAsia="Times New Roman" w:hAnsi="Calibri"/>
+              <w:color w:val="000000"/>
+            </w:rPr>
+            <w:t>Journal</w:t>
+          </w:r>
+          <w:proofErr w:type="spellEnd"/>
+          <w:r>
+            <w:rPr>
+              <w:rFonts w:ascii="Calibri" w:eastAsia="Times New Roman" w:hAnsi="Calibri"/>
+              <w:color w:val="000000"/>
+            </w:rPr>
+            <w:t xml:space="preserve"> of </w:t>
+          </w:r>
+          <w:proofErr w:type="spellStart"/>
+          <w:r>
+            <w:rPr>
+              <w:rFonts w:ascii="Calibri" w:eastAsia="Times New Roman" w:hAnsi="Calibri"/>
+              <w:color w:val="000000"/>
+            </w:rPr>
+            <w:t>Economics</w:t>
+          </w:r>
+          <w:proofErr w:type="spellEnd"/>
+          <w:r>
+            <w:rPr>
+              <w:rFonts w:ascii="Calibri" w:eastAsia="Times New Roman" w:hAnsi="Calibri"/>
+              <w:color w:val="000000"/>
+            </w:rPr>
+            <w:t xml:space="preserve"> and </w:t>
+          </w:r>
+          <w:proofErr w:type="spellStart"/>
+          <w:r>
+            <w:rPr>
+              <w:rFonts w:ascii="Calibri" w:eastAsia="Times New Roman" w:hAnsi="Calibri"/>
+              <w:color w:val="000000"/>
+            </w:rPr>
+            <w:t>Finance</w:t>
+          </w:r>
+          <w:proofErr w:type="spellEnd"/>
+          <w:r>
+            <w:rPr>
+              <w:rFonts w:ascii="Calibri" w:eastAsia="Times New Roman" w:hAnsi="Calibri"/>
+              <w:color w:val="000000"/>
+            </w:rPr>
+            <w:t xml:space="preserve"> 74, 102252.</w:t>
           </w:r>
         </w:p>
         <w:p>
@@ -17916,7 +18512,7 @@
             <w:autoSpaceDE w:val="0"/>
             <w:autoSpaceDN w:val="0"/>
             <w:ind w:hanging="480"/>
-            <w:divId w:val="738054"/>
+            <w:divId w:val="1950041917"/>
             <w:rPr>
               <w:rFonts w:ascii="Calibri" w:eastAsia="Times New Roman" w:hAnsi="Calibri"/>
               <w:color w:val="000000"/>
@@ -17928,135 +18524,55 @@
               <w:rFonts w:ascii="Calibri" w:eastAsia="Times New Roman" w:hAnsi="Calibri"/>
               <w:color w:val="000000"/>
             </w:rPr>
-            <w:t>Zeng</w:t>
-          </w:r>
-          <w:proofErr w:type="spellEnd"/>
-          <w:r>
-            <w:rPr>
-              <w:rFonts w:ascii="Calibri" w:eastAsia="Times New Roman" w:hAnsi="Calibri"/>
-              <w:color w:val="000000"/>
-            </w:rPr>
-            <w:t xml:space="preserve">, J., </w:t>
-          </w:r>
-          <w:proofErr w:type="spellStart"/>
-          <w:r>
-            <w:rPr>
-              <w:rFonts w:ascii="Calibri" w:eastAsia="Times New Roman" w:hAnsi="Calibri"/>
-              <w:color w:val="000000"/>
-            </w:rPr>
-            <w:t>Zhang</w:t>
-          </w:r>
-          <w:proofErr w:type="spellEnd"/>
-          <w:r>
-            <w:rPr>
-              <w:rFonts w:ascii="Calibri" w:eastAsia="Times New Roman" w:hAnsi="Calibri"/>
-              <w:color w:val="000000"/>
-            </w:rPr>
-            <w:t xml:space="preserve">, Y., </w:t>
-          </w:r>
-          <w:proofErr w:type="spellStart"/>
-          <w:r>
-            <w:rPr>
-              <w:rFonts w:ascii="Calibri" w:eastAsia="Times New Roman" w:hAnsi="Calibri"/>
-              <w:color w:val="000000"/>
-            </w:rPr>
-            <w:t>Yin</w:t>
-          </w:r>
-          <w:proofErr w:type="spellEnd"/>
-          <w:r>
-            <w:rPr>
-              <w:rFonts w:ascii="Calibri" w:eastAsia="Times New Roman" w:hAnsi="Calibri"/>
-              <w:color w:val="000000"/>
-            </w:rPr>
-            <w:t xml:space="preserve">, Y., </w:t>
-          </w:r>
-          <w:proofErr w:type="spellStart"/>
-          <w:r>
-            <w:rPr>
-              <w:rFonts w:ascii="Calibri" w:eastAsia="Times New Roman" w:hAnsi="Calibri"/>
-              <w:color w:val="000000"/>
-            </w:rPr>
-            <w:t>Moffatt</w:t>
-          </w:r>
-          <w:proofErr w:type="spellEnd"/>
-          <w:r>
-            <w:rPr>
-              <w:rFonts w:ascii="Calibri" w:eastAsia="Times New Roman" w:hAnsi="Calibri"/>
-              <w:color w:val="000000"/>
-            </w:rPr>
-            <w:t xml:space="preserve">, P.G., </w:t>
-          </w:r>
-          <w:proofErr w:type="spellStart"/>
-          <w:r>
-            <w:rPr>
-              <w:rFonts w:ascii="Calibri" w:eastAsia="Times New Roman" w:hAnsi="Calibri"/>
-              <w:color w:val="000000"/>
-            </w:rPr>
-            <w:t>Zeng</w:t>
-          </w:r>
-          <w:proofErr w:type="spellEnd"/>
-          <w:r>
-            <w:rPr>
-              <w:rFonts w:ascii="Calibri" w:eastAsia="Times New Roman" w:hAnsi="Calibri"/>
-              <w:color w:val="000000"/>
-            </w:rPr>
-            <w:t xml:space="preserve">, J., </w:t>
-          </w:r>
-          <w:proofErr w:type="spellStart"/>
-          <w:r>
-            <w:rPr>
-              <w:rFonts w:ascii="Calibri" w:eastAsia="Times New Roman" w:hAnsi="Calibri"/>
-              <w:color w:val="000000"/>
-            </w:rPr>
-            <w:t>Zhang</w:t>
-          </w:r>
-          <w:proofErr w:type="spellEnd"/>
-          <w:r>
-            <w:rPr>
-              <w:rFonts w:ascii="Calibri" w:eastAsia="Times New Roman" w:hAnsi="Calibri"/>
-              <w:color w:val="000000"/>
-            </w:rPr>
-            <w:t xml:space="preserve">, Y., </w:t>
-          </w:r>
-          <w:proofErr w:type="spellStart"/>
-          <w:r>
-            <w:rPr>
-              <w:rFonts w:ascii="Calibri" w:eastAsia="Times New Roman" w:hAnsi="Calibri"/>
-              <w:color w:val="000000"/>
-            </w:rPr>
-            <w:t>Yin</w:t>
-          </w:r>
-          <w:proofErr w:type="spellEnd"/>
-          <w:r>
-            <w:rPr>
-              <w:rFonts w:ascii="Calibri" w:eastAsia="Times New Roman" w:hAnsi="Calibri"/>
-              <w:color w:val="000000"/>
-            </w:rPr>
-            <w:t xml:space="preserve">, Y., </w:t>
-          </w:r>
-          <w:proofErr w:type="spellStart"/>
-          <w:r>
-            <w:rPr>
-              <w:rFonts w:ascii="Calibri" w:eastAsia="Times New Roman" w:hAnsi="Calibri"/>
-              <w:color w:val="000000"/>
-            </w:rPr>
-            <w:t>Moffatt</w:t>
-          </w:r>
-          <w:proofErr w:type="spellEnd"/>
-          <w:r>
-            <w:rPr>
-              <w:rFonts w:ascii="Calibri" w:eastAsia="Times New Roman" w:hAnsi="Calibri"/>
-              <w:color w:val="000000"/>
-            </w:rPr>
-            <w:t xml:space="preserve">, P.G., 2024. </w:t>
-          </w:r>
-          <w:proofErr w:type="spellStart"/>
-          <w:r>
-            <w:rPr>
-              <w:rFonts w:ascii="Calibri" w:eastAsia="Times New Roman" w:hAnsi="Calibri"/>
-              <w:color w:val="000000"/>
-            </w:rPr>
-            <w:t>Data</w:t>
+            <w:t>Yang</w:t>
+          </w:r>
+          <w:proofErr w:type="spellEnd"/>
+          <w:r>
+            <w:rPr>
+              <w:rFonts w:ascii="Calibri" w:eastAsia="Times New Roman" w:hAnsi="Calibri"/>
+              <w:color w:val="000000"/>
+            </w:rPr>
+            <w:t xml:space="preserve">, T., </w:t>
+          </w:r>
+          <w:proofErr w:type="spellStart"/>
+          <w:r>
+            <w:rPr>
+              <w:rFonts w:ascii="Calibri" w:eastAsia="Times New Roman" w:hAnsi="Calibri"/>
+              <w:color w:val="000000"/>
+            </w:rPr>
+            <w:t>Zhuo</w:t>
+          </w:r>
+          <w:proofErr w:type="spellEnd"/>
+          <w:r>
+            <w:rPr>
+              <w:rFonts w:ascii="Calibri" w:eastAsia="Times New Roman" w:hAnsi="Calibri"/>
+              <w:color w:val="000000"/>
+            </w:rPr>
+            <w:t xml:space="preserve">, S., </w:t>
+          </w:r>
+          <w:proofErr w:type="spellStart"/>
+          <w:r>
+            <w:rPr>
+              <w:rFonts w:ascii="Calibri" w:eastAsia="Times New Roman" w:hAnsi="Calibri"/>
+              <w:color w:val="000000"/>
+            </w:rPr>
+            <w:t>Yang</w:t>
+          </w:r>
+          <w:proofErr w:type="spellEnd"/>
+          <w:r>
+            <w:rPr>
+              <w:rFonts w:ascii="Calibri" w:eastAsia="Times New Roman" w:hAnsi="Calibri"/>
+              <w:color w:val="000000"/>
+            </w:rPr>
+            <w:t xml:space="preserve">, Y., 2023. </w:t>
+          </w:r>
+          <w:proofErr w:type="spellStart"/>
+          <w:r>
+            <w:rPr>
+              <w:rFonts w:ascii="Calibri" w:eastAsia="Times New Roman" w:hAnsi="Calibri"/>
+              <w:color w:val="000000"/>
+            </w:rPr>
+            <w:t>PLoS</w:t>
           </w:r>
           <w:proofErr w:type="spellEnd"/>
           <w:r>
@@ -18072,47 +18588,15 @@
               <w:rFonts w:ascii="Calibri" w:eastAsia="Times New Roman" w:hAnsi="Calibri"/>
               <w:color w:val="000000"/>
             </w:rPr>
-            <w:t>Science</w:t>
-          </w:r>
-          <w:proofErr w:type="spellEnd"/>
-          <w:r>
-            <w:rPr>
-              <w:rFonts w:ascii="Calibri" w:eastAsia="Times New Roman" w:hAnsi="Calibri"/>
-              <w:color w:val="000000"/>
-            </w:rPr>
-            <w:t xml:space="preserve"> in </w:t>
-          </w:r>
-          <w:proofErr w:type="spellStart"/>
-          <w:r>
-            <w:rPr>
-              <w:rFonts w:ascii="Calibri" w:eastAsia="Times New Roman" w:hAnsi="Calibri"/>
-              <w:color w:val="000000"/>
-            </w:rPr>
-            <w:t>Finance</w:t>
-          </w:r>
-          <w:proofErr w:type="spellEnd"/>
-          <w:r>
-            <w:rPr>
-              <w:rFonts w:ascii="Calibri" w:eastAsia="Times New Roman" w:hAnsi="Calibri"/>
-              <w:color w:val="000000"/>
-            </w:rPr>
-            <w:t xml:space="preserve"> and </w:t>
-          </w:r>
-          <w:proofErr w:type="spellStart"/>
-          <w:r>
-            <w:rPr>
-              <w:rFonts w:ascii="Calibri" w:eastAsia="Times New Roman" w:hAnsi="Calibri"/>
-              <w:color w:val="000000"/>
-            </w:rPr>
-            <w:t>Economics</w:t>
-          </w:r>
-          <w:proofErr w:type="spellEnd"/>
-          <w:r>
-            <w:rPr>
-              <w:rFonts w:ascii="Calibri" w:eastAsia="Times New Roman" w:hAnsi="Calibri"/>
-              <w:color w:val="000000"/>
-            </w:rPr>
-            <w:t xml:space="preserve"> 2024 4:531 4, 531–547.</w:t>
+            <w:t>One</w:t>
+          </w:r>
+          <w:proofErr w:type="spellEnd"/>
+          <w:r>
+            <w:rPr>
+              <w:rFonts w:ascii="Calibri" w:eastAsia="Times New Roman" w:hAnsi="Calibri"/>
+              <w:color w:val="000000"/>
+            </w:rPr>
+            <w:t xml:space="preserve"> 18, e0293825.</w:t>
           </w:r>
         </w:p>
         <w:p>
@@ -18120,7 +18604,7 @@
             <w:autoSpaceDE w:val="0"/>
             <w:autoSpaceDN w:val="0"/>
             <w:ind w:hanging="480"/>
-            <w:divId w:val="1552308173"/>
+            <w:divId w:val="512573691"/>
             <w:rPr>
               <w:rFonts w:ascii="Calibri" w:eastAsia="Times New Roman" w:hAnsi="Calibri"/>
               <w:color w:val="000000"/>
@@ -18132,6 +18616,22 @@
               <w:rFonts w:ascii="Calibri" w:eastAsia="Times New Roman" w:hAnsi="Calibri"/>
               <w:color w:val="000000"/>
             </w:rPr>
+            <w:t>Zeng</w:t>
+          </w:r>
+          <w:proofErr w:type="spellEnd"/>
+          <w:r>
+            <w:rPr>
+              <w:rFonts w:ascii="Calibri" w:eastAsia="Times New Roman" w:hAnsi="Calibri"/>
+              <w:color w:val="000000"/>
+            </w:rPr>
+            <w:t xml:space="preserve">, J., </w:t>
+          </w:r>
+          <w:proofErr w:type="spellStart"/>
+          <w:r>
+            <w:rPr>
+              <w:rFonts w:ascii="Calibri" w:eastAsia="Times New Roman" w:hAnsi="Calibri"/>
+              <w:color w:val="000000"/>
+            </w:rPr>
             <w:t>Zhang</w:t>
           </w:r>
           <w:proofErr w:type="spellEnd"/>
@@ -18140,63 +18640,111 @@
               <w:rFonts w:ascii="Calibri" w:eastAsia="Times New Roman" w:hAnsi="Calibri"/>
               <w:color w:val="000000"/>
             </w:rPr>
-            <w:t xml:space="preserve">, N., </w:t>
-          </w:r>
-          <w:proofErr w:type="spellStart"/>
-          <w:r>
-            <w:rPr>
-              <w:rFonts w:ascii="Calibri" w:eastAsia="Times New Roman" w:hAnsi="Calibri"/>
-              <w:color w:val="000000"/>
-            </w:rPr>
-            <w:t>Wang</w:t>
-          </w:r>
-          <w:proofErr w:type="spellEnd"/>
-          <w:r>
-            <w:rPr>
-              <w:rFonts w:ascii="Calibri" w:eastAsia="Times New Roman" w:hAnsi="Calibri"/>
-              <w:color w:val="000000"/>
-            </w:rPr>
-            <w:t xml:space="preserve">, A., </w:t>
-          </w:r>
-          <w:proofErr w:type="spellStart"/>
-          <w:r>
-            <w:rPr>
-              <w:rFonts w:ascii="Calibri" w:eastAsia="Times New Roman" w:hAnsi="Calibri"/>
-              <w:color w:val="000000"/>
-            </w:rPr>
-            <w:t>Haq</w:t>
-          </w:r>
-          <w:proofErr w:type="spellEnd"/>
-          <w:r>
-            <w:rPr>
-              <w:rFonts w:ascii="Calibri" w:eastAsia="Times New Roman" w:hAnsi="Calibri"/>
-              <w:color w:val="000000"/>
-            </w:rPr>
-            <w:t xml:space="preserve">, N.U., </w:t>
-          </w:r>
-          <w:proofErr w:type="spellStart"/>
-          <w:r>
-            <w:rPr>
-              <w:rFonts w:ascii="Calibri" w:eastAsia="Times New Roman" w:hAnsi="Calibri"/>
-              <w:color w:val="000000"/>
-            </w:rPr>
-            <w:t>Nosheen</w:t>
-          </w:r>
-          <w:proofErr w:type="spellEnd"/>
-          <w:r>
-            <w:rPr>
-              <w:rFonts w:ascii="Calibri" w:eastAsia="Times New Roman" w:hAnsi="Calibri"/>
-              <w:color w:val="000000"/>
-            </w:rPr>
-            <w:t xml:space="preserve">, S., 2022. </w:t>
-          </w:r>
-          <w:proofErr w:type="spellStart"/>
-          <w:r>
-            <w:rPr>
-              <w:rFonts w:ascii="Calibri" w:eastAsia="Times New Roman" w:hAnsi="Calibri"/>
-              <w:color w:val="000000"/>
-            </w:rPr>
-            <w:t>Economic</w:t>
+            <w:t xml:space="preserve">, Y., </w:t>
+          </w:r>
+          <w:proofErr w:type="spellStart"/>
+          <w:r>
+            <w:rPr>
+              <w:rFonts w:ascii="Calibri" w:eastAsia="Times New Roman" w:hAnsi="Calibri"/>
+              <w:color w:val="000000"/>
+            </w:rPr>
+            <w:t>Yin</w:t>
+          </w:r>
+          <w:proofErr w:type="spellEnd"/>
+          <w:r>
+            <w:rPr>
+              <w:rFonts w:ascii="Calibri" w:eastAsia="Times New Roman" w:hAnsi="Calibri"/>
+              <w:color w:val="000000"/>
+            </w:rPr>
+            <w:t xml:space="preserve">, Y., </w:t>
+          </w:r>
+          <w:proofErr w:type="spellStart"/>
+          <w:r>
+            <w:rPr>
+              <w:rFonts w:ascii="Calibri" w:eastAsia="Times New Roman" w:hAnsi="Calibri"/>
+              <w:color w:val="000000"/>
+            </w:rPr>
+            <w:t>Moffatt</w:t>
+          </w:r>
+          <w:proofErr w:type="spellEnd"/>
+          <w:r>
+            <w:rPr>
+              <w:rFonts w:ascii="Calibri" w:eastAsia="Times New Roman" w:hAnsi="Calibri"/>
+              <w:color w:val="000000"/>
+            </w:rPr>
+            <w:t xml:space="preserve">, P.G., </w:t>
+          </w:r>
+          <w:proofErr w:type="spellStart"/>
+          <w:r>
+            <w:rPr>
+              <w:rFonts w:ascii="Calibri" w:eastAsia="Times New Roman" w:hAnsi="Calibri"/>
+              <w:color w:val="000000"/>
+            </w:rPr>
+            <w:t>Zeng</w:t>
+          </w:r>
+          <w:proofErr w:type="spellEnd"/>
+          <w:r>
+            <w:rPr>
+              <w:rFonts w:ascii="Calibri" w:eastAsia="Times New Roman" w:hAnsi="Calibri"/>
+              <w:color w:val="000000"/>
+            </w:rPr>
+            <w:t xml:space="preserve">, J., </w:t>
+          </w:r>
+          <w:proofErr w:type="spellStart"/>
+          <w:r>
+            <w:rPr>
+              <w:rFonts w:ascii="Calibri" w:eastAsia="Times New Roman" w:hAnsi="Calibri"/>
+              <w:color w:val="000000"/>
+            </w:rPr>
+            <w:t>Zhang</w:t>
+          </w:r>
+          <w:proofErr w:type="spellEnd"/>
+          <w:r>
+            <w:rPr>
+              <w:rFonts w:ascii="Calibri" w:eastAsia="Times New Roman" w:hAnsi="Calibri"/>
+              <w:color w:val="000000"/>
+            </w:rPr>
+            <w:t xml:space="preserve">, Y., </w:t>
+          </w:r>
+          <w:proofErr w:type="spellStart"/>
+          <w:r>
+            <w:rPr>
+              <w:rFonts w:ascii="Calibri" w:eastAsia="Times New Roman" w:hAnsi="Calibri"/>
+              <w:color w:val="000000"/>
+            </w:rPr>
+            <w:t>Yin</w:t>
+          </w:r>
+          <w:proofErr w:type="spellEnd"/>
+          <w:r>
+            <w:rPr>
+              <w:rFonts w:ascii="Calibri" w:eastAsia="Times New Roman" w:hAnsi="Calibri"/>
+              <w:color w:val="000000"/>
+            </w:rPr>
+            <w:t xml:space="preserve">, Y., </w:t>
+          </w:r>
+          <w:proofErr w:type="spellStart"/>
+          <w:r>
+            <w:rPr>
+              <w:rFonts w:ascii="Calibri" w:eastAsia="Times New Roman" w:hAnsi="Calibri"/>
+              <w:color w:val="000000"/>
+            </w:rPr>
+            <w:t>Moffatt</w:t>
+          </w:r>
+          <w:proofErr w:type="spellEnd"/>
+          <w:r>
+            <w:rPr>
+              <w:rFonts w:ascii="Calibri" w:eastAsia="Times New Roman" w:hAnsi="Calibri"/>
+              <w:color w:val="000000"/>
+            </w:rPr>
+            <w:t xml:space="preserve">, P.G., 2024. </w:t>
+          </w:r>
+          <w:proofErr w:type="spellStart"/>
+          <w:r>
+            <w:rPr>
+              <w:rFonts w:ascii="Calibri" w:eastAsia="Times New Roman" w:hAnsi="Calibri"/>
+              <w:color w:val="000000"/>
+            </w:rPr>
+            <w:t>Data</w:t>
           </w:r>
           <w:proofErr w:type="spellEnd"/>
           <w:r>
@@ -18212,31 +18760,47 @@
               <w:rFonts w:ascii="Calibri" w:eastAsia="Times New Roman" w:hAnsi="Calibri"/>
               <w:color w:val="000000"/>
             </w:rPr>
-            <w:t>Research-Ekonomska</w:t>
-          </w:r>
-          <w:proofErr w:type="spellEnd"/>
-          <w:r>
-            <w:rPr>
-              <w:rFonts w:ascii="Calibri" w:eastAsia="Times New Roman" w:hAnsi="Calibri"/>
-              <w:color w:val="000000"/>
-            </w:rPr>
-            <w:t xml:space="preserve"> </w:t>
-          </w:r>
-          <w:proofErr w:type="spellStart"/>
-          <w:r>
-            <w:rPr>
-              <w:rFonts w:ascii="Calibri" w:eastAsia="Times New Roman" w:hAnsi="Calibri"/>
-              <w:color w:val="000000"/>
-            </w:rPr>
-            <w:t>Istrazivanja</w:t>
-          </w:r>
-          <w:proofErr w:type="spellEnd"/>
-          <w:r>
-            <w:rPr>
-              <w:rFonts w:ascii="Calibri" w:eastAsia="Times New Roman" w:hAnsi="Calibri"/>
-              <w:color w:val="000000"/>
-            </w:rPr>
-            <w:t xml:space="preserve"> 35, 2191–2216.</w:t>
+            <w:t>Science</w:t>
+          </w:r>
+          <w:proofErr w:type="spellEnd"/>
+          <w:r>
+            <w:rPr>
+              <w:rFonts w:ascii="Calibri" w:eastAsia="Times New Roman" w:hAnsi="Calibri"/>
+              <w:color w:val="000000"/>
+            </w:rPr>
+            <w:t xml:space="preserve"> in </w:t>
+          </w:r>
+          <w:proofErr w:type="spellStart"/>
+          <w:r>
+            <w:rPr>
+              <w:rFonts w:ascii="Calibri" w:eastAsia="Times New Roman" w:hAnsi="Calibri"/>
+              <w:color w:val="000000"/>
+            </w:rPr>
+            <w:t>Finance</w:t>
+          </w:r>
+          <w:proofErr w:type="spellEnd"/>
+          <w:r>
+            <w:rPr>
+              <w:rFonts w:ascii="Calibri" w:eastAsia="Times New Roman" w:hAnsi="Calibri"/>
+              <w:color w:val="000000"/>
+            </w:rPr>
+            <w:t xml:space="preserve"> and </w:t>
+          </w:r>
+          <w:proofErr w:type="spellStart"/>
+          <w:r>
+            <w:rPr>
+              <w:rFonts w:ascii="Calibri" w:eastAsia="Times New Roman" w:hAnsi="Calibri"/>
+              <w:color w:val="000000"/>
+            </w:rPr>
+            <w:t>Economics</w:t>
+          </w:r>
+          <w:proofErr w:type="spellEnd"/>
+          <w:r>
+            <w:rPr>
+              <w:rFonts w:ascii="Calibri" w:eastAsia="Times New Roman" w:hAnsi="Calibri"/>
+              <w:color w:val="000000"/>
+            </w:rPr>
+            <w:t xml:space="preserve"> 2024 4:531 4, 531–547.</w:t>
           </w:r>
         </w:p>
         <w:p>
@@ -18244,7 +18808,131 @@
             <w:autoSpaceDE w:val="0"/>
             <w:autoSpaceDN w:val="0"/>
             <w:ind w:hanging="480"/>
-            <w:divId w:val="1995600338"/>
+            <w:divId w:val="1839345972"/>
+            <w:rPr>
+              <w:rFonts w:ascii="Calibri" w:eastAsia="Times New Roman" w:hAnsi="Calibri"/>
+              <w:color w:val="000000"/>
+            </w:rPr>
+          </w:pPr>
+          <w:proofErr w:type="spellStart"/>
+          <w:r>
+            <w:rPr>
+              <w:rFonts w:ascii="Calibri" w:eastAsia="Times New Roman" w:hAnsi="Calibri"/>
+              <w:color w:val="000000"/>
+            </w:rPr>
+            <w:t>Zhang</w:t>
+          </w:r>
+          <w:proofErr w:type="spellEnd"/>
+          <w:r>
+            <w:rPr>
+              <w:rFonts w:ascii="Calibri" w:eastAsia="Times New Roman" w:hAnsi="Calibri"/>
+              <w:color w:val="000000"/>
+            </w:rPr>
+            <w:t xml:space="preserve">, N., </w:t>
+          </w:r>
+          <w:proofErr w:type="spellStart"/>
+          <w:r>
+            <w:rPr>
+              <w:rFonts w:ascii="Calibri" w:eastAsia="Times New Roman" w:hAnsi="Calibri"/>
+              <w:color w:val="000000"/>
+            </w:rPr>
+            <w:t>Wang</w:t>
+          </w:r>
+          <w:proofErr w:type="spellEnd"/>
+          <w:r>
+            <w:rPr>
+              <w:rFonts w:ascii="Calibri" w:eastAsia="Times New Roman" w:hAnsi="Calibri"/>
+              <w:color w:val="000000"/>
+            </w:rPr>
+            <w:t xml:space="preserve">, A., </w:t>
+          </w:r>
+          <w:proofErr w:type="spellStart"/>
+          <w:r>
+            <w:rPr>
+              <w:rFonts w:ascii="Calibri" w:eastAsia="Times New Roman" w:hAnsi="Calibri"/>
+              <w:color w:val="000000"/>
+            </w:rPr>
+            <w:t>Haq</w:t>
+          </w:r>
+          <w:proofErr w:type="spellEnd"/>
+          <w:r>
+            <w:rPr>
+              <w:rFonts w:ascii="Calibri" w:eastAsia="Times New Roman" w:hAnsi="Calibri"/>
+              <w:color w:val="000000"/>
+            </w:rPr>
+            <w:t xml:space="preserve">, N.U., </w:t>
+          </w:r>
+          <w:proofErr w:type="spellStart"/>
+          <w:r>
+            <w:rPr>
+              <w:rFonts w:ascii="Calibri" w:eastAsia="Times New Roman" w:hAnsi="Calibri"/>
+              <w:color w:val="000000"/>
+            </w:rPr>
+            <w:t>Nosheen</w:t>
+          </w:r>
+          <w:proofErr w:type="spellEnd"/>
+          <w:r>
+            <w:rPr>
+              <w:rFonts w:ascii="Calibri" w:eastAsia="Times New Roman" w:hAnsi="Calibri"/>
+              <w:color w:val="000000"/>
+            </w:rPr>
+            <w:t xml:space="preserve">, S., 2022. </w:t>
+          </w:r>
+          <w:proofErr w:type="spellStart"/>
+          <w:r>
+            <w:rPr>
+              <w:rFonts w:ascii="Calibri" w:eastAsia="Times New Roman" w:hAnsi="Calibri"/>
+              <w:color w:val="000000"/>
+            </w:rPr>
+            <w:t>Economic</w:t>
+          </w:r>
+          <w:proofErr w:type="spellEnd"/>
+          <w:r>
+            <w:rPr>
+              <w:rFonts w:ascii="Calibri" w:eastAsia="Times New Roman" w:hAnsi="Calibri"/>
+              <w:color w:val="000000"/>
+            </w:rPr>
+            <w:t xml:space="preserve"> </w:t>
+          </w:r>
+          <w:proofErr w:type="spellStart"/>
+          <w:r>
+            <w:rPr>
+              <w:rFonts w:ascii="Calibri" w:eastAsia="Times New Roman" w:hAnsi="Calibri"/>
+              <w:color w:val="000000"/>
+            </w:rPr>
+            <w:t>Research-Ekonomska</w:t>
+          </w:r>
+          <w:proofErr w:type="spellEnd"/>
+          <w:r>
+            <w:rPr>
+              <w:rFonts w:ascii="Calibri" w:eastAsia="Times New Roman" w:hAnsi="Calibri"/>
+              <w:color w:val="000000"/>
+            </w:rPr>
+            <w:t xml:space="preserve"> </w:t>
+          </w:r>
+          <w:proofErr w:type="spellStart"/>
+          <w:r>
+            <w:rPr>
+              <w:rFonts w:ascii="Calibri" w:eastAsia="Times New Roman" w:hAnsi="Calibri"/>
+              <w:color w:val="000000"/>
+            </w:rPr>
+            <w:t>Istrazivanja</w:t>
+          </w:r>
+          <w:proofErr w:type="spellEnd"/>
+          <w:r>
+            <w:rPr>
+              <w:rFonts w:ascii="Calibri" w:eastAsia="Times New Roman" w:hAnsi="Calibri"/>
+              <w:color w:val="000000"/>
+            </w:rPr>
+            <w:t xml:space="preserve"> 35, 2191–2216.</w:t>
+          </w:r>
+        </w:p>
+        <w:p>
+          <w:pPr>
+            <w:autoSpaceDE w:val="0"/>
+            <w:autoSpaceDN w:val="0"/>
+            <w:ind w:hanging="480"/>
+            <w:divId w:val="868221030"/>
             <w:rPr>
               <w:rFonts w:ascii="Calibri" w:eastAsia="Times New Roman" w:hAnsi="Calibri"/>
               <w:color w:val="000000"/>
@@ -21174,8 +21862,8 @@
   </we:alternateReferences>
   <we:properties>
     <we:property name="MENDELEY_BIBLIOGRAPHY_IS_DIRTY" value="false"/>
-    <we:property name="MENDELEY_BIBLIOGRAPHY_LAST_MODIFIED" value="1787077639960"/>
-    <we:property name="MENDELEY_CITATIONS" value="[{&quot;citationID&quot;:&quot;MENDELEY_CITATION_66069d0f-9b27-4016-9218-25d33c771233&quot;,&quot;properties&quot;:{&quot;noteIndex&quot;:0},&quot;isEdited&quot;:false,&quot;manualOverride&quot;:{&quot;isManuallyOverridden&quot;:false,&quot;citeprocText&quot;:&quot;(Caiado and Lúcio, 2023; Hong et al., 2021; Li et al., 2023; Lúcio and Caiado, 2022; Ma et al., 2022; Mishra et al., 2024; Song et al., 2022)&quot;,&quot;manualOverrideText&quot;:&quot;&quot;},&quot;citationItems&quot;:[{&quot;id&quot;:&quot;b9c9bfa5-0f21-34e8-9c93-235c28d40c5d&quot;,&quot;itemData&quot;:{&quot;type&quot;:&quot;article-journal&quot;,&quot;id&quot;:&quot;b9c9bfa5-0f21-34e8-9c93-235c28d40c5d&quot;,&quot;title&quot;:&quot;Stock market forecasting accuracy of asymmetric GARCH models during the COVID-19 pandemic&quot;,&quot;groupId&quot;:&quot;6b0f6c4c-af15-3c2f-ae3d-3d6652b8fe29&quot;,&quot;author&quot;:[{&quot;family&quot;:&quot;Caiado&quot;,&quot;given&quot;:&quot;Jorge&quot;,&quot;parse-names&quot;:false,&quot;dropping-particle&quot;:&quot;&quot;,&quot;non-dropping-particle&quot;:&quot;&quot;},{&quot;family&quot;:&quot;Lúcio&quot;,&quot;given&quot;:&quot;Francisco&quot;,&quot;parse-names&quot;:false,&quot;dropping-particle&quot;:&quot;&quot;,&quot;non-dropping-particle&quot;:&quot;&quot;}],&quot;container-title&quot;:&quot;The North American Journal of Economics and Finance&quot;,&quot;accessed&quot;:{&quot;date-parts&quot;:[[2026,7,3]]},&quot;DOI&quot;:&quot;10.1016/J.NAJEF.2023.101971&quot;,&quot;ISSN&quot;:&quot;1062-9408&quot;,&quot;URL&quot;:&quot;https://www-1sciencedirect-1com-1gltygdvo090d.erproxy.cvtisr.sk/science/article/pii/S1062940823000943?pes=vor&amp;utm_source=clarivate&amp;getft_integrator=clarivate&quot;,&quot;issued&quot;:{&quot;date-parts&quot;:[[2023,9,1]]},&quot;page&quot;:&quot;101971&quot;,&quot;abstract&quot;:&quot;We propose a new clustering approach for comparing financial time series and employ it to study how the COVID-19 pandemic affected the U.S. stock market. Essentially, we compute the forecast accuracy of asymmetric GARCH models applied to S&amp;P500 industries and use the model forecast errors for different horizons and cut-off points to calculate a distance matrix for the stock indices. Hierarchical clustering algorithms are used to assign the set of industries into clusters. We found homogeneous clusters of industries in terms of the impact of COVID-19 on US stock market volatility. The industries most affected by the pandemic and with less accurate stock market prediction (Hotels, Airline, Apparel, Accessories &amp; Luxury Goods, and Automobile) are separated in Euclidean distance from those industries that were less impacted by COVID-19 and which had more accurate forecasting (Pharmaceuticals, Internet &amp; Direct Marketing Retail, Data Processing, and Movies &amp; Entertainment).&quot;,&quot;publisher&quot;:&quot;North-Holland&quot;,&quot;volume&quot;:&quot;68&quot;,&quot;container-title-short&quot;:&quot;&quot;},&quot;isTemporary&quot;:false},{&quot;id&quot;:&quot;d332ee7d-6b27-33bf-9107-dfea9d6382b6&quot;,&quot;itemData&quot;:{&quot;type&quot;:&quot;article-journal&quot;,&quot;id&quot;:&quot;d332ee7d-6b27-33bf-9107-dfea9d6382b6&quot;,&quot;title&quot;:&quot;COVID-19 and Stock Market Volatility: A Clustering Approach for S&amp;P 500 Industry Indices&quot;,&quot;groupId&quot;:&quot;6b0f6c4c-af15-3c2f-ae3d-3d6652b8fe29&quot;,&quot;author&quot;:[{&quot;family&quot;:&quot;Lúcio&quot;,&quot;given&quot;:&quot;Francisco&quot;,&quot;parse-names&quot;:false,&quot;dropping-particle&quot;:&quot;&quot;,&quot;non-dropping-particle&quot;:&quot;&quot;},{&quot;family&quot;:&quot;Caiado&quot;,&quot;given&quot;:&quot;Jorge&quot;,&quot;parse-names&quot;:false,&quot;dropping-particle&quot;:&quot;&quot;,&quot;non-dropping-particle&quot;:&quot;&quot;}],&quot;container-title&quot;:&quot;Finance Research Letters&quot;,&quot;accessed&quot;:{&quot;date-parts&quot;:[[2026,7,3]]},&quot;DOI&quot;:&quot;10.1016/J.FRL.2022.103141&quot;,&quot;ISSN&quot;:&quot;1544-6123&quot;,&quot;URL&quot;:&quot;https://www-1sciencedirect-1com-1gltygdvo090d.erproxy.cvtisr.sk/science/article/pii/S1544612322003646?pes=vor&amp;utm_source=clarivate&amp;getft_integrator=clarivate&quot;,&quot;issued&quot;:{&quot;date-parts&quot;:[[2022,10,1]]},&quot;page&quot;:&quot;103141&quot;,&quot;abstract&quot;:&quot;We study how the COVID-19 pandemic affected some of the conditional volatilities of S&amp;P 500 industries, using a new model feature-based clustering method on a fitted TGARCH model. Rather than using the estimated model parameters to compute a distance matrix for the stock indices, we suggest using a distance based on the autocorrelations of the estimated conditional volatilities. Both hierarchical and non-hierarchical algorithms are used to assign the set of industries into clusters. The results show a clear change in the composition of each cluster between the period before the first US COVID-19 case and the period during the pandemic.&quot;,&quot;publisher&quot;:&quot;Elsevier&quot;,&quot;volume&quot;:&quot;49&quot;,&quot;container-title-short&quot;:&quot;Financ. Res. Lett.&quot;},&quot;isTemporary&quot;:false},{&quot;id&quot;:&quot;6309e9ee-2494-35da-8912-28f98cb7cca0&quot;,&quot;itemData&quot;:{&quot;type&quot;:&quot;article-journal&quot;,&quot;id&quot;:&quot;6309e9ee-2494-35da-8912-28f98cb7cca0&quot;,&quot;title&quot;:&quot;COVID-19 and instability of stock market performance: evidence from the U.S.&quot;,&quot;groupId&quot;:&quot;6b0f6c4c-af15-3c2f-ae3d-3d6652b8fe29&quot;,&quot;author&quot;:[{&quot;family&quot;:&quot;Hong&quot;,&quot;given&quot;:&quot;Hui&quot;,&quot;parse-names&quot;:false,&quot;dropping-particle&quot;:&quot;&quot;,&quot;non-dropping-particle&quot;:&quot;&quot;},{&quot;family&quot;:&quot;Bian&quot;,&quot;given&quot;:&quot;Zhicun&quot;,&quot;parse-names&quot;:false,&quot;dropping-particle&quot;:&quot;&quot;,&quot;non-dropping-particle&quot;:&quot;&quot;},{&quot;family&quot;:&quot;Lee&quot;,&quot;given&quot;:&quot;Chien Chiang&quot;,&quot;parse-names&quot;:false,&quot;dropping-particle&quot;:&quot;&quot;,&quot;non-dropping-particle&quot;:&quot;&quot;}],&quot;container-title&quot;:&quot;Financial Innovation 2021 7:1&quot;,&quot;accessed&quot;:{&quot;date-parts&quot;:[[2026,7,6]]},&quot;DOI&quot;:&quot;10.1186/S40854-021-00229-1&quot;,&quot;ISSN&quot;:&quot;2199-4730&quot;,&quot;URL&quot;:&quot;https://link-1springer-1com-1gltygdvo0a71.erproxy.cvtisr.sk/article/10.1186/s40854-021-00229-1&quot;,&quot;issued&quot;:{&quot;date-parts&quot;:[[2021,2,24]]},&quot;page&quot;:&quot;12-&quot;,&quot;abstract&quot;:&quot;The effect of COVID-19 on stock market performance has important implications for both financial theory and practice. This paper examines the relationship between COVID-19 and the instability of both stock return predictability and price volatility in the U.S over the period January 1st, 2019 to June 30th, 2020 by using the methodologies of Bai and Perron (Econometrica 66:47–78, 1998. https://doi-1org-1gltygdvo0a71.erproxy.cvtisr.sk/10.2307/2998540 ; J Appl Econo 18:1–22, 2003. https://doi-1org-1gltygdvo0a71.erproxy.cvtisr.sk/10.1002/jae.659 ), Elliot and Muller (Optimal testing general breaking processes in linear time series models. University of California at San Diego Economic Working Paper, 2004), and Xu (J Econ 173:126–142, 2013. https://doi-1org-1gltygdvo0a71.erproxy.cvtisr.sk/10.1016/j.jeconom.2012.11.001 ). The results highlight a single break in return predictability and price volatility of both S&amp;amp;P 500 and DJIA. The timing of the break is consistent with the COVID-19 outbreak, or more specifically the stock selling-offs by the U.S. senate committee members before COVID-19 crashed the market. Furthermore, return predictability and price volatility significantly increased following the derived break. The findings suggest that the pandemic crisis was associated with market inefficiency, creating profitable opportunities for traders and speculators. Furthermore, it also induced income and wealth inequality between market participants with plenty of liquidity at hand and those short of funds.&quot;,&quot;publisher&quot;:&quot;SpringerOpen&quot;,&quot;issue&quot;:&quot;1&quot;,&quot;volume&quot;:&quot;7&quot;,&quot;container-title-short&quot;:&quot;&quot;},&quot;isTemporary&quot;:false},{&quot;id&quot;:&quot;cded7ecf-984a-3c3c-8ecb-7d2e47174c6a&quot;,&quot;itemData&quot;:{&quot;type&quot;:&quot;article-journal&quot;,&quot;id&quot;:&quot;cded7ecf-984a-3c3c-8ecb-7d2e47174c6a&quot;,&quot;title&quot;:&quot;Comparison of Systemic Financial Risks in the US before and after the COVID-19 Outbreak—A Copula–GARCH with CES Approach&quot;,&quot;groupId&quot;:&quot;6b0f6c4c-af15-3c2f-ae3d-3d6652b8fe29&quot;,&quot;author&quot;:[{&quot;family&quot;:&quot;Ma&quot;,&quot;given&quot;:&quot;Ji&quot;,&quot;parse-names&quot;:false,&quot;dropping-particle&quot;:&quot;&quot;,&quot;non-dropping-particle&quot;:&quot;&quot;},{&quot;family&quot;:&quot;Li&quot;,&quot;given&quot;:&quot;Xiaoqing&quot;,&quot;parse-names&quot;:false,&quot;dropping-particle&quot;:&quot;&quot;,&quot;non-dropping-particle&quot;:&quot;&quot;},{&quot;family&quot;:&quot;Liu&quot;,&quot;given&quot;:&quot;Jianxu&quot;,&quot;parse-names&quot;:false,&quot;dropping-particle&quot;:&quot;&quot;,&quot;non-dropping-particle&quot;:&quot;&quot;},{&quot;family&quot;:&quot;Cui&quot;,&quot;given&quot;:&quot;Jiande&quot;,&quot;parse-names&quot;:false,&quot;dropping-particle&quot;:&quot;&quot;,&quot;non-dropping-particle&quot;:&quot;&quot;},{&quot;family&quot;:&quot;Zhang&quot;,&quot;given&quot;:&quot;Mingzhi&quot;,&quot;parse-names&quot;:false,&quot;dropping-particle&quot;:&quot;&quot;,&quot;non-dropping-particle&quot;:&quot;&quot;},{&quot;family&quot;:&quot;Sriboonchitta&quot;,&quot;given&quot;:&quot;Songsak&quot;,&quot;parse-names&quot;:false,&quot;dropping-particle&quot;:&quot;&quot;,&quot;non-dropping-particle&quot;:&quot;&quot;}],&quot;container-title&quot;:&quot;Axioms 2022, Vol. 11, Page 669&quot;,&quot;accessed&quot;:{&quot;date-parts&quot;:[[2026,7,6]]},&quot;DOI&quot;:&quot;10.3390/AXIOMS11120669&quot;,&quot;ISSN&quot;:&quot;2075-1680&quot;,&quot;URL&quot;:&quot;https://www-1mdpi-1com-1gltygdvo0a71.erproxy.cvtisr.sk/2075-1680/11/12/669/htm&quot;,&quot;issued&quot;:{&quot;date-parts&quot;:[[2022,11,25]]},&quot;page&quot;:&quot;669&quot;,&quot;abstract&quot;:&quot;The analysis and prediction of systemic financial risks in the US during the COVID-19 pandemic is of great significance to the stability of financial markets in the US and even the world. This paper aims to predict the systemic financial risk in the US before and during the COVID-19 pandemic by using copula–GJR–GARCH models with component expected shortfall (CES), and also identify systemically important financial institutions (SIFIs) for the two comparative periods. The empirical results show that the overall systemic financial risk increased after the outbreak of the COVID-19 pandemic, especially in the first half of the year. We predicted four extreme risks that were basically successful in capturing the high risks in the US financial markets. Second, we identified the SIFIs, and depository banks made the greatest contribution to systemic risk from four financial groups. Third, after the outbreak of the epidemic, the share of Broker–Dealer and Other Institutions in the overall systemic risk has apparently increased. Finally, we recommend that the US financial regulators should consider macro-prudential guidance for major financial institutions, and we should pay more attention to Broker–Dealers, thereby improving the financial stability of the US and the global financial markets.&quot;,&quot;publisher&quot;:&quot;Multidisciplinary Digital Publishing Institute&quot;,&quot;issue&quot;:&quot;12&quot;,&quot;volume&quot;:&quot;11&quot;,&quot;container-title-short&quot;:&quot;&quot;},&quot;isTemporary&quot;:false},{&quot;id&quot;:&quot;2cf4475f-be1d-3f3e-9872-a4119d35960d&quot;,&quot;itemData&quot;:{&quot;type&quot;:&quot;article-journal&quot;,&quot;id&quot;:&quot;2cf4475f-be1d-3f3e-9872-a4119d35960d&quot;,&quot;title&quot;:&quot;Volatility forecasting and assessing risk of financial markets using multi-transformer neural network based architecture&quot;,&quot;groupId&quot;:&quot;6b0f6c4c-af15-3c2f-ae3d-3d6652b8fe29&quot;,&quot;author&quot;:[{&quot;family&quot;:&quot;Mishra&quot;,&quot;given&quot;:&quot;Aswini Kumar&quot;,&quot;parse-names&quot;:false,&quot;dropping-particle&quot;:&quot;&quot;,&quot;non-dropping-particle&quot;:&quot;&quot;},{&quot;family&quot;:&quot;Renganathan&quot;,&quot;given&quot;:&quot;Jayashree&quot;,&quot;parse-names&quot;:false,&quot;dropping-particle&quot;:&quot;&quot;,&quot;non-dropping-particle&quot;:&quot;&quot;},{&quot;family&quot;:&quot;Gupta&quot;,&quot;given&quot;:&quot;Aaryaman&quot;,&quot;parse-names&quot;:false,&quot;dropping-particle&quot;:&quot;&quot;,&quot;non-dropping-particle&quot;:&quot;&quot;}],&quot;container-title&quot;:&quot;Engineering Applications of Artificial Intelligence&quot;,&quot;accessed&quot;:{&quot;date-parts&quot;:[[2026,7,3]]},&quot;DOI&quot;:&quot;10.1016/J.ENGAPPAI.2024.108223&quot;,&quot;ISSN&quot;:&quot;0952-1976&quot;,&quot;URL&quot;:&quot;https://www-1sciencedirect-1com-1gltygdvo090d.erproxy.cvtisr.sk/science/article/pii/S0952197624003816?pes=vor&amp;utm_source=clarivate&amp;getft_integrator=clarivate&quot;,&quot;issued&quot;:{&quot;date-parts&quot;:[[2024,7,1]]},&quot;page&quot;:&quot;108223&quot;,&quot;abstract&quot;:&quot;This research introduces a more reliable model for predicting market volatility. The model incorporates Transformer and Multi-transformer layers with the GARCH and LSTM models and compares their performance to classic GARCH-type models. Euro-US Dollar FX Spot Rate (EURO-USD), Australian-US Dollar FX Spot Rate (AUD-USD), S&amp;P 500 Index, FTSE 100 Index, Reliance Industries Ltd., and Samsung Electronics Co Ltd. are analyzed. The timeframe examined is January 2005 to December 2021, with training from 2005 to 2016 and testing from 2017 to 2021. Empirical evidence suggests that hybrid Neural-network models, notably Transformer-based models, outperform individual transformers, deep learning, neural networks, and traditional GARCH-type models, even in unpredictable conditions like the COVID-19 pandemic. Within the hybrid Neural-network models, MT-GARCH and MTL-GARCH showed lower validation error (RMSE) than the other models, showing that the bagging mechanism added to the attention mechanism of the Multi-Transformer architecture helped to lower the error in the variance in the noisy data of the daily returns of the assets, reducing the RMSE of the hybrid multi-Transformer models. In addition, three to four of the five hybrid neural-network models showed appropriate risk estimates for the entire test period, as observed from the Christoffersen test. Moreover, the lengthy sample period helps test whether hybrid models perform better than classic GARCH-type models in volatile conditions like the COVID-19 pandemic.&quot;,&quot;publisher&quot;:&quot;Pergamon&quot;,&quot;volume&quot;:&quot;133&quot;,&quot;container-title-short&quot;:&quot;Eng. Appl. Artif. Intell.&quot;},&quot;isTemporary&quot;:false},{&quot;id&quot;:&quot;64f37da4-45fa-31a4-8999-6827381fb6bc&quot;,&quot;itemData&quot;:{&quot;type&quot;:&quot;article-journal&quot;,&quot;id&quot;:&quot;64f37da4-45fa-31a4-8999-6827381fb6bc&quot;,&quot;title&quot;:&quot;COVID-19 Impact on Stock Markets: A Multiscale Event Analysis Perspective&quot;,&quot;author&quot;:[{&quot;family&quot;:&quot;Li&quot;,&quot;given&quot;:&quot;Helong&quot;,&quot;parse-names&quot;:false,&quot;dropping-particle&quot;:&quot;&quot;,&quot;non-dropping-particle&quot;:&quot;&quot;},{&quot;family&quot;:&quot;Xu&quot;,&quot;given&quot;:&quot;Guanglong&quot;,&quot;parse-names&quot;:false,&quot;dropping-particle&quot;:&quot;&quot;,&quot;non-dropping-particle&quot;:&quot;&quot;},{&quot;family&quot;:&quot;Huang&quot;,&quot;given&quot;:&quot;Qin&quot;,&quot;parse-names&quot;:false,&quot;dropping-particle&quot;:&quot;&quot;,&quot;non-dropping-particle&quot;:&quot;&quot;},{&quot;family&quot;:&quot;Ruan&quot;,&quot;given&quot;:&quot;Rubin&quot;,&quot;parse-names&quot;:false,&quot;dropping-particle&quot;:&quot;&quot;,&quot;non-dropping-particle&quot;:&quot;&quot;},{&quot;family&quot;:&quot;Zhang&quot;,&quot;given&quot;:&quot;Weiguo&quot;,&quot;parse-names&quot;:false,&quot;dropping-particle&quot;:&quot;&quot;,&quot;non-dropping-particle&quot;:&quot;&quot;}],&quot;container-title&quot;:&quot;Computational Economics 2023 63:3&quot;,&quot;accessed&quot;:{&quot;date-parts&quot;:[[2026,7,4]]},&quot;DOI&quot;:&quot;10.1007/S10614-023-10448-6&quot;,&quot;ISBN&quot;:&quot;0123456789&quot;,&quot;ISSN&quot;:&quot;1572-9974&quot;,&quot;URL&quot;:&quot;https://link-1springer-1com-1gltygdvo09a3.erproxy.cvtisr.sk/article/10.1007/s10614-023-10448-6&quot;,&quot;issued&quot;:{&quot;date-parts&quot;:[[2023,8,28]]},&quot;page&quot;:&quot;1191-1212&quot;,&quot;abstract&quot;:&quot;The existing literature primarily examined the impact of unexpected events on the stock market at a single scale, posing the challenge of a lack of multiscale analysis. This paper investigates the impact of COVID-19 on stock markets (China, the U.S., and Hong Kong) from a multiscale perspective using an improved ensemble empirical mode decomposition (EEMD)-based event analysis method. First, the stock price series is decomposed into several independent intrinsic mode functions (IMFs) and a residue. Second, a novel composition method is proposed to reconstruct the IMFs into three components: high-frequency, low-frequency, and long-term trend. We find that the composition of low-frequency and long-term trend components is dominant, which is used to estimate the strength of COVID-19 impact on the stock markets. In addition, the outbreak of COVID-19 significantly increased the intensity of short-term fluctuations in stock prices. Finally, the high-frequency component is analyzed to capture the volatility spillover effects among the three stock markets by the BEKK(Baba-Engle-Kraft-Kroner)-GARCH model. The results show that before the outbreak, there are two-way volatility spillovers between any two of the three markets. After the outbreak, there is no spillover effect between China and Hong Kong, and Hong Kong has no spillover effect on the U.S. However, volatility in the U.S. market still has a significant spillover effect on the other two markets, implying that a mature market can absorb new information more quickly.&quot;,&quot;publisher&quot;:&quot;Springer&quot;,&quot;issue&quot;:&quot;3&quot;,&quot;volume&quot;:&quot;63&quot;,&quot;container-title-short&quot;:&quot;&quot;},&quot;isTemporary&quot;:false},{&quot;id&quot;:&quot;c0a65706-e77a-3689-b1bd-f195db051171&quot;,&quot;itemData&quot;:{&quot;type&quot;:&quot;article-journal&quot;,&quot;id&quot;:&quot;c0a65706-e77a-3689-b1bd-f195db051171&quot;,&quot;title&quot;:&quot;Co-movement dynamics of US and Chinese stock market: evidence from COVID-19 crisis&quot;,&quot;author&quot;:[{&quot;family&quot;:&quot;Song&quot;,&quot;given&quot;:&quot;Ge&quot;,&quot;parse-names&quot;:false,&quot;dropping-particle&quot;:&quot;&quot;,&quot;non-dropping-particle&quot;:&quot;&quot;},{&quot;family&quot;:&quot;Xia&quot;,&quot;given&quot;:&quot;Zhiqing&quot;,&quot;parse-names&quot;:false,&quot;dropping-particle&quot;:&quot;&quot;,&quot;non-dropping-particle&quot;:&quot;&quot;},{&quot;family&quot;:&quot;Basheer&quot;,&quot;given&quot;:&quot;Muhammad Farhan&quot;,&quot;parse-names&quot;:false,&quot;dropping-particle&quot;:&quot;&quot;,&quot;non-dropping-particle&quot;:&quot;&quot;},{&quot;family&quot;:&quot;Shah&quot;,&quot;given&quot;:&quot;Syed Mehmood Ali&quot;,&quot;parse-names&quot;:false,&quot;dropping-particle&quot;:&quot;&quot;,&quot;non-dropping-particle&quot;:&quot;&quot;}],&quot;container-title&quot;:&quot;Economic Research-Ekonomska Istrazivanja &quot;,&quot;accessed&quot;:{&quot;date-parts&quot;:[[2026,7,3]]},&quot;DOI&quot;:&quot;10.1080/1331677X.2021.1957971&quot;,&quot;ISSN&quot;:&quot;1331677X&quot;,&quot;URL&quot;:&quot;/doi/pdf/10.1080/1331677X.2021.1957971?download=true&quot;,&quot;issued&quot;:{&quot;date-parts&quot;:[[2022]]},&quot;page&quot;:&quot;2460-2476&quot;,&quot;abstract&quot;:&quot;This paper aims to examine the co-movement between the two economic powers, namely the USA and China. The authors are mainly interested in examining the dynamics of co-movements during, and in the pre-covid periods. Additionally, they have aimed to examine the volatility spillover between USA and China, during and in the pre-covid periods. In order to achieve the research-based objectives, advanced econometrics models have been applied to the data from July1, 2010, to April 30, 2021. The results show that the sample market is integrated in the long run. The results also indicate that the behaviour of the Chinese market is same as the US market, and offers negligible opportunities for investors for diversification during this time. The findings indicate that the Ganger Causality between the stock markets during crisis is significantly higher than the pre-crisis period. The results of EGARCH model confirm the presence of asymmetric volatility spillover effects between the US and Chinese markets, during the considered time periods. This study also examines the co-movement in China, grounded upon the robust approach that facilitates examining the dependence structure between the sample variables. The findings offer valuable understanding for investors who are looking for investment diversification opportunities worldwide.&quot;,&quot;publisher&quot;:&quot;Taylor and Francis Ltd.&quot;,&quot;issue&quot;:&quot;1&quot;,&quot;volume&quot;:&quot;35&quot;},&quot;isTemporary&quot;:false}],&quot;citationTag&quot;:&quot;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&quot;},{&quot;citationID&quot;:&quot;MENDELEY_CITATION_c021ca4d-7a85-4e37-af8d-46f58dc1248f&quot;,&quot;properties&quot;:{&quot;noteIndex&quot;:0},&quot;isEdited&quot;:false,&quot;manualOverride&quot;:{&quot;isManuallyOverridden&quot;:false,&quot;citeprocText&quot;:&quot;(Fei and Zhang, 2023; T. Yang et al., 2023)&quot;,&quot;manualOverrideText&quot;:&quot;&quot;},&quot;citationTag&quot;:&quot;MENDELEY_CITATION_v3_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&quot;,&quot;citationItems&quot;:[{&quot;id&quot;:&quot;6429332e-b6a4-37de-b239-f666e433ffac&quot;,&quot;itemData&quot;:{&quot;type&quot;:&quot;article-journal&quot;,&quot;id&quot;:&quot;6429332e-b6a4-37de-b239-f666e433ffac&quot;,&quot;title&quot;:&quot;Chinese stock market volatility and herding behavior asymmetry during the COVID-19 pandemic&quot;,&quot;groupId&quot;:&quot;6b0f6c4c-af15-3c2f-ae3d-3d6652b8fe29&quot;,&quot;author&quot;:[{&quot;family&quot;:&quot;Fei&quot;,&quot;given&quot;:&quot;Fan&quot;,&quot;parse-names&quot;:false,&quot;dropping-particle&quot;:&quot;&quot;,&quot;non-dropping-particle&quot;:&quot;&quot;},{&quot;family&quot;:&quot;Zhang&quot;,&quot;given&quot;:&quot;Jianing&quot;,&quot;parse-names&quot;:false,&quot;dropping-particle&quot;:&quot;&quot;,&quot;non-dropping-particle&quot;:&quot;&quot;}],&quot;container-title&quot;:&quot;Cogent Economics and Finance&quot;,&quot;accessed&quot;:{&quot;date-parts&quot;:[[2026,7,4]]},&quot;DOI&quot;:&quot;10.1080/23322039.2023.2203436&quot;,&quot;ISSN&quot;:&quot;23322039&quot;,&quot;URL&quot;:&quot;/doi/pdf/10.1080/23322039.2023.2203436?download=true&quot;,&quot;issued&quot;:{&quot;date-parts&quot;:[[2023]]},&quot;abstract&quot;:&quot;The primary purpose of this paper is to explore the herding behavior in the Chinese stock market during COVID-19 and the asymmetry of that behavior using the daily returns of A- and B-shares from 2 January 2019, to 15 October 2021. The study uses the cross-sectional absolute deviation model to analyze stock market herding behavior by non-linear polynomial regression. We show that the herding behavior in the Chinese stock market is more prominent during the COVID-19 pandemic. Herding behavior has a negative effect on stock market volatility. Moreover, such a suppressing effect weakened during the COVID-19 pandemic. There is an asymmetry in herding behavior during the bull and bear markets, which is helpful in our investigation of the market’s volatility during the COVID-19 pandemic. The pronounced asymmetry in the herding behavior of the Chinese stock market during COVID-19 is assessed using the E-GARCH (p, q) model. The empirical results of the present study contribute to the literature about herding asymmetry by showing the herding behavior during the health crisis and bull and bear markets. It also helps reconcile the debate about the impact of herding on market stability and provides insightful guidance for investors wishing to invest in the Chinese stock market.&quot;,&quot;publisher&quot;:&quot;Cogent OA&quot;,&quot;issue&quot;:&quot;1&quot;,&quot;volume&quot;:&quot;11&quot;,&quot;container-title-short&quot;:&quot;&quot;},&quot;isTemporary&quot;:false},{&quot;id&quot;:&quot;e4628352-6179-3da1-8c13-50c57a1424c9&quot;,&quot;itemData&quot;:{&quot;type&quot;:&quot;article-journal&quot;,&quot;id&quot;:&quot;e4628352-6179-3da1-8c13-50c57a1424c9&quot;,&quot;title&quot;:&quot;“Investor attention fluctuation and stock market volatility: Evidence from China”&quot;,&quot;groupId&quot;:&quot;6b0f6c4c-af15-3c2f-ae3d-3d6652b8fe29&quot;,&quot;author&quot;:[{&quot;family&quot;:&quot;Yang&quot;,&quot;given&quot;:&quot;Taiji&quot;,&quot;parse-names&quot;:false,&quot;dropping-particle&quot;:&quot;&quot;,&quot;non-dropping-particle&quot;:&quot;&quot;},{&quot;family&quot;:&quot;Zhuo&quot;,&quot;given&quot;:&quot;Siqi&quot;,&quot;parse-names&quot;:false,&quot;dropping-particle&quot;:&quot;&quot;,&quot;non-dropping-particle&quot;:&quot;&quot;},{&quot;family&quot;:&quot;Yang&quot;,&quot;given&quot;:&quot;Yongsheng&quot;,&quot;parse-names&quot;:false,&quot;dropping-particle&quot;:&quot;&quot;,&quot;non-dropping-particle&quot;:&quot;&quot;}],&quot;container-title&quot;:&quot;PLOS ONE&quot;,&quot;accessed&quot;:{&quot;date-parts&quot;:[[2026,7,3]]},&quot;DOI&quot;:&quot;10.1371/JOURNAL.PONE.0293825&quot;,&quot;ISSN&quot;:&quot;1932-6203&quot;,&quot;PMID&quot;:&quot;38011123&quot;,&quot;URL&quot;:&quot;https://journals.plos.org/plosone/article?id=10.1371/journal.pone.0293825&quot;,&quot;issued&quot;:{&quot;date-parts&quot;:[[2023,11,1]]},&quot;page&quot;:&quot;e0293825&quot;,&quot;abstract&quot;:&quot;This paper examines the linkage between Chinese stock market volatility and investor attention fluctuation. In Heterogeneous autoregressive (HAR) model, first, we analyzed the linkage between both decomposed and undecomposed stock market realized volatility and investor attention fluctuations across full-sample and two-year moving window sub-samples. Second, we compare the predictive power of four models in short-, medium-, and long-term volatility forecasting. Empirical results show large positive attention fluctuation amplified Chinese stock market volatility after the outbreak of COVID-19, and negative small attention fluctuation significantly stabilized stock market volatility before COVID-19, and the impact dwindled in after COVID-19. The model incorporating decomposed realized volatility and decomposed attention fluctuation performs better in volatility Forecasting. This research underscores a shift in the dynamics between stock market volatility and investor attention fluctuations, and investor attention fluctuation improves the volatility forecasting accuracy of the Chinese stock market.&quot;,&quot;publisher&quot;:&quot;Public Library of Science&quot;,&quot;issue&quot;:&quot;11&quot;,&quot;volume&quot;:&quot;18&quot;,&quot;container-title-short&quot;:&quot;PLoS One&quot;},&quot;isTemporary&quot;:false}]},{&quot;citationID&quot;:&quot;MENDELEY_CITATION_29483d99-c6da-4450-b055-74cb9ec46e00&quot;,&quot;properties&quot;:{&quot;noteIndex&quot;:0},&quot;isEdited&quot;:false,&quot;manualOverride&quot;:{&quot;isManuallyOverridden&quot;:false,&quot;citeprocText&quot;:&quot;(Ge, 2025; Li et al., 2023; Zhang and Fang, 2021)&quot;,&quot;manualOverrideText&quot;:&quot;&quot;},&quot;citationTag&quot;:&quot;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&quot;,&quot;citationItems&quot;:[{&quot;id&quot;:&quot;daa5fb1c-204b-3bea-94e8-77764728dd61&quot;,&quot;itemData&quot;:{&quot;type&quot;:&quot;article-journal&quot;,&quot;id&quot;:&quot;daa5fb1c-204b-3bea-94e8-77764728dd61&quot;,&quot;title&quot;:&quot;Enhancing stock market Forecasting: A hybrid model for accurate prediction of S&amp;P 500 and CSI 300 future prices&quot;,&quot;groupId&quot;:&quot;6b0f6c4c-af15-3c2f-ae3d-3d6652b8fe29&quot;,&quot;author&quot;:[{&quot;family&quot;:&quot;Ge&quot;,&quot;given&quot;:&quot;Qing&quot;,&quot;parse-names&quot;:false,&quot;dropping-particle&quot;:&quot;&quot;,&quot;non-dropping-particle&quot;:&quot;&quot;}],&quot;container-title&quot;:&quot;Expert Systems with Applications&quot;,&quot;accessed&quot;:{&quot;date-parts&quot;:[[2026,7,3]]},&quot;DOI&quot;:&quot;10.1016/J.ESWA.2024.125380&quot;,&quot;ISSN&quot;:&quot;0957-4174&quot;,&quot;URL&quot;:&quot;https://www-1sciencedirect-1com-1gltygdvo090d.erproxy.cvtisr.sk/science/article/pii/S0957417424022474?pes=vor&amp;utm_source=clarivate&amp;getft_integrator=clarivate&quot;,&quot;issued&quot;:{&quot;date-parts&quot;:[[2025,1,15]]},&quot;page&quot;:&quot;125380&quot;,&quot;abstract&quot;:&quot;This paper investigates the challenging domain of stock market prediction, a significant aspect of financial markets. It focuses on developing predictive models to forecast stock prices accurately, vital for mitigating losses and maximizing gains amidst the inherent unpredictability and volatility of the market. The study comprehensively analyzes various predictive models, including time series analysis and advanced machine learning techniques. It highlights the superiority of ensemble or hybrid models in enhancing prediction reliability. Central to this research is the development of a model incorporating detailed data collection, thorough analysis, and state-of-the-art machine learning methods, achieving notable predictive accuracy. This approach underscores the benefits of data-centric strategies in today's rapidly evolving business environment and the widespread applicability of predictive analytics. The model outperforms conventional methods by decomposing time series into simpler components and optimizing hyperparameters, thereby enhancing prediction accuracy, as demonstrated by performance testing on the S&amp;P 500 and CSI 300 indices. The RMSE, MAE, and R2 values of the MEME-AO-LSTM model are 27.12, 19.43, and 0.992, respectively, which serve as evidence of this. The model's generalizability and high performance are demonstrated by its efficacy in a variety of major markets, including the NASDAQ 100, Nikkei 225, FTSE, DAX, SSE, and KOSPI. Additionally, the model's adaptability under diverse market conditions is demonstrated through its evaluation of its robustness in response to significant events, such as the economic stimulus responses to the COVID-19 pandemic and the geopolitical tensions resulting from the tension and conflict between Russia and Ukraine. Consequently, the proposed methodology has the potential to help investors achieve substantial and advantageous returns.&quot;,&quot;publisher&quot;:&quot;Pergamon&quot;,&quot;volume&quot;:&quot;260&quot;,&quot;container-title-short&quot;:&quot;Expert Syst. Appl.&quot;},&quot;isTemporary&quot;:false},{&quot;id&quot;:&quot;8278354c-a094-3f93-901f-c963de618dc9&quot;,&quot;itemData&quot;:{&quot;type&quot;:&quot;article-journal&quot;,&quot;id&quot;:&quot;8278354c-a094-3f93-901f-c963de618dc9&quot;,&quot;title&quot;:&quot;Multifractal Behaviors of Stock Indices and Their Ability to Improve Forecasting in a Volatility Clustering Period&quot;,&quot;groupId&quot;:&quot;6b0f6c4c-af15-3c2f-ae3d-3d6652b8fe29&quot;,&quot;author&quot;:[{&quot;family&quot;:&quot;Zhang&quot;,&quot;given&quot;:&quot;Shuwen&quot;,&quot;parse-names&quot;:false,&quot;dropping-particle&quot;:&quot;&quot;,&quot;non-dropping-particle&quot;:&quot;&quot;},{&quot;family&quot;:&quot;Fang&quot;,&quot;given&quot;:&quot;Wen&quot;,&quot;parse-names&quot;:false,&quot;dropping-particle&quot;:&quot;&quot;,&quot;non-dropping-particle&quot;:&quot;&quot;}],&quot;container-title&quot;:&quot;Entropy 2021, Vol. 23, Page 1018&quot;,&quot;accessed&quot;:{&quot;date-parts&quot;:[[2026,7,3]]},&quot;DOI&quot;:&quot;10.3390/E23081018&quot;,&quot;ISSN&quot;:&quot;1099-4300&quot;,&quot;URL&quot;:&quot;https://www.mdpi.com/1099-4300/23/8/1018/htm&quot;,&quot;issued&quot;:{&quot;date-parts&quot;:[[2021,8,6]]},&quot;page&quot;:&quot;1018&quot;,&quot;abstract&quot;:&quot;The financial market is a complex system, which has become more complicated due to the sudden impact of the COVID-19 pandemic in 2020. As a result there may be much higher degree of uncertainty and volatility clustering in stock markets. How does this “black swan” event affect the fractal behaviors of the stock market? How to improve the forecasting accuracy after that? Here we study the multifractal behaviors of 5-min time series of CSI300 and S&amp;P500, which represents the two stock markets of China and United States. Using the Overlapped Sliding Window-based Multifractal Detrended Fluctuation Analysis (OSW-MF-DFA) method, we found that the two markets always have multifractal characteristics, and the degree of fractal intensified during the first panic period of pandemic. Based on the long and short-term memory which are described by fractal test results, we use the Gated Recurrent Unit (GRU) neural network model to forecast these indices. We found that during the large volatility clustering period, the prediction accuracy of the time series can be significantly improved by adding the time-varying Hurst index to the GRU neural network.&quot;,&quot;publisher&quot;:&quot;Multidisciplinary Digital Publishing Institute&quot;,&quot;issue&quot;:&quot;8&quot;,&quot;volume&quot;:&quot;23&quot;,&quot;container-title-short&quot;:&quot;&quot;},&quot;isTemporary&quot;:false},{&quot;id&quot;:&quot;64f37da4-45fa-31a4-8999-6827381fb6bc&quot;,&quot;itemData&quot;:{&quot;type&quot;:&quot;article-journal&quot;,&quot;id&quot;:&quot;64f37da4-45fa-31a4-8999-6827381fb6bc&quot;,&quot;title&quot;:&quot;COVID-19 Impact on Stock Markets: A Multiscale Event Analysis Perspective&quot;,&quot;author&quot;:[{&quot;family&quot;:&quot;Li&quot;,&quot;given&quot;:&quot;Helong&quot;,&quot;parse-names&quot;:false,&quot;dropping-particle&quot;:&quot;&quot;,&quot;non-dropping-particle&quot;:&quot;&quot;},{&quot;family&quot;:&quot;Xu&quot;,&quot;given&quot;:&quot;Guanglong&quot;,&quot;parse-names&quot;:false,&quot;dropping-particle&quot;:&quot;&quot;,&quot;non-dropping-particle&quot;:&quot;&quot;},{&quot;family&quot;:&quot;Huang&quot;,&quot;given&quot;:&quot;Qin&quot;,&quot;parse-names&quot;:false,&quot;dropping-particle&quot;:&quot;&quot;,&quot;non-dropping-particle&quot;:&quot;&quot;},{&quot;family&quot;:&quot;Ruan&quot;,&quot;given&quot;:&quot;Rubin&quot;,&quot;parse-names&quot;:false,&quot;dropping-particle&quot;:&quot;&quot;,&quot;non-dropping-particle&quot;:&quot;&quot;},{&quot;family&quot;:&quot;Zhang&quot;,&quot;given&quot;:&quot;Weiguo&quot;,&quot;parse-names&quot;:false,&quot;dropping-particle&quot;:&quot;&quot;,&quot;non-dropping-particle&quot;:&quot;&quot;}],&quot;container-title&quot;:&quot;Computational Economics 2023 63:3&quot;,&quot;accessed&quot;:{&quot;date-parts&quot;:[[2026,7,4]]},&quot;DOI&quot;:&quot;10.1007/S10614-023-10448-6&quot;,&quot;ISBN&quot;:&quot;0123456789&quot;,&quot;ISSN&quot;:&quot;1572-9974&quot;,&quot;URL&quot;:&quot;https://link-1springer-1com-1gltygdvo09a3.erproxy.cvtisr.sk/article/10.1007/s10614-023-10448-6&quot;,&quot;issued&quot;:{&quot;date-parts&quot;:[[2023,8,28]]},&quot;page&quot;:&quot;1191-1212&quot;,&quot;abstract&quot;:&quot;The existing literature primarily examined the impact of unexpected events on the stock market at a single scale, posing the challenge of a lack of multiscale analysis. This paper investigates the impact of COVID-19 on stock markets (China, the U.S., and Hong Kong) from a multiscale perspective using an improved ensemble empirical mode decomposition (EEMD)-based event analysis method. First, the stock price series is decomposed into several independent intrinsic mode functions (IMFs) and a residue. Second, a novel composition method is proposed to reconstruct the IMFs into three components: high-frequency, low-frequency, and long-term trend. We find that the composition of low-frequency and long-term trend components is dominant, which is used to estimate the strength of COVID-19 impact on the stock markets. In addition, the outbreak of COVID-19 significantly increased the intensity of short-term fluctuations in stock prices. Finally, the high-frequency component is analyzed to capture the volatility spillover effects among the three stock markets by the BEKK(Baba-Engle-Kraft-Kroner)-GARCH model. The results show that before the outbreak, there are two-way volatility spillovers between any two of the three markets. After the outbreak, there is no spillover effect between China and Hong Kong, and Hong Kong has no spillover effect on the U.S. However, volatility in the U.S. market still has a significant spillover effect on the other two markets, implying that a mature market can absorb new information more quickly.&quot;,&quot;publisher&quot;:&quot;Springer&quot;,&quot;issue&quot;:&quot;3&quot;,&quot;volume&quot;:&quot;63&quot;,&quot;container-title-short&quot;:&quot;&quot;},&quot;isTemporary&quot;:false}]},{&quot;citationID&quot;:&quot;MENDELEY_CITATION_9a1aee9c-31da-4124-8f2e-b57d303be47f&quot;,&quot;properties&quot;:{&quot;noteIndex&quot;:0},&quot;isEdited&quot;:false,&quot;manualOverride&quot;:{&quot;isManuallyOverridden&quot;:false,&quot;citeprocText&quot;:&quot;(Song et al., 2022)&quot;,&quot;manualOverrideText&quot;:&quot;&quot;},&quot;citationTag&quot;:&quot;MENDELEY_CITATION_v3_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&quot;,&quot;citationItems&quot;:[{&quot;id&quot;:&quot;c0a65706-e77a-3689-b1bd-f195db051171&quot;,&quot;itemData&quot;:{&quot;type&quot;:&quot;article-journal&quot;,&quot;id&quot;:&quot;c0a65706-e77a-3689-b1bd-f195db051171&quot;,&quot;title&quot;:&quot;Co-movement dynamics of US and Chinese stock market: evidence from COVID-19 crisis&quot;,&quot;author&quot;:[{&quot;family&quot;:&quot;Song&quot;,&quot;given&quot;:&quot;Ge&quot;,&quot;parse-names&quot;:false,&quot;dropping-particle&quot;:&quot;&quot;,&quot;non-dropping-particle&quot;:&quot;&quot;},{&quot;family&quot;:&quot;Xia&quot;,&quot;given&quot;:&quot;Zhiqing&quot;,&quot;parse-names&quot;:false,&quot;dropping-particle&quot;:&quot;&quot;,&quot;non-dropping-particle&quot;:&quot;&quot;},{&quot;family&quot;:&quot;Basheer&quot;,&quot;given&quot;:&quot;Muhammad Farhan&quot;,&quot;parse-names&quot;:false,&quot;dropping-particle&quot;:&quot;&quot;,&quot;non-dropping-particle&quot;:&quot;&quot;},{&quot;family&quot;:&quot;Shah&quot;,&quot;given&quot;:&quot;Syed Mehmood Ali&quot;,&quot;parse-names&quot;:false,&quot;dropping-particle&quot;:&quot;&quot;,&quot;non-dropping-particle&quot;:&quot;&quot;}],&quot;container-title&quot;:&quot;Economic Research-Ekonomska Istrazivanja &quot;,&quot;accessed&quot;:{&quot;date-parts&quot;:[[2026,7,3]]},&quot;DOI&quot;:&quot;10.1080/1331677X.2021.1957971&quot;,&quot;ISSN&quot;:&quot;1331677X&quot;,&quot;URL&quot;:&quot;/doi/pdf/10.1080/1331677X.2021.1957971?download=true&quot;,&quot;issued&quot;:{&quot;date-parts&quot;:[[2022]]},&quot;page&quot;:&quot;2460-2476&quot;,&quot;abstract&quot;:&quot;This paper aims to examine the co-movement between the two economic powers, namely the USA and China. The authors are mainly interested in examining the dynamics of co-movements during, and in the pre-covid periods. Additionally, they have aimed to examine the volatility spillover between USA and China, during and in the pre-covid periods. In order to achieve the research-based objectives, advanced econometrics models have been applied to the data from July1, 2010, to April 30, 2021. The results show that the sample market is integrated in the long run. The results also indicate that the behaviour of the Chinese market is same as the US market, and offers negligible opportunities for investors for diversification during this time. The findings indicate that the Ganger Causality between the stock markets during crisis is significantly higher than the pre-crisis period. The results of EGARCH model confirm the presence of asymmetric volatility spillover effects between the US and Chinese markets, during the considered time periods. This study also examines the co-movement in China, grounded upon the robust approach that facilitates examining the dependence structure between the sample variables. The findings offer valuable understanding for investors who are looking for investment diversification opportunities worldwide.&quot;,&quot;publisher&quot;:&quot;Taylor and Francis Ltd.&quot;,&quot;issue&quot;:&quot;1&quot;,&quot;volume&quot;:&quot;35&quot;,&quot;container-title-short&quot;:&quot;&quot;},&quot;isTemporary&quot;:false}]},{&quot;citationID&quot;:&quot;MENDELEY_CITATION_79f67159-de11-4e4c-bcc3-abe3e6eeea1a&quot;,&quot;properties&quot;:{&quot;noteIndex&quot;:0},&quot;isEdited&quot;:false,&quot;manualOverride&quot;:{&quot;isManuallyOverridden&quot;:false,&quot;citeprocText&quot;:&quot;(Chaudhary et al., 2020; Rashmi and Priti, 2022; Umar et al., 2023; Zeng et al., 2024)&quot;,&quot;manualOverrideText&quot;:&quot;&quot;},&quot;citationTag&quot;:&quot;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&quot;,&quot;citationItems&quot;:[{&quot;id&quot;:&quot;d1da70c3-32c7-35d2-b6bf-0723143d086b&quot;,&quot;itemData&quot;:{&quot;type&quot;:&quot;article-journal&quot;,&quot;id&quot;:&quot;d1da70c3-32c7-35d2-b6bf-0723143d086b&quot;,&quot;title&quot;:&quot;Volatility in International Stock Markets: An Empirical Study during COVID-19&quot;,&quot;groupId&quot;:&quot;6b0f6c4c-af15-3c2f-ae3d-3d6652b8fe29&quot;,&quot;author&quot;:[{&quot;family&quot;:&quot;Chaudhary&quot;,&quot;given&quot;:&quot;Rashmi&quot;,&quot;parse-names&quot;:false,&quot;dropping-particle&quot;:&quot;&quot;,&quot;non-dropping-particle&quot;:&quot;&quot;},{&quot;family&quot;:&quot;Bakhshi&quot;,&quot;given&quot;:&quot;Priti&quot;,&quot;parse-names&quot;:false,&quot;dropping-particle&quot;:&quot;&quot;,&quot;non-dropping-particle&quot;:&quot;&quot;},{&quot;family&quot;:&quot;Gupta&quot;,&quot;given&quot;:&quot;Hemendra&quot;,&quot;parse-names&quot;:false,&quot;dropping-particle&quot;:&quot;&quot;,&quot;non-dropping-particle&quot;:&quot;&quot;}],&quot;container-title&quot;:&quot;Journal of Risk and Financial Management 2020, Vol. 13, Page 208&quot;,&quot;accessed&quot;:{&quot;date-parts&quot;:[[2026,7,4]]},&quot;DOI&quot;:&quot;10.3390/JRFM13090208&quot;,&quot;ISSN&quot;:&quot;1911-8074&quot;,&quot;URL&quot;:&quot;https://www-1mdpi-1com-1gltygdvo09a5.erproxy.cvtisr.sk/1911-8074/13/9/208/htm&quot;,&quot;issued&quot;:{&quot;date-parts&quot;:[[2020,9,12]]},&quot;page&quot;:&quot;208&quot;,&quot;abstract&quot;:&quot;Predicting volatility is a must in the finance domain. Estimations of volatility, along with the central tendency, permit us to evaluate the chances of getting a particular result. Financial analysts are frequently challenged with the assignment of diversifying assets in order to form efficient portfolios with a higher risk to reward ratio. The objective of this research is to analyze the influence of COVID-19 on the return and volatility of the stock market indices of the top 10 countries based on GDP using a widely applied econometric model—generalized autoregressive conditional heteroscedasticity (GARCH). For this purpose, the daily returns of market indices from January 2019 to June 2020 were taken into consideration. The results reveal daily negative mean returns for all market indices during the COVID period (January 2020 to June 2020). Though the second quarter of the COVID period reflects a bounce back for all market indices with altered strengths, the volatility remains higher than in normal periods, signaling a bearish tendency in the market. The COVID variable, as an exogenous variance regressor in GARCH modeling, is found to be positive and significant for all market indices. Furthermore, the results confirmed the mean-reverting process for all market indices.&quot;,&quot;publisher&quot;:&quot;Multidisciplinary Digital Publishing Institute&quot;,&quot;issue&quot;:&quot;9&quot;,&quot;volume&quot;:&quot;13&quot;,&quot;container-title-short&quot;:&quot;&quot;},&quot;isTemporary&quot;:false},{&quot;id&quot;:&quot;b2331003-dd9d-346c-946e-e8022e52c449&quot;,&quot;itemData&quot;:{&quot;type&quot;:&quot;article-journal&quot;,&quot;id&quot;:&quot;b2331003-dd9d-346c-946e-e8022e52c449&quot;,&quot;title&quot;:&quot;Impact of COVID-19 on the Stock Market Performance of Global IT Sector&quot;,&quot;groupId&quot;:&quot;6b0f6c4c-af15-3c2f-ae3d-3d6652b8fe29&quot;,&quot;author&quot;:[{&quot;family&quot;:&quot;Rashmi&quot;,&quot;given&quot;:&quot;Chaudhary&quot;,&quot;parse-names&quot;:false,&quot;dropping-particle&quot;:&quot;&quot;,&quot;non-dropping-particle&quot;:&quot;&quot;},{&quot;family&quot;:&quot;Priti&quot;,&quot;given&quot;:&quot;Bakhshi&quot;,&quot;parse-names&quot;:false,&quot;dropping-particle&quot;:&quot;&quot;,&quot;non-dropping-particle&quot;:&quot;&quot;}],&quot;container-title&quot;:&quot;The Journal of Asian Finance, Economics and Business&quot;,&quot;accessed&quot;:{&quot;date-parts&quot;:[[2026,7,3]]},&quot;DOI&quot;:&quot;10.13106/JAFEB.2022.VOL9.NO3.0217&quot;,&quot;ISSN&quot;:&quot;2288-4637&quot;,&quot;issued&quot;:{&quot;date-parts&quot;:[[2022]]},&quot;page&quot;:&quot;217-227&quot;,&quot;abstract&quot;:&quot;Predicting return and volatility in the global Capital Market during a pandemic is challenging, and it is more difficult for a specific sector, particularly if that sector has a positive outlook. The goal of this research is to look at the impact of COVID-19 on the mean and volatility of the Information Technology Indexes of the best nine technology-driven countries based on return performance using an econometric GARCH model that is widely used. The daily returns of information technology indexes are evaluated for the same from November 2018 to February 2021. Data is taken from Yahoo Finance for CAC Tech (France), DAX Tech (Germany), FTSE All Tech (UK), KOPSI 200 IT (Korea), NIFTY IT (India), S&amp;P 500 IT (US), S&amp;P TSX (Canada), SSE_IT (China) and TOPIX17 (Japan). The results show daily positive mean returns for 8 countries' IT Indices and further, an uptrend in mean daily returns is observed in the crisis period for 6 countries' IT Indices. The exogenous variable COVID-19 which was taken as a regressor for the GARCH model was found to be positively significant for IT indices of all the countries. The overall results confirm the presence of the mean-reverting phenomenon for IT indices of all the countries.&quot;,&quot;publisher&quot;:&quot;KODISA Foundation&quot;,&quot;issue&quot;:&quot;3&quot;,&quot;volume&quot;:&quot;9&quot;,&quot;container-title-short&quot;:&quot;&quot;},&quot;isTemporary&quot;:false},{&quot;id&quot;:&quot;5416f0c0-2b57-3b54-b58f-e3db605c8aee&quot;,&quot;itemData&quot;:{&quot;type&quot;:&quot;article-journal&quot;,&quot;id&quot;:&quot;5416f0c0-2b57-3b54-b58f-e3db605c8aee&quot;,&quot;title&quot;:&quot;Covid-19 and stock market liquidity: international evidence&quot;,&quot;author&quot;:[{&quot;family&quot;:&quot;Umar&quot;,&quot;given&quot;:&quot;Muhammad&quot;,&quot;parse-names&quot;:false,&quot;dropping-particle&quot;:&quot;&quot;,&quot;non-dropping-particle&quot;:&quot;&quot;},{&quot;family&quot;:&quot;Rubbaniy&quot;,&quot;given&quot;:&quot;Ghulame&quot;,&quot;parse-names&quot;:false,&quot;dropping-particle&quot;:&quot;&quot;,&quot;non-dropping-particle&quot;:&quot;&quot;},{&quot;family&quot;:&quot;Iqbal&quot;,&quot;given&quot;:&quot;Amjad&quot;,&quot;parse-names&quot;:false,&quot;dropping-particle&quot;:&quot;&quot;,&quot;non-dropping-particle&quot;:&quot;&quot;},{&quot;family&quot;:&quot;Rizvi&quot;,&quot;given&quot;:&quot;Syed Kumail Abbas&quot;,&quot;parse-names&quot;:false,&quot;dropping-particle&quot;:&quot;&quot;,&quot;non-dropping-particle&quot;:&quot;&quot;},{&quot;family&quot;:&quot;Xu&quot;,&quot;given&quot;:&quot;Yan&quot;,&quot;parse-names&quot;:false,&quot;dropping-particle&quot;:&quot;&quot;,&quot;non-dropping-particle&quot;:&quot;&quot;}],&quot;container-title&quot;:&quot;Economic Research-Ekonomska Istrazivanja &quot;,&quot;accessed&quot;:{&quot;date-parts&quot;:[[2026,7,3]]},&quot;DOI&quot;:&quot;10.1080/1331677X.2022.2142257&quot;,&quot;ISSN&quot;:&quot;1331677X&quot;,&quot;URL&quot;:&quot;/doi/pdf/10.1080/1331677X.2022.2142257?download=true&quot;,&quot;issued&quot;:{&quot;date-parts&quot;:[[2023]]},&quot;abstract&quot;:&quot;This study analyzes the impact of Covid-19 on stock market liquidity of China and four worst hit countries by the pandemic. Using daily data for the stock market illiquidity spanning over July 1, 2019 to July 10, 2020 and the data for new cases and deaths over the period from December 31, 2019 to July 10, 2020, the results of our GARCH analysis show that liquidity in stock markets of all the sampled countries hit hard by the news of the Covid-19 outbreak. We find that for all sampled countries increase in illiquidity due to temporary shocks reverts to long term trend shortly, suggesting that the liquidity shocks due to the incidence of Covid-19 were short lived. The findings of our VAR analysis show an absence of any short-term relationship between Covid-19 new cases or deaths and illiquidity. Since the series are not integrated at same level, long-term relationship between Covid-19 and stock market illiquidity do not exist as well suggesting no evidence of the effect of Covid-19 on stock market liquidity.&quot;,&quot;publisher&quot;:&quot;Taylor and Francis Ltd.&quot;,&quot;issue&quot;:&quot;2&quot;,&quot;volume&quot;:&quot;36&quot;,&quot;container-title-short&quot;:&quot;&quot;},&quot;isTemporary&quot;:false},{&quot;id&quot;:&quot;7b1ca62f-9732-352e-83fd-328227941cd1&quot;,&quot;itemData&quot;:{&quot;type&quot;:&quot;article-journal&quot;,&quot;id&quot;:&quot;7b1ca62f-9732-352e-83fd-328227941cd1&quot;,&quot;title&quot;:&quot;The effect of the Covid pandemic on stock market volatility: Separating initial impact from time-to-recovery&quot;,&quot;author&quot;:[{&quot;family&quot;:&quot;Zeng&quot;,&quot;given&quot;:&quot;Jin&quot;,&quot;parse-names&quot;:false,&quot;dropping-particle&quot;:&quot;&quot;,&quot;non-dropping-particle&quot;:&quot;&quot;},{&quot;family&quot;:&quot;Zhang&quot;,&quot;given&quot;:&quot;Yijia&quot;,&quot;parse-names&quot;:false,&quot;dropping-particle&quot;:&quot;&quot;,&quot;non-dropping-particle&quot;:&quot;&quot;},{&quot;family&quot;:&quot;Yin&quot;,&quot;given&quot;:&quot;Yun&quot;,&quot;parse-names&quot;:false,&quot;dropping-particle&quot;:&quot;&quot;,&quot;non-dropping-particle&quot;:&quot;&quot;},{&quot;family&quot;:&quot;Moffatt&quot;,&quot;given&quot;:&quot;Peter G&quot;,&quot;parse-names&quot;:false,&quot;dropping-particle&quot;:&quot;&quot;,&quot;non-dropping-particle&quot;:&quot;&quot;},{&quot;family&quot;:&quot;Zeng&quot;,&quot;given&quot;:&quot;Jin&quot;,&quot;parse-names&quot;:false,&quot;dropping-particle&quot;:&quot;&quot;,&quot;non-dropping-particle&quot;:&quot;&quot;},{&quot;family&quot;:&quot;Zhang&quot;,&quot;given&quot;:&quot;Yijia&quot;,&quot;parse-names&quot;:false,&quot;dropping-particle&quot;:&quot;&quot;,&quot;non-dropping-particle&quot;:&quot;&quot;},{&quot;family&quot;:&quot;Yin&quot;,&quot;given&quot;:&quot;Yun&quot;,&quot;parse-names&quot;:false,&quot;dropping-particle&quot;:&quot;&quot;,&quot;non-dropping-particle&quot;:&quot;&quot;},{&quot;family&quot;:&quot;Moffatt&quot;,&quot;given&quot;:&quot;Peter G&quot;,&quot;parse-names&quot;:false,&quot;dropping-particle&quot;:&quot;&quot;,&quot;non-dropping-particle&quot;:&quot;&quot;}],&quot;container-title&quot;:&quot;Data Science in Finance and Economics 2024 4:531&quot;,&quot;accessed&quot;:{&quot;date-parts&quot;:[[2026,7,4]]},&quot;DOI&quot;:&quot;10.3934/DSFE.2024022&quot;,&quot;ISSN&quot;:&quot;2769-2140&quot;,&quot;URL&quot;:&quot;http://www-1aimspress-1com-1gltygdvo09a5.erproxy.cvtisr.sk/article/doi/10.3934/DSFE.2024022&quot;,&quot;issued&quot;:{&quot;date-parts&quot;:[[2024]]},&quot;page&quot;:&quot;531-547&quot;,&quot;abstract&quot;:&quot;&lt;p&gt;We develop an extension to the GARCHX model - named GARCHX-NL - that captures a key stylized fact for stock market return data seen during the COVID-19 pandemic: an abrupt jump in volatility at the onset of the crisis, followed by a gradual return to its precrisis level. We apply the GARCHX-NL procedure to daily data on various major stock market indexes. The profile likelihood method is used for estimation. The model decomposes the overall impact of the crisis into two measures: the initial impact, and the \&quot;half-life\&quot; of the shock. We find a strong negative association between these two measures. Moreover, countries with low initial impact but a long half-life tend to be emerging markets, while those with high initial impact and short half-life tend to be developed economies with well-established stock-markets. We attribute these differences to differences in investors' sensitivity to adverse news, and to differences in the preparedness of stock markets to absorb the effects of crises such as the COVID-19 pandemic.&lt;/p&gt;&quot;,&quot;publisher&quot;:&quot;American Institute of Mathematical Sciences (AIMS)&quot;,&quot;issue&quot;:&quot;4&quot;,&quot;volume&quot;:&quot;4&quot;,&quot;container-title-short&quot;:&quot;&quot;},&quot;isTemporary&quot;:false}]},{&quot;citationID&quot;:&quot;MENDELEY_CITATION_9011b21b-9da8-4855-8cba-64a7e1cb5ec3&quot;,&quot;properties&quot;:{&quot;noteIndex&quot;:0},&quot;isEdited&quot;:false,&quot;manualOverride&quot;:{&quot;isManuallyOverridden&quot;:false,&quot;citeprocText&quot;:&quot;(Aslam et al., 2021; Chandra and He, 2021; Chaudhary et al., 2020; Duttilo et al., 2021; Rashmi and Priti, 2022; Zeng et al., 2024)&quot;,&quot;manualOverrideText&quot;:&quot;&quot;},&quot;citationTag&quot;:&quot;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&quot;,&quot;citationItems&quot;:[{&quot;id&quot;:&quot;a10b6c7b-a695-3e5c-a5d5-0bf26d4178e3&quot;,&quot;itemData&quot;:{&quot;type&quot;:&quot;article-journal&quot;,&quot;id&quot;:&quot;a10b6c7b-a695-3e5c-a5d5-0bf26d4178e3&quot;,&quot;title&quot;:&quot;Bayesian neural networks for stock price forecasting before and during COVID-19 pandemic&quot;,&quot;groupId&quot;:&quot;6b0f6c4c-af15-3c2f-ae3d-3d6652b8fe29&quot;,&quot;author&quot;:[{&quot;family&quot;:&quot;Chandra&quot;,&quot;given&quot;:&quot;Rohitash&quot;,&quot;parse-names&quot;:false,&quot;dropping-particle&quot;:&quot;&quot;,&quot;non-dropping-particle&quot;:&quot;&quot;},{&quot;family&quot;:&quot;He&quot;,&quot;given&quot;:&quot;Yixuan&quot;,&quot;parse-names&quot;:false,&quot;dropping-particle&quot;:&quot;&quot;,&quot;non-dropping-particle&quot;:&quot;&quot;}],&quot;container-title&quot;:&quot;PLOS ONE&quot;,&quot;accessed&quot;:{&quot;date-parts&quot;:[[2026,7,3]]},&quot;DOI&quot;:&quot;10.1371/JOURNAL.PONE.0253217&quot;,&quot;ISBN&quot;:&quot;1111111111&quot;,&quot;ISSN&quot;:&quot;1932-6203&quot;,&quot;PMID&quot;:&quot;34197473&quot;,&quot;URL&quot;:&quot;https://journals.plos.org/plosone/article?id=10.1371/journal.pone.0253217&quot;,&quot;issued&quot;:{&quot;date-parts&quot;:[[2021,7,1]]},&quot;page&quot;:&quot;e0253217&quot;,&quot;abstract&quot;:&quot;Recently, there has been much attention in the use of machine learning methods, particularly deep learning for stock price prediction. A major limitation of conventional deep learning is uncertainty quantification in predictions which affect investor confidence. Bayesian neural networks feature Bayesian inference for providing inference (training) of model parameters that provides a rigorous methodology for uncertainty quantification in predictions. Markov Chain Monte Carlo (MCMC) sampling methods have been prominent in implementing inference of Bayesian neural networks; however certain limitations existed due to a large number of parameters and the need for better computational resources. Recently, there has been much progress in the area of Bayesian neural networks given the use of Langevin gradients with parallel tempering MCMC that can be implemented in a parallel computing environment. The COVID-19 pandemic had a drastic impact in the world economy and stock markets given different levels of lockdowns due to rise and fall of daily infections. It is important to investigate the performance of related forecasting models during the COVID-19 pandemic given the volatility in stock markets. In this paper, we use novel Bayesian neural networks for multi-step-ahead stock price forecasting before and during COVID-19. We also investigate if the pre-COVID-19 datasets are useful of modelling stock price forecasting during COVID-19. Our results indicate due to high volatility in the stock-price during COVID-19, it is more challenging to provide forecasting. However, we found that Bayesian neural networks could provide reasonable predictions with uncertainty quantification despite high market volatility during the first peak of the COVID-19 pandemic.&quot;,&quot;publisher&quot;:&quot;Public Library of Science&quot;,&quot;issue&quot;:&quot;7&quot;,&quot;volume&quot;:&quot;16&quot;,&quot;container-title-short&quot;:&quot;PLoS One&quot;},&quot;isTemporary&quot;:false},{&quot;id&quot;:&quot;d1da70c3-32c7-35d2-b6bf-0723143d086b&quot;,&quot;itemData&quot;:{&quot;type&quot;:&quot;article-journal&quot;,&quot;id&quot;:&quot;d1da70c3-32c7-35d2-b6bf-0723143d086b&quot;,&quot;title&quot;:&quot;Volatility in International Stock Markets: An Empirical Study during COVID-19&quot;,&quot;groupId&quot;:&quot;6b0f6c4c-af15-3c2f-ae3d-3d6652b8fe29&quot;,&quot;author&quot;:[{&quot;family&quot;:&quot;Chaudhary&quot;,&quot;given&quot;:&quot;Rashmi&quot;,&quot;parse-names&quot;:false,&quot;dropping-particle&quot;:&quot;&quot;,&quot;non-dropping-particle&quot;:&quot;&quot;},{&quot;family&quot;:&quot;Bakhshi&quot;,&quot;given&quot;:&quot;Priti&quot;,&quot;parse-names&quot;:false,&quot;dropping-particle&quot;:&quot;&quot;,&quot;non-dropping-particle&quot;:&quot;&quot;},{&quot;family&quot;:&quot;Gupta&quot;,&quot;given&quot;:&quot;Hemendra&quot;,&quot;parse-names&quot;:false,&quot;dropping-particle&quot;:&quot;&quot;,&quot;non-dropping-particle&quot;:&quot;&quot;}],&quot;container-title&quot;:&quot;Journal of Risk and Financial Management 2020, Vol. 13, Page 208&quot;,&quot;accessed&quot;:{&quot;date-parts&quot;:[[2026,7,4]]},&quot;DOI&quot;:&quot;10.3390/JRFM13090208&quot;,&quot;ISSN&quot;:&quot;1911-8074&quot;,&quot;URL&quot;:&quot;https://www-1mdpi-1com-1gltygdvo09a5.erproxy.cvtisr.sk/1911-8074/13/9/208/htm&quot;,&quot;issued&quot;:{&quot;date-parts&quot;:[[2020,9,12]]},&quot;page&quot;:&quot;208&quot;,&quot;abstract&quot;:&quot;Predicting volatility is a must in the finance domain. Estimations of volatility, along with the central tendency, permit us to evaluate the chances of getting a particular result. Financial analysts are frequently challenged with the assignment of diversifying assets in order to form efficient portfolios with a higher risk to reward ratio. The objective of this research is to analyze the influence of COVID-19 on the return and volatility of the stock market indices of the top 10 countries based on GDP using a widely applied econometric model—generalized autoregressive conditional heteroscedasticity (GARCH). For this purpose, the daily returns of market indices from January 2019 to June 2020 were taken into consideration. The results reveal daily negative mean returns for all market indices during the COVID period (January 2020 to June 2020). Though the second quarter of the COVID period reflects a bounce back for all market indices with altered strengths, the volatility remains higher than in normal periods, signaling a bearish tendency in the market. The COVID variable, as an exogenous variance regressor in GARCH modeling, is found to be positive and significant for all market indices. Furthermore, the results confirmed the mean-reverting process for all market indices.&quot;,&quot;publisher&quot;:&quot;Multidisciplinary Digital Publishing Institute&quot;,&quot;issue&quot;:&quot;9&quot;,&quot;volume&quot;:&quot;13&quot;,&quot;container-title-short&quot;:&quot;&quot;},&quot;isTemporary&quot;:false},{&quot;id&quot;:&quot;b2331003-dd9d-346c-946e-e8022e52c449&quot;,&quot;itemData&quot;:{&quot;type&quot;:&quot;article-journal&quot;,&quot;id&quot;:&quot;b2331003-dd9d-346c-946e-e8022e52c449&quot;,&quot;title&quot;:&quot;Impact of COVID-19 on the Stock Market Performance of Global IT Sector&quot;,&quot;groupId&quot;:&quot;6b0f6c4c-af15-3c2f-ae3d-3d6652b8fe29&quot;,&quot;author&quot;:[{&quot;family&quot;:&quot;Rashmi&quot;,&quot;given&quot;:&quot;Chaudhary&quot;,&quot;parse-names&quot;:false,&quot;dropping-particle&quot;:&quot;&quot;,&quot;non-dropping-particle&quot;:&quot;&quot;},{&quot;family&quot;:&quot;Priti&quot;,&quot;given&quot;:&quot;Bakhshi&quot;,&quot;parse-names&quot;:false,&quot;dropping-particle&quot;:&quot;&quot;,&quot;non-dropping-particle&quot;:&quot;&quot;}],&quot;container-title&quot;:&quot;The Journal of Asian Finance, Economics and Business&quot;,&quot;accessed&quot;:{&quot;date-parts&quot;:[[2026,7,3]]},&quot;DOI&quot;:&quot;10.13106/JAFEB.2022.VOL9.NO3.0217&quot;,&quot;ISSN&quot;:&quot;2288-4637&quot;,&quot;issued&quot;:{&quot;date-parts&quot;:[[2022]]},&quot;page&quot;:&quot;217-227&quot;,&quot;abstract&quot;:&quot;Predicting return and volatility in the global Capital Market during a pandemic is challenging, and it is more difficult for a specific sector, particularly if that sector has a positive outlook. The goal of this research is to look at the impact of COVID-19 on the mean and volatility of the Information Technology Indexes of the best nine technology-driven countries based on return performance using an econometric GARCH model that is widely used. The daily returns of information technology indexes are evaluated for the same from November 2018 to February 2021. Data is taken from Yahoo Finance for CAC Tech (France), DAX Tech (Germany), FTSE All Tech (UK), KOPSI 200 IT (Korea), NIFTY IT (India), S&amp;P 500 IT (US), S&amp;P TSX (Canada), SSE_IT (China) and TOPIX17 (Japan). The results show daily positive mean returns for 8 countries' IT Indices and further, an uptrend in mean daily returns is observed in the crisis period for 6 countries' IT Indices. The exogenous variable COVID-19 which was taken as a regressor for the GARCH model was found to be positively significant for IT indices of all the countries. The overall results confirm the presence of the mean-reverting phenomenon for IT indices of all the countries.&quot;,&quot;publisher&quot;:&quot;KODISA Foundation&quot;,&quot;issue&quot;:&quot;3&quot;,&quot;volume&quot;:&quot;9&quot;,&quot;container-title-short&quot;:&quot;&quot;},&quot;isTemporary&quot;:false},{&quot;id&quot;:&quot;470d8a4a-32b5-3a7d-a3a2-12037f95a188&quot;,&quot;itemData&quot;:{&quot;type&quot;:&quot;article-journal&quot;,&quot;id&quot;:&quot;470d8a4a-32b5-3a7d-a3a2-12037f95a188&quot;,&quot;title&quot;:&quot;Volatility Modeling: An Overview of Equity Markets in the Euro Area during COVID-19 Pandemic&quot;,&quot;groupId&quot;:&quot;6b0f6c4c-af15-3c2f-ae3d-3d6652b8fe29&quot;,&quot;author&quot;:[{&quot;family&quot;:&quot;Duttilo&quot;,&quot;given&quot;:&quot;Pierdomenico&quot;,&quot;parse-names&quot;:false,&quot;dropping-particle&quot;:&quot;&quot;,&quot;non-dropping-particle&quot;:&quot;&quot;},{&quot;family&quot;:&quot;Antonio Gattone&quot;,&quot;given&quot;:&quot;Stefano&quot;,&quot;parse-names&quot;:false,&quot;dropping-particle&quot;:&quot;&quot;,&quot;non-dropping-particle&quot;:&quot;&quot;},{&quot;family&quot;:&quot;Battista&quot;,&quot;given&quot;:&quot;Tonio&quot;,&quot;parse-names&quot;:false,&quot;dropping-particle&quot;:&quot;&quot;,&quot;non-dropping-particle&quot;:&quot;Di&quot;},{&quot;family&quot;:&quot;Alberto Ferreira&quot;,&quot;given&quot;:&quot;Manuel M&quot;,&quot;parse-names&quot;:false,&quot;dropping-particle&quot;:&quot;&quot;,&quot;non-dropping-particle&quot;:&quot;&quot;},{&quot;family&quot;:&quot;Carfì&quot;,&quot;given&quot;:&quot;David&quot;,&quot;parse-names&quot;:false,&quot;dropping-particle&quot;:&quot;&quot;,&quot;non-dropping-particle&quot;:&quot;&quot;}],&quot;container-title&quot;:&quot;Mathematics 2021, Vol. 9, Page 1212&quot;,&quot;accessed&quot;:{&quot;date-parts&quot;:[[2026,7,6]]},&quot;DOI&quot;:&quot;10.3390/MATH9111212&quot;,&quot;ISSN&quot;:&quot;2227-7390&quot;,&quot;URL&quot;:&quot;https://www-1mdpi-1com-1gltygdvo0a71.erproxy.cvtisr.sk/2227-7390/9/11/1212/htm&quot;,&quot;issued&quot;:{&quot;date-parts&quot;:[[2021,5,27]]},&quot;page&quot;:&quot;1212&quot;,&quot;abstract&quot;:&quot;Volatility is the most widespread measure of risk. Volatility modeling allows investors to capture potential losses and investment opportunities. This work aims to examine the impact of the two waves of COVID-19 infections on the return and volatility of the stock market indices of the euro area countries. The study also focuses on other important aspects such as time-varying risk premium and leverage effect. This investigation employed the Threshold GARCH(1,1)-in-Mean model with exogenous dummy variables. Daily returns of the euro area stock markets indices from 4 January 2016 to 31 December 2020 has been used for the analysis. The results reveal that euro area stock markets respond differently to the COVID-19 pandemic. Specifically, the first wave of COVID-19 infections had a notable impact on stock market volatility of euro area countries with middle-large financial centres while the second wave had a significant impact only on stock market volatility of Belgium.&quot;,&quot;publisher&quot;:&quot;Multidisciplinary Digital Publishing Institute&quot;,&quot;issue&quot;:&quot;11&quot;,&quot;volume&quot;:&quot;9&quot;,&quot;container-title-short&quot;:&quot;&quot;},&quot;isTemporary&quot;:false},{&quot;id&quot;:&quot;7b1ca62f-9732-352e-83fd-328227941cd1&quot;,&quot;itemData&quot;:{&quot;type&quot;:&quot;article-journal&quot;,&quot;id&quot;:&quot;7b1ca62f-9732-352e-83fd-328227941cd1&quot;,&quot;title&quot;:&quot;The effect of the Covid pandemic on stock market volatility: Separating initial impact from time-to-recovery&quot;,&quot;author&quot;:[{&quot;family&quot;:&quot;Zeng&quot;,&quot;given&quot;:&quot;Jin&quot;,&quot;parse-names&quot;:false,&quot;dropping-particle&quot;:&quot;&quot;,&quot;non-dropping-particle&quot;:&quot;&quot;},{&quot;family&quot;:&quot;Zhang&quot;,&quot;given&quot;:&quot;Yijia&quot;,&quot;parse-names&quot;:false,&quot;dropping-particle&quot;:&quot;&quot;,&quot;non-dropping-particle&quot;:&quot;&quot;},{&quot;family&quot;:&quot;Yin&quot;,&quot;given&quot;:&quot;Yun&quot;,&quot;parse-names&quot;:false,&quot;dropping-particle&quot;:&quot;&quot;,&quot;non-dropping-particle&quot;:&quot;&quot;},{&quot;family&quot;:&quot;Moffatt&quot;,&quot;given&quot;:&quot;Peter G&quot;,&quot;parse-names&quot;:false,&quot;dropping-particle&quot;:&quot;&quot;,&quot;non-dropping-particle&quot;:&quot;&quot;},{&quot;family&quot;:&quot;Zeng&quot;,&quot;given&quot;:&quot;Jin&quot;,&quot;parse-names&quot;:false,&quot;dropping-particle&quot;:&quot;&quot;,&quot;non-dropping-particle&quot;:&quot;&quot;},{&quot;family&quot;:&quot;Zhang&quot;,&quot;given&quot;:&quot;Yijia&quot;,&quot;parse-names&quot;:false,&quot;dropping-particle&quot;:&quot;&quot;,&quot;non-dropping-particle&quot;:&quot;&quot;},{&quot;family&quot;:&quot;Yin&quot;,&quot;given&quot;:&quot;Yun&quot;,&quot;parse-names&quot;:false,&quot;dropping-particle&quot;:&quot;&quot;,&quot;non-dropping-particle&quot;:&quot;&quot;},{&quot;family&quot;:&quot;Moffatt&quot;,&quot;given&quot;:&quot;Peter G&quot;,&quot;parse-names&quot;:false,&quot;dropping-particle&quot;:&quot;&quot;,&quot;non-dropping-particle&quot;:&quot;&quot;}],&quot;container-title&quot;:&quot;Data Science in Finance and Economics 2024 4:531&quot;,&quot;accessed&quot;:{&quot;date-parts&quot;:[[2026,7,4]]},&quot;DOI&quot;:&quot;10.3934/DSFE.2024022&quot;,&quot;ISSN&quot;:&quot;2769-2140&quot;,&quot;URL&quot;:&quot;http://www-1aimspress-1com-1gltygdvo09a5.erproxy.cvtisr.sk/article/doi/10.3934/DSFE.2024022&quot;,&quot;issued&quot;:{&quot;date-parts&quot;:[[2024]]},&quot;page&quot;:&quot;531-547&quot;,&quot;abstract&quot;:&quot;&lt;p&gt;We develop an extension to the GARCHX model - named GARCHX-NL - that captures a key stylized fact for stock market return data seen during the COVID-19 pandemic: an abrupt jump in volatility at the onset of the crisis, followed by a gradual return to its precrisis level. We apply the GARCHX-NL procedure to daily data on various major stock market indexes. The profile likelihood method is used for estimation. The model decomposes the overall impact of the crisis into two measures: the initial impact, and the \&quot;half-life\&quot; of the shock. We find a strong negative association between these two measures. Moreover, countries with low initial impact but a long half-life tend to be emerging markets, while those with high initial impact and short half-life tend to be developed economies with well-established stock-markets. We attribute these differences to differences in investors' sensitivity to adverse news, and to differences in the preparedness of stock markets to absorb the effects of crises such as the COVID-19 pandemic.&lt;/p&gt;&quot;,&quot;publisher&quot;:&quot;American Institute of Mathematical Sciences (AIMS)&quot;,&quot;issue&quot;:&quot;4&quot;,&quot;volume&quot;:&quot;4&quot;,&quot;container-title-short&quot;:&quot;&quot;},&quot;isTemporary&quot;:false},{&quot;id&quot;:&quot;b7bc5ec2-2e5e-304e-964a-6f9bf4ac699a&quot;,&quot;itemData&quot;:{&quot;type&quot;:&quot;article-journal&quot;,&quot;id&quot;:&quot;b7bc5ec2-2e5e-304e-964a-6f9bf4ac699a&quot;,&quot;title&quot;:&quot;Intraday Volatility Spillovers among European Financial Markets during COVID-19&quot;,&quot;author&quot;:[{&quot;family&quot;:&quot;Aslam&quot;,&quot;given&quot;:&quot;Faheem&quot;,&quot;parse-names&quot;:false,&quot;dropping-particle&quot;:&quot;&quot;,&quot;non-dropping-particle&quot;:&quot;&quot;},{&quot;family&quot;:&quot;Ferreira&quot;,&quot;given&quot;:&quot;Paulo&quot;,&quot;parse-names&quot;:false,&quot;dropping-particle&quot;:&quot;&quot;,&quot;non-dropping-particle&quot;:&quot;&quot;},{&quot;family&quot;:&quot;Mughal&quot;,&quot;given&quot;:&quot;Khurrum Shahzad&quot;,&quot;parse-names&quot;:false,&quot;dropping-particle&quot;:&quot;&quot;,&quot;non-dropping-particle&quot;:&quot;&quot;},{&quot;family&quot;:&quot;Bashir&quot;,&quot;given&quot;:&quot;Beenish&quot;,&quot;parse-names&quot;:false,&quot;dropping-particle&quot;:&quot;&quot;,&quot;non-dropping-particle&quot;:&quot;&quot;}],&quot;container-title&quot;:&quot;International Journal of Financial Studies 2021, Vol. 9, Page 5&quot;,&quot;accessed&quot;:{&quot;date-parts&quot;:[[2026,7,3]]},&quot;DOI&quot;:&quot;10.3390/IJFS9010005&quot;,&quot;ISSN&quot;:&quot;2227-7072&quot;,&quot;URL&quot;:&quot;https://www.mdpi.com/2227-7072/9/1/5/htm&quot;,&quot;issued&quot;:{&quot;date-parts&quot;:[[2021,1,5]]},&quot;page&quot;:&quot;5&quot;,&quot;abstract&quot;:&quot;During crises, stock market volatility generally rises sharply, and as consequence, spillovers are identified across markets. This study estimates the volatility spillover among twelve European stock markets representing all four regions of Europe. The data consists of 10,990 intraday observations from 2 December 2019 to 29 May 2020. Using the methodology of Diebold and Yilmaz, we use static and rolling windows to characterize five-minute volatility spillovers. Our results show that 77.80% of intraday volatility forecast error variance in twelve European markets comes from spillovers. Furthermore, the highest gross directional volatility spillovers are found in Sweden and the Netherlands, while the minimum spillovers to other stock markets are observed in the stock markets of Poland and Ireland. However, German and Dutch markets transmit the highest net directional volatility spillovers. Splitting the whole sample in pre- and post-pandemic declaration (11 March 2020) we find more stable spillovers in the latter. The findings reveal important information about European stock market interdependence during COVID-19, which will be beneficial to both policy-makers and practitioners.&quot;,&quot;publisher&quot;:&quot;Multidisciplinary Digital Publishing Institute&quot;,&quot;issue&quot;:&quot;1&quot;,&quot;volume&quot;:&quot;9&quot;,&quot;container-title-short&quot;:&quot;&quot;},&quot;isTemporary&quot;:false}]},{&quot;citationID&quot;:&quot;MENDELEY_CITATION_b3fd8edc-0219-495d-b44a-f1f336c9efb5&quot;,&quot;properties&quot;:{&quot;noteIndex&quot;:0},&quot;isEdited&quot;:false,&quot;manualOverride&quot;:{&quot;isManuallyOverridden&quot;:false,&quot;citeprocText&quot;:&quot;(Duttilo et al., 2021)&quot;,&quot;manualOverrideText&quot;:&quot;&quot;},&quot;citationTag&quot;:&quot;MENDELEY_CITATION_v3_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&quot;,&quot;citationItems&quot;:[{&quot;id&quot;:&quot;470d8a4a-32b5-3a7d-a3a2-12037f95a188&quot;,&quot;itemData&quot;:{&quot;type&quot;:&quot;article-journal&quot;,&quot;id&quot;:&quot;470d8a4a-32b5-3a7d-a3a2-12037f95a188&quot;,&quot;title&quot;:&quot;Volatility Modeling: An Overview of Equity Markets in the Euro Area during COVID-19 Pandemic&quot;,&quot;groupId&quot;:&quot;6b0f6c4c-af15-3c2f-ae3d-3d6652b8fe29&quot;,&quot;author&quot;:[{&quot;family&quot;:&quot;Duttilo&quot;,&quot;given&quot;:&quot;Pierdomenico&quot;,&quot;parse-names&quot;:false,&quot;dropping-particle&quot;:&quot;&quot;,&quot;non-dropping-particle&quot;:&quot;&quot;},{&quot;family&quot;:&quot;Antonio Gattone&quot;,&quot;given&quot;:&quot;Stefano&quot;,&quot;parse-names&quot;:false,&quot;dropping-particle&quot;:&quot;&quot;,&quot;non-dropping-particle&quot;:&quot;&quot;},{&quot;family&quot;:&quot;Battista&quot;,&quot;given&quot;:&quot;Tonio&quot;,&quot;parse-names&quot;:false,&quot;dropping-particle&quot;:&quot;&quot;,&quot;non-dropping-particle&quot;:&quot;Di&quot;},{&quot;family&quot;:&quot;Alberto Ferreira&quot;,&quot;given&quot;:&quot;Manuel M&quot;,&quot;parse-names&quot;:false,&quot;dropping-particle&quot;:&quot;&quot;,&quot;non-dropping-particle&quot;:&quot;&quot;},{&quot;family&quot;:&quot;Carfì&quot;,&quot;given&quot;:&quot;David&quot;,&quot;parse-names&quot;:false,&quot;dropping-particle&quot;:&quot;&quot;,&quot;non-dropping-particle&quot;:&quot;&quot;}],&quot;container-title&quot;:&quot;Mathematics 2021, Vol. 9, Page 1212&quot;,&quot;accessed&quot;:{&quot;date-parts&quot;:[[2026,7,6]]},&quot;DOI&quot;:&quot;10.3390/MATH9111212&quot;,&quot;ISSN&quot;:&quot;2227-7390&quot;,&quot;URL&quot;:&quot;https://www-1mdpi-1com-1gltygdvo0a71.erproxy.cvtisr.sk/2227-7390/9/11/1212/htm&quot;,&quot;issued&quot;:{&quot;date-parts&quot;:[[2021,5,27]]},&quot;page&quot;:&quot;1212&quot;,&quot;abstract&quot;:&quot;Volatility is the most widespread measure of risk. Volatility modeling allows investors to capture potential losses and investment opportunities. This work aims to examine the impact of the two waves of COVID-19 infections on the return and volatility of the stock market indices of the euro area countries. The study also focuses on other important aspects such as time-varying risk premium and leverage effect. This investigation employed the Threshold GARCH(1,1)-in-Mean model with exogenous dummy variables. Daily returns of the euro area stock markets indices from 4 January 2016 to 31 December 2020 has been used for the analysis. The results reveal that euro area stock markets respond differently to the COVID-19 pandemic. Specifically, the first wave of COVID-19 infections had a notable impact on stock market volatility of euro area countries with middle-large financial centres while the second wave had a significant impact only on stock market volatility of Belgium.&quot;,&quot;publisher&quot;:&quot;Multidisciplinary Digital Publishing Institute&quot;,&quot;issue&quot;:&quot;11&quot;,&quot;volume&quot;:&quot;9&quot;,&quot;container-title-short&quot;:&quot;&quot;},&quot;isTemporary&quot;:false}]},{&quot;citationID&quot;:&quot;MENDELEY_CITATION_42ce8b87-9a50-4b4e-b9a3-5131cd5d3aee&quot;,&quot;properties&quot;:{&quot;noteIndex&quot;:0},&quot;isEdited&quot;:false,&quot;manualOverride&quot;:{&quot;isManuallyOverridden&quot;:false,&quot;citeprocText&quot;:&quot;(Bouteska et al., 2023; Deev and Plíhal, 2022; Mishra et al., 2024; Zeng et al., 2024)&quot;,&quot;manualOverrideText&quot;:&quot;&quot;},&quot;citationTag&quot;:&quot;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&quot;,&quot;citationItems&quot;:[{&quot;id&quot;:&quot;177281ab-5e82-3aaa-bf29-6721eba60c65&quot;,&quot;itemData&quot;:{&quot;type&quot;:&quot;article-journal&quot;,&quot;id&quot;:&quot;177281ab-5e82-3aaa-bf29-6721eba60c65&quot;,&quot;title&quot;:&quot;Revisiting overconfidence in investment decision-making: Further evidence from the U.S. market&quot;,&quot;groupId&quot;:&quot;6b0f6c4c-af15-3c2f-ae3d-3d6652b8fe29&quot;,&quot;author&quot;:[{&quot;family&quot;:&quot;Bouteska&quot;,&quot;given&quot;:&quot;Ahmed&quot;,&quot;parse-names&quot;:false,&quot;dropping-particle&quot;:&quot;&quot;,&quot;non-dropping-particle&quot;:&quot;&quot;},{&quot;family&quot;:&quot;Harasheh&quot;,&quot;given&quot;:&quot;Murad&quot;,&quot;parse-names&quot;:false,&quot;dropping-particle&quot;:&quot;&quot;,&quot;non-dropping-particle&quot;:&quot;&quot;},{&quot;family&quot;:&quot;Abedin&quot;,&quot;given&quot;:&quot;Mohammad Zoynul&quot;,&quot;parse-names&quot;:false,&quot;dropping-particle&quot;:&quot;&quot;,&quot;non-dropping-particle&quot;:&quot;&quot;}],&quot;container-title&quot;:&quot;Research in International Business and Finance&quot;,&quot;accessed&quot;:{&quot;date-parts&quot;:[[2026,7,3]]},&quot;DOI&quot;:&quot;10.1016/J.RIBAF.2023.102028&quot;,&quot;ISSN&quot;:&quot;0275-5319&quot;,&quot;URL&quot;:&quot;https://www-1sciencedirect-1com-1gltygdvo090d.erproxy.cvtisr.sk/science/article/pii/S027553192300154X?pes=vor&amp;utm_source=clarivate&amp;getft_integrator=clarivate&quot;,&quot;issued&quot;:{&quot;date-parts&quot;:[[2023,10,1]]},&quot;page&quot;:&quot;102028&quot;,&quot;abstract&quot;:&quot;Investor overconfidence leads to excessive trading due to positive returns, causing inefficiencies in stock markets. Using a novel methodology, we build on the previous literature by investigating the existence of overconfidence by studying the causal relationship between return and trading volume covering the COVID-19 period. We implement a nonlinear approach to Granger causality based on multilayer feedforward neural networks on daily returns and trading volumes from 2016 to 2021, covering 1424 daily observations of the S&amp;P 500 index. The results provide evidence of overconfidence among investors. Such behavior may be linked to the increase in the number of investors. However, there is a decline in the rate of returns during the study period, implying uncertainty caused by the COVID-19 pandemic.&quot;,&quot;publisher&quot;:&quot;Elsevier&quot;,&quot;volume&quot;:&quot;66&quot;,&quot;container-title-short&quot;:&quot;Res. Int. Bus. Finance&quot;},&quot;isTemporary&quot;:false},{&quot;id&quot;:&quot;c0142cde-a849-301d-84df-c9a8eb2a5dce&quot;,&quot;itemData&quot;:{&quot;type&quot;:&quot;article-journal&quot;,&quot;id&quot;:&quot;c0142cde-a849-301d-84df-c9a8eb2a5dce&quot;,&quot;title&quot;:&quot;How to calm down the markets? The effects of COVID-19 economic policy responses on financial market uncertainty&quot;,&quot;groupId&quot;:&quot;6b0f6c4c-af15-3c2f-ae3d-3d6652b8fe29&quot;,&quot;author&quot;:[{&quot;family&quot;:&quot;Deev&quot;,&quot;given&quot;:&quot;Oleg&quot;,&quot;parse-names&quot;:false,&quot;dropping-particle&quot;:&quot;&quot;,&quot;non-dropping-particle&quot;:&quot;&quot;},{&quot;family&quot;:&quot;Plíhal&quot;,&quot;given&quot;:&quot;Tomáš&quot;,&quot;parse-names&quot;:false,&quot;dropping-particle&quot;:&quot;&quot;,&quot;non-dropping-particle&quot;:&quot;&quot;}],&quot;container-title&quot;:&quot;Research in International Business and Finance&quot;,&quot;accessed&quot;:{&quot;date-parts&quot;:[[2026,7,4]]},&quot;DOI&quot;:&quot;10.1016/J.RIBAF.2022.101613&quot;,&quot;ISSN&quot;:&quot;0275-5319&quot;,&quot;URL&quot;:&quot;https://www-1sciencedirect-1com-1gltygdvo09a5.erproxy.cvtisr.sk/science/article/pii/S0275531922000010?pes=vor&amp;utm_source=clarivate&amp;getft_integrator=clarivate&quot;,&quot;issued&quot;:{&quot;date-parts&quot;:[[2022,4,1]]},&quot;page&quot;:&quot;101613&quot;,&quot;abstract&quot;:&quot;Financial markets during the COVID-19 pandemic are characterized by a prolonged period of increased uncertainty. In this paper, we analyse how the announcements of policy interventions and responses, to buffer short-term economic impact of the pandemic and offset financial turmoil, have affected the level of realized volatility in 23 countries. Under the augmented heterogeneous autoregressive model framework, we show that the international calming effect of COVID-19 economic policy actions originates from the US macroprudential policy announcements.&quot;,&quot;publisher&quot;:&quot;Elsevier&quot;,&quot;volume&quot;:&quot;60&quot;,&quot;container-title-short&quot;:&quot;Res. Int. Bus. Finance&quot;},&quot;isTemporary&quot;:false},{&quot;id&quot;:&quot;2cf4475f-be1d-3f3e-9872-a4119d35960d&quot;,&quot;itemData&quot;:{&quot;type&quot;:&quot;article-journal&quot;,&quot;id&quot;:&quot;2cf4475f-be1d-3f3e-9872-a4119d35960d&quot;,&quot;title&quot;:&quot;Volatility forecasting and assessing risk of financial markets using multi-transformer neural network based architecture&quot;,&quot;groupId&quot;:&quot;6b0f6c4c-af15-3c2f-ae3d-3d6652b8fe29&quot;,&quot;author&quot;:[{&quot;family&quot;:&quot;Mishra&quot;,&quot;given&quot;:&quot;Aswini Kumar&quot;,&quot;parse-names&quot;:false,&quot;dropping-particle&quot;:&quot;&quot;,&quot;non-dropping-particle&quot;:&quot;&quot;},{&quot;family&quot;:&quot;Renganathan&quot;,&quot;given&quot;:&quot;Jayashree&quot;,&quot;parse-names&quot;:false,&quot;dropping-particle&quot;:&quot;&quot;,&quot;non-dropping-particle&quot;:&quot;&quot;},{&quot;family&quot;:&quot;Gupta&quot;,&quot;given&quot;:&quot;Aaryaman&quot;,&quot;parse-names&quot;:false,&quot;dropping-particle&quot;:&quot;&quot;,&quot;non-dropping-particle&quot;:&quot;&quot;}],&quot;container-title&quot;:&quot;Engineering Applications of Artificial Intelligence&quot;,&quot;accessed&quot;:{&quot;date-parts&quot;:[[2026,7,3]]},&quot;DOI&quot;:&quot;10.1016/J.ENGAPPAI.2024.108223&quot;,&quot;ISSN&quot;:&quot;0952-1976&quot;,&quot;URL&quot;:&quot;https://www-1sciencedirect-1com-1gltygdvo090d.erproxy.cvtisr.sk/science/article/pii/S0952197624003816?pes=vor&amp;utm_source=clarivate&amp;getft_integrator=clarivate&quot;,&quot;issued&quot;:{&quot;date-parts&quot;:[[2024,7,1]]},&quot;page&quot;:&quot;108223&quot;,&quot;abstract&quot;:&quot;This research introduces a more reliable model for predicting market volatility. The model incorporates Transformer and Multi-transformer layers with the GARCH and LSTM models and compares their performance to classic GARCH-type models. Euro-US Dollar FX Spot Rate (EURO-USD), Australian-US Dollar FX Spot Rate (AUD-USD), S&amp;P 500 Index, FTSE 100 Index, Reliance Industries Ltd., and Samsung Electronics Co Ltd. are analyzed. The timeframe examined is January 2005 to December 2021, with training from 2005 to 2016 and testing from 2017 to 2021. Empirical evidence suggests that hybrid Neural-network models, notably Transformer-based models, outperform individual transformers, deep learning, neural networks, and traditional GARCH-type models, even in unpredictable conditions like the COVID-19 pandemic. Within the hybrid Neural-network models, MT-GARCH and MTL-GARCH showed lower validation error (RMSE) than the other models, showing that the bagging mechanism added to the attention mechanism of the Multi-Transformer architecture helped to lower the error in the variance in the noisy data of the daily returns of the assets, reducing the RMSE of the hybrid multi-Transformer models. In addition, three to four of the five hybrid neural-network models showed appropriate risk estimates for the entire test period, as observed from the Christoffersen test. Moreover, the lengthy sample period helps test whether hybrid models perform better than classic GARCH-type models in volatile conditions like the COVID-19 pandemic.&quot;,&quot;publisher&quot;:&quot;Pergamon&quot;,&quot;volume&quot;:&quot;133&quot;,&quot;container-title-short&quot;:&quot;Eng. Appl. Artif. Intell.&quot;},&quot;isTemporary&quot;:false},{&quot;id&quot;:&quot;7b1ca62f-9732-352e-83fd-328227941cd1&quot;,&quot;itemData&quot;:{&quot;type&quot;:&quot;article-journal&quot;,&quot;id&quot;:&quot;7b1ca62f-9732-352e-83fd-328227941cd1&quot;,&quot;title&quot;:&quot;The effect of the Covid pandemic on stock market volatility: Separating initial impact from time-to-recovery&quot;,&quot;author&quot;:[{&quot;family&quot;:&quot;Zeng&quot;,&quot;given&quot;:&quot;Jin&quot;,&quot;parse-names&quot;:false,&quot;dropping-particle&quot;:&quot;&quot;,&quot;non-dropping-particle&quot;:&quot;&quot;},{&quot;family&quot;:&quot;Zhang&quot;,&quot;given&quot;:&quot;Yijia&quot;,&quot;parse-names&quot;:false,&quot;dropping-particle&quot;:&quot;&quot;,&quot;non-dropping-particle&quot;:&quot;&quot;},{&quot;family&quot;:&quot;Yin&quot;,&quot;given&quot;:&quot;Yun&quot;,&quot;parse-names&quot;:false,&quot;dropping-particle&quot;:&quot;&quot;,&quot;non-dropping-particle&quot;:&quot;&quot;},{&quot;family&quot;:&quot;Moffatt&quot;,&quot;given&quot;:&quot;Peter G&quot;,&quot;parse-names&quot;:false,&quot;dropping-particle&quot;:&quot;&quot;,&quot;non-dropping-particle&quot;:&quot;&quot;},{&quot;family&quot;:&quot;Zeng&quot;,&quot;given&quot;:&quot;Jin&quot;,&quot;parse-names&quot;:false,&quot;dropping-particle&quot;:&quot;&quot;,&quot;non-dropping-particle&quot;:&quot;&quot;},{&quot;family&quot;:&quot;Zhang&quot;,&quot;given&quot;:&quot;Yijia&quot;,&quot;parse-names&quot;:false,&quot;dropping-particle&quot;:&quot;&quot;,&quot;non-dropping-particle&quot;:&quot;&quot;},{&quot;family&quot;:&quot;Yin&quot;,&quot;given&quot;:&quot;Yun&quot;,&quot;parse-names&quot;:false,&quot;dropping-particle&quot;:&quot;&quot;,&quot;non-dropping-particle&quot;:&quot;&quot;},{&quot;family&quot;:&quot;Moffatt&quot;,&quot;given&quot;:&quot;Peter G&quot;,&quot;parse-names&quot;:false,&quot;dropping-particle&quot;:&quot;&quot;,&quot;non-dropping-particle&quot;:&quot;&quot;}],&quot;container-title&quot;:&quot;Data Science in Finance and Economics 2024 4:531&quot;,&quot;accessed&quot;:{&quot;date-parts&quot;:[[2026,7,4]]},&quot;DOI&quot;:&quot;10.3934/DSFE.2024022&quot;,&quot;ISSN&quot;:&quot;2769-2140&quot;,&quot;URL&quot;:&quot;http://www-1aimspress-1com-1gltygdvo09a5.erproxy.cvtisr.sk/article/doi/10.3934/DSFE.2024022&quot;,&quot;issued&quot;:{&quot;date-parts&quot;:[[2024]]},&quot;page&quot;:&quot;531-547&quot;,&quot;abstract&quot;:&quot;&lt;p&gt;We develop an extension to the GARCHX model - named GARCHX-NL - that captures a key stylized fact for stock market return data seen during the COVID-19 pandemic: an abrupt jump in volatility at the onset of the crisis, followed by a gradual return to its precrisis level. We apply the GARCHX-NL procedure to daily data on various major stock market indexes. The profile likelihood method is used for estimation. The model decomposes the overall impact of the crisis into two measures: the initial impact, and the \&quot;half-life\&quot; of the shock. We find a strong negative association between these two measures. Moreover, countries with low initial impact but a long half-life tend to be emerging markets, while those with high initial impact and short half-life tend to be developed economies with well-established stock-markets. We attribute these differences to differences in investors' sensitivity to adverse news, and to differences in the preparedness of stock markets to absorb the effects of crises such as the COVID-19 pandemic.&lt;/p&gt;&quot;,&quot;publisher&quot;:&quot;American Institute of Mathematical Sciences (AIMS)&quot;,&quot;issue&quot;:&quot;4&quot;,&quot;volume&quot;:&quot;4&quot;,&quot;container-title-short&quot;:&quot;&quot;},&quot;isTemporary&quot;:false}]},{&quot;citationID&quot;:&quot;MENDELEY_CITATION_ab2e0efd-781e-48c1-bafe-1df29f058b1f&quot;,&quot;properties&quot;:{&quot;noteIndex&quot;:0},&quot;isEdited&quot;:false,&quot;manualOverride&quot;:{&quot;isManuallyOverridden&quot;:false,&quot;citeprocText&quot;:&quot;(Sanz-Martín et al., 2025)&quot;,&quot;manualOverrideText&quot;:&quot;&quot;},&quot;citationTag&quot;:&quot;MENDELEY_CITATION_v3_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&quot;,&quot;citationItems&quot;:[{&quot;id&quot;:&quot;a1625a73-95b7-3696-a401-ee066354274c&quot;,&quot;itemData&quot;:{&quot;type&quot;:&quot;article-journal&quot;,&quot;id&quot;:&quot;a1625a73-95b7-3696-a401-ee066354274c&quot;,&quot;title&quot;:&quot;Global Sustainability Retrospective on the importance of sustainability in investor thinking before and after the COVID-19 syndemic&quot;,&quot;groupId&quot;:&quot;6b0f6c4c-af15-3c2f-ae3d-3d6652b8fe29&quot;,&quot;author&quot;:[{&quot;family&quot;:&quot;Sanz-Martín&quot;,&quot;given&quot;:&quot;L&quot;,&quot;parse-names&quot;:false,&quot;dropping-particle&quot;:&quot;&quot;,&quot;non-dropping-particle&quot;:&quot;&quot;},{&quot;family&quot;:&quot;Parra-Domínguez&quot;,&quot;given&quot;:&quot;J&quot;,&quot;parse-names&quot;:false,&quot;dropping-particle&quot;:&quot;&quot;,&quot;non-dropping-particle&quot;:&quot;&quot;},{&quot;family&quot;:&quot;Corchado&quot;,&quot;given&quot;:&quot;J M&quot;,&quot;parse-names&quot;:false,&quot;dropping-particle&quot;:&quot;&quot;,&quot;non-dropping-particle&quot;:&quot;&quot;}],&quot;accessed&quot;:{&quot;date-parts&quot;:[[2026,7,3]]},&quot;DOI&quot;:&quot;10.1017/sus.2025.18&quot;,&quot;URL&quot;:&quot;https://doi.org/10.1017/sus.2025.18&quot;,&quot;issued&quot;:{&quot;date-parts&quot;:[[2025]]},&quot;abstract&quot;:&quot;Non-Technical Summary. The COVID-19 syndemic had a strong impact on financial market volatility. This study compares traditional indices, such as the Standard &amp; Poor's (S&amp;P) 500 and the Euro Stoxx 50, with their sustainable counterparts; the Dow Jones Sustainability World Index (DJSWI); and the EURO STOXX Sustainability Index. The results show that the sustainable indices were more stable and less volatile before and after the crisis, suggesting that investors perceive less risk in sustainable companies. These findings reinforce the importance of considering sustainability in investment decisions, especially in times of uncertainty. Technical Summary. With the ever-increasing importance of sustainability, it is a good time for a retrospective on the impact of the COVID-19 polycrisis on stock market volatility through a comparison of traditional indices such as the S&amp;P 500 and the Euro Stoxx 50, with their sustainability counterparts; the DJSWI; and the EURO STOXX Sustainability Index. Using GJR-GARCH and E-GARCH models, the study reveals that sustainability indices exhibited greater stability and lower volatility before and after the syndemic, suggesting a lower risk perception by investors in sustainable companies. The implied volatility analysis confirms this stability, showing a more significant impact on traditional indices. Although all indices experienced greater sensitivity to negative shocks, sustainable indices showed a faster and more consistent recovery. These findings highlight the importance of considering sustainability factors in risk assessment and investment decision-making, especially in times of crisis. Social Media Summary. Sustainable indices in Europe and the USA showed lower volatility and faster recovery after COVID-19 polycrisis.&quot;,&quot;container-title-short&quot;:&quot;&quot;},&quot;isTemporary&quot;:false}]},{&quot;citationID&quot;:&quot;MENDELEY_CITATION_f48ef9a5-e7c6-4377-b4a3-cf041dd239b3&quot;,&quot;properties&quot;:{&quot;noteIndex&quot;:0},&quot;isEdited&quot;:false,&quot;manualOverride&quot;:{&quot;isManuallyOverridden&quot;:false,&quot;citeprocText&quot;:&quot;(Szczygielski et al., 2021)&quot;,&quot;manualOverrideText&quot;:&quot;&quot;},&quot;citationTag&quot;:&quot;MENDELEY_CITATION_v3_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&quot;,&quot;citationItems&quot;:[{&quot;id&quot;:&quot;bfb9d472-e589-39fb-909a-5d3c3bde63bd&quot;,&quot;itemData&quot;:{&quot;type&quot;:&quot;article-journal&quot;,&quot;id&quot;:&quot;bfb9d472-e589-39fb-909a-5d3c3bde63bd&quot;,&quot;title&quot;:&quot;The only certainty is uncertainty: An analysis of the impact of COVID-19 uncertainty on regional stock markets&quot;,&quot;author&quot;:[{&quot;family&quot;:&quot;Szczygielski&quot;,&quot;given&quot;:&quot;Jan Jakub&quot;,&quot;parse-names&quot;:false,&quot;dropping-particle&quot;:&quot;&quot;,&quot;non-dropping-particle&quot;:&quot;&quot;},{&quot;family&quot;:&quot;Bwanya&quot;,&quot;given&quot;:&quot;Princess Rutendo&quot;,&quot;parse-names&quot;:false,&quot;dropping-particle&quot;:&quot;&quot;,&quot;non-dropping-particle&quot;:&quot;&quot;},{&quot;family&quot;:&quot;Charteris&quot;,&quot;given&quot;:&quot;Ailie&quot;,&quot;parse-names&quot;:false,&quot;dropping-particle&quot;:&quot;&quot;,&quot;non-dropping-particle&quot;:&quot;&quot;},{&quot;family&quot;:&quot;Brzeszczyński&quot;,&quot;given&quot;:&quot;Janusz&quot;,&quot;parse-names&quot;:false,&quot;dropping-particle&quot;:&quot;&quot;,&quot;non-dropping-particle&quot;:&quot;&quot;}],&quot;container-title&quot;:&quot;Finance Research Letters&quot;,&quot;container-title-short&quot;:&quot;Financ. Res. Lett.&quot;,&quot;accessed&quot;:{&quot;date-parts&quot;:[[2026,7,4]]},&quot;DOI&quot;:&quot;10.1016/J.FRL.2021.101945&quot;,&quot;ISSN&quot;:&quot;1544-6123&quot;,&quot;URL&quot;:&quot;https://www-1sciencedirect-1com-1gltygdvo09a5.erproxy.cvtisr.sk/science/article/pii/S154461232100026X?pes=vor&amp;utm_source=clarivate&amp;getft_integrator=clarivate&quot;,&quot;issued&quot;:{&quot;date-parts&quot;:[[2021,11,1]]},&quot;page&quot;:&quot;101945&quot;,&quot;abstract&quot;:&quot;Uncertainty surrounding COVID-19 is widespread. We investigate the timing and quantify the impact of COVID-19 related uncertainty on returns and volatility for regional market aggregates using ARCH/GARCH models. Drawing upon economic psychology, COVID-19 related uncertainty is measured by searches for information as reflected by Google search trends. Asian markets are more resilient than others. Latin American markets are most impacted in terms of returns and volatility. For most regions, there is evidence of an increasing impact of COVID-19 related uncertainty which dissipates as the crisis evolves. We confirm that Google search trends capture uncertainty by comparing this measure against alternative uncertainty measures.&quot;,&quot;publisher&quot;:&quot;Elsevier&quot;,&quot;volume&quot;:&quot;43&quot;},&quot;isTemporary&quot;:false}]},{&quot;citationID&quot;:&quot;MENDELEY_CITATION_61014da2-fb05-4d2f-aa31-821b499bb393&quot;,&quot;properties&quot;:{&quot;noteIndex&quot;:0},&quot;isEdited&quot;:false,&quot;manualOverride&quot;:{&quot;isManuallyOverridden&quot;:false,&quot;citeprocText&quot;:&quot;(Gheorghe et al., 2024)&quot;,&quot;manualOverrideText&quot;:&quot;&quot;},&quot;citationTag&quot;:&quot;MENDELEY_CITATION_v3_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&quot;,&quot;citationItems&quot;:[{&quot;id&quot;:&quot;c0104895-36d4-34ca-a667-8722696a37f4&quot;,&quot;itemData&quot;:{&quot;type&quot;:&quot;article-journal&quot;,&quot;id&quot;:&quot;c0104895-36d4-34ca-a667-8722696a37f4&quot;,&quot;title&quot;:&quot;Effect of health system performance on volatility during the COVID-19 pandemic: a neural network approach&quot;,&quot;author&quot;:[{&quot;family&quot;:&quot;Gheorghe&quot;,&quot;given&quot;:&quot;Catalin&quot;,&quot;parse-names&quot;:false,&quot;dropping-particle&quot;:&quot;&quot;,&quot;non-dropping-particle&quot;:&quot;&quot;},{&quot;family&quot;:&quot;Panazan&quot;,&quot;given&quot;:&quot;Oana&quot;,&quot;parse-names&quot;:false,&quot;dropping-particle&quot;:&quot;&quot;,&quot;non-dropping-particle&quot;:&quot;&quot;},{&quot;family&quot;:&quot;Gheorghe&quot;,&quot;given&quot;:&quot;Catalin&quot;,&quot;parse-names&quot;:false,&quot;dropping-particle&quot;:&quot;&quot;,&quot;non-dropping-particle&quot;:&quot;&quot;},{&quot;family&quot;:&quot;Panazan&quot;,&quot;given&quot;:&quot;Oana&quot;,&quot;parse-names&quot;:false,&quot;dropping-particle&quot;:&quot;&quot;,&quot;non-dropping-particle&quot;:&quot;&quot;}],&quot;container-title&quot;:&quot;Journal of Business Economics and Management&quot;,&quot;accessed&quot;:{&quot;date-parts&quot;:[[2026,7,3]]},&quot;DOI&quot;:&quot;10.3846/JBEM.2024.21059&quot;,&quot;ISSN&quot;:&quot;2029-4433&quot;,&quot;URL&quot;:&quot;https://journals.vilniustech.lt/index.php/JBEM/article/view/21059&quot;,&quot;issued&quot;:{&quot;date-parts&quot;:[[2024,2,28]]},&quot;page&quot;:&quot;129-152&quot;,&quot;abstract&quot;:&quot;The study proposes an assessment of the link between the performance of national health systems and volatility during the COVID-19 pandemic. Data from the World Health Organization was accessed regarding the Global Health Security Index of the states considered in the analysis as well as the categories based on which it is determined. To characterise volatility, a representative stock market index was considered for each of the 60 states analysed. Data processing was carried out using an artificial neural network. The main results show that: i) before the pandemic, the link between market volatility and the performance of national health systems was weak; ii) during the pandemic, the connection between the two variables is much stronger; iii) between the six categories that define the Global Health Security Index, norms, health, and prevention had the greatest influence on volatility.&quot;,&quot;publisher&quot;:&quot;Vilnius Gediminas Technical University&quot;,&quot;issue&quot;:&quot;1&quot;,&quot;volume&quot;:&quot;25&quot;,&quot;container-title-short&quot;:&quot;&quot;},&quot;isTemporary&quot;:false}]},{&quot;citationID&quot;:&quot;MENDELEY_CITATION_9b0b56f4-f013-4b04-886c-f9acb2be61a4&quot;,&quot;properties&quot;:{&quot;noteIndex&quot;:0},&quot;isEdited&quot;:false,&quot;manualOverride&quot;:{&quot;isManuallyOverridden&quot;:false,&quot;citeprocText&quot;:&quot;(To et al., 2023)&quot;,&quot;manualOverrideText&quot;:&quot;&quot;},&quot;citationTag&quot;:&quot;MENDELEY_CITATION_v3_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&quot;,&quot;citationItems&quot;:[{&quot;id&quot;:&quot;1b651683-d16b-3f21-805b-5cd5d4c01759&quot;,&quot;itemData&quot;:{&quot;type&quot;:&quot;article-journal&quot;,&quot;id&quot;:&quot;1b651683-d16b-3f21-805b-5cd5d4c01759&quot;,&quot;title&quot;:&quot;When the market got the first dose: Stock volatility and vaccination campaign in COVID-19 period&quot;,&quot;author&quot;:[{&quot;family&quot;:&quot;To&quot;,&quot;given&quot;:&quot;Bao Cong Nguyen&quot;,&quot;parse-names&quot;:false,&quot;dropping-particle&quot;:&quot;&quot;,&quot;non-dropping-particle&quot;:&quot;&quot;},{&quot;family&quot;:&quot;Nguyen&quot;,&quot;given&quot;:&quot;Bao Khac Quoc&quot;,&quot;parse-names&quot;:false,&quot;dropping-particle&quot;:&quot;&quot;,&quot;non-dropping-particle&quot;:&quot;&quot;},{&quot;family&quot;:&quot;Nguyen&quot;,&quot;given&quot;:&quot;Tam Van Thien&quot;,&quot;parse-names&quot;:false,&quot;dropping-particle&quot;:&quot;&quot;,&quot;non-dropping-particle&quot;:&quot;&quot;}],&quot;container-title&quot;:&quot;Heliyon&quot;,&quot;accessed&quot;:{&quot;date-parts&quot;:[[2026,7,6]]},&quot;DOI&quot;:&quot;10.1016/J.HELIYON.2023.E12809&quot;,&quot;ISSN&quot;:&quot;2405-8440&quot;,&quot;URL&quot;:&quot;https://www-1sciencedirect-1com-1gltygdvo0a71.erproxy.cvtisr.sk/science/article/pii/S2405844023000166?pes=vor&amp;utm_source=clarivate&amp;getft_integrator=clarivate&quot;,&quot;issued&quot;:{&quot;date-parts&quot;:[[2023,1,1]]},&quot;page&quot;:&quot;e12809&quot;,&quot;abstract&quot;:&quot;During the COVID-19 pandemic, the news of clinical trials for vaccines and mass vaccinations have brought renewed optimism for stabilizing the economy and financial markets. However, the mental stress of investors or doubt about the effectiveness of government policies to cope with economic disruptions has caused stock market volatility. We investigate the significance of the vaccination rate in alleviating the global stock market volatility which is measured by the GJR–GARCH model. We discover that a higher vaccine initiation rate has a positive effect on global stock markets, especially in developed countries and areas with higher rates than their average. Our findings remain reliable even when using different projected volatility models and other estimates of the main independent variables. Mass immunization also implies that governments will not have to take extreme measures to handle the pandemic, which alleviates investor worries about compliance and the prolonged effects of COVID-19. Our research indicates that global stock markets are providing insight into the economic value of the development of COVID-19 vaccines, even before public vaccinations start.&quot;,&quot;publisher&quot;:&quot;Elsevier&quot;,&quot;issue&quot;:&quot;1&quot;,&quot;volume&quot;:&quot;9&quot;,&quot;container-title-short&quot;:&quot;Heliyon&quot;},&quot;isTemporary&quot;:false}]},{&quot;citationID&quot;:&quot;MENDELEY_CITATION_8ca10908-df0d-4364-a298-fc5902bac2f1&quot;,&quot;properties&quot;:{&quot;noteIndex&quot;:0},&quot;isEdited&quot;:false,&quot;manualOverride&quot;:{&quot;isManuallyOverridden&quot;:false,&quot;citeprocText&quot;:&quot;(Bouteska et al., 2023)&quot;,&quot;manualOverrideText&quot;:&quot;&quot;},&quot;citationTag&quot;:&quot;MENDELEY_CITATION_v3_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&quot;,&quot;citationItems&quot;:[{&quot;id&quot;:&quot;177281ab-5e82-3aaa-bf29-6721eba60c65&quot;,&quot;itemData&quot;:{&quot;type&quot;:&quot;article-journal&quot;,&quot;id&quot;:&quot;177281ab-5e82-3aaa-bf29-6721eba60c65&quot;,&quot;title&quot;:&quot;Revisiting overconfidence in investment decision-making: Further evidence from the U.S. market&quot;,&quot;groupId&quot;:&quot;6b0f6c4c-af15-3c2f-ae3d-3d6652b8fe29&quot;,&quot;author&quot;:[{&quot;family&quot;:&quot;Bouteska&quot;,&quot;given&quot;:&quot;Ahmed&quot;,&quot;parse-names&quot;:false,&quot;dropping-particle&quot;:&quot;&quot;,&quot;non-dropping-particle&quot;:&quot;&quot;},{&quot;family&quot;:&quot;Harasheh&quot;,&quot;given&quot;:&quot;Murad&quot;,&quot;parse-names&quot;:false,&quot;dropping-particle&quot;:&quot;&quot;,&quot;non-dropping-particle&quot;:&quot;&quot;},{&quot;family&quot;:&quot;Abedin&quot;,&quot;given&quot;:&quot;Mohammad Zoynul&quot;,&quot;parse-names&quot;:false,&quot;dropping-particle&quot;:&quot;&quot;,&quot;non-dropping-particle&quot;:&quot;&quot;}],&quot;container-title&quot;:&quot;Research in International Business and Finance&quot;,&quot;accessed&quot;:{&quot;date-parts&quot;:[[2026,7,3]]},&quot;DOI&quot;:&quot;10.1016/J.RIBAF.2023.102028&quot;,&quot;ISSN&quot;:&quot;0275-5319&quot;,&quot;URL&quot;:&quot;https://www-1sciencedirect-1com-1gltygdvo090d.erproxy.cvtisr.sk/science/article/pii/S027553192300154X?pes=vor&amp;utm_source=clarivate&amp;getft_integrator=clarivate&quot;,&quot;issued&quot;:{&quot;date-parts&quot;:[[2023,10,1]]},&quot;page&quot;:&quot;102028&quot;,&quot;abstract&quot;:&quot;Investor overconfidence leads to excessive trading due to positive returns, causing inefficiencies in stock markets. Using a novel methodology, we build on the previous literature by investigating the existence of overconfidence by studying the causal relationship between return and trading volume covering the COVID-19 period. We implement a nonlinear approach to Granger causality based on multilayer feedforward neural networks on daily returns and trading volumes from 2016 to 2021, covering 1424 daily observations of the S&amp;P 500 index. The results provide evidence of overconfidence among investors. Such behavior may be linked to the increase in the number of investors. However, there is a decline in the rate of returns during the study period, implying uncertainty caused by the COVID-19 pandemic.&quot;,&quot;publisher&quot;:&quot;Elsevier&quot;,&quot;volume&quot;:&quot;66&quot;,&quot;container-title-short&quot;:&quot;Res. Int. Bus. Finance&quot;},&quot;isTemporary&quot;:false}]},{&quot;citationID&quot;:&quot;MENDELEY_CITATION_e0360335-6243-4c7c-a283-b3adf6fafc8d&quot;,&quot;properties&quot;:{&quot;noteIndex&quot;:0},&quot;isEdited&quot;:false,&quot;manualOverride&quot;:{&quot;isManuallyOverridden&quot;:false,&quot;citeprocText&quot;:&quot;(Deev and Plíhal, 2022)&quot;,&quot;manualOverrideText&quot;:&quot;&quot;},&quot;citationTag&quot;:&quot;MENDELEY_CITATION_v3_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&quot;,&quot;citationItems&quot;:[{&quot;id&quot;:&quot;c0142cde-a849-301d-84df-c9a8eb2a5dce&quot;,&quot;itemData&quot;:{&quot;type&quot;:&quot;article-journal&quot;,&quot;id&quot;:&quot;c0142cde-a849-301d-84df-c9a8eb2a5dce&quot;,&quot;title&quot;:&quot;How to calm down the markets? The effects of COVID-19 economic policy responses on financial market uncertainty&quot;,&quot;groupId&quot;:&quot;6b0f6c4c-af15-3c2f-ae3d-3d6652b8fe29&quot;,&quot;author&quot;:[{&quot;family&quot;:&quot;Deev&quot;,&quot;given&quot;:&quot;Oleg&quot;,&quot;parse-names&quot;:false,&quot;dropping-particle&quot;:&quot;&quot;,&quot;non-dropping-particle&quot;:&quot;&quot;},{&quot;family&quot;:&quot;Plíhal&quot;,&quot;given&quot;:&quot;Tomáš&quot;,&quot;parse-names&quot;:false,&quot;dropping-particle&quot;:&quot;&quot;,&quot;non-dropping-particle&quot;:&quot;&quot;}],&quot;container-title&quot;:&quot;Research in International Business and Finance&quot;,&quot;accessed&quot;:{&quot;date-parts&quot;:[[2026,7,4]]},&quot;DOI&quot;:&quot;10.1016/J.RIBAF.2022.101613&quot;,&quot;ISSN&quot;:&quot;0275-5319&quot;,&quot;URL&quot;:&quot;https://www-1sciencedirect-1com-1gltygdvo09a5.erproxy.cvtisr.sk/science/article/pii/S0275531922000010?pes=vor&amp;utm_source=clarivate&amp;getft_integrator=clarivate&quot;,&quot;issued&quot;:{&quot;date-parts&quot;:[[2022,4,1]]},&quot;page&quot;:&quot;101613&quot;,&quot;abstract&quot;:&quot;Financial markets during the COVID-19 pandemic are characterized by a prolonged period of increased uncertainty. In this paper, we analyse how the announcements of policy interventions and responses, to buffer short-term economic impact of the pandemic and offset financial turmoil, have affected the level of realized volatility in 23 countries. Under the augmented heterogeneous autoregressive model framework, we show that the international calming effect of COVID-19 economic policy actions originates from the US macroprudential policy announcements.&quot;,&quot;publisher&quot;:&quot;Elsevier&quot;,&quot;volume&quot;:&quot;60&quot;,&quot;container-title-short&quot;:&quot;Res. Int. Bus. Finance&quot;},&quot;isTemporary&quot;:false}]},{&quot;citationID&quot;:&quot;MENDELEY_CITATION_e9cb9449-4db4-4c0a-8f9d-ef648ed9a123&quot;,&quot;properties&quot;:{&quot;noteIndex&quot;:0},&quot;isEdited&quot;:false,&quot;manualOverride&quot;:{&quot;isManuallyOverridden&quot;:false,&quot;citeprocText&quot;:&quot;(Baek et al., 2020; Caiado and Lúcio, 2023; Covid et al., 2022)&quot;,&quot;manualOverrideText&quot;:&quot;&quot;},&quot;citationItems&quot;:[{&quot;id&quot;:&quot;b9c9bfa5-0f21-34e8-9c93-235c28d40c5d&quot;,&quot;itemData&quot;:{&quot;type&quot;:&quot;article-journal&quot;,&quot;id&quot;:&quot;b9c9bfa5-0f21-34e8-9c93-235c28d40c5d&quot;,&quot;title&quot;:&quot;Stock market forecasting accuracy of asymmetric GARCH models during the COVID-19 pandemic&quot;,&quot;groupId&quot;:&quot;6b0f6c4c-af15-3c2f-ae3d-3d6652b8fe29&quot;,&quot;author&quot;:[{&quot;family&quot;:&quot;Caiado&quot;,&quot;given&quot;:&quot;Jorge&quot;,&quot;parse-names&quot;:false,&quot;dropping-particle&quot;:&quot;&quot;,&quot;non-dropping-particle&quot;:&quot;&quot;},{&quot;family&quot;:&quot;Lúcio&quot;,&quot;given&quot;:&quot;Francisco&quot;,&quot;parse-names&quot;:false,&quot;dropping-particle&quot;:&quot;&quot;,&quot;non-dropping-particle&quot;:&quot;&quot;}],&quot;container-title&quot;:&quot;The North American Journal of Economics and Finance&quot;,&quot;accessed&quot;:{&quot;date-parts&quot;:[[2026,7,3]]},&quot;DOI&quot;:&quot;10.1016/J.NAJEF.2023.101971&quot;,&quot;ISSN&quot;:&quot;1062-9408&quot;,&quot;URL&quot;:&quot;https://www-1sciencedirect-1com-1gltygdvo090d.erproxy.cvtisr.sk/science/article/pii/S1062940823000943?pes=vor&amp;utm_source=clarivate&amp;getft_integrator=clarivate&quot;,&quot;issued&quot;:{&quot;date-parts&quot;:[[2023,9,1]]},&quot;page&quot;:&quot;101971&quot;,&quot;abstract&quot;:&quot;We propose a new clustering approach for comparing financial time series and employ it to study how the COVID-19 pandemic affected the U.S. stock market. Essentially, we compute the forecast accuracy of asymmetric GARCH models applied to S&amp;P500 industries and use the model forecast errors for different horizons and cut-off points to calculate a distance matrix for the stock indices. Hierarchical clustering algorithms are used to assign the set of industries into clusters. We found homogeneous clusters of industries in terms of the impact of COVID-19 on US stock market volatility. The industries most affected by the pandemic and with less accurate stock market prediction (Hotels, Airline, Apparel, Accessories &amp; Luxury Goods, and Automobile) are separated in Euclidean distance from those industries that were less impacted by COVID-19 and which had more accurate forecasting (Pharmaceuticals, Internet &amp; Direct Marketing Retail, Data Processing, and Movies &amp; Entertainment).&quot;,&quot;publisher&quot;:&quot;North-Holland&quot;,&quot;volume&quot;:&quot;68&quot;,&quot;container-title-short&quot;:&quot;&quot;},&quot;isTemporary&quot;:false},{&quot;id&quot;:&quot;66a3c4bd-27aa-3984-b382-881ec794101c&quot;,&quot;itemData&quot;:{&quot;type&quot;:&quot;article-journal&quot;,&quot;id&quot;:&quot;66a3c4bd-27aa-3984-b382-881ec794101c&quot;,&quot;title&quot;:&quot;COVID-19 and stock market volatility: An industry level analysis&quot;,&quot;groupId&quot;:&quot;6b0f6c4c-af15-3c2f-ae3d-3d6652b8fe29&quot;,&quot;author&quot;:[{&quot;family&quot;:&quot;Baek&quot;,&quot;given&quot;:&quot;Seungho&quot;,&quot;parse-names&quot;:false,&quot;dropping-particle&quot;:&quot;&quot;,&quot;non-dropping-particle&quot;:&quot;&quot;},{&quot;family&quot;:&quot;Mohanty&quot;,&quot;given&quot;:&quot;Sunil K.&quot;,&quot;parse-names&quot;:false,&quot;dropping-particle&quot;:&quot;&quot;,&quot;non-dropping-particle&quot;:&quot;&quot;},{&quot;family&quot;:&quot;Glambosky&quot;,&quot;given&quot;:&quot;Mina&quot;,&quot;parse-names&quot;:false,&quot;dropping-particle&quot;:&quot;&quot;,&quot;non-dropping-particle&quot;:&quot;&quot;}],&quot;container-title&quot;:&quot;Finance Research Letters&quot;,&quot;accessed&quot;:{&quot;date-parts&quot;:[[2026,7,3]]},&quot;DOI&quot;:&quot;10.1016/J.FRL.2020.101748&quot;,&quot;ISSN&quot;:&quot;1544-6123&quot;,&quot;URL&quot;:&quot;https://www-1sciencedirect-1com-1gltygdvo090d.erproxy.cvtisr.sk/science/article/pii/S1544612320311843?pes=vor&amp;utm_source=clarivate&amp;getft_integrator=clarivate&quot;,&quot;issued&quot;:{&quot;date-parts&quot;:[[2020,11,1]]},&quot;page&quot;:&quot;101748&quot;,&quot;abstract&quot;:&quot;COVID-19 has had significant impact on US stock market volatility. This study focuses on understanding the regime change from lower to higher volatility identified with a Markov Switching AR model. Utilizing machine learning feature selection methods, economic indicators are chosen to best explain changes in volatility. Results show that volatility is affected by specific economic indicators and is sensitive to COVID-19 news. Both negative and positive COVID-19 information is significant, though negative news is more impactful, suggesting a negativity bias. Significant increases in total and idiosyncratic risk are observed across all industries, while changes in systematic risk vary across industry.&quot;,&quot;publisher&quot;:&quot;Elsevier&quot;,&quot;volume&quot;:&quot;37&quot;,&quot;container-title-short&quot;:&quot;Financ. Res. Lett.&quot;},&quot;isTemporary&quot;:false},{&quot;id&quot;:&quot;7960fc53-b6fe-3344-b956-fbb1d4025d73&quot;,&quot;itemData&quot;:{&quot;type&quot;:&quot;article-journal&quot;,&quot;id&quot;:&quot;7960fc53-b6fe-3344-b956-fbb1d4025d73&quot;,&quot;title&quot;:&quot;COVID Asymmetric Impact on the Risk Premium of Developed and Emerging Countries’ Stock Markets&quot;,&quot;groupId&quot;:&quot;6b0f6c4c-af15-3c2f-ae3d-3d6652b8fe29&quot;,&quot;author&quot;:[{&quot;family&quot;:&quot;Covid&quot;,&quot;given&quot;:&quot;Mi&quot;,&quot;parse-names&quot;:false,&quot;dropping-particle&quot;:&quot;&quot;,&quot;non-dropping-particle&quot;:&quot;&quot;},{&quot;family&quot;:&quot;la Torre-Torres&quot;,&quot;given&quot;:&quot;Oscar&quot;,&quot;parse-names&quot;:false,&quot;dropping-particle&quot;:&quot;V&quot;,&quot;non-dropping-particle&quot;:&quot;De&quot;},{&quot;family&quot;:&quot;la Cruz del Río-Rama&quot;,&quot;given&quot;:&quot;María&quot;,&quot;parse-names&quot;:false,&quot;dropping-particle&quot;:&quot;&quot;,&quot;non-dropping-particle&quot;:&quot;de&quot;},{&quot;family&quot;:&quot;Antonio Núñez-Mora&quot;,&quot;given&quot;:&quot;José&quot;,&quot;parse-names&quot;:false,&quot;dropping-particle&quot;:&quot;&quot;,&quot;non-dropping-particle&quot;:&quot;&quot;},{&quot;family&quot;:&quot;Joaquín Santillán-Salgado&quot;,&quot;given&quot;:&quot;Roberto&quot;,&quot;parse-names&quot;:false,&quot;dropping-particle&quot;:&quot;&quot;,&quot;non-dropping-particle&quot;:&quot;&quot;},{&quot;family&quot;:&quot;Iván Contreras-Valdez&quot;,&quot;given&quot;:&quot;Mario&quot;,&quot;parse-names&quot;:false,&quot;dropping-particle&quot;:&quot;&quot;,&quot;non-dropping-particle&quot;:&quot;&quot;},{&quot;family&quot;:&quot;America Canada&quot;,&quot;given&quot;:&quot;North&quot;,&quot;parse-names&quot;:false,&quot;dropping-particle&quot;:&quot;&quot;,&quot;non-dropping-particle&quot;:&quot;&quot;},{&quot;family&quot;:&quot;America Brazil&quot;,&quot;given&quot;:&quot;South&quot;,&quot;parse-names&quot;:false,&quot;dropping-particle&quot;:&quot;&quot;,&quot;non-dropping-particle&quot;:&quot;&quot;},{&quot;family&quot;:&quot;Japan&quot;,&quot;given&quot;:&quot;Asia&quot;,&quot;parse-names&quot;:false,&quot;dropping-particle&quot;:&quot;&quot;,&quot;non-dropping-particle&quot;:&quot;&quot;},{&quot;family&quot;:&quot;Korea&quot;,&quot;given&quot;:&quot;South&quot;,&quot;parse-names&quot;:false,&quot;dropping-particle&quot;:&quot;&quot;,&quot;non-dropping-particle&quot;:&quot;&quot;},{&quot;family&quot;:&quot;Kong&quot;,&quot;given&quot;:&quot;Hong&quot;,&quot;parse-names&quot;:false,&quot;dropping-particle&quot;:&quot;&quot;,&quot;non-dropping-particle&quot;:&quot;&quot;}],&quot;container-title&quot;:&quot;Mathematics 2022, Vol. 10, Page 1353&quot;,&quot;accessed&quot;:{&quot;date-parts&quot;:[[2026,7,3]]},&quot;DOI&quot;:&quot;10.3390/MATH10091353&quot;,&quot;ISSN&quot;:&quot;2227-7390&quot;,&quot;URL&quot;:&quot;https://www.mdpi.com/2227-7390/10/9/1353/htm&quot;,&quot;issued&quot;:{&quot;date-parts&quot;:[[2022,4,19]]},&quot;page&quot;:&quot;1353&quot;,&quot;abstract&quot;:&quot;We estimated the stock market risk premium during the COVID-19 pandemic with a GARCH-in-Mean (GARCH-M)(1,1) model. The analysis then explored the presence of regime changes using a two-regime Markov-Switching GARCH (MS GARCH)(1,1) model. The sample we used included the stock market indexes of nine countries from three geographical regions, including: North America (Canada, USA, and Mexico), South America (Brazil and Argentina), and Asia (Japan, South Korea, Hong Kong, and Singapore), over two periods: (a) pre-COVID (from 1 January 2015 to 31 December 2019); and (b) COVID (from 1 January 2020 to 31 December 2021). Our GARCH-M(1,1) estimation results indicate that the more developed countries’ stock markets experienced an important increase in their risk premium during the COVID period, likely explained by the massive government anticyclical policies. By contrast, developing countries’ stock markets, particularly in Latin America, experienced a reduction, and in some cases, even a total loss of the risk premium effect. From the perspective of investors and portfolio risk managers, the identification of high and low volatility periods and their estimated probability of occurrence is useful for the characterization of stress scenarios and the design of emerging strategies. For governments and central bankers, the implementation of different policies should respond to the more likely scenarios but should also be prepared to respond to other less likely scenarios. Institutional preparedness to respond to as many different scenarios as may be identified with the use of MS GARCH models can make their interventions more successful. This work presents an objective example of how the use of MS GARCH models may be of use to practitioners in both the financial industry and government. We confirmed that the results of a two-regime MS GARCH model are superior to those obtained from a single-regime model.&quot;,&quot;publisher&quot;:&quot;Multidisciplinary Digital Publishing Institute&quot;,&quot;issue&quot;:&quot;9&quot;,&quot;volume&quot;:&quot;10&quot;,&quot;container-title-short&quot;:&quot;&quot;},&quot;isTemporary&quot;:false}],&quot;citationTag&quot;:&quot;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&quot;},{&quot;citationID&quot;:&quot;MENDELEY_CITATION_ee0b5d56-48b4-4ba3-81a4-b4d941558b61&quot;,&quot;properties&quot;:{&quot;noteIndex&quot;:0},&quot;isEdited&quot;:false,&quot;manualOverride&quot;:{&quot;isManuallyOverridden&quot;:false,&quot;citeprocText&quot;:&quot;(Lúcio and Caiado, 2022)&quot;,&quot;manualOverrideText&quot;:&quot;&quot;},&quot;citationTag&quot;:&quot;MENDELEY_CITATION_v3_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&quot;,&quot;citationItems&quot;:[{&quot;id&quot;:&quot;d332ee7d-6b27-33bf-9107-dfea9d6382b6&quot;,&quot;itemData&quot;:{&quot;type&quot;:&quot;article-journal&quot;,&quot;id&quot;:&quot;d332ee7d-6b27-33bf-9107-dfea9d6382b6&quot;,&quot;title&quot;:&quot;COVID-19 and Stock Market Volatility: A Clustering Approach for S&amp;P 500 Industry Indices&quot;,&quot;groupId&quot;:&quot;6b0f6c4c-af15-3c2f-ae3d-3d6652b8fe29&quot;,&quot;author&quot;:[{&quot;family&quot;:&quot;Lúcio&quot;,&quot;given&quot;:&quot;Francisco&quot;,&quot;parse-names&quot;:false,&quot;dropping-particle&quot;:&quot;&quot;,&quot;non-dropping-particle&quot;:&quot;&quot;},{&quot;family&quot;:&quot;Caiado&quot;,&quot;given&quot;:&quot;Jorge&quot;,&quot;parse-names&quot;:false,&quot;dropping-particle&quot;:&quot;&quot;,&quot;non-dropping-particle&quot;:&quot;&quot;}],&quot;container-title&quot;:&quot;Finance Research Letters&quot;,&quot;accessed&quot;:{&quot;date-parts&quot;:[[2026,7,3]]},&quot;DOI&quot;:&quot;10.1016/J.FRL.2022.103141&quot;,&quot;ISSN&quot;:&quot;1544-6123&quot;,&quot;URL&quot;:&quot;https://www-1sciencedirect-1com-1gltygdvo090d.erproxy.cvtisr.sk/science/article/pii/S1544612322003646?pes=vor&amp;utm_source=clarivate&amp;getft_integrator=clarivate&quot;,&quot;issued&quot;:{&quot;date-parts&quot;:[[2022,10,1]]},&quot;page&quot;:&quot;103141&quot;,&quot;abstract&quot;:&quot;We study how the COVID-19 pandemic affected some of the conditional volatilities of S&amp;P 500 industries, using a new model feature-based clustering method on a fitted TGARCH model. Rather than using the estimated model parameters to compute a distance matrix for the stock indices, we suggest using a distance based on the autocorrelations of the estimated conditional volatilities. Both hierarchical and non-hierarchical algorithms are used to assign the set of industries into clusters. The results show a clear change in the composition of each cluster between the period before the first US COVID-19 case and the period during the pandemic.&quot;,&quot;publisher&quot;:&quot;Elsevier&quot;,&quot;volume&quot;:&quot;49&quot;,&quot;container-title-short&quot;:&quot;Financ. Res. Lett.&quot;},&quot;isTemporary&quot;:false}]},{&quot;citationID&quot;:&quot;MENDELEY_CITATION_25c8b48e-7a51-434e-91e2-7b706fb08633&quot;,&quot;properties&quot;:{&quot;noteIndex&quot;:0},&quot;isEdited&quot;:false,&quot;manualOverride&quot;:{&quot;isManuallyOverridden&quot;:false,&quot;citeprocText&quot;:&quot;(Rashmi and Priti, 2022)&quot;,&quot;manualOverrideText&quot;:&quot;&quot;},&quot;citationTag&quot;:&quot;MENDELEY_CITATION_v3_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&quot;,&quot;citationItems&quot;:[{&quot;id&quot;:&quot;b2331003-dd9d-346c-946e-e8022e52c449&quot;,&quot;itemData&quot;:{&quot;type&quot;:&quot;article-journal&quot;,&quot;id&quot;:&quot;b2331003-dd9d-346c-946e-e8022e52c449&quot;,&quot;title&quot;:&quot;Impact of COVID-19 on the Stock Market Performance of Global IT Sector&quot;,&quot;groupId&quot;:&quot;6b0f6c4c-af15-3c2f-ae3d-3d6652b8fe29&quot;,&quot;author&quot;:[{&quot;family&quot;:&quot;Rashmi&quot;,&quot;given&quot;:&quot;Chaudhary&quot;,&quot;parse-names&quot;:false,&quot;dropping-particle&quot;:&quot;&quot;,&quot;non-dropping-particle&quot;:&quot;&quot;},{&quot;family&quot;:&quot;Priti&quot;,&quot;given&quot;:&quot;Bakhshi&quot;,&quot;parse-names&quot;:false,&quot;dropping-particle&quot;:&quot;&quot;,&quot;non-dropping-particle&quot;:&quot;&quot;}],&quot;container-title&quot;:&quot;The Journal of Asian Finance, Economics and Business&quot;,&quot;accessed&quot;:{&quot;date-parts&quot;:[[2026,7,3]]},&quot;DOI&quot;:&quot;10.13106/JAFEB.2022.VOL9.NO3.0217&quot;,&quot;ISSN&quot;:&quot;2288-4637&quot;,&quot;issued&quot;:{&quot;date-parts&quot;:[[2022]]},&quot;page&quot;:&quot;217-227&quot;,&quot;abstract&quot;:&quot;Predicting return and volatility in the global Capital Market during a pandemic is challenging, and it is more difficult for a specific sector, particularly if that sector has a positive outlook. The goal of this research is to look at the impact of COVID-19 on the mean and volatility of the Information Technology Indexes of the best nine technology-driven countries based on return performance using an econometric GARCH model that is widely used. The daily returns of information technology indexes are evaluated for the same from November 2018 to February 2021. Data is taken from Yahoo Finance for CAC Tech (France), DAX Tech (Germany), FTSE All Tech (UK), KOPSI 200 IT (Korea), NIFTY IT (India), S&amp;P 500 IT (US), S&amp;P TSX (Canada), SSE_IT (China) and TOPIX17 (Japan). The results show daily positive mean returns for 8 countries' IT Indices and further, an uptrend in mean daily returns is observed in the crisis period for 6 countries' IT Indices. The exogenous variable COVID-19 which was taken as a regressor for the GARCH model was found to be positively significant for IT indices of all the countries. The overall results confirm the presence of the mean-reverting phenomenon for IT indices of all the countries.&quot;,&quot;publisher&quot;:&quot;KODISA Foundation&quot;,&quot;issue&quot;:&quot;3&quot;,&quot;volume&quot;:&quot;9&quot;,&quot;container-title-short&quot;:&quot;&quot;},&quot;isTemporary&quot;:false}]},{&quot;citationID&quot;:&quot;MENDELEY_CITATION_8917b255-9145-4945-98e8-2b5edf253a54&quot;,&quot;properties&quot;:{&quot;noteIndex&quot;:0},&quot;isEdited&quot;:false,&quot;manualOverride&quot;:{&quot;isManuallyOverridden&quot;:false,&quot;citeprocText&quot;:&quot;(Kristjanpoller et al., 2024; Song et al., 2022)&quot;,&quot;manualOverrideText&quot;:&quot;&quot;},&quot;citationItems&quot;:[{&quot;id&quot;:&quot;d18dbd08-9146-322f-a4b2-530b6dfdb184&quot;,&quot;itemData&quot;:{&quot;type&quot;:&quot;article-journal&quot;,&quot;id&quot;:&quot;d18dbd08-9146-322f-a4b2-530b6dfdb184&quot;,&quot;title&quot;:&quot;How the effective reproductive number impacts global stock markets&quot;,&quot;groupId&quot;:&quot;6b0f6c4c-af15-3c2f-ae3d-3d6652b8fe29&quot;,&quot;author&quot;:[{&quot;family&quot;:&quot;Kristjanpoller&quot;,&quot;given&quot;:&quot;Werner&quot;,&quot;parse-names&quot;:false,&quot;dropping-particle&quot;:&quot;&quot;,&quot;non-dropping-particle&quot;:&quot;&quot;},{&quot;family&quot;:&quot;Michell&quot;,&quot;given&quot;:&quot;Kevin&quot;,&quot;parse-names&quot;:false,&quot;dropping-particle&quot;:&quot;&quot;,&quot;non-dropping-particle&quot;:&quot;&quot;},{&quot;family&quot;:&quot;Minutolo&quot;,&quot;given&quot;:&quot;Marcel C.&quot;,&quot;parse-names&quot;:false,&quot;dropping-particle&quot;:&quot;&quot;,&quot;non-dropping-particle&quot;:&quot;&quot;}],&quot;container-title&quot;:&quot;International Journal of Finance &amp; Economics&quot;,&quot;accessed&quot;:{&quot;date-parts&quot;:[[2026,7,3]]},&quot;DOI&quot;:&quot;10.1002/IJFE.2772&quot;,&quot;ISSN&quot;:&quot;1099-1158&quot;,&quot;URL&quot;:&quot;/doi/pdf/10.1002/ijfe.2772&quot;,&quot;issued&quot;:{&quot;date-parts&quot;:[[2024,4,1]]},&quot;page&quot;:&quot;1972-1987&quot;,&quot;abstract&quot;:&quot;The pandemic caused by the novel coronavirus COVID-19 has impact the economies of countries across the world. In a short period of time, researchers have begun to analyse the effect of the pandemic on global stock markets. Although the most known measurements of COVID-19 are the number of new cases and deaths, there are more robust indicators. In particular, the effective reproductive number is one of the most important indicators to analyse the pandemic which indicates the degree to which the spread is under control. In this paper, we assess the impact that the Effective Reproductive Number (Rt) has on 26 countries around the world (32 stock market indexes) comparing the performance of various forms of Generalized AutoRegressive Conditional Heteroskedasticity models. The results demonstrate that of the 32 stock markets analysed, 37.5% had a negative effect with respect to Rt and only in 12.5% of the cases was the effect of the variation of Rt positive. This implies that in more than a third of the stock markets analysed as the pandemic progressed uncontrolled the result was a decrease in the value of the market index. The 11 of the 26 countries analysed had a negative and significant effect (Brazil, Germany, Indonesia, Israel, Italy, Japan, Russia, South Korea, Sweden, Taiwan, and United States). Findings suggest that the Effective Reproductive Number volatility had a significant impact on 10 of the 26 countries analysed (38.5%) (Australia, Brazil, Canada, China, India, Italy, Mexico, Russia, Singapore and United Kingdom).&quot;,&quot;publisher&quot;:&quot;John Wiley &amp; Sons, Ltd&quot;,&quot;issue&quot;:&quot;2&quot;,&quot;volume&quot;:&quot;29&quot;,&quot;container-title-short&quot;:&quot;&quot;},&quot;isTemporary&quot;:false},{&quot;id&quot;:&quot;c0a65706-e77a-3689-b1bd-f195db051171&quot;,&quot;itemData&quot;:{&quot;type&quot;:&quot;article-journal&quot;,&quot;id&quot;:&quot;c0a65706-e77a-3689-b1bd-f195db051171&quot;,&quot;title&quot;:&quot;Co-movement dynamics of US and Chinese stock market: evidence from COVID-19 crisis&quot;,&quot;author&quot;:[{&quot;family&quot;:&quot;Song&quot;,&quot;given&quot;:&quot;Ge&quot;,&quot;parse-names&quot;:false,&quot;dropping-particle&quot;:&quot;&quot;,&quot;non-dropping-particle&quot;:&quot;&quot;},{&quot;family&quot;:&quot;Xia&quot;,&quot;given&quot;:&quot;Zhiqing&quot;,&quot;parse-names&quot;:false,&quot;dropping-particle&quot;:&quot;&quot;,&quot;non-dropping-particle&quot;:&quot;&quot;},{&quot;family&quot;:&quot;Basheer&quot;,&quot;given&quot;:&quot;Muhammad Farhan&quot;,&quot;parse-names&quot;:false,&quot;dropping-particle&quot;:&quot;&quot;,&quot;non-dropping-particle&quot;:&quot;&quot;},{&quot;family&quot;:&quot;Shah&quot;,&quot;given&quot;:&quot;Syed Mehmood Ali&quot;,&quot;parse-names&quot;:false,&quot;dropping-particle&quot;:&quot;&quot;,&quot;non-dropping-particle&quot;:&quot;&quot;}],&quot;container-title&quot;:&quot;Economic Research-Ekonomska Istrazivanja &quot;,&quot;accessed&quot;:{&quot;date-parts&quot;:[[2026,7,3]]},&quot;DOI&quot;:&quot;10.1080/1331677X.2021.1957971&quot;,&quot;ISSN&quot;:&quot;1331677X&quot;,&quot;URL&quot;:&quot;/doi/pdf/10.1080/1331677X.2021.1957971?download=true&quot;,&quot;issued&quot;:{&quot;date-parts&quot;:[[2022]]},&quot;page&quot;:&quot;2460-2476&quot;,&quot;abstract&quot;:&quot;This paper aims to examine the co-movement between the two economic powers, namely the USA and China. The authors are mainly interested in examining the dynamics of co-movements during, and in the pre-covid periods. Additionally, they have aimed to examine the volatility spillover between USA and China, during and in the pre-covid periods. In order to achieve the research-based objectives, advanced econometrics models have been applied to the data from July1, 2010, to April 30, 2021. The results show that the sample market is integrated in the long run. The results also indicate that the behaviour of the Chinese market is same as the US market, and offers negligible opportunities for investors for diversification during this time. The findings indicate that the Ganger Causality between the stock markets during crisis is significantly higher than the pre-crisis period. The results of EGARCH model confirm the presence of asymmetric volatility spillover effects between the US and Chinese markets, during the considered time periods. This study also examines the co-movement in China, grounded upon the robust approach that facilitates examining the dependence structure between the sample variables. The findings offer valuable understanding for investors who are looking for investment diversification opportunities worldwide.&quot;,&quot;publisher&quot;:&quot;Taylor and Francis Ltd.&quot;,&quot;issue&quot;:&quot;1&quot;,&quot;volume&quot;:&quot;35&quot;},&quot;isTemporary&quot;:false}],&quot;citationTag&quot;:&quot;MENDELEY_CITATION_v3_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&quot;},{&quot;citationID&quot;:&quot;MENDELEY_CITATION_1c9e811a-616e-4547-b378-59b0afdda7be&quot;,&quot;properties&quot;:{&quot;noteIndex&quot;:0},&quot;isEdited&quot;:false,&quot;manualOverride&quot;:{&quot;isManuallyOverridden&quot;:false,&quot;citeprocText&quot;:&quot;(Caiado and Lúcio, 2023; Kayani et al., 2024; Lúcio and Caiado, 2022; Melina et al., 2023; Mishra et al., 2024; Zhang et al., 2022)&quot;,&quot;manualOverrideText&quot;:&quot;&quot;},&quot;citationTag&quot;:&quot;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&quot;,&quot;citationItems&quot;:[{&quot;id&quot;:&quot;2cf4475f-be1d-3f3e-9872-a4119d35960d&quot;,&quot;itemData&quot;:{&quot;type&quot;:&quot;article-journal&quot;,&quot;id&quot;:&quot;2cf4475f-be1d-3f3e-9872-a4119d35960d&quot;,&quot;title&quot;:&quot;Volatility forecasting and assessing risk of financial markets using multi-transformer neural network based architecture&quot;,&quot;groupId&quot;:&quot;6b0f6c4c-af15-3c2f-ae3d-3d6652b8fe29&quot;,&quot;author&quot;:[{&quot;family&quot;:&quot;Mishra&quot;,&quot;given&quot;:&quot;Aswini Kumar&quot;,&quot;parse-names&quot;:false,&quot;dropping-particle&quot;:&quot;&quot;,&quot;non-dropping-particle&quot;:&quot;&quot;},{&quot;family&quot;:&quot;Renganathan&quot;,&quot;given&quot;:&quot;Jayashree&quot;,&quot;parse-names&quot;:false,&quot;dropping-particle&quot;:&quot;&quot;,&quot;non-dropping-particle&quot;:&quot;&quot;},{&quot;family&quot;:&quot;Gupta&quot;,&quot;given&quot;:&quot;Aaryaman&quot;,&quot;parse-names&quot;:false,&quot;dropping-particle&quot;:&quot;&quot;,&quot;non-dropping-particle&quot;:&quot;&quot;}],&quot;container-title&quot;:&quot;Engineering Applications of Artificial Intelligence&quot;,&quot;accessed&quot;:{&quot;date-parts&quot;:[[2026,7,3]]},&quot;DOI&quot;:&quot;10.1016/J.ENGAPPAI.2024.108223&quot;,&quot;ISSN&quot;:&quot;0952-1976&quot;,&quot;URL&quot;:&quot;https://www-1sciencedirect-1com-1gltygdvo090d.erproxy.cvtisr.sk/science/article/pii/S0952197624003816?pes=vor&amp;utm_source=clarivate&amp;getft_integrator=clarivate&quot;,&quot;issued&quot;:{&quot;date-parts&quot;:[[2024,7,1]]},&quot;page&quot;:&quot;108223&quot;,&quot;abstract&quot;:&quot;This research introduces a more reliable model for predicting market volatility. The model incorporates Transformer and Multi-transformer layers with the GARCH and LSTM models and compares their performance to classic GARCH-type models. Euro-US Dollar FX Spot Rate (EURO-USD), Australian-US Dollar FX Spot Rate (AUD-USD), S&amp;P 500 Index, FTSE 100 Index, Reliance Industries Ltd., and Samsung Electronics Co Ltd. are analyzed. The timeframe examined is January 2005 to December 2021, with training from 2005 to 2016 and testing from 2017 to 2021. Empirical evidence suggests that hybrid Neural-network models, notably Transformer-based models, outperform individual transformers, deep learning, neural networks, and traditional GARCH-type models, even in unpredictable conditions like the COVID-19 pandemic. Within the hybrid Neural-network models, MT-GARCH and MTL-GARCH showed lower validation error (RMSE) than the other models, showing that the bagging mechanism added to the attention mechanism of the Multi-Transformer architecture helped to lower the error in the variance in the noisy data of the daily returns of the assets, reducing the RMSE of the hybrid multi-Transformer models. In addition, three to four of the five hybrid neural-network models showed appropriate risk estimates for the entire test period, as observed from the Christoffersen test. Moreover, the lengthy sample period helps test whether hybrid models perform better than classic GARCH-type models in volatile conditions like the COVID-19 pandemic.&quot;,&quot;publisher&quot;:&quot;Pergamon&quot;,&quot;volume&quot;:&quot;133&quot;,&quot;container-title-short&quot;:&quot;Eng. Appl. Artif. Intell.&quot;},&quot;isTemporary&quot;:false},{&quot;id&quot;:&quot;b9c9bfa5-0f21-34e8-9c93-235c28d40c5d&quot;,&quot;itemData&quot;:{&quot;type&quot;:&quot;article-journal&quot;,&quot;id&quot;:&quot;b9c9bfa5-0f21-34e8-9c93-235c28d40c5d&quot;,&quot;title&quot;:&quot;Stock market forecasting accuracy of asymmetric GARCH models during the COVID-19 pandemic&quot;,&quot;groupId&quot;:&quot;6b0f6c4c-af15-3c2f-ae3d-3d6652b8fe29&quot;,&quot;author&quot;:[{&quot;family&quot;:&quot;Caiado&quot;,&quot;given&quot;:&quot;Jorge&quot;,&quot;parse-names&quot;:false,&quot;dropping-particle&quot;:&quot;&quot;,&quot;non-dropping-particle&quot;:&quot;&quot;},{&quot;family&quot;:&quot;Lúcio&quot;,&quot;given&quot;:&quot;Francisco&quot;,&quot;parse-names&quot;:false,&quot;dropping-particle&quot;:&quot;&quot;,&quot;non-dropping-particle&quot;:&quot;&quot;}],&quot;container-title&quot;:&quot;The North American Journal of Economics and Finance&quot;,&quot;accessed&quot;:{&quot;date-parts&quot;:[[2026,7,3]]},&quot;DOI&quot;:&quot;10.1016/J.NAJEF.2023.101971&quot;,&quot;ISSN&quot;:&quot;1062-9408&quot;,&quot;URL&quot;:&quot;https://www-1sciencedirect-1com-1gltygdvo090d.erproxy.cvtisr.sk/science/article/pii/S1062940823000943?pes=vor&amp;utm_source=clarivate&amp;getft_integrator=clarivate&quot;,&quot;issued&quot;:{&quot;date-parts&quot;:[[2023,9,1]]},&quot;page&quot;:&quot;101971&quot;,&quot;abstract&quot;:&quot;We propose a new clustering approach for comparing financial time series and employ it to study how the COVID-19 pandemic affected the U.S. stock market. Essentially, we compute the forecast accuracy of asymmetric GARCH models applied to S&amp;P500 industries and use the model forecast errors for different horizons and cut-off points to calculate a distance matrix for the stock indices. Hierarchical clustering algorithms are used to assign the set of industries into clusters. We found homogeneous clusters of industries in terms of the impact of COVID-19 on US stock market volatility. The industries most affected by the pandemic and with less accurate stock market prediction (Hotels, Airline, Apparel, Accessories &amp; Luxury Goods, and Automobile) are separated in Euclidean distance from those industries that were less impacted by COVID-19 and which had more accurate forecasting (Pharmaceuticals, Internet &amp; Direct Marketing Retail, Data Processing, and Movies &amp; Entertainment).&quot;,&quot;publisher&quot;:&quot;North-Holland&quot;,&quot;volume&quot;:&quot;68&quot;,&quot;container-title-short&quot;:&quot;&quot;},&quot;isTemporary&quot;:false},{&quot;id&quot;:&quot;d332ee7d-6b27-33bf-9107-dfea9d6382b6&quot;,&quot;itemData&quot;:{&quot;type&quot;:&quot;article-journal&quot;,&quot;id&quot;:&quot;d332ee7d-6b27-33bf-9107-dfea9d6382b6&quot;,&quot;title&quot;:&quot;COVID-19 and Stock Market Volatility: A Clustering Approach for S&amp;P 500 Industry Indices&quot;,&quot;groupId&quot;:&quot;6b0f6c4c-af15-3c2f-ae3d-3d6652b8fe29&quot;,&quot;author&quot;:[{&quot;family&quot;:&quot;Lúcio&quot;,&quot;given&quot;:&quot;Francisco&quot;,&quot;parse-names&quot;:false,&quot;dropping-particle&quot;:&quot;&quot;,&quot;non-dropping-particle&quot;:&quot;&quot;},{&quot;family&quot;:&quot;Caiado&quot;,&quot;given&quot;:&quot;Jorge&quot;,&quot;parse-names&quot;:false,&quot;dropping-particle&quot;:&quot;&quot;,&quot;non-dropping-particle&quot;:&quot;&quot;}],&quot;container-title&quot;:&quot;Finance Research Letters&quot;,&quot;accessed&quot;:{&quot;date-parts&quot;:[[2026,7,3]]},&quot;DOI&quot;:&quot;10.1016/J.FRL.2022.103141&quot;,&quot;ISSN&quot;:&quot;1544-6123&quot;,&quot;URL&quot;:&quot;https://www-1sciencedirect-1com-1gltygdvo090d.erproxy.cvtisr.sk/science/article/pii/S1544612322003646?pes=vor&amp;utm_source=clarivate&amp;getft_integrator=clarivate&quot;,&quot;issued&quot;:{&quot;date-parts&quot;:[[2022,10,1]]},&quot;page&quot;:&quot;103141&quot;,&quot;abstract&quot;:&quot;We study how the COVID-19 pandemic affected some of the conditional volatilities of S&amp;P 500 industries, using a new model feature-based clustering method on a fitted TGARCH model. Rather than using the estimated model parameters to compute a distance matrix for the stock indices, we suggest using a distance based on the autocorrelations of the estimated conditional volatilities. Both hierarchical and non-hierarchical algorithms are used to assign the set of industries into clusters. The results show a clear change in the composition of each cluster between the period before the first US COVID-19 case and the period during the pandemic.&quot;,&quot;publisher&quot;:&quot;Elsevier&quot;,&quot;volume&quot;:&quot;49&quot;,&quot;container-title-short&quot;:&quot;Financ. Res. Lett.&quot;},&quot;isTemporary&quot;:false},{&quot;id&quot;:&quot;d5f18040-84eb-3ab2-b37a-12106c40f0ae&quot;,&quot;itemData&quot;:{&quot;type&quot;:&quot;article-journal&quot;,&quot;id&quot;:&quot;d5f18040-84eb-3ab2-b37a-12106c40f0ae&quot;,&quot;title&quot;:&quot;The impact of COVID-19 shocks on the volatility of stock markets in technologically advanced countries&quot;,&quot;groupId&quot;:&quot;6b0f6c4c-af15-3c2f-ae3d-3d6652b8fe29&quot;,&quot;author&quot;:[{&quot;family&quot;:&quot;Zhang&quot;,&quot;given&quot;:&quot;Ning&quot;,&quot;parse-names&quot;:false,&quot;dropping-particle&quot;:&quot;&quot;,&quot;non-dropping-particle&quot;:&quot;&quot;},{&quot;family&quot;:&quot;Wang&quot;,&quot;given&quot;:&quot;Aiqun&quot;,&quot;parse-names&quot;:false,&quot;dropping-particle&quot;:&quot;&quot;,&quot;non-dropping-particle&quot;:&quot;&quot;},{&quot;family&quot;:&quot;Haq&quot;,&quot;given&quot;:&quot;Naveed Ul&quot;,&quot;parse-names&quot;:false,&quot;dropping-particle&quot;:&quot;&quot;,&quot;non-dropping-particle&quot;:&quot;&quot;},{&quot;family&quot;:&quot;Nosheen&quot;,&quot;given&quot;:&quot;Safia&quot;,&quot;parse-names&quot;:false,&quot;dropping-particle&quot;:&quot;&quot;,&quot;non-dropping-particle&quot;:&quot;&quot;}],&quot;container-title&quot;:&quot;Economic Research-Ekonomska Istrazivanja &quot;,&quot;accessed&quot;:{&quot;date-parts&quot;:[[2026,7,3]]},&quot;DOI&quot;:&quot;10.1080/1331677X.2021.1936112&quot;,&quot;ISSN&quot;:&quot;1331677X&quot;,&quot;URL&quot;:&quot;/doi/pdf/10.1080/1331677X.2021.1936112?download=true&quot;,&quot;issued&quot;:{&quot;date-parts&quot;:[[2022]]},&quot;page&quot;:&quot;2191-2216&quot;,&quot;abstract&quot;:&quot;This study examines the volatility of China and the most advanced countries of the world stock markets due to the pandemic of COVID-19 using the TGARCH model. This research study presents empirical support for the TGARCH specification for explaining the daily time dependence in the rate of information arrival to the market for stocks traded on China stock market. Using the sample containing closing stock market returns from 05 January 2015 to 04 April 2020 of sample countries, we found that through the COVID-19, there is no significant impact of returns volatility coming from advanced countries towards the China stock market. Further, results state that China has a significant impact on explaining the volatility of the most advanced countries of the world (Switzerland, Sweden, Netherlands, and the UK) except the U.S.A. during COVID-19. We found no significant impact of China stock market returns on the U.S.A.'s volatility, but there is a presence of leverage effect during COVID −19.&quot;,&quot;publisher&quot;:&quot;Taylor and Francis Ltd.&quot;,&quot;issue&quot;:&quot;1&quot;,&quot;volume&quot;:&quot;35&quot;,&quot;container-title-short&quot;:&quot;&quot;},&quot;isTemporary&quot;:false},{&quot;id&quot;:&quot;dfca3fe8-388d-3fba-acec-d2c2a1e2075d&quot;,&quot;itemData&quot;:{&quot;type&quot;:&quot;article-journal&quot;,&quot;id&quot;:&quot;dfca3fe8-388d-3fba-acec-d2c2a1e2075d&quot;,&quot;title&quot;:&quot;A Conceptual Model of Investment-Risk Prediction in the Stock Market Using Extreme Value Theory with Machine Learning: A Semisystematic Literature Review&quot;,&quot;groupId&quot;:&quot;6b0f6c4c-af15-3c2f-ae3d-3d6652b8fe29&quot;,&quot;author&quot;:[{&quot;family&quot;:&quot;Melina&quot;,&quot;given&quot;:&quot;&quot;,&quot;parse-names&quot;:false,&quot;dropping-particle&quot;:&quot;&quot;,&quot;non-dropping-particle&quot;:&quot;&quot;},{&quot;family&quot;:&quot;Sukono&quot;,&quot;given&quot;:&quot;&quot;,&quot;parse-names&quot;:false,&quot;dropping-particle&quot;:&quot;&quot;,&quot;non-dropping-particle&quot;:&quot;&quot;},{&quot;family&quot;:&quot;Napitupulu&quot;,&quot;given&quot;:&quot;Herlina&quot;,&quot;parse-names&quot;:false,&quot;dropping-particle&quot;:&quot;&quot;,&quot;non-dropping-particle&quot;:&quot;&quot;},{&quot;family&quot;:&quot;Mohamed&quot;,&quot;given&quot;:&quot;Norizan&quot;,&quot;parse-names&quot;:false,&quot;dropping-particle&quot;:&quot;&quot;,&quot;non-dropping-particle&quot;:&quot;&quot;}],&quot;container-title&quot;:&quot;Risks 2023, Vol. 11, Page 60&quot;,&quot;accessed&quot;:{&quot;date-parts&quot;:[[2026,7,3]]},&quot;DOI&quot;:&quot;10.3390/RISKS11030060&quot;,&quot;ISSN&quot;:&quot;2227-9091&quot;,&quot;URL&quot;:&quot;https://www.mdpi.com/2227-9091/11/3/60/htm&quot;,&quot;issued&quot;:{&quot;date-parts&quot;:[[2023,3,14]]},&quot;page&quot;:&quot;60&quot;,&quot;abstract&quot;:&quot;The COVID-19 pandemic has been an extraordinary event, the type of event that rarely occurs but that has major impacts on the stock market. The pandemic has created high volatility and caused extreme fluctuations in the stock market. The stock market can be characterized as either linear or nonlinear. One method that can detect extreme fluctuations is extreme value theory (EVT). This study employed a semisystematic literature review on the use of the EVT method to estimate investment risk in the stock market. The literature used was selected by applying the preferred reporting items for systematic review and meta-analyses (PRISMA) guidelines, sourced from the ScienceDirect.com, ProQuest, and Scopus databases. A bibliometric analysis was conducted to determine the study characteristics and identify any research gaps. The results of the analysis show that studies on this topic are rarely carried out. Research in this field is generally performed only in univariate cases and is very complicated in multivariate cases. Given these limitations, further research could focus on developing a conceptual model that is dynamic and sensitive to extreme fluctuations, with multivariable inputs, in order to predict investment risk. The model developed here considered the variables that affect stock price fluctuations as the input data. The combination of VaR–EVT and machine-learning methods is effective in increasing model accuracy because it combines linear and nonlinear models.&quot;,&quot;publisher&quot;:&quot;Multidisciplinary Digital Publishing Institute&quot;,&quot;issue&quot;:&quot;3&quot;,&quot;volume&quot;:&quot;11&quot;,&quot;container-title-short&quot;:&quot;&quot;},&quot;isTemporary&quot;:false},{&quot;id&quot;:&quot;f87d2323-88c7-3bc3-a532-24561aa7e9e1&quot;,&quot;itemData&quot;:{&quot;type&quot;:&quot;article-journal&quot;,&quot;id&quot;:&quot;f87d2323-88c7-3bc3-a532-24561aa7e9e1&quot;,&quot;title&quot;:&quot;Unleashing the pandemic volatility: A glimpse into the stock market performance of developed economies during COVID-19&quot;,&quot;author&quot;:[{&quot;family&quot;:&quot;Kayani&quot;,&quot;given&quot;:&quot;Umar Nawaz&quot;,&quot;parse-names&quot;:false,&quot;dropping-particle&quot;:&quot;&quot;,&quot;non-dropping-particle&quot;:&quot;&quot;},{&quot;family&quot;:&quot;Aysan&quot;,&quot;given&quot;:&quot;Ahmet Faruk&quot;,&quot;parse-names&quot;:false,&quot;dropping-particle&quot;:&quot;&quot;,&quot;non-dropping-particle&quot;:&quot;&quot;},{&quot;family&quot;:&quot;Khan&quot;,&quot;given&quot;:&quot;Mrestyal&quot;,&quot;parse-names&quot;:false,&quot;dropping-particle&quot;:&quot;&quot;,&quot;non-dropping-particle&quot;:&quot;&quot;},{&quot;family&quot;:&quot;Khan&quot;,&quot;given&quot;:&quot;Maaz&quot;,&quot;parse-names&quot;:false,&quot;dropping-particle&quot;:&quot;&quot;,&quot;non-dropping-particle&quot;:&quot;&quot;},{&quot;family&quot;:&quot;Mumtaz&quot;,&quot;given&quot;:&quot;Roohi&quot;,&quot;parse-names&quot;:false,&quot;dropping-particle&quot;:&quot;&quot;,&quot;non-dropping-particle&quot;:&quot;&quot;},{&quot;family&quot;:&quot;Irfan&quot;,&quot;given&quot;:&quot;Muhammad&quot;,&quot;parse-names&quot;:false,&quot;dropping-particle&quot;:&quot;&quot;,&quot;non-dropping-particle&quot;:&quot;&quot;}],&quot;container-title&quot;:&quot;Heliyon&quot;,&quot;container-title-short&quot;:&quot;Heliyon&quot;,&quot;accessed&quot;:{&quot;date-parts&quot;:[[2026,7,3]]},&quot;DOI&quot;:&quot;10.1016/J.HELIYON.2024.E25202&quot;,&quot;ISSN&quot;:&quot;2405-8440&quot;,&quot;URL&quot;:&quot;https://www-1sciencedirect-1com-1gltygdvo090d.erproxy.cvtisr.sk/science/article/pii/S2405844024012337?pes=vor&amp;utm_source=clarivate&amp;getft_integrator=clarivate&quot;,&quot;issued&quot;:{&quot;date-parts&quot;:[[2024,2,29]]},&quot;page&quot;:&quot;e25202&quot;,&quot;abstract&quot;:&quot;The COVID-19 pandemic has resulted in significant financial losses globally, increasing the volatility of financial assets. Thus, this study models the stock market volatility of developed economies during the COVID-19 pandemic. For this purpose, we used the GJR-GARCH (Albulescu, 2020; Albulescu, 2020) [1,1] econometric model on the daily time series returns data ranging from 01st-July-2019 to 18th-November-2020. The entire dataset was equally divided into two subsets; before COVID-19, and after the COVID-19. The empirical results of this study showed the presence of volatility clustering, leverage effect, and excess kurtosis indicating leptokurtic phenomena in all stock indices returns. In addition to this, it can be noted that compared to before COVID-19, the stock markets showed negative returns, and increased volatility during the COVID-19. Hence, based on these findings, this study provides significant insights for global stock market investors and economic policymakers regarding financial portfolio construction particularly during crises times.&quot;,&quot;publisher&quot;:&quot;Elsevier&quot;,&quot;issue&quot;:&quot;4&quot;,&quot;volume&quot;:&quot;10&quot;},&quot;isTemporary&quot;:false}]},{&quot;citationID&quot;:&quot;MENDELEY_CITATION_792c0660-b732-4532-b870-e624810fd725&quot;,&quot;properties&quot;:{&quot;noteIndex&quot;:0},&quot;isEdited&quot;:false,&quot;manualOverride&quot;:{&quot;isManuallyOverridden&quot;:false,&quot;citeprocText&quot;:&quot;(Ge, 2025; Mishra et al., 2024; Mora-Valencia et al., 2023; Sodnomdavaa, 2026; Yang et al., 2024)&quot;,&quot;manualOverrideText&quot;:&quot;&quot;},&quot;citationTag&quot;:&quot;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&quot;,&quot;citationItems&quot;:[{&quot;id&quot;:&quot;98dd6b6e-8610-3718-a985-da5c961a4759&quot;,&quot;itemData&quot;:{&quot;type&quot;:&quot;article-journal&quot;,&quot;id&quot;:&quot;98dd6b6e-8610-3718-a985-da5c961a4759&quot;,&quot;title&quot;:&quot;Financial Volatility Modeling with the GARCH-MIDAS-LSTM Approach: The Effects of Economic Expectations, Geopolitical Risks and Industrial Production during COVID-19&quot;,&quot;groupId&quot;:&quot;6b0f6c4c-af15-3c2f-ae3d-3d6652b8fe29&quot;,&quot;author&quot;:[{&quot;family&quot;:&quot;Mora-Valencia&quot;,&quot;given&quot;:&quot;Andrés&quot;,&quot;parse-names&quot;:false,&quot;dropping-particle&quot;:&quot;&quot;,&quot;non-dropping-particle&quot;:&quot;&quot;},{&quot;family&quot;:&quot;Ñíguez&quot;,&quot;given&quot;:&quot;Trino-Manuel&quot;,&quot;parse-names&quot;:false,&quot;dropping-particle&quot;:&quot;&quot;,&quot;non-dropping-particle&quot;:&quot;&quot;},{&quot;family&quot;:&quot;Ömer Ersin&quot;,&quot;given&quot;:&quot;Özgür&quot;,&quot;parse-names&quot;:false,&quot;dropping-particle&quot;:&quot;&quot;,&quot;non-dropping-particle&quot;:&quot;&quot;},{&quot;family&quot;:&quot;Bildirici&quot;,&quot;given&quot;:&quot;Melike&quot;,&quot;parse-names&quot;:false,&quot;dropping-particle&quot;:&quot;&quot;,&quot;non-dropping-particle&quot;:&quot;&quot;}],&quot;container-title&quot;:&quot;Mathematics 2023, Vol. 11, Page 1785&quot;,&quot;accessed&quot;:{&quot;date-parts&quot;:[[2026,7,4]]},&quot;DOI&quot;:&quot;10.3390/MATH11081785&quot;,&quot;ISSN&quot;:&quot;2227-7390&quot;,&quot;URL&quot;:&quot;https://www-1mdpi-1com-1gltygdvo09a3.erproxy.cvtisr.sk/2227-7390/11/8/1785/htm&quot;,&quot;issued&quot;:{&quot;date-parts&quot;:[[2023,4,9]]},&quot;page&quot;:&quot;1785&quot;,&quot;abstract&quot;:&quot;Forecasting stock markets is an important challenge due to leptokurtic distributions with heavy tails due to uncertainties in markets, economies, and political fluctuations. To forecast the direction of stock markets, the inclusion of leading indicators to volatility models is highly important; however, such series are generally at different frequencies. The paper proposes the GARCH-MIDAS-LSTM model, a hybrid method that benefits from LSTM deep neural networks for forecast accuracy, and the GARCH-MIDAS model for the integration of effects of low-frequency variables in high-frequency stock market volatility modeling. The models are being tested for a forecast sample including the COVID-19 shut-down after the first official case period and the economic reopening period in in Borsa Istanbul stock market in Türkiye. For this sample, significant uncertainty existed regarding future economic expectations, and the period provided an interesting laboratory to test the forecast effectiveness of the proposed LSTM augmented model in addition to GARCH-MIDAS models, which included geopolitical risk, future economic expectations, trends, and cycle industrial production indices as low-frequency variables. The evidence suggests that stock market volatility is most effectively modeled with geopolitical risk, followed by industrial production, and a relatively lower performance is achieved by future economic expectations. These findings imply that increases in geopolitical risk enhance stock market volatility further, and that industrial production and future economic expectations work in the opposite direction. Most importantly, the forecast results suggest suitability of both the GARCH-MIDAS and GARCH-MIDAS-LSTM models, and with good forecasting capabilities. However, a comparison shows significant root mean squared error reduction with the novel GARCH-MIDAS-LSTM model over GARCH-MIDAS models. Percentage decline in root mean squared errors for forecasts are between 39% to 95% in LSTM augmented models depending on the type of economic indicator used. The proposed approach offers a key tool for investors and policymakers.&quot;,&quot;publisher&quot;:&quot;Multidisciplinary Digital Publishing Institute&quot;,&quot;issue&quot;:&quot;8&quot;,&quot;volume&quot;:&quot;11&quot;,&quot;container-title-short&quot;:&quot;&quot;},&quot;isTemporary&quot;:false},{&quot;id&quot;:&quot;2cf4475f-be1d-3f3e-9872-a4119d35960d&quot;,&quot;itemData&quot;:{&quot;type&quot;:&quot;article-journal&quot;,&quot;id&quot;:&quot;2cf4475f-be1d-3f3e-9872-a4119d35960d&quot;,&quot;title&quot;:&quot;Volatility forecasting and assessing risk of financial markets using multi-transformer neural network based architecture&quot;,&quot;groupId&quot;:&quot;6b0f6c4c-af15-3c2f-ae3d-3d6652b8fe29&quot;,&quot;author&quot;:[{&quot;family&quot;:&quot;Mishra&quot;,&quot;given&quot;:&quot;Aswini Kumar&quot;,&quot;parse-names&quot;:false,&quot;dropping-particle&quot;:&quot;&quot;,&quot;non-dropping-particle&quot;:&quot;&quot;},{&quot;family&quot;:&quot;Renganathan&quot;,&quot;given&quot;:&quot;Jayashree&quot;,&quot;parse-names&quot;:false,&quot;dropping-particle&quot;:&quot;&quot;,&quot;non-dropping-particle&quot;:&quot;&quot;},{&quot;family&quot;:&quot;Gupta&quot;,&quot;given&quot;:&quot;Aaryaman&quot;,&quot;parse-names&quot;:false,&quot;dropping-particle&quot;:&quot;&quot;,&quot;non-dropping-particle&quot;:&quot;&quot;}],&quot;container-title&quot;:&quot;Engineering Applications of Artificial Intelligence&quot;,&quot;accessed&quot;:{&quot;date-parts&quot;:[[2026,7,3]]},&quot;DOI&quot;:&quot;10.1016/J.ENGAPPAI.2024.108223&quot;,&quot;ISSN&quot;:&quot;0952-1976&quot;,&quot;URL&quot;:&quot;https://www-1sciencedirect-1com-1gltygdvo090d.erproxy.cvtisr.sk/science/article/pii/S0952197624003816?pes=vor&amp;utm_source=clarivate&amp;getft_integrator=clarivate&quot;,&quot;issued&quot;:{&quot;date-parts&quot;:[[2024,7,1]]},&quot;page&quot;:&quot;108223&quot;,&quot;abstract&quot;:&quot;This research introduces a more reliable model for predicting market volatility. The model incorporates Transformer and Multi-transformer layers with the GARCH and LSTM models and compares their performance to classic GARCH-type models. Euro-US Dollar FX Spot Rate (EURO-USD), Australian-US Dollar FX Spot Rate (AUD-USD), S&amp;P 500 Index, FTSE 100 Index, Reliance Industries Ltd., and Samsung Electronics Co Ltd. are analyzed. The timeframe examined is January 2005 to December 2021, with training from 2005 to 2016 and testing from 2017 to 2021. Empirical evidence suggests that hybrid Neural-network models, notably Transformer-based models, outperform individual transformers, deep learning, neural networks, and traditional GARCH-type models, even in unpredictable conditions like the COVID-19 pandemic. Within the hybrid Neural-network models, MT-GARCH and MTL-GARCH showed lower validation error (RMSE) than the other models, showing that the bagging mechanism added to the attention mechanism of the Multi-Transformer architecture helped to lower the error in the variance in the noisy data of the daily returns of the assets, reducing the RMSE of the hybrid multi-Transformer models. In addition, three to four of the five hybrid neural-network models showed appropriate risk estimates for the entire test period, as observed from the Christoffersen test. Moreover, the lengthy sample period helps test whether hybrid models perform better than classic GARCH-type models in volatile conditions like the COVID-19 pandemic.&quot;,&quot;publisher&quot;:&quot;Pergamon&quot;,&quot;volume&quot;:&quot;133&quot;,&quot;container-title-short&quot;:&quot;Eng. Appl. Artif. Intell.&quot;},&quot;isTemporary&quot;:false},{&quot;id&quot;:&quot;daa5fb1c-204b-3bea-94e8-77764728dd61&quot;,&quot;itemData&quot;:{&quot;type&quot;:&quot;article-journal&quot;,&quot;id&quot;:&quot;daa5fb1c-204b-3bea-94e8-77764728dd61&quot;,&quot;title&quot;:&quot;Enhancing stock market Forecasting: A hybrid model for accurate prediction of S&amp;P 500 and CSI 300 future prices&quot;,&quot;groupId&quot;:&quot;6b0f6c4c-af15-3c2f-ae3d-3d6652b8fe29&quot;,&quot;author&quot;:[{&quot;family&quot;:&quot;Ge&quot;,&quot;given&quot;:&quot;Qing&quot;,&quot;parse-names&quot;:false,&quot;dropping-particle&quot;:&quot;&quot;,&quot;non-dropping-particle&quot;:&quot;&quot;}],&quot;container-title&quot;:&quot;Expert Systems with Applications&quot;,&quot;accessed&quot;:{&quot;date-parts&quot;:[[2026,7,3]]},&quot;DOI&quot;:&quot;10.1016/J.ESWA.2024.125380&quot;,&quot;ISSN&quot;:&quot;0957-4174&quot;,&quot;URL&quot;:&quot;https://www-1sciencedirect-1com-1gltygdvo090d.erproxy.cvtisr.sk/science/article/pii/S0957417424022474?pes=vor&amp;utm_source=clarivate&amp;getft_integrator=clarivate&quot;,&quot;issued&quot;:{&quot;date-parts&quot;:[[2025,1,15]]},&quot;page&quot;:&quot;125380&quot;,&quot;abstract&quot;:&quot;This paper investigates the challenging domain of stock market prediction, a significant aspect of financial markets. It focuses on developing predictive models to forecast stock prices accurately, vital for mitigating losses and maximizing gains amidst the inherent unpredictability and volatility of the market. The study comprehensively analyzes various predictive models, including time series analysis and advanced machine learning techniques. It highlights the superiority of ensemble or hybrid models in enhancing prediction reliability. Central to this research is the development of a model incorporating detailed data collection, thorough analysis, and state-of-the-art machine learning methods, achieving notable predictive accuracy. This approach underscores the benefits of data-centric strategies in today's rapidly evolving business environment and the widespread applicability of predictive analytics. The model outperforms conventional methods by decomposing time series into simpler components and optimizing hyperparameters, thereby enhancing prediction accuracy, as demonstrated by performance testing on the S&amp;P 500 and CSI 300 indices. The RMSE, MAE, and R2 values of the MEME-AO-LSTM model are 27.12, 19.43, and 0.992, respectively, which serve as evidence of this. The model's generalizability and high performance are demonstrated by its efficacy in a variety of major markets, including the NASDAQ 100, Nikkei 225, FTSE, DAX, SSE, and KOSPI. Additionally, the model's adaptability under diverse market conditions is demonstrated through its evaluation of its robustness in response to significant events, such as the economic stimulus responses to the COVID-19 pandemic and the geopolitical tensions resulting from the tension and conflict between Russia and Ukraine. Consequently, the proposed methodology has the potential to help investors achieve substantial and advantageous returns.&quot;,&quot;publisher&quot;:&quot;Pergamon&quot;,&quot;volume&quot;:&quot;260&quot;,&quot;container-title-short&quot;:&quot;Expert Syst. Appl.&quot;},&quot;isTemporary&quot;:false},{&quot;id&quot;:&quot;218473e9-f87a-37e1-8544-a9996d0e019b&quot;,&quot;itemData&quot;:{&quot;type&quot;:&quot;article-journal&quot;,&quot;id&quot;:&quot;218473e9-f87a-37e1-8544-a9996d0e019b&quot;,&quot;title&quot;:&quot;Can hybrid model improve the forecasting performance of stock price index amid COVID-19? Contextual evidence from the MEEMD-LSTM-MLP approach&quot;,&quot;groupId&quot;:&quot;6b0f6c4c-af15-3c2f-ae3d-3d6652b8fe29&quot;,&quot;author&quot;:[{&quot;family&quot;:&quot;Yang&quot;,&quot;given&quot;:&quot;Qu&quot;,&quot;parse-names&quot;:false,&quot;dropping-particle&quot;:&quot;&quot;,&quot;non-dropping-particle&quot;:&quot;&quot;},{&quot;family&quot;:&quot;Yu&quot;,&quot;given&quot;:&quot;Yuanyuan&quot;,&quot;parse-names&quot;:false,&quot;dropping-particle&quot;:&quot;&quot;,&quot;non-dropping-particle&quot;:&quot;&quot;},{&quot;family&quot;:&quot;Dai&quot;,&quot;given&quot;:&quot;Dongsheng&quot;,&quot;parse-names&quot;:false,&quot;dropping-particle&quot;:&quot;&quot;,&quot;non-dropping-particle&quot;:&quot;&quot;},{&quot;family&quot;:&quot;He&quot;,&quot;given&quot;:&quot;Qian&quot;,&quot;parse-names&quot;:false,&quot;dropping-particle&quot;:&quot;&quot;,&quot;non-dropping-particle&quot;:&quot;&quot;},{&quot;family&quot;:&quot;Lin&quot;,&quot;given&quot;:&quot;Yu&quot;,&quot;parse-names&quot;:false,&quot;dropping-particle&quot;:&quot;&quot;,&quot;non-dropping-particle&quot;:&quot;&quot;}],&quot;container-title&quot;:&quot;The North American Journal of Economics and Finance&quot;,&quot;accessed&quot;:{&quot;date-parts&quot;:[[2026,7,3]]},&quot;DOI&quot;:&quot;10.1016/J.NAJEF.2024.102252&quot;,&quot;ISSN&quot;:&quot;1062-9408&quot;,&quot;URL&quot;:&quot;https://www-1sciencedirect-1com-1gltygdvo090d.erproxy.cvtisr.sk/science/article/pii/S1062940824001773?pes=vor&amp;utm_source=clarivate&amp;getft_integrator=clarivate&quot;,&quot;issued&quot;:{&quot;date-parts&quot;:[[2024,9,1]]},&quot;page&quot;:&quot;102252&quot;,&quot;abstract&quot;:&quot;The sudden eruption of COVID-19 has inflicted tremendous damage to the worldwide economy, and stock markets have become violently volatile due to its negative impact. Therefore, accurate forecasting of stock price index has been playing an essential role in maintaining national economic security and formulating related policies. In this paper, a novel decomposition-ensemble model is proposed to predict the highly fluctuating stock price index. To begin with, the modified ensemble empirical mode decomposition (MEEMD) method is adopted to decompose the original stock price index into subsequences with different frequencies. Then, the last high-frequency subsequence and other subsequences are predicted through multilayer perceptron (MLP) and long short-term memory (LSTM), respectively. Finally, the prediction outcomes of different model subsequences are reconstructed into the ultimate prediction results by utilizing the integration method. Compared with the contrast models, the MEEMD-LSTM-MLP model proposed in our paper not only demonstrates significant advantages in multi-step forecasting for both emerging and developed markets, but also achieves excellent prediction performance amidst the severe market fluctuations triggered by COVID-19. Furthermore, the application of the MEEMD-LSTM-MLP model is extended to financial time series with different data characteristics and market types, which further proves its high applicability and reliability. Therefore, the conducted hybrid MEEMD-LSTM-MLP model is an effective and stable multi-step forecasting tool to provide valuable intelligent technical support for governments and enterprises in complex economic conditions.&quot;,&quot;publisher&quot;:&quot;North-Holland&quot;,&quot;volume&quot;:&quot;74&quot;,&quot;container-title-short&quot;:&quot;&quot;},&quot;isTemporary&quot;:false},{&quot;id&quot;:&quot;87ab18d5-c449-370e-a23c-471c394d57d9&quot;,&quot;itemData&quot;:{&quot;type&quot;:&quot;article-journal&quot;,&quot;id&quot;:&quot;87ab18d5-c449-370e-a23c-471c394d57d9&quot;,&quot;title&quot;:&quot;Explainable Hybrid Modeling of Stock Market Turning Points: An Integrated ARIMA-LSTM-SHAP Approach&quot;,&quot;groupId&quot;:&quot;6b0f6c4c-af15-3c2f-ae3d-3d6652b8fe29&quot;,&quot;author&quot;:[{&quot;family&quot;:&quot;Sodnomdavaa&quot;,&quot;given&quot;:&quot;Tsolmon&quot;,&quot;parse-names&quot;:false,&quot;dropping-particle&quot;:&quot;&quot;,&quot;non-dropping-particle&quot;:&quot;&quot;}],&quot;container-title&quot;:&quot;Journal of Advances in Information Technology&quot;,&quot;accessed&quot;:{&quot;date-parts&quot;:[[2026,7,3]]},&quot;DOI&quot;:&quot;10.12720/JAIT.17.3.569-582&quot;,&quot;ISSN&quot;:&quot;17982340&quot;,&quot;issued&quot;:{&quot;date-parts&quot;:[[2026]]},&quot;page&quot;:&quot;569-582&quot;,&quot;abstract&quot;:&quot;In recent years, global shocks such as the COVID-19 pandemic, geopolitical conflicts, and trade tensions have substantially intensified volatility in financial markets, thereby increasing the frequency of price turning points. This study proposes a novel approach that addresses the growing demand for artificial intelligence models that are not only highly predictive but also interpretable. Traditional econometric models, such as Autoregressive Integrated Moving Average (ARIMA) and Generalized Autoregressive Conditional Heteroskedasticity (GARCH), are effective at capturing linear dependencies but fail to adequately represent nonlinear market dynamics. Meanwhile, machine learning methods, despite their strong predictive power, often exhibit limited interpretability. To bridge this gap, this paper presents an explainable hybrid framework that integrates ARIMA, Long Short-Term Memory (LSTM), and Shapley Additive exPlanations (SHAP). Using daily data from ten major global stock indices from January 1, 2010 to September 30, 2025, the study employs a hybrid labeling approach that combines price extrema, Relative Strength Index (RSI), and Moving Average Convergence Divergence (MACD) indicators. Forecasting accuracy is further enhanced by incorporating ARIMA residual–based feature fusion. The model’s performance is evaluated using both statistical (F1-Score, Precision-Recall Area Under the Curve (PR-AUC), Root Mean Squared Error (RMSE), and economic (Sharpe ratio) metrics within a walk-forward validation framework. The results show that the ARIMA-LSTM-SHAP model achieves an optimal balance between predictive accuracy and economic efficiency, achieving an F1-Score of 0.60 and a Sharpe ratio exceeding 1.5. The findings highlight the framework’s practical relevance for investors and policymakers by facilitating the early detection of turning cycles and supporting risk-informed decision-making.&quot;,&quot;publisher&quot;:&quot;Engineering and Technology Publishing&quot;,&quot;issue&quot;:&quot;3&quot;,&quot;volume&quot;:&quot;17&quot;,&quot;container-title-short&quot;:&quot;&quot;},&quot;isTemporary&quot;:false}]},{&quot;citationID&quot;:&quot;MENDELEY_CITATION_058d6254-57ae-4f27-98fb-ae90819cd240&quot;,&quot;properties&quot;:{&quot;noteIndex&quot;:0},&quot;isEdited&quot;:false,&quot;manualOverride&quot;:{&quot;isManuallyOverridden&quot;:false,&quot;citeprocText&quot;:&quot;(Vancsura and Bareith, 2023)&quot;,&quot;manualOverrideText&quot;:&quot;&quot;},&quot;citationTag&quot;:&quot;MENDELEY_CITATION_v3_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&quot;,&quot;citationItems&quot;:[{&quot;id&quot;:&quot;9824712c-43a0-3d06-a1da-d7ca6addf1c9&quot;,&quot;itemData&quot;:{&quot;type&quot;:&quot;article-journal&quot;,&quot;id&quot;:&quot;9824712c-43a0-3d06-a1da-d7ca6addf1c9&quot;,&quot;title&quot;:&quot;Analysis of the performance of predictive models during Covid-19 and the Russian-Ukrainian war&quot;,&quot;groupId&quot;:&quot;6b0f6c4c-af15-3c2f-ae3d-3d6652b8fe29&quot;,&quot;author&quot;:[{&quot;family&quot;:&quot;Vancsura&quot;,&quot;given&quot;:&quot;László&quot;,&quot;parse-names&quot;:false,&quot;dropping-particle&quot;:&quot;&quot;,&quot;non-dropping-particle&quot;:&quot;&quot;},{&quot;family&quot;:&quot;Bareith&quot;,&quot;given&quot;:&quot;Tibor&quot;,&quot;parse-names&quot;:false,&quot;dropping-particle&quot;:&quot;&quot;,&quot;non-dropping-particle&quot;:&quot;&quot;}],&quot;container-title&quot;:&quot;Public Finance Quarterly&quot;,&quot;accessed&quot;:{&quot;date-parts&quot;:[[2026,7,3]]},&quot;DOI&quot;:&quot;10.35551/PFQ_2023_2_7&quot;,&quot;ISSN&quot;:&quot;2064-8278&quot;,&quot;URL&quot;:&quot;https://journals.lib.uni-corvinus.hu/index.php/penzugyiszemle/article/view/1399&quot;,&quot;issued&quot;:{&quot;date-parts&quot;:[[2023,6,30]]},&quot;page&quot;:&quot;123-138&quot;,&quot;abstract&quot;:&quot;In our paper, we investigate how effectively artificial intelligence can be used to predict stock market trends in the world’s leading equity markets over the period 01/01/2010 to 09/16/2022. Covid-19 and the Russian-Ukrainian war have had a strong impact on the capital markets and therefore the study was conducted in a highly volatile environment. The analysis was performed on three time intervals, using two machine learning algorithms of different complexity (decision tree, LSTM) and a parametric statistical model (linear regression). The evaluation of the results obtained was based on mean absolute percentage error (MAPE). In our study, we show that predictive models can perform better than linear regression in the period of high volatility. Another important finding is that the predictive models performed better in the post-Russian-Ukrainian war period than after the outbreak of Covid-19. Stock market price forecasting can play an important role in fundamental and technical analysis, can be incorporated into the decision criteria of algorithmic trading, or can be used on its own to automate trading.&quot;,&quot;publisher&quot;:&quot;State Audit Office of Hungary&quot;,&quot;issue&quot;:&quot;2&quot;,&quot;volume&quot;:&quot;69&quot;,&quot;container-title-short&quot;:&quot;Public Finan. Q.&quot;},&quot;isTemporary&quot;:false}]},{&quot;citationID&quot;:&quot;MENDELEY_CITATION_bdaf981e-ec4b-4873-b076-8b15145559d9&quot;,&quot;properties&quot;:{&quot;noteIndex&quot;:0},&quot;isEdited&quot;:false,&quot;manualOverride&quot;:{&quot;isManuallyOverridden&quot;:false,&quot;citeprocText&quot;:&quot;(Das et al., 2022)&quot;,&quot;manualOverrideText&quot;:&quot;&quot;},&quot;citationTag&quot;:&quot;MENDELEY_CITATION_v3_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&quot;,&quot;citationItems&quot;:[{&quot;id&quot;:&quot;cd07270a-1c4c-3fb6-8637-ed59c8bbe42b&quot;,&quot;itemData&quot;:{&quot;type&quot;:&quot;article-journal&quot;,&quot;id&quot;:&quot;cd07270a-1c4c-3fb6-8637-ed59c8bbe42b&quot;,&quot;title&quot;:&quot;Effect of public sentiment on stock market movement prediction during the COVID-19 outbreak&quot;,&quot;groupId&quot;:&quot;6b0f6c4c-af15-3c2f-ae3d-3d6652b8fe29&quot;,&quot;author&quot;:[{&quot;family&quot;:&quot;Das&quot;,&quot;given&quot;:&quot;Nabanita&quot;,&quot;parse-names&quot;:false,&quot;dropping-particle&quot;:&quot;&quot;,&quot;non-dropping-particle&quot;:&quot;&quot;},{&quot;family&quot;:&quot;Sadhukhan&quot;,&quot;given&quot;:&quot;Bikash&quot;,&quot;parse-names&quot;:false,&quot;dropping-particle&quot;:&quot;&quot;,&quot;non-dropping-particle&quot;:&quot;&quot;},{&quot;family&quot;:&quot;Chatterjee&quot;,&quot;given&quot;:&quot;Tanusree&quot;,&quot;parse-names&quot;:false,&quot;dropping-particle&quot;:&quot;&quot;,&quot;non-dropping-particle&quot;:&quot;&quot;},{&quot;family&quot;:&quot;Chakrabarti&quot;,&quot;given&quot;:&quot;Satyajit&quot;,&quot;parse-names&quot;:false,&quot;dropping-particle&quot;:&quot;&quot;,&quot;non-dropping-particle&quot;:&quot;&quot;}],&quot;container-title&quot;:&quot;Social Network Analysis and Mining 2022 12:1&quot;,&quot;accessed&quot;:{&quot;date-parts&quot;:[[2026,7,3]]},&quot;DOI&quot;:&quot;10.1007/S13278-022-00919-3&quot;,&quot;ISBN&quot;:&quot;0123456789&quot;,&quot;ISSN&quot;:&quot;1869-5469&quot;,&quot;URL&quot;:&quot;https://link-1springer-1com-1gltygdvo090d.erproxy.cvtisr.sk/article/10.1007/s13278-022-00919-3&quot;,&quot;issued&quot;:{&quot;date-parts&quot;:[[2022,7,27]]},&quot;page&quot;:&quot;92-&quot;,&quot;abstract&quot;:&quot;Forecasting the stock market is one of the most difficult undertakings in the financial industry due to its complex, volatile, noisy, and nonparametric character. However, as computer science advances, an intelligent model can help investors and analysts minimize investment risk. Public opinion on social media and other online portals is an important factor in stock market predictions. The COVID-19 pandemic stimulates online activities since individuals are compelled to remain at home, bringing about a massive quantity of public opinion and emotion. This research focuses on stock market movement prediction with public sentiments using the long short-term memory network (LSTM) during the COVID-19 flare-up. Here, seven different sentiment analysis tools, VADER, logistic regression, Loughran–McDonald, Henry, TextBlob, Linear SVC, and Stanford, are used for sentiment analysis on web scraped data from four online sources: stock-related articles headlines, tweets, financial news from \&quot;Economic Times\&quot; and Facebook comments. Predictions are made utilizing both feeling scores and authentic stock information for every one of the 28 opinion measures processed. An accuracy of 98.11% is achieved by using linear SVC to calculate sentiment ratings from Facebook comments. Thereafter, the four estimated sentiment scores from each of the seven instruments are integrated with stock data in a step-by-step fashion to determine the overall influence on the stock market. When all four sentiment scores are paired with stock data, the forecast accuracy for five out of seven tools is at its most noteworthy, with linear SVC computed scores assisting stock data to arrive at its most elevated accuracy of 98.32%.&quot;,&quot;publisher&quot;:&quot;Springer&quot;,&quot;issue&quot;:&quot;1&quot;,&quot;volume&quot;:&quot;12&quot;,&quot;container-title-short&quot;:&quot;&quot;},&quot;isTemporary&quot;:false}]},{&quot;citationID&quot;:&quot;MENDELEY_CITATION_660cf456-eae9-4332-b1ab-2ebbe8413a35&quot;,&quot;properties&quot;:{&quot;noteIndex&quot;:0},&quot;isEdited&quot;:false,&quot;manualOverride&quot;:{&quot;isManuallyOverridden&quot;:false,&quot;citeprocText&quot;:&quot;(C. Yang et al., 2023)&quot;,&quot;manualOverrideText&quot;:&quot;&quot;},&quot;citationTag&quot;:&quot;MENDELEY_CITATION_v3_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&quot;,&quot;citationItems&quot;:[{&quot;id&quot;:&quot;add435f2-36a7-39c5-ba51-59bc224ebaa4&quot;,&quot;itemData&quot;:{&quot;type&quot;:&quot;article-journal&quot;,&quot;id&quot;:&quot;add435f2-36a7-39c5-ba51-59bc224ebaa4&quot;,&quot;title&quot;:&quot;An interpretable system for predicting the impact of COVID-19 government interventions on stock market sectors&quot;,&quot;groupId&quot;:&quot;6b0f6c4c-af15-3c2f-ae3d-3d6652b8fe29&quot;,&quot;author&quot;:[{&quot;family&quot;:&quot;Yang&quot;,&quot;given&quot;:&quot;Cai&quot;,&quot;parse-names&quot;:false,&quot;dropping-particle&quot;:&quot;&quot;,&quot;non-dropping-particle&quot;:&quot;&quot;},{&quot;family&quot;:&quot;Abedin&quot;,&quot;given&quot;:&quot;Mohammad Zoynul&quot;,&quot;parse-names&quot;:false,&quot;dropping-particle&quot;:&quot;&quot;,&quot;non-dropping-particle&quot;:&quot;&quot;},{&quot;family&quot;:&quot;Zhang&quot;,&quot;given&quot;:&quot;Hongwei&quot;,&quot;parse-names&quot;:false,&quot;dropping-particle&quot;:&quot;&quot;,&quot;non-dropping-particle&quot;:&quot;&quot;},{&quot;family&quot;:&quot;Weng&quot;,&quot;given&quot;:&quot;Futian&quot;,&quot;parse-names&quot;:false,&quot;dropping-particle&quot;:&quot;&quot;,&quot;non-dropping-particle&quot;:&quot;&quot;},{&quot;family&quot;:&quot;Hajek&quot;,&quot;given&quot;:&quot;Petr&quot;,&quot;parse-names&quot;:false,&quot;dropping-particle&quot;:&quot;&quot;,&quot;non-dropping-particle&quot;:&quot;&quot;}],&quot;container-title&quot;:&quot;Annals of Operations Research 2023 347:2&quot;,&quot;accessed&quot;:{&quot;date-parts&quot;:[[2026,7,4]]},&quot;DOI&quot;:&quot;10.1007/S10479-023-05311-8&quot;,&quot;ISSN&quot;:&quot;1572-9338&quot;,&quot;URL&quot;:&quot;https://link-1springer-1com-1gltygdvo09a3.erproxy.cvtisr.sk/article/10.1007/s10479-023-05311-8&quot;,&quot;issued&quot;:{&quot;date-parts&quot;:[[2023,4,24]]},&quot;page&quot;:&quot;1031-1058&quot;,&quot;abstract&quot;:&quot;Evaluating and understanding the financial impacts of COVID-19 has emerged as an urgent research agenda. Nevertheless, the impacts of government interventions on stock markets remain poorly understood. This study explores, for the first time, the impact of COVID-19 related government intervention policies on different stock market sectors using explainable machine learning-based prediction models. The empirical findings suggest that the LightGBM model provides excellent prediction accuracy while preserving computationally efficient and easy explainability of the model. We also find that COVID-19 government interventions are better predictors of stock market volatility than stock market returns. We further show that the observed effects of government intervention on the volatility and returns of ten stock market sectors are heterogeneous and asymmetrical. Our findings have important implications for policymakers and investors in terms of promoting balance and sustaining prosperity across industry sectors through government interventions.&quot;,&quot;publisher&quot;:&quot;Springer&quot;,&quot;issue&quot;:&quot;2&quot;,&quot;volume&quot;:&quot;347&quot;,&quot;container-title-short&quot;:&quot;&quot;},&quot;isTemporary&quot;:false}]},{&quot;citationID&quot;:&quot;MENDELEY_CITATION_49bd272c-151f-454d-af54-2b810713c6d8&quot;,&quot;properties&quot;:{&quot;noteIndex&quot;:0},&quot;isEdited&quot;:false,&quot;manualOverride&quot;:{&quot;isManuallyOverridden&quot;:false,&quot;citeprocText&quot;:&quot;(Sodnomdavaa, 2026)&quot;,&quot;manualOverrideText&quot;:&quot;&quot;},&quot;citationTag&quot;:&quot;MENDELEY_CITATION_v3_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&quot;,&quot;citationItems&quot;:[{&quot;id&quot;:&quot;87ab18d5-c449-370e-a23c-471c394d57d9&quot;,&quot;itemData&quot;:{&quot;type&quot;:&quot;article-journal&quot;,&quot;id&quot;:&quot;87ab18d5-c449-370e-a23c-471c394d57d9&quot;,&quot;title&quot;:&quot;Explainable Hybrid Modeling of Stock Market Turning Points: An Integrated ARIMA-LSTM-SHAP Approach&quot;,&quot;groupId&quot;:&quot;6b0f6c4c-af15-3c2f-ae3d-3d6652b8fe29&quot;,&quot;author&quot;:[{&quot;family&quot;:&quot;Sodnomdavaa&quot;,&quot;given&quot;:&quot;Tsolmon&quot;,&quot;parse-names&quot;:false,&quot;dropping-particle&quot;:&quot;&quot;,&quot;non-dropping-particle&quot;:&quot;&quot;}],&quot;container-title&quot;:&quot;Journal of Advances in Information Technology&quot;,&quot;accessed&quot;:{&quot;date-parts&quot;:[[2026,7,3]]},&quot;DOI&quot;:&quot;10.12720/JAIT.17.3.569-582&quot;,&quot;ISSN&quot;:&quot;17982340&quot;,&quot;issued&quot;:{&quot;date-parts&quot;:[[2026]]},&quot;page&quot;:&quot;569-582&quot;,&quot;abstract&quot;:&quot;In recent years, global shocks such as the COVID-19 pandemic, geopolitical conflicts, and trade tensions have substantially intensified volatility in financial markets, thereby increasing the frequency of price turning points. This study proposes a novel approach that addresses the growing demand for artificial intelligence models that are not only highly predictive but also interpretable. Traditional econometric models, such as Autoregressive Integrated Moving Average (ARIMA) and Generalized Autoregressive Conditional Heteroskedasticity (GARCH), are effective at capturing linear dependencies but fail to adequately represent nonlinear market dynamics. Meanwhile, machine learning methods, despite their strong predictive power, often exhibit limited interpretability. To bridge this gap, this paper presents an explainable hybrid framework that integrates ARIMA, Long Short-Term Memory (LSTM), and Shapley Additive exPlanations (SHAP). Using daily data from ten major global stock indices from January 1, 2010 to September 30, 2025, the study employs a hybrid labeling approach that combines price extrema, Relative Strength Index (RSI), and Moving Average Convergence Divergence (MACD) indicators. Forecasting accuracy is further enhanced by incorporating ARIMA residual–based feature fusion. The model’s performance is evaluated using both statistical (F1-Score, Precision-Recall Area Under the Curve (PR-AUC), Root Mean Squared Error (RMSE), and economic (Sharpe ratio) metrics within a walk-forward validation framework. The results show that the ARIMA-LSTM-SHAP model achieves an optimal balance between predictive accuracy and economic efficiency, achieving an F1-Score of 0.60 and a Sharpe ratio exceeding 1.5. The findings highlight the framework’s practical relevance for investors and policymakers by facilitating the early detection of turning cycles and supporting risk-informed decision-making.&quot;,&quot;publisher&quot;:&quot;Engineering and Technology Publishing&quot;,&quot;issue&quot;:&quot;3&quot;,&quot;volume&quot;:&quot;17&quot;,&quot;container-title-short&quot;:&quot;&quot;},&quot;isTemporary&quot;:false}]},{&quot;citationID&quot;:&quot;MENDELEY_CITATION_06d70991-6fba-4a63-ab26-ea270c06fa01&quot;,&quot;properties&quot;:{&quot;noteIndex&quot;:0},&quot;isEdited&quot;:false,&quot;manualOverride&quot;:{&quot;isManuallyOverridden&quot;:false,&quot;citeprocText&quot;:&quot;(Page et al., 2021; Rethlefsen et al., 2021; Sohrabi et al., 2021)&quot;,&quot;manualOverrideText&quot;:&quot;&quot;},&quot;citationTag&quot;:&quot;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&quot;,&quot;citationItems&quot;:[{&quot;id&quot;:&quot;df3dd8d1-67fa-3a07-aa15-870672f5fbce&quot;,&quot;itemData&quot;:{&quot;type&quot;:&quot;article-journal&quot;,&quot;id&quot;:&quot;df3dd8d1-67fa-3a07-aa15-870672f5fbce&quot;,&quot;title&quot;:&quot;The PRISMA 2020 statement: an updated guideline for reporting systematic reviews&quot;,&quot;author&quot;:[{&quot;family&quot;:&quot;Page&quot;,&quot;given&quot;:&quot;Matthew J.&quot;,&quot;parse-names&quot;:false,&quot;dropping-particle&quot;:&quot;&quot;,&quot;non-dropping-particle&quot;:&quot;&quot;},{&quot;family&quot;:&quot;McKenzie&quot;,&quot;given&quot;:&quot;Joanne E.&quot;,&quot;parse-names&quot;:false,&quot;dropping-particle&quot;:&quot;&quot;,&quot;non-dropping-particle&quot;:&quot;&quot;},{&quot;family&quot;:&quot;Bossuyt&quot;,&quot;given&quot;:&quot;Patrick M.&quot;,&quot;parse-names&quot;:false,&quot;dropping-particle&quot;:&quot;&quot;,&quot;non-dropping-particle&quot;:&quot;&quot;},{&quot;family&quot;:&quot;Boutron&quot;,&quot;given&quot;:&quot;Isabelle&quot;,&quot;parse-names&quot;:false,&quot;dropping-particle&quot;:&quot;&quot;,&quot;non-dropping-particle&quot;:&quot;&quot;},{&quot;family&quot;:&quot;Hoffmann&quot;,&quot;given&quot;:&quot;Tammy C.&quot;,&quot;parse-names&quot;:false,&quot;dropping-particle&quot;:&quot;&quot;,&quot;non-dropping-particle&quot;:&quot;&quot;},{&quot;family&quot;:&quot;Mulrow&quot;,&quot;given&quot;:&quot;Cynthia D.&quot;,&quot;parse-names&quot;:false,&quot;dropping-particle&quot;:&quot;&quot;,&quot;non-dropping-particle&quot;:&quot;&quot;},{&quot;family&quot;:&quot;Shamseer&quot;,&quot;given&quot;:&quot;Larissa&quot;,&quot;parse-names&quot;:false,&quot;dropping-particle&quot;:&quot;&quot;,&quot;non-dropping-particle&quot;:&quot;&quot;},{&quot;family&quot;:&quot;Tetzlaff&quot;,&quot;given&quot;:&quot;Jennifer M.&quot;,&quot;parse-names&quot;:false,&quot;dropping-particle&quot;:&quot;&quot;,&quot;non-dropping-particle&quot;:&quot;&quot;},{&quot;family&quot;:&quot;Akl&quot;,&quot;given&quot;:&quot;Elie A.&quot;,&quot;parse-names&quot;:false,&quot;dropping-particle&quot;:&quot;&quot;,&quot;non-dropping-particle&quot;:&quot;&quot;},{&quot;family&quot;:&quot;Brennan&quot;,&quot;given&quot;:&quot;Sue E.&quot;,&quot;parse-names&quot;:false,&quot;dropping-particle&quot;:&quot;&quot;,&quot;non-dropping-particle&quot;:&quot;&quot;},{&quot;family&quot;:&quot;Chou&quot;,&quot;given&quot;:&quot;Roger&quot;,&quot;parse-names&quot;:false,&quot;dropping-particle&quot;:&quot;&quot;,&quot;non-dropping-particle&quot;:&quot;&quot;},{&quot;family&quot;:&quot;Glanville&quot;,&quot;given&quot;:&quot;Julie&quot;,&quot;parse-names&quot;:false,&quot;dropping-particle&quot;:&quot;&quot;,&quot;non-dropping-particle&quot;:&quot;&quot;},{&quot;family&quot;:&quot;Grimshaw&quot;,&quot;given&quot;:&quot;Jeremy M.&quot;,&quot;parse-names&quot;:false,&quot;dropping-particle&quot;:&quot;&quot;,&quot;non-dropping-particle&quot;:&quot;&quot;},{&quot;family&quot;:&quot;Hróbjartsson&quot;,&quot;given&quot;:&quot;Asbjørn&quot;,&quot;parse-names&quot;:false,&quot;dropping-particle&quot;:&quot;&quot;,&quot;non-dropping-particle&quot;:&quot;&quot;},{&quot;family&quot;:&quot;Lalu&quot;,&quot;given&quot;:&quot;Manoj M.&quot;,&quot;parse-names&quot;:false,&quot;dropping-particle&quot;:&quot;&quot;,&quot;non-dropping-particle&quot;:&quot;&quot;},{&quot;family&quot;:&quot;Li&quot;,&quot;given&quot;:&quot;Tianjing&quot;,&quot;parse-names&quot;:false,&quot;dropping-particle&quot;:&quot;&quot;,&quot;non-dropping-particle&quot;:&quot;&quot;},{&quot;family&quot;:&quot;Loder&quot;,&quot;given&quot;:&quot;Elizabeth W.&quot;,&quot;parse-names&quot;:false,&quot;dropping-particle&quot;:&quot;&quot;,&quot;non-dropping-particle&quot;:&quot;&quot;},{&quot;family&quot;:&quot;Mayo-Wilson&quot;,&quot;given&quot;:&quot;Evan&quot;,&quot;parse-names&quot;:false,&quot;dropping-particle&quot;:&quot;&quot;,&quot;non-dropping-particle&quot;:&quot;&quot;},{&quot;family&quot;:&quot;McDonald&quot;,&quot;given&quot;:&quot;Steve&quot;,&quot;parse-names&quot;:false,&quot;dropping-particle&quot;:&quot;&quot;,&quot;non-dropping-particle&quot;:&quot;&quot;},{&quot;family&quot;:&quot;McGuinness&quot;,&quot;given&quot;:&quot;Luke A.&quot;,&quot;parse-names&quot;:false,&quot;dropping-particle&quot;:&quot;&quot;,&quot;non-dropping-particle&quot;:&quot;&quot;},{&quot;family&quot;:&quot;Stewart&quot;,&quot;given&quot;:&quot;Lesley A.&quot;,&quot;parse-names&quot;:false,&quot;dropping-particle&quot;:&quot;&quot;,&quot;non-dropping-particle&quot;:&quot;&quot;},{&quot;family&quot;:&quot;Thomas&quot;,&quot;given&quot;:&quot;James&quot;,&quot;parse-names&quot;:false,&quot;dropping-particle&quot;:&quot;&quot;,&quot;non-dropping-particle&quot;:&quot;&quot;},{&quot;family&quot;:&quot;Tricco&quot;,&quot;given&quot;:&quot;Andrea C.&quot;,&quot;parse-names&quot;:false,&quot;dropping-particle&quot;:&quot;&quot;,&quot;non-dropping-particle&quot;:&quot;&quot;},{&quot;family&quot;:&quot;Welch&quot;,&quot;given&quot;:&quot;Vivian A.&quot;,&quot;parse-names&quot;:false,&quot;dropping-particle&quot;:&quot;&quot;,&quot;non-dropping-particle&quot;:&quot;&quot;},{&quot;family&quot;:&quot;Whiting&quot;,&quot;given&quot;:&quot;Penny&quot;,&quot;parse-names&quot;:false,&quot;dropping-particle&quot;:&quot;&quot;,&quot;non-dropping-particle&quot;:&quot;&quot;},{&quot;family&quot;:&quot;Moher&quot;,&quot;given&quot;:&quot;David&quot;,&quot;parse-names&quot;:false,&quot;dropping-particle&quot;:&quot;&quot;,&quot;non-dropping-particle&quot;:&quot;&quot;}],&quot;container-title&quot;:&quot;BMJ&quot;,&quot;accessed&quot;:{&quot;date-parts&quot;:[[2026,7,14]]},&quot;DOI&quot;:&quot;10.1136/BMJ.N71&quot;,&quot;ISSN&quot;:&quot;1756-1833&quot;,&quot;PMID&quot;:&quot;33782057&quot;,&quot;URL&quot;:&quot;https://www.bmj.com/content/372/bmj.n71&quot;,&quot;issued&quot;:{&quot;date-parts&quot;:[[2021,3,29]]},&quot;abstract&quot;:&quot;The Preferred Reporting Items for Systematic reviews and Meta-Analyses (PRISMA) statement, published in 2009, was designed to help systematic reviewers transparently report why the review was done, what the authors did, and what they found. Over the past decade, advances in systematic review methodology and terminology have necessitated an update to the guideline. The PRISMA 2020 statement replaces the 2009 statement and includes new reporting guidance that reflects advances in methods to identify, select, appraise, and synthesise studies. The structure and presentation of the items have been modified to facilitate implementation. In this article, we present the PRISMA 2020 27-item checklist, an expanded checklist that details reporting recommendations for each item, the PRISMA 2020 abstract checklist, and the revised flow diagrams for original and updated reviews.\n\nSystematic reviews serve many critical roles. They can provide syntheses of the state of knowledge in a field, from which future research priorities can be identified; they can address questions that otherwise could not be answered by individual studies; they can identify problems in primary research that should be rectified in future studies; and they can generate or evaluate theories about how or why phenomena occur. Systematic reviews therefore generate various types of knowledge for different users of reviews (such as patients, healthcare providers, researchers, and policy makers).12 To ensure a systematic review is valuable to users, authors should prepare a transparent, complete, and accurate account of why the review was done, what they did (such as how studies were identified and selected) and what they found (such as characteristics of contributing studies and results of meta-analyses). Up-to-date reporting guidance facilitates authors achieving this.3\n\nThe Preferred Reporting Items for Systematic reviews and Meta-Analyses (PRISMA) statement published in 2009 (hereafter referred to as PRISMA 2009)45678910 …&quot;,&quot;publisher&quot;:&quot;British Medical Journal Publishing Group&quot;,&quot;volume&quot;:&quot;372&quot;,&quot;container-title-short&quot;:&quot;&quot;},&quot;isTemporary&quot;:false},{&quot;id&quot;:&quot;8c275b26-2aa3-38ae-8a7e-3048d976e8fb&quot;,&quot;itemData&quot;:{&quot;type&quot;:&quot;article-journal&quot;,&quot;id&quot;:&quot;8c275b26-2aa3-38ae-8a7e-3048d976e8fb&quot;,&quot;title&quot;:&quot;PRISMA 2020 statement: What's new and the importance of reporting guidelines&quot;,&quot;author&quot;:[{&quot;family&quot;:&quot;Sohrabi&quot;,&quot;given&quot;:&quot;Catrin&quot;,&quot;parse-names&quot;:false,&quot;dropping-particle&quot;:&quot;&quot;,&quot;non-dropping-particle&quot;:&quot;&quot;},{&quot;family&quot;:&quot;Franchi&quot;,&quot;given&quot;:&quot;Thomas&quot;,&quot;parse-names&quot;:false,&quot;dropping-particle&quot;:&quot;&quot;,&quot;non-dropping-particle&quot;:&quot;&quot;},{&quot;family&quot;:&quot;Mathew&quot;,&quot;given&quot;:&quot;Ginimol&quot;,&quot;parse-names&quot;:false,&quot;dropping-particle&quot;:&quot;&quot;,&quot;non-dropping-particle&quot;:&quot;&quot;},{&quot;family&quot;:&quot;Kerwan&quot;,&quot;given&quot;:&quot;Ahmed&quot;,&quot;parse-names&quot;:false,&quot;dropping-particle&quot;:&quot;&quot;,&quot;non-dropping-particle&quot;:&quot;&quot;},{&quot;family&quot;:&quot;Nicola&quot;,&quot;given&quot;:&quot;Maria&quot;,&quot;parse-names&quot;:false,&quot;dropping-particle&quot;:&quot;&quot;,&quot;non-dropping-particle&quot;:&quot;&quot;},{&quot;family&quot;:&quot;Griffin&quot;,&quot;given&quot;:&quot;Michelle&quot;,&quot;parse-names&quot;:false,&quot;dropping-particle&quot;:&quot;&quot;,&quot;non-dropping-particle&quot;:&quot;&quot;},{&quot;family&quot;:&quot;Agha&quot;,&quot;given&quot;:&quot;Maliha&quot;,&quot;parse-names&quot;:false,&quot;dropping-particle&quot;:&quot;&quot;,&quot;non-dropping-particle&quot;:&quot;&quot;},{&quot;family&quot;:&quot;Agha&quot;,&quot;given&quot;:&quot;Riaz&quot;,&quot;parse-names&quot;:false,&quot;dropping-particle&quot;:&quot;&quot;,&quot;non-dropping-particle&quot;:&quot;&quot;}],&quot;container-title&quot;:&quot;International Journal of Surgery&quot;,&quot;accessed&quot;:{&quot;date-parts&quot;:[[2026,7,14]]},&quot;DOI&quot;:&quot;10.1016/J.IJSU.2021.105918&quot;,&quot;ISSN&quot;:&quot;1743-9191&quot;,&quot;PMID&quot;:&quot;33789825&quot;,&quot;URL&quot;:&quot;https://www.sciencedirect.com/science/article/pii/S1743919121000522&quot;,&quot;issued&quot;:{&quot;date-parts&quot;:[[2021,4,1]]},&quot;page&quot;:&quot;105918&quot;,&quot;abstract&quot;:&quot;The Preferred Reporting Items for Systematic reviews and Meta-Analyses (PRISMA) statement, first published in 2009 [1], was developed in an attempt to increase the clarity, transparency, quality and value of these reports [2]. The 27-item checklist and four-phase flow diagram have become the hallmark of academic rigour in the publication of systematic reviews and meta-analyses, having been cited by over 60,000 papers [3]. These are frequently endorsed by journals in their ‘Instructions to Authors’ [4]. Developments in the methodology and terminology used when conducting systematic reviews [5], alongside the identification of limitations responsible for poor adherence, such as the use of ambiguous wording [6], have warranted an update to the PRISMA statement. The PRISMA 2020 statement, therefore, is intended to reflect this recent evolution in the identification, selection, appraisal and synthesis of research [7]. Here, we present an interpretive analysis of the updated statement, with a view towards encouraging its adoption by both journals and authors in the pursuit of advancing evidence-based medicine.&quot;,&quot;publisher&quot;:&quot;No longer published by Elsevier&quot;,&quot;volume&quot;:&quot;88&quot;,&quot;container-title-short&quot;:&quot;&quot;},&quot;isTemporary&quot;:false},{&quot;id&quot;:&quot;5de58c53-098e-3a50-b8cf-6772e0459ac4&quot;,&quot;itemData&quot;:{&quot;type&quot;:&quot;article-journal&quot;,&quot;id&quot;:&quot;5de58c53-098e-3a50-b8cf-6772e0459ac4&quot;,&quot;title&quot;:&quot;PRISMA-S: an extension to the PRISMA Statement for Reporting Literature Searches in Systematic Reviews&quot;,&quot;author&quot;:[{&quot;family&quot;:&quot;Rethlefsen&quot;,&quot;given&quot;:&quot;Melissa L.&quot;,&quot;parse-names&quot;:false,&quot;dropping-particle&quot;:&quot;&quot;,&quot;non-dropping-particle&quot;:&quot;&quot;},{&quot;family&quot;:&quot;Kirtley&quot;,&quot;given&quot;:&quot;Shona&quot;,&quot;parse-names&quot;:false,&quot;dropping-particle&quot;:&quot;&quot;,&quot;non-dropping-particle&quot;:&quot;&quot;},{&quot;family&quot;:&quot;Waffenschmidt&quot;,&quot;given&quot;:&quot;Siw&quot;,&quot;parse-names&quot;:false,&quot;dropping-particle&quot;:&quot;&quot;,&quot;non-dropping-particle&quot;:&quot;&quot;},{&quot;family&quot;:&quot;Ayala&quot;,&quot;given&quot;:&quot;Ana Patricia&quot;,&quot;parse-names&quot;:false,&quot;dropping-particle&quot;:&quot;&quot;,&quot;non-dropping-particle&quot;:&quot;&quot;},{&quot;family&quot;:&quot;Moher&quot;,&quot;given&quot;:&quot;David&quot;,&quot;parse-names&quot;:false,&quot;dropping-particle&quot;:&quot;&quot;,&quot;non-dropping-particle&quot;:&quot;&quot;},{&quot;family&quot;:&quot;Page&quot;,&quot;given&quot;:&quot;Matthew J.&quot;,&quot;parse-names&quot;:false,&quot;dropping-particle&quot;:&quot;&quot;,&quot;non-dropping-particle&quot;:&quot;&quot;},{&quot;family&quot;:&quot;Koffel&quot;,&quot;given&quot;:&quot;Jonathan B.&quot;,&quot;parse-names&quot;:false,&quot;dropping-particle&quot;:&quot;&quot;,&quot;non-dropping-particle&quot;:&quot;&quot;},{&quot;family&quot;:&quot;Blunt&quot;,&quot;given&quot;:&quot;Heather&quot;,&quot;parse-names&quot;:false,&quot;dropping-particle&quot;:&quot;&quot;,&quot;non-dropping-particle&quot;:&quot;&quot;},{&quot;family&quot;:&quot;Brigham&quot;,&quot;given&quot;:&quot;Tara&quot;,&quot;parse-names&quot;:false,&quot;dropping-particle&quot;:&quot;&quot;,&quot;non-dropping-particle&quot;:&quot;&quot;},{&quot;family&quot;:&quot;Chang&quot;,&quot;given&quot;:&quot;Steven&quot;,&quot;parse-names&quot;:false,&quot;dropping-particle&quot;:&quot;&quot;,&quot;non-dropping-particle&quot;:&quot;&quot;},{&quot;family&quot;:&quot;Clark&quot;,&quot;given&quot;:&quot;Justin&quot;,&quot;parse-names&quot;:false,&quot;dropping-particle&quot;:&quot;&quot;,&quot;non-dropping-particle&quot;:&quot;&quot;},{&quot;family&quot;:&quot;Conway&quot;,&quot;given&quot;:&quot;Aislinn&quot;,&quot;parse-names&quot;:false,&quot;dropping-particle&quot;:&quot;&quot;,&quot;non-dropping-particle&quot;:&quot;&quot;},{&quot;family&quot;:&quot;Couban&quot;,&quot;given&quot;:&quot;Rachel&quot;,&quot;parse-names&quot;:false,&quot;dropping-particle&quot;:&quot;&quot;,&quot;non-dropping-particle&quot;:&quot;&quot;},{&quot;family&quot;:&quot;Kock&quot;,&quot;given&quot;:&quot;Shelley&quot;,&quot;parse-names&quot;:false,&quot;dropping-particle&quot;:&quot;&quot;,&quot;non-dropping-particle&quot;:&quot;de&quot;},{&quot;family&quot;:&quot;Farrah&quot;,&quot;given&quot;:&quot;Kelly&quot;,&quot;parse-names&quot;:false,&quot;dropping-particle&quot;:&quot;&quot;,&quot;non-dropping-particle&quot;:&quot;&quot;},{&quot;family&quot;:&quot;Fehrmann&quot;,&quot;given&quot;:&quot;Paul&quot;,&quot;parse-names&quot;:false,&quot;dropping-particle&quot;:&quot;&quot;,&quot;non-dropping-particle&quot;:&quot;&quot;},{&quot;family&quot;:&quot;Foster&quot;,&quot;given&quot;:&quot;Margaret&quot;,&quot;parse-names&quot;:false,&quot;dropping-particle&quot;:&quot;&quot;,&quot;non-dropping-particle&quot;:&quot;&quot;},{&quot;family&quot;:&quot;Fowler&quot;,&quot;given&quot;:&quot;Susan A.&quot;,&quot;parse-names&quot;:false,&quot;dropping-particle&quot;:&quot;&quot;,&quot;non-dropping-particle&quot;:&quot;&quot;},{&quot;family&quot;:&quot;Glanville&quot;,&quot;given&quot;:&quot;Julie&quot;,&quot;parse-names&quot;:false,&quot;dropping-particle&quot;:&quot;&quot;,&quot;non-dropping-particle&quot;:&quot;&quot;},{&quot;family&quot;:&quot;Harris&quot;,&quot;given&quot;:&quot;Elizabeth&quot;,&quot;parse-names&quot;:false,&quot;dropping-particle&quot;:&quot;&quot;,&quot;non-dropping-particle&quot;:&quot;&quot;},{&quot;family&quot;:&quot;Hoffecker&quot;,&quot;given&quot;:&quot;Lilian&quot;,&quot;parse-names&quot;:false,&quot;dropping-particle&quot;:&quot;&quot;,&quot;non-dropping-particle&quot;:&quot;&quot;},{&quot;family&quot;:&quot;Isojarvi&quot;,&quot;given&quot;:&quot;Jaana&quot;,&quot;parse-names&quot;:false,&quot;dropping-particle&quot;:&quot;&quot;,&quot;non-dropping-particle&quot;:&quot;&quot;},{&quot;family&quot;:&quot;Kaunelis&quot;,&quot;given&quot;:&quot;David&quot;,&quot;parse-names&quot;:false,&quot;dropping-particle&quot;:&quot;&quot;,&quot;non-dropping-particle&quot;:&quot;&quot;},{&quot;family&quot;:&quot;Ket&quot;,&quot;given&quot;:&quot;Hans&quot;,&quot;parse-names&quot;:false,&quot;dropping-particle&quot;:&quot;&quot;,&quot;non-dropping-particle&quot;:&quot;&quot;},{&quot;family&quot;:&quot;Levay&quot;,&quot;given&quot;:&quot;Paul&quot;,&quot;parse-names&quot;:false,&quot;dropping-particle&quot;:&quot;&quot;,&quot;non-dropping-particle&quot;:&quot;&quot;},{&quot;family&quot;:&quot;Lyon&quot;,&quot;given&quot;:&quot;Jennifer&quot;,&quot;parse-names&quot;:false,&quot;dropping-particle&quot;:&quot;&quot;,&quot;non-dropping-particle&quot;:&quot;&quot;},{&quot;family&quot;:&quot;McGowan&quot;,&quot;given&quot;:&quot;Jessie&quot;,&quot;parse-names&quot;:false,&quot;dropping-particle&quot;:&quot;&quot;,&quot;non-dropping-particle&quot;:&quot;&quot;},{&quot;family&quot;:&quot;Murad&quot;,&quot;given&quot;:&quot;M. Hassan&quot;,&quot;parse-names&quot;:false,&quot;dropping-particle&quot;:&quot;&quot;,&quot;non-dropping-particle&quot;:&quot;&quot;},{&quot;family&quot;:&quot;Nicholson&quot;,&quot;given&quot;:&quot;Joey&quot;,&quot;parse-names&quot;:false,&quot;dropping-particle&quot;:&quot;&quot;,&quot;non-dropping-particle&quot;:&quot;&quot;},{&quot;family&quot;:&quot;Pannabecker&quot;,&quot;given&quot;:&quot;Virginia&quot;,&quot;parse-names&quot;:false,&quot;dropping-particle&quot;:&quot;&quot;,&quot;non-dropping-particle&quot;:&quot;&quot;},{&quot;family&quot;:&quot;Paynter&quot;,&quot;given&quot;:&quot;Robin&quot;,&quot;parse-names&quot;:false,&quot;dropping-particle&quot;:&quot;&quot;,&quot;non-dropping-particle&quot;:&quot;&quot;},{&quot;family&quot;:&quot;Pinotti&quot;,&quot;given&quot;:&quot;Rachel&quot;,&quot;parse-names&quot;:false,&quot;dropping-particle&quot;:&quot;&quot;,&quot;non-dropping-particle&quot;:&quot;&quot;},{&quot;family&quot;:&quot;Ross-White&quot;,&quot;given&quot;:&quot;Amanda&quot;,&quot;parse-names&quot;:false,&quot;dropping-particle&quot;:&quot;&quot;,&quot;non-dropping-particle&quot;:&quot;&quot;},{&quot;family&quot;:&quot;Sampson&quot;,&quot;given&quot;:&quot;Margaret&quot;,&quot;parse-names&quot;:false,&quot;dropping-particle&quot;:&quot;&quot;,&quot;non-dropping-particle&quot;:&quot;&quot;},{&quot;family&quot;:&quot;Shields&quot;,&quot;given&quot;:&quot;Tracy&quot;,&quot;parse-names&quot;:false,&quot;dropping-particle&quot;:&quot;&quot;,&quot;non-dropping-particle&quot;:&quot;&quot;},{&quot;family&quot;:&quot;Stevens&quot;,&quot;given&quot;:&quot;Adrienne&quot;,&quot;parse-names&quot;:false,&quot;dropping-particle&quot;:&quot;&quot;,&quot;non-dropping-particle&quot;:&quot;&quot;},{&quot;family&quot;:&quot;Sutton&quot;,&quot;given&quot;:&quot;Anthea&quot;,&quot;parse-names&quot;:false,&quot;dropping-particle&quot;:&quot;&quot;,&quot;non-dropping-particle&quot;:&quot;&quot;},{&quot;family&quot;:&quot;Weinfurter&quot;,&quot;given&quot;:&quot;Elizabeth&quot;,&quot;parse-names&quot;:false,&quot;dropping-particle&quot;:&quot;&quot;,&quot;non-dropping-particle&quot;:&quot;&quot;},{&quot;family&quot;:&quot;Wright&quot;,&quot;given&quot;:&quot;Kath&quot;,&quot;parse-names&quot;:false,&quot;dropping-particle&quot;:&quot;&quot;,&quot;non-dropping-particle&quot;:&quot;&quot;},{&quot;family&quot;:&quot;Young&quot;,&quot;given&quot;:&quot;Sarah&quot;,&quot;parse-names&quot;:false,&quot;dropping-particle&quot;:&quot;&quot;,&quot;non-dropping-particle&quot;:&quot;&quot;}],&quot;container-title&quot;:&quot;Systematic Reviews 2021 10:1&quot;,&quot;accessed&quot;:{&quot;date-parts&quot;:[[2026,7,14]]},&quot;DOI&quot;:&quot;10.1186/S13643-020-01542-Z&quot;,&quot;ISSN&quot;:&quot;2046-4053&quot;,&quot;PMID&quot;:&quot;33499930&quot;,&quot;URL&quot;:&quot;https://link.springer.com/article/10.1186/s13643-020-01542-z&quot;,&quot;issued&quot;:{&quot;date-parts&quot;:[[2021,1,26]]},&quot;page&quot;:&quot;39-&quot;,&quot;abstract&quot;:&quot;Literature searches underlie the foundations of systematic reviews and related review types. Yet, the literature searching component of systematic reviews and related review types is often poorly reported. Guidance for literature search reporting has been diverse, and, in many cases, does not offer enough detail to authors who need more specific information about reporting search methods and information sources in a clear, reproducible way. This document presents the PRISMA-S (Preferred Reporting Items for Systematic reviews and Meta-Analyses literature search extension) checklist, and explanation and elaboration. The checklist was developed using a 3-stage Delphi survey process, followed by a consensus conference and public review process. The final checklist includes 16 reporting items, each of which is detailed with exemplar reporting and rationale. The intent of PRISMA-S is to complement the PRISMA Statement and its extensions by providing a checklist that could be used by interdisciplinary authors, editors, and peer reviewers to verify that each component of a search is completely reported and therefore reproducible.&quot;,&quot;publisher&quot;:&quot;BioMed Central&quot;,&quot;issue&quot;:&quot;1&quot;,&quot;volume&quot;:&quot;10&quot;,&quot;container-title-short&quot;:&quot;&quot;},&quot;isTemporary&quot;:false}]},{&quot;citationID&quot;:&quot;MENDELEY_CITATION_e5136852-e6cf-4033-9fd2-ecd00c2926c6&quot;,&quot;properties&quot;:{&quot;noteIndex&quot;:0},&quot;isEdited&quot;:false,&quot;manualOverride&quot;:{&quot;isManuallyOverridden&quot;:false,&quot;citeprocText&quot;:&quot;(Kristjanpoller et al., 2024)&quot;,&quot;manualOverrideText&quot;:&quot;&quot;},&quot;citationTag&quot;:&quot;MENDELEY_CITATION_v3_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&quot;,&quot;citationItems&quot;:[{&quot;id&quot;:&quot;d18dbd08-9146-322f-a4b2-530b6dfdb184&quot;,&quot;itemData&quot;:{&quot;type&quot;:&quot;article-journal&quot;,&quot;id&quot;:&quot;d18dbd08-9146-322f-a4b2-530b6dfdb184&quot;,&quot;title&quot;:&quot;How the effective reproductive number impacts global stock markets&quot;,&quot;groupId&quot;:&quot;6b0f6c4c-af15-3c2f-ae3d-3d6652b8fe29&quot;,&quot;author&quot;:[{&quot;family&quot;:&quot;Kristjanpoller&quot;,&quot;given&quot;:&quot;Werner&quot;,&quot;parse-names&quot;:false,&quot;dropping-particle&quot;:&quot;&quot;,&quot;non-dropping-particle&quot;:&quot;&quot;},{&quot;family&quot;:&quot;Michell&quot;,&quot;given&quot;:&quot;Kevin&quot;,&quot;parse-names&quot;:false,&quot;dropping-particle&quot;:&quot;&quot;,&quot;non-dropping-particle&quot;:&quot;&quot;},{&quot;family&quot;:&quot;Minutolo&quot;,&quot;given&quot;:&quot;Marcel C.&quot;,&quot;parse-names&quot;:false,&quot;dropping-particle&quot;:&quot;&quot;,&quot;non-dropping-particle&quot;:&quot;&quot;}],&quot;container-title&quot;:&quot;International Journal of Finance &amp; Economics&quot;,&quot;accessed&quot;:{&quot;date-parts&quot;:[[2026,7,3]]},&quot;DOI&quot;:&quot;10.1002/IJFE.2772&quot;,&quot;ISSN&quot;:&quot;1099-1158&quot;,&quot;URL&quot;:&quot;/doi/pdf/10.1002/ijfe.2772&quot;,&quot;issued&quot;:{&quot;date-parts&quot;:[[2024,4,1]]},&quot;page&quot;:&quot;1972-1987&quot;,&quot;abstract&quot;:&quot;The pandemic caused by the novel coronavirus COVID-19 has impact the economies of countries across the world. In a short period of time, researchers have begun to analyse the effect of the pandemic on global stock markets. Although the most known measurements of COVID-19 are the number of new cases and deaths, there are more robust indicators. In particular, the effective reproductive number is one of the most important indicators to analyse the pandemic which indicates the degree to which the spread is under control. In this paper, we assess the impact that the Effective Reproductive Number (Rt) has on 26 countries around the world (32 stock market indexes) comparing the performance of various forms of Generalized AutoRegressive Conditional Heteroskedasticity models. The results demonstrate that of the 32 stock markets analysed, 37.5% had a negative effect with respect to Rt and only in 12.5% of the cases was the effect of the variation of Rt positive. This implies that in more than a third of the stock markets analysed as the pandemic progressed uncontrolled the result was a decrease in the value of the market index. The 11 of the 26 countries analysed had a negative and significant effect (Brazil, Germany, Indonesia, Israel, Italy, Japan, Russia, South Korea, Sweden, Taiwan, and United States). Findings suggest that the Effective Reproductive Number volatility had a significant impact on 10 of the 26 countries analysed (38.5%) (Australia, Brazil, Canada, China, India, Italy, Mexico, Russia, Singapore and United Kingdom).&quot;,&quot;publisher&quot;:&quot;John Wiley &amp; Sons, Ltd&quot;,&quot;issue&quot;:&quot;2&quot;,&quot;volume&quot;:&quot;29&quot;,&quot;container-title-short&quot;:&quot;&quot;},&quot;isTemporary&quot;:false}]},{&quot;citationID&quot;:&quot;MENDELEY_CITATION_e3a6c8c2-0655-45af-a477-b3ac1c0a0286&quot;,&quot;properties&quot;:{&quot;noteIndex&quot;:0},&quot;isEdited&quot;:false,&quot;manualOverride&quot;:{&quot;isManuallyOverridden&quot;:false,&quot;citeprocText&quot;:&quot;(To et al., 2023)&quot;,&quot;manualOverrideText&quot;:&quot;&quot;},&quot;citationTag&quot;:&quot;MENDELEY_CITATION_v3_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&quot;,&quot;citationItems&quot;:[{&quot;id&quot;:&quot;1b651683-d16b-3f21-805b-5cd5d4c01759&quot;,&quot;itemData&quot;:{&quot;type&quot;:&quot;article-journal&quot;,&quot;id&quot;:&quot;1b651683-d16b-3f21-805b-5cd5d4c01759&quot;,&quot;title&quot;:&quot;When the market got the first dose: Stock volatility and vaccination campaign in COVID-19 period&quot;,&quot;author&quot;:[{&quot;family&quot;:&quot;To&quot;,&quot;given&quot;:&quot;Bao Cong Nguyen&quot;,&quot;parse-names&quot;:false,&quot;dropping-particle&quot;:&quot;&quot;,&quot;non-dropping-particle&quot;:&quot;&quot;},{&quot;family&quot;:&quot;Nguyen&quot;,&quot;given&quot;:&quot;Bao Khac Quoc&quot;,&quot;parse-names&quot;:false,&quot;dropping-particle&quot;:&quot;&quot;,&quot;non-dropping-particle&quot;:&quot;&quot;},{&quot;family&quot;:&quot;Nguyen&quot;,&quot;given&quot;:&quot;Tam Van Thien&quot;,&quot;parse-names&quot;:false,&quot;dropping-particle&quot;:&quot;&quot;,&quot;non-dropping-particle&quot;:&quot;&quot;}],&quot;container-title&quot;:&quot;Heliyon&quot;,&quot;accessed&quot;:{&quot;date-parts&quot;:[[2026,7,6]]},&quot;DOI&quot;:&quot;10.1016/J.HELIYON.2023.E12809&quot;,&quot;ISSN&quot;:&quot;2405-8440&quot;,&quot;URL&quot;:&quot;https://www-1sciencedirect-1com-1gltygdvo0a71.erproxy.cvtisr.sk/science/article/pii/S2405844023000166?pes=vor&amp;utm_source=clarivate&amp;getft_integrator=clarivate&quot;,&quot;issued&quot;:{&quot;date-parts&quot;:[[2023,1,1]]},&quot;page&quot;:&quot;e12809&quot;,&quot;abstract&quot;:&quot;During the COVID-19 pandemic, the news of clinical trials for vaccines and mass vaccinations have brought renewed optimism for stabilizing the economy and financial markets. However, the mental stress of investors or doubt about the effectiveness of government policies to cope with economic disruptions has caused stock market volatility. We investigate the significance of the vaccination rate in alleviating the global stock market volatility which is measured by the GJR–GARCH model. We discover that a higher vaccine initiation rate has a positive effect on global stock markets, especially in developed countries and areas with higher rates than their average. Our findings remain reliable even when using different projected volatility models and other estimates of the main independent variables. Mass immunization also implies that governments will not have to take extreme measures to handle the pandemic, which alleviates investor worries about compliance and the prolonged effects of COVID-19. Our research indicates that global stock markets are providing insight into the economic value of the development of COVID-19 vaccines, even before public vaccinations start.&quot;,&quot;publisher&quot;:&quot;Elsevier&quot;,&quot;issue&quot;:&quot;1&quot;,&quot;volume&quot;:&quot;9&quot;,&quot;container-title-short&quot;:&quot;Heliyon&quot;},&quot;isTemporary&quot;:false}]},{&quot;citationID&quot;:&quot;MENDELEY_CITATION_dbf1afef-c146-4122-ac44-6ad9751428cc&quot;,&quot;properties&quot;:{&quot;noteIndex&quot;:0},&quot;isEdited&quot;:false,&quot;manualOverride&quot;:{&quot;isManuallyOverridden&quot;:false,&quot;citeprocText&quot;:&quot;(C. Yang et al., 2023)&quot;,&quot;manualOverrideText&quot;:&quot;&quot;},&quot;citationTag&quot;:&quot;MENDELEY_CITATION_v3_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&quot;,&quot;citationItems&quot;:[{&quot;id&quot;:&quot;add435f2-36a7-39c5-ba51-59bc224ebaa4&quot;,&quot;itemData&quot;:{&quot;type&quot;:&quot;article-journal&quot;,&quot;id&quot;:&quot;add435f2-36a7-39c5-ba51-59bc224ebaa4&quot;,&quot;title&quot;:&quot;An interpretable system for predicting the impact of COVID-19 government interventions on stock market sectors&quot;,&quot;groupId&quot;:&quot;6b0f6c4c-af15-3c2f-ae3d-3d6652b8fe29&quot;,&quot;author&quot;:[{&quot;family&quot;:&quot;Yang&quot;,&quot;given&quot;:&quot;Cai&quot;,&quot;parse-names&quot;:false,&quot;dropping-particle&quot;:&quot;&quot;,&quot;non-dropping-particle&quot;:&quot;&quot;},{&quot;family&quot;:&quot;Abedin&quot;,&quot;given&quot;:&quot;Mohammad Zoynul&quot;,&quot;parse-names&quot;:false,&quot;dropping-particle&quot;:&quot;&quot;,&quot;non-dropping-particle&quot;:&quot;&quot;},{&quot;family&quot;:&quot;Zhang&quot;,&quot;given&quot;:&quot;Hongwei&quot;,&quot;parse-names&quot;:false,&quot;dropping-particle&quot;:&quot;&quot;,&quot;non-dropping-particle&quot;:&quot;&quot;},{&quot;family&quot;:&quot;Weng&quot;,&quot;given&quot;:&quot;Futian&quot;,&quot;parse-names&quot;:false,&quot;dropping-particle&quot;:&quot;&quot;,&quot;non-dropping-particle&quot;:&quot;&quot;},{&quot;family&quot;:&quot;Hajek&quot;,&quot;given&quot;:&quot;Petr&quot;,&quot;parse-names&quot;:false,&quot;dropping-particle&quot;:&quot;&quot;,&quot;non-dropping-particle&quot;:&quot;&quot;}],&quot;container-title&quot;:&quot;Annals of Operations Research 2023 347:2&quot;,&quot;accessed&quot;:{&quot;date-parts&quot;:[[2026,7,4]]},&quot;DOI&quot;:&quot;10.1007/S10479-023-05311-8&quot;,&quot;ISSN&quot;:&quot;1572-9338&quot;,&quot;URL&quot;:&quot;https://link-1springer-1com-1gltygdvo09a3.erproxy.cvtisr.sk/article/10.1007/s10479-023-05311-8&quot;,&quot;issued&quot;:{&quot;date-parts&quot;:[[2023,4,24]]},&quot;page&quot;:&quot;1031-1058&quot;,&quot;abstract&quot;:&quot;Evaluating and understanding the financial impacts of COVID-19 has emerged as an urgent research agenda. Nevertheless, the impacts of government interventions on stock markets remain poorly understood. This study explores, for the first time, the impact of COVID-19 related government intervention policies on different stock market sectors using explainable machine learning-based prediction models. The empirical findings suggest that the LightGBM model provides excellent prediction accuracy while preserving computationally efficient and easy explainability of the model. We also find that COVID-19 government interventions are better predictors of stock market volatility than stock market returns. We further show that the observed effects of government intervention on the volatility and returns of ten stock market sectors are heterogeneous and asymmetrical. Our findings have important implications for policymakers and investors in terms of promoting balance and sustaining prosperity across industry sectors through government interventions.&quot;,&quot;publisher&quot;:&quot;Springer&quot;,&quot;issue&quot;:&quot;2&quot;,&quot;volume&quot;:&quot;347&quot;,&quot;container-title-short&quot;:&quot;&quot;},&quot;isTemporary&quot;:false}]},{&quot;citationID&quot;:&quot;MENDELEY_CITATION_2d82ef1c-417d-4060-90c2-5b89630c7332&quot;,&quot;properties&quot;:{&quot;noteIndex&quot;:0},&quot;isEdited&quot;:false,&quot;manualOverride&quot;:{&quot;isManuallyOverridden&quot;:false,&quot;citeprocText&quot;:&quot;(Gheorghe et al., 2024)&quot;,&quot;manualOverrideText&quot;:&quot;&quot;},&quot;citationTag&quot;:&quot;MENDELEY_CITATION_v3_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&quot;,&quot;citationItems&quot;:[{&quot;id&quot;:&quot;c0104895-36d4-34ca-a667-8722696a37f4&quot;,&quot;itemData&quot;:{&quot;type&quot;:&quot;article-journal&quot;,&quot;id&quot;:&quot;c0104895-36d4-34ca-a667-8722696a37f4&quot;,&quot;title&quot;:&quot;Effect of health system performance on volatility during the COVID-19 pandemic: a neural network approach&quot;,&quot;author&quot;:[{&quot;family&quot;:&quot;Gheorghe&quot;,&quot;given&quot;:&quot;Catalin&quot;,&quot;parse-names&quot;:false,&quot;dropping-particle&quot;:&quot;&quot;,&quot;non-dropping-particle&quot;:&quot;&quot;},{&quot;family&quot;:&quot;Panazan&quot;,&quot;given&quot;:&quot;Oana&quot;,&quot;parse-names&quot;:false,&quot;dropping-particle&quot;:&quot;&quot;,&quot;non-dropping-particle&quot;:&quot;&quot;},{&quot;family&quot;:&quot;Gheorghe&quot;,&quot;given&quot;:&quot;Catalin&quot;,&quot;parse-names&quot;:false,&quot;dropping-particle&quot;:&quot;&quot;,&quot;non-dropping-particle&quot;:&quot;&quot;},{&quot;family&quot;:&quot;Panazan&quot;,&quot;given&quot;:&quot;Oana&quot;,&quot;parse-names&quot;:false,&quot;dropping-particle&quot;:&quot;&quot;,&quot;non-dropping-particle&quot;:&quot;&quot;}],&quot;container-title&quot;:&quot;Journal of Business Economics and Management&quot;,&quot;accessed&quot;:{&quot;date-parts&quot;:[[2026,7,3]]},&quot;DOI&quot;:&quot;10.3846/JBEM.2024.21059&quot;,&quot;ISSN&quot;:&quot;2029-4433&quot;,&quot;URL&quot;:&quot;https://journals.vilniustech.lt/index.php/JBEM/article/view/21059&quot;,&quot;issued&quot;:{&quot;date-parts&quot;:[[2024,2,28]]},&quot;page&quot;:&quot;129-152&quot;,&quot;abstract&quot;:&quot;The study proposes an assessment of the link between the performance of national health systems and volatility during the COVID-19 pandemic. Data from the World Health Organization was accessed regarding the Global Health Security Index of the states considered in the analysis as well as the categories based on which it is determined. To characterise volatility, a representative stock market index was considered for each of the 60 states analysed. Data processing was carried out using an artificial neural network. The main results show that: i) before the pandemic, the link between market volatility and the performance of national health systems was weak; ii) during the pandemic, the connection between the two variables is much stronger; iii) between the six categories that define the Global Health Security Index, norms, health, and prevention had the greatest influence on volatility.&quot;,&quot;publisher&quot;:&quot;Vilnius Gediminas Technical University&quot;,&quot;issue&quot;:&quot;1&quot;,&quot;volume&quot;:&quot;25&quot;,&quot;container-title-short&quot;:&quot;&quot;},&quot;isTemporary&quot;:false}]},{&quot;citationID&quot;:&quot;MENDELEY_CITATION_57679eb4-7092-41e9-81c5-68ac335e59f4&quot;,&quot;properties&quot;:{&quot;noteIndex&quot;:0},&quot;isEdited&quot;:false,&quot;manualOverride&quot;:{&quot;isManuallyOverridden&quot;:false,&quot;citeprocText&quot;:&quot;(Deev and Plíhal, 2022)&quot;,&quot;manualOverrideText&quot;:&quot;&quot;},&quot;citationTag&quot;:&quot;MENDELEY_CITATION_v3_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&quot;,&quot;citationItems&quot;:[{&quot;id&quot;:&quot;c0142cde-a849-301d-84df-c9a8eb2a5dce&quot;,&quot;itemData&quot;:{&quot;type&quot;:&quot;article-journal&quot;,&quot;id&quot;:&quot;c0142cde-a849-301d-84df-c9a8eb2a5dce&quot;,&quot;title&quot;:&quot;How to calm down the markets? The effects of COVID-19 economic policy responses on financial market uncertainty&quot;,&quot;groupId&quot;:&quot;6b0f6c4c-af15-3c2f-ae3d-3d6652b8fe29&quot;,&quot;author&quot;:[{&quot;family&quot;:&quot;Deev&quot;,&quot;given&quot;:&quot;Oleg&quot;,&quot;parse-names&quot;:false,&quot;dropping-particle&quot;:&quot;&quot;,&quot;non-dropping-particle&quot;:&quot;&quot;},{&quot;family&quot;:&quot;Plíhal&quot;,&quot;given&quot;:&quot;Tomáš&quot;,&quot;parse-names&quot;:false,&quot;dropping-particle&quot;:&quot;&quot;,&quot;non-dropping-particle&quot;:&quot;&quot;}],&quot;container-title&quot;:&quot;Research in International Business and Finance&quot;,&quot;accessed&quot;:{&quot;date-parts&quot;:[[2026,7,4]]},&quot;DOI&quot;:&quot;10.1016/J.RIBAF.2022.101613&quot;,&quot;ISSN&quot;:&quot;0275-5319&quot;,&quot;URL&quot;:&quot;https://www-1sciencedirect-1com-1gltygdvo09a5.erproxy.cvtisr.sk/science/article/pii/S0275531922000010?pes=vor&amp;utm_source=clarivate&amp;getft_integrator=clarivate&quot;,&quot;issued&quot;:{&quot;date-parts&quot;:[[2022,4,1]]},&quot;page&quot;:&quot;101613&quot;,&quot;abstract&quot;:&quot;Financial markets during the COVID-19 pandemic are characterized by a prolonged period of increased uncertainty. In this paper, we analyse how the announcements of policy interventions and responses, to buffer short-term economic impact of the pandemic and offset financial turmoil, have affected the level of realized volatility in 23 countries. Under the augmented heterogeneous autoregressive model framework, we show that the international calming effect of COVID-19 economic policy actions originates from the US macroprudential policy announcements.&quot;,&quot;publisher&quot;:&quot;Elsevier&quot;,&quot;volume&quot;:&quot;60&quot;,&quot;container-title-short&quot;:&quot;Res. Int. Bus. Finance&quot;},&quot;isTemporary&quot;:false}]},{&quot;citationID&quot;:&quot;MENDELEY_CITATION_07592bab-c095-4cde-8650-b73655bb87fe&quot;,&quot;properties&quot;:{&quot;noteIndex&quot;:0},&quot;isEdited&quot;:false,&quot;manualOverride&quot;:{&quot;isManuallyOverridden&quot;:false,&quot;citeprocText&quot;:&quot;(Umar et al., 2023)&quot;,&quot;manualOverrideText&quot;:&quot;&quot;},&quot;citationTag&quot;:&quot;MENDELEY_CITATION_v3_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&quot;,&quot;citationItems&quot;:[{&quot;id&quot;:&quot;5416f0c0-2b57-3b54-b58f-e3db605c8aee&quot;,&quot;itemData&quot;:{&quot;type&quot;:&quot;article-journal&quot;,&quot;id&quot;:&quot;5416f0c0-2b57-3b54-b58f-e3db605c8aee&quot;,&quot;title&quot;:&quot;Covid-19 and stock market liquidity: international evidence&quot;,&quot;author&quot;:[{&quot;family&quot;:&quot;Umar&quot;,&quot;given&quot;:&quot;Muhammad&quot;,&quot;parse-names&quot;:false,&quot;dropping-particle&quot;:&quot;&quot;,&quot;non-dropping-particle&quot;:&quot;&quot;},{&quot;family&quot;:&quot;Rubbaniy&quot;,&quot;given&quot;:&quot;Ghulame&quot;,&quot;parse-names&quot;:false,&quot;dropping-particle&quot;:&quot;&quot;,&quot;non-dropping-particle&quot;:&quot;&quot;},{&quot;family&quot;:&quot;Iqbal&quot;,&quot;given&quot;:&quot;Amjad&quot;,&quot;parse-names&quot;:false,&quot;dropping-particle&quot;:&quot;&quot;,&quot;non-dropping-particle&quot;:&quot;&quot;},{&quot;family&quot;:&quot;Rizvi&quot;,&quot;given&quot;:&quot;Syed Kumail Abbas&quot;,&quot;parse-names&quot;:false,&quot;dropping-particle&quot;:&quot;&quot;,&quot;non-dropping-particle&quot;:&quot;&quot;},{&quot;family&quot;:&quot;Xu&quot;,&quot;given&quot;:&quot;Yan&quot;,&quot;parse-names&quot;:false,&quot;dropping-particle&quot;:&quot;&quot;,&quot;non-dropping-particle&quot;:&quot;&quot;}],&quot;container-title&quot;:&quot;Economic Research-Ekonomska Istrazivanja &quot;,&quot;accessed&quot;:{&quot;date-parts&quot;:[[2026,7,3]]},&quot;DOI&quot;:&quot;10.1080/1331677X.2022.2142257&quot;,&quot;ISSN&quot;:&quot;1331677X&quot;,&quot;URL&quot;:&quot;/doi/pdf/10.1080/1331677X.2022.2142257?download=true&quot;,&quot;issued&quot;:{&quot;date-parts&quot;:[[2023]]},&quot;abstract&quot;:&quot;This study analyzes the impact of Covid-19 on stock market liquidity of China and four worst hit countries by the pandemic. Using daily data for the stock market illiquidity spanning over July 1, 2019 to July 10, 2020 and the data for new cases and deaths over the period from December 31, 2019 to July 10, 2020, the results of our GARCH analysis show that liquidity in stock markets of all the sampled countries hit hard by the news of the Covid-19 outbreak. We find that for all sampled countries increase in illiquidity due to temporary shocks reverts to long term trend shortly, suggesting that the liquidity shocks due to the incidence of Covid-19 were short lived. The findings of our VAR analysis show an absence of any short-term relationship between Covid-19 new cases or deaths and illiquidity. Since the series are not integrated at same level, long-term relationship between Covid-19 and stock market illiquidity do not exist as well suggesting no evidence of the effect of Covid-19 on stock market liquidity.&quot;,&quot;publisher&quot;:&quot;Taylor and Francis Ltd.&quot;,&quot;issue&quot;:&quot;2&quot;,&quot;volume&quot;:&quot;36&quot;,&quot;container-title-short&quot;:&quot;&quot;},&quot;isTemporary&quot;:false}]},{&quot;citationID&quot;:&quot;MENDELEY_CITATION_6400cd3d-5594-4a3d-a56a-b09ce827d0fe&quot;,&quot;properties&quot;:{&quot;noteIndex&quot;:0},&quot;isEdited&quot;:false,&quot;manualOverride&quot;:{&quot;isManuallyOverridden&quot;:false,&quot;citeprocText&quot;:&quot;(Zeng et al., 2024)&quot;,&quot;manualOverrideText&quot;:&quot;&quot;},&quot;citationTag&quot;:&quot;MENDELEY_CITATION_v3_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&quot;,&quot;citationItems&quot;:[{&quot;id&quot;:&quot;7b1ca62f-9732-352e-83fd-328227941cd1&quot;,&quot;itemData&quot;:{&quot;type&quot;:&quot;article-journal&quot;,&quot;id&quot;:&quot;7b1ca62f-9732-352e-83fd-328227941cd1&quot;,&quot;title&quot;:&quot;The effect of the Covid pandemic on stock market volatility: Separating initial impact from time-to-recovery&quot;,&quot;author&quot;:[{&quot;family&quot;:&quot;Zeng&quot;,&quot;given&quot;:&quot;Jin&quot;,&quot;parse-names&quot;:false,&quot;dropping-particle&quot;:&quot;&quot;,&quot;non-dropping-particle&quot;:&quot;&quot;},{&quot;family&quot;:&quot;Zhang&quot;,&quot;given&quot;:&quot;Yijia&quot;,&quot;parse-names&quot;:false,&quot;dropping-particle&quot;:&quot;&quot;,&quot;non-dropping-particle&quot;:&quot;&quot;},{&quot;family&quot;:&quot;Yin&quot;,&quot;given&quot;:&quot;Yun&quot;,&quot;parse-names&quot;:false,&quot;dropping-particle&quot;:&quot;&quot;,&quot;non-dropping-particle&quot;:&quot;&quot;},{&quot;family&quot;:&quot;Moffatt&quot;,&quot;given&quot;:&quot;Peter G&quot;,&quot;parse-names&quot;:false,&quot;dropping-particle&quot;:&quot;&quot;,&quot;non-dropping-particle&quot;:&quot;&quot;},{&quot;family&quot;:&quot;Zeng&quot;,&quot;given&quot;:&quot;Jin&quot;,&quot;parse-names&quot;:false,&quot;dropping-particle&quot;:&quot;&quot;,&quot;non-dropping-particle&quot;:&quot;&quot;},{&quot;family&quot;:&quot;Zhang&quot;,&quot;given&quot;:&quot;Yijia&quot;,&quot;parse-names&quot;:false,&quot;dropping-particle&quot;:&quot;&quot;,&quot;non-dropping-particle&quot;:&quot;&quot;},{&quot;family&quot;:&quot;Yin&quot;,&quot;given&quot;:&quot;Yun&quot;,&quot;parse-names&quot;:false,&quot;dropping-particle&quot;:&quot;&quot;,&quot;non-dropping-particle&quot;:&quot;&quot;},{&quot;family&quot;:&quot;Moffatt&quot;,&quot;given&quot;:&quot;Peter G&quot;,&quot;parse-names&quot;:false,&quot;dropping-particle&quot;:&quot;&quot;,&quot;non-dropping-particle&quot;:&quot;&quot;}],&quot;container-title&quot;:&quot;Data Science in Finance and Economics 2024 4:531&quot;,&quot;accessed&quot;:{&quot;date-parts&quot;:[[2026,7,4]]},&quot;DOI&quot;:&quot;10.3934/DSFE.2024022&quot;,&quot;ISSN&quot;:&quot;2769-2140&quot;,&quot;URL&quot;:&quot;http://www-1aimspress-1com-1gltygdvo09a5.erproxy.cvtisr.sk/article/doi/10.3934/DSFE.2024022&quot;,&quot;issued&quot;:{&quot;date-parts&quot;:[[2024]]},&quot;page&quot;:&quot;531-547&quot;,&quot;abstract&quot;:&quot;&lt;p&gt;We develop an extension to the GARCHX model - named GARCHX-NL - that captures a key stylized fact for stock market return data seen during the COVID-19 pandemic: an abrupt jump in volatility at the onset of the crisis, followed by a gradual return to its precrisis level. We apply the GARCHX-NL procedure to daily data on various major stock market indexes. The profile likelihood method is used for estimation. The model decomposes the overall impact of the crisis into two measures: the initial impact, and the \&quot;half-life\&quot; of the shock. We find a strong negative association between these two measures. Moreover, countries with low initial impact but a long half-life tend to be emerging markets, while those with high initial impact and short half-life tend to be developed economies with well-established stock-markets. We attribute these differences to differences in investors' sensitivity to adverse news, and to differences in the preparedness of stock markets to absorb the effects of crises such as the COVID-19 pandemic.&lt;/p&gt;&quot;,&quot;publisher&quot;:&quot;American Institute of Mathematical Sciences (AIMS)&quot;,&quot;issue&quot;:&quot;4&quot;,&quot;volume&quot;:&quot;4&quot;,&quot;container-title-short&quot;:&quot;&quot;},&quot;isTemporary&quot;:false}]},{&quot;citationID&quot;:&quot;MENDELEY_CITATION_2fb692e2-71cb-4f94-92ef-1f9e83a442da&quot;,&quot;properties&quot;:{&quot;noteIndex&quot;:0},&quot;isEdited&quot;:false,&quot;manualOverride&quot;:{&quot;isManuallyOverridden&quot;:false,&quot;citeprocText&quot;:&quot;(Zeng et al., 2024)&quot;,&quot;manualOverrideText&quot;:&quot;&quot;},&quot;citationTag&quot;:&quot;MENDELEY_CITATION_v3_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&quot;,&quot;citationItems&quot;:[{&quot;id&quot;:&quot;7b1ca62f-9732-352e-83fd-328227941cd1&quot;,&quot;itemData&quot;:{&quot;type&quot;:&quot;article-journal&quot;,&quot;id&quot;:&quot;7b1ca62f-9732-352e-83fd-328227941cd1&quot;,&quot;title&quot;:&quot;The effect of the Covid pandemic on stock market volatility: Separating initial impact from time-to-recovery&quot;,&quot;author&quot;:[{&quot;family&quot;:&quot;Zeng&quot;,&quot;given&quot;:&quot;Jin&quot;,&quot;parse-names&quot;:false,&quot;dropping-particle&quot;:&quot;&quot;,&quot;non-dropping-particle&quot;:&quot;&quot;},{&quot;family&quot;:&quot;Zhang&quot;,&quot;given&quot;:&quot;Yijia&quot;,&quot;parse-names&quot;:false,&quot;dropping-particle&quot;:&quot;&quot;,&quot;non-dropping-particle&quot;:&quot;&quot;},{&quot;family&quot;:&quot;Yin&quot;,&quot;given&quot;:&quot;Yun&quot;,&quot;parse-names&quot;:false,&quot;dropping-particle&quot;:&quot;&quot;,&quot;non-dropping-particle&quot;:&quot;&quot;},{&quot;family&quot;:&quot;Moffatt&quot;,&quot;given&quot;:&quot;Peter G&quot;,&quot;parse-names&quot;:false,&quot;dropping-particle&quot;:&quot;&quot;,&quot;non-dropping-particle&quot;:&quot;&quot;},{&quot;family&quot;:&quot;Zeng&quot;,&quot;given&quot;:&quot;Jin&quot;,&quot;parse-names&quot;:false,&quot;dropping-particle&quot;:&quot;&quot;,&quot;non-dropping-particle&quot;:&quot;&quot;},{&quot;family&quot;:&quot;Zhang&quot;,&quot;given&quot;:&quot;Yijia&quot;,&quot;parse-names&quot;:false,&quot;dropping-particle&quot;:&quot;&quot;,&quot;non-dropping-particle&quot;:&quot;&quot;},{&quot;family&quot;:&quot;Yin&quot;,&quot;given&quot;:&quot;Yun&quot;,&quot;parse-names&quot;:false,&quot;dropping-particle&quot;:&quot;&quot;,&quot;non-dropping-particle&quot;:&quot;&quot;},{&quot;family&quot;:&quot;Moffatt&quot;,&quot;given&quot;:&quot;Peter G&quot;,&quot;parse-names&quot;:false,&quot;dropping-particle&quot;:&quot;&quot;,&quot;non-dropping-particle&quot;:&quot;&quot;}],&quot;container-title&quot;:&quot;Data Science in Finance and Economics 2024 4:531&quot;,&quot;accessed&quot;:{&quot;date-parts&quot;:[[2026,7,4]]},&quot;DOI&quot;:&quot;10.3934/DSFE.2024022&quot;,&quot;ISSN&quot;:&quot;2769-2140&quot;,&quot;URL&quot;:&quot;http://www-1aimspress-1com-1gltygdvo09a5.erproxy.cvtisr.sk/article/doi/10.3934/DSFE.2024022&quot;,&quot;issued&quot;:{&quot;date-parts&quot;:[[2024]]},&quot;page&quot;:&quot;531-547&quot;,&quot;abstract&quot;:&quot;&lt;p&gt;We develop an extension to the GARCHX model - named GARCHX-NL - that captures a key stylized fact for stock market return data seen during the COVID-19 pandemic: an abrupt jump in volatility at the onset of the crisis, followed by a gradual return to its precrisis level. We apply the GARCHX-NL procedure to daily data on various major stock market indexes. The profile likelihood method is used for estimation. The model decomposes the overall impact of the crisis into two measures: the initial impact, and the \&quot;half-life\&quot; of the shock. We find a strong negative association between these two measures. Moreover, countries with low initial impact but a long half-life tend to be emerging markets, while those with high initial impact and short half-life tend to be developed economies with well-established stock-markets. We attribute these differences to differences in investors' sensitivity to adverse news, and to differences in the preparedness of stock markets to absorb the effects of crises such as the COVID-19 pandemic.&lt;/p&gt;&quot;,&quot;publisher&quot;:&quot;American Institute of Mathematical Sciences (AIMS)&quot;,&quot;issue&quot;:&quot;4&quot;,&quot;volume&quot;:&quot;4&quot;,&quot;container-title-short&quot;:&quot;&quot;},&quot;isTemporary&quot;:false}]},{&quot;citationID&quot;:&quot;MENDELEY_CITATION_73076b80-2ebc-4fe6-8efb-9301d912bdf2&quot;,&quot;properties&quot;:{&quot;noteIndex&quot;:0},&quot;isEdited&quot;:false,&quot;manualOverride&quot;:{&quot;isManuallyOverridden&quot;:false,&quot;citeprocText&quot;:&quot;(Szczygielski et al., 2021)&quot;,&quot;manualOverrideText&quot;:&quot;&quot;},&quot;citationTag&quot;:&quot;MENDELEY_CITATION_v3_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&quot;,&quot;citationItems&quot;:[{&quot;id&quot;:&quot;bfb9d472-e589-39fb-909a-5d3c3bde63bd&quot;,&quot;itemData&quot;:{&quot;type&quot;:&quot;article-journal&quot;,&quot;id&quot;:&quot;bfb9d472-e589-39fb-909a-5d3c3bde63bd&quot;,&quot;title&quot;:&quot;The only certainty is uncertainty: An analysis of the impact of COVID-19 uncertainty on regional stock markets&quot;,&quot;author&quot;:[{&quot;family&quot;:&quot;Szczygielski&quot;,&quot;given&quot;:&quot;Jan Jakub&quot;,&quot;parse-names&quot;:false,&quot;dropping-particle&quot;:&quot;&quot;,&quot;non-dropping-particle&quot;:&quot;&quot;},{&quot;family&quot;:&quot;Bwanya&quot;,&quot;given&quot;:&quot;Princess Rutendo&quot;,&quot;parse-names&quot;:false,&quot;dropping-particle&quot;:&quot;&quot;,&quot;non-dropping-particle&quot;:&quot;&quot;},{&quot;family&quot;:&quot;Charteris&quot;,&quot;given&quot;:&quot;Ailie&quot;,&quot;parse-names&quot;:false,&quot;dropping-particle&quot;:&quot;&quot;,&quot;non-dropping-particle&quot;:&quot;&quot;},{&quot;family&quot;:&quot;Brzeszczyński&quot;,&quot;given&quot;:&quot;Janusz&quot;,&quot;parse-names&quot;:false,&quot;dropping-particle&quot;:&quot;&quot;,&quot;non-dropping-particle&quot;:&quot;&quot;}],&quot;container-title&quot;:&quot;Finance Research Letters&quot;,&quot;container-title-short&quot;:&quot;Financ. Res. Lett.&quot;,&quot;accessed&quot;:{&quot;date-parts&quot;:[[2026,7,4]]},&quot;DOI&quot;:&quot;10.1016/J.FRL.2021.101945&quot;,&quot;ISSN&quot;:&quot;1544-6123&quot;,&quot;URL&quot;:&quot;https://www-1sciencedirect-1com-1gltygdvo09a5.erproxy.cvtisr.sk/science/article/pii/S154461232100026X?pes=vor&amp;utm_source=clarivate&amp;getft_integrator=clarivate&quot;,&quot;issued&quot;:{&quot;date-parts&quot;:[[2021,11,1]]},&quot;page&quot;:&quot;101945&quot;,&quot;abstract&quot;:&quot;Uncertainty surrounding COVID-19 is widespread. We investigate the timing and quantify the impact of COVID-19 related uncertainty on returns and volatility for regional market aggregates using ARCH/GARCH models. Drawing upon economic psychology, COVID-19 related uncertainty is measured by searches for information as reflected by Google search trends. Asian markets are more resilient than others. Latin American markets are most impacted in terms of returns and volatility. For most regions, there is evidence of an increasing impact of COVID-19 related uncertainty which dissipates as the crisis evolves. We confirm that Google search trends capture uncertainty by comparing this measure against alternative uncertainty measures.&quot;,&quot;publisher&quot;:&quot;Elsevier&quot;,&quot;volume&quot;:&quot;43&quot;},&quot;isTemporary&quot;:false}]},{&quot;citationID&quot;:&quot;MENDELEY_CITATION_0ffa1c99-575b-48a1-aa5c-56744bbd51a2&quot;,&quot;properties&quot;:{&quot;noteIndex&quot;:0},&quot;isEdited&quot;:false,&quot;manualOverride&quot;:{&quot;isManuallyOverridden&quot;:false,&quot;citeprocText&quot;:&quot;(Kayani et al., 2024)&quot;,&quot;manualOverrideText&quot;:&quot;&quot;},&quot;citationTag&quot;:&quot;MENDELEY_CITATION_v3_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&quot;,&quot;citationItems&quot;:[{&quot;id&quot;:&quot;f87d2323-88c7-3bc3-a532-24561aa7e9e1&quot;,&quot;itemData&quot;:{&quot;type&quot;:&quot;article-journal&quot;,&quot;id&quot;:&quot;f87d2323-88c7-3bc3-a532-24561aa7e9e1&quot;,&quot;title&quot;:&quot;Unleashing the pandemic volatility: A glimpse into the stock market performance of developed economies during COVID-19&quot;,&quot;author&quot;:[{&quot;family&quot;:&quot;Kayani&quot;,&quot;given&quot;:&quot;Umar Nawaz&quot;,&quot;parse-names&quot;:false,&quot;dropping-particle&quot;:&quot;&quot;,&quot;non-dropping-particle&quot;:&quot;&quot;},{&quot;family&quot;:&quot;Aysan&quot;,&quot;given&quot;:&quot;Ahmet Faruk&quot;,&quot;parse-names&quot;:false,&quot;dropping-particle&quot;:&quot;&quot;,&quot;non-dropping-particle&quot;:&quot;&quot;},{&quot;family&quot;:&quot;Khan&quot;,&quot;given&quot;:&quot;Mrestyal&quot;,&quot;parse-names&quot;:false,&quot;dropping-particle&quot;:&quot;&quot;,&quot;non-dropping-particle&quot;:&quot;&quot;},{&quot;family&quot;:&quot;Khan&quot;,&quot;given&quot;:&quot;Maaz&quot;,&quot;parse-names&quot;:false,&quot;dropping-particle&quot;:&quot;&quot;,&quot;non-dropping-particle&quot;:&quot;&quot;},{&quot;family&quot;:&quot;Mumtaz&quot;,&quot;given&quot;:&quot;Roohi&quot;,&quot;parse-names&quot;:false,&quot;dropping-particle&quot;:&quot;&quot;,&quot;non-dropping-particle&quot;:&quot;&quot;},{&quot;family&quot;:&quot;Irfan&quot;,&quot;given&quot;:&quot;Muhammad&quot;,&quot;parse-names&quot;:false,&quot;dropping-particle&quot;:&quot;&quot;,&quot;non-dropping-particle&quot;:&quot;&quot;}],&quot;container-title&quot;:&quot;Heliyon&quot;,&quot;container-title-short&quot;:&quot;Heliyon&quot;,&quot;accessed&quot;:{&quot;date-parts&quot;:[[2026,7,3]]},&quot;DOI&quot;:&quot;10.1016/J.HELIYON.2024.E25202&quot;,&quot;ISSN&quot;:&quot;2405-8440&quot;,&quot;URL&quot;:&quot;https://www-1sciencedirect-1com-1gltygdvo090d.erproxy.cvtisr.sk/science/article/pii/S2405844024012337?pes=vor&amp;utm_source=clarivate&amp;getft_integrator=clarivate&quot;,&quot;issued&quot;:{&quot;date-parts&quot;:[[2024,2,29]]},&quot;page&quot;:&quot;e25202&quot;,&quot;abstract&quot;:&quot;The COVID-19 pandemic has resulted in significant financial losses globally, increasing the volatility of financial assets. Thus, this study models the stock market volatility of developed economies during the COVID-19 pandemic. For this purpose, we used the GJR-GARCH (Albulescu, 2020; Albulescu, 2020) [1,1] econometric model on the daily time series returns data ranging from 01st-July-2019 to 18th-November-2020. The entire dataset was equally divided into two subsets; before COVID-19, and after the COVID-19. The empirical results of this study showed the presence of volatility clustering, leverage effect, and excess kurtosis indicating leptokurtic phenomena in all stock indices returns. In addition to this, it can be noted that compared to before COVID-19, the stock markets showed negative returns, and increased volatility during the COVID-19. Hence, based on these findings, this study provides significant insights for global stock market investors and economic policymakers regarding financial portfolio construction particularly during crises times.&quot;,&quot;publisher&quot;:&quot;Elsevier&quot;,&quot;issue&quot;:&quot;4&quot;,&quot;volume&quot;:&quot;10&quot;},&quot;isTemporary&quot;:false}]},{&quot;citationID&quot;:&quot;MENDELEY_CITATION_825b5382-a872-4c60-ba5f-e958facdeb01&quot;,&quot;properties&quot;:{&quot;noteIndex&quot;:0},&quot;isEdited&quot;:false,&quot;manualOverride&quot;:{&quot;isManuallyOverridden&quot;:false,&quot;citeprocText&quot;:&quot;(Song et al., 2022)&quot;,&quot;manualOverrideText&quot;:&quot;&quot;},&quot;citationTag&quot;:&quot;MENDELEY_CITATION_v3_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&quot;,&quot;citationItems&quot;:[{&quot;id&quot;:&quot;c0a65706-e77a-3689-b1bd-f195db051171&quot;,&quot;itemData&quot;:{&quot;type&quot;:&quot;article-journal&quot;,&quot;id&quot;:&quot;c0a65706-e77a-3689-b1bd-f195db051171&quot;,&quot;title&quot;:&quot;Co-movement dynamics of US and Chinese stock market: evidence from COVID-19 crisis&quot;,&quot;author&quot;:[{&quot;family&quot;:&quot;Song&quot;,&quot;given&quot;:&quot;Ge&quot;,&quot;parse-names&quot;:false,&quot;dropping-particle&quot;:&quot;&quot;,&quot;non-dropping-particle&quot;:&quot;&quot;},{&quot;family&quot;:&quot;Xia&quot;,&quot;given&quot;:&quot;Zhiqing&quot;,&quot;parse-names&quot;:false,&quot;dropping-particle&quot;:&quot;&quot;,&quot;non-dropping-particle&quot;:&quot;&quot;},{&quot;family&quot;:&quot;Basheer&quot;,&quot;given&quot;:&quot;Muhammad Farhan&quot;,&quot;parse-names&quot;:false,&quot;dropping-particle&quot;:&quot;&quot;,&quot;non-dropping-particle&quot;:&quot;&quot;},{&quot;family&quot;:&quot;Shah&quot;,&quot;given&quot;:&quot;Syed Mehmood Ali&quot;,&quot;parse-names&quot;:false,&quot;dropping-particle&quot;:&quot;&quot;,&quot;non-dropping-particle&quot;:&quot;&quot;}],&quot;container-title&quot;:&quot;Economic Research-Ekonomska Istrazivanja &quot;,&quot;accessed&quot;:{&quot;date-parts&quot;:[[2026,7,3]]},&quot;DOI&quot;:&quot;10.1080/1331677X.2021.1957971&quot;,&quot;ISSN&quot;:&quot;1331677X&quot;,&quot;URL&quot;:&quot;/doi/pdf/10.1080/1331677X.2021.1957971?download=true&quot;,&quot;issued&quot;:{&quot;date-parts&quot;:[[2022]]},&quot;page&quot;:&quot;2460-2476&quot;,&quot;abstract&quot;:&quot;This paper aims to examine the co-movement between the two economic powers, namely the USA and China. The authors are mainly interested in examining the dynamics of co-movements during, and in the pre-covid periods. Additionally, they have aimed to examine the volatility spillover between USA and China, during and in the pre-covid periods. In order to achieve the research-based objectives, advanced econometrics models have been applied to the data from July1, 2010, to April 30, 2021. The results show that the sample market is integrated in the long run. The results also indicate that the behaviour of the Chinese market is same as the US market, and offers negligible opportunities for investors for diversification during this time. The findings indicate that the Ganger Causality between the stock markets during crisis is significantly higher than the pre-crisis period. The results of EGARCH model confirm the presence of asymmetric volatility spillover effects between the US and Chinese markets, during the considered time periods. This study also examines the co-movement in China, grounded upon the robust approach that facilitates examining the dependence structure between the sample variables. The findings offer valuable understanding for investors who are looking for investment diversification opportunities worldwide.&quot;,&quot;publisher&quot;:&quot;Taylor and Francis Ltd.&quot;,&quot;issue&quot;:&quot;1&quot;,&quot;volume&quot;:&quot;35&quot;,&quot;container-title-short&quot;:&quot;&quot;},&quot;isTemporary&quot;:false}]},{&quot;citationID&quot;:&quot;MENDELEY_CITATION_6edb9078-5877-4839-9beb-a819b67f8079&quot;,&quot;properties&quot;:{&quot;noteIndex&quot;:0},&quot;isEdited&quot;:false,&quot;manualOverride&quot;:{&quot;isManuallyOverridden&quot;:false,&quot;citeprocText&quot;:&quot;(Li et al., 2023)&quot;,&quot;manualOverrideText&quot;:&quot;&quot;},&quot;citationTag&quot;:&quot;MENDELEY_CITATION_v3_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&quot;,&quot;citationItems&quot;:[{&quot;id&quot;:&quot;64f37da4-45fa-31a4-8999-6827381fb6bc&quot;,&quot;itemData&quot;:{&quot;type&quot;:&quot;article-journal&quot;,&quot;id&quot;:&quot;64f37da4-45fa-31a4-8999-6827381fb6bc&quot;,&quot;title&quot;:&quot;COVID-19 Impact on Stock Markets: A Multiscale Event Analysis Perspective&quot;,&quot;author&quot;:[{&quot;family&quot;:&quot;Li&quot;,&quot;given&quot;:&quot;Helong&quot;,&quot;parse-names&quot;:false,&quot;dropping-particle&quot;:&quot;&quot;,&quot;non-dropping-particle&quot;:&quot;&quot;},{&quot;family&quot;:&quot;Xu&quot;,&quot;given&quot;:&quot;Guanglong&quot;,&quot;parse-names&quot;:false,&quot;dropping-particle&quot;:&quot;&quot;,&quot;non-dropping-particle&quot;:&quot;&quot;},{&quot;family&quot;:&quot;Huang&quot;,&quot;given&quot;:&quot;Qin&quot;,&quot;parse-names&quot;:false,&quot;dropping-particle&quot;:&quot;&quot;,&quot;non-dropping-particle&quot;:&quot;&quot;},{&quot;family&quot;:&quot;Ruan&quot;,&quot;given&quot;:&quot;Rubin&quot;,&quot;parse-names&quot;:false,&quot;dropping-particle&quot;:&quot;&quot;,&quot;non-dropping-particle&quot;:&quot;&quot;},{&quot;family&quot;:&quot;Zhang&quot;,&quot;given&quot;:&quot;Weiguo&quot;,&quot;parse-names&quot;:false,&quot;dropping-particle&quot;:&quot;&quot;,&quot;non-dropping-particle&quot;:&quot;&quot;}],&quot;container-title&quot;:&quot;Computational Economics 2023 63:3&quot;,&quot;accessed&quot;:{&quot;date-parts&quot;:[[2026,7,4]]},&quot;DOI&quot;:&quot;10.1007/S10614-023-10448-6&quot;,&quot;ISBN&quot;:&quot;0123456789&quot;,&quot;ISSN&quot;:&quot;1572-9974&quot;,&quot;URL&quot;:&quot;https://link-1springer-1com-1gltygdvo09a3.erproxy.cvtisr.sk/article/10.1007/s10614-023-10448-6&quot;,&quot;issued&quot;:{&quot;date-parts&quot;:[[2023,8,28]]},&quot;page&quot;:&quot;1191-1212&quot;,&quot;abstract&quot;:&quot;The existing literature primarily examined the impact of unexpected events on the stock market at a single scale, posing the challenge of a lack of multiscale analysis. This paper investigates the impact of COVID-19 on stock markets (China, the U.S., and Hong Kong) from a multiscale perspective using an improved ensemble empirical mode decomposition (EEMD)-based event analysis method. First, the stock price series is decomposed into several independent intrinsic mode functions (IMFs) and a residue. Second, a novel composition method is proposed to reconstruct the IMFs into three components: high-frequency, low-frequency, and long-term trend. We find that the composition of low-frequency and long-term trend components is dominant, which is used to estimate the strength of COVID-19 impact on the stock markets. In addition, the outbreak of COVID-19 significantly increased the intensity of short-term fluctuations in stock prices. Finally, the high-frequency component is analyzed to capture the volatility spillover effects among the three stock markets by the BEKK(Baba-Engle-Kraft-Kroner)-GARCH model. The results show that before the outbreak, there are two-way volatility spillovers between any two of the three markets. After the outbreak, there is no spillover effect between China and Hong Kong, and Hong Kong has no spillover effect on the U.S. However, volatility in the U.S. market still has a significant spillover effect on the other two markets, implying that a mature market can absorb new information more quickly.&quot;,&quot;publisher&quot;:&quot;Springer&quot;,&quot;issue&quot;:&quot;3&quot;,&quot;volume&quot;:&quot;63&quot;,&quot;container-title-short&quot;:&quot;&quot;},&quot;isTemporary&quot;:false}]},{&quot;citationID&quot;:&quot;MENDELEY_CITATION_6565912f-6f4e-423d-8c4b-23569d05914f&quot;,&quot;properties&quot;:{&quot;noteIndex&quot;:0},&quot;isEdited&quot;:false,&quot;manualOverride&quot;:{&quot;isManuallyOverridden&quot;:false,&quot;citeprocText&quot;:&quot;(Aslam et al., 2021)&quot;,&quot;manualOverrideText&quot;:&quot;&quot;},&quot;citationTag&quot;:&quot;MENDELEY_CITATION_v3_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&quot;,&quot;citationItems&quot;:[{&quot;id&quot;:&quot;b7bc5ec2-2e5e-304e-964a-6f9bf4ac699a&quot;,&quot;itemData&quot;:{&quot;type&quot;:&quot;article-journal&quot;,&quot;id&quot;:&quot;b7bc5ec2-2e5e-304e-964a-6f9bf4ac699a&quot;,&quot;title&quot;:&quot;Intraday Volatility Spillovers among European Financial Markets during COVID-19&quot;,&quot;author&quot;:[{&quot;family&quot;:&quot;Aslam&quot;,&quot;given&quot;:&quot;Faheem&quot;,&quot;parse-names&quot;:false,&quot;dropping-particle&quot;:&quot;&quot;,&quot;non-dropping-particle&quot;:&quot;&quot;},{&quot;family&quot;:&quot;Ferreira&quot;,&quot;given&quot;:&quot;Paulo&quot;,&quot;parse-names&quot;:false,&quot;dropping-particle&quot;:&quot;&quot;,&quot;non-dropping-particle&quot;:&quot;&quot;},{&quot;family&quot;:&quot;Mughal&quot;,&quot;given&quot;:&quot;Khurrum Shahzad&quot;,&quot;parse-names&quot;:false,&quot;dropping-particle&quot;:&quot;&quot;,&quot;non-dropping-particle&quot;:&quot;&quot;},{&quot;family&quot;:&quot;Bashir&quot;,&quot;given&quot;:&quot;Beenish&quot;,&quot;parse-names&quot;:false,&quot;dropping-particle&quot;:&quot;&quot;,&quot;non-dropping-particle&quot;:&quot;&quot;}],&quot;container-title&quot;:&quot;International Journal of Financial Studies 2021, Vol. 9, Page 5&quot;,&quot;accessed&quot;:{&quot;date-parts&quot;:[[2026,7,3]]},&quot;DOI&quot;:&quot;10.3390/IJFS9010005&quot;,&quot;ISSN&quot;:&quot;2227-7072&quot;,&quot;URL&quot;:&quot;https://www.mdpi.com/2227-7072/9/1/5/htm&quot;,&quot;issued&quot;:{&quot;date-parts&quot;:[[2021,1,5]]},&quot;page&quot;:&quot;5&quot;,&quot;abstract&quot;:&quot;During crises, stock market volatility generally rises sharply, and as consequence, spillovers are identified across markets. This study estimates the volatility spillover among twelve European stock markets representing all four regions of Europe. The data consists of 10,990 intraday observations from 2 December 2019 to 29 May 2020. Using the methodology of Diebold and Yilmaz, we use static and rolling windows to characterize five-minute volatility spillovers. Our results show that 77.80% of intraday volatility forecast error variance in twelve European markets comes from spillovers. Furthermore, the highest gross directional volatility spillovers are found in Sweden and the Netherlands, while the minimum spillovers to other stock markets are observed in the stock markets of Poland and Ireland. However, German and Dutch markets transmit the highest net directional volatility spillovers. Splitting the whole sample in pre- and post-pandemic declaration (11 March 2020) we find more stable spillovers in the latter. The findings reveal important information about European stock market interdependence during COVID-19, which will be beneficial to both policy-makers and practitioners.&quot;,&quot;publisher&quot;:&quot;Multidisciplinary Digital Publishing Institute&quot;,&quot;issue&quot;:&quot;1&quot;,&quot;volume&quot;:&quot;9&quot;,&quot;container-title-short&quot;:&quot;&quot;},&quot;isTemporary&quot;:false}]},{&quot;citationID&quot;:&quot;MENDELEY_CITATION_db926120-b291-4568-aed9-0455fe0fa940&quot;,&quot;properties&quot;:{&quot;noteIndex&quot;:0},&quot;isEdited&quot;:false,&quot;manualOverride&quot;:{&quot;isManuallyOverridden&quot;:false,&quot;citeprocText&quot;:&quot;(Chirilǎ Viorica and Chirilǎ Ciprian, 2022)&quot;,&quot;manualOverrideText&quot;:&quot;&quot;},&quot;citationTag&quot;:&quot;MENDELEY_CITATION_v3_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&quot;,&quot;citationItems&quot;:[{&quot;id&quot;:&quot;ee72f227-cb0d-38d0-9f0b-278eab72bb61&quot;,&quot;itemData&quot;:{&quot;type&quot;:&quot;article-journal&quot;,&quot;id&quot;:&quot;ee72f227-cb0d-38d0-9f0b-278eab72bb61&quot;,&quot;title&quot;:&quot;Volatility spillover between Germany, France, and CEE stock markets&quot;,&quot;author&quot;:[{&quot;family&quot;:&quot;Chirilǎ Viorica&quot;,&quot;given&quot;:&quot;&quot;,&quot;parse-names&quot;:false,&quot;dropping-particle&quot;:&quot;&quot;,&quot;non-dropping-particle&quot;:&quot;&quot;},{&quot;family&quot;:&quot;Chirilǎ Ciprian&quot;,&quot;given&quot;:&quot;&quot;,&quot;parse-names&quot;:false,&quot;dropping-particle&quot;:&quot;&quot;,&quot;non-dropping-particle&quot;:&quot;&quot;}],&quot;container-title&quot;:&quot;Journal of Business Economics and Management&quot;,&quot;accessed&quot;:{&quot;date-parts&quot;:[[2026,8,5]]},&quot;DOI&quot;:&quot;10.3846/jbem.2022.18194&quot;,&quot;URL&quot;:&quot;https://journals-1vilniustech-1lt-14ar46zvo1dad.erproxy.cvtisr.sk/index.php/JBEM/article/view/18194/11499&quot;,&quot;issued&quot;:{&quot;date-parts&quot;:[[2022,11,15]]},&quot;page&quot;:&quot;19&quot;,&quot;container-title-short&quot;:&quot;&quot;},&quot;isTemporary&quot;:false}]}]"/>
+    <we:property name="MENDELEY_BIBLIOGRAPHY_LAST_MODIFIED" value="1787089566488"/>
+    <we:property name="MENDELEY_CITATIONS" value="[{&quot;citationID&quot;:&quot;MENDELEY_CITATION_66069d0f-9b27-4016-9218-25d33c771233&quot;,&quot;properties&quot;:{&quot;noteIndex&quot;:0},&quot;isEdited&quot;:false,&quot;manualOverride&quot;:{&quot;isManuallyOverridden&quot;:false,&quot;citeprocText&quot;:&quot;(Caiado and Lúcio, 2023; Hong et al., 2021; Li et al., 2023; Lúcio and Caiado, 2022; Ma et al., 2022; Mishra et al., 2024; Song et al., 2022)&quot;,&quot;manualOverrideText&quot;:&quot;&quot;},&quot;citationTag&quot;:&quot;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&quot;,&quot;citationItems&quot;:[{&quot;id&quot;:&quot;b9c9bfa5-0f21-34e8-9c93-235c28d40c5d&quot;,&quot;itemData&quot;:{&quot;type&quot;:&quot;article-journal&quot;,&quot;id&quot;:&quot;b9c9bfa5-0f21-34e8-9c93-235c28d40c5d&quot;,&quot;title&quot;:&quot;Stock market forecasting accuracy of asymmetric GARCH models during the COVID-19 pandemic&quot;,&quot;groupId&quot;:&quot;6b0f6c4c-af15-3c2f-ae3d-3d6652b8fe29&quot;,&quot;author&quot;:[{&quot;family&quot;:&quot;Caiado&quot;,&quot;given&quot;:&quot;Jorge&quot;,&quot;parse-names&quot;:false,&quot;dropping-particle&quot;:&quot;&quot;,&quot;non-dropping-particle&quot;:&quot;&quot;},{&quot;family&quot;:&quot;Lúcio&quot;,&quot;given&quot;:&quot;Francisco&quot;,&quot;parse-names&quot;:false,&quot;dropping-particle&quot;:&quot;&quot;,&quot;non-dropping-particle&quot;:&quot;&quot;}],&quot;container-title&quot;:&quot;The North American Journal of Economics and Finance&quot;,&quot;accessed&quot;:{&quot;date-parts&quot;:[[2026,7,3]]},&quot;DOI&quot;:&quot;10.1016/J.NAJEF.2023.101971&quot;,&quot;ISSN&quot;:&quot;1062-9408&quot;,&quot;URL&quot;:&quot;https://www-1sciencedirect-1com-1gltygdvo090d.erproxy.cvtisr.sk/science/article/pii/S1062940823000943?pes=vor&amp;utm_source=clarivate&amp;getft_integrator=clarivate&quot;,&quot;issued&quot;:{&quot;date-parts&quot;:[[2023,9,1]]},&quot;page&quot;:&quot;101971&quot;,&quot;abstract&quot;:&quot;We propose a new clustering approach for comparing financial time series and employ it to study how the COVID-19 pandemic affected the U.S. stock market. Essentially, we compute the forecast accuracy of asymmetric GARCH models applied to S&amp;P500 industries and use the model forecast errors for different horizons and cut-off points to calculate a distance matrix for the stock indices. Hierarchical clustering algorithms are used to assign the set of industries into clusters. We found homogeneous clusters of industries in terms of the impact of COVID-19 on US stock market volatility. The industries most affected by the pandemic and with less accurate stock market prediction (Hotels, Airline, Apparel, Accessories &amp; Luxury Goods, and Automobile) are separated in Euclidean distance from those industries that were less impacted by COVID-19 and which had more accurate forecasting (Pharmaceuticals, Internet &amp; Direct Marketing Retail, Data Processing, and Movies &amp; Entertainment).&quot;,&quot;publisher&quot;:&quot;North-Holland&quot;,&quot;volume&quot;:&quot;68&quot;,&quot;container-title-short&quot;:&quot;&quot;},&quot;isTemporary&quot;:false},{&quot;id&quot;:&quot;d332ee7d-6b27-33bf-9107-dfea9d6382b6&quot;,&quot;itemData&quot;:{&quot;type&quot;:&quot;article-journal&quot;,&quot;id&quot;:&quot;d332ee7d-6b27-33bf-9107-dfea9d6382b6&quot;,&quot;title&quot;:&quot;COVID-19 and Stock Market Volatility: A Clustering Approach for S&amp;P 500 Industry Indices&quot;,&quot;groupId&quot;:&quot;6b0f6c4c-af15-3c2f-ae3d-3d6652b8fe29&quot;,&quot;author&quot;:[{&quot;family&quot;:&quot;Lúcio&quot;,&quot;given&quot;:&quot;Francisco&quot;,&quot;parse-names&quot;:false,&quot;dropping-particle&quot;:&quot;&quot;,&quot;non-dropping-particle&quot;:&quot;&quot;},{&quot;family&quot;:&quot;Caiado&quot;,&quot;given&quot;:&quot;Jorge&quot;,&quot;parse-names&quot;:false,&quot;dropping-particle&quot;:&quot;&quot;,&quot;non-dropping-particle&quot;:&quot;&quot;}],&quot;container-title&quot;:&quot;Finance Research Letters&quot;,&quot;accessed&quot;:{&quot;date-parts&quot;:[[2026,7,3]]},&quot;DOI&quot;:&quot;10.1016/J.FRL.2022.103141&quot;,&quot;ISSN&quot;:&quot;1544-6123&quot;,&quot;URL&quot;:&quot;https://www-1sciencedirect-1com-1gltygdvo090d.erproxy.cvtisr.sk/science/article/pii/S1544612322003646?pes=vor&amp;utm_source=clarivate&amp;getft_integrator=clarivate&quot;,&quot;issued&quot;:{&quot;date-parts&quot;:[[2022,10,1]]},&quot;page&quot;:&quot;103141&quot;,&quot;abstract&quot;:&quot;We study how the COVID-19 pandemic affected some of the conditional volatilities of S&amp;P 500 industries, using a new model feature-based clustering method on a fitted TGARCH model. Rather than using the estimated model parameters to compute a distance matrix for the stock indices, we suggest using a distance based on the autocorrelations of the estimated conditional volatilities. Both hierarchical and non-hierarchical algorithms are used to assign the set of industries into clusters. The results show a clear change in the composition of each cluster between the period before the first US COVID-19 case and the period during the pandemic.&quot;,&quot;publisher&quot;:&quot;Elsevier&quot;,&quot;volume&quot;:&quot;49&quot;,&quot;container-title-short&quot;:&quot;Financ. Res. Lett.&quot;},&quot;isTemporary&quot;:false},{&quot;id&quot;:&quot;6309e9ee-2494-35da-8912-28f98cb7cca0&quot;,&quot;itemData&quot;:{&quot;type&quot;:&quot;article-journal&quot;,&quot;id&quot;:&quot;6309e9ee-2494-35da-8912-28f98cb7cca0&quot;,&quot;title&quot;:&quot;COVID-19 and instability of stock market performance: evidence from the U.S.&quot;,&quot;groupId&quot;:&quot;6b0f6c4c-af15-3c2f-ae3d-3d6652b8fe29&quot;,&quot;author&quot;:[{&quot;family&quot;:&quot;Hong&quot;,&quot;given&quot;:&quot;Hui&quot;,&quot;parse-names&quot;:false,&quot;dropping-particle&quot;:&quot;&quot;,&quot;non-dropping-particle&quot;:&quot;&quot;},{&quot;family&quot;:&quot;Bian&quot;,&quot;given&quot;:&quot;Zhicun&quot;,&quot;parse-names&quot;:false,&quot;dropping-particle&quot;:&quot;&quot;,&quot;non-dropping-particle&quot;:&quot;&quot;},{&quot;family&quot;:&quot;Lee&quot;,&quot;given&quot;:&quot;Chien Chiang&quot;,&quot;parse-names&quot;:false,&quot;dropping-particle&quot;:&quot;&quot;,&quot;non-dropping-particle&quot;:&quot;&quot;}],&quot;container-title&quot;:&quot;Financial Innovation 2021 7:1&quot;,&quot;accessed&quot;:{&quot;date-parts&quot;:[[2026,7,6]]},&quot;DOI&quot;:&quot;10.1186/S40854-021-00229-1&quot;,&quot;ISSN&quot;:&quot;2199-4730&quot;,&quot;URL&quot;:&quot;https://link-1springer-1com-1gltygdvo0a71.erproxy.cvtisr.sk/article/10.1186/s40854-021-00229-1&quot;,&quot;issued&quot;:{&quot;date-parts&quot;:[[2021,2,24]]},&quot;page&quot;:&quot;12-&quot;,&quot;abstract&quot;:&quot;The effect of COVID-19 on stock market performance has important implications for both financial theory and practice. This paper examines the relationship between COVID-19 and the instability of both stock return predictability and price volatility in the U.S over the period January 1st, 2019 to June 30th, 2020 by using the methodologies of Bai and Perron (Econometrica 66:47–78, 1998. https://doi-1org-1gltygdvo0a71.erproxy.cvtisr.sk/10.2307/2998540 ; J Appl Econo 18:1–22, 2003. https://doi-1org-1gltygdvo0a71.erproxy.cvtisr.sk/10.1002/jae.659 ), Elliot and Muller (Optimal testing general breaking processes in linear time series models. University of California at San Diego Economic Working Paper, 2004), and Xu (J Econ 173:126–142, 2013. https://doi-1org-1gltygdvo0a71.erproxy.cvtisr.sk/10.1016/j.jeconom.2012.11.001 ). The results highlight a single break in return predictability and price volatility of both S&amp;amp;P 500 and DJIA. The timing of the break is consistent with the COVID-19 outbreak, or more specifically the stock selling-offs by the U.S. senate committee members before COVID-19 crashed the market. Furthermore, return predictability and price volatility significantly increased following the derived break. The findings suggest that the pandemic crisis was associated with market inefficiency, creating profitable opportunities for traders and speculators. Furthermore, it also induced income and wealth inequality between market participants with plenty of liquidity at hand and those short of funds.&quot;,&quot;publisher&quot;:&quot;SpringerOpen&quot;,&quot;issue&quot;:&quot;1&quot;,&quot;volume&quot;:&quot;7&quot;,&quot;container-title-short&quot;:&quot;&quot;},&quot;isTemporary&quot;:false},{&quot;id&quot;:&quot;cded7ecf-984a-3c3c-8ecb-7d2e47174c6a&quot;,&quot;itemData&quot;:{&quot;type&quot;:&quot;article-journal&quot;,&quot;id&quot;:&quot;cded7ecf-984a-3c3c-8ecb-7d2e47174c6a&quot;,&quot;title&quot;:&quot;Comparison of Systemic Financial Risks in the US before and after the COVID-19 Outbreak—A Copula–GARCH with CES Approach&quot;,&quot;groupId&quot;:&quot;6b0f6c4c-af15-3c2f-ae3d-3d6652b8fe29&quot;,&quot;author&quot;:[{&quot;family&quot;:&quot;Ma&quot;,&quot;given&quot;:&quot;Ji&quot;,&quot;parse-names&quot;:false,&quot;dropping-particle&quot;:&quot;&quot;,&quot;non-dropping-particle&quot;:&quot;&quot;},{&quot;family&quot;:&quot;Li&quot;,&quot;given&quot;:&quot;Xiaoqing&quot;,&quot;parse-names&quot;:false,&quot;dropping-particle&quot;:&quot;&quot;,&quot;non-dropping-particle&quot;:&quot;&quot;},{&quot;family&quot;:&quot;Liu&quot;,&quot;given&quot;:&quot;Jianxu&quot;,&quot;parse-names&quot;:false,&quot;dropping-particle&quot;:&quot;&quot;,&quot;non-dropping-particle&quot;:&quot;&quot;},{&quot;family&quot;:&quot;Cui&quot;,&quot;given&quot;:&quot;Jiande&quot;,&quot;parse-names&quot;:false,&quot;dropping-particle&quot;:&quot;&quot;,&quot;non-dropping-particle&quot;:&quot;&quot;},{&quot;family&quot;:&quot;Zhang&quot;,&quot;given&quot;:&quot;Mingzhi&quot;,&quot;parse-names&quot;:false,&quot;dropping-particle&quot;:&quot;&quot;,&quot;non-dropping-particle&quot;:&quot;&quot;},{&quot;family&quot;:&quot;Sriboonchitta&quot;,&quot;given&quot;:&quot;Songsak&quot;,&quot;parse-names&quot;:false,&quot;dropping-particle&quot;:&quot;&quot;,&quot;non-dropping-particle&quot;:&quot;&quot;}],&quot;container-title&quot;:&quot;Axioms 2022, Vol. 11, Page 669&quot;,&quot;accessed&quot;:{&quot;date-parts&quot;:[[2026,7,6]]},&quot;DOI&quot;:&quot;10.3390/AXIOMS11120669&quot;,&quot;ISSN&quot;:&quot;2075-1680&quot;,&quot;URL&quot;:&quot;https://www-1mdpi-1com-1gltygdvo0a71.erproxy.cvtisr.sk/2075-1680/11/12/669/htm&quot;,&quot;issued&quot;:{&quot;date-parts&quot;:[[2022,11,25]]},&quot;page&quot;:&quot;669&quot;,&quot;abstract&quot;:&quot;The analysis and prediction of systemic financial risks in the US during the COVID-19 pandemic is of great significance to the stability of financial markets in the US and even the world. This paper aims to predict the systemic financial risk in the US before and during the COVID-19 pandemic by using copula–GJR–GARCH models with component expected shortfall (CES), and also identify systemically important financial institutions (SIFIs) for the two comparative periods. The empirical results show that the overall systemic financial risk increased after the outbreak of the COVID-19 pandemic, especially in the first half of the year. We predicted four extreme risks that were basically successful in capturing the high risks in the US financial markets. Second, we identified the SIFIs, and depository banks made the greatest contribution to systemic risk from four financial groups. Third, after the outbreak of the epidemic, the share of Broker–Dealer and Other Institutions in the overall systemic risk has apparently increased. Finally, we recommend that the US financial regulators should consider macro-prudential guidance for major financial institutions, and we should pay more attention to Broker–Dealers, thereby improving the financial stability of the US and the global financial markets.&quot;,&quot;publisher&quot;:&quot;Multidisciplinary Digital Publishing Institute&quot;,&quot;issue&quot;:&quot;12&quot;,&quot;volume&quot;:&quot;11&quot;,&quot;container-title-short&quot;:&quot;&quot;},&quot;isTemporary&quot;:false},{&quot;id&quot;:&quot;2cf4475f-be1d-3f3e-9872-a4119d35960d&quot;,&quot;itemData&quot;:{&quot;type&quot;:&quot;article-journal&quot;,&quot;id&quot;:&quot;2cf4475f-be1d-3f3e-9872-a4119d35960d&quot;,&quot;title&quot;:&quot;Volatility forecasting and assessing risk of financial markets using multi-transformer neural network based architecture&quot;,&quot;groupId&quot;:&quot;6b0f6c4c-af15-3c2f-ae3d-3d6652b8fe29&quot;,&quot;author&quot;:[{&quot;family&quot;:&quot;Mishra&quot;,&quot;given&quot;:&quot;Aswini Kumar&quot;,&quot;parse-names&quot;:false,&quot;dropping-particle&quot;:&quot;&quot;,&quot;non-dropping-particle&quot;:&quot;&quot;},{&quot;family&quot;:&quot;Renganathan&quot;,&quot;given&quot;:&quot;Jayashree&quot;,&quot;parse-names&quot;:false,&quot;dropping-particle&quot;:&quot;&quot;,&quot;non-dropping-particle&quot;:&quot;&quot;},{&quot;family&quot;:&quot;Gupta&quot;,&quot;given&quot;:&quot;Aaryaman&quot;,&quot;parse-names&quot;:false,&quot;dropping-particle&quot;:&quot;&quot;,&quot;non-dropping-particle&quot;:&quot;&quot;}],&quot;container-title&quot;:&quot;Engineering Applications of Artificial Intelligence&quot;,&quot;accessed&quot;:{&quot;date-parts&quot;:[[2026,7,3]]},&quot;DOI&quot;:&quot;10.1016/J.ENGAPPAI.2024.108223&quot;,&quot;ISSN&quot;:&quot;0952-1976&quot;,&quot;URL&quot;:&quot;https://www-1sciencedirect-1com-1gltygdvo090d.erproxy.cvtisr.sk/science/article/pii/S0952197624003816?pes=vor&amp;utm_source=clarivate&amp;getft_integrator=clarivate&quot;,&quot;issued&quot;:{&quot;date-parts&quot;:[[2024,7,1]]},&quot;page&quot;:&quot;108223&quot;,&quot;abstract&quot;:&quot;This research introduces a more reliable model for predicting market volatility. The model incorporates Transformer and Multi-transformer layers with the GARCH and LSTM models and compares their performance to classic GARCH-type models. Euro-US Dollar FX Spot Rate (EURO-USD), Australian-US Dollar FX Spot Rate (AUD-USD), S&amp;P 500 Index, FTSE 100 Index, Reliance Industries Ltd., and Samsung Electronics Co Ltd. are analyzed. The timeframe examined is January 2005 to December 2021, with training from 2005 to 2016 and testing from 2017 to 2021. Empirical evidence suggests that hybrid Neural-network models, notably Transformer-based models, outperform individual transformers, deep learning, neural networks, and traditional GARCH-type models, even in unpredictable conditions like the COVID-19 pandemic. Within the hybrid Neural-network models, MT-GARCH and MTL-GARCH showed lower validation error (RMSE) than the other models, showing that the bagging mechanism added to the attention mechanism of the Multi-Transformer architecture helped to lower the error in the variance in the noisy data of the daily returns of the assets, reducing the RMSE of the hybrid multi-Transformer models. In addition, three to four of the five hybrid neural-network models showed appropriate risk estimates for the entire test period, as observed from the Christoffersen test. Moreover, the lengthy sample period helps test whether hybrid models perform better than classic GARCH-type models in volatile conditions like the COVID-19 pandemic.&quot;,&quot;publisher&quot;:&quot;Pergamon&quot;,&quot;volume&quot;:&quot;133&quot;,&quot;container-title-short&quot;:&quot;Eng. Appl. Artif. Intell.&quot;},&quot;isTemporary&quot;:false},{&quot;id&quot;:&quot;64f37da4-45fa-31a4-8999-6827381fb6bc&quot;,&quot;itemData&quot;:{&quot;type&quot;:&quot;article-journal&quot;,&quot;id&quot;:&quot;64f37da4-45fa-31a4-8999-6827381fb6bc&quot;,&quot;title&quot;:&quot;COVID-19 Impact on Stock Markets: A Multiscale Event Analysis Perspective&quot;,&quot;author&quot;:[{&quot;family&quot;:&quot;Li&quot;,&quot;given&quot;:&quot;Helong&quot;,&quot;parse-names&quot;:false,&quot;dropping-particle&quot;:&quot;&quot;,&quot;non-dropping-particle&quot;:&quot;&quot;},{&quot;family&quot;:&quot;Xu&quot;,&quot;given&quot;:&quot;Guanglong&quot;,&quot;parse-names&quot;:false,&quot;dropping-particle&quot;:&quot;&quot;,&quot;non-dropping-particle&quot;:&quot;&quot;},{&quot;family&quot;:&quot;Huang&quot;,&quot;given&quot;:&quot;Qin&quot;,&quot;parse-names&quot;:false,&quot;dropping-particle&quot;:&quot;&quot;,&quot;non-dropping-particle&quot;:&quot;&quot;},{&quot;family&quot;:&quot;Ruan&quot;,&quot;given&quot;:&quot;Rubin&quot;,&quot;parse-names&quot;:false,&quot;dropping-particle&quot;:&quot;&quot;,&quot;non-dropping-particle&quot;:&quot;&quot;},{&quot;family&quot;:&quot;Zhang&quot;,&quot;given&quot;:&quot;Weiguo&quot;,&quot;parse-names&quot;:false,&quot;dropping-particle&quot;:&quot;&quot;,&quot;non-dropping-particle&quot;:&quot;&quot;}],&quot;container-title&quot;:&quot;Computational Economics 2023 63:3&quot;,&quot;accessed&quot;:{&quot;date-parts&quot;:[[2026,7,4]]},&quot;DOI&quot;:&quot;10.1007/S10614-023-10448-6&quot;,&quot;ISBN&quot;:&quot;0123456789&quot;,&quot;ISSN&quot;:&quot;1572-9974&quot;,&quot;URL&quot;:&quot;https://link-1springer-1com-1gltygdvo09a3.erproxy.cvtisr.sk/article/10.1007/s10614-023-10448-6&quot;,&quot;issued&quot;:{&quot;date-parts&quot;:[[2023,8,28]]},&quot;page&quot;:&quot;1191-1212&quot;,&quot;abstract&quot;:&quot;The existing literature primarily examined the impact of unexpected events on the stock market at a single scale, posing the challenge of a lack of multiscale analysis. This paper investigates the impact of COVID-19 on stock markets (China, the U.S., and Hong Kong) from a multiscale perspective using an improved ensemble empirical mode decomposition (EEMD)-based event analysis method. First, the stock price series is decomposed into several independent intrinsic mode functions (IMFs) and a residue. Second, a novel composition method is proposed to reconstruct the IMFs into three components: high-frequency, low-frequency, and long-term trend. We find that the composition of low-frequency and long-term trend components is dominant, which is used to estimate the strength of COVID-19 impact on the stock markets. In addition, the outbreak of COVID-19 significantly increased the intensity of short-term fluctuations in stock prices. Finally, the high-frequency component is analyzed to capture the volatility spillover effects among the three stock markets by the BEKK(Baba-Engle-Kraft-Kroner)-GARCH model. The results show that before the outbreak, there are two-way volatility spillovers between any two of the three markets. After the outbreak, there is no spillover effect between China and Hong Kong, and Hong Kong has no spillover effect on the U.S. However, volatility in the U.S. market still has a significant spillover effect on the other two markets, implying that a mature market can absorb new information more quickly.&quot;,&quot;publisher&quot;:&quot;Springer&quot;,&quot;issue&quot;:&quot;3&quot;,&quot;volume&quot;:&quot;63&quot;,&quot;container-title-short&quot;:&quot;&quot;},&quot;isTemporary&quot;:false},{&quot;id&quot;:&quot;c0a65706-e77a-3689-b1bd-f195db051171&quot;,&quot;itemData&quot;:{&quot;type&quot;:&quot;article-journal&quot;,&quot;id&quot;:&quot;c0a65706-e77a-3689-b1bd-f195db051171&quot;,&quot;title&quot;:&quot;Co-movement dynamics of US and Chinese stock market: evidence from COVID-19 crisis&quot;,&quot;author&quot;:[{&quot;family&quot;:&quot;Song&quot;,&quot;given&quot;:&quot;Ge&quot;,&quot;parse-names&quot;:false,&quot;dropping-particle&quot;:&quot;&quot;,&quot;non-dropping-particle&quot;:&quot;&quot;},{&quot;family&quot;:&quot;Xia&quot;,&quot;given&quot;:&quot;Zhiqing&quot;,&quot;parse-names&quot;:false,&quot;dropping-particle&quot;:&quot;&quot;,&quot;non-dropping-particle&quot;:&quot;&quot;},{&quot;family&quot;:&quot;Basheer&quot;,&quot;given&quot;:&quot;Muhammad Farhan&quot;,&quot;parse-names&quot;:false,&quot;dropping-particle&quot;:&quot;&quot;,&quot;non-dropping-particle&quot;:&quot;&quot;},{&quot;family&quot;:&quot;Shah&quot;,&quot;given&quot;:&quot;Syed Mehmood Ali&quot;,&quot;parse-names&quot;:false,&quot;dropping-particle&quot;:&quot;&quot;,&quot;non-dropping-particle&quot;:&quot;&quot;}],&quot;container-title&quot;:&quot;Economic Research-Ekonomska Istrazivanja &quot;,&quot;accessed&quot;:{&quot;date-parts&quot;:[[2026,7,3]]},&quot;DOI&quot;:&quot;10.1080/1331677X.2021.1957971&quot;,&quot;ISSN&quot;:&quot;1331677X&quot;,&quot;URL&quot;:&quot;/doi/pdf/10.1080/1331677X.2021.1957971?download=true&quot;,&quot;issued&quot;:{&quot;date-parts&quot;:[[2022]]},&quot;page&quot;:&quot;2460-2476&quot;,&quot;abstract&quot;:&quot;This paper aims to examine the co-movement between the two economic powers, namely the USA and China. The authors are mainly interested in examining the dynamics of co-movements during, and in the pre-covid periods. Additionally, they have aimed to examine the volatility spillover between USA and China, during and in the pre-covid periods. In order to achieve the research-based objectives, advanced econometrics models have been applied to the data from July1, 2010, to April 30, 2021. The results show that the sample market is integrated in the long run. The results also indicate that the behaviour of the Chinese market is same as the US market, and offers negligible opportunities for investors for diversification during this time. The findings indicate that the Ganger Causality between the stock markets during crisis is significantly higher than the pre-crisis period. The results of EGARCH model confirm the presence of asymmetric volatility spillover effects between the US and Chinese markets, during the considered time periods. This study also examines the co-movement in China, grounded upon the robust approach that facilitates examining the dependence structure between the sample variables. The findings offer valuable understanding for investors who are looking for investment diversification opportunities worldwide.&quot;,&quot;publisher&quot;:&quot;Taylor and Francis Ltd.&quot;,&quot;issue&quot;:&quot;1&quot;,&quot;volume&quot;:&quot;35&quot;,&quot;container-title-short&quot;:&quot;&quot;},&quot;isTemporary&quot;:false}]},{&quot;citationID&quot;:&quot;MENDELEY_CITATION_c021ca4d-7a85-4e37-af8d-46f58dc1248f&quot;,&quot;properties&quot;:{&quot;noteIndex&quot;:0},&quot;isEdited&quot;:false,&quot;manualOverride&quot;:{&quot;isManuallyOverridden&quot;:false,&quot;citeprocText&quot;:&quot;(Fei and Zhang, 2023; T. Yang et al., 2023)&quot;,&quot;manualOverrideText&quot;:&quot;&quot;},&quot;citationTag&quot;:&quot;MENDELEY_CITATION_v3_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&quot;,&quot;citationItems&quot;:[{&quot;id&quot;:&quot;6429332e-b6a4-37de-b239-f666e433ffac&quot;,&quot;itemData&quot;:{&quot;type&quot;:&quot;article-journal&quot;,&quot;id&quot;:&quot;6429332e-b6a4-37de-b239-f666e433ffac&quot;,&quot;title&quot;:&quot;Chinese stock market volatility and herding behavior asymmetry during the COVID-19 pandemic&quot;,&quot;groupId&quot;:&quot;6b0f6c4c-af15-3c2f-ae3d-3d6652b8fe29&quot;,&quot;author&quot;:[{&quot;family&quot;:&quot;Fei&quot;,&quot;given&quot;:&quot;Fan&quot;,&quot;parse-names&quot;:false,&quot;dropping-particle&quot;:&quot;&quot;,&quot;non-dropping-particle&quot;:&quot;&quot;},{&quot;family&quot;:&quot;Zhang&quot;,&quot;given&quot;:&quot;Jianing&quot;,&quot;parse-names&quot;:false,&quot;dropping-particle&quot;:&quot;&quot;,&quot;non-dropping-particle&quot;:&quot;&quot;}],&quot;container-title&quot;:&quot;Cogent Economics and Finance&quot;,&quot;accessed&quot;:{&quot;date-parts&quot;:[[2026,7,4]]},&quot;DOI&quot;:&quot;10.1080/23322039.2023.2203436&quot;,&quot;ISSN&quot;:&quot;23322039&quot;,&quot;URL&quot;:&quot;/doi/pdf/10.1080/23322039.2023.2203436?download=true&quot;,&quot;issued&quot;:{&quot;date-parts&quot;:[[2023]]},&quot;abstract&quot;:&quot;The primary purpose of this paper is to explore the herding behavior in the Chinese stock market during COVID-19 and the asymmetry of that behavior using the daily returns of A- and B-shares from 2 January 2019, to 15 October 2021. The study uses the cross-sectional absolute deviation model to analyze stock market herding behavior by non-linear polynomial regression. We show that the herding behavior in the Chinese stock market is more prominent during the COVID-19 pandemic. Herding behavior has a negative effect on stock market volatility. Moreover, such a suppressing effect weakened during the COVID-19 pandemic. There is an asymmetry in herding behavior during the bull and bear markets, which is helpful in our investigation of the market’s volatility during the COVID-19 pandemic. The pronounced asymmetry in the herding behavior of the Chinese stock market during COVID-19 is assessed using the E-GARCH (p, q) model. The empirical results of the present study contribute to the literature about herding asymmetry by showing the herding behavior during the health crisis and bull and bear markets. It also helps reconcile the debate about the impact of herding on market stability and provides insightful guidance for investors wishing to invest in the Chinese stock market.&quot;,&quot;publisher&quot;:&quot;Cogent OA&quot;,&quot;issue&quot;:&quot;1&quot;,&quot;volume&quot;:&quot;11&quot;,&quot;container-title-short&quot;:&quot;&quot;},&quot;isTemporary&quot;:false},{&quot;id&quot;:&quot;e4628352-6179-3da1-8c13-50c57a1424c9&quot;,&quot;itemData&quot;:{&quot;type&quot;:&quot;article-journal&quot;,&quot;id&quot;:&quot;e4628352-6179-3da1-8c13-50c57a1424c9&quot;,&quot;title&quot;:&quot;“Investor attention fluctuation and stock market volatility: Evidence from China”&quot;,&quot;groupId&quot;:&quot;6b0f6c4c-af15-3c2f-ae3d-3d6652b8fe29&quot;,&quot;author&quot;:[{&quot;family&quot;:&quot;Yang&quot;,&quot;given&quot;:&quot;Taiji&quot;,&quot;parse-names&quot;:false,&quot;dropping-particle&quot;:&quot;&quot;,&quot;non-dropping-particle&quot;:&quot;&quot;},{&quot;family&quot;:&quot;Zhuo&quot;,&quot;given&quot;:&quot;Siqi&quot;,&quot;parse-names&quot;:false,&quot;dropping-particle&quot;:&quot;&quot;,&quot;non-dropping-particle&quot;:&quot;&quot;},{&quot;family&quot;:&quot;Yang&quot;,&quot;given&quot;:&quot;Yongsheng&quot;,&quot;parse-names&quot;:false,&quot;dropping-particle&quot;:&quot;&quot;,&quot;non-dropping-particle&quot;:&quot;&quot;}],&quot;container-title&quot;:&quot;PLOS ONE&quot;,&quot;accessed&quot;:{&quot;date-parts&quot;:[[2026,7,3]]},&quot;DOI&quot;:&quot;10.1371/JOURNAL.PONE.0293825&quot;,&quot;ISSN&quot;:&quot;1932-6203&quot;,&quot;PMID&quot;:&quot;38011123&quot;,&quot;URL&quot;:&quot;https://journals.plos.org/plosone/article?id=10.1371/journal.pone.0293825&quot;,&quot;issued&quot;:{&quot;date-parts&quot;:[[2023,11,1]]},&quot;page&quot;:&quot;e0293825&quot;,&quot;abstract&quot;:&quot;This paper examines the linkage between Chinese stock market volatility and investor attention fluctuation. In Heterogeneous autoregressive (HAR) model, first, we analyzed the linkage between both decomposed and undecomposed stock market realized volatility and investor attention fluctuations across full-sample and two-year moving window sub-samples. Second, we compare the predictive power of four models in short-, medium-, and long-term volatility forecasting. Empirical results show large positive attention fluctuation amplified Chinese stock market volatility after the outbreak of COVID-19, and negative small attention fluctuation significantly stabilized stock market volatility before COVID-19, and the impact dwindled in after COVID-19. The model incorporating decomposed realized volatility and decomposed attention fluctuation performs better in volatility Forecasting. This research underscores a shift in the dynamics between stock market volatility and investor attention fluctuations, and investor attention fluctuation improves the volatility forecasting accuracy of the Chinese stock market.&quot;,&quot;publisher&quot;:&quot;Public Library of Science&quot;,&quot;issue&quot;:&quot;11&quot;,&quot;volume&quot;:&quot;18&quot;,&quot;container-title-short&quot;:&quot;PLoS One&quot;},&quot;isTemporary&quot;:false}]},{&quot;citationID&quot;:&quot;MENDELEY_CITATION_29483d99-c6da-4450-b055-74cb9ec46e00&quot;,&quot;properties&quot;:{&quot;noteIndex&quot;:0},&quot;isEdited&quot;:false,&quot;manualOverride&quot;:{&quot;isManuallyOverridden&quot;:false,&quot;citeprocText&quot;:&quot;(Ge, 2025; Li et al., 2023; Zhang and Fang, 2021)&quot;,&quot;manualOverrideText&quot;:&quot;&quot;},&quot;citationTag&quot;:&quot;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&quot;,&quot;citationItems&quot;:[{&quot;id&quot;:&quot;daa5fb1c-204b-3bea-94e8-77764728dd61&quot;,&quot;itemData&quot;:{&quot;type&quot;:&quot;article-journal&quot;,&quot;id&quot;:&quot;daa5fb1c-204b-3bea-94e8-77764728dd61&quot;,&quot;title&quot;:&quot;Enhancing stock market Forecasting: A hybrid model for accurate prediction of S&amp;P 500 and CSI 300 future prices&quot;,&quot;groupId&quot;:&quot;6b0f6c4c-af15-3c2f-ae3d-3d6652b8fe29&quot;,&quot;author&quot;:[{&quot;family&quot;:&quot;Ge&quot;,&quot;given&quot;:&quot;Qing&quot;,&quot;parse-names&quot;:false,&quot;dropping-particle&quot;:&quot;&quot;,&quot;non-dropping-particle&quot;:&quot;&quot;}],&quot;container-title&quot;:&quot;Expert Systems with Applications&quot;,&quot;accessed&quot;:{&quot;date-parts&quot;:[[2026,7,3]]},&quot;DOI&quot;:&quot;10.1016/J.ESWA.2024.125380&quot;,&quot;ISSN&quot;:&quot;0957-4174&quot;,&quot;URL&quot;:&quot;https://www-1sciencedirect-1com-1gltygdvo090d.erproxy.cvtisr.sk/science/article/pii/S0957417424022474?pes=vor&amp;utm_source=clarivate&amp;getft_integrator=clarivate&quot;,&quot;issued&quot;:{&quot;date-parts&quot;:[[2025,1,15]]},&quot;page&quot;:&quot;125380&quot;,&quot;abstract&quot;:&quot;This paper investigates the challenging domain of stock market prediction, a significant aspect of financial markets. It focuses on developing predictive models to forecast stock prices accurately, vital for mitigating losses and maximizing gains amidst the inherent unpredictability and volatility of the market. The study comprehensively analyzes various predictive models, including time series analysis and advanced machine learning techniques. It highlights the superiority of ensemble or hybrid models in enhancing prediction reliability. Central to this research is the development of a model incorporating detailed data collection, thorough analysis, and state-of-the-art machine learning methods, achieving notable predictive accuracy. This approach underscores the benefits of data-centric strategies in today's rapidly evolving business environment and the widespread applicability of predictive analytics. The model outperforms conventional methods by decomposing time series into simpler components and optimizing hyperparameters, thereby enhancing prediction accuracy, as demonstrated by performance testing on the S&amp;P 500 and CSI 300 indices. The RMSE, MAE, and R2 values of the MEME-AO-LSTM model are 27.12, 19.43, and 0.992, respectively, which serve as evidence of this. The model's generalizability and high performance are demonstrated by its efficacy in a variety of major markets, including the NASDAQ 100, Nikkei 225, FTSE, DAX, SSE, and KOSPI. Additionally, the model's adaptability under diverse market conditions is demonstrated through its evaluation of its robustness in response to significant events, such as the economic stimulus responses to the COVID-19 pandemic and the geopolitical tensions resulting from the tension and conflict between Russia and Ukraine. Consequently, the proposed methodology has the potential to help investors achieve substantial and advantageous returns.&quot;,&quot;publisher&quot;:&quot;Pergamon&quot;,&quot;volume&quot;:&quot;260&quot;,&quot;container-title-short&quot;:&quot;Expert Syst. Appl.&quot;},&quot;isTemporary&quot;:false},{&quot;id&quot;:&quot;8278354c-a094-3f93-901f-c963de618dc9&quot;,&quot;itemData&quot;:{&quot;type&quot;:&quot;article-journal&quot;,&quot;id&quot;:&quot;8278354c-a094-3f93-901f-c963de618dc9&quot;,&quot;title&quot;:&quot;Multifractal Behaviors of Stock Indices and Their Ability to Improve Forecasting in a Volatility Clustering Period&quot;,&quot;groupId&quot;:&quot;6b0f6c4c-af15-3c2f-ae3d-3d6652b8fe29&quot;,&quot;author&quot;:[{&quot;family&quot;:&quot;Zhang&quot;,&quot;given&quot;:&quot;Shuwen&quot;,&quot;parse-names&quot;:false,&quot;dropping-particle&quot;:&quot;&quot;,&quot;non-dropping-particle&quot;:&quot;&quot;},{&quot;family&quot;:&quot;Fang&quot;,&quot;given&quot;:&quot;Wen&quot;,&quot;parse-names&quot;:false,&quot;dropping-particle&quot;:&quot;&quot;,&quot;non-dropping-particle&quot;:&quot;&quot;}],&quot;container-title&quot;:&quot;Entropy 2021, Vol. 23, Page 1018&quot;,&quot;accessed&quot;:{&quot;date-parts&quot;:[[2026,7,3]]},&quot;DOI&quot;:&quot;10.3390/E23081018&quot;,&quot;ISSN&quot;:&quot;1099-4300&quot;,&quot;URL&quot;:&quot;https://www.mdpi.com/1099-4300/23/8/1018/htm&quot;,&quot;issued&quot;:{&quot;date-parts&quot;:[[2021,8,6]]},&quot;page&quot;:&quot;1018&quot;,&quot;abstract&quot;:&quot;The financial market is a complex system, which has become more complicated due to the sudden impact of the COVID-19 pandemic in 2020. As a result there may be much higher degree of uncertainty and volatility clustering in stock markets. How does this “black swan” event affect the fractal behaviors of the stock market? How to improve the forecasting accuracy after that? Here we study the multifractal behaviors of 5-min time series of CSI300 and S&amp;P500, which represents the two stock markets of China and United States. Using the Overlapped Sliding Window-based Multifractal Detrended Fluctuation Analysis (OSW-MF-DFA) method, we found that the two markets always have multifractal characteristics, and the degree of fractal intensified during the first panic period of pandemic. Based on the long and short-term memory which are described by fractal test results, we use the Gated Recurrent Unit (GRU) neural network model to forecast these indices. We found that during the large volatility clustering period, the prediction accuracy of the time series can be significantly improved by adding the time-varying Hurst index to the GRU neural network.&quot;,&quot;publisher&quot;:&quot;Multidisciplinary Digital Publishing Institute&quot;,&quot;issue&quot;:&quot;8&quot;,&quot;volume&quot;:&quot;23&quot;,&quot;container-title-short&quot;:&quot;&quot;},&quot;isTemporary&quot;:false},{&quot;id&quot;:&quot;64f37da4-45fa-31a4-8999-6827381fb6bc&quot;,&quot;itemData&quot;:{&quot;type&quot;:&quot;article-journal&quot;,&quot;id&quot;:&quot;64f37da4-45fa-31a4-8999-6827381fb6bc&quot;,&quot;title&quot;:&quot;COVID-19 Impact on Stock Markets: A Multiscale Event Analysis Perspective&quot;,&quot;author&quot;:[{&quot;family&quot;:&quot;Li&quot;,&quot;given&quot;:&quot;Helong&quot;,&quot;parse-names&quot;:false,&quot;dropping-particle&quot;:&quot;&quot;,&quot;non-dropping-particle&quot;:&quot;&quot;},{&quot;family&quot;:&quot;Xu&quot;,&quot;given&quot;:&quot;Guanglong&quot;,&quot;parse-names&quot;:false,&quot;dropping-particle&quot;:&quot;&quot;,&quot;non-dropping-particle&quot;:&quot;&quot;},{&quot;family&quot;:&quot;Huang&quot;,&quot;given&quot;:&quot;Qin&quot;,&quot;parse-names&quot;:false,&quot;dropping-particle&quot;:&quot;&quot;,&quot;non-dropping-particle&quot;:&quot;&quot;},{&quot;family&quot;:&quot;Ruan&quot;,&quot;given&quot;:&quot;Rubin&quot;,&quot;parse-names&quot;:false,&quot;dropping-particle&quot;:&quot;&quot;,&quot;non-dropping-particle&quot;:&quot;&quot;},{&quot;family&quot;:&quot;Zhang&quot;,&quot;given&quot;:&quot;Weiguo&quot;,&quot;parse-names&quot;:false,&quot;dropping-particle&quot;:&quot;&quot;,&quot;non-dropping-particle&quot;:&quot;&quot;}],&quot;container-title&quot;:&quot;Computational Economics 2023 63:3&quot;,&quot;accessed&quot;:{&quot;date-parts&quot;:[[2026,7,4]]},&quot;DOI&quot;:&quot;10.1007/S10614-023-10448-6&quot;,&quot;ISBN&quot;:&quot;0123456789&quot;,&quot;ISSN&quot;:&quot;1572-9974&quot;,&quot;URL&quot;:&quot;https://link-1springer-1com-1gltygdvo09a3.erproxy.cvtisr.sk/article/10.1007/s10614-023-10448-6&quot;,&quot;issued&quot;:{&quot;date-parts&quot;:[[2023,8,28]]},&quot;page&quot;:&quot;1191-1212&quot;,&quot;abstract&quot;:&quot;The existing literature primarily examined the impact of unexpected events on the stock market at a single scale, posing the challenge of a lack of multiscale analysis. This paper investigates the impact of COVID-19 on stock markets (China, the U.S., and Hong Kong) from a multiscale perspective using an improved ensemble empirical mode decomposition (EEMD)-based event analysis method. First, the stock price series is decomposed into several independent intrinsic mode functions (IMFs) and a residue. Second, a novel composition method is proposed to reconstruct the IMFs into three components: high-frequency, low-frequency, and long-term trend. We find that the composition of low-frequency and long-term trend components is dominant, which is used to estimate the strength of COVID-19 impact on the stock markets. In addition, the outbreak of COVID-19 significantly increased the intensity of short-term fluctuations in stock prices. Finally, the high-frequency component is analyzed to capture the volatility spillover effects among the three stock markets by the BEKK(Baba-Engle-Kraft-Kroner)-GARCH model. The results show that before the outbreak, there are two-way volatility spillovers between any two of the three markets. After the outbreak, there is no spillover effect between China and Hong Kong, and Hong Kong has no spillover effect on the U.S. However, volatility in the U.S. market still has a significant spillover effect on the other two markets, implying that a mature market can absorb new information more quickly.&quot;,&quot;publisher&quot;:&quot;Springer&quot;,&quot;issue&quot;:&quot;3&quot;,&quot;volume&quot;:&quot;63&quot;,&quot;container-title-short&quot;:&quot;&quot;},&quot;isTemporary&quot;:false}]},{&quot;citationID&quot;:&quot;MENDELEY_CITATION_9a1aee9c-31da-4124-8f2e-b57d303be47f&quot;,&quot;properties&quot;:{&quot;noteIndex&quot;:0},&quot;isEdited&quot;:false,&quot;manualOverride&quot;:{&quot;isManuallyOverridden&quot;:false,&quot;citeprocText&quot;:&quot;(Song et al., 2022)&quot;,&quot;manualOverrideText&quot;:&quot;&quot;},&quot;citationTag&quot;:&quot;MENDELEY_CITATION_v3_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&quot;,&quot;citationItems&quot;:[{&quot;id&quot;:&quot;c0a65706-e77a-3689-b1bd-f195db051171&quot;,&quot;itemData&quot;:{&quot;type&quot;:&quot;article-journal&quot;,&quot;id&quot;:&quot;c0a65706-e77a-3689-b1bd-f195db051171&quot;,&quot;title&quot;:&quot;Co-movement dynamics of US and Chinese stock market: evidence from COVID-19 crisis&quot;,&quot;author&quot;:[{&quot;family&quot;:&quot;Song&quot;,&quot;given&quot;:&quot;Ge&quot;,&quot;parse-names&quot;:false,&quot;dropping-particle&quot;:&quot;&quot;,&quot;non-dropping-particle&quot;:&quot;&quot;},{&quot;family&quot;:&quot;Xia&quot;,&quot;given&quot;:&quot;Zhiqing&quot;,&quot;parse-names&quot;:false,&quot;dropping-particle&quot;:&quot;&quot;,&quot;non-dropping-particle&quot;:&quot;&quot;},{&quot;family&quot;:&quot;Basheer&quot;,&quot;given&quot;:&quot;Muhammad Farhan&quot;,&quot;parse-names&quot;:false,&quot;dropping-particle&quot;:&quot;&quot;,&quot;non-dropping-particle&quot;:&quot;&quot;},{&quot;family&quot;:&quot;Shah&quot;,&quot;given&quot;:&quot;Syed Mehmood Ali&quot;,&quot;parse-names&quot;:false,&quot;dropping-particle&quot;:&quot;&quot;,&quot;non-dropping-particle&quot;:&quot;&quot;}],&quot;container-title&quot;:&quot;Economic Research-Ekonomska Istrazivanja &quot;,&quot;accessed&quot;:{&quot;date-parts&quot;:[[2026,7,3]]},&quot;DOI&quot;:&quot;10.1080/1331677X.2021.1957971&quot;,&quot;ISSN&quot;:&quot;1331677X&quot;,&quot;URL&quot;:&quot;/doi/pdf/10.1080/1331677X.2021.1957971?download=true&quot;,&quot;issued&quot;:{&quot;date-parts&quot;:[[2022]]},&quot;page&quot;:&quot;2460-2476&quot;,&quot;abstract&quot;:&quot;This paper aims to examine the co-movement between the two economic powers, namely the USA and China. The authors are mainly interested in examining the dynamics of co-movements during, and in the pre-covid periods. Additionally, they have aimed to examine the volatility spillover between USA and China, during and in the pre-covid periods. In order to achieve the research-based objectives, advanced econometrics models have been applied to the data from July1, 2010, to April 30, 2021. The results show that the sample market is integrated in the long run. The results also indicate that the behaviour of the Chinese market is same as the US market, and offers negligible opportunities for investors for diversification during this time. The findings indicate that the Ganger Causality between the stock markets during crisis is significantly higher than the pre-crisis period. The results of EGARCH model confirm the presence of asymmetric volatility spillover effects between the US and Chinese markets, during the considered time periods. This study also examines the co-movement in China, grounded upon the robust approach that facilitates examining the dependence structure between the sample variables. The findings offer valuable understanding for investors who are looking for investment diversification opportunities worldwide.&quot;,&quot;publisher&quot;:&quot;Taylor and Francis Ltd.&quot;,&quot;issue&quot;:&quot;1&quot;,&quot;volume&quot;:&quot;35&quot;,&quot;container-title-short&quot;:&quot;&quot;},&quot;isTemporary&quot;:false}]},{&quot;citationID&quot;:&quot;MENDELEY_CITATION_79f67159-de11-4e4c-bcc3-abe3e6eeea1a&quot;,&quot;properties&quot;:{&quot;noteIndex&quot;:0},&quot;isEdited&quot;:false,&quot;manualOverride&quot;:{&quot;isManuallyOverridden&quot;:false,&quot;citeprocText&quot;:&quot;(Chaudhary et al., 2020; Rashmi and Priti, 2022; Umar et al., 2023; Zeng et al., 2024)&quot;,&quot;manualOverrideText&quot;:&quot;&quot;},&quot;citationTag&quot;:&quot;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&quot;,&quot;citationItems&quot;:[{&quot;id&quot;:&quot;d1da70c3-32c7-35d2-b6bf-0723143d086b&quot;,&quot;itemData&quot;:{&quot;type&quot;:&quot;article-journal&quot;,&quot;id&quot;:&quot;d1da70c3-32c7-35d2-b6bf-0723143d086b&quot;,&quot;title&quot;:&quot;Volatility in International Stock Markets: An Empirical Study during COVID-19&quot;,&quot;groupId&quot;:&quot;6b0f6c4c-af15-3c2f-ae3d-3d6652b8fe29&quot;,&quot;author&quot;:[{&quot;family&quot;:&quot;Chaudhary&quot;,&quot;given&quot;:&quot;Rashmi&quot;,&quot;parse-names&quot;:false,&quot;dropping-particle&quot;:&quot;&quot;,&quot;non-dropping-particle&quot;:&quot;&quot;},{&quot;family&quot;:&quot;Bakhshi&quot;,&quot;given&quot;:&quot;Priti&quot;,&quot;parse-names&quot;:false,&quot;dropping-particle&quot;:&quot;&quot;,&quot;non-dropping-particle&quot;:&quot;&quot;},{&quot;family&quot;:&quot;Gupta&quot;,&quot;given&quot;:&quot;Hemendra&quot;,&quot;parse-names&quot;:false,&quot;dropping-particle&quot;:&quot;&quot;,&quot;non-dropping-particle&quot;:&quot;&quot;}],&quot;container-title&quot;:&quot;Journal of Risk and Financial Management 2020, Vol. 13, Page 208&quot;,&quot;accessed&quot;:{&quot;date-parts&quot;:[[2026,7,4]]},&quot;DOI&quot;:&quot;10.3390/JRFM13090208&quot;,&quot;ISSN&quot;:&quot;1911-8074&quot;,&quot;URL&quot;:&quot;https://www-1mdpi-1com-1gltygdvo09a5.erproxy.cvtisr.sk/1911-8074/13/9/208/htm&quot;,&quot;issued&quot;:{&quot;date-parts&quot;:[[2020,9,12]]},&quot;page&quot;:&quot;208&quot;,&quot;abstract&quot;:&quot;Predicting volatility is a must in the finance domain. Estimations of volatility, along with the central tendency, permit us to evaluate the chances of getting a particular result. Financial analysts are frequently challenged with the assignment of diversifying assets in order to form efficient portfolios with a higher risk to reward ratio. The objective of this research is to analyze the influence of COVID-19 on the return and volatility of the stock market indices of the top 10 countries based on GDP using a widely applied econometric model—generalized autoregressive conditional heteroscedasticity (GARCH). For this purpose, the daily returns of market indices from January 2019 to June 2020 were taken into consideration. The results reveal daily negative mean returns for all market indices during the COVID period (January 2020 to June 2020). Though the second quarter of the COVID period reflects a bounce back for all market indices with altered strengths, the volatility remains higher than in normal periods, signaling a bearish tendency in the market. The COVID variable, as an exogenous variance regressor in GARCH modeling, is found to be positive and significant for all market indices. Furthermore, the results confirmed the mean-reverting process for all market indices.&quot;,&quot;publisher&quot;:&quot;Multidisciplinary Digital Publishing Institute&quot;,&quot;issue&quot;:&quot;9&quot;,&quot;volume&quot;:&quot;13&quot;,&quot;container-title-short&quot;:&quot;&quot;},&quot;isTemporary&quot;:false},{&quot;id&quot;:&quot;b2331003-dd9d-346c-946e-e8022e52c449&quot;,&quot;itemData&quot;:{&quot;type&quot;:&quot;article-journal&quot;,&quot;id&quot;:&quot;b2331003-dd9d-346c-946e-e8022e52c449&quot;,&quot;title&quot;:&quot;Impact of COVID-19 on the Stock Market Performance of Global IT Sector&quot;,&quot;groupId&quot;:&quot;6b0f6c4c-af15-3c2f-ae3d-3d6652b8fe29&quot;,&quot;author&quot;:[{&quot;family&quot;:&quot;Rashmi&quot;,&quot;given&quot;:&quot;Chaudhary&quot;,&quot;parse-names&quot;:false,&quot;dropping-particle&quot;:&quot;&quot;,&quot;non-dropping-particle&quot;:&quot;&quot;},{&quot;family&quot;:&quot;Priti&quot;,&quot;given&quot;:&quot;Bakhshi&quot;,&quot;parse-names&quot;:false,&quot;dropping-particle&quot;:&quot;&quot;,&quot;non-dropping-particle&quot;:&quot;&quot;}],&quot;container-title&quot;:&quot;The Journal of Asian Finance, Economics and Business&quot;,&quot;accessed&quot;:{&quot;date-parts&quot;:[[2026,7,3]]},&quot;DOI&quot;:&quot;10.13106/JAFEB.2022.VOL9.NO3.0217&quot;,&quot;ISSN&quot;:&quot;2288-4637&quot;,&quot;issued&quot;:{&quot;date-parts&quot;:[[2022]]},&quot;page&quot;:&quot;217-227&quot;,&quot;abstract&quot;:&quot;Predicting return and volatility in the global Capital Market during a pandemic is challenging, and it is more difficult for a specific sector, particularly if that sector has a positive outlook. The goal of this research is to look at the impact of COVID-19 on the mean and volatility of the Information Technology Indexes of the best nine technology-driven countries based on return performance using an econometric GARCH model that is widely used. The daily returns of information technology indexes are evaluated for the same from November 2018 to February 2021. Data is taken from Yahoo Finance for CAC Tech (France), DAX Tech (Germany), FTSE All Tech (UK), KOPSI 200 IT (Korea), NIFTY IT (India), S&amp;P 500 IT (US), S&amp;P TSX (Canada), SSE_IT (China) and TOPIX17 (Japan). The results show daily positive mean returns for 8 countries' IT Indices and further, an uptrend in mean daily returns is observed in the crisis period for 6 countries' IT Indices. The exogenous variable COVID-19 which was taken as a regressor for the GARCH model was found to be positively significant for IT indices of all the countries. The overall results confirm the presence of the mean-reverting phenomenon for IT indices of all the countries.&quot;,&quot;publisher&quot;:&quot;KODISA Foundation&quot;,&quot;issue&quot;:&quot;3&quot;,&quot;volume&quot;:&quot;9&quot;,&quot;container-title-short&quot;:&quot;&quot;},&quot;isTemporary&quot;:false},{&quot;id&quot;:&quot;5416f0c0-2b57-3b54-b58f-e3db605c8aee&quot;,&quot;itemData&quot;:{&quot;type&quot;:&quot;article-journal&quot;,&quot;id&quot;:&quot;5416f0c0-2b57-3b54-b58f-e3db605c8aee&quot;,&quot;title&quot;:&quot;Covid-19 and stock market liquidity: international evidence&quot;,&quot;author&quot;:[{&quot;family&quot;:&quot;Umar&quot;,&quot;given&quot;:&quot;Muhammad&quot;,&quot;parse-names&quot;:false,&quot;dropping-particle&quot;:&quot;&quot;,&quot;non-dropping-particle&quot;:&quot;&quot;},{&quot;family&quot;:&quot;Rubbaniy&quot;,&quot;given&quot;:&quot;Ghulame&quot;,&quot;parse-names&quot;:false,&quot;dropping-particle&quot;:&quot;&quot;,&quot;non-dropping-particle&quot;:&quot;&quot;},{&quot;family&quot;:&quot;Iqbal&quot;,&quot;given&quot;:&quot;Amjad&quot;,&quot;parse-names&quot;:false,&quot;dropping-particle&quot;:&quot;&quot;,&quot;non-dropping-particle&quot;:&quot;&quot;},{&quot;family&quot;:&quot;Rizvi&quot;,&quot;given&quot;:&quot;Syed Kumail Abbas&quot;,&quot;parse-names&quot;:false,&quot;dropping-particle&quot;:&quot;&quot;,&quot;non-dropping-particle&quot;:&quot;&quot;},{&quot;family&quot;:&quot;Xu&quot;,&quot;given&quot;:&quot;Yan&quot;,&quot;parse-names&quot;:false,&quot;dropping-particle&quot;:&quot;&quot;,&quot;non-dropping-particle&quot;:&quot;&quot;}],&quot;container-title&quot;:&quot;Economic Research-Ekonomska Istrazivanja &quot;,&quot;accessed&quot;:{&quot;date-parts&quot;:[[2026,7,3]]},&quot;DOI&quot;:&quot;10.1080/1331677X.2022.2142257&quot;,&quot;ISSN&quot;:&quot;1331677X&quot;,&quot;URL&quot;:&quot;/doi/pdf/10.1080/1331677X.2022.2142257?download=true&quot;,&quot;issued&quot;:{&quot;date-parts&quot;:[[2023]]},&quot;abstract&quot;:&quot;This study analyzes the impact of Covid-19 on stock market liquidity of China and four worst hit countries by the pandemic. Using daily data for the stock market illiquidity spanning over July 1, 2019 to July 10, 2020 and the data for new cases and deaths over the period from December 31, 2019 to July 10, 2020, the results of our GARCH analysis show that liquidity in stock markets of all the sampled countries hit hard by the news of the Covid-19 outbreak. We find that for all sampled countries increase in illiquidity due to temporary shocks reverts to long term trend shortly, suggesting that the liquidity shocks due to the incidence of Covid-19 were short lived. The findings of our VAR analysis show an absence of any short-term relationship between Covid-19 new cases or deaths and illiquidity. Since the series are not integrated at same level, long-term relationship between Covid-19 and stock market illiquidity do not exist as well suggesting no evidence of the effect of Covid-19 on stock market liquidity.&quot;,&quot;publisher&quot;:&quot;Taylor and Francis Ltd.&quot;,&quot;issue&quot;:&quot;2&quot;,&quot;volume&quot;:&quot;36&quot;,&quot;container-title-short&quot;:&quot;&quot;},&quot;isTemporary&quot;:false},{&quot;id&quot;:&quot;7b1ca62f-9732-352e-83fd-328227941cd1&quot;,&quot;itemData&quot;:{&quot;type&quot;:&quot;article-journal&quot;,&quot;id&quot;:&quot;7b1ca62f-9732-352e-83fd-328227941cd1&quot;,&quot;title&quot;:&quot;The effect of the Covid pandemic on stock market volatility: Separating initial impact from time-to-recovery&quot;,&quot;author&quot;:[{&quot;family&quot;:&quot;Zeng&quot;,&quot;given&quot;:&quot;Jin&quot;,&quot;parse-names&quot;:false,&quot;dropping-particle&quot;:&quot;&quot;,&quot;non-dropping-particle&quot;:&quot;&quot;},{&quot;family&quot;:&quot;Zhang&quot;,&quot;given&quot;:&quot;Yijia&quot;,&quot;parse-names&quot;:false,&quot;dropping-particle&quot;:&quot;&quot;,&quot;non-dropping-particle&quot;:&quot;&quot;},{&quot;family&quot;:&quot;Yin&quot;,&quot;given&quot;:&quot;Yun&quot;,&quot;parse-names&quot;:false,&quot;dropping-particle&quot;:&quot;&quot;,&quot;non-dropping-particle&quot;:&quot;&quot;},{&quot;family&quot;:&quot;Moffatt&quot;,&quot;given&quot;:&quot;Peter G&quot;,&quot;parse-names&quot;:false,&quot;dropping-particle&quot;:&quot;&quot;,&quot;non-dropping-particle&quot;:&quot;&quot;},{&quot;family&quot;:&quot;Zeng&quot;,&quot;given&quot;:&quot;Jin&quot;,&quot;parse-names&quot;:false,&quot;dropping-particle&quot;:&quot;&quot;,&quot;non-dropping-particle&quot;:&quot;&quot;},{&quot;family&quot;:&quot;Zhang&quot;,&quot;given&quot;:&quot;Yijia&quot;,&quot;parse-names&quot;:false,&quot;dropping-particle&quot;:&quot;&quot;,&quot;non-dropping-particle&quot;:&quot;&quot;},{&quot;family&quot;:&quot;Yin&quot;,&quot;given&quot;:&quot;Yun&quot;,&quot;parse-names&quot;:false,&quot;dropping-particle&quot;:&quot;&quot;,&quot;non-dropping-particle&quot;:&quot;&quot;},{&quot;family&quot;:&quot;Moffatt&quot;,&quot;given&quot;:&quot;Peter G&quot;,&quot;parse-names&quot;:false,&quot;dropping-particle&quot;:&quot;&quot;,&quot;non-dropping-particle&quot;:&quot;&quot;}],&quot;container-title&quot;:&quot;Data Science in Finance and Economics 2024 4:531&quot;,&quot;accessed&quot;:{&quot;date-parts&quot;:[[2026,7,4]]},&quot;DOI&quot;:&quot;10.3934/DSFE.2024022&quot;,&quot;ISSN&quot;:&quot;2769-2140&quot;,&quot;URL&quot;:&quot;http://www-1aimspress-1com-1gltygdvo09a5.erproxy.cvtisr.sk/article/doi/10.3934/DSFE.2024022&quot;,&quot;issued&quot;:{&quot;date-parts&quot;:[[2024]]},&quot;page&quot;:&quot;531-547&quot;,&quot;abstract&quot;:&quot;&lt;p&gt;We develop an extension to the GARCHX model - named GARCHX-NL - that captures a key stylized fact for stock market return data seen during the COVID-19 pandemic: an abrupt jump in volatility at the onset of the crisis, followed by a gradual return to its precrisis level. We apply the GARCHX-NL procedure to daily data on various major stock market indexes. The profile likelihood method is used for estimation. The model decomposes the overall impact of the crisis into two measures: the initial impact, and the \&quot;half-life\&quot; of the shock. We find a strong negative association between these two measures. Moreover, countries with low initial impact but a long half-life tend to be emerging markets, while those with high initial impact and short half-life tend to be developed economies with well-established stock-markets. We attribute these differences to differences in investors' sensitivity to adverse news, and to differences in the preparedness of stock markets to absorb the effects of crises such as the COVID-19 pandemic.&lt;/p&gt;&quot;,&quot;publisher&quot;:&quot;American Institute of Mathematical Sciences (AIMS)&quot;,&quot;issue&quot;:&quot;4&quot;,&quot;volume&quot;:&quot;4&quot;,&quot;container-title-short&quot;:&quot;&quot;},&quot;isTemporary&quot;:false}]},{&quot;citationID&quot;:&quot;MENDELEY_CITATION_9011b21b-9da8-4855-8cba-64a7e1cb5ec3&quot;,&quot;properties&quot;:{&quot;noteIndex&quot;:0},&quot;isEdited&quot;:false,&quot;manualOverride&quot;:{&quot;isManuallyOverridden&quot;:false,&quot;citeprocText&quot;:&quot;(Aslam et al., 2021; Chandra and He, 2021; Chaudhary et al., 2020; Duttilo et al., 2021; Rashmi and Priti, 2022; Zeng et al., 2024)&quot;,&quot;manualOverrideText&quot;:&quot;&quot;},&quot;citationTag&quot;:&quot;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&quot;,&quot;citationItems&quot;:[{&quot;id&quot;:&quot;a10b6c7b-a695-3e5c-a5d5-0bf26d4178e3&quot;,&quot;itemData&quot;:{&quot;type&quot;:&quot;article-journal&quot;,&quot;id&quot;:&quot;a10b6c7b-a695-3e5c-a5d5-0bf26d4178e3&quot;,&quot;title&quot;:&quot;Bayesian neural networks for stock price forecasting before and during COVID-19 pandemic&quot;,&quot;groupId&quot;:&quot;6b0f6c4c-af15-3c2f-ae3d-3d6652b8fe29&quot;,&quot;author&quot;:[{&quot;family&quot;:&quot;Chandra&quot;,&quot;given&quot;:&quot;Rohitash&quot;,&quot;parse-names&quot;:false,&quot;dropping-particle&quot;:&quot;&quot;,&quot;non-dropping-particle&quot;:&quot;&quot;},{&quot;family&quot;:&quot;He&quot;,&quot;given&quot;:&quot;Yixuan&quot;,&quot;parse-names&quot;:false,&quot;dropping-particle&quot;:&quot;&quot;,&quot;non-dropping-particle&quot;:&quot;&quot;}],&quot;container-title&quot;:&quot;PLOS ONE&quot;,&quot;accessed&quot;:{&quot;date-parts&quot;:[[2026,7,3]]},&quot;DOI&quot;:&quot;10.1371/JOURNAL.PONE.0253217&quot;,&quot;ISBN&quot;:&quot;1111111111&quot;,&quot;ISSN&quot;:&quot;1932-6203&quot;,&quot;PMID&quot;:&quot;34197473&quot;,&quot;URL&quot;:&quot;https://journals.plos.org/plosone/article?id=10.1371/journal.pone.0253217&quot;,&quot;issued&quot;:{&quot;date-parts&quot;:[[2021,7,1]]},&quot;page&quot;:&quot;e0253217&quot;,&quot;abstract&quot;:&quot;Recently, there has been much attention in the use of machine learning methods, particularly deep learning for stock price prediction. A major limitation of conventional deep learning is uncertainty quantification in predictions which affect investor confidence. Bayesian neural networks feature Bayesian inference for providing inference (training) of model parameters that provides a rigorous methodology for uncertainty quantification in predictions. Markov Chain Monte Carlo (MCMC) sampling methods have been prominent in implementing inference of Bayesian neural networks; however certain limitations existed due to a large number of parameters and the need for better computational resources. Recently, there has been much progress in the area of Bayesian neural networks given the use of Langevin gradients with parallel tempering MCMC that can be implemented in a parallel computing environment. The COVID-19 pandemic had a drastic impact in the world economy and stock markets given different levels of lockdowns due to rise and fall of daily infections. It is important to investigate the performance of related forecasting models during the COVID-19 pandemic given the volatility in stock markets. In this paper, we use novel Bayesian neural networks for multi-step-ahead stock price forecasting before and during COVID-19. We also investigate if the pre-COVID-19 datasets are useful of modelling stock price forecasting during COVID-19. Our results indicate due to high volatility in the stock-price during COVID-19, it is more challenging to provide forecasting. However, we found that Bayesian neural networks could provide reasonable predictions with uncertainty quantification despite high market volatility during the first peak of the COVID-19 pandemic.&quot;,&quot;publisher&quot;:&quot;Public Library of Science&quot;,&quot;issue&quot;:&quot;7&quot;,&quot;volume&quot;:&quot;16&quot;,&quot;container-title-short&quot;:&quot;PLoS One&quot;},&quot;isTemporary&quot;:false},{&quot;id&quot;:&quot;d1da70c3-32c7-35d2-b6bf-0723143d086b&quot;,&quot;itemData&quot;:{&quot;type&quot;:&quot;article-journal&quot;,&quot;id&quot;:&quot;d1da70c3-32c7-35d2-b6bf-0723143d086b&quot;,&quot;title&quot;:&quot;Volatility in International Stock Markets: An Empirical Study during COVID-19&quot;,&quot;groupId&quot;:&quot;6b0f6c4c-af15-3c2f-ae3d-3d6652b8fe29&quot;,&quot;author&quot;:[{&quot;family&quot;:&quot;Chaudhary&quot;,&quot;given&quot;:&quot;Rashmi&quot;,&quot;parse-names&quot;:false,&quot;dropping-particle&quot;:&quot;&quot;,&quot;non-dropping-particle&quot;:&quot;&quot;},{&quot;family&quot;:&quot;Bakhshi&quot;,&quot;given&quot;:&quot;Priti&quot;,&quot;parse-names&quot;:false,&quot;dropping-particle&quot;:&quot;&quot;,&quot;non-dropping-particle&quot;:&quot;&quot;},{&quot;family&quot;:&quot;Gupta&quot;,&quot;given&quot;:&quot;Hemendra&quot;,&quot;parse-names&quot;:false,&quot;dropping-particle&quot;:&quot;&quot;,&quot;non-dropping-particle&quot;:&quot;&quot;}],&quot;container-title&quot;:&quot;Journal of Risk and Financial Management 2020, Vol. 13, Page 208&quot;,&quot;accessed&quot;:{&quot;date-parts&quot;:[[2026,7,4]]},&quot;DOI&quot;:&quot;10.3390/JRFM13090208&quot;,&quot;ISSN&quot;:&quot;1911-8074&quot;,&quot;URL&quot;:&quot;https://www-1mdpi-1com-1gltygdvo09a5.erproxy.cvtisr.sk/1911-8074/13/9/208/htm&quot;,&quot;issued&quot;:{&quot;date-parts&quot;:[[2020,9,12]]},&quot;page&quot;:&quot;208&quot;,&quot;abstract&quot;:&quot;Predicting volatility is a must in the finance domain. Estimations of volatility, along with the central tendency, permit us to evaluate the chances of getting a particular result. Financial analysts are frequently challenged with the assignment of diversifying assets in order to form efficient portfolios with a higher risk to reward ratio. The objective of this research is to analyze the influence of COVID-19 on the return and volatility of the stock market indices of the top 10 countries based on GDP using a widely applied econometric model—generalized autoregressive conditional heteroscedasticity (GARCH). For this purpose, the daily returns of market indices from January 2019 to June 2020 were taken into consideration. The results reveal daily negative mean returns for all market indices during the COVID period (January 2020 to June 2020). Though the second quarter of the COVID period reflects a bounce back for all market indices with altered strengths, the volatility remains higher than in normal periods, signaling a bearish tendency in the market. The COVID variable, as an exogenous variance regressor in GARCH modeling, is found to be positive and significant for all market indices. Furthermore, the results confirmed the mean-reverting process for all market indices.&quot;,&quot;publisher&quot;:&quot;Multidisciplinary Digital Publishing Institute&quot;,&quot;issue&quot;:&quot;9&quot;,&quot;volume&quot;:&quot;13&quot;,&quot;container-title-short&quot;:&quot;&quot;},&quot;isTemporary&quot;:false},{&quot;id&quot;:&quot;b2331003-dd9d-346c-946e-e8022e52c449&quot;,&quot;itemData&quot;:{&quot;type&quot;:&quot;article-journal&quot;,&quot;id&quot;:&quot;b2331003-dd9d-346c-946e-e8022e52c449&quot;,&quot;title&quot;:&quot;Impact of COVID-19 on the Stock Market Performance of Global IT Sector&quot;,&quot;groupId&quot;:&quot;6b0f6c4c-af15-3c2f-ae3d-3d6652b8fe29&quot;,&quot;author&quot;:[{&quot;family&quot;:&quot;Rashmi&quot;,&quot;given&quot;:&quot;Chaudhary&quot;,&quot;parse-names&quot;:false,&quot;dropping-particle&quot;:&quot;&quot;,&quot;non-dropping-particle&quot;:&quot;&quot;},{&quot;family&quot;:&quot;Priti&quot;,&quot;given&quot;:&quot;Bakhshi&quot;,&quot;parse-names&quot;:false,&quot;dropping-particle&quot;:&quot;&quot;,&quot;non-dropping-particle&quot;:&quot;&quot;}],&quot;container-title&quot;:&quot;The Journal of Asian Finance, Economics and Business&quot;,&quot;accessed&quot;:{&quot;date-parts&quot;:[[2026,7,3]]},&quot;DOI&quot;:&quot;10.13106/JAFEB.2022.VOL9.NO3.0217&quot;,&quot;ISSN&quot;:&quot;2288-4637&quot;,&quot;issued&quot;:{&quot;date-parts&quot;:[[2022]]},&quot;page&quot;:&quot;217-227&quot;,&quot;abstract&quot;:&quot;Predicting return and volatility in the global Capital Market during a pandemic is challenging, and it is more difficult for a specific sector, particularly if that sector has a positive outlook. The goal of this research is to look at the impact of COVID-19 on the mean and volatility of the Information Technology Indexes of the best nine technology-driven countries based on return performance using an econometric GARCH model that is widely used. The daily returns of information technology indexes are evaluated for the same from November 2018 to February 2021. Data is taken from Yahoo Finance for CAC Tech (France), DAX Tech (Germany), FTSE All Tech (UK), KOPSI 200 IT (Korea), NIFTY IT (India), S&amp;P 500 IT (US), S&amp;P TSX (Canada), SSE_IT (China) and TOPIX17 (Japan). The results show daily positive mean returns for 8 countries' IT Indices and further, an uptrend in mean daily returns is observed in the crisis period for 6 countries' IT Indices. The exogenous variable COVID-19 which was taken as a regressor for the GARCH model was found to be positively significant for IT indices of all the countries. The overall results confirm the presence of the mean-reverting phenomenon for IT indices of all the countries.&quot;,&quot;publisher&quot;:&quot;KODISA Foundation&quot;,&quot;issue&quot;:&quot;3&quot;,&quot;volume&quot;:&quot;9&quot;,&quot;container-title-short&quot;:&quot;&quot;},&quot;isTemporary&quot;:false},{&quot;id&quot;:&quot;470d8a4a-32b5-3a7d-a3a2-12037f95a188&quot;,&quot;itemData&quot;:{&quot;type&quot;:&quot;article-journal&quot;,&quot;id&quot;:&quot;470d8a4a-32b5-3a7d-a3a2-12037f95a188&quot;,&quot;title&quot;:&quot;Volatility Modeling: An Overview of Equity Markets in the Euro Area during COVID-19 Pandemic&quot;,&quot;groupId&quot;:&quot;6b0f6c4c-af15-3c2f-ae3d-3d6652b8fe29&quot;,&quot;author&quot;:[{&quot;family&quot;:&quot;Duttilo&quot;,&quot;given&quot;:&quot;Pierdomenico&quot;,&quot;parse-names&quot;:false,&quot;dropping-particle&quot;:&quot;&quot;,&quot;non-dropping-particle&quot;:&quot;&quot;},{&quot;family&quot;:&quot;Antonio Gattone&quot;,&quot;given&quot;:&quot;Stefano&quot;,&quot;parse-names&quot;:false,&quot;dropping-particle&quot;:&quot;&quot;,&quot;non-dropping-particle&quot;:&quot;&quot;},{&quot;family&quot;:&quot;Battista&quot;,&quot;given&quot;:&quot;Tonio&quot;,&quot;parse-names&quot;:false,&quot;dropping-particle&quot;:&quot;&quot;,&quot;non-dropping-particle&quot;:&quot;Di&quot;},{&quot;family&quot;:&quot;Alberto Ferreira&quot;,&quot;given&quot;:&quot;Manuel M&quot;,&quot;parse-names&quot;:false,&quot;dropping-particle&quot;:&quot;&quot;,&quot;non-dropping-particle&quot;:&quot;&quot;},{&quot;family&quot;:&quot;Carfì&quot;,&quot;given&quot;:&quot;David&quot;,&quot;parse-names&quot;:false,&quot;dropping-particle&quot;:&quot;&quot;,&quot;non-dropping-particle&quot;:&quot;&quot;}],&quot;container-title&quot;:&quot;Mathematics 2021, Vol. 9, Page 1212&quot;,&quot;accessed&quot;:{&quot;date-parts&quot;:[[2026,7,6]]},&quot;DOI&quot;:&quot;10.3390/MATH9111212&quot;,&quot;ISSN&quot;:&quot;2227-7390&quot;,&quot;URL&quot;:&quot;https://www-1mdpi-1com-1gltygdvo0a71.erproxy.cvtisr.sk/2227-7390/9/11/1212/htm&quot;,&quot;issued&quot;:{&quot;date-parts&quot;:[[2021,5,27]]},&quot;page&quot;:&quot;1212&quot;,&quot;abstract&quot;:&quot;Volatility is the most widespread measure of risk. Volatility modeling allows investors to capture potential losses and investment opportunities. This work aims to examine the impact of the two waves of COVID-19 infections on the return and volatility of the stock market indices of the euro area countries. The study also focuses on other important aspects such as time-varying risk premium and leverage effect. This investigation employed the Threshold GARCH(1,1)-in-Mean model with exogenous dummy variables. Daily returns of the euro area stock markets indices from 4 January 2016 to 31 December 2020 has been used for the analysis. The results reveal that euro area stock markets respond differently to the COVID-19 pandemic. Specifically, the first wave of COVID-19 infections had a notable impact on stock market volatility of euro area countries with middle-large financial centres while the second wave had a significant impact only on stock market volatility of Belgium.&quot;,&quot;publisher&quot;:&quot;Multidisciplinary Digital Publishing Institute&quot;,&quot;issue&quot;:&quot;11&quot;,&quot;volume&quot;:&quot;9&quot;,&quot;container-title-short&quot;:&quot;&quot;},&quot;isTemporary&quot;:false},{&quot;id&quot;:&quot;7b1ca62f-9732-352e-83fd-328227941cd1&quot;,&quot;itemData&quot;:{&quot;type&quot;:&quot;article-journal&quot;,&quot;id&quot;:&quot;7b1ca62f-9732-352e-83fd-328227941cd1&quot;,&quot;title&quot;:&quot;The effect of the Covid pandemic on stock market volatility: Separating initial impact from time-to-recovery&quot;,&quot;author&quot;:[{&quot;family&quot;:&quot;Zeng&quot;,&quot;given&quot;:&quot;Jin&quot;,&quot;parse-names&quot;:false,&quot;dropping-particle&quot;:&quot;&quot;,&quot;non-dropping-particle&quot;:&quot;&quot;},{&quot;family&quot;:&quot;Zhang&quot;,&quot;given&quot;:&quot;Yijia&quot;,&quot;parse-names&quot;:false,&quot;dropping-particle&quot;:&quot;&quot;,&quot;non-dropping-particle&quot;:&quot;&quot;},{&quot;family&quot;:&quot;Yin&quot;,&quot;given&quot;:&quot;Yun&quot;,&quot;parse-names&quot;:false,&quot;dropping-particle&quot;:&quot;&quot;,&quot;non-dropping-particle&quot;:&quot;&quot;},{&quot;family&quot;:&quot;Moffatt&quot;,&quot;given&quot;:&quot;Peter G&quot;,&quot;parse-names&quot;:false,&quot;dropping-particle&quot;:&quot;&quot;,&quot;non-dropping-particle&quot;:&quot;&quot;},{&quot;family&quot;:&quot;Zeng&quot;,&quot;given&quot;:&quot;Jin&quot;,&quot;parse-names&quot;:false,&quot;dropping-particle&quot;:&quot;&quot;,&quot;non-dropping-particle&quot;:&quot;&quot;},{&quot;family&quot;:&quot;Zhang&quot;,&quot;given&quot;:&quot;Yijia&quot;,&quot;parse-names&quot;:false,&quot;dropping-particle&quot;:&quot;&quot;,&quot;non-dropping-particle&quot;:&quot;&quot;},{&quot;family&quot;:&quot;Yin&quot;,&quot;given&quot;:&quot;Yun&quot;,&quot;parse-names&quot;:false,&quot;dropping-particle&quot;:&quot;&quot;,&quot;non-dropping-particle&quot;:&quot;&quot;},{&quot;family&quot;:&quot;Moffatt&quot;,&quot;given&quot;:&quot;Peter G&quot;,&quot;parse-names&quot;:false,&quot;dropping-particle&quot;:&quot;&quot;,&quot;non-dropping-particle&quot;:&quot;&quot;}],&quot;container-title&quot;:&quot;Data Science in Finance and Economics 2024 4:531&quot;,&quot;accessed&quot;:{&quot;date-parts&quot;:[[2026,7,4]]},&quot;DOI&quot;:&quot;10.3934/DSFE.2024022&quot;,&quot;ISSN&quot;:&quot;2769-2140&quot;,&quot;URL&quot;:&quot;http://www-1aimspress-1com-1gltygdvo09a5.erproxy.cvtisr.sk/article/doi/10.3934/DSFE.2024022&quot;,&quot;issued&quot;:{&quot;date-parts&quot;:[[2024]]},&quot;page&quot;:&quot;531-547&quot;,&quot;abstract&quot;:&quot;&lt;p&gt;We develop an extension to the GARCHX model - named GARCHX-NL - that captures a key stylized fact for stock market return data seen during the COVID-19 pandemic: an abrupt jump in volatility at the onset of the crisis, followed by a gradual return to its precrisis level. We apply the GARCHX-NL procedure to daily data on various major stock market indexes. The profile likelihood method is used for estimation. The model decomposes the overall impact of the crisis into two measures: the initial impact, and the \&quot;half-life\&quot; of the shock. We find a strong negative association between these two measures. Moreover, countries with low initial impact but a long half-life tend to be emerging markets, while those with high initial impact and short half-life tend to be developed economies with well-established stock-markets. We attribute these differences to differences in investors' sensitivity to adverse news, and to differences in the preparedness of stock markets to absorb the effects of crises such as the COVID-19 pandemic.&lt;/p&gt;&quot;,&quot;publisher&quot;:&quot;American Institute of Mathematical Sciences (AIMS)&quot;,&quot;issue&quot;:&quot;4&quot;,&quot;volume&quot;:&quot;4&quot;,&quot;container-title-short&quot;:&quot;&quot;},&quot;isTemporary&quot;:false},{&quot;id&quot;:&quot;b7bc5ec2-2e5e-304e-964a-6f9bf4ac699a&quot;,&quot;itemData&quot;:{&quot;type&quot;:&quot;article-journal&quot;,&quot;id&quot;:&quot;b7bc5ec2-2e5e-304e-964a-6f9bf4ac699a&quot;,&quot;title&quot;:&quot;Intraday Volatility Spillovers among European Financial Markets during COVID-19&quot;,&quot;author&quot;:[{&quot;family&quot;:&quot;Aslam&quot;,&quot;given&quot;:&quot;Faheem&quot;,&quot;parse-names&quot;:false,&quot;dropping-particle&quot;:&quot;&quot;,&quot;non-dropping-particle&quot;:&quot;&quot;},{&quot;family&quot;:&quot;Ferreira&quot;,&quot;given&quot;:&quot;Paulo&quot;,&quot;parse-names&quot;:false,&quot;dropping-particle&quot;:&quot;&quot;,&quot;non-dropping-particle&quot;:&quot;&quot;},{&quot;family&quot;:&quot;Mughal&quot;,&quot;given&quot;:&quot;Khurrum Shahzad&quot;,&quot;parse-names&quot;:false,&quot;dropping-particle&quot;:&quot;&quot;,&quot;non-dropping-particle&quot;:&quot;&quot;},{&quot;family&quot;:&quot;Bashir&quot;,&quot;given&quot;:&quot;Beenish&quot;,&quot;parse-names&quot;:false,&quot;dropping-particle&quot;:&quot;&quot;,&quot;non-dropping-particle&quot;:&quot;&quot;}],&quot;container-title&quot;:&quot;International Journal of Financial Studies 2021, Vol. 9, Page 5&quot;,&quot;accessed&quot;:{&quot;date-parts&quot;:[[2026,7,3]]},&quot;DOI&quot;:&quot;10.3390/IJFS9010005&quot;,&quot;ISSN&quot;:&quot;2227-7072&quot;,&quot;URL&quot;:&quot;https://www.mdpi.com/2227-7072/9/1/5/htm&quot;,&quot;issued&quot;:{&quot;date-parts&quot;:[[2021,1,5]]},&quot;page&quot;:&quot;5&quot;,&quot;abstract&quot;:&quot;During crises, stock market volatility generally rises sharply, and as consequence, spillovers are identified across markets. This study estimates the volatility spillover among twelve European stock markets representing all four regions of Europe. The data consists of 10,990 intraday observations from 2 December 2019 to 29 May 2020. Using the methodology of Diebold and Yilmaz, we use static and rolling windows to characterize five-minute volatility spillovers. Our results show that 77.80% of intraday volatility forecast error variance in twelve European markets comes from spillovers. Furthermore, the highest gross directional volatility spillovers are found in Sweden and the Netherlands, while the minimum spillovers to other stock markets are observed in the stock markets of Poland and Ireland. However, German and Dutch markets transmit the highest net directional volatility spillovers. Splitting the whole sample in pre- and post-pandemic declaration (11 March 2020) we find more stable spillovers in the latter. The findings reveal important information about European stock market interdependence during COVID-19, which will be beneficial to both policy-makers and practitioners.&quot;,&quot;publisher&quot;:&quot;Multidisciplinary Digital Publishing Institute&quot;,&quot;issue&quot;:&quot;1&quot;,&quot;volume&quot;:&quot;9&quot;,&quot;container-title-short&quot;:&quot;&quot;},&quot;isTemporary&quot;:false}]},{&quot;citationID&quot;:&quot;MENDELEY_CITATION_b3fd8edc-0219-495d-b44a-f1f336c9efb5&quot;,&quot;properties&quot;:{&quot;noteIndex&quot;:0},&quot;isEdited&quot;:false,&quot;manualOverride&quot;:{&quot;isManuallyOverridden&quot;:false,&quot;citeprocText&quot;:&quot;(Duttilo et al., 2021)&quot;,&quot;manualOverrideText&quot;:&quot;&quot;},&quot;citationTag&quot;:&quot;MENDELEY_CITATION_v3_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&quot;,&quot;citationItems&quot;:[{&quot;id&quot;:&quot;470d8a4a-32b5-3a7d-a3a2-12037f95a188&quot;,&quot;itemData&quot;:{&quot;type&quot;:&quot;article-journal&quot;,&quot;id&quot;:&quot;470d8a4a-32b5-3a7d-a3a2-12037f95a188&quot;,&quot;title&quot;:&quot;Volatility Modeling: An Overview of Equity Markets in the Euro Area during COVID-19 Pandemic&quot;,&quot;groupId&quot;:&quot;6b0f6c4c-af15-3c2f-ae3d-3d6652b8fe29&quot;,&quot;author&quot;:[{&quot;family&quot;:&quot;Duttilo&quot;,&quot;given&quot;:&quot;Pierdomenico&quot;,&quot;parse-names&quot;:false,&quot;dropping-particle&quot;:&quot;&quot;,&quot;non-dropping-particle&quot;:&quot;&quot;},{&quot;family&quot;:&quot;Antonio Gattone&quot;,&quot;given&quot;:&quot;Stefano&quot;,&quot;parse-names&quot;:false,&quot;dropping-particle&quot;:&quot;&quot;,&quot;non-dropping-particle&quot;:&quot;&quot;},{&quot;family&quot;:&quot;Battista&quot;,&quot;given&quot;:&quot;Tonio&quot;,&quot;parse-names&quot;:false,&quot;dropping-particle&quot;:&quot;&quot;,&quot;non-dropping-particle&quot;:&quot;Di&quot;},{&quot;family&quot;:&quot;Alberto Ferreira&quot;,&quot;given&quot;:&quot;Manuel M&quot;,&quot;parse-names&quot;:false,&quot;dropping-particle&quot;:&quot;&quot;,&quot;non-dropping-particle&quot;:&quot;&quot;},{&quot;family&quot;:&quot;Carfì&quot;,&quot;given&quot;:&quot;David&quot;,&quot;parse-names&quot;:false,&quot;dropping-particle&quot;:&quot;&quot;,&quot;non-dropping-particle&quot;:&quot;&quot;}],&quot;container-title&quot;:&quot;Mathematics 2021, Vol. 9, Page 1212&quot;,&quot;accessed&quot;:{&quot;date-parts&quot;:[[2026,7,6]]},&quot;DOI&quot;:&quot;10.3390/MATH9111212&quot;,&quot;ISSN&quot;:&quot;2227-7390&quot;,&quot;URL&quot;:&quot;https://www-1mdpi-1com-1gltygdvo0a71.erproxy.cvtisr.sk/2227-7390/9/11/1212/htm&quot;,&quot;issued&quot;:{&quot;date-parts&quot;:[[2021,5,27]]},&quot;page&quot;:&quot;1212&quot;,&quot;abstract&quot;:&quot;Volatility is the most widespread measure of risk. Volatility modeling allows investors to capture potential losses and investment opportunities. This work aims to examine the impact of the two waves of COVID-19 infections on the return and volatility of the stock market indices of the euro area countries. The study also focuses on other important aspects such as time-varying risk premium and leverage effect. This investigation employed the Threshold GARCH(1,1)-in-Mean model with exogenous dummy variables. Daily returns of the euro area stock markets indices from 4 January 2016 to 31 December 2020 has been used for the analysis. The results reveal that euro area stock markets respond differently to the COVID-19 pandemic. Specifically, the first wave of COVID-19 infections had a notable impact on stock market volatility of euro area countries with middle-large financial centres while the second wave had a significant impact only on stock market volatility of Belgium.&quot;,&quot;publisher&quot;:&quot;Multidisciplinary Digital Publishing Institute&quot;,&quot;issue&quot;:&quot;11&quot;,&quot;volume&quot;:&quot;9&quot;,&quot;container-title-short&quot;:&quot;&quot;},&quot;isTemporary&quot;:false}]},{&quot;citationID&quot;:&quot;MENDELEY_CITATION_42ce8b87-9a50-4b4e-b9a3-5131cd5d3aee&quot;,&quot;properties&quot;:{&quot;noteIndex&quot;:0},&quot;isEdited&quot;:false,&quot;manualOverride&quot;:{&quot;isManuallyOverridden&quot;:false,&quot;citeprocText&quot;:&quot;(Bouteska et al., 2023; Deev and Plíhal, 2022; Mishra et al., 2024; Zeng et al., 2024)&quot;,&quot;manualOverrideText&quot;:&quot;&quot;},&quot;citationTag&quot;:&quot;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&quot;,&quot;citationItems&quot;:[{&quot;id&quot;:&quot;177281ab-5e82-3aaa-bf29-6721eba60c65&quot;,&quot;itemData&quot;:{&quot;type&quot;:&quot;article-journal&quot;,&quot;id&quot;:&quot;177281ab-5e82-3aaa-bf29-6721eba60c65&quot;,&quot;title&quot;:&quot;Revisiting overconfidence in investment decision-making: Further evidence from the U.S. market&quot;,&quot;groupId&quot;:&quot;6b0f6c4c-af15-3c2f-ae3d-3d6652b8fe29&quot;,&quot;author&quot;:[{&quot;family&quot;:&quot;Bouteska&quot;,&quot;given&quot;:&quot;Ahmed&quot;,&quot;parse-names&quot;:false,&quot;dropping-particle&quot;:&quot;&quot;,&quot;non-dropping-particle&quot;:&quot;&quot;},{&quot;family&quot;:&quot;Harasheh&quot;,&quot;given&quot;:&quot;Murad&quot;,&quot;parse-names&quot;:false,&quot;dropping-particle&quot;:&quot;&quot;,&quot;non-dropping-particle&quot;:&quot;&quot;},{&quot;family&quot;:&quot;Abedin&quot;,&quot;given&quot;:&quot;Mohammad Zoynul&quot;,&quot;parse-names&quot;:false,&quot;dropping-particle&quot;:&quot;&quot;,&quot;non-dropping-particle&quot;:&quot;&quot;}],&quot;container-title&quot;:&quot;Research in International Business and Finance&quot;,&quot;accessed&quot;:{&quot;date-parts&quot;:[[2026,7,3]]},&quot;DOI&quot;:&quot;10.1016/J.RIBAF.2023.102028&quot;,&quot;ISSN&quot;:&quot;0275-5319&quot;,&quot;URL&quot;:&quot;https://www-1sciencedirect-1com-1gltygdvo090d.erproxy.cvtisr.sk/science/article/pii/S027553192300154X?pes=vor&amp;utm_source=clarivate&amp;getft_integrator=clarivate&quot;,&quot;issued&quot;:{&quot;date-parts&quot;:[[2023,10,1]]},&quot;page&quot;:&quot;102028&quot;,&quot;abstract&quot;:&quot;Investor overconfidence leads to excessive trading due to positive returns, causing inefficiencies in stock markets. Using a novel methodology, we build on the previous literature by investigating the existence of overconfidence by studying the causal relationship between return and trading volume covering the COVID-19 period. We implement a nonlinear approach to Granger causality based on multilayer feedforward neural networks on daily returns and trading volumes from 2016 to 2021, covering 1424 daily observations of the S&amp;P 500 index. The results provide evidence of overconfidence among investors. Such behavior may be linked to the increase in the number of investors. However, there is a decline in the rate of returns during the study period, implying uncertainty caused by the COVID-19 pandemic.&quot;,&quot;publisher&quot;:&quot;Elsevier&quot;,&quot;volume&quot;:&quot;66&quot;,&quot;container-title-short&quot;:&quot;Res. Int. Bus. Finance&quot;},&quot;isTemporary&quot;:false},{&quot;id&quot;:&quot;c0142cde-a849-301d-84df-c9a8eb2a5dce&quot;,&quot;itemData&quot;:{&quot;type&quot;:&quot;article-journal&quot;,&quot;id&quot;:&quot;c0142cde-a849-301d-84df-c9a8eb2a5dce&quot;,&quot;title&quot;:&quot;How to calm down the markets? The effects of COVID-19 economic policy responses on financial market uncertainty&quot;,&quot;groupId&quot;:&quot;6b0f6c4c-af15-3c2f-ae3d-3d6652b8fe29&quot;,&quot;author&quot;:[{&quot;family&quot;:&quot;Deev&quot;,&quot;given&quot;:&quot;Oleg&quot;,&quot;parse-names&quot;:false,&quot;dropping-particle&quot;:&quot;&quot;,&quot;non-dropping-particle&quot;:&quot;&quot;},{&quot;family&quot;:&quot;Plíhal&quot;,&quot;given&quot;:&quot;Tomáš&quot;,&quot;parse-names&quot;:false,&quot;dropping-particle&quot;:&quot;&quot;,&quot;non-dropping-particle&quot;:&quot;&quot;}],&quot;container-title&quot;:&quot;Research in International Business and Finance&quot;,&quot;accessed&quot;:{&quot;date-parts&quot;:[[2026,7,4]]},&quot;DOI&quot;:&quot;10.1016/J.RIBAF.2022.101613&quot;,&quot;ISSN&quot;:&quot;0275-5319&quot;,&quot;URL&quot;:&quot;https://www-1sciencedirect-1com-1gltygdvo09a5.erproxy.cvtisr.sk/science/article/pii/S0275531922000010?pes=vor&amp;utm_source=clarivate&amp;getft_integrator=clarivate&quot;,&quot;issued&quot;:{&quot;date-parts&quot;:[[2022,4,1]]},&quot;page&quot;:&quot;101613&quot;,&quot;abstract&quot;:&quot;Financial markets during the COVID-19 pandemic are characterized by a prolonged period of increased uncertainty. In this paper, we analyse how the announcements of policy interventions and responses, to buffer short-term economic impact of the pandemic and offset financial turmoil, have affected the level of realized volatility in 23 countries. Under the augmented heterogeneous autoregressive model framework, we show that the international calming effect of COVID-19 economic policy actions originates from the US macroprudential policy announcements.&quot;,&quot;publisher&quot;:&quot;Elsevier&quot;,&quot;volume&quot;:&quot;60&quot;,&quot;container-title-short&quot;:&quot;Res. Int. Bus. Finance&quot;},&quot;isTemporary&quot;:false},{&quot;id&quot;:&quot;2cf4475f-be1d-3f3e-9872-a4119d35960d&quot;,&quot;itemData&quot;:{&quot;type&quot;:&quot;article-journal&quot;,&quot;id&quot;:&quot;2cf4475f-be1d-3f3e-9872-a4119d35960d&quot;,&quot;title&quot;:&quot;Volatility forecasting and assessing risk of financial markets using multi-transformer neural network based architecture&quot;,&quot;groupId&quot;:&quot;6b0f6c4c-af15-3c2f-ae3d-3d6652b8fe29&quot;,&quot;author&quot;:[{&quot;family&quot;:&quot;Mishra&quot;,&quot;given&quot;:&quot;Aswini Kumar&quot;,&quot;parse-names&quot;:false,&quot;dropping-particle&quot;:&quot;&quot;,&quot;non-dropping-particle&quot;:&quot;&quot;},{&quot;family&quot;:&quot;Renganathan&quot;,&quot;given&quot;:&quot;Jayashree&quot;,&quot;parse-names&quot;:false,&quot;dropping-particle&quot;:&quot;&quot;,&quot;non-dropping-particle&quot;:&quot;&quot;},{&quot;family&quot;:&quot;Gupta&quot;,&quot;given&quot;:&quot;Aaryaman&quot;,&quot;parse-names&quot;:false,&quot;dropping-particle&quot;:&quot;&quot;,&quot;non-dropping-particle&quot;:&quot;&quot;}],&quot;container-title&quot;:&quot;Engineering Applications of Artificial Intelligence&quot;,&quot;accessed&quot;:{&quot;date-parts&quot;:[[2026,7,3]]},&quot;DOI&quot;:&quot;10.1016/J.ENGAPPAI.2024.108223&quot;,&quot;ISSN&quot;:&quot;0952-1976&quot;,&quot;URL&quot;:&quot;https://www-1sciencedirect-1com-1gltygdvo090d.erproxy.cvtisr.sk/science/article/pii/S0952197624003816?pes=vor&amp;utm_source=clarivate&amp;getft_integrator=clarivate&quot;,&quot;issued&quot;:{&quot;date-parts&quot;:[[2024,7,1]]},&quot;page&quot;:&quot;108223&quot;,&quot;abstract&quot;:&quot;This research introduces a more reliable model for predicting market volatility. The model incorporates Transformer and Multi-transformer layers with the GARCH and LSTM models and compares their performance to classic GARCH-type models. Euro-US Dollar FX Spot Rate (EURO-USD), Australian-US Dollar FX Spot Rate (AUD-USD), S&amp;P 500 Index, FTSE 100 Index, Reliance Industries Ltd., and Samsung Electronics Co Ltd. are analyzed. The timeframe examined is January 2005 to December 2021, with training from 2005 to 2016 and testing from 2017 to 2021. Empirical evidence suggests that hybrid Neural-network models, notably Transformer-based models, outperform individual transformers, deep learning, neural networks, and traditional GARCH-type models, even in unpredictable conditions like the COVID-19 pandemic. Within the hybrid Neural-network models, MT-GARCH and MTL-GARCH showed lower validation error (RMSE) than the other models, showing that the bagging mechanism added to the attention mechanism of the Multi-Transformer architecture helped to lower the error in the variance in the noisy data of the daily returns of the assets, reducing the RMSE of the hybrid multi-Transformer models. In addition, three to four of the five hybrid neural-network models showed appropriate risk estimates for the entire test period, as observed from the Christoffersen test. Moreover, the lengthy sample period helps test whether hybrid models perform better than classic GARCH-type models in volatile conditions like the COVID-19 pandemic.&quot;,&quot;publisher&quot;:&quot;Pergamon&quot;,&quot;volume&quot;:&quot;133&quot;,&quot;container-title-short&quot;:&quot;Eng. Appl. Artif. Intell.&quot;},&quot;isTemporary&quot;:false},{&quot;id&quot;:&quot;7b1ca62f-9732-352e-83fd-328227941cd1&quot;,&quot;itemData&quot;:{&quot;type&quot;:&quot;article-journal&quot;,&quot;id&quot;:&quot;7b1ca62f-9732-352e-83fd-328227941cd1&quot;,&quot;title&quot;:&quot;The effect of the Covid pandemic on stock market volatility: Separating initial impact from time-to-recovery&quot;,&quot;author&quot;:[{&quot;family&quot;:&quot;Zeng&quot;,&quot;given&quot;:&quot;Jin&quot;,&quot;parse-names&quot;:false,&quot;dropping-particle&quot;:&quot;&quot;,&quot;non-dropping-particle&quot;:&quot;&quot;},{&quot;family&quot;:&quot;Zhang&quot;,&quot;given&quot;:&quot;Yijia&quot;,&quot;parse-names&quot;:false,&quot;dropping-particle&quot;:&quot;&quot;,&quot;non-dropping-particle&quot;:&quot;&quot;},{&quot;family&quot;:&quot;Yin&quot;,&quot;given&quot;:&quot;Yun&quot;,&quot;parse-names&quot;:false,&quot;dropping-particle&quot;:&quot;&quot;,&quot;non-dropping-particle&quot;:&quot;&quot;},{&quot;family&quot;:&quot;Moffatt&quot;,&quot;given&quot;:&quot;Peter G&quot;,&quot;parse-names&quot;:false,&quot;dropping-particle&quot;:&quot;&quot;,&quot;non-dropping-particle&quot;:&quot;&quot;},{&quot;family&quot;:&quot;Zeng&quot;,&quot;given&quot;:&quot;Jin&quot;,&quot;parse-names&quot;:false,&quot;dropping-particle&quot;:&quot;&quot;,&quot;non-dropping-particle&quot;:&quot;&quot;},{&quot;family&quot;:&quot;Zhang&quot;,&quot;given&quot;:&quot;Yijia&quot;,&quot;parse-names&quot;:false,&quot;dropping-particle&quot;:&quot;&quot;,&quot;non-dropping-particle&quot;:&quot;&quot;},{&quot;family&quot;:&quot;Yin&quot;,&quot;given&quot;:&quot;Yun&quot;,&quot;parse-names&quot;:false,&quot;dropping-particle&quot;:&quot;&quot;,&quot;non-dropping-particle&quot;:&quot;&quot;},{&quot;family&quot;:&quot;Moffatt&quot;,&quot;given&quot;:&quot;Peter G&quot;,&quot;parse-names&quot;:false,&quot;dropping-particle&quot;:&quot;&quot;,&quot;non-dropping-particle&quot;:&quot;&quot;}],&quot;container-title&quot;:&quot;Data Science in Finance and Economics 2024 4:531&quot;,&quot;accessed&quot;:{&quot;date-parts&quot;:[[2026,7,4]]},&quot;DOI&quot;:&quot;10.3934/DSFE.2024022&quot;,&quot;ISSN&quot;:&quot;2769-2140&quot;,&quot;URL&quot;:&quot;http://www-1aimspress-1com-1gltygdvo09a5.erproxy.cvtisr.sk/article/doi/10.3934/DSFE.2024022&quot;,&quot;issued&quot;:{&quot;date-parts&quot;:[[2024]]},&quot;page&quot;:&quot;531-547&quot;,&quot;abstract&quot;:&quot;&lt;p&gt;We develop an extension to the GARCHX model - named GARCHX-NL - that captures a key stylized fact for stock market return data seen during the COVID-19 pandemic: an abrupt jump in volatility at the onset of the crisis, followed by a gradual return to its precrisis level. We apply the GARCHX-NL procedure to daily data on various major stock market indexes. The profile likelihood method is used for estimation. The model decomposes the overall impact of the crisis into two measures: the initial impact, and the \&quot;half-life\&quot; of the shock. We find a strong negative association between these two measures. Moreover, countries with low initial impact but a long half-life tend to be emerging markets, while those with high initial impact and short half-life tend to be developed economies with well-established stock-markets. We attribute these differences to differences in investors' sensitivity to adverse news, and to differences in the preparedness of stock markets to absorb the effects of crises such as the COVID-19 pandemic.&lt;/p&gt;&quot;,&quot;publisher&quot;:&quot;American Institute of Mathematical Sciences (AIMS)&quot;,&quot;issue&quot;:&quot;4&quot;,&quot;volume&quot;:&quot;4&quot;,&quot;container-title-short&quot;:&quot;&quot;},&quot;isTemporary&quot;:false}]},{&quot;citationID&quot;:&quot;MENDELEY_CITATION_ab2e0efd-781e-48c1-bafe-1df29f058b1f&quot;,&quot;properties&quot;:{&quot;noteIndex&quot;:0},&quot;isEdited&quot;:false,&quot;manualOverride&quot;:{&quot;isManuallyOverridden&quot;:false,&quot;citeprocText&quot;:&quot;(Sanz-Martín et al., 2025)&quot;,&quot;manualOverrideText&quot;:&quot;&quot;},&quot;citationTag&quot;:&quot;MENDELEY_CITATION_v3_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&quot;,&quot;citationItems&quot;:[{&quot;id&quot;:&quot;a1625a73-95b7-3696-a401-ee066354274c&quot;,&quot;itemData&quot;:{&quot;type&quot;:&quot;article-journal&quot;,&quot;id&quot;:&quot;a1625a73-95b7-3696-a401-ee066354274c&quot;,&quot;title&quot;:&quot;Global Sustainability Retrospective on the importance of sustainability in investor thinking before and after the COVID-19 syndemic&quot;,&quot;groupId&quot;:&quot;6b0f6c4c-af15-3c2f-ae3d-3d6652b8fe29&quot;,&quot;author&quot;:[{&quot;family&quot;:&quot;Sanz-Martín&quot;,&quot;given&quot;:&quot;L&quot;,&quot;parse-names&quot;:false,&quot;dropping-particle&quot;:&quot;&quot;,&quot;non-dropping-particle&quot;:&quot;&quot;},{&quot;family&quot;:&quot;Parra-Domínguez&quot;,&quot;given&quot;:&quot;J&quot;,&quot;parse-names&quot;:false,&quot;dropping-particle&quot;:&quot;&quot;,&quot;non-dropping-particle&quot;:&quot;&quot;},{&quot;family&quot;:&quot;Corchado&quot;,&quot;given&quot;:&quot;J M&quot;,&quot;parse-names&quot;:false,&quot;dropping-particle&quot;:&quot;&quot;,&quot;non-dropping-particle&quot;:&quot;&quot;}],&quot;accessed&quot;:{&quot;date-parts&quot;:[[2026,7,3]]},&quot;DOI&quot;:&quot;10.1017/sus.2025.18&quot;,&quot;URL&quot;:&quot;https://doi.org/10.1017/sus.2025.18&quot;,&quot;issued&quot;:{&quot;date-parts&quot;:[[2025]]},&quot;abstract&quot;:&quot;Non-Technical Summary. The COVID-19 syndemic had a strong impact on financial market volatility. This study compares traditional indices, such as the Standard &amp; Poor's (S&amp;P) 500 and the Euro Stoxx 50, with their sustainable counterparts; the Dow Jones Sustainability World Index (DJSWI); and the EURO STOXX Sustainability Index. The results show that the sustainable indices were more stable and less volatile before and after the crisis, suggesting that investors perceive less risk in sustainable companies. These findings reinforce the importance of considering sustainability in investment decisions, especially in times of uncertainty. Technical Summary. With the ever-increasing importance of sustainability, it is a good time for a retrospective on the impact of the COVID-19 polycrisis on stock market volatility through a comparison of traditional indices such as the S&amp;P 500 and the Euro Stoxx 50, with their sustainability counterparts; the DJSWI; and the EURO STOXX Sustainability Index. Using GJR-GARCH and E-GARCH models, the study reveals that sustainability indices exhibited greater stability and lower volatility before and after the syndemic, suggesting a lower risk perception by investors in sustainable companies. The implied volatility analysis confirms this stability, showing a more significant impact on traditional indices. Although all indices experienced greater sensitivity to negative shocks, sustainable indices showed a faster and more consistent recovery. These findings highlight the importance of considering sustainability factors in risk assessment and investment decision-making, especially in times of crisis. Social Media Summary. Sustainable indices in Europe and the USA showed lower volatility and faster recovery after COVID-19 polycrisis.&quot;,&quot;container-title-short&quot;:&quot;&quot;},&quot;isTemporary&quot;:false}]},{&quot;citationID&quot;:&quot;MENDELEY_CITATION_f48ef9a5-e7c6-4377-b4a3-cf041dd239b3&quot;,&quot;properties&quot;:{&quot;noteIndex&quot;:0},&quot;isEdited&quot;:false,&quot;manualOverride&quot;:{&quot;isManuallyOverridden&quot;:false,&quot;citeprocText&quot;:&quot;(Szczygielski et al., 2021)&quot;,&quot;manualOverrideText&quot;:&quot;&quot;},&quot;citationTag&quot;:&quot;MENDELEY_CITATION_v3_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&quot;,&quot;citationItems&quot;:[{&quot;id&quot;:&quot;bfb9d472-e589-39fb-909a-5d3c3bde63bd&quot;,&quot;itemData&quot;:{&quot;type&quot;:&quot;article-journal&quot;,&quot;id&quot;:&quot;bfb9d472-e589-39fb-909a-5d3c3bde63bd&quot;,&quot;title&quot;:&quot;The only certainty is uncertainty: An analysis of the impact of COVID-19 uncertainty on regional stock markets&quot;,&quot;author&quot;:[{&quot;family&quot;:&quot;Szczygielski&quot;,&quot;given&quot;:&quot;Jan Jakub&quot;,&quot;parse-names&quot;:false,&quot;dropping-particle&quot;:&quot;&quot;,&quot;non-dropping-particle&quot;:&quot;&quot;},{&quot;family&quot;:&quot;Bwanya&quot;,&quot;given&quot;:&quot;Princess Rutendo&quot;,&quot;parse-names&quot;:false,&quot;dropping-particle&quot;:&quot;&quot;,&quot;non-dropping-particle&quot;:&quot;&quot;},{&quot;family&quot;:&quot;Charteris&quot;,&quot;given&quot;:&quot;Ailie&quot;,&quot;parse-names&quot;:false,&quot;dropping-particle&quot;:&quot;&quot;,&quot;non-dropping-particle&quot;:&quot;&quot;},{&quot;family&quot;:&quot;Brzeszczyński&quot;,&quot;given&quot;:&quot;Janusz&quot;,&quot;parse-names&quot;:false,&quot;dropping-particle&quot;:&quot;&quot;,&quot;non-dropping-particle&quot;:&quot;&quot;}],&quot;container-title&quot;:&quot;Finance Research Letters&quot;,&quot;container-title-short&quot;:&quot;Financ. Res. Lett.&quot;,&quot;accessed&quot;:{&quot;date-parts&quot;:[[2026,7,4]]},&quot;DOI&quot;:&quot;10.1016/J.FRL.2021.101945&quot;,&quot;ISSN&quot;:&quot;1544-6123&quot;,&quot;URL&quot;:&quot;https://www-1sciencedirect-1com-1gltygdvo09a5.erproxy.cvtisr.sk/science/article/pii/S154461232100026X?pes=vor&amp;utm_source=clarivate&amp;getft_integrator=clarivate&quot;,&quot;issued&quot;:{&quot;date-parts&quot;:[[2021,11,1]]},&quot;page&quot;:&quot;101945&quot;,&quot;abstract&quot;:&quot;Uncertainty surrounding COVID-19 is widespread. We investigate the timing and quantify the impact of COVID-19 related uncertainty on returns and volatility for regional market aggregates using ARCH/GARCH models. Drawing upon economic psychology, COVID-19 related uncertainty is measured by searches for information as reflected by Google search trends. Asian markets are more resilient than others. Latin American markets are most impacted in terms of returns and volatility. For most regions, there is evidence of an increasing impact of COVID-19 related uncertainty which dissipates as the crisis evolves. We confirm that Google search trends capture uncertainty by comparing this measure against alternative uncertainty measures.&quot;,&quot;publisher&quot;:&quot;Elsevier&quot;,&quot;volume&quot;:&quot;43&quot;},&quot;isTemporary&quot;:false}]},{&quot;citationID&quot;:&quot;MENDELEY_CITATION_61014da2-fb05-4d2f-aa31-821b499bb393&quot;,&quot;properties&quot;:{&quot;noteIndex&quot;:0},&quot;isEdited&quot;:false,&quot;manualOverride&quot;:{&quot;isManuallyOverridden&quot;:false,&quot;citeprocText&quot;:&quot;(Gheorghe et al., 2024)&quot;,&quot;manualOverrideText&quot;:&quot;&quot;},&quot;citationTag&quot;:&quot;MENDELEY_CITATION_v3_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&quot;,&quot;citationItems&quot;:[{&quot;id&quot;:&quot;c0104895-36d4-34ca-a667-8722696a37f4&quot;,&quot;itemData&quot;:{&quot;type&quot;:&quot;article-journal&quot;,&quot;id&quot;:&quot;c0104895-36d4-34ca-a667-8722696a37f4&quot;,&quot;title&quot;:&quot;Effect of health system performance on volatility during the COVID-19 pandemic: a neural network approach&quot;,&quot;author&quot;:[{&quot;family&quot;:&quot;Gheorghe&quot;,&quot;given&quot;:&quot;Catalin&quot;,&quot;parse-names&quot;:false,&quot;dropping-particle&quot;:&quot;&quot;,&quot;non-dropping-particle&quot;:&quot;&quot;},{&quot;family&quot;:&quot;Panazan&quot;,&quot;given&quot;:&quot;Oana&quot;,&quot;parse-names&quot;:false,&quot;dropping-particle&quot;:&quot;&quot;,&quot;non-dropping-particle&quot;:&quot;&quot;},{&quot;family&quot;:&quot;Gheorghe&quot;,&quot;given&quot;:&quot;Catalin&quot;,&quot;parse-names&quot;:false,&quot;dropping-particle&quot;:&quot;&quot;,&quot;non-dropping-particle&quot;:&quot;&quot;},{&quot;family&quot;:&quot;Panazan&quot;,&quot;given&quot;:&quot;Oana&quot;,&quot;parse-names&quot;:false,&quot;dropping-particle&quot;:&quot;&quot;,&quot;non-dropping-particle&quot;:&quot;&quot;}],&quot;container-title&quot;:&quot;Journal of Business Economics and Management&quot;,&quot;accessed&quot;:{&quot;date-parts&quot;:[[2026,7,3]]},&quot;DOI&quot;:&quot;10.3846/JBEM.2024.21059&quot;,&quot;ISSN&quot;:&quot;2029-4433&quot;,&quot;URL&quot;:&quot;https://journals.vilniustech.lt/index.php/JBEM/article/view/21059&quot;,&quot;issued&quot;:{&quot;date-parts&quot;:[[2024,2,28]]},&quot;page&quot;:&quot;129-152&quot;,&quot;abstract&quot;:&quot;The study proposes an assessment of the link between the performance of national health systems and volatility during the COVID-19 pandemic. Data from the World Health Organization was accessed regarding the Global Health Security Index of the states considered in the analysis as well as the categories based on which it is determined. To characterise volatility, a representative stock market index was considered for each of the 60 states analysed. Data processing was carried out using an artificial neural network. The main results show that: i) before the pandemic, the link between market volatility and the performance of national health systems was weak; ii) during the pandemic, the connection between the two variables is much stronger; iii) between the six categories that define the Global Health Security Index, norms, health, and prevention had the greatest influence on volatility.&quot;,&quot;publisher&quot;:&quot;Vilnius Gediminas Technical University&quot;,&quot;issue&quot;:&quot;1&quot;,&quot;volume&quot;:&quot;25&quot;,&quot;container-title-short&quot;:&quot;&quot;},&quot;isTemporary&quot;:false}]},{&quot;citationID&quot;:&quot;MENDELEY_CITATION_9b0b56f4-f013-4b04-886c-f9acb2be61a4&quot;,&quot;properties&quot;:{&quot;noteIndex&quot;:0},&quot;isEdited&quot;:false,&quot;manualOverride&quot;:{&quot;isManuallyOverridden&quot;:false,&quot;citeprocText&quot;:&quot;(To et al., 2023)&quot;,&quot;manualOverrideText&quot;:&quot;&quot;},&quot;citationTag&quot;:&quot;MENDELEY_CITATION_v3_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&quot;,&quot;citationItems&quot;:[{&quot;id&quot;:&quot;1b651683-d16b-3f21-805b-5cd5d4c01759&quot;,&quot;itemData&quot;:{&quot;type&quot;:&quot;article-journal&quot;,&quot;id&quot;:&quot;1b651683-d16b-3f21-805b-5cd5d4c01759&quot;,&quot;title&quot;:&quot;When the market got the first dose: Stock volatility and vaccination campaign in COVID-19 period&quot;,&quot;author&quot;:[{&quot;family&quot;:&quot;To&quot;,&quot;given&quot;:&quot;Bao Cong Nguyen&quot;,&quot;parse-names&quot;:false,&quot;dropping-particle&quot;:&quot;&quot;,&quot;non-dropping-particle&quot;:&quot;&quot;},{&quot;family&quot;:&quot;Nguyen&quot;,&quot;given&quot;:&quot;Bao Khac Quoc&quot;,&quot;parse-names&quot;:false,&quot;dropping-particle&quot;:&quot;&quot;,&quot;non-dropping-particle&quot;:&quot;&quot;},{&quot;family&quot;:&quot;Nguyen&quot;,&quot;given&quot;:&quot;Tam Van Thien&quot;,&quot;parse-names&quot;:false,&quot;dropping-particle&quot;:&quot;&quot;,&quot;non-dropping-particle&quot;:&quot;&quot;}],&quot;container-title&quot;:&quot;Heliyon&quot;,&quot;accessed&quot;:{&quot;date-parts&quot;:[[2026,7,6]]},&quot;DOI&quot;:&quot;10.1016/J.HELIYON.2023.E12809&quot;,&quot;ISSN&quot;:&quot;2405-8440&quot;,&quot;URL&quot;:&quot;https://www-1sciencedirect-1com-1gltygdvo0a71.erproxy.cvtisr.sk/science/article/pii/S2405844023000166?pes=vor&amp;utm_source=clarivate&amp;getft_integrator=clarivate&quot;,&quot;issued&quot;:{&quot;date-parts&quot;:[[2023,1,1]]},&quot;page&quot;:&quot;e12809&quot;,&quot;abstract&quot;:&quot;During the COVID-19 pandemic, the news of clinical trials for vaccines and mass vaccinations have brought renewed optimism for stabilizing the economy and financial markets. However, the mental stress of investors or doubt about the effectiveness of government policies to cope with economic disruptions has caused stock market volatility. We investigate the significance of the vaccination rate in alleviating the global stock market volatility which is measured by the GJR–GARCH model. We discover that a higher vaccine initiation rate has a positive effect on global stock markets, especially in developed countries and areas with higher rates than their average. Our findings remain reliable even when using different projected volatility models and other estimates of the main independent variables. Mass immunization also implies that governments will not have to take extreme measures to handle the pandemic, which alleviates investor worries about compliance and the prolonged effects of COVID-19. Our research indicates that global stock markets are providing insight into the economic value of the development of COVID-19 vaccines, even before public vaccinations start.&quot;,&quot;publisher&quot;:&quot;Elsevier&quot;,&quot;issue&quot;:&quot;1&quot;,&quot;volume&quot;:&quot;9&quot;,&quot;container-title-short&quot;:&quot;Heliyon&quot;},&quot;isTemporary&quot;:false}]},{&quot;citationID&quot;:&quot;MENDELEY_CITATION_8ca10908-df0d-4364-a298-fc5902bac2f1&quot;,&quot;properties&quot;:{&quot;noteIndex&quot;:0},&quot;isEdited&quot;:false,&quot;manualOverride&quot;:{&quot;isManuallyOverridden&quot;:false,&quot;citeprocText&quot;:&quot;(Bouteska et al., 2023)&quot;,&quot;manualOverrideText&quot;:&quot;&quot;},&quot;citationTag&quot;:&quot;MENDELEY_CITATION_v3_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&quot;,&quot;citationItems&quot;:[{&quot;id&quot;:&quot;177281ab-5e82-3aaa-bf29-6721eba60c65&quot;,&quot;itemData&quot;:{&quot;type&quot;:&quot;article-journal&quot;,&quot;id&quot;:&quot;177281ab-5e82-3aaa-bf29-6721eba60c65&quot;,&quot;title&quot;:&quot;Revisiting overconfidence in investment decision-making: Further evidence from the U.S. market&quot;,&quot;groupId&quot;:&quot;6b0f6c4c-af15-3c2f-ae3d-3d6652b8fe29&quot;,&quot;author&quot;:[{&quot;family&quot;:&quot;Bouteska&quot;,&quot;given&quot;:&quot;Ahmed&quot;,&quot;parse-names&quot;:false,&quot;dropping-particle&quot;:&quot;&quot;,&quot;non-dropping-particle&quot;:&quot;&quot;},{&quot;family&quot;:&quot;Harasheh&quot;,&quot;given&quot;:&quot;Murad&quot;,&quot;parse-names&quot;:false,&quot;dropping-particle&quot;:&quot;&quot;,&quot;non-dropping-particle&quot;:&quot;&quot;},{&quot;family&quot;:&quot;Abedin&quot;,&quot;given&quot;:&quot;Mohammad Zoynul&quot;,&quot;parse-names&quot;:false,&quot;dropping-particle&quot;:&quot;&quot;,&quot;non-dropping-particle&quot;:&quot;&quot;}],&quot;container-title&quot;:&quot;Research in International Business and Finance&quot;,&quot;accessed&quot;:{&quot;date-parts&quot;:[[2026,7,3]]},&quot;DOI&quot;:&quot;10.1016/J.RIBAF.2023.102028&quot;,&quot;ISSN&quot;:&quot;0275-5319&quot;,&quot;URL&quot;:&quot;https://www-1sciencedirect-1com-1gltygdvo090d.erproxy.cvtisr.sk/science/article/pii/S027553192300154X?pes=vor&amp;utm_source=clarivate&amp;getft_integrator=clarivate&quot;,&quot;issued&quot;:{&quot;date-parts&quot;:[[2023,10,1]]},&quot;page&quot;:&quot;102028&quot;,&quot;abstract&quot;:&quot;Investor overconfidence leads to excessive trading due to positive returns, causing inefficiencies in stock markets. Using a novel methodology, we build on the previous literature by investigating the existence of overconfidence by studying the causal relationship between return and trading volume covering the COVID-19 period. We implement a nonlinear approach to Granger causality based on multilayer feedforward neural networks on daily returns and trading volumes from 2016 to 2021, covering 1424 daily observations of the S&amp;P 500 index. The results provide evidence of overconfidence among investors. Such behavior may be linked to the increase in the number of investors. However, there is a decline in the rate of returns during the study period, implying uncertainty caused by the COVID-19 pandemic.&quot;,&quot;publisher&quot;:&quot;Elsevier&quot;,&quot;volume&quot;:&quot;66&quot;,&quot;container-title-short&quot;:&quot;Res. Int. Bus. Finance&quot;},&quot;isTemporary&quot;:false}]},{&quot;citationID&quot;:&quot;MENDELEY_CITATION_e0360335-6243-4c7c-a283-b3adf6fafc8d&quot;,&quot;properties&quot;:{&quot;noteIndex&quot;:0},&quot;isEdited&quot;:false,&quot;manualOverride&quot;:{&quot;isManuallyOverridden&quot;:false,&quot;citeprocText&quot;:&quot;(Deev and Plíhal, 2022)&quot;,&quot;manualOverrideText&quot;:&quot;&quot;},&quot;citationTag&quot;:&quot;MENDELEY_CITATION_v3_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&quot;,&quot;citationItems&quot;:[{&quot;id&quot;:&quot;c0142cde-a849-301d-84df-c9a8eb2a5dce&quot;,&quot;itemData&quot;:{&quot;type&quot;:&quot;article-journal&quot;,&quot;id&quot;:&quot;c0142cde-a849-301d-84df-c9a8eb2a5dce&quot;,&quot;title&quot;:&quot;How to calm down the markets? The effects of COVID-19 economic policy responses on financial market uncertainty&quot;,&quot;groupId&quot;:&quot;6b0f6c4c-af15-3c2f-ae3d-3d6652b8fe29&quot;,&quot;author&quot;:[{&quot;family&quot;:&quot;Deev&quot;,&quot;given&quot;:&quot;Oleg&quot;,&quot;parse-names&quot;:false,&quot;dropping-particle&quot;:&quot;&quot;,&quot;non-dropping-particle&quot;:&quot;&quot;},{&quot;family&quot;:&quot;Plíhal&quot;,&quot;given&quot;:&quot;Tomáš&quot;,&quot;parse-names&quot;:false,&quot;dropping-particle&quot;:&quot;&quot;,&quot;non-dropping-particle&quot;:&quot;&quot;}],&quot;container-title&quot;:&quot;Research in International Business and Finance&quot;,&quot;accessed&quot;:{&quot;date-parts&quot;:[[2026,7,4]]},&quot;DOI&quot;:&quot;10.1016/J.RIBAF.2022.101613&quot;,&quot;ISSN&quot;:&quot;0275-5319&quot;,&quot;URL&quot;:&quot;https://www-1sciencedirect-1com-1gltygdvo09a5.erproxy.cvtisr.sk/science/article/pii/S0275531922000010?pes=vor&amp;utm_source=clarivate&amp;getft_integrator=clarivate&quot;,&quot;issued&quot;:{&quot;date-parts&quot;:[[2022,4,1]]},&quot;page&quot;:&quot;101613&quot;,&quot;abstract&quot;:&quot;Financial markets during the COVID-19 pandemic are characterized by a prolonged period of increased uncertainty. In this paper, we analyse how the announcements of policy interventions and responses, to buffer short-term economic impact of the pandemic and offset financial turmoil, have affected the level of realized volatility in 23 countries. Under the augmented heterogeneous autoregressive model framework, we show that the international calming effect of COVID-19 economic policy actions originates from the US macroprudential policy announcements.&quot;,&quot;publisher&quot;:&quot;Elsevier&quot;,&quot;volume&quot;:&quot;60&quot;,&quot;container-title-short&quot;:&quot;Res. Int. Bus. Finance&quot;},&quot;isTemporary&quot;:false}]},{&quot;citationID&quot;:&quot;MENDELEY_CITATION_e9cb9449-4db4-4c0a-8f9d-ef648ed9a123&quot;,&quot;properties&quot;:{&quot;noteIndex&quot;:0},&quot;isEdited&quot;:false,&quot;manualOverride&quot;:{&quot;isManuallyOverridden&quot;:false,&quot;citeprocText&quot;:&quot;(Baek et al., 2020; Caiado and Lúcio, 2023; Covid et al., 2022)&quot;,&quot;manualOverrideText&quot;:&quot;&quot;},&quot;citationTag&quot;:&quot;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&quot;,&quot;citationItems&quot;:[{&quot;id&quot;:&quot;b9c9bfa5-0f21-34e8-9c93-235c28d40c5d&quot;,&quot;itemData&quot;:{&quot;type&quot;:&quot;article-journal&quot;,&quot;id&quot;:&quot;b9c9bfa5-0f21-34e8-9c93-235c28d40c5d&quot;,&quot;title&quot;:&quot;Stock market forecasting accuracy of asymmetric GARCH models during the COVID-19 pandemic&quot;,&quot;groupId&quot;:&quot;6b0f6c4c-af15-3c2f-ae3d-3d6652b8fe29&quot;,&quot;author&quot;:[{&quot;family&quot;:&quot;Caiado&quot;,&quot;given&quot;:&quot;Jorge&quot;,&quot;parse-names&quot;:false,&quot;dropping-particle&quot;:&quot;&quot;,&quot;non-dropping-particle&quot;:&quot;&quot;},{&quot;family&quot;:&quot;Lúcio&quot;,&quot;given&quot;:&quot;Francisco&quot;,&quot;parse-names&quot;:false,&quot;dropping-particle&quot;:&quot;&quot;,&quot;non-dropping-particle&quot;:&quot;&quot;}],&quot;container-title&quot;:&quot;The North American Journal of Economics and Finance&quot;,&quot;accessed&quot;:{&quot;date-parts&quot;:[[2026,7,3]]},&quot;DOI&quot;:&quot;10.1016/J.NAJEF.2023.101971&quot;,&quot;ISSN&quot;:&quot;1062-9408&quot;,&quot;URL&quot;:&quot;https://www-1sciencedirect-1com-1gltygdvo090d.erproxy.cvtisr.sk/science/article/pii/S1062940823000943?pes=vor&amp;utm_source=clarivate&amp;getft_integrator=clarivate&quot;,&quot;issued&quot;:{&quot;date-parts&quot;:[[2023,9,1]]},&quot;page&quot;:&quot;101971&quot;,&quot;abstract&quot;:&quot;We propose a new clustering approach for comparing financial time series and employ it to study how the COVID-19 pandemic affected the U.S. stock market. Essentially, we compute the forecast accuracy of asymmetric GARCH models applied to S&amp;P500 industries and use the model forecast errors for different horizons and cut-off points to calculate a distance matrix for the stock indices. Hierarchical clustering algorithms are used to assign the set of industries into clusters. We found homogeneous clusters of industries in terms of the impact of COVID-19 on US stock market volatility. The industries most affected by the pandemic and with less accurate stock market prediction (Hotels, Airline, Apparel, Accessories &amp; Luxury Goods, and Automobile) are separated in Euclidean distance from those industries that were less impacted by COVID-19 and which had more accurate forecasting (Pharmaceuticals, Internet &amp; Direct Marketing Retail, Data Processing, and Movies &amp; Entertainment).&quot;,&quot;publisher&quot;:&quot;North-Holland&quot;,&quot;volume&quot;:&quot;68&quot;,&quot;container-title-short&quot;:&quot;&quot;},&quot;isTemporary&quot;:false},{&quot;id&quot;:&quot;66a3c4bd-27aa-3984-b382-881ec794101c&quot;,&quot;itemData&quot;:{&quot;type&quot;:&quot;article-journal&quot;,&quot;id&quot;:&quot;66a3c4bd-27aa-3984-b382-881ec794101c&quot;,&quot;title&quot;:&quot;COVID-19 and stock market volatility: An industry level analysis&quot;,&quot;groupId&quot;:&quot;6b0f6c4c-af15-3c2f-ae3d-3d6652b8fe29&quot;,&quot;author&quot;:[{&quot;family&quot;:&quot;Baek&quot;,&quot;given&quot;:&quot;Seungho&quot;,&quot;parse-names&quot;:false,&quot;dropping-particle&quot;:&quot;&quot;,&quot;non-dropping-particle&quot;:&quot;&quot;},{&quot;family&quot;:&quot;Mohanty&quot;,&quot;given&quot;:&quot;Sunil K.&quot;,&quot;parse-names&quot;:false,&quot;dropping-particle&quot;:&quot;&quot;,&quot;non-dropping-particle&quot;:&quot;&quot;},{&quot;family&quot;:&quot;Glambosky&quot;,&quot;given&quot;:&quot;Mina&quot;,&quot;parse-names&quot;:false,&quot;dropping-particle&quot;:&quot;&quot;,&quot;non-dropping-particle&quot;:&quot;&quot;}],&quot;container-title&quot;:&quot;Finance Research Letters&quot;,&quot;accessed&quot;:{&quot;date-parts&quot;:[[2026,7,3]]},&quot;DOI&quot;:&quot;10.1016/J.FRL.2020.101748&quot;,&quot;ISSN&quot;:&quot;1544-6123&quot;,&quot;URL&quot;:&quot;https://www-1sciencedirect-1com-1gltygdvo090d.erproxy.cvtisr.sk/science/article/pii/S1544612320311843?pes=vor&amp;utm_source=clarivate&amp;getft_integrator=clarivate&quot;,&quot;issued&quot;:{&quot;date-parts&quot;:[[2020,11,1]]},&quot;page&quot;:&quot;101748&quot;,&quot;abstract&quot;:&quot;COVID-19 has had significant impact on US stock market volatility. This study focuses on understanding the regime change from lower to higher volatility identified with a Markov Switching AR model. Utilizing machine learning feature selection methods, economic indicators are chosen to best explain changes in volatility. Results show that volatility is affected by specific economic indicators and is sensitive to COVID-19 news. Both negative and positive COVID-19 information is significant, though negative news is more impactful, suggesting a negativity bias. Significant increases in total and idiosyncratic risk are observed across all industries, while changes in systematic risk vary across industry.&quot;,&quot;publisher&quot;:&quot;Elsevier&quot;,&quot;volume&quot;:&quot;37&quot;,&quot;container-title-short&quot;:&quot;Financ. Res. Lett.&quot;},&quot;isTemporary&quot;:false},{&quot;id&quot;:&quot;7960fc53-b6fe-3344-b956-fbb1d4025d73&quot;,&quot;itemData&quot;:{&quot;type&quot;:&quot;article-journal&quot;,&quot;id&quot;:&quot;7960fc53-b6fe-3344-b956-fbb1d4025d73&quot;,&quot;title&quot;:&quot;COVID Asymmetric Impact on the Risk Premium of Developed and Emerging Countries’ Stock Markets&quot;,&quot;groupId&quot;:&quot;6b0f6c4c-af15-3c2f-ae3d-3d6652b8fe29&quot;,&quot;author&quot;:[{&quot;family&quot;:&quot;Covid&quot;,&quot;given&quot;:&quot;Mi&quot;,&quot;parse-names&quot;:false,&quot;dropping-particle&quot;:&quot;&quot;,&quot;non-dropping-particle&quot;:&quot;&quot;},{&quot;family&quot;:&quot;la Torre-Torres&quot;,&quot;given&quot;:&quot;Oscar&quot;,&quot;parse-names&quot;:false,&quot;dropping-particle&quot;:&quot;V&quot;,&quot;non-dropping-particle&quot;:&quot;De&quot;},{&quot;family&quot;:&quot;la Cruz del Río-Rama&quot;,&quot;given&quot;:&quot;María&quot;,&quot;parse-names&quot;:false,&quot;dropping-particle&quot;:&quot;&quot;,&quot;non-dropping-particle&quot;:&quot;de&quot;},{&quot;family&quot;:&quot;Antonio Núñez-Mora&quot;,&quot;given&quot;:&quot;José&quot;,&quot;parse-names&quot;:false,&quot;dropping-particle&quot;:&quot;&quot;,&quot;non-dropping-particle&quot;:&quot;&quot;},{&quot;family&quot;:&quot;Joaquín Santillán-Salgado&quot;,&quot;given&quot;:&quot;Roberto&quot;,&quot;parse-names&quot;:false,&quot;dropping-particle&quot;:&quot;&quot;,&quot;non-dropping-particle&quot;:&quot;&quot;},{&quot;family&quot;:&quot;Iván Contreras-Valdez&quot;,&quot;given&quot;:&quot;Mario&quot;,&quot;parse-names&quot;:false,&quot;dropping-particle&quot;:&quot;&quot;,&quot;non-dropping-particle&quot;:&quot;&quot;},{&quot;family&quot;:&quot;America Canada&quot;,&quot;given&quot;:&quot;North&quot;,&quot;parse-names&quot;:false,&quot;dropping-particle&quot;:&quot;&quot;,&quot;non-dropping-particle&quot;:&quot;&quot;},{&quot;family&quot;:&quot;America Brazil&quot;,&quot;given&quot;:&quot;South&quot;,&quot;parse-names&quot;:false,&quot;dropping-particle&quot;:&quot;&quot;,&quot;non-dropping-particle&quot;:&quot;&quot;},{&quot;family&quot;:&quot;Japan&quot;,&quot;given&quot;:&quot;Asia&quot;,&quot;parse-names&quot;:false,&quot;dropping-particle&quot;:&quot;&quot;,&quot;non-dropping-particle&quot;:&quot;&quot;},{&quot;family&quot;:&quot;Korea&quot;,&quot;given&quot;:&quot;South&quot;,&quot;parse-names&quot;:false,&quot;dropping-particle&quot;:&quot;&quot;,&quot;non-dropping-particle&quot;:&quot;&quot;},{&quot;family&quot;:&quot;Kong&quot;,&quot;given&quot;:&quot;Hong&quot;,&quot;parse-names&quot;:false,&quot;dropping-particle&quot;:&quot;&quot;,&quot;non-dropping-particle&quot;:&quot;&quot;}],&quot;container-title&quot;:&quot;Mathematics 2022, Vol. 10, Page 1353&quot;,&quot;accessed&quot;:{&quot;date-parts&quot;:[[2026,7,3]]},&quot;DOI&quot;:&quot;10.3390/MATH10091353&quot;,&quot;ISSN&quot;:&quot;2227-7390&quot;,&quot;URL&quot;:&quot;https://www.mdpi.com/2227-7390/10/9/1353/htm&quot;,&quot;issued&quot;:{&quot;date-parts&quot;:[[2022,4,19]]},&quot;page&quot;:&quot;1353&quot;,&quot;abstract&quot;:&quot;We estimated the stock market risk premium during the COVID-19 pandemic with a GARCH-in-Mean (GARCH-M)(1,1) model. The analysis then explored the presence of regime changes using a two-regime Markov-Switching GARCH (MS GARCH)(1,1) model. The sample we used included the stock market indexes of nine countries from three geographical regions, including: North America (Canada, USA, and Mexico), South America (Brazil and Argentina), and Asia (Japan, South Korea, Hong Kong, and Singapore), over two periods: (a) pre-COVID (from 1 January 2015 to 31 December 2019); and (b) COVID (from 1 January 2020 to 31 December 2021). Our GARCH-M(1,1) estimation results indicate that the more developed countries’ stock markets experienced an important increase in their risk premium during the COVID period, likely explained by the massive government anticyclical policies. By contrast, developing countries’ stock markets, particularly in Latin America, experienced a reduction, and in some cases, even a total loss of the risk premium effect. From the perspective of investors and portfolio risk managers, the identification of high and low volatility periods and their estimated probability of occurrence is useful for the characterization of stress scenarios and the design of emerging strategies. For governments and central bankers, the implementation of different policies should respond to the more likely scenarios but should also be prepared to respond to other less likely scenarios. Institutional preparedness to respond to as many different scenarios as may be identified with the use of MS GARCH models can make their interventions more successful. This work presents an objective example of how the use of MS GARCH models may be of use to practitioners in both the financial industry and government. We confirmed that the results of a two-regime MS GARCH model are superior to those obtained from a single-regime model.&quot;,&quot;publisher&quot;:&quot;Multidisciplinary Digital Publishing Institute&quot;,&quot;issue&quot;:&quot;9&quot;,&quot;volume&quot;:&quot;10&quot;,&quot;container-title-short&quot;:&quot;&quot;},&quot;isTemporary&quot;:false}]},{&quot;citationID&quot;:&quot;MENDELEY_CITATION_ee0b5d56-48b4-4ba3-81a4-b4d941558b61&quot;,&quot;properties&quot;:{&quot;noteIndex&quot;:0},&quot;isEdited&quot;:false,&quot;manualOverride&quot;:{&quot;isManuallyOverridden&quot;:false,&quot;citeprocText&quot;:&quot;(Lúcio and Caiado, 2022)&quot;,&quot;manualOverrideText&quot;:&quot;&quot;},&quot;citationTag&quot;:&quot;MENDELEY_CITATION_v3_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&quot;,&quot;citationItems&quot;:[{&quot;id&quot;:&quot;d332ee7d-6b27-33bf-9107-dfea9d6382b6&quot;,&quot;itemData&quot;:{&quot;type&quot;:&quot;article-journal&quot;,&quot;id&quot;:&quot;d332ee7d-6b27-33bf-9107-dfea9d6382b6&quot;,&quot;title&quot;:&quot;COVID-19 and Stock Market Volatility: A Clustering Approach for S&amp;P 500 Industry Indices&quot;,&quot;groupId&quot;:&quot;6b0f6c4c-af15-3c2f-ae3d-3d6652b8fe29&quot;,&quot;author&quot;:[{&quot;family&quot;:&quot;Lúcio&quot;,&quot;given&quot;:&quot;Francisco&quot;,&quot;parse-names&quot;:false,&quot;dropping-particle&quot;:&quot;&quot;,&quot;non-dropping-particle&quot;:&quot;&quot;},{&quot;family&quot;:&quot;Caiado&quot;,&quot;given&quot;:&quot;Jorge&quot;,&quot;parse-names&quot;:false,&quot;dropping-particle&quot;:&quot;&quot;,&quot;non-dropping-particle&quot;:&quot;&quot;}],&quot;container-title&quot;:&quot;Finance Research Letters&quot;,&quot;accessed&quot;:{&quot;date-parts&quot;:[[2026,7,3]]},&quot;DOI&quot;:&quot;10.1016/J.FRL.2022.103141&quot;,&quot;ISSN&quot;:&quot;1544-6123&quot;,&quot;URL&quot;:&quot;https://www-1sciencedirect-1com-1gltygdvo090d.erproxy.cvtisr.sk/science/article/pii/S1544612322003646?pes=vor&amp;utm_source=clarivate&amp;getft_integrator=clarivate&quot;,&quot;issued&quot;:{&quot;date-parts&quot;:[[2022,10,1]]},&quot;page&quot;:&quot;103141&quot;,&quot;abstract&quot;:&quot;We study how the COVID-19 pandemic affected some of the conditional volatilities of S&amp;P 500 industries, using a new model feature-based clustering method on a fitted TGARCH model. Rather than using the estimated model parameters to compute a distance matrix for the stock indices, we suggest using a distance based on the autocorrelations of the estimated conditional volatilities. Both hierarchical and non-hierarchical algorithms are used to assign the set of industries into clusters. The results show a clear change in the composition of each cluster between the period before the first US COVID-19 case and the period during the pandemic.&quot;,&quot;publisher&quot;:&quot;Elsevier&quot;,&quot;volume&quot;:&quot;49&quot;,&quot;container-title-short&quot;:&quot;Financ. Res. Lett.&quot;},&quot;isTemporary&quot;:false}]},{&quot;citationID&quot;:&quot;MENDELEY_CITATION_25c8b48e-7a51-434e-91e2-7b706fb08633&quot;,&quot;properties&quot;:{&quot;noteIndex&quot;:0},&quot;isEdited&quot;:false,&quot;manualOverride&quot;:{&quot;isManuallyOverridden&quot;:false,&quot;citeprocText&quot;:&quot;(Rashmi and Priti, 2022)&quot;,&quot;manualOverrideText&quot;:&quot;&quot;},&quot;citationTag&quot;:&quot;MENDELEY_CITATION_v3_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&quot;,&quot;citationItems&quot;:[{&quot;id&quot;:&quot;b2331003-dd9d-346c-946e-e8022e52c449&quot;,&quot;itemData&quot;:{&quot;type&quot;:&quot;article-journal&quot;,&quot;id&quot;:&quot;b2331003-dd9d-346c-946e-e8022e52c449&quot;,&quot;title&quot;:&quot;Impact of COVID-19 on the Stock Market Performance of Global IT Sector&quot;,&quot;groupId&quot;:&quot;6b0f6c4c-af15-3c2f-ae3d-3d6652b8fe29&quot;,&quot;author&quot;:[{&quot;family&quot;:&quot;Rashmi&quot;,&quot;given&quot;:&quot;Chaudhary&quot;,&quot;parse-names&quot;:false,&quot;dropping-particle&quot;:&quot;&quot;,&quot;non-dropping-particle&quot;:&quot;&quot;},{&quot;family&quot;:&quot;Priti&quot;,&quot;given&quot;:&quot;Bakhshi&quot;,&quot;parse-names&quot;:false,&quot;dropping-particle&quot;:&quot;&quot;,&quot;non-dropping-particle&quot;:&quot;&quot;}],&quot;container-title&quot;:&quot;The Journal of Asian Finance, Economics and Business&quot;,&quot;accessed&quot;:{&quot;date-parts&quot;:[[2026,7,3]]},&quot;DOI&quot;:&quot;10.13106/JAFEB.2022.VOL9.NO3.0217&quot;,&quot;ISSN&quot;:&quot;2288-4637&quot;,&quot;issued&quot;:{&quot;date-parts&quot;:[[2022]]},&quot;page&quot;:&quot;217-227&quot;,&quot;abstract&quot;:&quot;Predicting return and volatility in the global Capital Market during a pandemic is challenging, and it is more difficult for a specific sector, particularly if that sector has a positive outlook. The goal of this research is to look at the impact of COVID-19 on the mean and volatility of the Information Technology Indexes of the best nine technology-driven countries based on return performance using an econometric GARCH model that is widely used. The daily returns of information technology indexes are evaluated for the same from November 2018 to February 2021. Data is taken from Yahoo Finance for CAC Tech (France), DAX Tech (Germany), FTSE All Tech (UK), KOPSI 200 IT (Korea), NIFTY IT (India), S&amp;P 500 IT (US), S&amp;P TSX (Canada), SSE_IT (China) and TOPIX17 (Japan). The results show daily positive mean returns for 8 countries' IT Indices and further, an uptrend in mean daily returns is observed in the crisis period for 6 countries' IT Indices. The exogenous variable COVID-19 which was taken as a regressor for the GARCH model was found to be positively significant for IT indices of all the countries. The overall results confirm the presence of the mean-reverting phenomenon for IT indices of all the countries.&quot;,&quot;publisher&quot;:&quot;KODISA Foundation&quot;,&quot;issue&quot;:&quot;3&quot;,&quot;volume&quot;:&quot;9&quot;,&quot;container-title-short&quot;:&quot;&quot;},&quot;isTemporary&quot;:false}]},{&quot;citationID&quot;:&quot;MENDELEY_CITATION_8917b255-9145-4945-98e8-2b5edf253a54&quot;,&quot;properties&quot;:{&quot;noteIndex&quot;:0},&quot;isEdited&quot;:false,&quot;manualOverride&quot;:{&quot;isManuallyOverridden&quot;:false,&quot;citeprocText&quot;:&quot;(Kristjanpoller et al., 2024; Song et al., 2022)&quot;,&quot;manualOverrideText&quot;:&quot;&quot;},&quot;citationTag&quot;:&quot;MENDELEY_CITATION_v3_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&quot;,&quot;citationItems&quot;:[{&quot;id&quot;:&quot;d18dbd08-9146-322f-a4b2-530b6dfdb184&quot;,&quot;itemData&quot;:{&quot;type&quot;:&quot;article-journal&quot;,&quot;id&quot;:&quot;d18dbd08-9146-322f-a4b2-530b6dfdb184&quot;,&quot;title&quot;:&quot;How the effective reproductive number impacts global stock markets&quot;,&quot;groupId&quot;:&quot;6b0f6c4c-af15-3c2f-ae3d-3d6652b8fe29&quot;,&quot;author&quot;:[{&quot;family&quot;:&quot;Kristjanpoller&quot;,&quot;given&quot;:&quot;Werner&quot;,&quot;parse-names&quot;:false,&quot;dropping-particle&quot;:&quot;&quot;,&quot;non-dropping-particle&quot;:&quot;&quot;},{&quot;family&quot;:&quot;Michell&quot;,&quot;given&quot;:&quot;Kevin&quot;,&quot;parse-names&quot;:false,&quot;dropping-particle&quot;:&quot;&quot;,&quot;non-dropping-particle&quot;:&quot;&quot;},{&quot;family&quot;:&quot;Minutolo&quot;,&quot;given&quot;:&quot;Marcel C.&quot;,&quot;parse-names&quot;:false,&quot;dropping-particle&quot;:&quot;&quot;,&quot;non-dropping-particle&quot;:&quot;&quot;}],&quot;container-title&quot;:&quot;International Journal of Finance &amp; Economics&quot;,&quot;accessed&quot;:{&quot;date-parts&quot;:[[2026,7,3]]},&quot;DOI&quot;:&quot;10.1002/IJFE.2772&quot;,&quot;ISSN&quot;:&quot;1099-1158&quot;,&quot;URL&quot;:&quot;/doi/pdf/10.1002/ijfe.2772&quot;,&quot;issued&quot;:{&quot;date-parts&quot;:[[2024,4,1]]},&quot;page&quot;:&quot;1972-1987&quot;,&quot;abstract&quot;:&quot;The pandemic caused by the novel coronavirus COVID-19 has impact the economies of countries across the world. In a short period of time, researchers have begun to analyse the effect of the pandemic on global stock markets. Although the most known measurements of COVID-19 are the number of new cases and deaths, there are more robust indicators. In particular, the effective reproductive number is one of the most important indicators to analyse the pandemic which indicates the degree to which the spread is under control. In this paper, we assess the impact that the Effective Reproductive Number (Rt) has on 26 countries around the world (32 stock market indexes) comparing the performance of various forms of Generalized AutoRegressive Conditional Heteroskedasticity models. The results demonstrate that of the 32 stock markets analysed, 37.5% had a negative effect with respect to Rt and only in 12.5% of the cases was the effect of the variation of Rt positive. This implies that in more than a third of the stock markets analysed as the pandemic progressed uncontrolled the result was a decrease in the value of the market index. The 11 of the 26 countries analysed had a negative and significant effect (Brazil, Germany, Indonesia, Israel, Italy, Japan, Russia, South Korea, Sweden, Taiwan, and United States). Findings suggest that the Effective Reproductive Number volatility had a significant impact on 10 of the 26 countries analysed (38.5%) (Australia, Brazil, Canada, China, India, Italy, Mexico, Russia, Singapore and United Kingdom).&quot;,&quot;publisher&quot;:&quot;John Wiley &amp; Sons, Ltd&quot;,&quot;issue&quot;:&quot;2&quot;,&quot;volume&quot;:&quot;29&quot;,&quot;container-title-short&quot;:&quot;&quot;},&quot;isTemporary&quot;:false},{&quot;id&quot;:&quot;c0a65706-e77a-3689-b1bd-f195db051171&quot;,&quot;itemData&quot;:{&quot;type&quot;:&quot;article-journal&quot;,&quot;id&quot;:&quot;c0a65706-e77a-3689-b1bd-f195db051171&quot;,&quot;title&quot;:&quot;Co-movement dynamics of US and Chinese stock market: evidence from COVID-19 crisis&quot;,&quot;author&quot;:[{&quot;family&quot;:&quot;Song&quot;,&quot;given&quot;:&quot;Ge&quot;,&quot;parse-names&quot;:false,&quot;dropping-particle&quot;:&quot;&quot;,&quot;non-dropping-particle&quot;:&quot;&quot;},{&quot;family&quot;:&quot;Xia&quot;,&quot;given&quot;:&quot;Zhiqing&quot;,&quot;parse-names&quot;:false,&quot;dropping-particle&quot;:&quot;&quot;,&quot;non-dropping-particle&quot;:&quot;&quot;},{&quot;family&quot;:&quot;Basheer&quot;,&quot;given&quot;:&quot;Muhammad Farhan&quot;,&quot;parse-names&quot;:false,&quot;dropping-particle&quot;:&quot;&quot;,&quot;non-dropping-particle&quot;:&quot;&quot;},{&quot;family&quot;:&quot;Shah&quot;,&quot;given&quot;:&quot;Syed Mehmood Ali&quot;,&quot;parse-names&quot;:false,&quot;dropping-particle&quot;:&quot;&quot;,&quot;non-dropping-particle&quot;:&quot;&quot;}],&quot;container-title&quot;:&quot;Economic Research-Ekonomska Istrazivanja &quot;,&quot;accessed&quot;:{&quot;date-parts&quot;:[[2026,7,3]]},&quot;DOI&quot;:&quot;10.1080/1331677X.2021.1957971&quot;,&quot;ISSN&quot;:&quot;1331677X&quot;,&quot;URL&quot;:&quot;/doi/pdf/10.1080/1331677X.2021.1957971?download=true&quot;,&quot;issued&quot;:{&quot;date-parts&quot;:[[2022]]},&quot;page&quot;:&quot;2460-2476&quot;,&quot;abstract&quot;:&quot;This paper aims to examine the co-movement between the two economic powers, namely the USA and China. The authors are mainly interested in examining the dynamics of co-movements during, and in the pre-covid periods. Additionally, they have aimed to examine the volatility spillover between USA and China, during and in the pre-covid periods. In order to achieve the research-based objectives, advanced econometrics models have been applied to the data from July1, 2010, to April 30, 2021. The results show that the sample market is integrated in the long run. The results also indicate that the behaviour of the Chinese market is same as the US market, and offers negligible opportunities for investors for diversification during this time. The findings indicate that the Ganger Causality between the stock markets during crisis is significantly higher than the pre-crisis period. The results of EGARCH model confirm the presence of asymmetric volatility spillover effects between the US and Chinese markets, during the considered time periods. This study also examines the co-movement in China, grounded upon the robust approach that facilitates examining the dependence structure between the sample variables. The findings offer valuable understanding for investors who are looking for investment diversification opportunities worldwide.&quot;,&quot;publisher&quot;:&quot;Taylor and Francis Ltd.&quot;,&quot;issue&quot;:&quot;1&quot;,&quot;volume&quot;:&quot;35&quot;,&quot;container-title-short&quot;:&quot;&quot;},&quot;isTemporary&quot;:false}]},{&quot;citationID&quot;:&quot;MENDELEY_CITATION_1c9e811a-616e-4547-b378-59b0afdda7be&quot;,&quot;properties&quot;:{&quot;noteIndex&quot;:0},&quot;isEdited&quot;:false,&quot;manualOverride&quot;:{&quot;isManuallyOverridden&quot;:false,&quot;citeprocText&quot;:&quot;(Caiado and Lúcio, 2023; Kayani et al., 2024; Lúcio and Caiado, 2022; Melina et al., 2023; Mishra et al., 2024; Zhang et al., 2022)&quot;,&quot;manualOverrideText&quot;:&quot;&quot;},&quot;citationTag&quot;:&quot;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&quot;,&quot;citationItems&quot;:[{&quot;id&quot;:&quot;2cf4475f-be1d-3f3e-9872-a4119d35960d&quot;,&quot;itemData&quot;:{&quot;type&quot;:&quot;article-journal&quot;,&quot;id&quot;:&quot;2cf4475f-be1d-3f3e-9872-a4119d35960d&quot;,&quot;title&quot;:&quot;Volatility forecasting and assessing risk of financial markets using multi-transformer neural network based architecture&quot;,&quot;groupId&quot;:&quot;6b0f6c4c-af15-3c2f-ae3d-3d6652b8fe29&quot;,&quot;author&quot;:[{&quot;family&quot;:&quot;Mishra&quot;,&quot;given&quot;:&quot;Aswini Kumar&quot;,&quot;parse-names&quot;:false,&quot;dropping-particle&quot;:&quot;&quot;,&quot;non-dropping-particle&quot;:&quot;&quot;},{&quot;family&quot;:&quot;Renganathan&quot;,&quot;given&quot;:&quot;Jayashree&quot;,&quot;parse-names&quot;:false,&quot;dropping-particle&quot;:&quot;&quot;,&quot;non-dropping-particle&quot;:&quot;&quot;},{&quot;family&quot;:&quot;Gupta&quot;,&quot;given&quot;:&quot;Aaryaman&quot;,&quot;parse-names&quot;:false,&quot;dropping-particle&quot;:&quot;&quot;,&quot;non-dropping-particle&quot;:&quot;&quot;}],&quot;container-title&quot;:&quot;Engineering Applications of Artificial Intelligence&quot;,&quot;accessed&quot;:{&quot;date-parts&quot;:[[2026,7,3]]},&quot;DOI&quot;:&quot;10.1016/J.ENGAPPAI.2024.108223&quot;,&quot;ISSN&quot;:&quot;0952-1976&quot;,&quot;URL&quot;:&quot;https://www-1sciencedirect-1com-1gltygdvo090d.erproxy.cvtisr.sk/science/article/pii/S0952197624003816?pes=vor&amp;utm_source=clarivate&amp;getft_integrator=clarivate&quot;,&quot;issued&quot;:{&quot;date-parts&quot;:[[2024,7,1]]},&quot;page&quot;:&quot;108223&quot;,&quot;abstract&quot;:&quot;This research introduces a more reliable model for predicting market volatility. The model incorporates Transformer and Multi-transformer layers with the GARCH and LSTM models and compares their performance to classic GARCH-type models. Euro-US Dollar FX Spot Rate (EURO-USD), Australian-US Dollar FX Spot Rate (AUD-USD), S&amp;P 500 Index, FTSE 100 Index, Reliance Industries Ltd., and Samsung Electronics Co Ltd. are analyzed. The timeframe examined is January 2005 to December 2021, with training from 2005 to 2016 and testing from 2017 to 2021. Empirical evidence suggests that hybrid Neural-network models, notably Transformer-based models, outperform individual transformers, deep learning, neural networks, and traditional GARCH-type models, even in unpredictable conditions like the COVID-19 pandemic. Within the hybrid Neural-network models, MT-GARCH and MTL-GARCH showed lower validation error (RMSE) than the other models, showing that the bagging mechanism added to the attention mechanism of the Multi-Transformer architecture helped to lower the error in the variance in the noisy data of the daily returns of the assets, reducing the RMSE of the hybrid multi-Transformer models. In addition, three to four of the five hybrid neural-network models showed appropriate risk estimates for the entire test period, as observed from the Christoffersen test. Moreover, the lengthy sample period helps test whether hybrid models perform better than classic GARCH-type models in volatile conditions like the COVID-19 pandemic.&quot;,&quot;publisher&quot;:&quot;Pergamon&quot;,&quot;volume&quot;:&quot;133&quot;,&quot;container-title-short&quot;:&quot;Eng. Appl. Artif. Intell.&quot;},&quot;isTemporary&quot;:false},{&quot;id&quot;:&quot;b9c9bfa5-0f21-34e8-9c93-235c28d40c5d&quot;,&quot;itemData&quot;:{&quot;type&quot;:&quot;article-journal&quot;,&quot;id&quot;:&quot;b9c9bfa5-0f21-34e8-9c93-235c28d40c5d&quot;,&quot;title&quot;:&quot;Stock market forecasting accuracy of asymmetric GARCH models during the COVID-19 pandemic&quot;,&quot;groupId&quot;:&quot;6b0f6c4c-af15-3c2f-ae3d-3d6652b8fe29&quot;,&quot;author&quot;:[{&quot;family&quot;:&quot;Caiado&quot;,&quot;given&quot;:&quot;Jorge&quot;,&quot;parse-names&quot;:false,&quot;dropping-particle&quot;:&quot;&quot;,&quot;non-dropping-particle&quot;:&quot;&quot;},{&quot;family&quot;:&quot;Lúcio&quot;,&quot;given&quot;:&quot;Francisco&quot;,&quot;parse-names&quot;:false,&quot;dropping-particle&quot;:&quot;&quot;,&quot;non-dropping-particle&quot;:&quot;&quot;}],&quot;container-title&quot;:&quot;The North American Journal of Economics and Finance&quot;,&quot;accessed&quot;:{&quot;date-parts&quot;:[[2026,7,3]]},&quot;DOI&quot;:&quot;10.1016/J.NAJEF.2023.101971&quot;,&quot;ISSN&quot;:&quot;1062-9408&quot;,&quot;URL&quot;:&quot;https://www-1sciencedirect-1com-1gltygdvo090d.erproxy.cvtisr.sk/science/article/pii/S1062940823000943?pes=vor&amp;utm_source=clarivate&amp;getft_integrator=clarivate&quot;,&quot;issued&quot;:{&quot;date-parts&quot;:[[2023,9,1]]},&quot;page&quot;:&quot;101971&quot;,&quot;abstract&quot;:&quot;We propose a new clustering approach for comparing financial time series and employ it to study how the COVID-19 pandemic affected the U.S. stock market. Essentially, we compute the forecast accuracy of asymmetric GARCH models applied to S&amp;P500 industries and use the model forecast errors for different horizons and cut-off points to calculate a distance matrix for the stock indices. Hierarchical clustering algorithms are used to assign the set of industries into clusters. We found homogeneous clusters of industries in terms of the impact of COVID-19 on US stock market volatility. The industries most affected by the pandemic and with less accurate stock market prediction (Hotels, Airline, Apparel, Accessories &amp; Luxury Goods, and Automobile) are separated in Euclidean distance from those industries that were less impacted by COVID-19 and which had more accurate forecasting (Pharmaceuticals, Internet &amp; Direct Marketing Retail, Data Processing, and Movies &amp; Entertainment).&quot;,&quot;publisher&quot;:&quot;North-Holland&quot;,&quot;volume&quot;:&quot;68&quot;,&quot;container-title-short&quot;:&quot;&quot;},&quot;isTemporary&quot;:false},{&quot;id&quot;:&quot;d332ee7d-6b27-33bf-9107-dfea9d6382b6&quot;,&quot;itemData&quot;:{&quot;type&quot;:&quot;article-journal&quot;,&quot;id&quot;:&quot;d332ee7d-6b27-33bf-9107-dfea9d6382b6&quot;,&quot;title&quot;:&quot;COVID-19 and Stock Market Volatility: A Clustering Approach for S&amp;P 500 Industry Indices&quot;,&quot;groupId&quot;:&quot;6b0f6c4c-af15-3c2f-ae3d-3d6652b8fe29&quot;,&quot;author&quot;:[{&quot;family&quot;:&quot;Lúcio&quot;,&quot;given&quot;:&quot;Francisco&quot;,&quot;parse-names&quot;:false,&quot;dropping-particle&quot;:&quot;&quot;,&quot;non-dropping-particle&quot;:&quot;&quot;},{&quot;family&quot;:&quot;Caiado&quot;,&quot;given&quot;:&quot;Jorge&quot;,&quot;parse-names&quot;:false,&quot;dropping-particle&quot;:&quot;&quot;,&quot;non-dropping-particle&quot;:&quot;&quot;}],&quot;container-title&quot;:&quot;Finance Research Letters&quot;,&quot;accessed&quot;:{&quot;date-parts&quot;:[[2026,7,3]]},&quot;DOI&quot;:&quot;10.1016/J.FRL.2022.103141&quot;,&quot;ISSN&quot;:&quot;1544-6123&quot;,&quot;URL&quot;:&quot;https://www-1sciencedirect-1com-1gltygdvo090d.erproxy.cvtisr.sk/science/article/pii/S1544612322003646?pes=vor&amp;utm_source=clarivate&amp;getft_integrator=clarivate&quot;,&quot;issued&quot;:{&quot;date-parts&quot;:[[2022,10,1]]},&quot;page&quot;:&quot;103141&quot;,&quot;abstract&quot;:&quot;We study how the COVID-19 pandemic affected some of the conditional volatilities of S&amp;P 500 industries, using a new model feature-based clustering method on a fitted TGARCH model. Rather than using the estimated model parameters to compute a distance matrix for the stock indices, we suggest using a distance based on the autocorrelations of the estimated conditional volatilities. Both hierarchical and non-hierarchical algorithms are used to assign the set of industries into clusters. The results show a clear change in the composition of each cluster between the period before the first US COVID-19 case and the period during the pandemic.&quot;,&quot;publisher&quot;:&quot;Elsevier&quot;,&quot;volume&quot;:&quot;49&quot;,&quot;container-title-short&quot;:&quot;Financ. Res. Lett.&quot;},&quot;isTemporary&quot;:false},{&quot;id&quot;:&quot;d5f18040-84eb-3ab2-b37a-12106c40f0ae&quot;,&quot;itemData&quot;:{&quot;type&quot;:&quot;article-journal&quot;,&quot;id&quot;:&quot;d5f18040-84eb-3ab2-b37a-12106c40f0ae&quot;,&quot;title&quot;:&quot;The impact of COVID-19 shocks on the volatility of stock markets in technologically advanced countries&quot;,&quot;groupId&quot;:&quot;6b0f6c4c-af15-3c2f-ae3d-3d6652b8fe29&quot;,&quot;author&quot;:[{&quot;family&quot;:&quot;Zhang&quot;,&quot;given&quot;:&quot;Ning&quot;,&quot;parse-names&quot;:false,&quot;dropping-particle&quot;:&quot;&quot;,&quot;non-dropping-particle&quot;:&quot;&quot;},{&quot;family&quot;:&quot;Wang&quot;,&quot;given&quot;:&quot;Aiqun&quot;,&quot;parse-names&quot;:false,&quot;dropping-particle&quot;:&quot;&quot;,&quot;non-dropping-particle&quot;:&quot;&quot;},{&quot;family&quot;:&quot;Haq&quot;,&quot;given&quot;:&quot;Naveed Ul&quot;,&quot;parse-names&quot;:false,&quot;dropping-particle&quot;:&quot;&quot;,&quot;non-dropping-particle&quot;:&quot;&quot;},{&quot;family&quot;:&quot;Nosheen&quot;,&quot;given&quot;:&quot;Safia&quot;,&quot;parse-names&quot;:false,&quot;dropping-particle&quot;:&quot;&quot;,&quot;non-dropping-particle&quot;:&quot;&quot;}],&quot;container-title&quot;:&quot;Economic Research-Ekonomska Istrazivanja &quot;,&quot;accessed&quot;:{&quot;date-parts&quot;:[[2026,7,3]]},&quot;DOI&quot;:&quot;10.1080/1331677X.2021.1936112&quot;,&quot;ISSN&quot;:&quot;1331677X&quot;,&quot;URL&quot;:&quot;/doi/pdf/10.1080/1331677X.2021.1936112?download=true&quot;,&quot;issued&quot;:{&quot;date-parts&quot;:[[2022]]},&quot;page&quot;:&quot;2191-2216&quot;,&quot;abstract&quot;:&quot;This study examines the volatility of China and the most advanced countries of the world stock markets due to the pandemic of COVID-19 using the TGARCH model. This research study presents empirical support for the TGARCH specification for explaining the daily time dependence in the rate of information arrival to the market for stocks traded on China stock market. Using the sample containing closing stock market returns from 05 January 2015 to 04 April 2020 of sample countries, we found that through the COVID-19, there is no significant impact of returns volatility coming from advanced countries towards the China stock market. Further, results state that China has a significant impact on explaining the volatility of the most advanced countries of the world (Switzerland, Sweden, Netherlands, and the UK) except the U.S.A. during COVID-19. We found no significant impact of China stock market returns on the U.S.A.'s volatility, but there is a presence of leverage effect during COVID −19.&quot;,&quot;publisher&quot;:&quot;Taylor and Francis Ltd.&quot;,&quot;issue&quot;:&quot;1&quot;,&quot;volume&quot;:&quot;35&quot;,&quot;container-title-short&quot;:&quot;&quot;},&quot;isTemporary&quot;:false},{&quot;id&quot;:&quot;dfca3fe8-388d-3fba-acec-d2c2a1e2075d&quot;,&quot;itemData&quot;:{&quot;type&quot;:&quot;article-journal&quot;,&quot;id&quot;:&quot;dfca3fe8-388d-3fba-acec-d2c2a1e2075d&quot;,&quot;title&quot;:&quot;A Conceptual Model of Investment-Risk Prediction in the Stock Market Using Extreme Value Theory with Machine Learning: A Semisystematic Literature Review&quot;,&quot;groupId&quot;:&quot;6b0f6c4c-af15-3c2f-ae3d-3d6652b8fe29&quot;,&quot;author&quot;:[{&quot;family&quot;:&quot;Melina&quot;,&quot;given&quot;:&quot;&quot;,&quot;parse-names&quot;:false,&quot;dropping-particle&quot;:&quot;&quot;,&quot;non-dropping-particle&quot;:&quot;&quot;},{&quot;family&quot;:&quot;Sukono&quot;,&quot;given&quot;:&quot;&quot;,&quot;parse-names&quot;:false,&quot;dropping-particle&quot;:&quot;&quot;,&quot;non-dropping-particle&quot;:&quot;&quot;},{&quot;family&quot;:&quot;Napitupulu&quot;,&quot;given&quot;:&quot;Herlina&quot;,&quot;parse-names&quot;:false,&quot;dropping-particle&quot;:&quot;&quot;,&quot;non-dropping-particle&quot;:&quot;&quot;},{&quot;family&quot;:&quot;Mohamed&quot;,&quot;given&quot;:&quot;Norizan&quot;,&quot;parse-names&quot;:false,&quot;dropping-particle&quot;:&quot;&quot;,&quot;non-dropping-particle&quot;:&quot;&quot;}],&quot;container-title&quot;:&quot;Risks 2023, Vol. 11, Page 60&quot;,&quot;accessed&quot;:{&quot;date-parts&quot;:[[2026,7,3]]},&quot;DOI&quot;:&quot;10.3390/RISKS11030060&quot;,&quot;ISSN&quot;:&quot;2227-9091&quot;,&quot;URL&quot;:&quot;https://www.mdpi.com/2227-9091/11/3/60/htm&quot;,&quot;issued&quot;:{&quot;date-parts&quot;:[[2023,3,14]]},&quot;page&quot;:&quot;60&quot;,&quot;abstract&quot;:&quot;The COVID-19 pandemic has been an extraordinary event, the type of event that rarely occurs but that has major impacts on the stock market. The pandemic has created high volatility and caused extreme fluctuations in the stock market. The stock market can be characterized as either linear or nonlinear. One method that can detect extreme fluctuations is extreme value theory (EVT). This study employed a semisystematic literature review on the use of the EVT method to estimate investment risk in the stock market. The literature used was selected by applying the preferred reporting items for systematic review and meta-analyses (PRISMA) guidelines, sourced from the ScienceDirect.com, ProQuest, and Scopus databases. A bibliometric analysis was conducted to determine the study characteristics and identify any research gaps. The results of the analysis show that studies on this topic are rarely carried out. Research in this field is generally performed only in univariate cases and is very complicated in multivariate cases. Given these limitations, further research could focus on developing a conceptual model that is dynamic and sensitive to extreme fluctuations, with multivariable inputs, in order to predict investment risk. The model developed here considered the variables that affect stock price fluctuations as the input data. The combination of VaR–EVT and machine-learning methods is effective in increasing model accuracy because it combines linear and nonlinear models.&quot;,&quot;publisher&quot;:&quot;Multidisciplinary Digital Publishing Institute&quot;,&quot;issue&quot;:&quot;3&quot;,&quot;volume&quot;:&quot;11&quot;,&quot;container-title-short&quot;:&quot;&quot;},&quot;isTemporary&quot;:false},{&quot;id&quot;:&quot;f87d2323-88c7-3bc3-a532-24561aa7e9e1&quot;,&quot;itemData&quot;:{&quot;type&quot;:&quot;article-journal&quot;,&quot;id&quot;:&quot;f87d2323-88c7-3bc3-a532-24561aa7e9e1&quot;,&quot;title&quot;:&quot;Unleashing the pandemic volatility: A glimpse into the stock market performance of developed economies during COVID-19&quot;,&quot;author&quot;:[{&quot;family&quot;:&quot;Kayani&quot;,&quot;given&quot;:&quot;Umar Nawaz&quot;,&quot;parse-names&quot;:false,&quot;dropping-particle&quot;:&quot;&quot;,&quot;non-dropping-particle&quot;:&quot;&quot;},{&quot;family&quot;:&quot;Aysan&quot;,&quot;given&quot;:&quot;Ahmet Faruk&quot;,&quot;parse-names&quot;:false,&quot;dropping-particle&quot;:&quot;&quot;,&quot;non-dropping-particle&quot;:&quot;&quot;},{&quot;family&quot;:&quot;Khan&quot;,&quot;given&quot;:&quot;Mrestyal&quot;,&quot;parse-names&quot;:false,&quot;dropping-particle&quot;:&quot;&quot;,&quot;non-dropping-particle&quot;:&quot;&quot;},{&quot;family&quot;:&quot;Khan&quot;,&quot;given&quot;:&quot;Maaz&quot;,&quot;parse-names&quot;:false,&quot;dropping-particle&quot;:&quot;&quot;,&quot;non-dropping-particle&quot;:&quot;&quot;},{&quot;family&quot;:&quot;Mumtaz&quot;,&quot;given&quot;:&quot;Roohi&quot;,&quot;parse-names&quot;:false,&quot;dropping-particle&quot;:&quot;&quot;,&quot;non-dropping-particle&quot;:&quot;&quot;},{&quot;family&quot;:&quot;Irfan&quot;,&quot;given&quot;:&quot;Muhammad&quot;,&quot;parse-names&quot;:false,&quot;dropping-particle&quot;:&quot;&quot;,&quot;non-dropping-particle&quot;:&quot;&quot;}],&quot;container-title&quot;:&quot;Heliyon&quot;,&quot;container-title-short&quot;:&quot;Heliyon&quot;,&quot;accessed&quot;:{&quot;date-parts&quot;:[[2026,7,3]]},&quot;DOI&quot;:&quot;10.1016/J.HELIYON.2024.E25202&quot;,&quot;ISSN&quot;:&quot;2405-8440&quot;,&quot;URL&quot;:&quot;https://www-1sciencedirect-1com-1gltygdvo090d.erproxy.cvtisr.sk/science/article/pii/S2405844024012337?pes=vor&amp;utm_source=clarivate&amp;getft_integrator=clarivate&quot;,&quot;issued&quot;:{&quot;date-parts&quot;:[[2024,2,29]]},&quot;page&quot;:&quot;e25202&quot;,&quot;abstract&quot;:&quot;The COVID-19 pandemic has resulted in significant financial losses globally, increasing the volatility of financial assets. Thus, this study models the stock market volatility of developed economies during the COVID-19 pandemic. For this purpose, we used the GJR-GARCH (Albulescu, 2020; Albulescu, 2020) [1,1] econometric model on the daily time series returns data ranging from 01st-July-2019 to 18th-November-2020. The entire dataset was equally divided into two subsets; before COVID-19, and after the COVID-19. The empirical results of this study showed the presence of volatility clustering, leverage effect, and excess kurtosis indicating leptokurtic phenomena in all stock indices returns. In addition to this, it can be noted that compared to before COVID-19, the stock markets showed negative returns, and increased volatility during the COVID-19. Hence, based on these findings, this study provides significant insights for global stock market investors and economic policymakers regarding financial portfolio construction particularly during crises times.&quot;,&quot;publisher&quot;:&quot;Elsevier&quot;,&quot;issue&quot;:&quot;4&quot;,&quot;volume&quot;:&quot;10&quot;},&quot;isTemporary&quot;:false}]},{&quot;citationID&quot;:&quot;MENDELEY_CITATION_792c0660-b732-4532-b870-e624810fd725&quot;,&quot;properties&quot;:{&quot;noteIndex&quot;:0},&quot;isEdited&quot;:false,&quot;manualOverride&quot;:{&quot;isManuallyOverridden&quot;:false,&quot;citeprocText&quot;:&quot;(Ge, 2025; Mishra et al., 2024; Mora-Valencia et al., 2023; Sodnomdavaa, 2026; Yang et al., 2024)&quot;,&quot;manualOverrideText&quot;:&quot;&quot;},&quot;citationTag&quot;:&quot;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&quot;,&quot;citationItems&quot;:[{&quot;id&quot;:&quot;98dd6b6e-8610-3718-a985-da5c961a4759&quot;,&quot;itemData&quot;:{&quot;type&quot;:&quot;article-journal&quot;,&quot;id&quot;:&quot;98dd6b6e-8610-3718-a985-da5c961a4759&quot;,&quot;title&quot;:&quot;Financial Volatility Modeling with the GARCH-MIDAS-LSTM Approach: The Effects of Economic Expectations, Geopolitical Risks and Industrial Production during COVID-19&quot;,&quot;groupId&quot;:&quot;6b0f6c4c-af15-3c2f-ae3d-3d6652b8fe29&quot;,&quot;author&quot;:[{&quot;family&quot;:&quot;Mora-Valencia&quot;,&quot;given&quot;:&quot;Andrés&quot;,&quot;parse-names&quot;:false,&quot;dropping-particle&quot;:&quot;&quot;,&quot;non-dropping-particle&quot;:&quot;&quot;},{&quot;family&quot;:&quot;Ñíguez&quot;,&quot;given&quot;:&quot;Trino-Manuel&quot;,&quot;parse-names&quot;:false,&quot;dropping-particle&quot;:&quot;&quot;,&quot;non-dropping-particle&quot;:&quot;&quot;},{&quot;family&quot;:&quot;Ömer Ersin&quot;,&quot;given&quot;:&quot;Özgür&quot;,&quot;parse-names&quot;:false,&quot;dropping-particle&quot;:&quot;&quot;,&quot;non-dropping-particle&quot;:&quot;&quot;},{&quot;family&quot;:&quot;Bildirici&quot;,&quot;given&quot;:&quot;Melike&quot;,&quot;parse-names&quot;:false,&quot;dropping-particle&quot;:&quot;&quot;,&quot;non-dropping-particle&quot;:&quot;&quot;}],&quot;container-title&quot;:&quot;Mathematics 2023, Vol. 11, Page 1785&quot;,&quot;accessed&quot;:{&quot;date-parts&quot;:[[2026,7,4]]},&quot;DOI&quot;:&quot;10.3390/MATH11081785&quot;,&quot;ISSN&quot;:&quot;2227-7390&quot;,&quot;URL&quot;:&quot;https://www-1mdpi-1com-1gltygdvo09a3.erproxy.cvtisr.sk/2227-7390/11/8/1785/htm&quot;,&quot;issued&quot;:{&quot;date-parts&quot;:[[2023,4,9]]},&quot;page&quot;:&quot;1785&quot;,&quot;abstract&quot;:&quot;Forecasting stock markets is an important challenge due to leptokurtic distributions with heavy tails due to uncertainties in markets, economies, and political fluctuations. To forecast the direction of stock markets, the inclusion of leading indicators to volatility models is highly important; however, such series are generally at different frequencies. The paper proposes the GARCH-MIDAS-LSTM model, a hybrid method that benefits from LSTM deep neural networks for forecast accuracy, and the GARCH-MIDAS model for the integration of effects of low-frequency variables in high-frequency stock market volatility modeling. The models are being tested for a forecast sample including the COVID-19 shut-down after the first official case period and the economic reopening period in in Borsa Istanbul stock market in Türkiye. For this sample, significant uncertainty existed regarding future economic expectations, and the period provided an interesting laboratory to test the forecast effectiveness of the proposed LSTM augmented model in addition to GARCH-MIDAS models, which included geopolitical risk, future economic expectations, trends, and cycle industrial production indices as low-frequency variables. The evidence suggests that stock market volatility is most effectively modeled with geopolitical risk, followed by industrial production, and a relatively lower performance is achieved by future economic expectations. These findings imply that increases in geopolitical risk enhance stock market volatility further, and that industrial production and future economic expectations work in the opposite direction. Most importantly, the forecast results suggest suitability of both the GARCH-MIDAS and GARCH-MIDAS-LSTM models, and with good forecasting capabilities. However, a comparison shows significant root mean squared error reduction with the novel GARCH-MIDAS-LSTM model over GARCH-MIDAS models. Percentage decline in root mean squared errors for forecasts are between 39% to 95% in LSTM augmented models depending on the type of economic indicator used. The proposed approach offers a key tool for investors and policymakers.&quot;,&quot;publisher&quot;:&quot;Multidisciplinary Digital Publishing Institute&quot;,&quot;issue&quot;:&quot;8&quot;,&quot;volume&quot;:&quot;11&quot;,&quot;container-title-short&quot;:&quot;&quot;},&quot;isTemporary&quot;:false},{&quot;id&quot;:&quot;2cf4475f-be1d-3f3e-9872-a4119d35960d&quot;,&quot;itemData&quot;:{&quot;type&quot;:&quot;article-journal&quot;,&quot;id&quot;:&quot;2cf4475f-be1d-3f3e-9872-a4119d35960d&quot;,&quot;title&quot;:&quot;Volatility forecasting and assessing risk of financial markets using multi-transformer neural network based architecture&quot;,&quot;groupId&quot;:&quot;6b0f6c4c-af15-3c2f-ae3d-3d6652b8fe29&quot;,&quot;author&quot;:[{&quot;family&quot;:&quot;Mishra&quot;,&quot;given&quot;:&quot;Aswini Kumar&quot;,&quot;parse-names&quot;:false,&quot;dropping-particle&quot;:&quot;&quot;,&quot;non-dropping-particle&quot;:&quot;&quot;},{&quot;family&quot;:&quot;Renganathan&quot;,&quot;given&quot;:&quot;Jayashree&quot;,&quot;parse-names&quot;:false,&quot;dropping-particle&quot;:&quot;&quot;,&quot;non-dropping-particle&quot;:&quot;&quot;},{&quot;family&quot;:&quot;Gupta&quot;,&quot;given&quot;:&quot;Aaryaman&quot;,&quot;parse-names&quot;:false,&quot;dropping-particle&quot;:&quot;&quot;,&quot;non-dropping-particle&quot;:&quot;&quot;}],&quot;container-title&quot;:&quot;Engineering Applications of Artificial Intelligence&quot;,&quot;accessed&quot;:{&quot;date-parts&quot;:[[2026,7,3]]},&quot;DOI&quot;:&quot;10.1016/J.ENGAPPAI.2024.108223&quot;,&quot;ISSN&quot;:&quot;0952-1976&quot;,&quot;URL&quot;:&quot;https://www-1sciencedirect-1com-1gltygdvo090d.erproxy.cvtisr.sk/science/article/pii/S0952197624003816?pes=vor&amp;utm_source=clarivate&amp;getft_integrator=clarivate&quot;,&quot;issued&quot;:{&quot;date-parts&quot;:[[2024,7,1]]},&quot;page&quot;:&quot;108223&quot;,&quot;abstract&quot;:&quot;This research introduces a more reliable model for predicting market volatility. The model incorporates Transformer and Multi-transformer layers with the GARCH and LSTM models and compares their performance to classic GARCH-type models. Euro-US Dollar FX Spot Rate (EURO-USD), Australian-US Dollar FX Spot Rate (AUD-USD), S&amp;P 500 Index, FTSE 100 Index, Reliance Industries Ltd., and Samsung Electronics Co Ltd. are analyzed. The timeframe examined is January 2005 to December 2021, with training from 2005 to 2016 and testing from 2017 to 2021. Empirical evidence suggests that hybrid Neural-network models, notably Transformer-based models, outperform individual transformers, deep learning, neural networks, and traditional GARCH-type models, even in unpredictable conditions like the COVID-19 pandemic. Within the hybrid Neural-network models, MT-GARCH and MTL-GARCH showed lower validation error (RMSE) than the other models, showing that the bagging mechanism added to the attention mechanism of the Multi-Transformer architecture helped to lower the error in the variance in the noisy data of the daily returns of the assets, reducing the RMSE of the hybrid multi-Transformer models. In addition, three to four of the five hybrid neural-network models showed appropriate risk estimates for the entire test period, as observed from the Christoffersen test. Moreover, the lengthy sample period helps test whether hybrid models perform better than classic GARCH-type models in volatile conditions like the COVID-19 pandemic.&quot;,&quot;publisher&quot;:&quot;Pergamon&quot;,&quot;volume&quot;:&quot;133&quot;,&quot;container-title-short&quot;:&quot;Eng. Appl. Artif. Intell.&quot;},&quot;isTemporary&quot;:false},{&quot;id&quot;:&quot;daa5fb1c-204b-3bea-94e8-77764728dd61&quot;,&quot;itemData&quot;:{&quot;type&quot;:&quot;article-journal&quot;,&quot;id&quot;:&quot;daa5fb1c-204b-3bea-94e8-77764728dd61&quot;,&quot;title&quot;:&quot;Enhancing stock market Forecasting: A hybrid model for accurate prediction of S&amp;P 500 and CSI 300 future prices&quot;,&quot;groupId&quot;:&quot;6b0f6c4c-af15-3c2f-ae3d-3d6652b8fe29&quot;,&quot;author&quot;:[{&quot;family&quot;:&quot;Ge&quot;,&quot;given&quot;:&quot;Qing&quot;,&quot;parse-names&quot;:false,&quot;dropping-particle&quot;:&quot;&quot;,&quot;non-dropping-particle&quot;:&quot;&quot;}],&quot;container-title&quot;:&quot;Expert Systems with Applications&quot;,&quot;accessed&quot;:{&quot;date-parts&quot;:[[2026,7,3]]},&quot;DOI&quot;:&quot;10.1016/J.ESWA.2024.125380&quot;,&quot;ISSN&quot;:&quot;0957-4174&quot;,&quot;URL&quot;:&quot;https://www-1sciencedirect-1com-1gltygdvo090d.erproxy.cvtisr.sk/science/article/pii/S0957417424022474?pes=vor&amp;utm_source=clarivate&amp;getft_integrator=clarivate&quot;,&quot;issued&quot;:{&quot;date-parts&quot;:[[2025,1,15]]},&quot;page&quot;:&quot;125380&quot;,&quot;abstract&quot;:&quot;This paper investigates the challenging domain of stock market prediction, a significant aspect of financial markets. It focuses on developing predictive models to forecast stock prices accurately, vital for mitigating losses and maximizing gains amidst the inherent unpredictability and volatility of the market. The study comprehensively analyzes various predictive models, including time series analysis and advanced machine learning techniques. It highlights the superiority of ensemble or hybrid models in enhancing prediction reliability. Central to this research is the development of a model incorporating detailed data collection, thorough analysis, and state-of-the-art machine learning methods, achieving notable predictive accuracy. This approach underscores the benefits of data-centric strategies in today's rapidly evolving business environment and the widespread applicability of predictive analytics. The model outperforms conventional methods by decomposing time series into simpler components and optimizing hyperparameters, thereby enhancing prediction accuracy, as demonstrated by performance testing on the S&amp;P 500 and CSI 300 indices. The RMSE, MAE, and R2 values of the MEME-AO-LSTM model are 27.12, 19.43, and 0.992, respectively, which serve as evidence of this. The model's generalizability and high performance are demonstrated by its efficacy in a variety of major markets, including the NASDAQ 100, Nikkei 225, FTSE, DAX, SSE, and KOSPI. Additionally, the model's adaptability under diverse market conditions is demonstrated through its evaluation of its robustness in response to significant events, such as the economic stimulus responses to the COVID-19 pandemic and the geopolitical tensions resulting from the tension and conflict between Russia and Ukraine. Consequently, the proposed methodology has the potential to help investors achieve substantial and advantageous returns.&quot;,&quot;publisher&quot;:&quot;Pergamon&quot;,&quot;volume&quot;:&quot;260&quot;,&quot;container-title-short&quot;:&quot;Expert Syst. Appl.&quot;},&quot;isTemporary&quot;:false},{&quot;id&quot;:&quot;218473e9-f87a-37e1-8544-a9996d0e019b&quot;,&quot;itemData&quot;:{&quot;type&quot;:&quot;article-journal&quot;,&quot;id&quot;:&quot;218473e9-f87a-37e1-8544-a9996d0e019b&quot;,&quot;title&quot;:&quot;Can hybrid model improve the forecasting performance of stock price index amid COVID-19? Contextual evidence from the MEEMD-LSTM-MLP approach&quot;,&quot;groupId&quot;:&quot;6b0f6c4c-af15-3c2f-ae3d-3d6652b8fe29&quot;,&quot;author&quot;:[{&quot;family&quot;:&quot;Yang&quot;,&quot;given&quot;:&quot;Qu&quot;,&quot;parse-names&quot;:false,&quot;dropping-particle&quot;:&quot;&quot;,&quot;non-dropping-particle&quot;:&quot;&quot;},{&quot;family&quot;:&quot;Yu&quot;,&quot;given&quot;:&quot;Yuanyuan&quot;,&quot;parse-names&quot;:false,&quot;dropping-particle&quot;:&quot;&quot;,&quot;non-dropping-particle&quot;:&quot;&quot;},{&quot;family&quot;:&quot;Dai&quot;,&quot;given&quot;:&quot;Dongsheng&quot;,&quot;parse-names&quot;:false,&quot;dropping-particle&quot;:&quot;&quot;,&quot;non-dropping-particle&quot;:&quot;&quot;},{&quot;family&quot;:&quot;He&quot;,&quot;given&quot;:&quot;Qian&quot;,&quot;parse-names&quot;:false,&quot;dropping-particle&quot;:&quot;&quot;,&quot;non-dropping-particle&quot;:&quot;&quot;},{&quot;family&quot;:&quot;Lin&quot;,&quot;given&quot;:&quot;Yu&quot;,&quot;parse-names&quot;:false,&quot;dropping-particle&quot;:&quot;&quot;,&quot;non-dropping-particle&quot;:&quot;&quot;}],&quot;container-title&quot;:&quot;The North American Journal of Economics and Finance&quot;,&quot;accessed&quot;:{&quot;date-parts&quot;:[[2026,7,3]]},&quot;DOI&quot;:&quot;10.1016/J.NAJEF.2024.102252&quot;,&quot;ISSN&quot;:&quot;1062-9408&quot;,&quot;URL&quot;:&quot;https://www-1sciencedirect-1com-1gltygdvo090d.erproxy.cvtisr.sk/science/article/pii/S1062940824001773?pes=vor&amp;utm_source=clarivate&amp;getft_integrator=clarivate&quot;,&quot;issued&quot;:{&quot;date-parts&quot;:[[2024,9,1]]},&quot;page&quot;:&quot;102252&quot;,&quot;abstract&quot;:&quot;The sudden eruption of COVID-19 has inflicted tremendous damage to the worldwide economy, and stock markets have become violently volatile due to its negative impact. Therefore, accurate forecasting of stock price index has been playing an essential role in maintaining national economic security and formulating related policies. In this paper, a novel decomposition-ensemble model is proposed to predict the highly fluctuating stock price index. To begin with, the modified ensemble empirical mode decomposition (MEEMD) method is adopted to decompose the original stock price index into subsequences with different frequencies. Then, the last high-frequency subsequence and other subsequences are predicted through multilayer perceptron (MLP) and long short-term memory (LSTM), respectively. Finally, the prediction outcomes of different model subsequences are reconstructed into the ultimate prediction results by utilizing the integration method. Compared with the contrast models, the MEEMD-LSTM-MLP model proposed in our paper not only demonstrates significant advantages in multi-step forecasting for both emerging and developed markets, but also achieves excellent prediction performance amidst the severe market fluctuations triggered by COVID-19. Furthermore, the application of the MEEMD-LSTM-MLP model is extended to financial time series with different data characteristics and market types, which further proves its high applicability and reliability. Therefore, the conducted hybrid MEEMD-LSTM-MLP model is an effective and stable multi-step forecasting tool to provide valuable intelligent technical support for governments and enterprises in complex economic conditions.&quot;,&quot;publisher&quot;:&quot;North-Holland&quot;,&quot;volume&quot;:&quot;74&quot;,&quot;container-title-short&quot;:&quot;&quot;},&quot;isTemporary&quot;:false},{&quot;id&quot;:&quot;87ab18d5-c449-370e-a23c-471c394d57d9&quot;,&quot;itemData&quot;:{&quot;type&quot;:&quot;article-journal&quot;,&quot;id&quot;:&quot;87ab18d5-c449-370e-a23c-471c394d57d9&quot;,&quot;title&quot;:&quot;Explainable Hybrid Modeling of Stock Market Turning Points: An Integrated ARIMA-LSTM-SHAP Approach&quot;,&quot;groupId&quot;:&quot;6b0f6c4c-af15-3c2f-ae3d-3d6652b8fe29&quot;,&quot;author&quot;:[{&quot;family&quot;:&quot;Sodnomdavaa&quot;,&quot;given&quot;:&quot;Tsolmon&quot;,&quot;parse-names&quot;:false,&quot;dropping-particle&quot;:&quot;&quot;,&quot;non-dropping-particle&quot;:&quot;&quot;}],&quot;container-title&quot;:&quot;Journal of Advances in Information Technology&quot;,&quot;accessed&quot;:{&quot;date-parts&quot;:[[2026,7,3]]},&quot;DOI&quot;:&quot;10.12720/JAIT.17.3.569-582&quot;,&quot;ISSN&quot;:&quot;17982340&quot;,&quot;issued&quot;:{&quot;date-parts&quot;:[[2026]]},&quot;page&quot;:&quot;569-582&quot;,&quot;abstract&quot;:&quot;In recent years, global shocks such as the COVID-19 pandemic, geopolitical conflicts, and trade tensions have substantially intensified volatility in financial markets, thereby increasing the frequency of price turning points. This study proposes a novel approach that addresses the growing demand for artificial intelligence models that are not only highly predictive but also interpretable. Traditional econometric models, such as Autoregressive Integrated Moving Average (ARIMA) and Generalized Autoregressive Conditional Heteroskedasticity (GARCH), are effective at capturing linear dependencies but fail to adequately represent nonlinear market dynamics. Meanwhile, machine learning methods, despite their strong predictive power, often exhibit limited interpretability. To bridge this gap, this paper presents an explainable hybrid framework that integrates ARIMA, Long Short-Term Memory (LSTM), and Shapley Additive exPlanations (SHAP). Using daily data from ten major global stock indices from January 1, 2010 to September 30, 2025, the study employs a hybrid labeling approach that combines price extrema, Relative Strength Index (RSI), and Moving Average Convergence Divergence (MACD) indicators. Forecasting accuracy is further enhanced by incorporating ARIMA residual–based feature fusion. The model’s performance is evaluated using both statistical (F1-Score, Precision-Recall Area Under the Curve (PR-AUC), Root Mean Squared Error (RMSE), and economic (Sharpe ratio) metrics within a walk-forward validation framework. The results show that the ARIMA-LSTM-SHAP model achieves an optimal balance between predictive accuracy and economic efficiency, achieving an F1-Score of 0.60 and a Sharpe ratio exceeding 1.5. The findings highlight the framework’s practical relevance for investors and policymakers by facilitating the early detection of turning cycles and supporting risk-informed decision-making.&quot;,&quot;publisher&quot;:&quot;Engineering and Technology Publishing&quot;,&quot;issue&quot;:&quot;3&quot;,&quot;volume&quot;:&quot;17&quot;,&quot;container-title-short&quot;:&quot;&quot;},&quot;isTemporary&quot;:false}]},{&quot;citationID&quot;:&quot;MENDELEY_CITATION_058d6254-57ae-4f27-98fb-ae90819cd240&quot;,&quot;properties&quot;:{&quot;noteIndex&quot;:0},&quot;isEdited&quot;:false,&quot;manualOverride&quot;:{&quot;isManuallyOverridden&quot;:false,&quot;citeprocText&quot;:&quot;(Vancsura and Bareith, 2023)&quot;,&quot;manualOverrideText&quot;:&quot;&quot;},&quot;citationTag&quot;:&quot;MENDELEY_CITATION_v3_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&quot;,&quot;citationItems&quot;:[{&quot;id&quot;:&quot;9824712c-43a0-3d06-a1da-d7ca6addf1c9&quot;,&quot;itemData&quot;:{&quot;type&quot;:&quot;article-journal&quot;,&quot;id&quot;:&quot;9824712c-43a0-3d06-a1da-d7ca6addf1c9&quot;,&quot;title&quot;:&quot;Analysis of the performance of predictive models during Covid-19 and the Russian-Ukrainian war&quot;,&quot;groupId&quot;:&quot;6b0f6c4c-af15-3c2f-ae3d-3d6652b8fe29&quot;,&quot;author&quot;:[{&quot;family&quot;:&quot;Vancsura&quot;,&quot;given&quot;:&quot;László&quot;,&quot;parse-names&quot;:false,&quot;dropping-particle&quot;:&quot;&quot;,&quot;non-dropping-particle&quot;:&quot;&quot;},{&quot;family&quot;:&quot;Bareith&quot;,&quot;given&quot;:&quot;Tibor&quot;,&quot;parse-names&quot;:false,&quot;dropping-particle&quot;:&quot;&quot;,&quot;non-dropping-particle&quot;:&quot;&quot;}],&quot;container-title&quot;:&quot;Public Finance Quarterly&quot;,&quot;accessed&quot;:{&quot;date-parts&quot;:[[2026,7,3]]},&quot;DOI&quot;:&quot;10.35551/PFQ_2023_2_7&quot;,&quot;ISSN&quot;:&quot;2064-8278&quot;,&quot;URL&quot;:&quot;https://journals.lib.uni-corvinus.hu/index.php/penzugyiszemle/article/view/1399&quot;,&quot;issued&quot;:{&quot;date-parts&quot;:[[2023,6,30]]},&quot;page&quot;:&quot;123-138&quot;,&quot;abstract&quot;:&quot;In our paper, we investigate how effectively artificial intelligence can be used to predict stock market trends in the world’s leading equity markets over the period 01/01/2010 to 09/16/2022. Covid-19 and the Russian-Ukrainian war have had a strong impact on the capital markets and therefore the study was conducted in a highly volatile environment. The analysis was performed on three time intervals, using two machine learning algorithms of different complexity (decision tree, LSTM) and a parametric statistical model (linear regression). The evaluation of the results obtained was based on mean absolute percentage error (MAPE). In our study, we show that predictive models can perform better than linear regression in the period of high volatility. Another important finding is that the predictive models performed better in the post-Russian-Ukrainian war period than after the outbreak of Covid-19. Stock market price forecasting can play an important role in fundamental and technical analysis, can be incorporated into the decision criteria of algorithmic trading, or can be used on its own to automate trading.&quot;,&quot;publisher&quot;:&quot;State Audit Office of Hungary&quot;,&quot;issue&quot;:&quot;2&quot;,&quot;volume&quot;:&quot;69&quot;,&quot;container-title-short&quot;:&quot;Public Finan. Q.&quot;},&quot;isTemporary&quot;:false}]},{&quot;citationID&quot;:&quot;MENDELEY_CITATION_bdaf981e-ec4b-4873-b076-8b15145559d9&quot;,&quot;properties&quot;:{&quot;noteIndex&quot;:0},&quot;isEdited&quot;:false,&quot;manualOverride&quot;:{&quot;isManuallyOverridden&quot;:false,&quot;citeprocText&quot;:&quot;(Das et al., 2022)&quot;,&quot;manualOverrideText&quot;:&quot;&quot;},&quot;citationTag&quot;:&quot;MENDELEY_CITATION_v3_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&quot;,&quot;citationItems&quot;:[{&quot;id&quot;:&quot;cd07270a-1c4c-3fb6-8637-ed59c8bbe42b&quot;,&quot;itemData&quot;:{&quot;type&quot;:&quot;article-journal&quot;,&quot;id&quot;:&quot;cd07270a-1c4c-3fb6-8637-ed59c8bbe42b&quot;,&quot;title&quot;:&quot;Effect of public sentiment on stock market movement prediction during the COVID-19 outbreak&quot;,&quot;groupId&quot;:&quot;6b0f6c4c-af15-3c2f-ae3d-3d6652b8fe29&quot;,&quot;author&quot;:[{&quot;family&quot;:&quot;Das&quot;,&quot;given&quot;:&quot;Nabanita&quot;,&quot;parse-names&quot;:false,&quot;dropping-particle&quot;:&quot;&quot;,&quot;non-dropping-particle&quot;:&quot;&quot;},{&quot;family&quot;:&quot;Sadhukhan&quot;,&quot;given&quot;:&quot;Bikash&quot;,&quot;parse-names&quot;:false,&quot;dropping-particle&quot;:&quot;&quot;,&quot;non-dropping-particle&quot;:&quot;&quot;},{&quot;family&quot;:&quot;Chatterjee&quot;,&quot;given&quot;:&quot;Tanusree&quot;,&quot;parse-names&quot;:false,&quot;dropping-particle&quot;:&quot;&quot;,&quot;non-dropping-particle&quot;:&quot;&quot;},{&quot;family&quot;:&quot;Chakrabarti&quot;,&quot;given&quot;:&quot;Satyajit&quot;,&quot;parse-names&quot;:false,&quot;dropping-particle&quot;:&quot;&quot;,&quot;non-dropping-particle&quot;:&quot;&quot;}],&quot;container-title&quot;:&quot;Social Network Analysis and Mining 2022 12:1&quot;,&quot;accessed&quot;:{&quot;date-parts&quot;:[[2026,7,3]]},&quot;DOI&quot;:&quot;10.1007/S13278-022-00919-3&quot;,&quot;ISBN&quot;:&quot;0123456789&quot;,&quot;ISSN&quot;:&quot;1869-5469&quot;,&quot;URL&quot;:&quot;https://link-1springer-1com-1gltygdvo090d.erproxy.cvtisr.sk/article/10.1007/s13278-022-00919-3&quot;,&quot;issued&quot;:{&quot;date-parts&quot;:[[2022,7,27]]},&quot;page&quot;:&quot;92-&quot;,&quot;abstract&quot;:&quot;Forecasting the stock market is one of the most difficult undertakings in the financial industry due to its complex, volatile, noisy, and nonparametric character. However, as computer science advances, an intelligent model can help investors and analysts minimize investment risk. Public opinion on social media and other online portals is an important factor in stock market predictions. The COVID-19 pandemic stimulates online activities since individuals are compelled to remain at home, bringing about a massive quantity of public opinion and emotion. This research focuses on stock market movement prediction with public sentiments using the long short-term memory network (LSTM) during the COVID-19 flare-up. Here, seven different sentiment analysis tools, VADER, logistic regression, Loughran–McDonald, Henry, TextBlob, Linear SVC, and Stanford, are used for sentiment analysis on web scraped data from four online sources: stock-related articles headlines, tweets, financial news from \&quot;Economic Times\&quot; and Facebook comments. Predictions are made utilizing both feeling scores and authentic stock information for every one of the 28 opinion measures processed. An accuracy of 98.11% is achieved by using linear SVC to calculate sentiment ratings from Facebook comments. Thereafter, the four estimated sentiment scores from each of the seven instruments are integrated with stock data in a step-by-step fashion to determine the overall influence on the stock market. When all four sentiment scores are paired with stock data, the forecast accuracy for five out of seven tools is at its most noteworthy, with linear SVC computed scores assisting stock data to arrive at its most elevated accuracy of 98.32%.&quot;,&quot;publisher&quot;:&quot;Springer&quot;,&quot;issue&quot;:&quot;1&quot;,&quot;volume&quot;:&quot;12&quot;,&quot;container-title-short&quot;:&quot;&quot;},&quot;isTemporary&quot;:false}]},{&quot;citationID&quot;:&quot;MENDELEY_CITATION_660cf456-eae9-4332-b1ab-2ebbe8413a35&quot;,&quot;properties&quot;:{&quot;noteIndex&quot;:0},&quot;isEdited&quot;:false,&quot;manualOverride&quot;:{&quot;isManuallyOverridden&quot;:false,&quot;citeprocText&quot;:&quot;(C. Yang et al., 2023)&quot;,&quot;manualOverrideText&quot;:&quot;&quot;},&quot;citationTag&quot;:&quot;MENDELEY_CITATION_v3_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&quot;,&quot;citationItems&quot;:[{&quot;id&quot;:&quot;add435f2-36a7-39c5-ba51-59bc224ebaa4&quot;,&quot;itemData&quot;:{&quot;type&quot;:&quot;article-journal&quot;,&quot;id&quot;:&quot;add435f2-36a7-39c5-ba51-59bc224ebaa4&quot;,&quot;title&quot;:&quot;An interpretable system for predicting the impact of COVID-19 government interventions on stock market sectors&quot;,&quot;groupId&quot;:&quot;6b0f6c4c-af15-3c2f-ae3d-3d6652b8fe29&quot;,&quot;author&quot;:[{&quot;family&quot;:&quot;Yang&quot;,&quot;given&quot;:&quot;Cai&quot;,&quot;parse-names&quot;:false,&quot;dropping-particle&quot;:&quot;&quot;,&quot;non-dropping-particle&quot;:&quot;&quot;},{&quot;family&quot;:&quot;Abedin&quot;,&quot;given&quot;:&quot;Mohammad Zoynul&quot;,&quot;parse-names&quot;:false,&quot;dropping-particle&quot;:&quot;&quot;,&quot;non-dropping-particle&quot;:&quot;&quot;},{&quot;family&quot;:&quot;Zhang&quot;,&quot;given&quot;:&quot;Hongwei&quot;,&quot;parse-names&quot;:false,&quot;dropping-particle&quot;:&quot;&quot;,&quot;non-dropping-particle&quot;:&quot;&quot;},{&quot;family&quot;:&quot;Weng&quot;,&quot;given&quot;:&quot;Futian&quot;,&quot;parse-names&quot;:false,&quot;dropping-particle&quot;:&quot;&quot;,&quot;non-dropping-particle&quot;:&quot;&quot;},{&quot;family&quot;:&quot;Hajek&quot;,&quot;given&quot;:&quot;Petr&quot;,&quot;parse-names&quot;:false,&quot;dropping-particle&quot;:&quot;&quot;,&quot;non-dropping-particle&quot;:&quot;&quot;}],&quot;container-title&quot;:&quot;Annals of Operations Research 2023 347:2&quot;,&quot;accessed&quot;:{&quot;date-parts&quot;:[[2026,7,4]]},&quot;DOI&quot;:&quot;10.1007/S10479-023-05311-8&quot;,&quot;ISSN&quot;:&quot;1572-9338&quot;,&quot;URL&quot;:&quot;https://link-1springer-1com-1gltygdvo09a3.erproxy.cvtisr.sk/article/10.1007/s10479-023-05311-8&quot;,&quot;issued&quot;:{&quot;date-parts&quot;:[[2023,4,24]]},&quot;page&quot;:&quot;1031-1058&quot;,&quot;abstract&quot;:&quot;Evaluating and understanding the financial impacts of COVID-19 has emerged as an urgent research agenda. Nevertheless, the impacts of government interventions on stock markets remain poorly understood. This study explores, for the first time, the impact of COVID-19 related government intervention policies on different stock market sectors using explainable machine learning-based prediction models. The empirical findings suggest that the LightGBM model provides excellent prediction accuracy while preserving computationally efficient and easy explainability of the model. We also find that COVID-19 government interventions are better predictors of stock market volatility than stock market returns. We further show that the observed effects of government intervention on the volatility and returns of ten stock market sectors are heterogeneous and asymmetrical. Our findings have important implications for policymakers and investors in terms of promoting balance and sustaining prosperity across industry sectors through government interventions.&quot;,&quot;publisher&quot;:&quot;Springer&quot;,&quot;issue&quot;:&quot;2&quot;,&quot;volume&quot;:&quot;347&quot;,&quot;container-title-short&quot;:&quot;&quot;},&quot;isTemporary&quot;:false}]},{&quot;citationID&quot;:&quot;MENDELEY_CITATION_49bd272c-151f-454d-af54-2b810713c6d8&quot;,&quot;properties&quot;:{&quot;noteIndex&quot;:0},&quot;isEdited&quot;:false,&quot;manualOverride&quot;:{&quot;isManuallyOverridden&quot;:false,&quot;citeprocText&quot;:&quot;(Sodnomdavaa, 2026)&quot;,&quot;manualOverrideText&quot;:&quot;&quot;},&quot;citationTag&quot;:&quot;MENDELEY_CITATION_v3_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&quot;,&quot;citationItems&quot;:[{&quot;id&quot;:&quot;87ab18d5-c449-370e-a23c-471c394d57d9&quot;,&quot;itemData&quot;:{&quot;type&quot;:&quot;article-journal&quot;,&quot;id&quot;:&quot;87ab18d5-c449-370e-a23c-471c394d57d9&quot;,&quot;title&quot;:&quot;Explainable Hybrid Modeling of Stock Market Turning Points: An Integrated ARIMA-LSTM-SHAP Approach&quot;,&quot;groupId&quot;:&quot;6b0f6c4c-af15-3c2f-ae3d-3d6652b8fe29&quot;,&quot;author&quot;:[{&quot;family&quot;:&quot;Sodnomdavaa&quot;,&quot;given&quot;:&quot;Tsolmon&quot;,&quot;parse-names&quot;:false,&quot;dropping-particle&quot;:&quot;&quot;,&quot;non-dropping-particle&quot;:&quot;&quot;}],&quot;container-title&quot;:&quot;Journal of Advances in Information Technology&quot;,&quot;accessed&quot;:{&quot;date-parts&quot;:[[2026,7,3]]},&quot;DOI&quot;:&quot;10.12720/JAIT.17.3.569-582&quot;,&quot;ISSN&quot;:&quot;17982340&quot;,&quot;issued&quot;:{&quot;date-parts&quot;:[[2026]]},&quot;page&quot;:&quot;569-582&quot;,&quot;abstract&quot;:&quot;In recent years, global shocks such as the COVID-19 pandemic, geopolitical conflicts, and trade tensions have substantially intensified volatility in financial markets, thereby increasing the frequency of price turning points. This study proposes a novel approach that addresses the growing demand for artificial intelligence models that are not only highly predictive but also interpretable. Traditional econometric models, such as Autoregressive Integrated Moving Average (ARIMA) and Generalized Autoregressive Conditional Heteroskedasticity (GARCH), are effective at capturing linear dependencies but fail to adequately represent nonlinear market dynamics. Meanwhile, machine learning methods, despite their strong predictive power, often exhibit limited interpretability. To bridge this gap, this paper presents an explainable hybrid framework that integrates ARIMA, Long Short-Term Memory (LSTM), and Shapley Additive exPlanations (SHAP). Using daily data from ten major global stock indices from January 1, 2010 to September 30, 2025, the study employs a hybrid labeling approach that combines price extrema, Relative Strength Index (RSI), and Moving Average Convergence Divergence (MACD) indicators. Forecasting accuracy is further enhanced by incorporating ARIMA residual–based feature fusion. The model’s performance is evaluated using both statistical (F1-Score, Precision-Recall Area Under the Curve (PR-AUC), Root Mean Squared Error (RMSE), and economic (Sharpe ratio) metrics within a walk-forward validation framework. The results show that the ARIMA-LSTM-SHAP model achieves an optimal balance between predictive accuracy and economic efficiency, achieving an F1-Score of 0.60 and a Sharpe ratio exceeding 1.5. The findings highlight the framework’s practical relevance for investors and policymakers by facilitating the early detection of turning cycles and supporting risk-informed decision-making.&quot;,&quot;publisher&quot;:&quot;Engineering and Technology Publishing&quot;,&quot;issue&quot;:&quot;3&quot;,&quot;volume&quot;:&quot;17&quot;,&quot;container-title-short&quot;:&quot;&quot;},&quot;isTemporary&quot;:false}]},{&quot;citationID&quot;:&quot;MENDELEY_CITATION_06d70991-6fba-4a63-ab26-ea270c06fa01&quot;,&quot;properties&quot;:{&quot;noteIndex&quot;:0},&quot;isEdited&quot;:false,&quot;manualOverride&quot;:{&quot;isManuallyOverridden&quot;:false,&quot;citeprocText&quot;:&quot;(Page et al., 2021; Rethlefsen et al., 2021; Sohrabi et al., 2021)&quot;,&quot;manualOverrideText&quot;:&quot;&quot;},&quot;citationTag&quot;:&quot;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&quot;,&quot;citationItems&quot;:[{&quot;id&quot;:&quot;df3dd8d1-67fa-3a07-aa15-870672f5fbce&quot;,&quot;itemData&quot;:{&quot;type&quot;:&quot;article-journal&quot;,&quot;id&quot;:&quot;df3dd8d1-67fa-3a07-aa15-870672f5fbce&quot;,&quot;title&quot;:&quot;The PRISMA 2020 statement: an updated guideline for reporting systematic reviews&quot;,&quot;author&quot;:[{&quot;family&quot;:&quot;Page&quot;,&quot;given&quot;:&quot;Matthew J.&quot;,&quot;parse-names&quot;:false,&quot;dropping-particle&quot;:&quot;&quot;,&quot;non-dropping-particle&quot;:&quot;&quot;},{&quot;family&quot;:&quot;McKenzie&quot;,&quot;given&quot;:&quot;Joanne E.&quot;,&quot;parse-names&quot;:false,&quot;dropping-particle&quot;:&quot;&quot;,&quot;non-dropping-particle&quot;:&quot;&quot;},{&quot;family&quot;:&quot;Bossuyt&quot;,&quot;given&quot;:&quot;Patrick M.&quot;,&quot;parse-names&quot;:false,&quot;dropping-particle&quot;:&quot;&quot;,&quot;non-dropping-particle&quot;:&quot;&quot;},{&quot;family&quot;:&quot;Boutron&quot;,&quot;given&quot;:&quot;Isabelle&quot;,&quot;parse-names&quot;:false,&quot;dropping-particle&quot;:&quot;&quot;,&quot;non-dropping-particle&quot;:&quot;&quot;},{&quot;family&quot;:&quot;Hoffmann&quot;,&quot;given&quot;:&quot;Tammy C.&quot;,&quot;parse-names&quot;:false,&quot;dropping-particle&quot;:&quot;&quot;,&quot;non-dropping-particle&quot;:&quot;&quot;},{&quot;family&quot;:&quot;Mulrow&quot;,&quot;given&quot;:&quot;Cynthia D.&quot;,&quot;parse-names&quot;:false,&quot;dropping-particle&quot;:&quot;&quot;,&quot;non-dropping-particle&quot;:&quot;&quot;},{&quot;family&quot;:&quot;Shamseer&quot;,&quot;given&quot;:&quot;Larissa&quot;,&quot;parse-names&quot;:false,&quot;dropping-particle&quot;:&quot;&quot;,&quot;non-dropping-particle&quot;:&quot;&quot;},{&quot;family&quot;:&quot;Tetzlaff&quot;,&quot;given&quot;:&quot;Jennifer M.&quot;,&quot;parse-names&quot;:false,&quot;dropping-particle&quot;:&quot;&quot;,&quot;non-dropping-particle&quot;:&quot;&quot;},{&quot;family&quot;:&quot;Akl&quot;,&quot;given&quot;:&quot;Elie A.&quot;,&quot;parse-names&quot;:false,&quot;dropping-particle&quot;:&quot;&quot;,&quot;non-dropping-particle&quot;:&quot;&quot;},{&quot;family&quot;:&quot;Brennan&quot;,&quot;given&quot;:&quot;Sue E.&quot;,&quot;parse-names&quot;:false,&quot;dropping-particle&quot;:&quot;&quot;,&quot;non-dropping-particle&quot;:&quot;&quot;},{&quot;family&quot;:&quot;Chou&quot;,&quot;given&quot;:&quot;Roger&quot;,&quot;parse-names&quot;:false,&quot;dropping-particle&quot;:&quot;&quot;,&quot;non-dropping-particle&quot;:&quot;&quot;},{&quot;family&quot;:&quot;Glanville&quot;,&quot;given&quot;:&quot;Julie&quot;,&quot;parse-names&quot;:false,&quot;dropping-particle&quot;:&quot;&quot;,&quot;non-dropping-particle&quot;:&quot;&quot;},{&quot;family&quot;:&quot;Grimshaw&quot;,&quot;given&quot;:&quot;Jeremy M.&quot;,&quot;parse-names&quot;:false,&quot;dropping-particle&quot;:&quot;&quot;,&quot;non-dropping-particle&quot;:&quot;&quot;},{&quot;family&quot;:&quot;Hróbjartsson&quot;,&quot;given&quot;:&quot;Asbjørn&quot;,&quot;parse-names&quot;:false,&quot;dropping-particle&quot;:&quot;&quot;,&quot;non-dropping-particle&quot;:&quot;&quot;},{&quot;family&quot;:&quot;Lalu&quot;,&quot;given&quot;:&quot;Manoj M.&quot;,&quot;parse-names&quot;:false,&quot;dropping-particle&quot;:&quot;&quot;,&quot;non-dropping-particle&quot;:&quot;&quot;},{&quot;family&quot;:&quot;Li&quot;,&quot;given&quot;:&quot;Tianjing&quot;,&quot;parse-names&quot;:false,&quot;dropping-particle&quot;:&quot;&quot;,&quot;non-dropping-particle&quot;:&quot;&quot;},{&quot;family&quot;:&quot;Loder&quot;,&quot;given&quot;:&quot;Elizabeth W.&quot;,&quot;parse-names&quot;:false,&quot;dropping-particle&quot;:&quot;&quot;,&quot;non-dropping-particle&quot;:&quot;&quot;},{&quot;family&quot;:&quot;Mayo-Wilson&quot;,&quot;given&quot;:&quot;Evan&quot;,&quot;parse-names&quot;:false,&quot;dropping-particle&quot;:&quot;&quot;,&quot;non-dropping-particle&quot;:&quot;&quot;},{&quot;family&quot;:&quot;McDonald&quot;,&quot;given&quot;:&quot;Steve&quot;,&quot;parse-names&quot;:false,&quot;dropping-particle&quot;:&quot;&quot;,&quot;non-dropping-particle&quot;:&quot;&quot;},{&quot;family&quot;:&quot;McGuinness&quot;,&quot;given&quot;:&quot;Luke A.&quot;,&quot;parse-names&quot;:false,&quot;dropping-particle&quot;:&quot;&quot;,&quot;non-dropping-particle&quot;:&quot;&quot;},{&quot;family&quot;:&quot;Stewart&quot;,&quot;given&quot;:&quot;Lesley A.&quot;,&quot;parse-names&quot;:false,&quot;dropping-particle&quot;:&quot;&quot;,&quot;non-dropping-particle&quot;:&quot;&quot;},{&quot;family&quot;:&quot;Thomas&quot;,&quot;given&quot;:&quot;James&quot;,&quot;parse-names&quot;:false,&quot;dropping-particle&quot;:&quot;&quot;,&quot;non-dropping-particle&quot;:&quot;&quot;},{&quot;family&quot;:&quot;Tricco&quot;,&quot;given&quot;:&quot;Andrea C.&quot;,&quot;parse-names&quot;:false,&quot;dropping-particle&quot;:&quot;&quot;,&quot;non-dropping-particle&quot;:&quot;&quot;},{&quot;family&quot;:&quot;Welch&quot;,&quot;given&quot;:&quot;Vivian A.&quot;,&quot;parse-names&quot;:false,&quot;dropping-particle&quot;:&quot;&quot;,&quot;non-dropping-particle&quot;:&quot;&quot;},{&quot;family&quot;:&quot;Whiting&quot;,&quot;given&quot;:&quot;Penny&quot;,&quot;parse-names&quot;:false,&quot;dropping-particle&quot;:&quot;&quot;,&quot;non-dropping-particle&quot;:&quot;&quot;},{&quot;family&quot;:&quot;Moher&quot;,&quot;given&quot;:&quot;David&quot;,&quot;parse-names&quot;:false,&quot;dropping-particle&quot;:&quot;&quot;,&quot;non-dropping-particle&quot;:&quot;&quot;}],&quot;container-title&quot;:&quot;BMJ&quot;,&quot;accessed&quot;:{&quot;date-parts&quot;:[[2026,7,14]]},&quot;DOI&quot;:&quot;10.1136/BMJ.N71&quot;,&quot;ISSN&quot;:&quot;1756-1833&quot;,&quot;PMID&quot;:&quot;33782057&quot;,&quot;URL&quot;:&quot;https://www.bmj.com/content/372/bmj.n71&quot;,&quot;issued&quot;:{&quot;date-parts&quot;:[[2021,3,29]]},&quot;abstract&quot;:&quot;The Preferred Reporting Items for Systematic reviews and Meta-Analyses (PRISMA) statement, published in 2009, was designed to help systematic reviewers transparently report why the review was done, what the authors did, and what they found. Over the past decade, advances in systematic review methodology and terminology have necessitated an update to the guideline. The PRISMA 2020 statement replaces the 2009 statement and includes new reporting guidance that reflects advances in methods to identify, select, appraise, and synthesise studies. The structure and presentation of the items have been modified to facilitate implementation. In this article, we present the PRISMA 2020 27-item checklist, an expanded checklist that details reporting recommendations for each item, the PRISMA 2020 abstract checklist, and the revised flow diagrams for original and updated reviews.\n\nSystematic reviews serve many critical roles. They can provide syntheses of the state of knowledge in a field, from which future research priorities can be identified; they can address questions that otherwise could not be answered by individual studies; they can identify problems in primary research that should be rectified in future studies; and they can generate or evaluate theories about how or why phenomena occur. Systematic reviews therefore generate various types of knowledge for different users of reviews (such as patients, healthcare providers, researchers, and policy makers).12 To ensure a systematic review is valuable to users, authors should prepare a transparent, complete, and accurate account of why the review was done, what they did (such as how studies were identified and selected) and what they found (such as characteristics of contributing studies and results of meta-analyses). Up-to-date reporting guidance facilitates authors achieving this.3\n\nThe Preferred Reporting Items for Systematic reviews and Meta-Analyses (PRISMA) statement published in 2009 (hereafter referred to as PRISMA 2009)45678910 …&quot;,&quot;publisher&quot;:&quot;British Medical Journal Publishing Group&quot;,&quot;volume&quot;:&quot;372&quot;,&quot;container-title-short&quot;:&quot;&quot;},&quot;isTemporary&quot;:false},{&quot;id&quot;:&quot;8c275b26-2aa3-38ae-8a7e-3048d976e8fb&quot;,&quot;itemData&quot;:{&quot;type&quot;:&quot;article-journal&quot;,&quot;id&quot;:&quot;8c275b26-2aa3-38ae-8a7e-3048d976e8fb&quot;,&quot;title&quot;:&quot;PRISMA 2020 statement: What's new and the importance of reporting guidelines&quot;,&quot;author&quot;:[{&quot;family&quot;:&quot;Sohrabi&quot;,&quot;given&quot;:&quot;Catrin&quot;,&quot;parse-names&quot;:false,&quot;dropping-particle&quot;:&quot;&quot;,&quot;non-dropping-particle&quot;:&quot;&quot;},{&quot;family&quot;:&quot;Franchi&quot;,&quot;given&quot;:&quot;Thomas&quot;,&quot;parse-names&quot;:false,&quot;dropping-particle&quot;:&quot;&quot;,&quot;non-dropping-particle&quot;:&quot;&quot;},{&quot;family&quot;:&quot;Mathew&quot;,&quot;given&quot;:&quot;Ginimol&quot;,&quot;parse-names&quot;:false,&quot;dropping-particle&quot;:&quot;&quot;,&quot;non-dropping-particle&quot;:&quot;&quot;},{&quot;family&quot;:&quot;Kerwan&quot;,&quot;given&quot;:&quot;Ahmed&quot;,&quot;parse-names&quot;:false,&quot;dropping-particle&quot;:&quot;&quot;,&quot;non-dropping-particle&quot;:&quot;&quot;},{&quot;family&quot;:&quot;Nicola&quot;,&quot;given&quot;:&quot;Maria&quot;,&quot;parse-names&quot;:false,&quot;dropping-particle&quot;:&quot;&quot;,&quot;non-dropping-particle&quot;:&quot;&quot;},{&quot;family&quot;:&quot;Griffin&quot;,&quot;given&quot;:&quot;Michelle&quot;,&quot;parse-names&quot;:false,&quot;dropping-particle&quot;:&quot;&quot;,&quot;non-dropping-particle&quot;:&quot;&quot;},{&quot;family&quot;:&quot;Agha&quot;,&quot;given&quot;:&quot;Maliha&quot;,&quot;parse-names&quot;:false,&quot;dropping-particle&quot;:&quot;&quot;,&quot;non-dropping-particle&quot;:&quot;&quot;},{&quot;family&quot;:&quot;Agha&quot;,&quot;given&quot;:&quot;Riaz&quot;,&quot;parse-names&quot;:false,&quot;dropping-particle&quot;:&quot;&quot;,&quot;non-dropping-particle&quot;:&quot;&quot;}],&quot;container-title&quot;:&quot;International Journal of Surgery&quot;,&quot;accessed&quot;:{&quot;date-parts&quot;:[[2026,7,14]]},&quot;DOI&quot;:&quot;10.1016/J.IJSU.2021.105918&quot;,&quot;ISSN&quot;:&quot;1743-9191&quot;,&quot;PMID&quot;:&quot;33789825&quot;,&quot;URL&quot;:&quot;https://www.sciencedirect.com/science/article/pii/S1743919121000522&quot;,&quot;issued&quot;:{&quot;date-parts&quot;:[[2021,4,1]]},&quot;page&quot;:&quot;105918&quot;,&quot;abstract&quot;:&quot;The Preferred Reporting Items for Systematic reviews and Meta-Analyses (PRISMA) statement, first published in 2009 [1], was developed in an attempt to increase the clarity, transparency, quality and value of these reports [2]. The 27-item checklist and four-phase flow diagram have become the hallmark of academic rigour in the publication of systematic reviews and meta-analyses, having been cited by over 60,000 papers [3]. These are frequently endorsed by journals in their ‘Instructions to Authors’ [4]. Developments in the methodology and terminology used when conducting systematic reviews [5], alongside the identification of limitations responsible for poor adherence, such as the use of ambiguous wording [6], have warranted an update to the PRISMA statement. The PRISMA 2020 statement, therefore, is intended to reflect this recent evolution in the identification, selection, appraisal and synthesis of research [7]. Here, we present an interpretive analysis of the updated statement, with a view towards encouraging its adoption by both journals and authors in the pursuit of advancing evidence-based medicine.&quot;,&quot;publisher&quot;:&quot;No longer published by Elsevier&quot;,&quot;volume&quot;:&quot;88&quot;,&quot;container-title-short&quot;:&quot;&quot;},&quot;isTemporary&quot;:false},{&quot;id&quot;:&quot;5de58c53-098e-3a50-b8cf-6772e0459ac4&quot;,&quot;itemData&quot;:{&quot;type&quot;:&quot;article-journal&quot;,&quot;id&quot;:&quot;5de58c53-098e-3a50-b8cf-6772e0459ac4&quot;,&quot;title&quot;:&quot;PRISMA-S: an extension to the PRISMA Statement for Reporting Literature Searches in Systematic Reviews&quot;,&quot;author&quot;:[{&quot;family&quot;:&quot;Rethlefsen&quot;,&quot;given&quot;:&quot;Melissa L.&quot;,&quot;parse-names&quot;:false,&quot;dropping-particle&quot;:&quot;&quot;,&quot;non-dropping-particle&quot;:&quot;&quot;},{&quot;family&quot;:&quot;Kirtley&quot;,&quot;given&quot;:&quot;Shona&quot;,&quot;parse-names&quot;:false,&quot;dropping-particle&quot;:&quot;&quot;,&quot;non-dropping-particle&quot;:&quot;&quot;},{&quot;family&quot;:&quot;Waffenschmidt&quot;,&quot;given&quot;:&quot;Siw&quot;,&quot;parse-names&quot;:false,&quot;dropping-particle&quot;:&quot;&quot;,&quot;non-dropping-particle&quot;:&quot;&quot;},{&quot;family&quot;:&quot;Ayala&quot;,&quot;given&quot;:&quot;Ana Patricia&quot;,&quot;parse-names&quot;:false,&quot;dropping-particle&quot;:&quot;&quot;,&quot;non-dropping-particle&quot;:&quot;&quot;},{&quot;family&quot;:&quot;Moher&quot;,&quot;given&quot;:&quot;David&quot;,&quot;parse-names&quot;:false,&quot;dropping-particle&quot;:&quot;&quot;,&quot;non-dropping-particle&quot;:&quot;&quot;},{&quot;family&quot;:&quot;Page&quot;,&quot;given&quot;:&quot;Matthew J.&quot;,&quot;parse-names&quot;:false,&quot;dropping-particle&quot;:&quot;&quot;,&quot;non-dropping-particle&quot;:&quot;&quot;},{&quot;family&quot;:&quot;Koffel&quot;,&quot;given&quot;:&quot;Jonathan B.&quot;,&quot;parse-names&quot;:false,&quot;dropping-particle&quot;:&quot;&quot;,&quot;non-dropping-particle&quot;:&quot;&quot;},{&quot;family&quot;:&quot;Blunt&quot;,&quot;given&quot;:&quot;Heather&quot;,&quot;parse-names&quot;:false,&quot;dropping-particle&quot;:&quot;&quot;,&quot;non-dropping-particle&quot;:&quot;&quot;},{&quot;family&quot;:&quot;Brigham&quot;,&quot;given&quot;:&quot;Tara&quot;,&quot;parse-names&quot;:false,&quot;dropping-particle&quot;:&quot;&quot;,&quot;non-dropping-particle&quot;:&quot;&quot;},{&quot;family&quot;:&quot;Chang&quot;,&quot;given&quot;:&quot;Steven&quot;,&quot;parse-names&quot;:false,&quot;dropping-particle&quot;:&quot;&quot;,&quot;non-dropping-particle&quot;:&quot;&quot;},{&quot;family&quot;:&quot;Clark&quot;,&quot;given&quot;:&quot;Justin&quot;,&quot;parse-names&quot;:false,&quot;dropping-particle&quot;:&quot;&quot;,&quot;non-dropping-particle&quot;:&quot;&quot;},{&quot;family&quot;:&quot;Conway&quot;,&quot;given&quot;:&quot;Aislinn&quot;,&quot;parse-names&quot;:false,&quot;dropping-particle&quot;:&quot;&quot;,&quot;non-dropping-particle&quot;:&quot;&quot;},{&quot;family&quot;:&quot;Couban&quot;,&quot;given&quot;:&quot;Rachel&quot;,&quot;parse-names&quot;:false,&quot;dropping-particle&quot;:&quot;&quot;,&quot;non-dropping-particle&quot;:&quot;&quot;},{&quot;family&quot;:&quot;Kock&quot;,&quot;given&quot;:&quot;Shelley&quot;,&quot;parse-names&quot;:false,&quot;dropping-particle&quot;:&quot;&quot;,&quot;non-dropping-particle&quot;:&quot;de&quot;},{&quot;family&quot;:&quot;Farrah&quot;,&quot;given&quot;:&quot;Kelly&quot;,&quot;parse-names&quot;:false,&quot;dropping-particle&quot;:&quot;&quot;,&quot;non-dropping-particle&quot;:&quot;&quot;},{&quot;family&quot;:&quot;Fehrmann&quot;,&quot;given&quot;:&quot;Paul&quot;,&quot;parse-names&quot;:false,&quot;dropping-particle&quot;:&quot;&quot;,&quot;non-dropping-particle&quot;:&quot;&quot;},{&quot;family&quot;:&quot;Foster&quot;,&quot;given&quot;:&quot;Margaret&quot;,&quot;parse-names&quot;:false,&quot;dropping-particle&quot;:&quot;&quot;,&quot;non-dropping-particle&quot;:&quot;&quot;},{&quot;family&quot;:&quot;Fowler&quot;,&quot;given&quot;:&quot;Susan A.&quot;,&quot;parse-names&quot;:false,&quot;dropping-particle&quot;:&quot;&quot;,&quot;non-dropping-particle&quot;:&quot;&quot;},{&quot;family&quot;:&quot;Glanville&quot;,&quot;given&quot;:&quot;Julie&quot;,&quot;parse-names&quot;:false,&quot;dropping-particle&quot;:&quot;&quot;,&quot;non-dropping-particle&quot;:&quot;&quot;},{&quot;family&quot;:&quot;Harris&quot;,&quot;given&quot;:&quot;Elizabeth&quot;,&quot;parse-names&quot;:false,&quot;dropping-particle&quot;:&quot;&quot;,&quot;non-dropping-particle&quot;:&quot;&quot;},{&quot;family&quot;:&quot;Hoffecker&quot;,&quot;given&quot;:&quot;Lilian&quot;,&quot;parse-names&quot;:false,&quot;dropping-particle&quot;:&quot;&quot;,&quot;non-dropping-particle&quot;:&quot;&quot;},{&quot;family&quot;:&quot;Isojarvi&quot;,&quot;given&quot;:&quot;Jaana&quot;,&quot;parse-names&quot;:false,&quot;dropping-particle&quot;:&quot;&quot;,&quot;non-dropping-particle&quot;:&quot;&quot;},{&quot;family&quot;:&quot;Kaunelis&quot;,&quot;given&quot;:&quot;David&quot;,&quot;parse-names&quot;:false,&quot;dropping-particle&quot;:&quot;&quot;,&quot;non-dropping-particle&quot;:&quot;&quot;},{&quot;family&quot;:&quot;Ket&quot;,&quot;given&quot;:&quot;Hans&quot;,&quot;parse-names&quot;:false,&quot;dropping-particle&quot;:&quot;&quot;,&quot;non-dropping-particle&quot;:&quot;&quot;},{&quot;family&quot;:&quot;Levay&quot;,&quot;given&quot;:&quot;Paul&quot;,&quot;parse-names&quot;:false,&quot;dropping-particle&quot;:&quot;&quot;,&quot;non-dropping-particle&quot;:&quot;&quot;},{&quot;family&quot;:&quot;Lyon&quot;,&quot;given&quot;:&quot;Jennifer&quot;,&quot;parse-names&quot;:false,&quot;dropping-particle&quot;:&quot;&quot;,&quot;non-dropping-particle&quot;:&quot;&quot;},{&quot;family&quot;:&quot;McGowan&quot;,&quot;given&quot;:&quot;Jessie&quot;,&quot;parse-names&quot;:false,&quot;dropping-particle&quot;:&quot;&quot;,&quot;non-dropping-particle&quot;:&quot;&quot;},{&quot;family&quot;:&quot;Murad&quot;,&quot;given&quot;:&quot;M. Hassan&quot;,&quot;parse-names&quot;:false,&quot;dropping-particle&quot;:&quot;&quot;,&quot;non-dropping-particle&quot;:&quot;&quot;},{&quot;family&quot;:&quot;Nicholson&quot;,&quot;given&quot;:&quot;Joey&quot;,&quot;parse-names&quot;:false,&quot;dropping-particle&quot;:&quot;&quot;,&quot;non-dropping-particle&quot;:&quot;&quot;},{&quot;family&quot;:&quot;Pannabecker&quot;,&quot;given&quot;:&quot;Virginia&quot;,&quot;parse-names&quot;:false,&quot;dropping-particle&quot;:&quot;&quot;,&quot;non-dropping-particle&quot;:&quot;&quot;},{&quot;family&quot;:&quot;Paynter&quot;,&quot;given&quot;:&quot;Robin&quot;,&quot;parse-names&quot;:false,&quot;dropping-particle&quot;:&quot;&quot;,&quot;non-dropping-particle&quot;:&quot;&quot;},{&quot;family&quot;:&quot;Pinotti&quot;,&quot;given&quot;:&quot;Rachel&quot;,&quot;parse-names&quot;:false,&quot;dropping-particle&quot;:&quot;&quot;,&quot;non-dropping-particle&quot;:&quot;&quot;},{&quot;family&quot;:&quot;Ross-White&quot;,&quot;given&quot;:&quot;Amanda&quot;,&quot;parse-names&quot;:false,&quot;dropping-particle&quot;:&quot;&quot;,&quot;non-dropping-particle&quot;:&quot;&quot;},{&quot;family&quot;:&quot;Sampson&quot;,&quot;given&quot;:&quot;Margaret&quot;,&quot;parse-names&quot;:false,&quot;dropping-particle&quot;:&quot;&quot;,&quot;non-dropping-particle&quot;:&quot;&quot;},{&quot;family&quot;:&quot;Shields&quot;,&quot;given&quot;:&quot;Tracy&quot;,&quot;parse-names&quot;:false,&quot;dropping-particle&quot;:&quot;&quot;,&quot;non-dropping-particle&quot;:&quot;&quot;},{&quot;family&quot;:&quot;Stevens&quot;,&quot;given&quot;:&quot;Adrienne&quot;,&quot;parse-names&quot;:false,&quot;dropping-particle&quot;:&quot;&quot;,&quot;non-dropping-particle&quot;:&quot;&quot;},{&quot;family&quot;:&quot;Sutton&quot;,&quot;given&quot;:&quot;Anthea&quot;,&quot;parse-names&quot;:false,&quot;dropping-particle&quot;:&quot;&quot;,&quot;non-dropping-particle&quot;:&quot;&quot;},{&quot;family&quot;:&quot;Weinfurter&quot;,&quot;given&quot;:&quot;Elizabeth&quot;,&quot;parse-names&quot;:false,&quot;dropping-particle&quot;:&quot;&quot;,&quot;non-dropping-particle&quot;:&quot;&quot;},{&quot;family&quot;:&quot;Wright&quot;,&quot;given&quot;:&quot;Kath&quot;,&quot;parse-names&quot;:false,&quot;dropping-particle&quot;:&quot;&quot;,&quot;non-dropping-particle&quot;:&quot;&quot;},{&quot;family&quot;:&quot;Young&quot;,&quot;given&quot;:&quot;Sarah&quot;,&quot;parse-names&quot;:false,&quot;dropping-particle&quot;:&quot;&quot;,&quot;non-dropping-particle&quot;:&quot;&quot;}],&quot;container-title&quot;:&quot;Systematic Reviews 2021 10:1&quot;,&quot;accessed&quot;:{&quot;date-parts&quot;:[[2026,7,14]]},&quot;DOI&quot;:&quot;10.1186/S13643-020-01542-Z&quot;,&quot;ISSN&quot;:&quot;2046-4053&quot;,&quot;PMID&quot;:&quot;33499930&quot;,&quot;URL&quot;:&quot;https://link.springer.com/article/10.1186/s13643-020-01542-z&quot;,&quot;issued&quot;:{&quot;date-parts&quot;:[[2021,1,26]]},&quot;page&quot;:&quot;39-&quot;,&quot;abstract&quot;:&quot;Literature searches underlie the foundations of systematic reviews and related review types. Yet, the literature searching component of systematic reviews and related review types is often poorly reported. Guidance for literature search reporting has been diverse, and, in many cases, does not offer enough detail to authors who need more specific information about reporting search methods and information sources in a clear, reproducible way. This document presents the PRISMA-S (Preferred Reporting Items for Systematic reviews and Meta-Analyses literature search extension) checklist, and explanation and elaboration. The checklist was developed using a 3-stage Delphi survey process, followed by a consensus conference and public review process. The final checklist includes 16 reporting items, each of which is detailed with exemplar reporting and rationale. The intent of PRISMA-S is to complement the PRISMA Statement and its extensions by providing a checklist that could be used by interdisciplinary authors, editors, and peer reviewers to verify that each component of a search is completely reported and therefore reproducible.&quot;,&quot;publisher&quot;:&quot;BioMed Central&quot;,&quot;issue&quot;:&quot;1&quot;,&quot;volume&quot;:&quot;10&quot;,&quot;container-title-short&quot;:&quot;&quot;},&quot;isTemporary&quot;:false}]},{&quot;citationID&quot;:&quot;MENDELEY_CITATION_e5136852-e6cf-4033-9fd2-ecd00c2926c6&quot;,&quot;properties&quot;:{&quot;noteIndex&quot;:0},&quot;isEdited&quot;:false,&quot;manualOverride&quot;:{&quot;isManuallyOverridden&quot;:false,&quot;citeprocText&quot;:&quot;(Kristjanpoller et al., 2024)&quot;,&quot;manualOverrideText&quot;:&quot;&quot;},&quot;citationTag&quot;:&quot;MENDELEY_CITATION_v3_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&quot;,&quot;citationItems&quot;:[{&quot;id&quot;:&quot;d18dbd08-9146-322f-a4b2-530b6dfdb184&quot;,&quot;itemData&quot;:{&quot;type&quot;:&quot;article-journal&quot;,&quot;id&quot;:&quot;d18dbd08-9146-322f-a4b2-530b6dfdb184&quot;,&quot;title&quot;:&quot;How the effective reproductive number impacts global stock markets&quot;,&quot;groupId&quot;:&quot;6b0f6c4c-af15-3c2f-ae3d-3d6652b8fe29&quot;,&quot;author&quot;:[{&quot;family&quot;:&quot;Kristjanpoller&quot;,&quot;given&quot;:&quot;Werner&quot;,&quot;parse-names&quot;:false,&quot;dropping-particle&quot;:&quot;&quot;,&quot;non-dropping-particle&quot;:&quot;&quot;},{&quot;family&quot;:&quot;Michell&quot;,&quot;given&quot;:&quot;Kevin&quot;,&quot;parse-names&quot;:false,&quot;dropping-particle&quot;:&quot;&quot;,&quot;non-dropping-particle&quot;:&quot;&quot;},{&quot;family&quot;:&quot;Minutolo&quot;,&quot;given&quot;:&quot;Marcel C.&quot;,&quot;parse-names&quot;:false,&quot;dropping-particle&quot;:&quot;&quot;,&quot;non-dropping-particle&quot;:&quot;&quot;}],&quot;container-title&quot;:&quot;International Journal of Finance &amp; Economics&quot;,&quot;accessed&quot;:{&quot;date-parts&quot;:[[2026,7,3]]},&quot;DOI&quot;:&quot;10.1002/IJFE.2772&quot;,&quot;ISSN&quot;:&quot;1099-1158&quot;,&quot;URL&quot;:&quot;/doi/pdf/10.1002/ijfe.2772&quot;,&quot;issued&quot;:{&quot;date-parts&quot;:[[2024,4,1]]},&quot;page&quot;:&quot;1972-1987&quot;,&quot;abstract&quot;:&quot;The pandemic caused by the novel coronavirus COVID-19 has impact the economies of countries across the world. In a short period of time, researchers have begun to analyse the effect of the pandemic on global stock markets. Although the most known measurements of COVID-19 are the number of new cases and deaths, there are more robust indicators. In particular, the effective reproductive number is one of the most important indicators to analyse the pandemic which indicates the degree to which the spread is under control. In this paper, we assess the impact that the Effective Reproductive Number (Rt) has on 26 countries around the world (32 stock market indexes) comparing the performance of various forms of Generalized AutoRegressive Conditional Heteroskedasticity models. The results demonstrate that of the 32 stock markets analysed, 37.5% had a negative effect with respect to Rt and only in 12.5% of the cases was the effect of the variation of Rt positive. This implies that in more than a third of the stock markets analysed as the pandemic progressed uncontrolled the result was a decrease in the value of the market index. The 11 of the 26 countries analysed had a negative and significant effect (Brazil, Germany, Indonesia, Israel, Italy, Japan, Russia, South Korea, Sweden, Taiwan, and United States). Findings suggest that the Effective Reproductive Number volatility had a significant impact on 10 of the 26 countries analysed (38.5%) (Australia, Brazil, Canada, China, India, Italy, Mexico, Russia, Singapore and United Kingdom).&quot;,&quot;publisher&quot;:&quot;John Wiley &amp; Sons, Ltd&quot;,&quot;issue&quot;:&quot;2&quot;,&quot;volume&quot;:&quot;29&quot;,&quot;container-title-short&quot;:&quot;&quot;},&quot;isTemporary&quot;:false}]},{&quot;citationID&quot;:&quot;MENDELEY_CITATION_e3a6c8c2-0655-45af-a477-b3ac1c0a0286&quot;,&quot;properties&quot;:{&quot;noteIndex&quot;:0},&quot;isEdited&quot;:false,&quot;manualOverride&quot;:{&quot;isManuallyOverridden&quot;:false,&quot;citeprocText&quot;:&quot;(To et al., 2023)&quot;,&quot;manualOverrideText&quot;:&quot;&quot;},&quot;citationTag&quot;:&quot;MENDELEY_CITATION_v3_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&quot;,&quot;citationItems&quot;:[{&quot;id&quot;:&quot;1b651683-d16b-3f21-805b-5cd5d4c01759&quot;,&quot;itemData&quot;:{&quot;type&quot;:&quot;article-journal&quot;,&quot;id&quot;:&quot;1b651683-d16b-3f21-805b-5cd5d4c01759&quot;,&quot;title&quot;:&quot;When the market got the first dose: Stock volatility and vaccination campaign in COVID-19 period&quot;,&quot;author&quot;:[{&quot;family&quot;:&quot;To&quot;,&quot;given&quot;:&quot;Bao Cong Nguyen&quot;,&quot;parse-names&quot;:false,&quot;dropping-particle&quot;:&quot;&quot;,&quot;non-dropping-particle&quot;:&quot;&quot;},{&quot;family&quot;:&quot;Nguyen&quot;,&quot;given&quot;:&quot;Bao Khac Quoc&quot;,&quot;parse-names&quot;:false,&quot;dropping-particle&quot;:&quot;&quot;,&quot;non-dropping-particle&quot;:&quot;&quot;},{&quot;family&quot;:&quot;Nguyen&quot;,&quot;given&quot;:&quot;Tam Van Thien&quot;,&quot;parse-names&quot;:false,&quot;dropping-particle&quot;:&quot;&quot;,&quot;non-dropping-particle&quot;:&quot;&quot;}],&quot;container-title&quot;:&quot;Heliyon&quot;,&quot;accessed&quot;:{&quot;date-parts&quot;:[[2026,7,6]]},&quot;DOI&quot;:&quot;10.1016/J.HELIYON.2023.E12809&quot;,&quot;ISSN&quot;:&quot;2405-8440&quot;,&quot;URL&quot;:&quot;https://www-1sciencedirect-1com-1gltygdvo0a71.erproxy.cvtisr.sk/science/article/pii/S2405844023000166?pes=vor&amp;utm_source=clarivate&amp;getft_integrator=clarivate&quot;,&quot;issued&quot;:{&quot;date-parts&quot;:[[2023,1,1]]},&quot;page&quot;:&quot;e12809&quot;,&quot;abstract&quot;:&quot;During the COVID-19 pandemic, the news of clinical trials for vaccines and mass vaccinations have brought renewed optimism for stabilizing the economy and financial markets. However, the mental stress of investors or doubt about the effectiveness of government policies to cope with economic disruptions has caused stock market volatility. We investigate the significance of the vaccination rate in alleviating the global stock market volatility which is measured by the GJR–GARCH model. We discover that a higher vaccine initiation rate has a positive effect on global stock markets, especially in developed countries and areas with higher rates than their average. Our findings remain reliable even when using different projected volatility models and other estimates of the main independent variables. Mass immunization also implies that governments will not have to take extreme measures to handle the pandemic, which alleviates investor worries about compliance and the prolonged effects of COVID-19. Our research indicates that global stock markets are providing insight into the economic value of the development of COVID-19 vaccines, even before public vaccinations start.&quot;,&quot;publisher&quot;:&quot;Elsevier&quot;,&quot;issue&quot;:&quot;1&quot;,&quot;volume&quot;:&quot;9&quot;,&quot;container-title-short&quot;:&quot;Heliyon&quot;},&quot;isTemporary&quot;:false}]},{&quot;citationID&quot;:&quot;MENDELEY_CITATION_dbf1afef-c146-4122-ac44-6ad9751428cc&quot;,&quot;properties&quot;:{&quot;noteIndex&quot;:0},&quot;isEdited&quot;:false,&quot;manualOverride&quot;:{&quot;isManuallyOverridden&quot;:false,&quot;citeprocText&quot;:&quot;(C. Yang et al., 2023)&quot;,&quot;manualOverrideText&quot;:&quot;&quot;},&quot;citationTag&quot;:&quot;MENDELEY_CITATION_v3_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&quot;,&quot;citationItems&quot;:[{&quot;id&quot;:&quot;add435f2-36a7-39c5-ba51-59bc224ebaa4&quot;,&quot;itemData&quot;:{&quot;type&quot;:&quot;article-journal&quot;,&quot;id&quot;:&quot;add435f2-36a7-39c5-ba51-59bc224ebaa4&quot;,&quot;title&quot;:&quot;An interpretable system for predicting the impact of COVID-19 government interventions on stock market sectors&quot;,&quot;groupId&quot;:&quot;6b0f6c4c-af15-3c2f-ae3d-3d6652b8fe29&quot;,&quot;author&quot;:[{&quot;family&quot;:&quot;Yang&quot;,&quot;given&quot;:&quot;Cai&quot;,&quot;parse-names&quot;:false,&quot;dropping-particle&quot;:&quot;&quot;,&quot;non-dropping-particle&quot;:&quot;&quot;},{&quot;family&quot;:&quot;Abedin&quot;,&quot;given&quot;:&quot;Mohammad Zoynul&quot;,&quot;parse-names&quot;:false,&quot;dropping-particle&quot;:&quot;&quot;,&quot;non-dropping-particle&quot;:&quot;&quot;},{&quot;family&quot;:&quot;Zhang&quot;,&quot;given&quot;:&quot;Hongwei&quot;,&quot;parse-names&quot;:false,&quot;dropping-particle&quot;:&quot;&quot;,&quot;non-dropping-particle&quot;:&quot;&quot;},{&quot;family&quot;:&quot;Weng&quot;,&quot;given&quot;:&quot;Futian&quot;,&quot;parse-names&quot;:false,&quot;dropping-particle&quot;:&quot;&quot;,&quot;non-dropping-particle&quot;:&quot;&quot;},{&quot;family&quot;:&quot;Hajek&quot;,&quot;given&quot;:&quot;Petr&quot;,&quot;parse-names&quot;:false,&quot;dropping-particle&quot;:&quot;&quot;,&quot;non-dropping-particle&quot;:&quot;&quot;}],&quot;container-title&quot;:&quot;Annals of Operations Research 2023 347:2&quot;,&quot;accessed&quot;:{&quot;date-parts&quot;:[[2026,7,4]]},&quot;DOI&quot;:&quot;10.1007/S10479-023-05311-8&quot;,&quot;ISSN&quot;:&quot;1572-9338&quot;,&quot;URL&quot;:&quot;https://link-1springer-1com-1gltygdvo09a3.erproxy.cvtisr.sk/article/10.1007/s10479-023-05311-8&quot;,&quot;issued&quot;:{&quot;date-parts&quot;:[[2023,4,24]]},&quot;page&quot;:&quot;1031-1058&quot;,&quot;abstract&quot;:&quot;Evaluating and understanding the financial impacts of COVID-19 has emerged as an urgent research agenda. Nevertheless, the impacts of government interventions on stock markets remain poorly understood. This study explores, for the first time, the impact of COVID-19 related government intervention policies on different stock market sectors using explainable machine learning-based prediction models. The empirical findings suggest that the LightGBM model provides excellent prediction accuracy while preserving computationally efficient and easy explainability of the model. We also find that COVID-19 government interventions are better predictors of stock market volatility than stock market returns. We further show that the observed effects of government intervention on the volatility and returns of ten stock market sectors are heterogeneous and asymmetrical. Our findings have important implications for policymakers and investors in terms of promoting balance and sustaining prosperity across industry sectors through government interventions.&quot;,&quot;publisher&quot;:&quot;Springer&quot;,&quot;issue&quot;:&quot;2&quot;,&quot;volume&quot;:&quot;347&quot;,&quot;container-title-short&quot;:&quot;&quot;},&quot;isTemporary&quot;:false}]},{&quot;citationID&quot;:&quot;MENDELEY_CITATION_2d82ef1c-417d-4060-90c2-5b89630c7332&quot;,&quot;properties&quot;:{&quot;noteIndex&quot;:0},&quot;isEdited&quot;:false,&quot;manualOverride&quot;:{&quot;isManuallyOverridden&quot;:false,&quot;citeprocText&quot;:&quot;(Gheorghe et al., 2024)&quot;,&quot;manualOverrideText&quot;:&quot;&quot;},&quot;citationTag&quot;:&quot;MENDELEY_CITATION_v3_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&quot;,&quot;citationItems&quot;:[{&quot;id&quot;:&quot;c0104895-36d4-34ca-a667-8722696a37f4&quot;,&quot;itemData&quot;:{&quot;type&quot;:&quot;article-journal&quot;,&quot;id&quot;:&quot;c0104895-36d4-34ca-a667-8722696a37f4&quot;,&quot;title&quot;:&quot;Effect of health system performance on volatility during the COVID-19 pandemic: a neural network approach&quot;,&quot;author&quot;:[{&quot;family&quot;:&quot;Gheorghe&quot;,&quot;given&quot;:&quot;Catalin&quot;,&quot;parse-names&quot;:false,&quot;dropping-particle&quot;:&quot;&quot;,&quot;non-dropping-particle&quot;:&quot;&quot;},{&quot;family&quot;:&quot;Panazan&quot;,&quot;given&quot;:&quot;Oana&quot;,&quot;parse-names&quot;:false,&quot;dropping-particle&quot;:&quot;&quot;,&quot;non-dropping-particle&quot;:&quot;&quot;},{&quot;family&quot;:&quot;Gheorghe&quot;,&quot;given&quot;:&quot;Catalin&quot;,&quot;parse-names&quot;:false,&quot;dropping-particle&quot;:&quot;&quot;,&quot;non-dropping-particle&quot;:&quot;&quot;},{&quot;family&quot;:&quot;Panazan&quot;,&quot;given&quot;:&quot;Oana&quot;,&quot;parse-names&quot;:false,&quot;dropping-particle&quot;:&quot;&quot;,&quot;non-dropping-particle&quot;:&quot;&quot;}],&quot;container-title&quot;:&quot;Journal of Business Economics and Management&quot;,&quot;accessed&quot;:{&quot;date-parts&quot;:[[2026,7,3]]},&quot;DOI&quot;:&quot;10.3846/JBEM.2024.21059&quot;,&quot;ISSN&quot;:&quot;2029-4433&quot;,&quot;URL&quot;:&quot;https://journals.vilniustech.lt/index.php/JBEM/article/view/21059&quot;,&quot;issued&quot;:{&quot;date-parts&quot;:[[2024,2,28]]},&quot;page&quot;:&quot;129-152&quot;,&quot;abstract&quot;:&quot;The study proposes an assessment of the link between the performance of national health systems and volatility during the COVID-19 pandemic. Data from the World Health Organization was accessed regarding the Global Health Security Index of the states considered in the analysis as well as the categories based on which it is determined. To characterise volatility, a representative stock market index was considered for each of the 60 states analysed. Data processing was carried out using an artificial neural network. The main results show that: i) before the pandemic, the link between market volatility and the performance of national health systems was weak; ii) during the pandemic, the connection between the two variables is much stronger; iii) between the six categories that define the Global Health Security Index, norms, health, and prevention had the greatest influence on volatility.&quot;,&quot;publisher&quot;:&quot;Vilnius Gediminas Technical University&quot;,&quot;issue&quot;:&quot;1&quot;,&quot;volume&quot;:&quot;25&quot;,&quot;container-title-short&quot;:&quot;&quot;},&quot;isTemporary&quot;:false}]},{&quot;citationID&quot;:&quot;MENDELEY_CITATION_57679eb4-7092-41e9-81c5-68ac335e59f4&quot;,&quot;properties&quot;:{&quot;noteIndex&quot;:0},&quot;isEdited&quot;:false,&quot;manualOverride&quot;:{&quot;isManuallyOverridden&quot;:false,&quot;citeprocText&quot;:&quot;(Deev and Plíhal, 2022)&quot;,&quot;manualOverrideText&quot;:&quot;&quot;},&quot;citationTag&quot;:&quot;MENDELEY_CITATION_v3_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&quot;,&quot;citationItems&quot;:[{&quot;id&quot;:&quot;c0142cde-a849-301d-84df-c9a8eb2a5dce&quot;,&quot;itemData&quot;:{&quot;type&quot;:&quot;article-journal&quot;,&quot;id&quot;:&quot;c0142cde-a849-301d-84df-c9a8eb2a5dce&quot;,&quot;title&quot;:&quot;How to calm down the markets? The effects of COVID-19 economic policy responses on financial market uncertainty&quot;,&quot;groupId&quot;:&quot;6b0f6c4c-af15-3c2f-ae3d-3d6652b8fe29&quot;,&quot;author&quot;:[{&quot;family&quot;:&quot;Deev&quot;,&quot;given&quot;:&quot;Oleg&quot;,&quot;parse-names&quot;:false,&quot;dropping-particle&quot;:&quot;&quot;,&quot;non-dropping-particle&quot;:&quot;&quot;},{&quot;family&quot;:&quot;Plíhal&quot;,&quot;given&quot;:&quot;Tomáš&quot;,&quot;parse-names&quot;:false,&quot;dropping-particle&quot;:&quot;&quot;,&quot;non-dropping-particle&quot;:&quot;&quot;}],&quot;container-title&quot;:&quot;Research in International Business and Finance&quot;,&quot;accessed&quot;:{&quot;date-parts&quot;:[[2026,7,4]]},&quot;DOI&quot;:&quot;10.1016/J.RIBAF.2022.101613&quot;,&quot;ISSN&quot;:&quot;0275-5319&quot;,&quot;URL&quot;:&quot;https://www-1sciencedirect-1com-1gltygdvo09a5.erproxy.cvtisr.sk/science/article/pii/S0275531922000010?pes=vor&amp;utm_source=clarivate&amp;getft_integrator=clarivate&quot;,&quot;issued&quot;:{&quot;date-parts&quot;:[[2022,4,1]]},&quot;page&quot;:&quot;101613&quot;,&quot;abstract&quot;:&quot;Financial markets during the COVID-19 pandemic are characterized by a prolonged period of increased uncertainty. In this paper, we analyse how the announcements of policy interventions and responses, to buffer short-term economic impact of the pandemic and offset financial turmoil, have affected the level of realized volatility in 23 countries. Under the augmented heterogeneous autoregressive model framework, we show that the international calming effect of COVID-19 economic policy actions originates from the US macroprudential policy announcements.&quot;,&quot;publisher&quot;:&quot;Elsevier&quot;,&quot;volume&quot;:&quot;60&quot;,&quot;container-title-short&quot;:&quot;Res. Int. Bus. Finance&quot;},&quot;isTemporary&quot;:false}]},{&quot;citationID&quot;:&quot;MENDELEY_CITATION_07592bab-c095-4cde-8650-b73655bb87fe&quot;,&quot;properties&quot;:{&quot;noteIndex&quot;:0},&quot;isEdited&quot;:false,&quot;manualOverride&quot;:{&quot;isManuallyOverridden&quot;:false,&quot;citeprocText&quot;:&quot;(Umar et al., 2023)&quot;,&quot;manualOverrideText&quot;:&quot;&quot;},&quot;citationTag&quot;:&quot;MENDELEY_CITATION_v3_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&quot;,&quot;citationItems&quot;:[{&quot;id&quot;:&quot;5416f0c0-2b57-3b54-b58f-e3db605c8aee&quot;,&quot;itemData&quot;:{&quot;type&quot;:&quot;article-journal&quot;,&quot;id&quot;:&quot;5416f0c0-2b57-3b54-b58f-e3db605c8aee&quot;,&quot;title&quot;:&quot;Covid-19 and stock market liquidity: international evidence&quot;,&quot;author&quot;:[{&quot;family&quot;:&quot;Umar&quot;,&quot;given&quot;:&quot;Muhammad&quot;,&quot;parse-names&quot;:false,&quot;dropping-particle&quot;:&quot;&quot;,&quot;non-dropping-particle&quot;:&quot;&quot;},{&quot;family&quot;:&quot;Rubbaniy&quot;,&quot;given&quot;:&quot;Ghulame&quot;,&quot;parse-names&quot;:false,&quot;dropping-particle&quot;:&quot;&quot;,&quot;non-dropping-particle&quot;:&quot;&quot;},{&quot;family&quot;:&quot;Iqbal&quot;,&quot;given&quot;:&quot;Amjad&quot;,&quot;parse-names&quot;:false,&quot;dropping-particle&quot;:&quot;&quot;,&quot;non-dropping-particle&quot;:&quot;&quot;},{&quot;family&quot;:&quot;Rizvi&quot;,&quot;given&quot;:&quot;Syed Kumail Abbas&quot;,&quot;parse-names&quot;:false,&quot;dropping-particle&quot;:&quot;&quot;,&quot;non-dropping-particle&quot;:&quot;&quot;},{&quot;family&quot;:&quot;Xu&quot;,&quot;given&quot;:&quot;Yan&quot;,&quot;parse-names&quot;:false,&quot;dropping-particle&quot;:&quot;&quot;,&quot;non-dropping-particle&quot;:&quot;&quot;}],&quot;container-title&quot;:&quot;Economic Research-Ekonomska Istrazivanja &quot;,&quot;accessed&quot;:{&quot;date-parts&quot;:[[2026,7,3]]},&quot;DOI&quot;:&quot;10.1080/1331677X.2022.2142257&quot;,&quot;ISSN&quot;:&quot;1331677X&quot;,&quot;URL&quot;:&quot;/doi/pdf/10.1080/1331677X.2022.2142257?download=true&quot;,&quot;issued&quot;:{&quot;date-parts&quot;:[[2023]]},&quot;abstract&quot;:&quot;This study analyzes the impact of Covid-19 on stock market liquidity of China and four worst hit countries by the pandemic. Using daily data for the stock market illiquidity spanning over July 1, 2019 to July 10, 2020 and the data for new cases and deaths over the period from December 31, 2019 to July 10, 2020, the results of our GARCH analysis show that liquidity in stock markets of all the sampled countries hit hard by the news of the Covid-19 outbreak. We find that for all sampled countries increase in illiquidity due to temporary shocks reverts to long term trend shortly, suggesting that the liquidity shocks due to the incidence of Covid-19 were short lived. The findings of our VAR analysis show an absence of any short-term relationship between Covid-19 new cases or deaths and illiquidity. Since the series are not integrated at same level, long-term relationship between Covid-19 and stock market illiquidity do not exist as well suggesting no evidence of the effect of Covid-19 on stock market liquidity.&quot;,&quot;publisher&quot;:&quot;Taylor and Francis Ltd.&quot;,&quot;issue&quot;:&quot;2&quot;,&quot;volume&quot;:&quot;36&quot;,&quot;container-title-short&quot;:&quot;&quot;},&quot;isTemporary&quot;:false}]},{&quot;citationID&quot;:&quot;MENDELEY_CITATION_6400cd3d-5594-4a3d-a56a-b09ce827d0fe&quot;,&quot;properties&quot;:{&quot;noteIndex&quot;:0},&quot;isEdited&quot;:false,&quot;manualOverride&quot;:{&quot;isManuallyOverridden&quot;:false,&quot;citeprocText&quot;:&quot;(Zeng et al., 2024)&quot;,&quot;manualOverrideText&quot;:&quot;&quot;},&quot;citationTag&quot;:&quot;MENDELEY_CITATION_v3_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&quot;,&quot;citationItems&quot;:[{&quot;id&quot;:&quot;7b1ca62f-9732-352e-83fd-328227941cd1&quot;,&quot;itemData&quot;:{&quot;type&quot;:&quot;article-journal&quot;,&quot;id&quot;:&quot;7b1ca62f-9732-352e-83fd-328227941cd1&quot;,&quot;title&quot;:&quot;The effect of the Covid pandemic on stock market volatility: Separating initial impact from time-to-recovery&quot;,&quot;author&quot;:[{&quot;family&quot;:&quot;Zeng&quot;,&quot;given&quot;:&quot;Jin&quot;,&quot;parse-names&quot;:false,&quot;dropping-particle&quot;:&quot;&quot;,&quot;non-dropping-particle&quot;:&quot;&quot;},{&quot;family&quot;:&quot;Zhang&quot;,&quot;given&quot;:&quot;Yijia&quot;,&quot;parse-names&quot;:false,&quot;dropping-particle&quot;:&quot;&quot;,&quot;non-dropping-particle&quot;:&quot;&quot;},{&quot;family&quot;:&quot;Yin&quot;,&quot;given&quot;:&quot;Yun&quot;,&quot;parse-names&quot;:false,&quot;dropping-particle&quot;:&quot;&quot;,&quot;non-dropping-particle&quot;:&quot;&quot;},{&quot;family&quot;:&quot;Moffatt&quot;,&quot;given&quot;:&quot;Peter G&quot;,&quot;parse-names&quot;:false,&quot;dropping-particle&quot;:&quot;&quot;,&quot;non-dropping-particle&quot;:&quot;&quot;},{&quot;family&quot;:&quot;Zeng&quot;,&quot;given&quot;:&quot;Jin&quot;,&quot;parse-names&quot;:false,&quot;dropping-particle&quot;:&quot;&quot;,&quot;non-dropping-particle&quot;:&quot;&quot;},{&quot;family&quot;:&quot;Zhang&quot;,&quot;given&quot;:&quot;Yijia&quot;,&quot;parse-names&quot;:false,&quot;dropping-particle&quot;:&quot;&quot;,&quot;non-dropping-particle&quot;:&quot;&quot;},{&quot;family&quot;:&quot;Yin&quot;,&quot;given&quot;:&quot;Yun&quot;,&quot;parse-names&quot;:false,&quot;dropping-particle&quot;:&quot;&quot;,&quot;non-dropping-particle&quot;:&quot;&quot;},{&quot;family&quot;:&quot;Moffatt&quot;,&quot;given&quot;:&quot;Peter G&quot;,&quot;parse-names&quot;:false,&quot;dropping-particle&quot;:&quot;&quot;,&quot;non-dropping-particle&quot;:&quot;&quot;}],&quot;container-title&quot;:&quot;Data Science in Finance and Economics 2024 4:531&quot;,&quot;accessed&quot;:{&quot;date-parts&quot;:[[2026,7,4]]},&quot;DOI&quot;:&quot;10.3934/DSFE.2024022&quot;,&quot;ISSN&quot;:&quot;2769-2140&quot;,&quot;URL&quot;:&quot;http://www-1aimspress-1com-1gltygdvo09a5.erproxy.cvtisr.sk/article/doi/10.3934/DSFE.2024022&quot;,&quot;issued&quot;:{&quot;date-parts&quot;:[[2024]]},&quot;page&quot;:&quot;531-547&quot;,&quot;abstract&quot;:&quot;&lt;p&gt;We develop an extension to the GARCHX model - named GARCHX-NL - that captures a key stylized fact for stock market return data seen during the COVID-19 pandemic: an abrupt jump in volatility at the onset of the crisis, followed by a gradual return to its precrisis level. We apply the GARCHX-NL procedure to daily data on various major stock market indexes. The profile likelihood method is used for estimation. The model decomposes the overall impact of the crisis into two measures: the initial impact, and the \&quot;half-life\&quot; of the shock. We find a strong negative association between these two measures. Moreover, countries with low initial impact but a long half-life tend to be emerging markets, while those with high initial impact and short half-life tend to be developed economies with well-established stock-markets. We attribute these differences to differences in investors' sensitivity to adverse news, and to differences in the preparedness of stock markets to absorb the effects of crises such as the COVID-19 pandemic.&lt;/p&gt;&quot;,&quot;publisher&quot;:&quot;American Institute of Mathematical Sciences (AIMS)&quot;,&quot;issue&quot;:&quot;4&quot;,&quot;volume&quot;:&quot;4&quot;,&quot;container-title-short&quot;:&quot;&quot;},&quot;isTemporary&quot;:false}]},{&quot;citationID&quot;:&quot;MENDELEY_CITATION_2fb692e2-71cb-4f94-92ef-1f9e83a442da&quot;,&quot;properties&quot;:{&quot;noteIndex&quot;:0},&quot;isEdited&quot;:false,&quot;manualOverride&quot;:{&quot;isManuallyOverridden&quot;:false,&quot;citeprocText&quot;:&quot;(Zeng et al., 2024)&quot;,&quot;manualOverrideText&quot;:&quot;&quot;},&quot;citationTag&quot;:&quot;MENDELEY_CITATION_v3_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&quot;,&quot;citationItems&quot;:[{&quot;id&quot;:&quot;7b1ca62f-9732-352e-83fd-328227941cd1&quot;,&quot;itemData&quot;:{&quot;type&quot;:&quot;article-journal&quot;,&quot;id&quot;:&quot;7b1ca62f-9732-352e-83fd-328227941cd1&quot;,&quot;title&quot;:&quot;The effect of the Covid pandemic on stock market volatility: Separating initial impact from time-to-recovery&quot;,&quot;author&quot;:[{&quot;family&quot;:&quot;Zeng&quot;,&quot;given&quot;:&quot;Jin&quot;,&quot;parse-names&quot;:false,&quot;dropping-particle&quot;:&quot;&quot;,&quot;non-dropping-particle&quot;:&quot;&quot;},{&quot;family&quot;:&quot;Zhang&quot;,&quot;given&quot;:&quot;Yijia&quot;,&quot;parse-names&quot;:false,&quot;dropping-particle&quot;:&quot;&quot;,&quot;non-dropping-particle&quot;:&quot;&quot;},{&quot;family&quot;:&quot;Yin&quot;,&quot;given&quot;:&quot;Yun&quot;,&quot;parse-names&quot;:false,&quot;dropping-particle&quot;:&quot;&quot;,&quot;non-dropping-particle&quot;:&quot;&quot;},{&quot;family&quot;:&quot;Moffatt&quot;,&quot;given&quot;:&quot;Peter G&quot;,&quot;parse-names&quot;:false,&quot;dropping-particle&quot;:&quot;&quot;,&quot;non-dropping-particle&quot;:&quot;&quot;},{&quot;family&quot;:&quot;Zeng&quot;,&quot;given&quot;:&quot;Jin&quot;,&quot;parse-names&quot;:false,&quot;dropping-particle&quot;:&quot;&quot;,&quot;non-dropping-particle&quot;:&quot;&quot;},{&quot;family&quot;:&quot;Zhang&quot;,&quot;given&quot;:&quot;Yijia&quot;,&quot;parse-names&quot;:false,&quot;dropping-particle&quot;:&quot;&quot;,&quot;non-dropping-particle&quot;:&quot;&quot;},{&quot;family&quot;:&quot;Yin&quot;,&quot;given&quot;:&quot;Yun&quot;,&quot;parse-names&quot;:false,&quot;dropping-particle&quot;:&quot;&quot;,&quot;non-dropping-particle&quot;:&quot;&quot;},{&quot;family&quot;:&quot;Moffatt&quot;,&quot;given&quot;:&quot;Peter G&quot;,&quot;parse-names&quot;:false,&quot;dropping-particle&quot;:&quot;&quot;,&quot;non-dropping-particle&quot;:&quot;&quot;}],&quot;container-title&quot;:&quot;Data Science in Finance and Economics 2024 4:531&quot;,&quot;accessed&quot;:{&quot;date-parts&quot;:[[2026,7,4]]},&quot;DOI&quot;:&quot;10.3934/DSFE.2024022&quot;,&quot;ISSN&quot;:&quot;2769-2140&quot;,&quot;URL&quot;:&quot;http://www-1aimspress-1com-1gltygdvo09a5.erproxy.cvtisr.sk/article/doi/10.3934/DSFE.2024022&quot;,&quot;issued&quot;:{&quot;date-parts&quot;:[[2024]]},&quot;page&quot;:&quot;531-547&quot;,&quot;abstract&quot;:&quot;&lt;p&gt;We develop an extension to the GARCHX model - named GARCHX-NL - that captures a key stylized fact for stock market return data seen during the COVID-19 pandemic: an abrupt jump in volatility at the onset of the crisis, followed by a gradual return to its precrisis level. We apply the GARCHX-NL procedure to daily data on various major stock market indexes. The profile likelihood method is used for estimation. The model decomposes the overall impact of the crisis into two measures: the initial impact, and the \&quot;half-life\&quot; of the shock. We find a strong negative association between these two measures. Moreover, countries with low initial impact but a long half-life tend to be emerging markets, while those with high initial impact and short half-life tend to be developed economies with well-established stock-markets. We attribute these differences to differences in investors' sensitivity to adverse news, and to differences in the preparedness of stock markets to absorb the effects of crises such as the COVID-19 pandemic.&lt;/p&gt;&quot;,&quot;publisher&quot;:&quot;American Institute of Mathematical Sciences (AIMS)&quot;,&quot;issue&quot;:&quot;4&quot;,&quot;volume&quot;:&quot;4&quot;,&quot;container-title-short&quot;:&quot;&quot;},&quot;isTemporary&quot;:false}]},{&quot;citationID&quot;:&quot;MENDELEY_CITATION_73076b80-2ebc-4fe6-8efb-9301d912bdf2&quot;,&quot;properties&quot;:{&quot;noteIndex&quot;:0},&quot;isEdited&quot;:false,&quot;manualOverride&quot;:{&quot;isManuallyOverridden&quot;:false,&quot;citeprocText&quot;:&quot;(Szczygielski et al., 2021)&quot;,&quot;manualOverrideText&quot;:&quot;&quot;},&quot;citationTag&quot;:&quot;MENDELEY_CITATION_v3_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&quot;,&quot;citationItems&quot;:[{&quot;id&quot;:&quot;bfb9d472-e589-39fb-909a-5d3c3bde63bd&quot;,&quot;itemData&quot;:{&quot;type&quot;:&quot;article-journal&quot;,&quot;id&quot;:&quot;bfb9d472-e589-39fb-909a-5d3c3bde63bd&quot;,&quot;title&quot;:&quot;The only certainty is uncertainty: An analysis of the impact of COVID-19 uncertainty on regional stock markets&quot;,&quot;author&quot;:[{&quot;family&quot;:&quot;Szczygielski&quot;,&quot;given&quot;:&quot;Jan Jakub&quot;,&quot;parse-names&quot;:false,&quot;dropping-particle&quot;:&quot;&quot;,&quot;non-dropping-particle&quot;:&quot;&quot;},{&quot;family&quot;:&quot;Bwanya&quot;,&quot;given&quot;:&quot;Princess Rutendo&quot;,&quot;parse-names&quot;:false,&quot;dropping-particle&quot;:&quot;&quot;,&quot;non-dropping-particle&quot;:&quot;&quot;},{&quot;family&quot;:&quot;Charteris&quot;,&quot;given&quot;:&quot;Ailie&quot;,&quot;parse-names&quot;:false,&quot;dropping-particle&quot;:&quot;&quot;,&quot;non-dropping-particle&quot;:&quot;&quot;},{&quot;family&quot;:&quot;Brzeszczyński&quot;,&quot;given&quot;:&quot;Janusz&quot;,&quot;parse-names&quot;:false,&quot;dropping-particle&quot;:&quot;&quot;,&quot;non-dropping-particle&quot;:&quot;&quot;}],&quot;container-title&quot;:&quot;Finance Research Letters&quot;,&quot;container-title-short&quot;:&quot;Financ. Res. Lett.&quot;,&quot;accessed&quot;:{&quot;date-parts&quot;:[[2026,7,4]]},&quot;DOI&quot;:&quot;10.1016/J.FRL.2021.101945&quot;,&quot;ISSN&quot;:&quot;1544-6123&quot;,&quot;URL&quot;:&quot;https://www-1sciencedirect-1com-1gltygdvo09a5.erproxy.cvtisr.sk/science/article/pii/S154461232100026X?pes=vor&amp;utm_source=clarivate&amp;getft_integrator=clarivate&quot;,&quot;issued&quot;:{&quot;date-parts&quot;:[[2021,11,1]]},&quot;page&quot;:&quot;101945&quot;,&quot;abstract&quot;:&quot;Uncertainty surrounding COVID-19 is widespread. We investigate the timing and quantify the impact of COVID-19 related uncertainty on returns and volatility for regional market aggregates using ARCH/GARCH models. Drawing upon economic psychology, COVID-19 related uncertainty is measured by searches for information as reflected by Google search trends. Asian markets are more resilient than others. Latin American markets are most impacted in terms of returns and volatility. For most regions, there is evidence of an increasing impact of COVID-19 related uncertainty which dissipates as the crisis evolves. We confirm that Google search trends capture uncertainty by comparing this measure against alternative uncertainty measures.&quot;,&quot;publisher&quot;:&quot;Elsevier&quot;,&quot;volume&quot;:&quot;43&quot;},&quot;isTemporary&quot;:false}]},{&quot;citationID&quot;:&quot;MENDELEY_CITATION_0ffa1c99-575b-48a1-aa5c-56744bbd51a2&quot;,&quot;properties&quot;:{&quot;noteIndex&quot;:0},&quot;isEdited&quot;:false,&quot;manualOverride&quot;:{&quot;isManuallyOverridden&quot;:false,&quot;citeprocText&quot;:&quot;(Kayani et al., 2024)&quot;,&quot;manualOverrideText&quot;:&quot;&quot;},&quot;citationTag&quot;:&quot;MENDELEY_CITATION_v3_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&quot;,&quot;citationItems&quot;:[{&quot;id&quot;:&quot;f87d2323-88c7-3bc3-a532-24561aa7e9e1&quot;,&quot;itemData&quot;:{&quot;type&quot;:&quot;article-journal&quot;,&quot;id&quot;:&quot;f87d2323-88c7-3bc3-a532-24561aa7e9e1&quot;,&quot;title&quot;:&quot;Unleashing the pandemic volatility: A glimpse into the stock market performance of developed economies during COVID-19&quot;,&quot;author&quot;:[{&quot;family&quot;:&quot;Kayani&quot;,&quot;given&quot;:&quot;Umar Nawaz&quot;,&quot;parse-names&quot;:false,&quot;dropping-particle&quot;:&quot;&quot;,&quot;non-dropping-particle&quot;:&quot;&quot;},{&quot;family&quot;:&quot;Aysan&quot;,&quot;given&quot;:&quot;Ahmet Faruk&quot;,&quot;parse-names&quot;:false,&quot;dropping-particle&quot;:&quot;&quot;,&quot;non-dropping-particle&quot;:&quot;&quot;},{&quot;family&quot;:&quot;Khan&quot;,&quot;given&quot;:&quot;Mrestyal&quot;,&quot;parse-names&quot;:false,&quot;dropping-particle&quot;:&quot;&quot;,&quot;non-dropping-particle&quot;:&quot;&quot;},{&quot;family&quot;:&quot;Khan&quot;,&quot;given&quot;:&quot;Maaz&quot;,&quot;parse-names&quot;:false,&quot;dropping-particle&quot;:&quot;&quot;,&quot;non-dropping-particle&quot;:&quot;&quot;},{&quot;family&quot;:&quot;Mumtaz&quot;,&quot;given&quot;:&quot;Roohi&quot;,&quot;parse-names&quot;:false,&quot;dropping-particle&quot;:&quot;&quot;,&quot;non-dropping-particle&quot;:&quot;&quot;},{&quot;family&quot;:&quot;Irfan&quot;,&quot;given&quot;:&quot;Muhammad&quot;,&quot;parse-names&quot;:false,&quot;dropping-particle&quot;:&quot;&quot;,&quot;non-dropping-particle&quot;:&quot;&quot;}],&quot;container-title&quot;:&quot;Heliyon&quot;,&quot;container-title-short&quot;:&quot;Heliyon&quot;,&quot;accessed&quot;:{&quot;date-parts&quot;:[[2026,7,3]]},&quot;DOI&quot;:&quot;10.1016/J.HELIYON.2024.E25202&quot;,&quot;ISSN&quot;:&quot;2405-8440&quot;,&quot;URL&quot;:&quot;https://www-1sciencedirect-1com-1gltygdvo090d.erproxy.cvtisr.sk/science/article/pii/S2405844024012337?pes=vor&amp;utm_source=clarivate&amp;getft_integrator=clarivate&quot;,&quot;issued&quot;:{&quot;date-parts&quot;:[[2024,2,29]]},&quot;page&quot;:&quot;e25202&quot;,&quot;abstract&quot;:&quot;The COVID-19 pandemic has resulted in significant financial losses globally, increasing the volatility of financial assets. Thus, this study models the stock market volatility of developed economies during the COVID-19 pandemic. For this purpose, we used the GJR-GARCH (Albulescu, 2020; Albulescu, 2020) [1,1] econometric model on the daily time series returns data ranging from 01st-July-2019 to 18th-November-2020. The entire dataset was equally divided into two subsets; before COVID-19, and after the COVID-19. The empirical results of this study showed the presence of volatility clustering, leverage effect, and excess kurtosis indicating leptokurtic phenomena in all stock indices returns. In addition to this, it can be noted that compared to before COVID-19, the stock markets showed negative returns, and increased volatility during the COVID-19. Hence, based on these findings, this study provides significant insights for global stock market investors and economic policymakers regarding financial portfolio construction particularly during crises times.&quot;,&quot;publisher&quot;:&quot;Elsevier&quot;,&quot;issue&quot;:&quot;4&quot;,&quot;volume&quot;:&quot;10&quot;},&quot;isTemporary&quot;:false}]},{&quot;citationID&quot;:&quot;MENDELEY_CITATION_825b5382-a872-4c60-ba5f-e958facdeb01&quot;,&quot;properties&quot;:{&quot;noteIndex&quot;:0},&quot;isEdited&quot;:false,&quot;manualOverride&quot;:{&quot;isManuallyOverridden&quot;:false,&quot;citeprocText&quot;:&quot;(Song et al., 2022)&quot;,&quot;manualOverrideText&quot;:&quot;&quot;},&quot;citationTag&quot;:&quot;MENDELEY_CITATION_v3_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&quot;,&quot;citationItems&quot;:[{&quot;id&quot;:&quot;c0a65706-e77a-3689-b1bd-f195db051171&quot;,&quot;itemData&quot;:{&quot;type&quot;:&quot;article-journal&quot;,&quot;id&quot;:&quot;c0a65706-e77a-3689-b1bd-f195db051171&quot;,&quot;title&quot;:&quot;Co-movement dynamics of US and Chinese stock market: evidence from COVID-19 crisis&quot;,&quot;author&quot;:[{&quot;family&quot;:&quot;Song&quot;,&quot;given&quot;:&quot;Ge&quot;,&quot;parse-names&quot;:false,&quot;dropping-particle&quot;:&quot;&quot;,&quot;non-dropping-particle&quot;:&quot;&quot;},{&quot;family&quot;:&quot;Xia&quot;,&quot;given&quot;:&quot;Zhiqing&quot;,&quot;parse-names&quot;:false,&quot;dropping-particle&quot;:&quot;&quot;,&quot;non-dropping-particle&quot;:&quot;&quot;},{&quot;family&quot;:&quot;Basheer&quot;,&quot;given&quot;:&quot;Muhammad Farhan&quot;,&quot;parse-names&quot;:false,&quot;dropping-particle&quot;:&quot;&quot;,&quot;non-dropping-particle&quot;:&quot;&quot;},{&quot;family&quot;:&quot;Shah&quot;,&quot;given&quot;:&quot;Syed Mehmood Ali&quot;,&quot;parse-names&quot;:false,&quot;dropping-particle&quot;:&quot;&quot;,&quot;non-dropping-particle&quot;:&quot;&quot;}],&quot;container-title&quot;:&quot;Economic Research-Ekonomska Istrazivanja &quot;,&quot;accessed&quot;:{&quot;date-parts&quot;:[[2026,7,3]]},&quot;DOI&quot;:&quot;10.1080/1331677X.2021.1957971&quot;,&quot;ISSN&quot;:&quot;1331677X&quot;,&quot;URL&quot;:&quot;/doi/pdf/10.1080/1331677X.2021.1957971?download=true&quot;,&quot;issued&quot;:{&quot;date-parts&quot;:[[2022]]},&quot;page&quot;:&quot;2460-2476&quot;,&quot;abstract&quot;:&quot;This paper aims to examine the co-movement between the two economic powers, namely the USA and China. The authors are mainly interested in examining the dynamics of co-movements during, and in the pre-covid periods. Additionally, they have aimed to examine the volatility spillover between USA and China, during and in the pre-covid periods. In order to achieve the research-based objectives, advanced econometrics models have been applied to the data from July1, 2010, to April 30, 2021. The results show that the sample market is integrated in the long run. The results also indicate that the behaviour of the Chinese market is same as the US market, and offers negligible opportunities for investors for diversification during this time. The findings indicate that the Ganger Causality between the stock markets during crisis is significantly higher than the pre-crisis period. The results of EGARCH model confirm the presence of asymmetric volatility spillover effects between the US and Chinese markets, during the considered time periods. This study also examines the co-movement in China, grounded upon the robust approach that facilitates examining the dependence structure between the sample variables. The findings offer valuable understanding for investors who are looking for investment diversification opportunities worldwide.&quot;,&quot;publisher&quot;:&quot;Taylor and Francis Ltd.&quot;,&quot;issue&quot;:&quot;1&quot;,&quot;volume&quot;:&quot;35&quot;,&quot;container-title-short&quot;:&quot;&quot;},&quot;isTemporary&quot;:false}]},{&quot;citationID&quot;:&quot;MENDELEY_CITATION_6edb9078-5877-4839-9beb-a819b67f8079&quot;,&quot;properties&quot;:{&quot;noteIndex&quot;:0},&quot;isEdited&quot;:false,&quot;manualOverride&quot;:{&quot;isManuallyOverridden&quot;:false,&quot;citeprocText&quot;:&quot;(Li et al., 2023)&quot;,&quot;manualOverrideText&quot;:&quot;&quot;},&quot;citationTag&quot;:&quot;MENDELEY_CITATION_v3_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&quot;,&quot;citationItems&quot;:[{&quot;id&quot;:&quot;64f37da4-45fa-31a4-8999-6827381fb6bc&quot;,&quot;itemData&quot;:{&quot;type&quot;:&quot;article-journal&quot;,&quot;id&quot;:&quot;64f37da4-45fa-31a4-8999-6827381fb6bc&quot;,&quot;title&quot;:&quot;COVID-19 Impact on Stock Markets: A Multiscale Event Analysis Perspective&quot;,&quot;author&quot;:[{&quot;family&quot;:&quot;Li&quot;,&quot;given&quot;:&quot;Helong&quot;,&quot;parse-names&quot;:false,&quot;dropping-particle&quot;:&quot;&quot;,&quot;non-dropping-particle&quot;:&quot;&quot;},{&quot;family&quot;:&quot;Xu&quot;,&quot;given&quot;:&quot;Guanglong&quot;,&quot;parse-names&quot;:false,&quot;dropping-particle&quot;:&quot;&quot;,&quot;non-dropping-particle&quot;:&quot;&quot;},{&quot;family&quot;:&quot;Huang&quot;,&quot;given&quot;:&quot;Qin&quot;,&quot;parse-names&quot;:false,&quot;dropping-particle&quot;:&quot;&quot;,&quot;non-dropping-particle&quot;:&quot;&quot;},{&quot;family&quot;:&quot;Ruan&quot;,&quot;given&quot;:&quot;Rubin&quot;,&quot;parse-names&quot;:false,&quot;dropping-particle&quot;:&quot;&quot;,&quot;non-dropping-particle&quot;:&quot;&quot;},{&quot;family&quot;:&quot;Zhang&quot;,&quot;given&quot;:&quot;Weiguo&quot;,&quot;parse-names&quot;:false,&quot;dropping-particle&quot;:&quot;&quot;,&quot;non-dropping-particle&quot;:&quot;&quot;}],&quot;container-title&quot;:&quot;Computational Economics 2023 63:3&quot;,&quot;accessed&quot;:{&quot;date-parts&quot;:[[2026,7,4]]},&quot;DOI&quot;:&quot;10.1007/S10614-023-10448-6&quot;,&quot;ISBN&quot;:&quot;0123456789&quot;,&quot;ISSN&quot;:&quot;1572-9974&quot;,&quot;URL&quot;:&quot;https://link-1springer-1com-1gltygdvo09a3.erproxy.cvtisr.sk/article/10.1007/s10614-023-10448-6&quot;,&quot;issued&quot;:{&quot;date-parts&quot;:[[2023,8,28]]},&quot;page&quot;:&quot;1191-1212&quot;,&quot;abstract&quot;:&quot;The existing literature primarily examined the impact of unexpected events on the stock market at a single scale, posing the challenge of a lack of multiscale analysis. This paper investigates the impact of COVID-19 on stock markets (China, the U.S., and Hong Kong) from a multiscale perspective using an improved ensemble empirical mode decomposition (EEMD)-based event analysis method. First, the stock price series is decomposed into several independent intrinsic mode functions (IMFs) and a residue. Second, a novel composition method is proposed to reconstruct the IMFs into three components: high-frequency, low-frequency, and long-term trend. We find that the composition of low-frequency and long-term trend components is dominant, which is used to estimate the strength of COVID-19 impact on the stock markets. In addition, the outbreak of COVID-19 significantly increased the intensity of short-term fluctuations in stock prices. Finally, the high-frequency component is analyzed to capture the volatility spillover effects among the three stock markets by the BEKK(Baba-Engle-Kraft-Kroner)-GARCH model. The results show that before the outbreak, there are two-way volatility spillovers between any two of the three markets. After the outbreak, there is no spillover effect between China and Hong Kong, and Hong Kong has no spillover effect on the U.S. However, volatility in the U.S. market still has a significant spillover effect on the other two markets, implying that a mature market can absorb new information more quickly.&quot;,&quot;publisher&quot;:&quot;Springer&quot;,&quot;issue&quot;:&quot;3&quot;,&quot;volume&quot;:&quot;63&quot;,&quot;container-title-short&quot;:&quot;&quot;},&quot;isTemporary&quot;:false}]},{&quot;citationID&quot;:&quot;MENDELEY_CITATION_6565912f-6f4e-423d-8c4b-23569d05914f&quot;,&quot;properties&quot;:{&quot;noteIndex&quot;:0},&quot;isEdited&quot;:false,&quot;manualOverride&quot;:{&quot;isManuallyOverridden&quot;:false,&quot;citeprocText&quot;:&quot;(Aslam et al., 2021)&quot;,&quot;manualOverrideText&quot;:&quot;&quot;},&quot;citationTag&quot;:&quot;MENDELEY_CITATION_v3_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&quot;,&quot;citationItems&quot;:[{&quot;id&quot;:&quot;b7bc5ec2-2e5e-304e-964a-6f9bf4ac699a&quot;,&quot;itemData&quot;:{&quot;type&quot;:&quot;article-journal&quot;,&quot;id&quot;:&quot;b7bc5ec2-2e5e-304e-964a-6f9bf4ac699a&quot;,&quot;title&quot;:&quot;Intraday Volatility Spillovers among European Financial Markets during COVID-19&quot;,&quot;author&quot;:[{&quot;family&quot;:&quot;Aslam&quot;,&quot;given&quot;:&quot;Faheem&quot;,&quot;parse-names&quot;:false,&quot;dropping-particle&quot;:&quot;&quot;,&quot;non-dropping-particle&quot;:&quot;&quot;},{&quot;family&quot;:&quot;Ferreira&quot;,&quot;given&quot;:&quot;Paulo&quot;,&quot;parse-names&quot;:false,&quot;dropping-particle&quot;:&quot;&quot;,&quot;non-dropping-particle&quot;:&quot;&quot;},{&quot;family&quot;:&quot;Mughal&quot;,&quot;given&quot;:&quot;Khurrum Shahzad&quot;,&quot;parse-names&quot;:false,&quot;dropping-particle&quot;:&quot;&quot;,&quot;non-dropping-particle&quot;:&quot;&quot;},{&quot;family&quot;:&quot;Bashir&quot;,&quot;given&quot;:&quot;Beenish&quot;,&quot;parse-names&quot;:false,&quot;dropping-particle&quot;:&quot;&quot;,&quot;non-dropping-particle&quot;:&quot;&quot;}],&quot;container-title&quot;:&quot;International Journal of Financial Studies 2021, Vol. 9, Page 5&quot;,&quot;accessed&quot;:{&quot;date-parts&quot;:[[2026,7,3]]},&quot;DOI&quot;:&quot;10.3390/IJFS9010005&quot;,&quot;ISSN&quot;:&quot;2227-7072&quot;,&quot;URL&quot;:&quot;https://www.mdpi.com/2227-7072/9/1/5/htm&quot;,&quot;issued&quot;:{&quot;date-parts&quot;:[[2021,1,5]]},&quot;page&quot;:&quot;5&quot;,&quot;abstract&quot;:&quot;During crises, stock market volatility generally rises sharply, and as consequence, spillovers are identified across markets. This study estimates the volatility spillover among twelve European stock markets representing all four regions of Europe. The data consists of 10,990 intraday observations from 2 December 2019 to 29 May 2020. Using the methodology of Diebold and Yilmaz, we use static and rolling windows to characterize five-minute volatility spillovers. Our results show that 77.80% of intraday volatility forecast error variance in twelve European markets comes from spillovers. Furthermore, the highest gross directional volatility spillovers are found in Sweden and the Netherlands, while the minimum spillovers to other stock markets are observed in the stock markets of Poland and Ireland. However, German and Dutch markets transmit the highest net directional volatility spillovers. Splitting the whole sample in pre- and post-pandemic declaration (11 March 2020) we find more stable spillovers in the latter. The findings reveal important information about European stock market interdependence during COVID-19, which will be beneficial to both policy-makers and practitioners.&quot;,&quot;publisher&quot;:&quot;Multidisciplinary Digital Publishing Institute&quot;,&quot;issue&quot;:&quot;1&quot;,&quot;volume&quot;:&quot;9&quot;,&quot;container-title-short&quot;:&quot;&quot;},&quot;isTemporary&quot;:false}]},{&quot;citationID&quot;:&quot;MENDELEY_CITATION_db926120-b291-4568-aed9-0455fe0fa940&quot;,&quot;properties&quot;:{&quot;noteIndex&quot;:0},&quot;isEdited&quot;:false,&quot;manualOverride&quot;:{&quot;isManuallyOverridden&quot;:false,&quot;citeprocText&quot;:&quot;(Chirilǎ Viorica and Chirilǎ Ciprian, 2022)&quot;,&quot;manualOverrideText&quot;:&quot;&quot;},&quot;citationTag&quot;:&quot;MENDELEY_CITATION_v3_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&quot;,&quot;citationItems&quot;:[{&quot;id&quot;:&quot;ee72f227-cb0d-38d0-9f0b-278eab72bb61&quot;,&quot;itemData&quot;:{&quot;type&quot;:&quot;article-journal&quot;,&quot;id&quot;:&quot;ee72f227-cb0d-38d0-9f0b-278eab72bb61&quot;,&quot;title&quot;:&quot;Volatility spillover between Germany, France, and CEE stock markets&quot;,&quot;author&quot;:[{&quot;family&quot;:&quot;Chirilǎ Viorica&quot;,&quot;given&quot;:&quot;&quot;,&quot;parse-names&quot;:false,&quot;dropping-particle&quot;:&quot;&quot;,&quot;non-dropping-particle&quot;:&quot;&quot;},{&quot;family&quot;:&quot;Chirilǎ Ciprian&quot;,&quot;given&quot;:&quot;&quot;,&quot;parse-names&quot;:false,&quot;dropping-particle&quot;:&quot;&quot;,&quot;non-dropping-particle&quot;:&quot;&quot;}],&quot;container-title&quot;:&quot;Journal of Business Economics and Management&quot;,&quot;accessed&quot;:{&quot;date-parts&quot;:[[2026,8,5]]},&quot;DOI&quot;:&quot;10.3846/jbem.2022.18194&quot;,&quot;URL&quot;:&quot;https://journals-1vilniustech-1lt-14ar46zvo1dad.erproxy.cvtisr.sk/index.php/JBEM/article/view/18194/11499&quot;,&quot;issued&quot;:{&quot;date-parts&quot;:[[2022,11,15]]},&quot;page&quot;:&quot;19&quot;,&quot;container-title-short&quot;:&quot;&quot;},&quot;isTemporary&quot;:false}]},{&quot;citationID&quot;:&quot;MENDELEY_CITATION_9b513cb2-eacf-4b18-9e59-f1d1596c5052&quot;,&quot;properties&quot;:{&quot;noteIndex&quot;:0},&quot;isEdited&quot;:false,&quot;manualOverride&quot;:{&quot;isManuallyOverridden&quot;:false,&quot;citeprocText&quot;:&quot;(Tiwari et al., 2025)&quot;,&quot;manualOverrideText&quot;:&quot;&quot;},&quot;citationTag&quot;:&quot;MENDELEY_CITATION_v3_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&quot;,&quot;citationItems&quot;:[{&quot;id&quot;:&quot;d3b83b08-9e66-36d8-a993-652ea9e3c18b&quot;,&quot;itemData&quot;:{&quot;type&quot;:&quot;article-journal&quot;,&quot;id&quot;:&quot;d3b83b08-9e66-36d8-a993-652ea9e3c18b&quot;,&quot;title&quot;:&quot;Markov-switching multifractal volatility spillovers among European stock markets during crisis periods&quot;,&quot;author&quot;:[{&quot;family&quot;:&quot;Tiwari&quot;,&quot;given&quot;:&quot;Aviral Kumar&quot;,&quot;parse-names&quot;:false,&quot;dropping-particle&quot;:&quot;&quot;,&quot;non-dropping-particle&quot;:&quot;&quot;},{&quot;family&quot;:&quot;Abakah&quot;,&quot;given&quot;:&quot;Emmanuel Joel Aikins&quot;,&quot;parse-names&quot;:false,&quot;dropping-particle&quot;:&quot;&quot;,&quot;non-dropping-particle&quot;:&quot;&quot;},{&quot;family&quot;:&quot;Dwumfour&quot;,&quot;given&quot;:&quot;Richard Adjei&quot;,&quot;parse-names&quot;:false,&quot;dropping-particle&quot;:&quot;&quot;,&quot;non-dropping-particle&quot;:&quot;&quot;},{&quot;family&quot;:&quot;Lee&quot;,&quot;given&quot;:&quot;Chi Chuan&quot;,&quot;parse-names&quot;:false,&quot;dropping-particle&quot;:&quot;&quot;,&quot;non-dropping-particle&quot;:&quot;&quot;}],&quot;container-title&quot;:&quot;Applied Economics&quot;,&quot;container-title-short&quot;:&quot;Appl. Econ.&quot;,&quot;accessed&quot;:{&quot;date-parts&quot;:[[2026,8,5]]},&quot;DOI&quot;:&quot;10.1080/00036846.2024.2324846&quot;,&quot;ISSN&quot;:&quot;14664283&quot;,&quot;URL&quot;:&quot;https://www.tandfonline.com/doi/abs/10.1080/00036846.2024.2324846&quot;,&quot;issued&quot;:{&quot;date-parts&quot;:[[2025,4,21]]},&quot;page&quot;:&quot;2389-2406&quot;,&quot;abstract&quot;:&quot;I. The frequent episodes of financial crises, social unrest, and political instability in Europe over recent decades have attracted intense interest in exploring the international risk contagion in...&quot;,&quot;publisher&quot;:&quot;Routledge&quot;,&quot;issue&quot;:&quot;19&quot;,&quot;volume&quot;:&quot;57&quot;},&quot;isTemporary&quot;:false}]}]"/>
     <we:property name="MENDELEY_CITATIONS_LOCALE_CODE" value="&quot;en-US&quot;"/>
     <we:property name="MENDELEY_CITATIONS_STYLE" value="{&quot;id&quot;:&quot;https://www.zotero.org/styles/elsevier-harvard-without-titles&quot;,&quot;title&quot;:&quot;Elsevier (author-date/Harvard, without titles)&quot;,&quot;format&quot;:&quot;author-date&quot;,&quot;defaultLocale&quot;:&quot;en-US&quot;,&quot;isLocaleCodeValid&quot;:true}"/>
   </we:properties>
@@ -21189,7 +21877,7 @@
 </file>
 
 <file path=customXml/itemProps1.xml><?xml version="1.0" encoding="utf-8"?>
-<ds:datastoreItem xmlns:ds="http://schemas.openxmlformats.org/officeDocument/2006/customXml" ds:itemID="{BC8292F2-4D5A-4C42-99E3-F922A084D620}">
+<ds:datastoreItem xmlns:ds="http://schemas.openxmlformats.org/officeDocument/2006/customXml" ds:itemID="{101F2ABC-E373-C64B-90F8-214682C90D9C}">
   <ds:schemaRefs>
     <ds:schemaRef ds:uri="http://schemas.openxmlformats.org/officeDocument/2006/bibliography"/>
   </ds:schemaRefs>

--- a/Analýza súčasného stavu článok/Volatility_article.docx
+++ b/Analýza súčasného stavu článok/Volatility_article.docx
@@ -522,7 +522,7 @@
             <w:sz w:val="24"/>
             <w:szCs w:val="24"/>
           </w:rPr>
-          <w:tag w:val="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"/>
+          <w:tag w:val="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"/>
           <w:id w:val="1961684268"/>
           <w:placeholder>
             <w:docPart w:val="DefaultPlaceholder_-1854013440"/>
@@ -733,7 +733,7 @@
             <w:color w:val="000000"/>
             <w:szCs w:val="24"/>
           </w:rPr>
-          <w:tag w:val="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"/>
+          <w:tag w:val="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"/>
           <w:id w:val="1375038964"/>
           <w:placeholder>
             <w:docPart w:val="DefaultPlaceholder_-1854013440"/>
@@ -1008,7 +1008,7 @@
             <w:sz w:val="24"/>
             <w:szCs w:val="24"/>
           </w:rPr>
-          <w:tag w:val="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"/>
+          <w:tag w:val="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"/>
           <w:id w:val="229273871"/>
           <w:placeholder>
             <w:docPart w:val="DefaultPlaceholder_-1854013440"/>
@@ -1266,7 +1266,7 @@
             <w:sz w:val="24"/>
             <w:szCs w:val="24"/>
           </w:rPr>
-          <w:tag w:val="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"/>
+          <w:tag w:val="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"/>
           <w:id w:val="-172268493"/>
           <w:placeholder>
             <w:docPart w:val="DefaultPlaceholder_-1854013440"/>
@@ -1335,24 +1335,6 @@
               <w:sz w:val="24"/>
             </w:rPr>
             <w:t xml:space="preserve">, 2022; </w:t>
-          </w:r>
-          <w:proofErr w:type="spellStart"/>
-          <w:r>
-            <w:rPr>
-              <w:rFonts w:ascii="Times New Roman" w:eastAsia="Times New Roman" w:hAnsi="Times New Roman" w:cs="Times New Roman"/>
-              <w:color w:val="000000"/>
-              <w:sz w:val="24"/>
-            </w:rPr>
-            <w:t>Mishra</w:t>
-          </w:r>
-          <w:proofErr w:type="spellEnd"/>
-          <w:r>
-            <w:rPr>
-              <w:rFonts w:ascii="Times New Roman" w:eastAsia="Times New Roman" w:hAnsi="Times New Roman" w:cs="Times New Roman"/>
-              <w:color w:val="000000"/>
-              <w:sz w:val="24"/>
-            </w:rPr>
-            <w:t xml:space="preserve"> et al., 2024; </w:t>
           </w:r>
           <w:proofErr w:type="spellStart"/>
           <w:r>
@@ -3245,7 +3227,7 @@
             <w:sz w:val="24"/>
             <w:szCs w:val="24"/>
           </w:rPr>
-          <w:tag w:val="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"/>
+          <w:tag w:val="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"/>
           <w:id w:val="-174805093"/>
           <w:placeholder>
             <w:docPart w:val="DefaultPlaceholder_-1854013440"/>
@@ -3570,7 +3552,7 @@
             <w:sz w:val="24"/>
             <w:szCs w:val="24"/>
           </w:rPr>
-          <w:tag w:val="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"/>
+          <w:tag w:val="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"/>
           <w:id w:val="838040181"/>
           <w:placeholder>
             <w:docPart w:val="DefaultPlaceholder_-1854013440"/>
@@ -3606,26 +3588,6 @@
               <w:szCs w:val="24"/>
             </w:rPr>
             <w:t xml:space="preserve"> et al., 2024; Mora-Valencia et al., 2023; </w:t>
-          </w:r>
-          <w:proofErr w:type="spellStart"/>
-          <w:r>
-            <w:rPr>
-              <w:rFonts w:ascii="Times New Roman" w:hAnsi="Times New Roman" w:cs="Times New Roman"/>
-              <w:color w:val="000000"/>
-              <w:sz w:val="24"/>
-              <w:szCs w:val="24"/>
-            </w:rPr>
-            <w:t>Sodnomdavaa</w:t>
-          </w:r>
-          <w:proofErr w:type="spellEnd"/>
-          <w:r>
-            <w:rPr>
-              <w:rFonts w:ascii="Times New Roman" w:hAnsi="Times New Roman" w:cs="Times New Roman"/>
-              <w:color w:val="000000"/>
-              <w:sz w:val="24"/>
-              <w:szCs w:val="24"/>
-            </w:rPr>
-            <w:t xml:space="preserve">, 2026; </w:t>
           </w:r>
           <w:proofErr w:type="spellStart"/>
           <w:r>
@@ -4071,13 +4033,12 @@
             <w:sz w:val="24"/>
             <w:szCs w:val="24"/>
           </w:rPr>
-          <w:tag w:val="MENDELEY_CITATION_v3_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"/>
-          <w:id w:val="-1279324235"/>
+          <w:tag w:val="MENDELEY_CITATION_v3_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"/>
+          <w:id w:val="-1946143723"/>
           <w:placeholder>
             <w:docPart w:val="DefaultPlaceholder_-1854013440"/>
           </w:placeholder>
         </w:sdtPr>
-        <w:sdtEndPr/>
         <w:sdtContent>
           <w:r>
             <w:rPr>
@@ -4117,16 +4078,72 @@
           <w:sz w:val="24"/>
           <w:szCs w:val="24"/>
         </w:rPr>
-        <w:t xml:space="preserve"> použili SHAP na ide</w:t>
-      </w:r>
-      <w:r>
-        <w:rPr>
-          <w:rFonts w:ascii="Times New Roman" w:hAnsi="Times New Roman" w:cs="Times New Roman"/>
-          <w:color w:val="000000"/>
-          <w:sz w:val="24"/>
-          <w:szCs w:val="24"/>
-        </w:rPr>
-        <w:t xml:space="preserve">ntifikáciu najdôležitejších premenných pre predikciu, čo im </w:t>
+        <w:t xml:space="preserve"> </w:t>
+      </w:r>
+      <w:proofErr w:type="spellStart"/>
+      <w:r>
+        <w:rPr>
+          <w:rFonts w:ascii="Times New Roman" w:hAnsi="Times New Roman" w:cs="Times New Roman"/>
+          <w:color w:val="000000"/>
+          <w:sz w:val="24"/>
+          <w:szCs w:val="24"/>
+        </w:rPr>
+        <w:t>použili</w:t>
+      </w:r>
+      <w:r>
+        <w:rPr>
+          <w:rFonts w:ascii="Times New Roman" w:hAnsi="Times New Roman" w:cs="Times New Roman"/>
+          <w:color w:val="000000"/>
+          <w:sz w:val="24"/>
+          <w:szCs w:val="24"/>
+        </w:rPr>
+        <w:t>a</w:t>
+      </w:r>
+      <w:r>
+        <w:rPr>
+          <w:rFonts w:ascii="Times New Roman" w:hAnsi="Times New Roman" w:cs="Times New Roman"/>
+          <w:color w:val="000000"/>
+          <w:sz w:val="24"/>
+          <w:szCs w:val="24"/>
+        </w:rPr>
+        <w:t>SHAP</w:t>
+      </w:r>
+      <w:proofErr w:type="spellEnd"/>
+      <w:r>
+        <w:rPr>
+          <w:rFonts w:ascii="Times New Roman" w:hAnsi="Times New Roman" w:cs="Times New Roman"/>
+          <w:color w:val="000000"/>
+          <w:sz w:val="24"/>
+          <w:szCs w:val="24"/>
+        </w:rPr>
+        <w:t xml:space="preserve"> na ide</w:t>
+      </w:r>
+      <w:r>
+        <w:rPr>
+          <w:rFonts w:ascii="Times New Roman" w:hAnsi="Times New Roman" w:cs="Times New Roman"/>
+          <w:color w:val="000000"/>
+          <w:sz w:val="24"/>
+          <w:szCs w:val="24"/>
+        </w:rPr>
+        <w:t xml:space="preserve">ntifikáciu najdôležitejších premenných pre predikciu, čo </w:t>
+      </w:r>
+      <w:r>
+        <w:rPr>
+          <w:rFonts w:ascii="Times New Roman" w:hAnsi="Times New Roman" w:cs="Times New Roman"/>
+          <w:color w:val="000000"/>
+          <w:sz w:val="24"/>
+          <w:szCs w:val="24"/>
+        </w:rPr>
+        <w:t>jej</w:t>
+      </w:r>
+      <w:r>
+        <w:rPr>
+          <w:rFonts w:ascii="Times New Roman" w:hAnsi="Times New Roman" w:cs="Times New Roman"/>
+          <w:color w:val="000000"/>
+          <w:sz w:val="24"/>
+          <w:szCs w:val="24"/>
+        </w:rPr>
+        <w:t xml:space="preserve"> </w:t>
       </w:r>
       <w:r>
         <w:rPr>
@@ -6576,8 +6593,7 @@
           <w:color w:val="auto"/>
         </w:rPr>
       </w:pPr>
-      <w:bookmarkStart w:id="0" w:name="_GoBack"/>
-      <w:bookmarkEnd w:id="0"/>
+      <w:proofErr w:type="spellStart"/>
       <w:r>
         <w:rPr>
           <w:rFonts w:ascii="Times New Roman" w:hAnsi="Times New Roman" w:cs="Times New Roman"/>
@@ -6585,7 +6601,17 @@
           <w:bCs/>
           <w:color w:val="auto"/>
         </w:rPr>
-        <w:t xml:space="preserve">Literature </w:t>
+        <w:t>Literature</w:t>
+      </w:r>
+      <w:proofErr w:type="spellEnd"/>
+      <w:r>
+        <w:rPr>
+          <w:rFonts w:ascii="Times New Roman" w:hAnsi="Times New Roman" w:cs="Times New Roman"/>
+          <w:b/>
+          <w:bCs/>
+          <w:color w:val="auto"/>
+        </w:rPr>
+        <w:t xml:space="preserve"> </w:t>
       </w:r>
       <w:proofErr w:type="spellStart"/>
       <w:r>
@@ -15482,17 +15508,6 @@
     </w:p>
     <w:p>
       <w:pPr>
-        <w:spacing w:line="360" w:lineRule="auto"/>
-        <w:jc w:val="both"/>
-        <w:rPr>
-          <w:rFonts w:ascii="Times New Roman" w:hAnsi="Times New Roman" w:cs="Times New Roman"/>
-          <w:sz w:val="24"/>
-          <w:szCs w:val="24"/>
-        </w:rPr>
-      </w:pPr>
-    </w:p>
-    <w:p>
-      <w:pPr>
         <w:pStyle w:val="Nadpis2"/>
         <w:spacing w:line="360" w:lineRule="auto"/>
         <w:jc w:val="both"/>
@@ -15510,6 +15525,7 @@
           <w:bCs/>
           <w:color w:val="000000" w:themeColor="text1"/>
         </w:rPr>
+        <w:lastRenderedPageBreak/>
         <w:t>4.</w:t>
       </w:r>
       <w:r>
@@ -16289,6 +16305,16 @@
           <w:szCs w:val="24"/>
         </w:rPr>
       </w:pPr>
+      <w:r>
+        <w:rPr>
+          <w:rFonts w:ascii="Times New Roman" w:hAnsi="Times New Roman" w:cs="Times New Roman"/>
+          <w:iCs/>
+          <w:color w:val="000000"/>
+          <w:sz w:val="24"/>
+          <w:szCs w:val="24"/>
+        </w:rPr>
+        <w:tab/>
+      </w:r>
     </w:p>
     <w:p>
       <w:pPr>
@@ -16460,6 +16486,7 @@
         <w:jc w:val="both"/>
         <w:rPr>
           <w:rFonts w:ascii="Times New Roman" w:hAnsi="Times New Roman" w:cs="Times New Roman"/>
+          <w:color w:val="000000"/>
           <w:sz w:val="24"/>
           <w:szCs w:val="24"/>
         </w:rPr>
@@ -16467,13 +16494,1662 @@
       <w:r>
         <w:rPr>
           <w:rFonts w:ascii="Times New Roman" w:hAnsi="Times New Roman" w:cs="Times New Roman"/>
+          <w:color w:val="000000"/>
+          <w:sz w:val="24"/>
+          <w:szCs w:val="24"/>
         </w:rPr>
         <w:tab/>
       </w:r>
     </w:p>
     <w:p>
-      <w:r>
+      <w:pPr>
+        <w:spacing w:line="360" w:lineRule="auto"/>
+        <w:jc w:val="both"/>
+        <w:rPr>
+          <w:rFonts w:ascii="Times New Roman" w:hAnsi="Times New Roman" w:cs="Times New Roman"/>
+          <w:color w:val="000000"/>
+          <w:sz w:val="24"/>
+          <w:szCs w:val="24"/>
+        </w:rPr>
+      </w:pPr>
+      <w:r>
+        <w:rPr>
+          <w:rFonts w:ascii="Times New Roman" w:hAnsi="Times New Roman" w:cs="Times New Roman"/>
+          <w:color w:val="000000"/>
+          <w:sz w:val="24"/>
+          <w:szCs w:val="24"/>
+        </w:rPr>
         <w:lastRenderedPageBreak/>
+        <w:tab/>
+        <w:t xml:space="preserve">Predikciu s použitím rôznych neurónových sietí robili autori </w:t>
+      </w:r>
+      <w:sdt>
+        <w:sdtPr>
+          <w:rPr>
+            <w:rFonts w:ascii="Times New Roman" w:hAnsi="Times New Roman" w:cs="Times New Roman"/>
+            <w:color w:val="000000"/>
+            <w:sz w:val="24"/>
+            <w:szCs w:val="24"/>
+          </w:rPr>
+          <w:tag w:val="MENDELEY_CITATION_v3_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"/>
+          <w:id w:val="-1681658338"/>
+          <w:placeholder>
+            <w:docPart w:val="DefaultPlaceholder_-1854013440"/>
+          </w:placeholder>
+        </w:sdtPr>
+        <w:sdtContent>
+          <w:r>
+            <w:rPr>
+              <w:rFonts w:ascii="Times New Roman" w:hAnsi="Times New Roman" w:cs="Times New Roman"/>
+              <w:color w:val="000000"/>
+              <w:sz w:val="24"/>
+              <w:szCs w:val="24"/>
+            </w:rPr>
+            <w:t>(</w:t>
+          </w:r>
+          <w:proofErr w:type="spellStart"/>
+          <w:r>
+            <w:rPr>
+              <w:rFonts w:ascii="Times New Roman" w:hAnsi="Times New Roman" w:cs="Times New Roman"/>
+              <w:color w:val="000000"/>
+              <w:sz w:val="24"/>
+              <w:szCs w:val="24"/>
+            </w:rPr>
+            <w:t>Chandra</w:t>
+          </w:r>
+          <w:proofErr w:type="spellEnd"/>
+          <w:r>
+            <w:rPr>
+              <w:rFonts w:ascii="Times New Roman" w:hAnsi="Times New Roman" w:cs="Times New Roman"/>
+              <w:color w:val="000000"/>
+              <w:sz w:val="24"/>
+              <w:szCs w:val="24"/>
+            </w:rPr>
+            <w:t xml:space="preserve"> and He, 2021)</w:t>
+          </w:r>
+        </w:sdtContent>
+      </w:sdt>
+      <w:r>
+        <w:rPr>
+          <w:rFonts w:ascii="Times New Roman" w:hAnsi="Times New Roman" w:cs="Times New Roman"/>
+          <w:color w:val="000000"/>
+          <w:sz w:val="24"/>
+          <w:szCs w:val="24"/>
+        </w:rPr>
+        <w:t xml:space="preserve">, ktorý porovnávali predikčnú schopnosť troch </w:t>
+      </w:r>
+      <w:proofErr w:type="spellStart"/>
+      <w:r>
+        <w:rPr>
+          <w:rFonts w:ascii="Times New Roman" w:hAnsi="Times New Roman" w:cs="Times New Roman"/>
+          <w:color w:val="000000"/>
+          <w:sz w:val="24"/>
+          <w:szCs w:val="24"/>
+        </w:rPr>
+        <w:t>dopredných</w:t>
+      </w:r>
+      <w:proofErr w:type="spellEnd"/>
+      <w:r>
+        <w:rPr>
+          <w:rFonts w:ascii="Times New Roman" w:hAnsi="Times New Roman" w:cs="Times New Roman"/>
+          <w:color w:val="000000"/>
+          <w:sz w:val="24"/>
+          <w:szCs w:val="24"/>
+        </w:rPr>
+        <w:t xml:space="preserve"> neurónových sietí počas pandémie COVID-19. </w:t>
+      </w:r>
+      <w:r>
+        <w:rPr>
+          <w:rFonts w:ascii="Times New Roman" w:hAnsi="Times New Roman" w:cs="Times New Roman"/>
+          <w:color w:val="000000"/>
+          <w:sz w:val="24"/>
+          <w:szCs w:val="24"/>
+        </w:rPr>
+        <w:t xml:space="preserve">Ako prvú použili </w:t>
+      </w:r>
+      <w:proofErr w:type="spellStart"/>
+      <w:r>
+        <w:rPr>
+          <w:rFonts w:ascii="Times New Roman" w:hAnsi="Times New Roman" w:cs="Times New Roman"/>
+          <w:color w:val="000000"/>
+          <w:sz w:val="24"/>
+          <w:szCs w:val="24"/>
+        </w:rPr>
+        <w:t>doprednú</w:t>
+      </w:r>
+      <w:proofErr w:type="spellEnd"/>
+      <w:r>
+        <w:rPr>
+          <w:rFonts w:ascii="Times New Roman" w:hAnsi="Times New Roman" w:cs="Times New Roman"/>
+          <w:color w:val="000000"/>
+          <w:sz w:val="24"/>
+          <w:szCs w:val="24"/>
+        </w:rPr>
+        <w:t xml:space="preserve"> neurónovú sieť trénovanú cez </w:t>
+      </w:r>
+      <w:proofErr w:type="spellStart"/>
+      <w:r>
+        <w:rPr>
+          <w:rFonts w:ascii="Times New Roman" w:hAnsi="Times New Roman" w:cs="Times New Roman"/>
+          <w:color w:val="000000"/>
+          <w:sz w:val="24"/>
+          <w:szCs w:val="24"/>
+        </w:rPr>
+        <w:t>stochastic</w:t>
+      </w:r>
+      <w:proofErr w:type="spellEnd"/>
+      <w:r>
+        <w:rPr>
+          <w:rFonts w:ascii="Times New Roman" w:hAnsi="Times New Roman" w:cs="Times New Roman"/>
+          <w:color w:val="000000"/>
+          <w:sz w:val="24"/>
+          <w:szCs w:val="24"/>
+        </w:rPr>
+        <w:t xml:space="preserve"> gradient </w:t>
+      </w:r>
+      <w:proofErr w:type="spellStart"/>
+      <w:r>
+        <w:rPr>
+          <w:rFonts w:ascii="Times New Roman" w:hAnsi="Times New Roman" w:cs="Times New Roman"/>
+          <w:color w:val="000000"/>
+          <w:sz w:val="24"/>
+          <w:szCs w:val="24"/>
+        </w:rPr>
+        <w:t>descent</w:t>
+      </w:r>
+      <w:proofErr w:type="spellEnd"/>
+      <w:r>
+        <w:rPr>
+          <w:rFonts w:ascii="Times New Roman" w:hAnsi="Times New Roman" w:cs="Times New Roman"/>
+          <w:color w:val="000000"/>
+          <w:sz w:val="24"/>
+          <w:szCs w:val="24"/>
+        </w:rPr>
+        <w:t xml:space="preserve"> (FNN-SGD), a následne sieť trénovanú </w:t>
+      </w:r>
+      <w:proofErr w:type="spellStart"/>
+      <w:r>
+        <w:rPr>
+          <w:rFonts w:ascii="Times New Roman" w:hAnsi="Times New Roman" w:cs="Times New Roman"/>
+          <w:color w:val="000000"/>
+          <w:sz w:val="24"/>
+          <w:szCs w:val="24"/>
+        </w:rPr>
+        <w:t>optimizérom</w:t>
+      </w:r>
+      <w:proofErr w:type="spellEnd"/>
+      <w:r>
+        <w:rPr>
+          <w:rFonts w:ascii="Times New Roman" w:hAnsi="Times New Roman" w:cs="Times New Roman"/>
+          <w:color w:val="000000"/>
+          <w:sz w:val="24"/>
+          <w:szCs w:val="24"/>
+        </w:rPr>
+        <w:t xml:space="preserve"> Adam (FNN-Adam). Tie slúžili na porovnanie s neurónovou sieťou </w:t>
+      </w:r>
+      <w:proofErr w:type="spellStart"/>
+      <w:r>
+        <w:rPr>
+          <w:rFonts w:ascii="Times New Roman" w:hAnsi="Times New Roman" w:cs="Times New Roman"/>
+          <w:color w:val="000000"/>
+          <w:sz w:val="24"/>
+          <w:szCs w:val="24"/>
+        </w:rPr>
+        <w:t>Bayes</w:t>
+      </w:r>
+      <w:proofErr w:type="spellEnd"/>
+      <w:r>
+        <w:rPr>
+          <w:rFonts w:ascii="Times New Roman" w:hAnsi="Times New Roman" w:cs="Times New Roman"/>
+          <w:color w:val="000000"/>
+          <w:sz w:val="24"/>
+          <w:szCs w:val="24"/>
+        </w:rPr>
+        <w:t xml:space="preserve">-FNN, ktorá kombinuje  aproximáciu Markov </w:t>
+      </w:r>
+      <w:proofErr w:type="spellStart"/>
+      <w:r>
+        <w:rPr>
+          <w:rFonts w:ascii="Times New Roman" w:hAnsi="Times New Roman" w:cs="Times New Roman"/>
+          <w:color w:val="000000"/>
+          <w:sz w:val="24"/>
+          <w:szCs w:val="24"/>
+        </w:rPr>
+        <w:t>Chain</w:t>
+      </w:r>
+      <w:proofErr w:type="spellEnd"/>
+      <w:r>
+        <w:rPr>
+          <w:rFonts w:ascii="Times New Roman" w:hAnsi="Times New Roman" w:cs="Times New Roman"/>
+          <w:color w:val="000000"/>
+          <w:sz w:val="24"/>
+          <w:szCs w:val="24"/>
+        </w:rPr>
+        <w:t xml:space="preserve"> Monte Carlo spolu s </w:t>
+      </w:r>
+      <w:proofErr w:type="spellStart"/>
+      <w:r>
+        <w:rPr>
+          <w:rFonts w:ascii="Times New Roman" w:hAnsi="Times New Roman" w:cs="Times New Roman"/>
+          <w:color w:val="000000"/>
+          <w:sz w:val="24"/>
+          <w:szCs w:val="24"/>
+        </w:rPr>
+        <w:t>Langevin</w:t>
+      </w:r>
+      <w:proofErr w:type="spellEnd"/>
+      <w:r>
+        <w:rPr>
+          <w:rFonts w:ascii="Times New Roman" w:hAnsi="Times New Roman" w:cs="Times New Roman"/>
+          <w:color w:val="000000"/>
+          <w:sz w:val="24"/>
+          <w:szCs w:val="24"/>
+        </w:rPr>
+        <w:t xml:space="preserve">-gradient </w:t>
+      </w:r>
+      <w:proofErr w:type="spellStart"/>
+      <w:r>
+        <w:rPr>
+          <w:rFonts w:ascii="Times New Roman" w:hAnsi="Times New Roman" w:cs="Times New Roman"/>
+          <w:color w:val="000000"/>
+          <w:sz w:val="24"/>
+          <w:szCs w:val="24"/>
+        </w:rPr>
+        <w:t>proposals</w:t>
+      </w:r>
+      <w:proofErr w:type="spellEnd"/>
+      <w:r>
+        <w:rPr>
+          <w:rFonts w:ascii="Times New Roman" w:hAnsi="Times New Roman" w:cs="Times New Roman"/>
+          <w:color w:val="000000"/>
+          <w:sz w:val="24"/>
+          <w:szCs w:val="24"/>
+        </w:rPr>
+        <w:t xml:space="preserve">. Pri analýze akcií trhov USA, Číny, Nemecka a Austrálie výsledky značia, že </w:t>
+      </w:r>
+      <w:proofErr w:type="spellStart"/>
+      <w:r>
+        <w:rPr>
+          <w:rFonts w:ascii="Times New Roman" w:hAnsi="Times New Roman" w:cs="Times New Roman"/>
+          <w:color w:val="000000"/>
+          <w:sz w:val="24"/>
+          <w:szCs w:val="24"/>
+        </w:rPr>
+        <w:t>Bayes</w:t>
+      </w:r>
+      <w:proofErr w:type="spellEnd"/>
+      <w:r>
+        <w:rPr>
+          <w:rFonts w:ascii="Times New Roman" w:hAnsi="Times New Roman" w:cs="Times New Roman"/>
+          <w:color w:val="000000"/>
+          <w:sz w:val="24"/>
+          <w:szCs w:val="24"/>
+        </w:rPr>
+        <w:t>-FNN poskytuje lepšiu alebo porovnateľnú predikčnú schopnosť ako klasické FNN trénované cez SGD a Adam.</w:t>
+      </w:r>
+      <w:r>
+        <w:rPr>
+          <w:rFonts w:ascii="Times New Roman" w:hAnsi="Times New Roman" w:cs="Times New Roman"/>
+          <w:color w:val="000000"/>
+          <w:sz w:val="24"/>
+          <w:szCs w:val="24"/>
+        </w:rPr>
+        <w:t xml:space="preserve"> </w:t>
+      </w:r>
+    </w:p>
+    <w:p>
+      <w:pPr>
+        <w:spacing w:line="360" w:lineRule="auto"/>
+        <w:jc w:val="both"/>
+        <w:rPr>
+          <w:rFonts w:ascii="Times New Roman" w:hAnsi="Times New Roman" w:cs="Times New Roman"/>
+          <w:color w:val="000000"/>
+          <w:sz w:val="24"/>
+          <w:szCs w:val="24"/>
+        </w:rPr>
+      </w:pPr>
+      <w:r>
+        <w:rPr>
+          <w:rFonts w:ascii="Times New Roman" w:hAnsi="Times New Roman" w:cs="Times New Roman"/>
+          <w:color w:val="000000"/>
+          <w:sz w:val="24"/>
+          <w:szCs w:val="24"/>
+        </w:rPr>
+        <w:tab/>
+      </w:r>
+      <w:sdt>
+        <w:sdtPr>
+          <w:rPr>
+            <w:rFonts w:ascii="Times New Roman" w:hAnsi="Times New Roman" w:cs="Times New Roman"/>
+            <w:color w:val="000000"/>
+            <w:sz w:val="24"/>
+            <w:szCs w:val="24"/>
+          </w:rPr>
+          <w:tag w:val="MENDELEY_CITATION_v3_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"/>
+          <w:id w:val="-1674412847"/>
+          <w:placeholder>
+            <w:docPart w:val="DefaultPlaceholder_-1854013440"/>
+          </w:placeholder>
+        </w:sdtPr>
+        <w:sdtContent>
+          <w:r>
+            <w:rPr>
+              <w:rFonts w:ascii="Times New Roman" w:hAnsi="Times New Roman" w:cs="Times New Roman"/>
+              <w:color w:val="000000"/>
+              <w:sz w:val="24"/>
+              <w:szCs w:val="24"/>
+            </w:rPr>
+            <w:t>(</w:t>
+          </w:r>
+          <w:proofErr w:type="spellStart"/>
+          <w:r>
+            <w:rPr>
+              <w:rFonts w:ascii="Times New Roman" w:hAnsi="Times New Roman" w:cs="Times New Roman"/>
+              <w:color w:val="000000"/>
+              <w:sz w:val="24"/>
+              <w:szCs w:val="24"/>
+            </w:rPr>
+            <w:t>Mishra</w:t>
+          </w:r>
+          <w:proofErr w:type="spellEnd"/>
+          <w:r>
+            <w:rPr>
+              <w:rFonts w:ascii="Times New Roman" w:hAnsi="Times New Roman" w:cs="Times New Roman"/>
+              <w:color w:val="000000"/>
+              <w:sz w:val="24"/>
+              <w:szCs w:val="24"/>
+            </w:rPr>
+            <w:t xml:space="preserve"> et al., 2024)</w:t>
+          </w:r>
+        </w:sdtContent>
+      </w:sdt>
+      <w:r>
+        <w:rPr>
+          <w:rFonts w:ascii="Times New Roman" w:hAnsi="Times New Roman" w:cs="Times New Roman"/>
+          <w:color w:val="000000"/>
+          <w:sz w:val="24"/>
+          <w:szCs w:val="24"/>
+        </w:rPr>
+        <w:t xml:space="preserve"> </w:t>
+      </w:r>
+      <w:r>
+        <w:rPr>
+          <w:rFonts w:ascii="Times New Roman" w:hAnsi="Times New Roman" w:cs="Times New Roman"/>
+          <w:color w:val="000000"/>
+          <w:sz w:val="24"/>
+          <w:szCs w:val="24"/>
+        </w:rPr>
+        <w:t xml:space="preserve">kombinujú </w:t>
+      </w:r>
+      <w:proofErr w:type="spellStart"/>
+      <w:r>
+        <w:rPr>
+          <w:rFonts w:ascii="Times New Roman" w:hAnsi="Times New Roman" w:cs="Times New Roman"/>
+          <w:color w:val="000000"/>
+          <w:sz w:val="24"/>
+          <w:szCs w:val="24"/>
+        </w:rPr>
+        <w:t>ekonometrickú</w:t>
+      </w:r>
+      <w:proofErr w:type="spellEnd"/>
+      <w:r>
+        <w:rPr>
+          <w:rFonts w:ascii="Times New Roman" w:hAnsi="Times New Roman" w:cs="Times New Roman"/>
+          <w:color w:val="000000"/>
+          <w:sz w:val="24"/>
+          <w:szCs w:val="24"/>
+        </w:rPr>
+        <w:t xml:space="preserve"> štruktúru GARCH s LSTM a </w:t>
+      </w:r>
+      <w:proofErr w:type="spellStart"/>
+      <w:r>
+        <w:rPr>
+          <w:rFonts w:ascii="Times New Roman" w:hAnsi="Times New Roman" w:cs="Times New Roman"/>
+          <w:color w:val="000000"/>
+          <w:sz w:val="24"/>
+          <w:szCs w:val="24"/>
+        </w:rPr>
+        <w:t>attention-based</w:t>
+      </w:r>
+      <w:proofErr w:type="spellEnd"/>
+      <w:r>
+        <w:rPr>
+          <w:rFonts w:ascii="Times New Roman" w:hAnsi="Times New Roman" w:cs="Times New Roman"/>
+          <w:color w:val="000000"/>
+          <w:sz w:val="24"/>
+          <w:szCs w:val="24"/>
+        </w:rPr>
+        <w:t xml:space="preserve"> </w:t>
+      </w:r>
+      <w:proofErr w:type="spellStart"/>
+      <w:r>
+        <w:rPr>
+          <w:rFonts w:ascii="Times New Roman" w:hAnsi="Times New Roman" w:cs="Times New Roman"/>
+          <w:color w:val="000000"/>
+          <w:sz w:val="24"/>
+          <w:szCs w:val="24"/>
+        </w:rPr>
+        <w:t>Transformer</w:t>
+      </w:r>
+      <w:proofErr w:type="spellEnd"/>
+      <w:r>
+        <w:rPr>
+          <w:rFonts w:ascii="Times New Roman" w:hAnsi="Times New Roman" w:cs="Times New Roman"/>
+          <w:color w:val="000000"/>
+          <w:sz w:val="24"/>
+          <w:szCs w:val="24"/>
+        </w:rPr>
+        <w:t xml:space="preserve"> architektúrami</w:t>
+      </w:r>
+      <w:r>
+        <w:rPr>
+          <w:rFonts w:ascii="Times New Roman" w:hAnsi="Times New Roman" w:cs="Times New Roman"/>
+          <w:color w:val="000000"/>
+          <w:sz w:val="24"/>
+          <w:szCs w:val="24"/>
+        </w:rPr>
+        <w:t>, pričom h</w:t>
+      </w:r>
+      <w:r>
+        <w:rPr>
+          <w:rFonts w:ascii="Times New Roman" w:hAnsi="Times New Roman" w:cs="Times New Roman"/>
+          <w:color w:val="000000"/>
+          <w:sz w:val="24"/>
+          <w:szCs w:val="24"/>
+        </w:rPr>
+        <w:t>ybridné AI-GARCH modely výrazne prekonali tradičné GARCH modely pri akciových indexoch a akciách počas COVID-19, ale neexis</w:t>
+      </w:r>
+      <w:r>
+        <w:rPr>
+          <w:rFonts w:ascii="Times New Roman" w:hAnsi="Times New Roman" w:cs="Times New Roman"/>
+          <w:color w:val="000000"/>
+          <w:sz w:val="24"/>
+          <w:szCs w:val="24"/>
+        </w:rPr>
+        <w:t>tuje</w:t>
+      </w:r>
+      <w:r>
+        <w:rPr>
+          <w:rFonts w:ascii="Times New Roman" w:hAnsi="Times New Roman" w:cs="Times New Roman"/>
+          <w:color w:val="000000"/>
+          <w:sz w:val="24"/>
+          <w:szCs w:val="24"/>
+        </w:rPr>
+        <w:t xml:space="preserve"> jeden univerzálne dominantný model. Na S&amp;P 500 bol počas roku 2020 najlepší LSTM-GARCH (RMSE 2,2613×10⁻⁴), zatiaľ čo pri FTSE 100 bol najlepší MTL-GARCH (1,4450×10⁻⁴).</w:t>
+      </w:r>
+      <w:bookmarkStart w:id="0" w:name="_GoBack"/>
+      <w:bookmarkEnd w:id="0"/>
+    </w:p>
+    <w:p>
+      <w:pPr>
+        <w:spacing w:line="360" w:lineRule="auto"/>
+        <w:jc w:val="both"/>
+        <w:rPr>
+          <w:rFonts w:ascii="Times New Roman" w:hAnsi="Times New Roman" w:cs="Times New Roman"/>
+          <w:color w:val="000000"/>
+          <w:sz w:val="24"/>
+          <w:szCs w:val="24"/>
+        </w:rPr>
+      </w:pPr>
+      <w:r>
+        <w:rPr>
+          <w:rFonts w:ascii="Times New Roman" w:hAnsi="Times New Roman" w:cs="Times New Roman"/>
+          <w:color w:val="000000"/>
+          <w:sz w:val="24"/>
+          <w:szCs w:val="24"/>
+        </w:rPr>
+        <w:tab/>
+        <w:t xml:space="preserve">Hybridný model na predikciu </w:t>
+      </w:r>
+      <w:proofErr w:type="spellStart"/>
+      <w:r>
+        <w:rPr>
+          <w:rFonts w:ascii="Times New Roman" w:hAnsi="Times New Roman" w:cs="Times New Roman"/>
+          <w:color w:val="000000"/>
+          <w:sz w:val="24"/>
+          <w:szCs w:val="24"/>
+        </w:rPr>
+        <w:t>volatility</w:t>
+      </w:r>
+      <w:proofErr w:type="spellEnd"/>
+      <w:r>
+        <w:rPr>
+          <w:rFonts w:ascii="Times New Roman" w:hAnsi="Times New Roman" w:cs="Times New Roman"/>
+          <w:color w:val="000000"/>
+          <w:sz w:val="24"/>
+          <w:szCs w:val="24"/>
+        </w:rPr>
+        <w:t xml:space="preserve"> navrhli autori </w:t>
+      </w:r>
+      <w:sdt>
+        <w:sdtPr>
+          <w:rPr>
+            <w:rFonts w:ascii="Times New Roman" w:hAnsi="Times New Roman" w:cs="Times New Roman"/>
+            <w:color w:val="000000"/>
+            <w:sz w:val="24"/>
+            <w:szCs w:val="24"/>
+          </w:rPr>
+          <w:tag w:val="MENDELEY_CITATION_v3_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"/>
+          <w:id w:val="390773932"/>
+          <w:placeholder>
+            <w:docPart w:val="DefaultPlaceholder_-1854013440"/>
+          </w:placeholder>
+        </w:sdtPr>
+        <w:sdtContent>
+          <w:r>
+            <w:rPr>
+              <w:rFonts w:ascii="Times New Roman" w:hAnsi="Times New Roman" w:cs="Times New Roman"/>
+              <w:color w:val="000000"/>
+              <w:sz w:val="24"/>
+              <w:szCs w:val="24"/>
+            </w:rPr>
+            <w:t>(</w:t>
+          </w:r>
+          <w:proofErr w:type="spellStart"/>
+          <w:r>
+            <w:rPr>
+              <w:rFonts w:ascii="Times New Roman" w:hAnsi="Times New Roman" w:cs="Times New Roman"/>
+              <w:color w:val="000000"/>
+              <w:sz w:val="24"/>
+              <w:szCs w:val="24"/>
+            </w:rPr>
+            <w:t>Yang</w:t>
+          </w:r>
+          <w:proofErr w:type="spellEnd"/>
+          <w:r>
+            <w:rPr>
+              <w:rFonts w:ascii="Times New Roman" w:hAnsi="Times New Roman" w:cs="Times New Roman"/>
+              <w:color w:val="000000"/>
+              <w:sz w:val="24"/>
+              <w:szCs w:val="24"/>
+            </w:rPr>
+            <w:t xml:space="preserve"> et al., 2024)</w:t>
+          </w:r>
+        </w:sdtContent>
+      </w:sdt>
+      <w:r>
+        <w:rPr>
+          <w:rFonts w:ascii="Times New Roman" w:hAnsi="Times New Roman" w:cs="Times New Roman"/>
+          <w:color w:val="000000"/>
+          <w:sz w:val="24"/>
+          <w:szCs w:val="24"/>
+        </w:rPr>
+        <w:t xml:space="preserve">. Ich MEEMD-LSTM-MLP model kombinuje </w:t>
+      </w:r>
+      <w:proofErr w:type="spellStart"/>
+      <w:r>
+        <w:rPr>
+          <w:rFonts w:ascii="Times New Roman" w:hAnsi="Times New Roman" w:cs="Times New Roman"/>
+          <w:i/>
+          <w:iCs/>
+          <w:color w:val="000000"/>
+          <w:sz w:val="24"/>
+          <w:szCs w:val="24"/>
+        </w:rPr>
+        <w:t>Modified</w:t>
+      </w:r>
+      <w:proofErr w:type="spellEnd"/>
+      <w:r>
+        <w:rPr>
+          <w:rFonts w:ascii="Times New Roman" w:hAnsi="Times New Roman" w:cs="Times New Roman"/>
+          <w:i/>
+          <w:iCs/>
+          <w:color w:val="000000"/>
+          <w:sz w:val="24"/>
+          <w:szCs w:val="24"/>
+        </w:rPr>
+        <w:t xml:space="preserve"> </w:t>
+      </w:r>
+      <w:proofErr w:type="spellStart"/>
+      <w:r>
+        <w:rPr>
+          <w:rFonts w:ascii="Times New Roman" w:hAnsi="Times New Roman" w:cs="Times New Roman"/>
+          <w:i/>
+          <w:iCs/>
+          <w:color w:val="000000"/>
+          <w:sz w:val="24"/>
+          <w:szCs w:val="24"/>
+        </w:rPr>
+        <w:t>Enesemble</w:t>
+      </w:r>
+      <w:proofErr w:type="spellEnd"/>
+      <w:r>
+        <w:rPr>
+          <w:rFonts w:ascii="Times New Roman" w:hAnsi="Times New Roman" w:cs="Times New Roman"/>
+          <w:i/>
+          <w:iCs/>
+          <w:color w:val="000000"/>
+          <w:sz w:val="24"/>
+          <w:szCs w:val="24"/>
+        </w:rPr>
+        <w:t xml:space="preserve"> </w:t>
+      </w:r>
+      <w:proofErr w:type="spellStart"/>
+      <w:r>
+        <w:rPr>
+          <w:rFonts w:ascii="Times New Roman" w:hAnsi="Times New Roman" w:cs="Times New Roman"/>
+          <w:i/>
+          <w:iCs/>
+          <w:color w:val="000000"/>
+          <w:sz w:val="24"/>
+          <w:szCs w:val="24"/>
+        </w:rPr>
+        <w:t>Empirical</w:t>
+      </w:r>
+      <w:proofErr w:type="spellEnd"/>
+      <w:r>
+        <w:rPr>
+          <w:rFonts w:ascii="Times New Roman" w:hAnsi="Times New Roman" w:cs="Times New Roman"/>
+          <w:i/>
+          <w:iCs/>
+          <w:color w:val="000000"/>
+          <w:sz w:val="24"/>
+          <w:szCs w:val="24"/>
+        </w:rPr>
+        <w:t xml:space="preserve"> </w:t>
+      </w:r>
+      <w:proofErr w:type="spellStart"/>
+      <w:r>
+        <w:rPr>
+          <w:rFonts w:ascii="Times New Roman" w:hAnsi="Times New Roman" w:cs="Times New Roman"/>
+          <w:i/>
+          <w:iCs/>
+          <w:color w:val="000000"/>
+          <w:sz w:val="24"/>
+          <w:szCs w:val="24"/>
+        </w:rPr>
+        <w:t>Mode</w:t>
+      </w:r>
+      <w:proofErr w:type="spellEnd"/>
+      <w:r>
+        <w:rPr>
+          <w:rFonts w:ascii="Times New Roman" w:hAnsi="Times New Roman" w:cs="Times New Roman"/>
+          <w:i/>
+          <w:iCs/>
+          <w:color w:val="000000"/>
+          <w:sz w:val="24"/>
+          <w:szCs w:val="24"/>
+        </w:rPr>
+        <w:t xml:space="preserve"> </w:t>
+      </w:r>
+      <w:proofErr w:type="spellStart"/>
+      <w:r>
+        <w:rPr>
+          <w:rFonts w:ascii="Times New Roman" w:hAnsi="Times New Roman" w:cs="Times New Roman"/>
+          <w:i/>
+          <w:iCs/>
+          <w:color w:val="000000"/>
+          <w:sz w:val="24"/>
+          <w:szCs w:val="24"/>
+        </w:rPr>
+        <w:t>Decomposition</w:t>
+      </w:r>
+      <w:proofErr w:type="spellEnd"/>
+      <w:r>
+        <w:rPr>
+          <w:rFonts w:ascii="Times New Roman" w:hAnsi="Times New Roman" w:cs="Times New Roman"/>
+          <w:color w:val="000000"/>
+          <w:sz w:val="24"/>
+          <w:szCs w:val="24"/>
+        </w:rPr>
+        <w:t xml:space="preserve"> (MEEMD) spolu s </w:t>
+      </w:r>
+      <w:proofErr w:type="spellStart"/>
+      <w:r>
+        <w:rPr>
+          <w:rFonts w:ascii="Times New Roman" w:hAnsi="Times New Roman" w:cs="Times New Roman"/>
+          <w:i/>
+          <w:iCs/>
+          <w:color w:val="000000"/>
+          <w:sz w:val="24"/>
+          <w:szCs w:val="24"/>
+        </w:rPr>
+        <w:t>Multilayer</w:t>
+      </w:r>
+      <w:proofErr w:type="spellEnd"/>
+      <w:r>
+        <w:rPr>
+          <w:rFonts w:ascii="Times New Roman" w:hAnsi="Times New Roman" w:cs="Times New Roman"/>
+          <w:i/>
+          <w:iCs/>
+          <w:color w:val="000000"/>
+          <w:sz w:val="24"/>
+          <w:szCs w:val="24"/>
+        </w:rPr>
+        <w:t xml:space="preserve"> </w:t>
+      </w:r>
+      <w:proofErr w:type="spellStart"/>
+      <w:r>
+        <w:rPr>
+          <w:rFonts w:ascii="Times New Roman" w:hAnsi="Times New Roman" w:cs="Times New Roman"/>
+          <w:i/>
+          <w:iCs/>
+          <w:color w:val="000000"/>
+          <w:sz w:val="24"/>
+          <w:szCs w:val="24"/>
+        </w:rPr>
+        <w:t>Perceptron</w:t>
+      </w:r>
+      <w:proofErr w:type="spellEnd"/>
+      <w:r>
+        <w:rPr>
+          <w:rFonts w:ascii="Times New Roman" w:hAnsi="Times New Roman" w:cs="Times New Roman"/>
+          <w:color w:val="000000"/>
+          <w:sz w:val="24"/>
+          <w:szCs w:val="24"/>
+        </w:rPr>
+        <w:t xml:space="preserve"> (MLP) a modelom LSTM. Pri 1,3 a 5 krokovej predikcií indexov USA a Číny samotné modely LSTM a MLP prekonávajú základné metódy ako </w:t>
+      </w:r>
+      <w:proofErr w:type="spellStart"/>
+      <w:r>
+        <w:rPr>
+          <w:rFonts w:ascii="Times New Roman" w:hAnsi="Times New Roman" w:cs="Times New Roman"/>
+          <w:i/>
+          <w:iCs/>
+          <w:color w:val="000000"/>
+          <w:sz w:val="24"/>
+          <w:szCs w:val="24"/>
+        </w:rPr>
+        <w:t>Support</w:t>
+      </w:r>
+      <w:proofErr w:type="spellEnd"/>
+      <w:r>
+        <w:rPr>
+          <w:rFonts w:ascii="Times New Roman" w:hAnsi="Times New Roman" w:cs="Times New Roman"/>
+          <w:i/>
+          <w:iCs/>
+          <w:color w:val="000000"/>
+          <w:sz w:val="24"/>
+          <w:szCs w:val="24"/>
+        </w:rPr>
+        <w:t xml:space="preserve"> </w:t>
+      </w:r>
+      <w:proofErr w:type="spellStart"/>
+      <w:r>
+        <w:rPr>
+          <w:rFonts w:ascii="Times New Roman" w:hAnsi="Times New Roman" w:cs="Times New Roman"/>
+          <w:i/>
+          <w:iCs/>
+          <w:color w:val="000000"/>
+          <w:sz w:val="24"/>
+          <w:szCs w:val="24"/>
+        </w:rPr>
+        <w:t>Vector</w:t>
+      </w:r>
+      <w:proofErr w:type="spellEnd"/>
+      <w:r>
+        <w:rPr>
+          <w:rFonts w:ascii="Times New Roman" w:hAnsi="Times New Roman" w:cs="Times New Roman"/>
+          <w:i/>
+          <w:iCs/>
+          <w:color w:val="000000"/>
+          <w:sz w:val="24"/>
+          <w:szCs w:val="24"/>
+        </w:rPr>
+        <w:t xml:space="preserve"> </w:t>
+      </w:r>
+      <w:proofErr w:type="spellStart"/>
+      <w:r>
+        <w:rPr>
+          <w:rFonts w:ascii="Times New Roman" w:hAnsi="Times New Roman" w:cs="Times New Roman"/>
+          <w:i/>
+          <w:iCs/>
+          <w:color w:val="000000"/>
+          <w:sz w:val="24"/>
+          <w:szCs w:val="24"/>
+        </w:rPr>
+        <w:t>Regression</w:t>
+      </w:r>
+      <w:proofErr w:type="spellEnd"/>
+      <w:r>
+        <w:rPr>
+          <w:rFonts w:ascii="Times New Roman" w:hAnsi="Times New Roman" w:cs="Times New Roman"/>
+          <w:color w:val="000000"/>
+          <w:sz w:val="24"/>
+          <w:szCs w:val="24"/>
+        </w:rPr>
+        <w:t xml:space="preserve"> (SVR), pričom dekompozícia ďalej zlepšila ich výkonnosť. N</w:t>
+      </w:r>
+      <w:r>
+        <w:rPr>
+          <w:rFonts w:ascii="Times New Roman" w:hAnsi="Times New Roman" w:cs="Times New Roman"/>
+          <w:color w:val="000000"/>
+          <w:sz w:val="24"/>
+          <w:szCs w:val="24"/>
+        </w:rPr>
+        <w:t>apríklad</w:t>
+      </w:r>
+      <w:r>
+        <w:rPr>
+          <w:rFonts w:ascii="Times New Roman" w:hAnsi="Times New Roman" w:cs="Times New Roman"/>
+          <w:color w:val="000000"/>
+          <w:sz w:val="24"/>
+          <w:szCs w:val="24"/>
+        </w:rPr>
+        <w:t xml:space="preserve"> pri </w:t>
+      </w:r>
+      <w:proofErr w:type="spellStart"/>
+      <w:r>
+        <w:rPr>
+          <w:rFonts w:ascii="Times New Roman" w:hAnsi="Times New Roman" w:cs="Times New Roman"/>
+          <w:color w:val="000000"/>
+          <w:sz w:val="24"/>
+          <w:szCs w:val="24"/>
+        </w:rPr>
+        <w:t>predkicií</w:t>
+      </w:r>
+      <w:proofErr w:type="spellEnd"/>
+      <w:r>
+        <w:rPr>
+          <w:rFonts w:ascii="Times New Roman" w:hAnsi="Times New Roman" w:cs="Times New Roman"/>
+          <w:color w:val="000000"/>
+          <w:sz w:val="24"/>
+          <w:szCs w:val="24"/>
+        </w:rPr>
+        <w:t xml:space="preserve"> čínskeho trhu SZI</w:t>
+      </w:r>
+      <w:r>
+        <w:rPr>
+          <w:rFonts w:ascii="Times New Roman" w:hAnsi="Times New Roman" w:cs="Times New Roman"/>
+          <w:color w:val="000000"/>
+          <w:sz w:val="24"/>
+          <w:szCs w:val="24"/>
+        </w:rPr>
+        <w:t xml:space="preserve"> 1-step RMSE</w:t>
+      </w:r>
+      <w:r>
+        <w:rPr>
+          <w:rFonts w:ascii="Times New Roman" w:hAnsi="Times New Roman" w:cs="Times New Roman"/>
+          <w:color w:val="000000"/>
+          <w:sz w:val="24"/>
+          <w:szCs w:val="24"/>
+        </w:rPr>
+        <w:t xml:space="preserve"> pre</w:t>
+      </w:r>
+      <w:r>
+        <w:rPr>
+          <w:rFonts w:ascii="Times New Roman" w:hAnsi="Times New Roman" w:cs="Times New Roman"/>
+          <w:color w:val="000000"/>
+          <w:sz w:val="24"/>
+          <w:szCs w:val="24"/>
+        </w:rPr>
+        <w:t xml:space="preserve"> LSTM kleslo z 284,85 na 193,06 po pridaní MEEMD a na 148,32 pri finálnom MEEMD-LSTM-ML</w:t>
+      </w:r>
+      <w:r>
+        <w:rPr>
+          <w:rFonts w:ascii="Times New Roman" w:hAnsi="Times New Roman" w:cs="Times New Roman"/>
+          <w:color w:val="000000"/>
+          <w:sz w:val="24"/>
+          <w:szCs w:val="24"/>
+        </w:rPr>
+        <w:t xml:space="preserve"> modeli. Tento príklad ukazuje potenciál hybridných modelo</w:t>
+      </w:r>
+      <w:r>
+        <w:rPr>
+          <w:rFonts w:ascii="Times New Roman" w:hAnsi="Times New Roman" w:cs="Times New Roman"/>
+          <w:color w:val="000000"/>
+          <w:sz w:val="24"/>
+          <w:szCs w:val="24"/>
+        </w:rPr>
+        <w:t xml:space="preserve">v výrazne prekonať štandardné metódy. </w:t>
+      </w:r>
+    </w:p>
+    <w:p>
+      <w:pPr>
+        <w:spacing w:line="360" w:lineRule="auto"/>
+        <w:jc w:val="both"/>
+        <w:rPr>
+          <w:rFonts w:ascii="Times New Roman" w:hAnsi="Times New Roman" w:cs="Times New Roman"/>
+          <w:color w:val="000000"/>
+          <w:sz w:val="24"/>
+          <w:szCs w:val="24"/>
+        </w:rPr>
+      </w:pPr>
+      <w:r>
+        <w:rPr>
+          <w:rFonts w:ascii="Times New Roman" w:hAnsi="Times New Roman" w:cs="Times New Roman"/>
+          <w:color w:val="000000"/>
+          <w:sz w:val="24"/>
+          <w:szCs w:val="24"/>
+        </w:rPr>
+        <w:tab/>
+        <w:t xml:space="preserve">Dekompozíciu dát použil rovnako aj autor </w:t>
+      </w:r>
+      <w:sdt>
+        <w:sdtPr>
+          <w:rPr>
+            <w:rFonts w:ascii="Times New Roman" w:hAnsi="Times New Roman" w:cs="Times New Roman"/>
+            <w:color w:val="000000"/>
+            <w:sz w:val="24"/>
+            <w:szCs w:val="24"/>
+          </w:rPr>
+          <w:tag w:val="MENDELEY_CITATION_v3_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"/>
+          <w:id w:val="1470940867"/>
+          <w:placeholder>
+            <w:docPart w:val="DefaultPlaceholder_-1854013440"/>
+          </w:placeholder>
+        </w:sdtPr>
+        <w:sdtContent>
+          <w:r>
+            <w:rPr>
+              <w:rFonts w:ascii="Times New Roman" w:hAnsi="Times New Roman" w:cs="Times New Roman"/>
+              <w:color w:val="000000"/>
+              <w:sz w:val="24"/>
+              <w:szCs w:val="24"/>
+            </w:rPr>
+            <w:t>(Ge, 2025)</w:t>
+          </w:r>
+        </w:sdtContent>
+      </w:sdt>
+      <w:r>
+        <w:rPr>
+          <w:rFonts w:ascii="Times New Roman" w:hAnsi="Times New Roman" w:cs="Times New Roman"/>
+          <w:color w:val="000000"/>
+          <w:sz w:val="24"/>
+          <w:szCs w:val="24"/>
+        </w:rPr>
+        <w:t xml:space="preserve"> na predikciu </w:t>
+      </w:r>
+      <w:proofErr w:type="spellStart"/>
+      <w:r>
+        <w:rPr>
+          <w:rFonts w:ascii="Times New Roman" w:hAnsi="Times New Roman" w:cs="Times New Roman"/>
+          <w:color w:val="000000"/>
+          <w:sz w:val="24"/>
+          <w:szCs w:val="24"/>
+        </w:rPr>
+        <w:t>volatility</w:t>
+      </w:r>
+      <w:proofErr w:type="spellEnd"/>
+      <w:r>
+        <w:rPr>
+          <w:rFonts w:ascii="Times New Roman" w:hAnsi="Times New Roman" w:cs="Times New Roman"/>
+          <w:color w:val="000000"/>
+          <w:sz w:val="24"/>
+          <w:szCs w:val="24"/>
+        </w:rPr>
+        <w:t xml:space="preserve"> trhov S&amp;P 500 a CSI 300. Navrhovaný model MEMD-AO-LSTM </w:t>
+      </w:r>
+      <w:r>
+        <w:rPr>
+          <w:rFonts w:ascii="Times New Roman" w:hAnsi="Times New Roman" w:cs="Times New Roman"/>
+          <w:color w:val="000000"/>
+          <w:sz w:val="24"/>
+          <w:szCs w:val="24"/>
+        </w:rPr>
+        <w:t>prekonáva ostatné skúmané hybridné modely (</w:t>
+      </w:r>
+      <w:proofErr w:type="spellStart"/>
+      <w:r>
+        <w:rPr>
+          <w:rFonts w:ascii="Times New Roman" w:hAnsi="Times New Roman" w:cs="Times New Roman"/>
+          <w:i/>
+          <w:iCs/>
+          <w:color w:val="000000"/>
+          <w:sz w:val="24"/>
+          <w:szCs w:val="24"/>
+        </w:rPr>
+        <w:t>Figure</w:t>
+      </w:r>
+      <w:proofErr w:type="spellEnd"/>
+      <w:r>
+        <w:rPr>
+          <w:rFonts w:ascii="Times New Roman" w:hAnsi="Times New Roman" w:cs="Times New Roman"/>
+          <w:i/>
+          <w:iCs/>
+          <w:color w:val="000000"/>
+          <w:sz w:val="24"/>
+          <w:szCs w:val="24"/>
+        </w:rPr>
+        <w:t xml:space="preserve"> 5</w:t>
+      </w:r>
+      <w:r>
+        <w:rPr>
+          <w:rFonts w:ascii="Times New Roman" w:hAnsi="Times New Roman" w:cs="Times New Roman"/>
+          <w:color w:val="000000"/>
+          <w:sz w:val="24"/>
+          <w:szCs w:val="24"/>
+        </w:rPr>
+        <w:t>)</w:t>
+      </w:r>
+      <w:r>
+        <w:rPr>
+          <w:rFonts w:ascii="Times New Roman" w:hAnsi="Times New Roman" w:cs="Times New Roman"/>
+          <w:color w:val="000000"/>
+          <w:sz w:val="24"/>
+          <w:szCs w:val="24"/>
+        </w:rPr>
+        <w:t xml:space="preserve">. </w:t>
+      </w:r>
+      <w:r>
+        <w:rPr>
+          <w:rFonts w:ascii="Times New Roman" w:hAnsi="Times New Roman" w:cs="Times New Roman"/>
+          <w:color w:val="000000"/>
+          <w:sz w:val="24"/>
+          <w:szCs w:val="24"/>
+        </w:rPr>
+        <w:t>Dokáže vysvetliť 99,2% variability indexu S&amp;P 500, pričom má nízke RMSE 26,12. Pre trh CSI 300 sú výsledky menej obdivuhodné, avšak model dokáže vysvetliť 98,91% variability s RMSE 56,66.</w:t>
+      </w:r>
+    </w:p>
+    <w:p>
+      <w:pPr>
+        <w:keepNext/>
+        <w:spacing w:line="360" w:lineRule="auto"/>
+        <w:jc w:val="center"/>
+      </w:pPr>
+      <w:r>
+        <w:rPr>
+          <w:rFonts w:ascii="Times New Roman" w:hAnsi="Times New Roman" w:cs="Times New Roman"/>
+          <w:color w:val="000000"/>
+          <w:sz w:val="24"/>
+          <w:szCs w:val="24"/>
+        </w:rPr>
+        <w:lastRenderedPageBreak/>
+        <w:drawing>
+          <wp:inline distT="0" distB="0" distL="0" distR="0" wp14:anchorId="17E2EB51" wp14:editId="69345BF8">
+            <wp:extent cx="5203596" cy="2662024"/>
+            <wp:effectExtent l="0" t="0" r="0" b="5080"/>
+            <wp:docPr id="3" name="Obrázok 3"/>
+            <wp:cNvGraphicFramePr>
+              <a:graphicFrameLocks xmlns:a="http://schemas.openxmlformats.org/drawingml/2006/main" noChangeAspect="1"/>
+            </wp:cNvGraphicFramePr>
+            <a:graphic xmlns:a="http://schemas.openxmlformats.org/drawingml/2006/main">
+              <a:graphicData uri="http://schemas.openxmlformats.org/drawingml/2006/picture">
+                <pic:pic xmlns:pic="http://schemas.openxmlformats.org/drawingml/2006/picture">
+                  <pic:nvPicPr>
+                    <pic:cNvPr id="1" name=""/>
+                    <pic:cNvPicPr/>
+                  </pic:nvPicPr>
+                  <pic:blipFill>
+                    <a:blip r:embed="rId12"/>
+                    <a:stretch>
+                      <a:fillRect/>
+                    </a:stretch>
+                  </pic:blipFill>
+                  <pic:spPr>
+                    <a:xfrm>
+                      <a:off x="0" y="0"/>
+                      <a:ext cx="5217046" cy="2668905"/>
+                    </a:xfrm>
+                    <a:prstGeom prst="rect">
+                      <a:avLst/>
+                    </a:prstGeom>
+                  </pic:spPr>
+                </pic:pic>
+              </a:graphicData>
+            </a:graphic>
+          </wp:inline>
+        </w:drawing>
+      </w:r>
+    </w:p>
+    <w:p>
+      <w:pPr>
+        <w:pStyle w:val="Popis"/>
+        <w:rPr>
+          <w:rFonts w:ascii="Calibri" w:hAnsi="Calibri" w:cs="Calibri"/>
+          <w:color w:val="44546A"/>
+          <w:sz w:val="20"/>
+          <w:szCs w:val="20"/>
+        </w:rPr>
+      </w:pPr>
+      <w:proofErr w:type="spellStart"/>
+      <w:r>
+        <w:rPr>
+          <w:b/>
+          <w:bCs/>
+          <w:i w:val="0"/>
+          <w:iCs w:val="0"/>
+          <w:sz w:val="20"/>
+          <w:szCs w:val="20"/>
+        </w:rPr>
+        <w:t>Fig</w:t>
+      </w:r>
+      <w:proofErr w:type="spellEnd"/>
+      <w:r>
+        <w:rPr>
+          <w:b/>
+          <w:bCs/>
+          <w:i w:val="0"/>
+          <w:iCs w:val="0"/>
+          <w:sz w:val="20"/>
+          <w:szCs w:val="20"/>
+        </w:rPr>
+        <w:t xml:space="preserve"> 5:</w:t>
+      </w:r>
+      <w:r>
+        <w:t xml:space="preserve"> </w:t>
+      </w:r>
+      <w:proofErr w:type="spellStart"/>
+      <w:r>
+        <w:rPr>
+          <w:sz w:val="20"/>
+          <w:szCs w:val="20"/>
+        </w:rPr>
+        <w:t>Results</w:t>
+      </w:r>
+      <w:proofErr w:type="spellEnd"/>
+      <w:r>
+        <w:rPr>
+          <w:sz w:val="20"/>
+          <w:szCs w:val="20"/>
+        </w:rPr>
+        <w:t xml:space="preserve"> and </w:t>
+      </w:r>
+      <w:proofErr w:type="spellStart"/>
+      <w:r>
+        <w:rPr>
+          <w:sz w:val="20"/>
+          <w:szCs w:val="20"/>
+        </w:rPr>
+        <w:t>visual</w:t>
+      </w:r>
+      <w:proofErr w:type="spellEnd"/>
+      <w:r>
+        <w:rPr>
+          <w:sz w:val="20"/>
+          <w:szCs w:val="20"/>
+        </w:rPr>
+        <w:t xml:space="preserve"> </w:t>
+      </w:r>
+      <w:proofErr w:type="spellStart"/>
+      <w:r>
+        <w:rPr>
+          <w:sz w:val="20"/>
+          <w:szCs w:val="20"/>
+        </w:rPr>
+        <w:t>comparison</w:t>
+      </w:r>
+      <w:proofErr w:type="spellEnd"/>
+      <w:r>
+        <w:rPr>
+          <w:sz w:val="20"/>
+          <w:szCs w:val="20"/>
+        </w:rPr>
+        <w:t xml:space="preserve"> of </w:t>
+      </w:r>
+      <w:proofErr w:type="spellStart"/>
+      <w:r>
+        <w:rPr>
+          <w:sz w:val="20"/>
+          <w:szCs w:val="20"/>
+        </w:rPr>
+        <w:t>developed</w:t>
+      </w:r>
+      <w:proofErr w:type="spellEnd"/>
+      <w:r>
+        <w:rPr>
+          <w:sz w:val="20"/>
+          <w:szCs w:val="20"/>
+        </w:rPr>
+        <w:t xml:space="preserve"> </w:t>
+      </w:r>
+      <w:proofErr w:type="spellStart"/>
+      <w:r>
+        <w:rPr>
+          <w:sz w:val="20"/>
+          <w:szCs w:val="20"/>
+        </w:rPr>
+        <w:t>models</w:t>
+      </w:r>
+      <w:proofErr w:type="spellEnd"/>
+      <w:r>
+        <w:rPr>
+          <w:sz w:val="20"/>
+          <w:szCs w:val="20"/>
+        </w:rPr>
+        <w:t xml:space="preserve"> </w:t>
+      </w:r>
+      <w:proofErr w:type="spellStart"/>
+      <w:r>
+        <w:rPr>
+          <w:sz w:val="20"/>
+          <w:szCs w:val="20"/>
+        </w:rPr>
+        <w:t>for</w:t>
+      </w:r>
+      <w:proofErr w:type="spellEnd"/>
+      <w:r>
+        <w:rPr>
+          <w:sz w:val="20"/>
+          <w:szCs w:val="20"/>
+        </w:rPr>
+        <w:t xml:space="preserve"> S&amp;P 500 index </w:t>
+      </w:r>
+      <w:proofErr w:type="spellStart"/>
+      <w:r>
+        <w:rPr>
+          <w:sz w:val="20"/>
+          <w:szCs w:val="20"/>
+        </w:rPr>
+        <w:t>via</w:t>
+      </w:r>
+      <w:proofErr w:type="spellEnd"/>
+      <w:r>
+        <w:rPr>
+          <w:sz w:val="20"/>
+          <w:szCs w:val="20"/>
+        </w:rPr>
+        <w:t xml:space="preserve"> </w:t>
+      </w:r>
+      <w:proofErr w:type="spellStart"/>
+      <w:r>
+        <w:rPr>
+          <w:sz w:val="20"/>
+          <w:szCs w:val="20"/>
+        </w:rPr>
+        <w:t>assessment</w:t>
+      </w:r>
+      <w:proofErr w:type="spellEnd"/>
+      <w:r>
+        <w:rPr>
+          <w:sz w:val="20"/>
+          <w:szCs w:val="20"/>
+        </w:rPr>
+        <w:t xml:space="preserve"> </w:t>
+      </w:r>
+      <w:proofErr w:type="spellStart"/>
+      <w:r>
+        <w:rPr>
+          <w:sz w:val="20"/>
+          <w:szCs w:val="20"/>
+        </w:rPr>
+        <w:t>criteria</w:t>
+      </w:r>
+      <w:proofErr w:type="spellEnd"/>
+      <w:r>
+        <w:rPr>
+          <w:sz w:val="20"/>
+          <w:szCs w:val="20"/>
+        </w:rPr>
+        <w:t>.</w:t>
+      </w:r>
+      <w:r>
+        <w:rPr>
+          <w:sz w:val="20"/>
+          <w:szCs w:val="20"/>
+        </w:rPr>
+        <w:t xml:space="preserve"> </w:t>
+      </w:r>
+      <w:sdt>
+        <w:sdtPr>
+          <w:rPr>
+            <w:rFonts w:ascii="Calibri" w:hAnsi="Calibri" w:cs="Calibri"/>
+            <w:color w:val="44546A"/>
+            <w:sz w:val="20"/>
+            <w:szCs w:val="20"/>
+          </w:rPr>
+          <w:tag w:val="MENDELEY_CITATION_v3_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"/>
+          <w:id w:val="-1916387976"/>
+          <w:placeholder>
+            <w:docPart w:val="DefaultPlaceholder_-1854013440"/>
+          </w:placeholder>
+        </w:sdtPr>
+        <w:sdtContent>
+          <w:r>
+            <w:rPr>
+              <w:rFonts w:ascii="Calibri" w:hAnsi="Calibri" w:cs="Calibri"/>
+              <w:color w:val="44546A"/>
+              <w:sz w:val="20"/>
+              <w:szCs w:val="20"/>
+            </w:rPr>
+            <w:t>(Ge, 2025)</w:t>
+          </w:r>
+        </w:sdtContent>
+      </w:sdt>
+    </w:p>
+    <w:p/>
+    <w:p>
+      <w:pPr>
+        <w:spacing w:line="360" w:lineRule="auto"/>
+        <w:jc w:val="both"/>
+        <w:rPr>
+          <w:rFonts w:ascii="Times New Roman" w:hAnsi="Times New Roman" w:cs="Times New Roman"/>
+          <w:color w:val="000000"/>
+          <w:sz w:val="24"/>
+          <w:szCs w:val="24"/>
+        </w:rPr>
+      </w:pPr>
+      <w:r>
+        <w:rPr>
+          <w:rFonts w:ascii="Times New Roman" w:hAnsi="Times New Roman" w:cs="Times New Roman"/>
+          <w:color w:val="000000"/>
+          <w:sz w:val="24"/>
+          <w:szCs w:val="24"/>
+        </w:rPr>
+        <w:tab/>
+        <w:t xml:space="preserve">Metódy umelej inteligencie sú aplikovateľné na viacero úloh. Napríklad </w:t>
+      </w:r>
+      <w:sdt>
+        <w:sdtPr>
+          <w:rPr>
+            <w:rFonts w:ascii="Times New Roman" w:hAnsi="Times New Roman" w:cs="Times New Roman"/>
+            <w:color w:val="000000"/>
+            <w:sz w:val="24"/>
+            <w:szCs w:val="24"/>
+          </w:rPr>
+          <w:tag w:val="MENDELEY_CITATION_v3_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"/>
+          <w:id w:val="520442662"/>
+          <w:placeholder>
+            <w:docPart w:val="DefaultPlaceholder_-1854013440"/>
+          </w:placeholder>
+        </w:sdtPr>
+        <w:sdtContent>
+          <w:r>
+            <w:rPr>
+              <w:rFonts w:ascii="Times New Roman" w:hAnsi="Times New Roman" w:cs="Times New Roman"/>
+              <w:color w:val="000000"/>
+              <w:sz w:val="24"/>
+              <w:szCs w:val="24"/>
+            </w:rPr>
+            <w:t>(</w:t>
+          </w:r>
+          <w:proofErr w:type="spellStart"/>
+          <w:r>
+            <w:rPr>
+              <w:rFonts w:ascii="Times New Roman" w:hAnsi="Times New Roman" w:cs="Times New Roman"/>
+              <w:color w:val="000000"/>
+              <w:sz w:val="24"/>
+              <w:szCs w:val="24"/>
+            </w:rPr>
+            <w:t>Sodnomdavaa</w:t>
+          </w:r>
+          <w:proofErr w:type="spellEnd"/>
+          <w:r>
+            <w:rPr>
+              <w:rFonts w:ascii="Times New Roman" w:hAnsi="Times New Roman" w:cs="Times New Roman"/>
+              <w:color w:val="000000"/>
+              <w:sz w:val="24"/>
+              <w:szCs w:val="24"/>
+            </w:rPr>
+            <w:t>, 2026)</w:t>
+          </w:r>
+        </w:sdtContent>
+      </w:sdt>
+      <w:r>
+        <w:rPr>
+          <w:rFonts w:ascii="Times New Roman" w:hAnsi="Times New Roman" w:cs="Times New Roman"/>
+          <w:color w:val="000000"/>
+          <w:sz w:val="24"/>
+          <w:szCs w:val="24"/>
+        </w:rPr>
+        <w:t xml:space="preserve"> analyzovala denné dáta 10tich globálnych indexov za posledných 10 </w:t>
+      </w:r>
+      <w:proofErr w:type="spellStart"/>
+      <w:r>
+        <w:rPr>
+          <w:rFonts w:ascii="Times New Roman" w:hAnsi="Times New Roman" w:cs="Times New Roman"/>
+          <w:color w:val="000000"/>
+          <w:sz w:val="24"/>
+          <w:szCs w:val="24"/>
+        </w:rPr>
+        <w:t>rokov</w:t>
+      </w:r>
+      <w:proofErr w:type="spellEnd"/>
+      <w:r>
+        <w:rPr>
+          <w:rFonts w:ascii="Times New Roman" w:hAnsi="Times New Roman" w:cs="Times New Roman"/>
+          <w:color w:val="000000"/>
+          <w:sz w:val="24"/>
+          <w:szCs w:val="24"/>
+        </w:rPr>
+        <w:t xml:space="preserve">. Cieľom bolo </w:t>
+      </w:r>
+      <w:r>
+        <w:rPr>
+          <w:rFonts w:ascii="Times New Roman" w:hAnsi="Times New Roman" w:cs="Times New Roman"/>
+          <w:color w:val="000000"/>
+          <w:sz w:val="24"/>
+          <w:szCs w:val="24"/>
+        </w:rPr>
+        <w:t xml:space="preserve">vytvoriť metódu vysvetliteľnej umelej inteligencie prostredníctvom SHAP na identifikáciu bodov zlomu jednotlivých trhov. Na porovnanie použila metódy </w:t>
+      </w:r>
+      <w:proofErr w:type="spellStart"/>
+      <w:r>
+        <w:rPr>
+          <w:rFonts w:ascii="Times New Roman" w:hAnsi="Times New Roman" w:cs="Times New Roman"/>
+          <w:color w:val="000000"/>
+          <w:sz w:val="24"/>
+          <w:szCs w:val="24"/>
+        </w:rPr>
+        <w:t>XGBoost</w:t>
+      </w:r>
+      <w:proofErr w:type="spellEnd"/>
+      <w:r>
+        <w:rPr>
+          <w:rFonts w:ascii="Times New Roman" w:hAnsi="Times New Roman" w:cs="Times New Roman"/>
+          <w:color w:val="000000"/>
+          <w:sz w:val="24"/>
+          <w:szCs w:val="24"/>
+        </w:rPr>
+        <w:t xml:space="preserve">, ARIMA a </w:t>
+      </w:r>
+      <w:proofErr w:type="spellStart"/>
+      <w:r>
+        <w:rPr>
+          <w:rFonts w:ascii="Times New Roman" w:hAnsi="Times New Roman" w:cs="Times New Roman"/>
+          <w:color w:val="000000"/>
+          <w:sz w:val="24"/>
+          <w:szCs w:val="24"/>
+        </w:rPr>
+        <w:t>Bidirectional</w:t>
+      </w:r>
+      <w:proofErr w:type="spellEnd"/>
+      <w:r>
+        <w:rPr>
+          <w:rFonts w:ascii="Times New Roman" w:hAnsi="Times New Roman" w:cs="Times New Roman"/>
+          <w:color w:val="000000"/>
+          <w:sz w:val="24"/>
+          <w:szCs w:val="24"/>
+        </w:rPr>
+        <w:t xml:space="preserve"> LSTM. Najskôr boli extrahované </w:t>
+      </w:r>
+      <w:proofErr w:type="spellStart"/>
+      <w:r>
+        <w:rPr>
+          <w:rFonts w:ascii="Times New Roman" w:hAnsi="Times New Roman" w:cs="Times New Roman"/>
+          <w:color w:val="000000"/>
+          <w:sz w:val="24"/>
+          <w:szCs w:val="24"/>
+        </w:rPr>
+        <w:t>reziduá</w:t>
+      </w:r>
+      <w:proofErr w:type="spellEnd"/>
+      <w:r>
+        <w:rPr>
+          <w:rFonts w:ascii="Times New Roman" w:hAnsi="Times New Roman" w:cs="Times New Roman"/>
+          <w:color w:val="000000"/>
+          <w:sz w:val="24"/>
+          <w:szCs w:val="24"/>
+        </w:rPr>
+        <w:t xml:space="preserve"> z modelu ARIMA, ktoré následne spolu s ostatnými </w:t>
+      </w:r>
+      <w:proofErr w:type="spellStart"/>
+      <w:r>
+        <w:rPr>
+          <w:rFonts w:ascii="Times New Roman" w:hAnsi="Times New Roman" w:cs="Times New Roman"/>
+          <w:color w:val="000000"/>
+          <w:sz w:val="24"/>
+          <w:szCs w:val="24"/>
+        </w:rPr>
+        <w:t>features</w:t>
+      </w:r>
+      <w:proofErr w:type="spellEnd"/>
+      <w:r>
+        <w:rPr>
+          <w:rFonts w:ascii="Times New Roman" w:hAnsi="Times New Roman" w:cs="Times New Roman"/>
+          <w:color w:val="000000"/>
+          <w:sz w:val="24"/>
+          <w:szCs w:val="24"/>
+        </w:rPr>
+        <w:t xml:space="preserve"> slúžili ako vstup pre </w:t>
+      </w:r>
+      <w:proofErr w:type="spellStart"/>
+      <w:r>
+        <w:rPr>
+          <w:rFonts w:ascii="Times New Roman" w:hAnsi="Times New Roman" w:cs="Times New Roman"/>
+          <w:color w:val="000000"/>
+          <w:sz w:val="24"/>
+          <w:szCs w:val="24"/>
+        </w:rPr>
+        <w:t>BiLSTM</w:t>
+      </w:r>
+      <w:proofErr w:type="spellEnd"/>
+      <w:r>
+        <w:rPr>
+          <w:rFonts w:ascii="Times New Roman" w:hAnsi="Times New Roman" w:cs="Times New Roman"/>
+          <w:color w:val="000000"/>
+          <w:sz w:val="24"/>
+          <w:szCs w:val="24"/>
+        </w:rPr>
+        <w:t xml:space="preserve"> s Adam </w:t>
+      </w:r>
+      <w:proofErr w:type="spellStart"/>
+      <w:r>
+        <w:rPr>
+          <w:rFonts w:ascii="Times New Roman" w:hAnsi="Times New Roman" w:cs="Times New Roman"/>
+          <w:color w:val="000000"/>
+          <w:sz w:val="24"/>
+          <w:szCs w:val="24"/>
+        </w:rPr>
+        <w:t>optimizátorom</w:t>
+      </w:r>
+      <w:proofErr w:type="spellEnd"/>
+      <w:r>
+        <w:rPr>
+          <w:rFonts w:ascii="Times New Roman" w:hAnsi="Times New Roman" w:cs="Times New Roman"/>
+          <w:color w:val="000000"/>
+          <w:sz w:val="24"/>
+          <w:szCs w:val="24"/>
+        </w:rPr>
+        <w:t xml:space="preserve">. Výstup bol nakoniec kombinované z výstupom </w:t>
+      </w:r>
+      <w:proofErr w:type="spellStart"/>
+      <w:r>
+        <w:rPr>
+          <w:rFonts w:ascii="Times New Roman" w:hAnsi="Times New Roman" w:cs="Times New Roman"/>
+          <w:color w:val="000000"/>
+          <w:sz w:val="24"/>
+          <w:szCs w:val="24"/>
+        </w:rPr>
+        <w:t>XGBoost</w:t>
+      </w:r>
+      <w:proofErr w:type="spellEnd"/>
+      <w:r>
+        <w:rPr>
+          <w:rFonts w:ascii="Times New Roman" w:hAnsi="Times New Roman" w:cs="Times New Roman"/>
+          <w:color w:val="000000"/>
+          <w:sz w:val="24"/>
+          <w:szCs w:val="24"/>
+        </w:rPr>
+        <w:t xml:space="preserve"> a interpretované prostredníctvom SHAP. Výsledný ARIMA-LSTM-SHAP model dosiahol najvyváženejšie výsledky s F1 </w:t>
+      </w:r>
+      <w:proofErr w:type="spellStart"/>
+      <w:r>
+        <w:rPr>
+          <w:rFonts w:ascii="Times New Roman" w:hAnsi="Times New Roman" w:cs="Times New Roman"/>
+          <w:color w:val="000000"/>
+          <w:sz w:val="24"/>
+          <w:szCs w:val="24"/>
+        </w:rPr>
+        <w:t>Score</w:t>
+      </w:r>
+      <w:proofErr w:type="spellEnd"/>
+      <w:r>
+        <w:rPr>
+          <w:rFonts w:ascii="Times New Roman" w:hAnsi="Times New Roman" w:cs="Times New Roman"/>
+          <w:color w:val="000000"/>
+          <w:sz w:val="24"/>
+          <w:szCs w:val="24"/>
+        </w:rPr>
+        <w:t xml:space="preserve"> 0,594 a PR-AUC 0,608, avšak tento hybridný model priniesol len minimálne zlepšenie oproti modelu </w:t>
+      </w:r>
+      <w:proofErr w:type="spellStart"/>
+      <w:r>
+        <w:rPr>
+          <w:rFonts w:ascii="Times New Roman" w:hAnsi="Times New Roman" w:cs="Times New Roman"/>
+          <w:color w:val="000000"/>
+          <w:sz w:val="24"/>
+          <w:szCs w:val="24"/>
+        </w:rPr>
+        <w:t>XGBoost</w:t>
+      </w:r>
+      <w:proofErr w:type="spellEnd"/>
+      <w:r>
+        <w:rPr>
+          <w:rFonts w:ascii="Times New Roman" w:hAnsi="Times New Roman" w:cs="Times New Roman"/>
+          <w:color w:val="000000"/>
+          <w:sz w:val="24"/>
+          <w:szCs w:val="24"/>
+        </w:rPr>
+        <w:t xml:space="preserve"> s hodnotami F1 </w:t>
+      </w:r>
+      <w:proofErr w:type="spellStart"/>
+      <w:r>
+        <w:rPr>
+          <w:rFonts w:ascii="Times New Roman" w:hAnsi="Times New Roman" w:cs="Times New Roman"/>
+          <w:color w:val="000000"/>
+          <w:sz w:val="24"/>
+          <w:szCs w:val="24"/>
+        </w:rPr>
+        <w:t>Score</w:t>
+      </w:r>
+      <w:proofErr w:type="spellEnd"/>
+      <w:r>
+        <w:rPr>
+          <w:rFonts w:ascii="Times New Roman" w:hAnsi="Times New Roman" w:cs="Times New Roman"/>
+          <w:color w:val="000000"/>
+          <w:sz w:val="24"/>
+          <w:szCs w:val="24"/>
+        </w:rPr>
+        <w:t xml:space="preserve"> 0,589 a PR-AUC 0,607. Výsledky poukazujú na fakt, že </w:t>
+      </w:r>
+      <w:r>
+        <w:rPr>
+          <w:rFonts w:ascii="Times New Roman" w:hAnsi="Times New Roman" w:cs="Times New Roman"/>
+          <w:color w:val="000000"/>
+          <w:sz w:val="24"/>
+          <w:szCs w:val="24"/>
+        </w:rPr>
+        <w:t>kombinovanie metód môže priniesť ur</w:t>
+      </w:r>
+      <w:r>
+        <w:rPr>
+          <w:rFonts w:ascii="Times New Roman" w:hAnsi="Times New Roman" w:cs="Times New Roman"/>
+          <w:color w:val="000000"/>
+          <w:sz w:val="24"/>
+          <w:szCs w:val="24"/>
+        </w:rPr>
+        <w:t>či</w:t>
+      </w:r>
+      <w:r>
+        <w:rPr>
+          <w:rFonts w:ascii="Times New Roman" w:hAnsi="Times New Roman" w:cs="Times New Roman"/>
+          <w:color w:val="000000"/>
+          <w:sz w:val="24"/>
+          <w:szCs w:val="24"/>
+        </w:rPr>
+        <w:t>té zlepšenie a interpretovateľnosť.</w:t>
+      </w:r>
+    </w:p>
+    <w:p>
+      <w:pPr>
+        <w:spacing w:line="360" w:lineRule="auto"/>
+        <w:jc w:val="both"/>
+        <w:rPr>
+          <w:rFonts w:ascii="Times New Roman" w:hAnsi="Times New Roman" w:cs="Times New Roman"/>
+          <w:sz w:val="24"/>
+          <w:szCs w:val="24"/>
+        </w:rPr>
+      </w:pPr>
+      <w:r>
+        <w:rPr>
+          <w:rFonts w:ascii="Times New Roman" w:hAnsi="Times New Roman" w:cs="Times New Roman"/>
+        </w:rPr>
+        <w:tab/>
+      </w:r>
+    </w:p>
+    <w:p>
+      <w:r>
         <w:tab/>
       </w:r>
     </w:p>
@@ -17260,6 +18936,7 @@
           <w:bCs/>
           <w:color w:val="auto"/>
         </w:rPr>
+        <w:lastRenderedPageBreak/>
         <w:t>References</w:t>
       </w:r>
       <w:proofErr w:type="spellEnd"/>
@@ -17283,7 +18960,7 @@
             <w:autoSpaceDE w:val="0"/>
             <w:autoSpaceDN w:val="0"/>
             <w:ind w:hanging="480"/>
-            <w:divId w:val="2015496709"/>
+            <w:divId w:val="1791781842"/>
             <w:rPr>
               <w:rFonts w:ascii="Calibri" w:eastAsia="Times New Roman" w:hAnsi="Calibri" w:cs="Calibri"/>
               <w:color w:val="000000"/>
@@ -17440,7 +19117,7 @@
             <w:autoSpaceDE w:val="0"/>
             <w:autoSpaceDN w:val="0"/>
             <w:ind w:hanging="480"/>
-            <w:divId w:val="2057898149"/>
+            <w:divId w:val="223612357"/>
             <w:rPr>
               <w:rFonts w:ascii="Calibri" w:eastAsia="Times New Roman" w:hAnsi="Calibri" w:cs="Calibri"/>
               <w:color w:val="000000"/>
@@ -17532,7 +19209,7 @@
             <w:autoSpaceDE w:val="0"/>
             <w:autoSpaceDN w:val="0"/>
             <w:ind w:hanging="480"/>
-            <w:divId w:val="734931399"/>
+            <w:divId w:val="942151159"/>
             <w:rPr>
               <w:rFonts w:ascii="Calibri" w:eastAsia="Times New Roman" w:hAnsi="Calibri" w:cs="Calibri"/>
               <w:color w:val="000000"/>
@@ -17656,7 +19333,7 @@
             <w:autoSpaceDE w:val="0"/>
             <w:autoSpaceDN w:val="0"/>
             <w:ind w:hanging="480"/>
-            <w:divId w:val="1209221674"/>
+            <w:divId w:val="1055158673"/>
             <w:rPr>
               <w:rFonts w:ascii="Calibri" w:eastAsia="Times New Roman" w:hAnsi="Calibri" w:cs="Calibri"/>
               <w:color w:val="000000"/>
@@ -17764,7 +19441,7 @@
             <w:autoSpaceDE w:val="0"/>
             <w:autoSpaceDN w:val="0"/>
             <w:ind w:hanging="480"/>
-            <w:divId w:val="1477646570"/>
+            <w:divId w:val="1861702767"/>
             <w:rPr>
               <w:rFonts w:ascii="Calibri" w:eastAsia="Times New Roman" w:hAnsi="Calibri" w:cs="Calibri"/>
               <w:color w:val="000000"/>
@@ -17824,7 +19501,7 @@
             <w:autoSpaceDE w:val="0"/>
             <w:autoSpaceDN w:val="0"/>
             <w:ind w:hanging="480"/>
-            <w:divId w:val="1671056988"/>
+            <w:divId w:val="988249406"/>
             <w:rPr>
               <w:rFonts w:ascii="Calibri" w:eastAsia="Times New Roman" w:hAnsi="Calibri" w:cs="Calibri"/>
               <w:color w:val="000000"/>
@@ -17948,7 +19625,7 @@
             <w:autoSpaceDE w:val="0"/>
             <w:autoSpaceDN w:val="0"/>
             <w:ind w:hanging="480"/>
-            <w:divId w:val="1295216550"/>
+            <w:divId w:val="1527521602"/>
             <w:rPr>
               <w:rFonts w:ascii="Calibri" w:eastAsia="Times New Roman" w:hAnsi="Calibri" w:cs="Calibri"/>
               <w:color w:val="000000"/>
@@ -18056,7 +19733,7 @@
             <w:autoSpaceDE w:val="0"/>
             <w:autoSpaceDN w:val="0"/>
             <w:ind w:hanging="480"/>
-            <w:divId w:val="1452016971"/>
+            <w:divId w:val="1651135457"/>
             <w:rPr>
               <w:rFonts w:ascii="Calibri" w:eastAsia="Times New Roman" w:hAnsi="Calibri" w:cs="Calibri"/>
               <w:color w:val="000000"/>
@@ -18324,7 +20001,7 @@
             <w:autoSpaceDE w:val="0"/>
             <w:autoSpaceDN w:val="0"/>
             <w:ind w:hanging="480"/>
-            <w:divId w:val="196819280"/>
+            <w:divId w:val="2123841127"/>
             <w:rPr>
               <w:rFonts w:ascii="Calibri" w:eastAsia="Times New Roman" w:hAnsi="Calibri" w:cs="Calibri"/>
               <w:color w:val="000000"/>
@@ -18455,7 +20132,7 @@
             <w:autoSpaceDE w:val="0"/>
             <w:autoSpaceDN w:val="0"/>
             <w:ind w:hanging="480"/>
-            <w:divId w:val="1233809785"/>
+            <w:divId w:val="448665052"/>
             <w:rPr>
               <w:rFonts w:ascii="Calibri" w:eastAsia="Times New Roman" w:hAnsi="Calibri" w:cs="Calibri"/>
               <w:color w:val="000000"/>
@@ -18563,7 +20240,7 @@
             <w:autoSpaceDE w:val="0"/>
             <w:autoSpaceDN w:val="0"/>
             <w:ind w:hanging="480"/>
-            <w:divId w:val="1522089628"/>
+            <w:divId w:val="733552105"/>
             <w:rPr>
               <w:rFonts w:ascii="Calibri" w:eastAsia="Times New Roman" w:hAnsi="Calibri" w:cs="Calibri"/>
               <w:color w:val="000000"/>
@@ -18735,7 +20412,7 @@
             <w:autoSpaceDE w:val="0"/>
             <w:autoSpaceDN w:val="0"/>
             <w:ind w:hanging="480"/>
-            <w:divId w:val="298267778"/>
+            <w:divId w:val="243927413"/>
             <w:rPr>
               <w:rFonts w:ascii="Calibri" w:eastAsia="Times New Roman" w:hAnsi="Calibri" w:cs="Calibri"/>
               <w:color w:val="000000"/>
@@ -18827,7 +20504,7 @@
             <w:autoSpaceDE w:val="0"/>
             <w:autoSpaceDN w:val="0"/>
             <w:ind w:hanging="480"/>
-            <w:divId w:val="45566914"/>
+            <w:divId w:val="1432819391"/>
             <w:rPr>
               <w:rFonts w:ascii="Calibri" w:eastAsia="Times New Roman" w:hAnsi="Calibri" w:cs="Calibri"/>
               <w:color w:val="000000"/>
@@ -18878,7 +20555,7 @@
             <w:autoSpaceDE w:val="0"/>
             <w:autoSpaceDN w:val="0"/>
             <w:ind w:hanging="480"/>
-            <w:divId w:val="2063870144"/>
+            <w:divId w:val="767194834"/>
             <w:rPr>
               <w:rFonts w:ascii="Calibri" w:eastAsia="Times New Roman" w:hAnsi="Calibri" w:cs="Calibri"/>
               <w:color w:val="000000"/>
@@ -18986,7 +20663,7 @@
             <w:autoSpaceDE w:val="0"/>
             <w:autoSpaceDN w:val="0"/>
             <w:ind w:hanging="480"/>
-            <w:divId w:val="1755400111"/>
+            <w:divId w:val="1874689715"/>
             <w:rPr>
               <w:rFonts w:ascii="Calibri" w:eastAsia="Times New Roman" w:hAnsi="Calibri" w:cs="Calibri"/>
               <w:color w:val="000000"/>
@@ -19078,7 +20755,7 @@
             <w:autoSpaceDE w:val="0"/>
             <w:autoSpaceDN w:val="0"/>
             <w:ind w:hanging="480"/>
-            <w:divId w:val="846401606"/>
+            <w:divId w:val="1184057473"/>
             <w:rPr>
               <w:rFonts w:ascii="Calibri" w:eastAsia="Times New Roman" w:hAnsi="Calibri" w:cs="Calibri"/>
               <w:color w:val="000000"/>
@@ -19234,7 +20911,7 @@
             <w:autoSpaceDE w:val="0"/>
             <w:autoSpaceDN w:val="0"/>
             <w:ind w:hanging="480"/>
-            <w:divId w:val="1814981419"/>
+            <w:divId w:val="725225234"/>
             <w:rPr>
               <w:rFonts w:ascii="Calibri" w:eastAsia="Times New Roman" w:hAnsi="Calibri" w:cs="Calibri"/>
               <w:color w:val="000000"/>
@@ -19342,7 +21019,7 @@
             <w:autoSpaceDE w:val="0"/>
             <w:autoSpaceDN w:val="0"/>
             <w:ind w:hanging="480"/>
-            <w:divId w:val="2103986743"/>
+            <w:divId w:val="954675837"/>
             <w:rPr>
               <w:rFonts w:ascii="Calibri" w:eastAsia="Times New Roman" w:hAnsi="Calibri" w:cs="Calibri"/>
               <w:color w:val="000000"/>
@@ -19354,7 +21031,6 @@
               <w:rFonts w:ascii="Calibri" w:eastAsia="Times New Roman" w:hAnsi="Calibri" w:cs="Calibri"/>
               <w:color w:val="000000"/>
             </w:rPr>
-            <w:lastRenderedPageBreak/>
             <w:t>Li</w:t>
           </w:r>
           <w:proofErr w:type="spellEnd"/>
@@ -19467,7 +21143,7 @@
             <w:autoSpaceDE w:val="0"/>
             <w:autoSpaceDN w:val="0"/>
             <w:ind w:hanging="480"/>
-            <w:divId w:val="1259099392"/>
+            <w:divId w:val="1986930385"/>
             <w:rPr>
               <w:rFonts w:ascii="Calibri" w:eastAsia="Times New Roman" w:hAnsi="Calibri" w:cs="Calibri"/>
               <w:color w:val="000000"/>
@@ -19559,7 +21235,7 @@
             <w:autoSpaceDE w:val="0"/>
             <w:autoSpaceDN w:val="0"/>
             <w:ind w:hanging="480"/>
-            <w:divId w:val="2039965363"/>
+            <w:divId w:val="573129168"/>
             <w:rPr>
               <w:rFonts w:ascii="Calibri" w:eastAsia="Times New Roman" w:hAnsi="Calibri" w:cs="Calibri"/>
               <w:color w:val="000000"/>
@@ -19635,7 +21311,7 @@
             <w:autoSpaceDE w:val="0"/>
             <w:autoSpaceDN w:val="0"/>
             <w:ind w:hanging="480"/>
-            <w:divId w:val="139930011"/>
+            <w:divId w:val="1875461120"/>
             <w:rPr>
               <w:rFonts w:ascii="Calibri" w:eastAsia="Times New Roman" w:hAnsi="Calibri" w:cs="Calibri"/>
               <w:color w:val="000000"/>
@@ -19782,7 +21458,7 @@
             <w:autoSpaceDE w:val="0"/>
             <w:autoSpaceDN w:val="0"/>
             <w:ind w:hanging="480"/>
-            <w:divId w:val="921909259"/>
+            <w:divId w:val="1287664215"/>
             <w:rPr>
               <w:rFonts w:ascii="Calibri" w:eastAsia="Times New Roman" w:hAnsi="Calibri" w:cs="Calibri"/>
               <w:color w:val="000000"/>
@@ -19890,7 +21566,7 @@
             <w:autoSpaceDE w:val="0"/>
             <w:autoSpaceDN w:val="0"/>
             <w:ind w:hanging="480"/>
-            <w:divId w:val="243077938"/>
+            <w:divId w:val="1522478522"/>
             <w:rPr>
               <w:rFonts w:ascii="Calibri" w:eastAsia="Times New Roman" w:hAnsi="Calibri" w:cs="Calibri"/>
               <w:color w:val="000000"/>
@@ -20014,7 +21690,7 @@
             <w:autoSpaceDE w:val="0"/>
             <w:autoSpaceDN w:val="0"/>
             <w:ind w:hanging="480"/>
-            <w:divId w:val="1659074155"/>
+            <w:divId w:val="1383557731"/>
             <w:rPr>
               <w:rFonts w:ascii="Calibri" w:eastAsia="Times New Roman" w:hAnsi="Calibri" w:cs="Calibri"/>
               <w:color w:val="000000"/>
@@ -20025,6 +21701,7 @@
               <w:rFonts w:ascii="Calibri" w:eastAsia="Times New Roman" w:hAnsi="Calibri" w:cs="Calibri"/>
               <w:color w:val="000000"/>
             </w:rPr>
+            <w:lastRenderedPageBreak/>
             <w:t xml:space="preserve">Mora-Valencia, A., </w:t>
           </w:r>
           <w:proofErr w:type="spellStart"/>
@@ -20145,7 +21822,7 @@
             <w:autoSpaceDE w:val="0"/>
             <w:autoSpaceDN w:val="0"/>
             <w:ind w:hanging="480"/>
-            <w:divId w:val="286855963"/>
+            <w:divId w:val="3014726"/>
             <w:rPr>
               <w:rFonts w:ascii="Calibri" w:eastAsia="Times New Roman" w:hAnsi="Calibri" w:cs="Calibri"/>
               <w:color w:val="000000"/>
@@ -20557,7 +22234,7 @@
             <w:autoSpaceDE w:val="0"/>
             <w:autoSpaceDN w:val="0"/>
             <w:ind w:hanging="480"/>
-            <w:divId w:val="285738562"/>
+            <w:divId w:val="240600998"/>
             <w:rPr>
               <w:rFonts w:ascii="Calibri" w:eastAsia="Times New Roman" w:hAnsi="Calibri" w:cs="Calibri"/>
               <w:color w:val="000000"/>
@@ -20697,7 +22374,7 @@
             <w:autoSpaceDE w:val="0"/>
             <w:autoSpaceDN w:val="0"/>
             <w:ind w:hanging="480"/>
-            <w:divId w:val="254286852"/>
+            <w:divId w:val="1352995029"/>
             <w:rPr>
               <w:rFonts w:ascii="Calibri" w:eastAsia="Times New Roman" w:hAnsi="Calibri" w:cs="Calibri"/>
               <w:color w:val="000000"/>
@@ -20821,7 +22498,7 @@
             <w:autoSpaceDE w:val="0"/>
             <w:autoSpaceDN w:val="0"/>
             <w:ind w:hanging="480"/>
-            <w:divId w:val="1605923753"/>
+            <w:divId w:val="983580635"/>
             <w:rPr>
               <w:rFonts w:ascii="Calibri" w:eastAsia="Times New Roman" w:hAnsi="Calibri" w:cs="Calibri"/>
               <w:color w:val="000000"/>
@@ -21489,7 +23166,7 @@
             <w:autoSpaceDE w:val="0"/>
             <w:autoSpaceDN w:val="0"/>
             <w:ind w:hanging="480"/>
-            <w:divId w:val="1320767780"/>
+            <w:divId w:val="1262956905"/>
             <w:rPr>
               <w:rFonts w:ascii="Calibri" w:eastAsia="Times New Roman" w:hAnsi="Calibri" w:cs="Calibri"/>
               <w:color w:val="000000"/>
@@ -21549,7 +23226,7 @@
             <w:autoSpaceDE w:val="0"/>
             <w:autoSpaceDN w:val="0"/>
             <w:ind w:hanging="480"/>
-            <w:divId w:val="1716810697"/>
+            <w:divId w:val="556822577"/>
             <w:rPr>
               <w:rFonts w:ascii="Calibri" w:eastAsia="Times New Roman" w:hAnsi="Calibri" w:cs="Calibri"/>
               <w:color w:val="000000"/>
@@ -21641,7 +23318,7 @@
             <w:autoSpaceDE w:val="0"/>
             <w:autoSpaceDN w:val="0"/>
             <w:ind w:hanging="480"/>
-            <w:divId w:val="562567176"/>
+            <w:divId w:val="673460704"/>
             <w:rPr>
               <w:rFonts w:ascii="Calibri" w:eastAsia="Times New Roman" w:hAnsi="Calibri" w:cs="Calibri"/>
               <w:color w:val="000000"/>
@@ -21813,7 +23490,7 @@
             <w:autoSpaceDE w:val="0"/>
             <w:autoSpaceDN w:val="0"/>
             <w:ind w:hanging="480"/>
-            <w:divId w:val="1984310840"/>
+            <w:divId w:val="1868064039"/>
             <w:rPr>
               <w:rFonts w:ascii="Calibri" w:eastAsia="Times New Roman" w:hAnsi="Calibri" w:cs="Calibri"/>
               <w:color w:val="000000"/>
@@ -21928,7 +23605,7 @@
             <w:autoSpaceDE w:val="0"/>
             <w:autoSpaceDN w:val="0"/>
             <w:ind w:hanging="480"/>
-            <w:divId w:val="961031141"/>
+            <w:divId w:val="820926635"/>
             <w:rPr>
               <w:rFonts w:ascii="Calibri" w:eastAsia="Times New Roman" w:hAnsi="Calibri" w:cs="Calibri"/>
               <w:color w:val="000000"/>
@@ -22036,7 +23713,7 @@
             <w:autoSpaceDE w:val="0"/>
             <w:autoSpaceDN w:val="0"/>
             <w:ind w:hanging="480"/>
-            <w:divId w:val="318459649"/>
+            <w:divId w:val="1110977867"/>
             <w:rPr>
               <w:rFonts w:ascii="Calibri" w:eastAsia="Times New Roman" w:hAnsi="Calibri" w:cs="Calibri"/>
               <w:color w:val="000000"/>
@@ -22144,7 +23821,7 @@
             <w:autoSpaceDE w:val="0"/>
             <w:autoSpaceDN w:val="0"/>
             <w:ind w:hanging="480"/>
-            <w:divId w:val="25452893"/>
+            <w:divId w:val="984043578"/>
             <w:rPr>
               <w:rFonts w:ascii="Calibri" w:eastAsia="Times New Roman" w:hAnsi="Calibri" w:cs="Calibri"/>
               <w:color w:val="000000"/>
@@ -22211,7 +23888,7 @@
             <w:autoSpaceDE w:val="0"/>
             <w:autoSpaceDN w:val="0"/>
             <w:ind w:hanging="480"/>
-            <w:divId w:val="1445686018"/>
+            <w:divId w:val="1430588410"/>
             <w:rPr>
               <w:rFonts w:ascii="Calibri" w:eastAsia="Times New Roman" w:hAnsi="Calibri" w:cs="Calibri"/>
               <w:color w:val="000000"/>
@@ -22351,7 +24028,7 @@
             <w:autoSpaceDE w:val="0"/>
             <w:autoSpaceDN w:val="0"/>
             <w:ind w:hanging="480"/>
-            <w:divId w:val="1525902757"/>
+            <w:divId w:val="2076855488"/>
             <w:rPr>
               <w:rFonts w:ascii="Calibri" w:eastAsia="Times New Roman" w:hAnsi="Calibri" w:cs="Calibri"/>
               <w:color w:val="000000"/>
@@ -22427,7 +24104,7 @@
             <w:autoSpaceDE w:val="0"/>
             <w:autoSpaceDN w:val="0"/>
             <w:ind w:hanging="480"/>
-            <w:divId w:val="2009359257"/>
+            <w:divId w:val="1965651455"/>
             <w:rPr>
               <w:rFonts w:ascii="Calibri" w:eastAsia="Times New Roman" w:hAnsi="Calibri" w:cs="Calibri"/>
               <w:color w:val="000000"/>
@@ -22439,7 +24116,6 @@
               <w:rFonts w:ascii="Calibri" w:eastAsia="Times New Roman" w:hAnsi="Calibri" w:cs="Calibri"/>
               <w:color w:val="000000"/>
             </w:rPr>
-            <w:lastRenderedPageBreak/>
             <w:t>Yang</w:t>
           </w:r>
           <w:proofErr w:type="spellEnd"/>
@@ -22568,7 +24244,7 @@
             <w:autoSpaceDE w:val="0"/>
             <w:autoSpaceDN w:val="0"/>
             <w:ind w:hanging="480"/>
-            <w:divId w:val="452749941"/>
+            <w:divId w:val="1884561750"/>
             <w:rPr>
               <w:rFonts w:ascii="Calibri" w:eastAsia="Times New Roman" w:hAnsi="Calibri" w:cs="Calibri"/>
               <w:color w:val="000000"/>
@@ -22708,7 +24384,7 @@
             <w:autoSpaceDE w:val="0"/>
             <w:autoSpaceDN w:val="0"/>
             <w:ind w:hanging="480"/>
-            <w:divId w:val="649484605"/>
+            <w:divId w:val="1998726434"/>
             <w:rPr>
               <w:rFonts w:ascii="Calibri" w:eastAsia="Times New Roman" w:hAnsi="Calibri" w:cs="Calibri"/>
               <w:color w:val="000000"/>
@@ -22800,7 +24476,7 @@
             <w:autoSpaceDE w:val="0"/>
             <w:autoSpaceDN w:val="0"/>
             <w:ind w:hanging="480"/>
-            <w:divId w:val="709381769"/>
+            <w:divId w:val="183132131"/>
             <w:rPr>
               <w:rFonts w:ascii="Calibri" w:eastAsia="Times New Roman" w:hAnsi="Calibri" w:cs="Calibri"/>
               <w:color w:val="000000"/>
@@ -23004,7 +24680,7 @@
             <w:autoSpaceDE w:val="0"/>
             <w:autoSpaceDN w:val="0"/>
             <w:ind w:hanging="480"/>
-            <w:divId w:val="181940933"/>
+            <w:divId w:val="855920822"/>
             <w:rPr>
               <w:rFonts w:ascii="Calibri" w:eastAsia="Times New Roman" w:hAnsi="Calibri" w:cs="Calibri"/>
               <w:color w:val="000000"/>
@@ -23128,7 +24804,7 @@
             <w:autoSpaceDE w:val="0"/>
             <w:autoSpaceDN w:val="0"/>
             <w:ind w:hanging="480"/>
-            <w:divId w:val="1299726089"/>
+            <w:divId w:val="2094547036"/>
             <w:rPr>
               <w:rFonts w:ascii="Calibri" w:eastAsia="Times New Roman" w:hAnsi="Calibri" w:cs="Calibri"/>
               <w:color w:val="000000"/>
@@ -23140,6 +24816,7 @@
               <w:rFonts w:ascii="Calibri" w:eastAsia="Times New Roman" w:hAnsi="Calibri" w:cs="Calibri"/>
               <w:color w:val="000000"/>
             </w:rPr>
+            <w:lastRenderedPageBreak/>
             <w:t>Zhang</w:t>
           </w:r>
           <w:proofErr w:type="spellEnd"/>
@@ -25419,7 +27096,6 @@
     <w:rsid w:val="0012285F"/>
     <w:rsid w:val="0017041A"/>
     <w:rsid w:val="001B6988"/>
-    <w:rsid w:val="00251696"/>
     <w:rsid w:val="0026468E"/>
     <w:rsid w:val="002A441F"/>
     <w:rsid w:val="002E46C6"/>
@@ -25441,6 +27117,7 @@
     <w:rsid w:val="00725C66"/>
     <w:rsid w:val="007408BA"/>
     <w:rsid w:val="007B6485"/>
+    <w:rsid w:val="00884E47"/>
     <w:rsid w:val="00AB4E46"/>
     <w:rsid w:val="00AE3C0C"/>
     <w:rsid w:val="00AE6E4C"/>
@@ -25943,6 +27620,17 @@
       <w14:ligatures w14:val="none"/>
     </w:rPr>
   </w:style>
+  <w:style w:type="paragraph" w:customStyle="1" w:styleId="A34F2B28856EC347A93768745B9D0E7C">
+    <w:name w:val="A34F2B28856EC347A93768745B9D0E7C"/>
+    <w:rsid w:val="0017041A"/>
+    <w:pPr>
+      <w:spacing w:after="0" w:line="240" w:lineRule="auto"/>
+    </w:pPr>
+    <w:rPr>
+      <w:kern w:val="0"/>
+      <w14:ligatures w14:val="none"/>
+    </w:rPr>
+  </w:style>
 </w:styles>
 </file>
 
@@ -26264,8 +27952,8 @@
   </we:alternateReferences>
   <we:properties>
     <we:property name="MENDELEY_BIBLIOGRAPHY_IS_DIRTY" value="false"/>
-    <we:property name="MENDELEY_BIBLIOGRAPHY_LAST_MODIFIED" value="1787212891335"/>
-    <we:property name="MENDELEY_CITATIONS" value="[{&quot;citationID&quot;:&quot;MENDELEY_CITATION_66069d0f-9b27-4016-9218-25d33c771233&quot;,&quot;properties&quot;:{&quot;noteIndex&quot;:0},&quot;isEdited&quot;:false,&quot;manualOverride&quot;:{&quot;isManuallyOverridden&quot;:false,&quot;citeprocText&quot;:&quot;(Caiado and Lúcio, 2023; Hong et al., 2021; Li et al., 2023; Ma et al., 2022; Mishra et al., 2024; Song et al., 2022)&quot;,&quot;manualOverrideText&quot;:&quot;&quot;},&quot;citationTag&quot;:&quot;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&quot;,&quot;citationItems&quot;:[{&quot;id&quot;:&quot;cded7ecf-984a-3c3c-8ecb-7d2e47174c6a&quot;,&quot;itemData&quot;:{&quot;type&quot;:&quot;article-journal&quot;,&quot;id&quot;:&quot;cded7ecf-984a-3c3c-8ecb-7d2e47174c6a&quot;,&quot;title&quot;:&quot;Comparison of Systemic Financial Risks in the US before and after the COVID-19 Outbreak—A Copula–GARCH with CES Approach&quot;,&quot;groupId&quot;:&quot;6b0f6c4c-af15-3c2f-ae3d-3d6652b8fe29&quot;,&quot;author&quot;:[{&quot;family&quot;:&quot;Ma&quot;,&quot;given&quot;:&quot;Ji&quot;,&quot;parse-names&quot;:false,&quot;dropping-particle&quot;:&quot;&quot;,&quot;non-dropping-particle&quot;:&quot;&quot;},{&quot;family&quot;:&quot;Li&quot;,&quot;given&quot;:&quot;Xiaoqing&quot;,&quot;parse-names&quot;:false,&quot;dropping-particle&quot;:&quot;&quot;,&quot;non-dropping-particle&quot;:&quot;&quot;},{&quot;family&quot;:&quot;Liu&quot;,&quot;given&quot;:&quot;Jianxu&quot;,&quot;parse-names&quot;:false,&quot;dropping-particle&quot;:&quot;&quot;,&quot;non-dropping-particle&quot;:&quot;&quot;},{&quot;family&quot;:&quot;Cui&quot;,&quot;given&quot;:&quot;Jiande&quot;,&quot;parse-names&quot;:false,&quot;dropping-particle&quot;:&quot;&quot;,&quot;non-dropping-particle&quot;:&quot;&quot;},{&quot;family&quot;:&quot;Zhang&quot;,&quot;given&quot;:&quot;Mingzhi&quot;,&quot;parse-names&quot;:false,&quot;dropping-particle&quot;:&quot;&quot;,&quot;non-dropping-particle&quot;:&quot;&quot;},{&quot;family&quot;:&quot;Sriboonchitta&quot;,&quot;given&quot;:&quot;Songsak&quot;,&quot;parse-names&quot;:false,&quot;dropping-particle&quot;:&quot;&quot;,&quot;non-dropping-particle&quot;:&quot;&quot;}],&quot;container-title&quot;:&quot;Axioms 2022, Vol. 11, Page 669&quot;,&quot;accessed&quot;:{&quot;date-parts&quot;:[[2026,7,6]]},&quot;DOI&quot;:&quot;10.3390/AXIOMS11120669&quot;,&quot;ISSN&quot;:&quot;2075-1680&quot;,&quot;URL&quot;:&quot;https://www-1mdpi-1com-1gltygdvo0a71.erproxy.cvtisr.sk/2075-1680/11/12/669/htm&quot;,&quot;issued&quot;:{&quot;date-parts&quot;:[[2022,11,25]]},&quot;page&quot;:&quot;669&quot;,&quot;abstract&quot;:&quot;The analysis and prediction of systemic financial risks in the US during the COVID-19 pandemic is of great significance to the stability of financial markets in the US and even the world. This paper aims to predict the systemic financial risk in the US before and during the COVID-19 pandemic by using copula–GJR–GARCH models with component expected shortfall (CES), and also identify systemically important financial institutions (SIFIs) for the two comparative periods. The empirical results show that the overall systemic financial risk increased after the outbreak of the COVID-19 pandemic, especially in the first half of the year. We predicted four extreme risks that were basically successful in capturing the high risks in the US financial markets. Second, we identified the SIFIs, and depository banks made the greatest contribution to systemic risk from four financial groups. Third, after the outbreak of the epidemic, the share of Broker–Dealer and Other Institutions in the overall systemic risk has apparently increased. Finally, we recommend that the US financial regulators should consider macro-prudential guidance for major financial institutions, and we should pay more attention to Broker–Dealers, thereby improving the financial stability of the US and the global financial markets.&quot;,&quot;publisher&quot;:&quot;Multidisciplinary Digital Publishing Institute&quot;,&quot;issue&quot;:&quot;12&quot;,&quot;volume&quot;:&quot;11&quot;,&quot;container-title-short&quot;:&quot;&quot;},&quot;isTemporary&quot;:false},{&quot;id&quot;:&quot;2cf4475f-be1d-3f3e-9872-a4119d35960d&quot;,&quot;itemData&quot;:{&quot;type&quot;:&quot;article-journal&quot;,&quot;id&quot;:&quot;2cf4475f-be1d-3f3e-9872-a4119d35960d&quot;,&quot;title&quot;:&quot;Volatility forecasting and assessing risk of financial markets using multi-transformer neural network based architecture&quot;,&quot;groupId&quot;:&quot;6b0f6c4c-af15-3c2f-ae3d-3d6652b8fe29&quot;,&quot;author&quot;:[{&quot;family&quot;:&quot;Mishra&quot;,&quot;given&quot;:&quot;Aswini Kumar&quot;,&quot;parse-names&quot;:false,&quot;dropping-particle&quot;:&quot;&quot;,&quot;non-dropping-particle&quot;:&quot;&quot;},{&quot;family&quot;:&quot;Renganathan&quot;,&quot;given&quot;:&quot;Jayashree&quot;,&quot;parse-names&quot;:false,&quot;dropping-particle&quot;:&quot;&quot;,&quot;non-dropping-particle&quot;:&quot;&quot;},{&quot;family&quot;:&quot;Gupta&quot;,&quot;given&quot;:&quot;Aaryaman&quot;,&quot;parse-names&quot;:false,&quot;dropping-particle&quot;:&quot;&quot;,&quot;non-dropping-particle&quot;:&quot;&quot;}],&quot;container-title&quot;:&quot;Engineering Applications of Artificial Intelligence&quot;,&quot;accessed&quot;:{&quot;date-parts&quot;:[[2026,7,3]]},&quot;DOI&quot;:&quot;10.1016/J.ENGAPPAI.2024.108223&quot;,&quot;ISSN&quot;:&quot;0952-1976&quot;,&quot;URL&quot;:&quot;https://www-1sciencedirect-1com-1gltygdvo090d.erproxy.cvtisr.sk/science/article/pii/S0952197624003816?pes=vor&amp;utm_source=clarivate&amp;getft_integrator=clarivate&quot;,&quot;issued&quot;:{&quot;date-parts&quot;:[[2024,7,1]]},&quot;page&quot;:&quot;108223&quot;,&quot;abstract&quot;:&quot;This research introduces a more reliable model for predicting market volatility. The model incorporates Transformer and Multi-transformer layers with the GARCH and LSTM models and compares their performance to classic GARCH-type models. Euro-US Dollar FX Spot Rate (EURO-USD), Australian-US Dollar FX Spot Rate (AUD-USD), S&amp;P 500 Index, FTSE 100 Index, Reliance Industries Ltd., and Samsung Electronics Co Ltd. are analyzed. The timeframe examined is January 2005 to December 2021, with training from 2005 to 2016 and testing from 2017 to 2021. Empirical evidence suggests that hybrid Neural-network models, notably Transformer-based models, outperform individual transformers, deep learning, neural networks, and traditional GARCH-type models, even in unpredictable conditions like the COVID-19 pandemic. Within the hybrid Neural-network models, MT-GARCH and MTL-GARCH showed lower validation error (RMSE) than the other models, showing that the bagging mechanism added to the attention mechanism of the Multi-Transformer architecture helped to lower the error in the variance in the noisy data of the daily returns of the assets, reducing the RMSE of the hybrid multi-Transformer models. In addition, three to four of the five hybrid neural-network models showed appropriate risk estimates for the entire test period, as observed from the Christoffersen test. Moreover, the lengthy sample period helps test whether hybrid models perform better than classic GARCH-type models in volatile conditions like the COVID-19 pandemic.&quot;,&quot;publisher&quot;:&quot;Pergamon&quot;,&quot;volume&quot;:&quot;133&quot;,&quot;container-title-short&quot;:&quot;Eng. Appl. Artif. Intell.&quot;},&quot;isTemporary&quot;:false},{&quot;id&quot;:&quot;64f37da4-45fa-31a4-8999-6827381fb6bc&quot;,&quot;itemData&quot;:{&quot;type&quot;:&quot;article-journal&quot;,&quot;id&quot;:&quot;64f37da4-45fa-31a4-8999-6827381fb6bc&quot;,&quot;title&quot;:&quot;COVID-19 Impact on Stock Markets: A Multiscale Event Analysis Perspective&quot;,&quot;author&quot;:[{&quot;family&quot;:&quot;Li&quot;,&quot;given&quot;:&quot;Helong&quot;,&quot;parse-names&quot;:false,&quot;dropping-particle&quot;:&quot;&quot;,&quot;non-dropping-particle&quot;:&quot;&quot;},{&quot;family&quot;:&quot;Xu&quot;,&quot;given&quot;:&quot;Guanglong&quot;,&quot;parse-names&quot;:false,&quot;dropping-particle&quot;:&quot;&quot;,&quot;non-dropping-particle&quot;:&quot;&quot;},{&quot;family&quot;:&quot;Huang&quot;,&quot;given&quot;:&quot;Qin&quot;,&quot;parse-names&quot;:false,&quot;dropping-particle&quot;:&quot;&quot;,&quot;non-dropping-particle&quot;:&quot;&quot;},{&quot;family&quot;:&quot;Ruan&quot;,&quot;given&quot;:&quot;Rubin&quot;,&quot;parse-names&quot;:false,&quot;dropping-particle&quot;:&quot;&quot;,&quot;non-dropping-particle&quot;:&quot;&quot;},{&quot;family&quot;:&quot;Zhang&quot;,&quot;given&quot;:&quot;Weiguo&quot;,&quot;parse-names&quot;:false,&quot;dropping-particle&quot;:&quot;&quot;,&quot;non-dropping-particle&quot;:&quot;&quot;}],&quot;container-title&quot;:&quot;Computational Economics 2023 63:3&quot;,&quot;accessed&quot;:{&quot;date-parts&quot;:[[2026,7,4]]},&quot;DOI&quot;:&quot;10.1007/S10614-023-10448-6&quot;,&quot;ISBN&quot;:&quot;0123456789&quot;,&quot;ISSN&quot;:&quot;1572-9974&quot;,&quot;URL&quot;:&quot;https://link-1springer-1com-1gltygdvo09a3.erproxy.cvtisr.sk/article/10.1007/s10614-023-10448-6&quot;,&quot;issued&quot;:{&quot;date-parts&quot;:[[2023,8,28]]},&quot;page&quot;:&quot;1191-1212&quot;,&quot;abstract&quot;:&quot;The existing literature primarily examined the impact of unexpected events on the stock market at a single scale, posing the challenge of a lack of multiscale analysis. This paper investigates the impact of COVID-19 on stock markets (China, the U.S., and Hong Kong) from a multiscale perspective using an improved ensemble empirical mode decomposition (EEMD)-based event analysis method. First, the stock price series is decomposed into several independent intrinsic mode functions (IMFs) and a residue. Second, a novel composition method is proposed to reconstruct the IMFs into three components: high-frequency, low-frequency, and long-term trend. We find that the composition of low-frequency and long-term trend components is dominant, which is used to estimate the strength of COVID-19 impact on the stock markets. In addition, the outbreak of COVID-19 significantly increased the intensity of short-term fluctuations in stock prices. Finally, the high-frequency component is analyzed to capture the volatility spillover effects among the three stock markets by the BEKK(Baba-Engle-Kraft-Kroner)-GARCH model. The results show that before the outbreak, there are two-way volatility spillovers between any two of the three markets. After the outbreak, there is no spillover effect between China and Hong Kong, and Hong Kong has no spillover effect on the U.S. However, volatility in the U.S. market still has a significant spillover effect on the other two markets, implying that a mature market can absorb new information more quickly.&quot;,&quot;publisher&quot;:&quot;Springer&quot;,&quot;issue&quot;:&quot;3&quot;,&quot;volume&quot;:&quot;63&quot;,&quot;container-title-short&quot;:&quot;&quot;},&quot;isTemporary&quot;:false},{&quot;id&quot;:&quot;c0a65706-e77a-3689-b1bd-f195db051171&quot;,&quot;itemData&quot;:{&quot;type&quot;:&quot;article-journal&quot;,&quot;id&quot;:&quot;c0a65706-e77a-3689-b1bd-f195db051171&quot;,&quot;title&quot;:&quot;Co-movement dynamics of US and Chinese stock market: evidence from COVID-19 crisis&quot;,&quot;author&quot;:[{&quot;family&quot;:&quot;Song&quot;,&quot;given&quot;:&quot;Ge&quot;,&quot;parse-names&quot;:false,&quot;dropping-particle&quot;:&quot;&quot;,&quot;non-dropping-particle&quot;:&quot;&quot;},{&quot;family&quot;:&quot;Xia&quot;,&quot;given&quot;:&quot;Zhiqing&quot;,&quot;parse-names&quot;:false,&quot;dropping-particle&quot;:&quot;&quot;,&quot;non-dropping-particle&quot;:&quot;&quot;},{&quot;family&quot;:&quot;Basheer&quot;,&quot;given&quot;:&quot;Muhammad Farhan&quot;,&quot;parse-names&quot;:false,&quot;dropping-particle&quot;:&quot;&quot;,&quot;non-dropping-particle&quot;:&quot;&quot;},{&quot;family&quot;:&quot;Shah&quot;,&quot;given&quot;:&quot;Syed Mehmood Ali&quot;,&quot;parse-names&quot;:false,&quot;dropping-particle&quot;:&quot;&quot;,&quot;non-dropping-particle&quot;:&quot;&quot;}],&quot;container-title&quot;:&quot;Economic Research-Ekonomska Istrazivanja &quot;,&quot;accessed&quot;:{&quot;date-parts&quot;:[[2026,7,3]]},&quot;DOI&quot;:&quot;10.1080/1331677X.2021.1957971&quot;,&quot;ISSN&quot;:&quot;1331677X&quot;,&quot;URL&quot;:&quot;/doi/pdf/10.1080/1331677X.2021.1957971?download=true&quot;,&quot;issued&quot;:{&quot;date-parts&quot;:[[2022]]},&quot;page&quot;:&quot;2460-2476&quot;,&quot;abstract&quot;:&quot;This paper aims to examine the co-movement between the two economic powers, namely the USA and China. The authors are mainly interested in examining the dynamics of co-movements during, and in the pre-covid periods. Additionally, they have aimed to examine the volatility spillover between USA and China, during and in the pre-covid periods. In order to achieve the research-based objectives, advanced econometrics models have been applied to the data from July1, 2010, to April 30, 2021. The results show that the sample market is integrated in the long run. The results also indicate that the behaviour of the Chinese market is same as the US market, and offers negligible opportunities for investors for diversification during this time. The findings indicate that the Ganger Causality between the stock markets during crisis is significantly higher than the pre-crisis period. The results of EGARCH model confirm the presence of asymmetric volatility spillover effects between the US and Chinese markets, during the considered time periods. This study also examines the co-movement in China, grounded upon the robust approach that facilitates examining the dependence structure between the sample variables. The findings offer valuable understanding for investors who are looking for investment diversification opportunities worldwide.&quot;,&quot;publisher&quot;:&quot;Taylor and Francis Ltd.&quot;,&quot;issue&quot;:&quot;1&quot;,&quot;volume&quot;:&quot;35&quot;,&quot;container-title-short&quot;:&quot;&quot;},&quot;isTemporary&quot;:false},{&quot;id&quot;:&quot;6da0901b-1e08-39af-a5e7-a0d51c948663&quot;,&quot;itemData&quot;:{&quot;type&quot;:&quot;article-journal&quot;,&quot;id&quot;:&quot;6da0901b-1e08-39af-a5e7-a0d51c948663&quot;,&quot;title&quot;:&quot;COVID-19 and instability of stock market performance: evidence from the U.S.&quot;,&quot;author&quot;:[{&quot;family&quot;:&quot;Hong&quot;,&quot;given&quot;:&quot;Hui&quot;,&quot;parse-names&quot;:false,&quot;dropping-particle&quot;:&quot;&quot;,&quot;non-dropping-particle&quot;:&quot;&quot;},{&quot;family&quot;:&quot;Bian&quot;,&quot;given&quot;:&quot;Zhicun&quot;,&quot;parse-names&quot;:false,&quot;dropping-particle&quot;:&quot;&quot;,&quot;non-dropping-particle&quot;:&quot;&quot;},{&quot;family&quot;:&quot;Lee&quot;,&quot;given&quot;:&quot;Chien Chiang&quot;,&quot;parse-names&quot;:false,&quot;dropping-particle&quot;:&quot;&quot;,&quot;non-dropping-particle&quot;:&quot;&quot;}],&quot;container-title&quot;:&quot;Financial Innovation 2021 7:1&quot;,&quot;accessed&quot;:{&quot;date-parts&quot;:[[2026,7,6]]},&quot;DOI&quot;:&quot;10.1186/S40854-021-00229-1&quot;,&quot;ISSN&quot;:&quot;2199-4730&quot;,&quot;URL&quot;:&quot;https://link-1springer-1com-1gltygdvo0a71.erproxy.cvtisr.sk/article/10.1186/s40854-021-00229-1&quot;,&quot;issued&quot;:{&quot;date-parts&quot;:[[2021,2,24]]},&quot;page&quot;:&quot;12-&quot;,&quot;abstract&quot;:&quot;The effect of COVID-19 on stock market performance has important implications for both financial theory and practice. This paper examines the relationship between COVID-19 and the instability of both stock return predictability and price volatility in the U.S over the period January 1st, 2019 to June 30th, 2020 by using the methodologies of Bai and Perron (Econometrica 66:47–78, 1998. https://doi-1org-1gltygdvo0a71.erproxy.cvtisr.sk/10.2307/2998540 ; J Appl Econo 18:1–22, 2003. https://doi-1org-1gltygdvo0a71.erproxy.cvtisr.sk/10.1002/jae.659 ), Elliot and Muller (Optimal testing general breaking processes in linear time series models. University of California at San Diego Economic Working Paper, 2004), and Xu (J Econ 173:126–142, 2013. https://doi-1org-1gltygdvo0a71.erproxy.cvtisr.sk/10.1016/j.jeconom.2012.11.001 ). The results highlight a single break in return predictability and price volatility of both S&amp;amp;P 500 and DJIA. The timing of the break is consistent with the COVID-19 outbreak, or more specifically the stock selling-offs by the U.S. senate committee members before COVID-19 crashed the market. Furthermore, return predictability and price volatility significantly increased following the derived break. The findings suggest that the pandemic crisis was associated with market inefficiency, creating profitable opportunities for traders and speculators. Furthermore, it also induced income and wealth inequality between market participants with plenty of liquidity at hand and those short of funds.&quot;,&quot;publisher&quot;:&quot;SpringerOpen&quot;,&quot;issue&quot;:&quot;1&quot;,&quot;volume&quot;:&quot;7&quot;,&quot;container-title-short&quot;:&quot;&quot;},&quot;isTemporary&quot;:false},{&quot;id&quot;:&quot;4269e4da-b721-3cd1-a70e-53a6bbf762e7&quot;,&quot;itemData&quot;:{&quot;type&quot;:&quot;article-journal&quot;,&quot;id&quot;:&quot;4269e4da-b721-3cd1-a70e-53a6bbf762e7&quot;,&quot;title&quot;:&quot;Stock market forecasting accuracy of asymmetric GARCH models during the COVID-19 pandemic&quot;,&quot;author&quot;:[{&quot;family&quot;:&quot;Caiado&quot;,&quot;given&quot;:&quot;Jorge&quot;,&quot;parse-names&quot;:false,&quot;dropping-particle&quot;:&quot;&quot;,&quot;non-dropping-particle&quot;:&quot;&quot;},{&quot;family&quot;:&quot;Lúcio&quot;,&quot;given&quot;:&quot;Francisco&quot;,&quot;parse-names&quot;:false,&quot;dropping-particle&quot;:&quot;&quot;,&quot;non-dropping-particle&quot;:&quot;&quot;}],&quot;container-title&quot;:&quot;The North American Journal of Economics and Finance&quot;,&quot;accessed&quot;:{&quot;date-parts&quot;:[[2026,7,3]]},&quot;DOI&quot;:&quot;10.1016/J.NAJEF.2023.101971&quot;,&quot;ISSN&quot;:&quot;1062-9408&quot;,&quot;URL&quot;:&quot;https://www-1sciencedirect-1com-1gltygdvo090d.erproxy.cvtisr.sk/science/article/pii/S1062940823000943?pes=vor&amp;utm_source=clarivate&amp;getft_integrator=clarivate&quot;,&quot;issued&quot;:{&quot;date-parts&quot;:[[2023,9,1]]},&quot;page&quot;:&quot;101971&quot;,&quot;abstract&quot;:&quot;We propose a new clustering approach for comparing financial time series and employ it to study how the COVID-19 pandemic affected the U.S. stock market. Essentially, we compute the forecast accuracy of asymmetric GARCH models applied to S&amp;P500 industries and use the model forecast errors for different horizons and cut-off points to calculate a distance matrix for the stock indices. Hierarchical clustering algorithms are used to assign the set of industries into clusters. We found homogeneous clusters of industries in terms of the impact of COVID-19 on US stock market volatility. The industries most affected by the pandemic and with less accurate stock market prediction (Hotels, Airline, Apparel, Accessories &amp; Luxury Goods, and Automobile) are separated in Euclidean distance from those industries that were less impacted by COVID-19 and which had more accurate forecasting (Pharmaceuticals, Internet &amp; Direct Marketing Retail, Data Processing, and Movies &amp; Entertainment).&quot;,&quot;publisher&quot;:&quot;North-Holland&quot;,&quot;volume&quot;:&quot;68&quot;,&quot;container-title-short&quot;:&quot;&quot;},&quot;isTemporary&quot;:false}]},{&quot;citationID&quot;:&quot;MENDELEY_CITATION_c021ca4d-7a85-4e37-af8d-46f58dc1248f&quot;,&quot;properties&quot;:{&quot;noteIndex&quot;:0},&quot;isEdited&quot;:false,&quot;manualOverride&quot;:{&quot;isManuallyOverridden&quot;:false,&quot;citeprocText&quot;:&quot;(Fei and Zhang, 2023; T. Yang et al., 2023)&quot;,&quot;manualOverrideText&quot;:&quot;&quot;},&quot;citationTag&quot;:&quot;MENDELEY_CITATION_v3_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&quot;,&quot;citationItems&quot;:[{&quot;id&quot;:&quot;8b723fb2-f906-3a17-80c0-9aace67c889f&quot;,&quot;itemData&quot;:{&quot;type&quot;:&quot;article-journal&quot;,&quot;id&quot;:&quot;8b723fb2-f906-3a17-80c0-9aace67c889f&quot;,&quot;title&quot;:&quot;Chinese stock market volatility and herding behavior asymmetry during the COVID-19 pandemic&quot;,&quot;author&quot;:[{&quot;family&quot;:&quot;Fei&quot;,&quot;given&quot;:&quot;Fan&quot;,&quot;parse-names&quot;:false,&quot;dropping-particle&quot;:&quot;&quot;,&quot;non-dropping-particle&quot;:&quot;&quot;},{&quot;family&quot;:&quot;Zhang&quot;,&quot;given&quot;:&quot;Jianing&quot;,&quot;parse-names&quot;:false,&quot;dropping-particle&quot;:&quot;&quot;,&quot;non-dropping-particle&quot;:&quot;&quot;}],&quot;container-title&quot;:&quot;Cogent Economics and Finance&quot;,&quot;accessed&quot;:{&quot;date-parts&quot;:[[2026,7,4]]},&quot;DOI&quot;:&quot;10.1080/23322039.2023.2203436&quot;,&quot;ISSN&quot;:&quot;23322039&quot;,&quot;URL&quot;:&quot;/doi/pdf/10.1080/23322039.2023.2203436?download=true&quot;,&quot;issued&quot;:{&quot;date-parts&quot;:[[2023]]},&quot;abstract&quot;:&quot;The primary purpose of this paper is to explore the herding behavior in the Chinese stock market during COVID-19 and the asymmetry of that behavior using the daily returns of A- and B-shares from 2 January 2019, to 15 October 2021. The study uses the cross-sectional absolute deviation model to analyze stock market herding behavior by non-linear polynomial regression. We show that the herding behavior in the Chinese stock market is more prominent during the COVID-19 pandemic. Herding behavior has a negative effect on stock market volatility. Moreover, such a suppressing effect weakened during the COVID-19 pandemic. There is an asymmetry in herding behavior during the bull and bear markets, which is helpful in our investigation of the market’s volatility during the COVID-19 pandemic. The pronounced asymmetry in the herding behavior of the Chinese stock market during COVID-19 is assessed using the E-GARCH (p, q) model. The empirical results of the present study contribute to the literature about herding asymmetry by showing the herding behavior during the health crisis and bull and bear markets. It also helps reconcile the debate about the impact of herding on market stability and provides insightful guidance for investors wishing to invest in the Chinese stock market.&quot;,&quot;publisher&quot;:&quot;Cogent OA&quot;,&quot;issue&quot;:&quot;1&quot;,&quot;volume&quot;:&quot;11&quot;,&quot;container-title-short&quot;:&quot;&quot;},&quot;isTemporary&quot;:false},{&quot;id&quot;:&quot;715f57e7-1741-3858-8b39-7aff416466d2&quot;,&quot;itemData&quot;:{&quot;type&quot;:&quot;article-journal&quot;,&quot;id&quot;:&quot;715f57e7-1741-3858-8b39-7aff416466d2&quot;,&quot;title&quot;:&quot;“Investor attention fluctuation and stock market volatility: Evidence from China”&quot;,&quot;author&quot;:[{&quot;family&quot;:&quot;Yang&quot;,&quot;given&quot;:&quot;Taiji&quot;,&quot;parse-names&quot;:false,&quot;dropping-particle&quot;:&quot;&quot;,&quot;non-dropping-particle&quot;:&quot;&quot;},{&quot;family&quot;:&quot;Zhuo&quot;,&quot;given&quot;:&quot;Siqi&quot;,&quot;parse-names&quot;:false,&quot;dropping-particle&quot;:&quot;&quot;,&quot;non-dropping-particle&quot;:&quot;&quot;},{&quot;family&quot;:&quot;Yang&quot;,&quot;given&quot;:&quot;Yongsheng&quot;,&quot;parse-names&quot;:false,&quot;dropping-particle&quot;:&quot;&quot;,&quot;non-dropping-particle&quot;:&quot;&quot;}],&quot;container-title&quot;:&quot;PLOS ONE&quot;,&quot;container-title-short&quot;:&quot;PLoS One&quot;,&quot;accessed&quot;:{&quot;date-parts&quot;:[[2026,7,3]]},&quot;DOI&quot;:&quot;10.1371/JOURNAL.PONE.0293825&quot;,&quot;ISSN&quot;:&quot;1932-6203&quot;,&quot;PMID&quot;:&quot;38011123&quot;,&quot;URL&quot;:&quot;https://journals.plos.org/plosone/article?id=10.1371/journal.pone.0293825&quot;,&quot;issued&quot;:{&quot;date-parts&quot;:[[2023,11,1]]},&quot;page&quot;:&quot;e0293825&quot;,&quot;abstract&quot;:&quot;This paper examines the linkage between Chinese stock market volatility and investor attention fluctuation. In Heterogeneous autoregressive (HAR) model, first, we analyzed the linkage between both decomposed and undecomposed stock market realized volatility and investor attention fluctuations across full-sample and two-year moving window sub-samples. Second, we compare the predictive power of four models in short-, medium-, and long-term volatility forecasting. Empirical results show large positive attention fluctuation amplified Chinese stock market volatility after the outbreak of COVID-19, and negative small attention fluctuation significantly stabilized stock market volatility before COVID-19, and the impact dwindled in after COVID-19. The model incorporating decomposed realized volatility and decomposed attention fluctuation performs better in volatility Forecasting. This research underscores a shift in the dynamics between stock market volatility and investor attention fluctuations, and investor attention fluctuation improves the volatility forecasting accuracy of the Chinese stock market.&quot;,&quot;publisher&quot;:&quot;Public Library of Science&quot;,&quot;issue&quot;:&quot;11&quot;,&quot;volume&quot;:&quot;18&quot;},&quot;isTemporary&quot;:false}]},{&quot;citationID&quot;:&quot;MENDELEY_CITATION_29483d99-c6da-4450-b055-74cb9ec46e00&quot;,&quot;properties&quot;:{&quot;noteIndex&quot;:0},&quot;isEdited&quot;:false,&quot;manualOverride&quot;:{&quot;isManuallyOverridden&quot;:false,&quot;citeprocText&quot;:&quot;(Ge, 2025; Li et al., 2023; Zhang and Fang, 2021)&quot;,&quot;manualOverrideText&quot;:&quot;&quot;},&quot;citationTag&quot;:&quot;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&quot;,&quot;citationItems&quot;:[{&quot;id&quot;:&quot;daa5fb1c-204b-3bea-94e8-77764728dd61&quot;,&quot;itemData&quot;:{&quot;type&quot;:&quot;article-journal&quot;,&quot;id&quot;:&quot;daa5fb1c-204b-3bea-94e8-77764728dd61&quot;,&quot;title&quot;:&quot;Enhancing stock market Forecasting: A hybrid model for accurate prediction of S&amp;P 500 and CSI 300 future prices&quot;,&quot;groupId&quot;:&quot;6b0f6c4c-af15-3c2f-ae3d-3d6652b8fe29&quot;,&quot;author&quot;:[{&quot;family&quot;:&quot;Ge&quot;,&quot;given&quot;:&quot;Qing&quot;,&quot;parse-names&quot;:false,&quot;dropping-particle&quot;:&quot;&quot;,&quot;non-dropping-particle&quot;:&quot;&quot;}],&quot;container-title&quot;:&quot;Expert Systems with Applications&quot;,&quot;accessed&quot;:{&quot;date-parts&quot;:[[2026,7,3]]},&quot;DOI&quot;:&quot;10.1016/J.ESWA.2024.125380&quot;,&quot;ISSN&quot;:&quot;0957-4174&quot;,&quot;URL&quot;:&quot;https://www-1sciencedirect-1com-1gltygdvo090d.erproxy.cvtisr.sk/science/article/pii/S0957417424022474?pes=vor&amp;utm_source=clarivate&amp;getft_integrator=clarivate&quot;,&quot;issued&quot;:{&quot;date-parts&quot;:[[2025,1,15]]},&quot;page&quot;:&quot;125380&quot;,&quot;abstract&quot;:&quot;This paper investigates the challenging domain of stock market prediction, a significant aspect of financial markets. It focuses on developing predictive models to forecast stock prices accurately, vital for mitigating losses and maximizing gains amidst the inherent unpredictability and volatility of the market. The study comprehensively analyzes various predictive models, including time series analysis and advanced machine learning techniques. It highlights the superiority of ensemble or hybrid models in enhancing prediction reliability. Central to this research is the development of a model incorporating detailed data collection, thorough analysis, and state-of-the-art machine learning methods, achieving notable predictive accuracy. This approach underscores the benefits of data-centric strategies in today's rapidly evolving business environment and the widespread applicability of predictive analytics. The model outperforms conventional methods by decomposing time series into simpler components and optimizing hyperparameters, thereby enhancing prediction accuracy, as demonstrated by performance testing on the S&amp;P 500 and CSI 300 indices. The RMSE, MAE, and R2 values of the MEME-AO-LSTM model are 27.12, 19.43, and 0.992, respectively, which serve as evidence of this. The model's generalizability and high performance are demonstrated by its efficacy in a variety of major markets, including the NASDAQ 100, Nikkei 225, FTSE, DAX, SSE, and KOSPI. Additionally, the model's adaptability under diverse market conditions is demonstrated through its evaluation of its robustness in response to significant events, such as the economic stimulus responses to the COVID-19 pandemic and the geopolitical tensions resulting from the tension and conflict between Russia and Ukraine. Consequently, the proposed methodology has the potential to help investors achieve substantial and advantageous returns.&quot;,&quot;publisher&quot;:&quot;Pergamon&quot;,&quot;volume&quot;:&quot;260&quot;,&quot;container-title-short&quot;:&quot;Expert Syst. Appl.&quot;},&quot;isTemporary&quot;:false},{&quot;id&quot;:&quot;8278354c-a094-3f93-901f-c963de618dc9&quot;,&quot;itemData&quot;:{&quot;type&quot;:&quot;article-journal&quot;,&quot;id&quot;:&quot;8278354c-a094-3f93-901f-c963de618dc9&quot;,&quot;title&quot;:&quot;Multifractal Behaviors of Stock Indices and Their Ability to Improve Forecasting in a Volatility Clustering Period&quot;,&quot;groupId&quot;:&quot;6b0f6c4c-af15-3c2f-ae3d-3d6652b8fe29&quot;,&quot;author&quot;:[{&quot;family&quot;:&quot;Zhang&quot;,&quot;given&quot;:&quot;Shuwen&quot;,&quot;parse-names&quot;:false,&quot;dropping-particle&quot;:&quot;&quot;,&quot;non-dropping-particle&quot;:&quot;&quot;},{&quot;family&quot;:&quot;Fang&quot;,&quot;given&quot;:&quot;Wen&quot;,&quot;parse-names&quot;:false,&quot;dropping-particle&quot;:&quot;&quot;,&quot;non-dropping-particle&quot;:&quot;&quot;}],&quot;container-title&quot;:&quot;Entropy 2021, Vol. 23, Page 1018&quot;,&quot;accessed&quot;:{&quot;date-parts&quot;:[[2026,7,3]]},&quot;DOI&quot;:&quot;10.3390/E23081018&quot;,&quot;ISSN&quot;:&quot;1099-4300&quot;,&quot;URL&quot;:&quot;https://www.mdpi.com/1099-4300/23/8/1018/htm&quot;,&quot;issued&quot;:{&quot;date-parts&quot;:[[2021,8,6]]},&quot;page&quot;:&quot;1018&quot;,&quot;abstract&quot;:&quot;The financial market is a complex system, which has become more complicated due to the sudden impact of the COVID-19 pandemic in 2020. As a result there may be much higher degree of uncertainty and volatility clustering in stock markets. How does this “black swan” event affect the fractal behaviors of the stock market? How to improve the forecasting accuracy after that? Here we study the multifractal behaviors of 5-min time series of CSI300 and S&amp;P500, which represents the two stock markets of China and United States. Using the Overlapped Sliding Window-based Multifractal Detrended Fluctuation Analysis (OSW-MF-DFA) method, we found that the two markets always have multifractal characteristics, and the degree of fractal intensified during the first panic period of pandemic. Based on the long and short-term memory which are described by fractal test results, we use the Gated Recurrent Unit (GRU) neural network model to forecast these indices. We found that during the large volatility clustering period, the prediction accuracy of the time series can be significantly improved by adding the time-varying Hurst index to the GRU neural network.&quot;,&quot;publisher&quot;:&quot;Multidisciplinary Digital Publishing Institute&quot;,&quot;issue&quot;:&quot;8&quot;,&quot;volume&quot;:&quot;23&quot;,&quot;container-title-short&quot;:&quot;&quot;},&quot;isTemporary&quot;:false},{&quot;id&quot;:&quot;64f37da4-45fa-31a4-8999-6827381fb6bc&quot;,&quot;itemData&quot;:{&quot;type&quot;:&quot;article-journal&quot;,&quot;id&quot;:&quot;64f37da4-45fa-31a4-8999-6827381fb6bc&quot;,&quot;title&quot;:&quot;COVID-19 Impact on Stock Markets: A Multiscale Event Analysis Perspective&quot;,&quot;author&quot;:[{&quot;family&quot;:&quot;Li&quot;,&quot;given&quot;:&quot;Helong&quot;,&quot;parse-names&quot;:false,&quot;dropping-particle&quot;:&quot;&quot;,&quot;non-dropping-particle&quot;:&quot;&quot;},{&quot;family&quot;:&quot;Xu&quot;,&quot;given&quot;:&quot;Guanglong&quot;,&quot;parse-names&quot;:false,&quot;dropping-particle&quot;:&quot;&quot;,&quot;non-dropping-particle&quot;:&quot;&quot;},{&quot;family&quot;:&quot;Huang&quot;,&quot;given&quot;:&quot;Qin&quot;,&quot;parse-names&quot;:false,&quot;dropping-particle&quot;:&quot;&quot;,&quot;non-dropping-particle&quot;:&quot;&quot;},{&quot;family&quot;:&quot;Ruan&quot;,&quot;given&quot;:&quot;Rubin&quot;,&quot;parse-names&quot;:false,&quot;dropping-particle&quot;:&quot;&quot;,&quot;non-dropping-particle&quot;:&quot;&quot;},{&quot;family&quot;:&quot;Zhang&quot;,&quot;given&quot;:&quot;Weiguo&quot;,&quot;parse-names&quot;:false,&quot;dropping-particle&quot;:&quot;&quot;,&quot;non-dropping-particle&quot;:&quot;&quot;}],&quot;container-title&quot;:&quot;Computational Economics 2023 63:3&quot;,&quot;accessed&quot;:{&quot;date-parts&quot;:[[2026,7,4]]},&quot;DOI&quot;:&quot;10.1007/S10614-023-10448-6&quot;,&quot;ISBN&quot;:&quot;0123456789&quot;,&quot;ISSN&quot;:&quot;1572-9974&quot;,&quot;URL&quot;:&quot;https://link-1springer-1com-1gltygdvo09a3.erproxy.cvtisr.sk/article/10.1007/s10614-023-10448-6&quot;,&quot;issued&quot;:{&quot;date-parts&quot;:[[2023,8,28]]},&quot;page&quot;:&quot;1191-1212&quot;,&quot;abstract&quot;:&quot;The existing literature primarily examined the impact of unexpected events on the stock market at a single scale, posing the challenge of a lack of multiscale analysis. This paper investigates the impact of COVID-19 on stock markets (China, the U.S., and Hong Kong) from a multiscale perspective using an improved ensemble empirical mode decomposition (EEMD)-based event analysis method. First, the stock price series is decomposed into several independent intrinsic mode functions (IMFs) and a residue. Second, a novel composition method is proposed to reconstruct the IMFs into three components: high-frequency, low-frequency, and long-term trend. We find that the composition of low-frequency and long-term trend components is dominant, which is used to estimate the strength of COVID-19 impact on the stock markets. In addition, the outbreak of COVID-19 significantly increased the intensity of short-term fluctuations in stock prices. Finally, the high-frequency component is analyzed to capture the volatility spillover effects among the three stock markets by the BEKK(Baba-Engle-Kraft-Kroner)-GARCH model. The results show that before the outbreak, there are two-way volatility spillovers between any two of the three markets. After the outbreak, there is no spillover effect between China and Hong Kong, and Hong Kong has no spillover effect on the U.S. However, volatility in the U.S. market still has a significant spillover effect on the other two markets, implying that a mature market can absorb new information more quickly.&quot;,&quot;publisher&quot;:&quot;Springer&quot;,&quot;issue&quot;:&quot;3&quot;,&quot;volume&quot;:&quot;63&quot;,&quot;container-title-short&quot;:&quot;&quot;},&quot;isTemporary&quot;:false}]},{&quot;citationID&quot;:&quot;MENDELEY_CITATION_9a1aee9c-31da-4124-8f2e-b57d303be47f&quot;,&quot;properties&quot;:{&quot;noteIndex&quot;:0},&quot;isEdited&quot;:false,&quot;manualOverride&quot;:{&quot;isManuallyOverridden&quot;:false,&quot;citeprocText&quot;:&quot;(Song et al., 2022)&quot;,&quot;manualOverrideText&quot;:&quot;&quot;},&quot;citationTag&quot;:&quot;MENDELEY_CITATION_v3_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&quot;,&quot;citationItems&quot;:[{&quot;id&quot;:&quot;c0a65706-e77a-3689-b1bd-f195db051171&quot;,&quot;itemData&quot;:{&quot;type&quot;:&quot;article-journal&quot;,&quot;id&quot;:&quot;c0a65706-e77a-3689-b1bd-f195db051171&quot;,&quot;title&quot;:&quot;Co-movement dynamics of US and Chinese stock market: evidence from COVID-19 crisis&quot;,&quot;author&quot;:[{&quot;family&quot;:&quot;Song&quot;,&quot;given&quot;:&quot;Ge&quot;,&quot;parse-names&quot;:false,&quot;dropping-particle&quot;:&quot;&quot;,&quot;non-dropping-particle&quot;:&quot;&quot;},{&quot;family&quot;:&quot;Xia&quot;,&quot;given&quot;:&quot;Zhiqing&quot;,&quot;parse-names&quot;:false,&quot;dropping-particle&quot;:&quot;&quot;,&quot;non-dropping-particle&quot;:&quot;&quot;},{&quot;family&quot;:&quot;Basheer&quot;,&quot;given&quot;:&quot;Muhammad Farhan&quot;,&quot;parse-names&quot;:false,&quot;dropping-particle&quot;:&quot;&quot;,&quot;non-dropping-particle&quot;:&quot;&quot;},{&quot;family&quot;:&quot;Shah&quot;,&quot;given&quot;:&quot;Syed Mehmood Ali&quot;,&quot;parse-names&quot;:false,&quot;dropping-particle&quot;:&quot;&quot;,&quot;non-dropping-particle&quot;:&quot;&quot;}],&quot;container-title&quot;:&quot;Economic Research-Ekonomska Istrazivanja &quot;,&quot;accessed&quot;:{&quot;date-parts&quot;:[[2026,7,3]]},&quot;DOI&quot;:&quot;10.1080/1331677X.2021.1957971&quot;,&quot;ISSN&quot;:&quot;1331677X&quot;,&quot;URL&quot;:&quot;/doi/pdf/10.1080/1331677X.2021.1957971?download=true&quot;,&quot;issued&quot;:{&quot;date-parts&quot;:[[2022]]},&quot;page&quot;:&quot;2460-2476&quot;,&quot;abstract&quot;:&quot;This paper aims to examine the co-movement between the two economic powers, namely the USA and China. The authors are mainly interested in examining the dynamics of co-movements during, and in the pre-covid periods. Additionally, they have aimed to examine the volatility spillover between USA and China, during and in the pre-covid periods. In order to achieve the research-based objectives, advanced econometrics models have been applied to the data from July1, 2010, to April 30, 2021. The results show that the sample market is integrated in the long run. The results also indicate that the behaviour of the Chinese market is same as the US market, and offers negligible opportunities for investors for diversification during this time. The findings indicate that the Ganger Causality between the stock markets during crisis is significantly higher than the pre-crisis period. The results of EGARCH model confirm the presence of asymmetric volatility spillover effects between the US and Chinese markets, during the considered time periods. This study also examines the co-movement in China, grounded upon the robust approach that facilitates examining the dependence structure between the sample variables. The findings offer valuable understanding for investors who are looking for investment diversification opportunities worldwide.&quot;,&quot;publisher&quot;:&quot;Taylor and Francis Ltd.&quot;,&quot;issue&quot;:&quot;1&quot;,&quot;volume&quot;:&quot;35&quot;,&quot;container-title-short&quot;:&quot;&quot;},&quot;isTemporary&quot;:false}]},{&quot;citationID&quot;:&quot;MENDELEY_CITATION_79f67159-de11-4e4c-bcc3-abe3e6eeea1a&quot;,&quot;properties&quot;:{&quot;noteIndex&quot;:0},&quot;isEdited&quot;:false,&quot;manualOverride&quot;:{&quot;isManuallyOverridden&quot;:false,&quot;citeprocText&quot;:&quot;(Chaudhary et al., 2020; Rashmi and Priti, 2022; Umar et al., 2023; Zeng et al., 2024)&quot;,&quot;manualOverrideText&quot;:&quot;&quot;},&quot;citationTag&quot;:&quot;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&quot;,&quot;citationItems&quot;:[{&quot;id&quot;:&quot;b2331003-dd9d-346c-946e-e8022e52c449&quot;,&quot;itemData&quot;:{&quot;type&quot;:&quot;article-journal&quot;,&quot;id&quot;:&quot;b2331003-dd9d-346c-946e-e8022e52c449&quot;,&quot;title&quot;:&quot;Impact of COVID-19 on the Stock Market Performance of Global IT Sector&quot;,&quot;groupId&quot;:&quot;6b0f6c4c-af15-3c2f-ae3d-3d6652b8fe29&quot;,&quot;author&quot;:[{&quot;family&quot;:&quot;Rashmi&quot;,&quot;given&quot;:&quot;Chaudhary&quot;,&quot;parse-names&quot;:false,&quot;dropping-particle&quot;:&quot;&quot;,&quot;non-dropping-particle&quot;:&quot;&quot;},{&quot;family&quot;:&quot;Priti&quot;,&quot;given&quot;:&quot;Bakhshi&quot;,&quot;parse-names&quot;:false,&quot;dropping-particle&quot;:&quot;&quot;,&quot;non-dropping-particle&quot;:&quot;&quot;}],&quot;container-title&quot;:&quot;The Journal of Asian Finance, Economics and Business&quot;,&quot;accessed&quot;:{&quot;date-parts&quot;:[[2026,7,3]]},&quot;DOI&quot;:&quot;10.13106/JAFEB.2022.VOL9.NO3.0217&quot;,&quot;ISSN&quot;:&quot;2288-4637&quot;,&quot;issued&quot;:{&quot;date-parts&quot;:[[2022]]},&quot;page&quot;:&quot;217-227&quot;,&quot;abstract&quot;:&quot;Predicting return and volatility in the global Capital Market during a pandemic is challenging, and it is more difficult for a specific sector, particularly if that sector has a positive outlook. The goal of this research is to look at the impact of COVID-19 on the mean and volatility of the Information Technology Indexes of the best nine technology-driven countries based on return performance using an econometric GARCH model that is widely used. The daily returns of information technology indexes are evaluated for the same from November 2018 to February 2021. Data is taken from Yahoo Finance for CAC Tech (France), DAX Tech (Germany), FTSE All Tech (UK), KOPSI 200 IT (Korea), NIFTY IT (India), S&amp;P 500 IT (US), S&amp;P TSX (Canada), SSE_IT (China) and TOPIX17 (Japan). The results show daily positive mean returns for 8 countries' IT Indices and further, an uptrend in mean daily returns is observed in the crisis period for 6 countries' IT Indices. The exogenous variable COVID-19 which was taken as a regressor for the GARCH model was found to be positively significant for IT indices of all the countries. The overall results confirm the presence of the mean-reverting phenomenon for IT indices of all the countries.&quot;,&quot;publisher&quot;:&quot;KODISA Foundation&quot;,&quot;issue&quot;:&quot;3&quot;,&quot;volume&quot;:&quot;9&quot;,&quot;container-title-short&quot;:&quot;&quot;},&quot;isTemporary&quot;:false},{&quot;id&quot;:&quot;5416f0c0-2b57-3b54-b58f-e3db605c8aee&quot;,&quot;itemData&quot;:{&quot;type&quot;:&quot;article-journal&quot;,&quot;id&quot;:&quot;5416f0c0-2b57-3b54-b58f-e3db605c8aee&quot;,&quot;title&quot;:&quot;Covid-19 and stock market liquidity: international evidence&quot;,&quot;author&quot;:[{&quot;family&quot;:&quot;Umar&quot;,&quot;given&quot;:&quot;Muhammad&quot;,&quot;parse-names&quot;:false,&quot;dropping-particle&quot;:&quot;&quot;,&quot;non-dropping-particle&quot;:&quot;&quot;},{&quot;family&quot;:&quot;Rubbaniy&quot;,&quot;given&quot;:&quot;Ghulame&quot;,&quot;parse-names&quot;:false,&quot;dropping-particle&quot;:&quot;&quot;,&quot;non-dropping-particle&quot;:&quot;&quot;},{&quot;family&quot;:&quot;Iqbal&quot;,&quot;given&quot;:&quot;Amjad&quot;,&quot;parse-names&quot;:false,&quot;dropping-particle&quot;:&quot;&quot;,&quot;non-dropping-particle&quot;:&quot;&quot;},{&quot;family&quot;:&quot;Rizvi&quot;,&quot;given&quot;:&quot;Syed Kumail Abbas&quot;,&quot;parse-names&quot;:false,&quot;dropping-particle&quot;:&quot;&quot;,&quot;non-dropping-particle&quot;:&quot;&quot;},{&quot;family&quot;:&quot;Xu&quot;,&quot;given&quot;:&quot;Yan&quot;,&quot;parse-names&quot;:false,&quot;dropping-particle&quot;:&quot;&quot;,&quot;non-dropping-particle&quot;:&quot;&quot;}],&quot;container-title&quot;:&quot;Economic Research-Ekonomska Istrazivanja &quot;,&quot;accessed&quot;:{&quot;date-parts&quot;:[[2026,7,3]]},&quot;DOI&quot;:&quot;10.1080/1331677X.2022.2142257&quot;,&quot;ISSN&quot;:&quot;1331677X&quot;,&quot;URL&quot;:&quot;/doi/pdf/10.1080/1331677X.2022.2142257?download=true&quot;,&quot;issued&quot;:{&quot;date-parts&quot;:[[2023]]},&quot;abstract&quot;:&quot;This study analyzes the impact of Covid-19 on stock market liquidity of China and four worst hit countries by the pandemic. Using daily data for the stock market illiquidity spanning over July 1, 2019 to July 10, 2020 and the data for new cases and deaths over the period from December 31, 2019 to July 10, 2020, the results of our GARCH analysis show that liquidity in stock markets of all the sampled countries hit hard by the news of the Covid-19 outbreak. We find that for all sampled countries increase in illiquidity due to temporary shocks reverts to long term trend shortly, suggesting that the liquidity shocks due to the incidence of Covid-19 were short lived. The findings of our VAR analysis show an absence of any short-term relationship between Covid-19 new cases or deaths and illiquidity. Since the series are not integrated at same level, long-term relationship between Covid-19 and stock market illiquidity do not exist as well suggesting no evidence of the effect of Covid-19 on stock market liquidity.&quot;,&quot;publisher&quot;:&quot;Taylor and Francis Ltd.&quot;,&quot;issue&quot;:&quot;2&quot;,&quot;volume&quot;:&quot;36&quot;,&quot;container-title-short&quot;:&quot;&quot;},&quot;isTemporary&quot;:false},{&quot;id&quot;:&quot;7b1ca62f-9732-352e-83fd-328227941cd1&quot;,&quot;itemData&quot;:{&quot;type&quot;:&quot;article-journal&quot;,&quot;id&quot;:&quot;7b1ca62f-9732-352e-83fd-328227941cd1&quot;,&quot;title&quot;:&quot;The effect of the Covid pandemic on stock market volatility: Separating initial impact from time-to-recovery&quot;,&quot;author&quot;:[{&quot;family&quot;:&quot;Zeng&quot;,&quot;given&quot;:&quot;Jin&quot;,&quot;parse-names&quot;:false,&quot;dropping-particle&quot;:&quot;&quot;,&quot;non-dropping-particle&quot;:&quot;&quot;},{&quot;family&quot;:&quot;Zhang&quot;,&quot;given&quot;:&quot;Yijia&quot;,&quot;parse-names&quot;:false,&quot;dropping-particle&quot;:&quot;&quot;,&quot;non-dropping-particle&quot;:&quot;&quot;},{&quot;family&quot;:&quot;Yin&quot;,&quot;given&quot;:&quot;Yun&quot;,&quot;parse-names&quot;:false,&quot;dropping-particle&quot;:&quot;&quot;,&quot;non-dropping-particle&quot;:&quot;&quot;},{&quot;family&quot;:&quot;Moffatt&quot;,&quot;given&quot;:&quot;Peter G&quot;,&quot;parse-names&quot;:false,&quot;dropping-particle&quot;:&quot;&quot;,&quot;non-dropping-particle&quot;:&quot;&quot;},{&quot;family&quot;:&quot;Zeng&quot;,&quot;given&quot;:&quot;Jin&quot;,&quot;parse-names&quot;:false,&quot;dropping-particle&quot;:&quot;&quot;,&quot;non-dropping-particle&quot;:&quot;&quot;},{&quot;family&quot;:&quot;Zhang&quot;,&quot;given&quot;:&quot;Yijia&quot;,&quot;parse-names&quot;:false,&quot;dropping-particle&quot;:&quot;&quot;,&quot;non-dropping-particle&quot;:&quot;&quot;},{&quot;family&quot;:&quot;Yin&quot;,&quot;given&quot;:&quot;Yun&quot;,&quot;parse-names&quot;:false,&quot;dropping-particle&quot;:&quot;&quot;,&quot;non-dropping-particle&quot;:&quot;&quot;},{&quot;family&quot;:&quot;Moffatt&quot;,&quot;given&quot;:&quot;Peter G&quot;,&quot;parse-names&quot;:false,&quot;dropping-particle&quot;:&quot;&quot;,&quot;non-dropping-particle&quot;:&quot;&quot;}],&quot;container-title&quot;:&quot;Data Science in Finance and Economics 2024 4:531&quot;,&quot;accessed&quot;:{&quot;date-parts&quot;:[[2026,7,4]]},&quot;DOI&quot;:&quot;10.3934/DSFE.2024022&quot;,&quot;ISSN&quot;:&quot;2769-2140&quot;,&quot;URL&quot;:&quot;http://www-1aimspress-1com-1gltygdvo09a5.erproxy.cvtisr.sk/article/doi/10.3934/DSFE.2024022&quot;,&quot;issued&quot;:{&quot;date-parts&quot;:[[2024]]},&quot;page&quot;:&quot;531-547&quot;,&quot;abstract&quot;:&quot;&lt;p&gt;We develop an extension to the GARCHX model - named GARCHX-NL - that captures a key stylized fact for stock market return data seen during the COVID-19 pandemic: an abrupt jump in volatility at the onset of the crisis, followed by a gradual return to its precrisis level. We apply the GARCHX-NL procedure to daily data on various major stock market indexes. The profile likelihood method is used for estimation. The model decomposes the overall impact of the crisis into two measures: the initial impact, and the \&quot;half-life\&quot; of the shock. We find a strong negative association between these two measures. Moreover, countries with low initial impact but a long half-life tend to be emerging markets, while those with high initial impact and short half-life tend to be developed economies with well-established stock-markets. We attribute these differences to differences in investors' sensitivity to adverse news, and to differences in the preparedness of stock markets to absorb the effects of crises such as the COVID-19 pandemic.&lt;/p&gt;&quot;,&quot;publisher&quot;:&quot;American Institute of Mathematical Sciences (AIMS)&quot;,&quot;issue&quot;:&quot;4&quot;,&quot;volume&quot;:&quot;4&quot;,&quot;container-title-short&quot;:&quot;&quot;},&quot;isTemporary&quot;:false},{&quot;id&quot;:&quot;427bceb3-3d90-3278-8d84-4291d183f003&quot;,&quot;itemData&quot;:{&quot;type&quot;:&quot;article-journal&quot;,&quot;id&quot;:&quot;427bceb3-3d90-3278-8d84-4291d183f003&quot;,&quot;title&quot;:&quot;Volatility in International Stock Markets: An Empirical Study during COVID-19&quot;,&quot;author&quot;:[{&quot;family&quot;:&quot;Chaudhary&quot;,&quot;given&quot;:&quot;Rashmi&quot;,&quot;parse-names&quot;:false,&quot;dropping-particle&quot;:&quot;&quot;,&quot;non-dropping-particle&quot;:&quot;&quot;},{&quot;family&quot;:&quot;Bakhshi&quot;,&quot;given&quot;:&quot;Priti&quot;,&quot;parse-names&quot;:false,&quot;dropping-particle&quot;:&quot;&quot;,&quot;non-dropping-particle&quot;:&quot;&quot;},{&quot;family&quot;:&quot;Gupta&quot;,&quot;given&quot;:&quot;Hemendra&quot;,&quot;parse-names&quot;:false,&quot;dropping-particle&quot;:&quot;&quot;,&quot;non-dropping-particle&quot;:&quot;&quot;}],&quot;container-title&quot;:&quot;Journal of Risk and Financial Management 2020, Vol. 13, Page 208&quot;,&quot;accessed&quot;:{&quot;date-parts&quot;:[[2026,7,4]]},&quot;DOI&quot;:&quot;10.3390/JRFM13090208&quot;,&quot;ISSN&quot;:&quot;1911-8074&quot;,&quot;URL&quot;:&quot;https://www-1mdpi-1com-1gltygdvo09a5.erproxy.cvtisr.sk/1911-8074/13/9/208/htm&quot;,&quot;issued&quot;:{&quot;date-parts&quot;:[[2020,9,12]]},&quot;page&quot;:&quot;208&quot;,&quot;abstract&quot;:&quot;Predicting volatility is a must in the finance domain. Estimations of volatility, along with the central tendency, permit us to evaluate the chances of getting a particular result. Financial analysts are frequently challenged with the assignment of diversifying assets in order to form efficient portfolios with a higher risk to reward ratio. The objective of this research is to analyze the influence of COVID-19 on the return and volatility of the stock market indices of the top 10 countries based on GDP using a widely applied econometric model—generalized autoregressive conditional heteroscedasticity (GARCH). For this purpose, the daily returns of market indices from January 2019 to June 2020 were taken into consideration. The results reveal daily negative mean returns for all market indices during the COVID period (January 2020 to June 2020). Though the second quarter of the COVID period reflects a bounce back for all market indices with altered strengths, the volatility remains higher than in normal periods, signaling a bearish tendency in the market. The COVID variable, as an exogenous variance regressor in GARCH modeling, is found to be positive and significant for all market indices. Furthermore, the results confirmed the mean-reverting process for all market indices.&quot;,&quot;publisher&quot;:&quot;Multidisciplinary Digital Publishing Institute&quot;,&quot;issue&quot;:&quot;9&quot;,&quot;volume&quot;:&quot;13&quot;,&quot;container-title-short&quot;:&quot;&quot;},&quot;isTemporary&quot;:false}]},{&quot;citationID&quot;:&quot;MENDELEY_CITATION_9011b21b-9da8-4855-8cba-64a7e1cb5ec3&quot;,&quot;properties&quot;:{&quot;noteIndex&quot;:0},&quot;isEdited&quot;:false,&quot;manualOverride&quot;:{&quot;isManuallyOverridden&quot;:false,&quot;citeprocText&quot;:&quot;(Aslam et al., 2021; Chandra and He, 2021; Chaudhary et al., 2020; Duttilo et al., 2021; Rashmi and Priti, 2022; Zeng et al., 2024)&quot;,&quot;manualOverrideText&quot;:&quot;&quot;},&quot;citationTag&quot;:&quot;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&quot;,&quot;citationItems&quot;:[{&quot;id&quot;:&quot;a10b6c7b-a695-3e5c-a5d5-0bf26d4178e3&quot;,&quot;itemData&quot;:{&quot;type&quot;:&quot;article-journal&quot;,&quot;id&quot;:&quot;a10b6c7b-a695-3e5c-a5d5-0bf26d4178e3&quot;,&quot;title&quot;:&quot;Bayesian neural networks for stock price forecasting before and during COVID-19 pandemic&quot;,&quot;groupId&quot;:&quot;6b0f6c4c-af15-3c2f-ae3d-3d6652b8fe29&quot;,&quot;author&quot;:[{&quot;family&quot;:&quot;Chandra&quot;,&quot;given&quot;:&quot;Rohitash&quot;,&quot;parse-names&quot;:false,&quot;dropping-particle&quot;:&quot;&quot;,&quot;non-dropping-particle&quot;:&quot;&quot;},{&quot;family&quot;:&quot;He&quot;,&quot;given&quot;:&quot;Yixuan&quot;,&quot;parse-names&quot;:false,&quot;dropping-particle&quot;:&quot;&quot;,&quot;non-dropping-particle&quot;:&quot;&quot;}],&quot;container-title&quot;:&quot;PLOS ONE&quot;,&quot;accessed&quot;:{&quot;date-parts&quot;:[[2026,7,3]]},&quot;DOI&quot;:&quot;10.1371/JOURNAL.PONE.0253217&quot;,&quot;ISBN&quot;:&quot;1111111111&quot;,&quot;ISSN&quot;:&quot;1932-6203&quot;,&quot;PMID&quot;:&quot;34197473&quot;,&quot;URL&quot;:&quot;https://journals.plos.org/plosone/article?id=10.1371/journal.pone.0253217&quot;,&quot;issued&quot;:{&quot;date-parts&quot;:[[2021,7,1]]},&quot;page&quot;:&quot;e0253217&quot;,&quot;abstract&quot;:&quot;Recently, there has been much attention in the use of machine learning methods, particularly deep learning for stock price prediction. A major limitation of conventional deep learning is uncertainty quantification in predictions which affect investor confidence. Bayesian neural networks feature Bayesian inference for providing inference (training) of model parameters that provides a rigorous methodology for uncertainty quantification in predictions. Markov Chain Monte Carlo (MCMC) sampling methods have been prominent in implementing inference of Bayesian neural networks; however certain limitations existed due to a large number of parameters and the need for better computational resources. Recently, there has been much progress in the area of Bayesian neural networks given the use of Langevin gradients with parallel tempering MCMC that can be implemented in a parallel computing environment. The COVID-19 pandemic had a drastic impact in the world economy and stock markets given different levels of lockdowns due to rise and fall of daily infections. It is important to investigate the performance of related forecasting models during the COVID-19 pandemic given the volatility in stock markets. In this paper, we use novel Bayesian neural networks for multi-step-ahead stock price forecasting before and during COVID-19. We also investigate if the pre-COVID-19 datasets are useful of modelling stock price forecasting during COVID-19. Our results indicate due to high volatility in the stock-price during COVID-19, it is more challenging to provide forecasting. However, we found that Bayesian neural networks could provide reasonable predictions with uncertainty quantification despite high market volatility during the first peak of the COVID-19 pandemic.&quot;,&quot;publisher&quot;:&quot;Public Library of Science&quot;,&quot;issue&quot;:&quot;7&quot;,&quot;volume&quot;:&quot;16&quot;,&quot;container-title-short&quot;:&quot;PLoS One&quot;},&quot;isTemporary&quot;:false},{&quot;id&quot;:&quot;b2331003-dd9d-346c-946e-e8022e52c449&quot;,&quot;itemData&quot;:{&quot;type&quot;:&quot;article-journal&quot;,&quot;id&quot;:&quot;b2331003-dd9d-346c-946e-e8022e52c449&quot;,&quot;title&quot;:&quot;Impact of COVID-19 on the Stock Market Performance of Global IT Sector&quot;,&quot;groupId&quot;:&quot;6b0f6c4c-af15-3c2f-ae3d-3d6652b8fe29&quot;,&quot;author&quot;:[{&quot;family&quot;:&quot;Rashmi&quot;,&quot;given&quot;:&quot;Chaudhary&quot;,&quot;parse-names&quot;:false,&quot;dropping-particle&quot;:&quot;&quot;,&quot;non-dropping-particle&quot;:&quot;&quot;},{&quot;family&quot;:&quot;Priti&quot;,&quot;given&quot;:&quot;Bakhshi&quot;,&quot;parse-names&quot;:false,&quot;dropping-particle&quot;:&quot;&quot;,&quot;non-dropping-particle&quot;:&quot;&quot;}],&quot;container-title&quot;:&quot;The Journal of Asian Finance, Economics and Business&quot;,&quot;accessed&quot;:{&quot;date-parts&quot;:[[2026,7,3]]},&quot;DOI&quot;:&quot;10.13106/JAFEB.2022.VOL9.NO3.0217&quot;,&quot;ISSN&quot;:&quot;2288-4637&quot;,&quot;issued&quot;:{&quot;date-parts&quot;:[[2022]]},&quot;page&quot;:&quot;217-227&quot;,&quot;abstract&quot;:&quot;Predicting return and volatility in the global Capital Market during a pandemic is challenging, and it is more difficult for a specific sector, particularly if that sector has a positive outlook. The goal of this research is to look at the impact of COVID-19 on the mean and volatility of the Information Technology Indexes of the best nine technology-driven countries based on return performance using an econometric GARCH model that is widely used. The daily returns of information technology indexes are evaluated for the same from November 2018 to February 2021. Data is taken from Yahoo Finance for CAC Tech (France), DAX Tech (Germany), FTSE All Tech (UK), KOPSI 200 IT (Korea), NIFTY IT (India), S&amp;P 500 IT (US), S&amp;P TSX (Canada), SSE_IT (China) and TOPIX17 (Japan). The results show daily positive mean returns for 8 countries' IT Indices and further, an uptrend in mean daily returns is observed in the crisis period for 6 countries' IT Indices. The exogenous variable COVID-19 which was taken as a regressor for the GARCH model was found to be positively significant for IT indices of all the countries. The overall results confirm the presence of the mean-reverting phenomenon for IT indices of all the countries.&quot;,&quot;publisher&quot;:&quot;KODISA Foundation&quot;,&quot;issue&quot;:&quot;3&quot;,&quot;volume&quot;:&quot;9&quot;,&quot;container-title-short&quot;:&quot;&quot;},&quot;isTemporary&quot;:false},{&quot;id&quot;:&quot;7b1ca62f-9732-352e-83fd-328227941cd1&quot;,&quot;itemData&quot;:{&quot;type&quot;:&quot;article-journal&quot;,&quot;id&quot;:&quot;7b1ca62f-9732-352e-83fd-328227941cd1&quot;,&quot;title&quot;:&quot;The effect of the Covid pandemic on stock market volatility: Separating initial impact from time-to-recovery&quot;,&quot;author&quot;:[{&quot;family&quot;:&quot;Zeng&quot;,&quot;given&quot;:&quot;Jin&quot;,&quot;parse-names&quot;:false,&quot;dropping-particle&quot;:&quot;&quot;,&quot;non-dropping-particle&quot;:&quot;&quot;},{&quot;family&quot;:&quot;Zhang&quot;,&quot;given&quot;:&quot;Yijia&quot;,&quot;parse-names&quot;:false,&quot;dropping-particle&quot;:&quot;&quot;,&quot;non-dropping-particle&quot;:&quot;&quot;},{&quot;family&quot;:&quot;Yin&quot;,&quot;given&quot;:&quot;Yun&quot;,&quot;parse-names&quot;:false,&quot;dropping-particle&quot;:&quot;&quot;,&quot;non-dropping-particle&quot;:&quot;&quot;},{&quot;family&quot;:&quot;Moffatt&quot;,&quot;given&quot;:&quot;Peter G&quot;,&quot;parse-names&quot;:false,&quot;dropping-particle&quot;:&quot;&quot;,&quot;non-dropping-particle&quot;:&quot;&quot;},{&quot;family&quot;:&quot;Zeng&quot;,&quot;given&quot;:&quot;Jin&quot;,&quot;parse-names&quot;:false,&quot;dropping-particle&quot;:&quot;&quot;,&quot;non-dropping-particle&quot;:&quot;&quot;},{&quot;family&quot;:&quot;Zhang&quot;,&quot;given&quot;:&quot;Yijia&quot;,&quot;parse-names&quot;:false,&quot;dropping-particle&quot;:&quot;&quot;,&quot;non-dropping-particle&quot;:&quot;&quot;},{&quot;family&quot;:&quot;Yin&quot;,&quot;given&quot;:&quot;Yun&quot;,&quot;parse-names&quot;:false,&quot;dropping-particle&quot;:&quot;&quot;,&quot;non-dropping-particle&quot;:&quot;&quot;},{&quot;family&quot;:&quot;Moffatt&quot;,&quot;given&quot;:&quot;Peter G&quot;,&quot;parse-names&quot;:false,&quot;dropping-particle&quot;:&quot;&quot;,&quot;non-dropping-particle&quot;:&quot;&quot;}],&quot;container-title&quot;:&quot;Data Science in Finance and Economics 2024 4:531&quot;,&quot;accessed&quot;:{&quot;date-parts&quot;:[[2026,7,4]]},&quot;DOI&quot;:&quot;10.3934/DSFE.2024022&quot;,&quot;ISSN&quot;:&quot;2769-2140&quot;,&quot;URL&quot;:&quot;http://www-1aimspress-1com-1gltygdvo09a5.erproxy.cvtisr.sk/article/doi/10.3934/DSFE.2024022&quot;,&quot;issued&quot;:{&quot;date-parts&quot;:[[2024]]},&quot;page&quot;:&quot;531-547&quot;,&quot;abstract&quot;:&quot;&lt;p&gt;We develop an extension to the GARCHX model - named GARCHX-NL - that captures a key stylized fact for stock market return data seen during the COVID-19 pandemic: an abrupt jump in volatility at the onset of the crisis, followed by a gradual return to its precrisis level. We apply the GARCHX-NL procedure to daily data on various major stock market indexes. The profile likelihood method is used for estimation. The model decomposes the overall impact of the crisis into two measures: the initial impact, and the \&quot;half-life\&quot; of the shock. We find a strong negative association between these two measures. Moreover, countries with low initial impact but a long half-life tend to be emerging markets, while those with high initial impact and short half-life tend to be developed economies with well-established stock-markets. We attribute these differences to differences in investors' sensitivity to adverse news, and to differences in the preparedness of stock markets to absorb the effects of crises such as the COVID-19 pandemic.&lt;/p&gt;&quot;,&quot;publisher&quot;:&quot;American Institute of Mathematical Sciences (AIMS)&quot;,&quot;issue&quot;:&quot;4&quot;,&quot;volume&quot;:&quot;4&quot;,&quot;container-title-short&quot;:&quot;&quot;},&quot;isTemporary&quot;:false},{&quot;id&quot;:&quot;b7bc5ec2-2e5e-304e-964a-6f9bf4ac699a&quot;,&quot;itemData&quot;:{&quot;type&quot;:&quot;article-journal&quot;,&quot;id&quot;:&quot;b7bc5ec2-2e5e-304e-964a-6f9bf4ac699a&quot;,&quot;title&quot;:&quot;Intraday Volatility Spillovers among European Financial Markets during COVID-19&quot;,&quot;author&quot;:[{&quot;family&quot;:&quot;Aslam&quot;,&quot;given&quot;:&quot;Faheem&quot;,&quot;parse-names&quot;:false,&quot;dropping-particle&quot;:&quot;&quot;,&quot;non-dropping-particle&quot;:&quot;&quot;},{&quot;family&quot;:&quot;Ferreira&quot;,&quot;given&quot;:&quot;Paulo&quot;,&quot;parse-names&quot;:false,&quot;dropping-particle&quot;:&quot;&quot;,&quot;non-dropping-particle&quot;:&quot;&quot;},{&quot;family&quot;:&quot;Mughal&quot;,&quot;given&quot;:&quot;Khurrum Shahzad&quot;,&quot;parse-names&quot;:false,&quot;dropping-particle&quot;:&quot;&quot;,&quot;non-dropping-particle&quot;:&quot;&quot;},{&quot;family&quot;:&quot;Bashir&quot;,&quot;given&quot;:&quot;Beenish&quot;,&quot;parse-names&quot;:false,&quot;dropping-particle&quot;:&quot;&quot;,&quot;non-dropping-particle&quot;:&quot;&quot;}],&quot;container-title&quot;:&quot;International Journal of Financial Studies 2021, Vol. 9, Page 5&quot;,&quot;accessed&quot;:{&quot;date-parts&quot;:[[2026,7,3]]},&quot;DOI&quot;:&quot;10.3390/IJFS9010005&quot;,&quot;ISSN&quot;:&quot;2227-7072&quot;,&quot;URL&quot;:&quot;https://www.mdpi.com/2227-7072/9/1/5/htm&quot;,&quot;issued&quot;:{&quot;date-parts&quot;:[[2021,1,5]]},&quot;page&quot;:&quot;5&quot;,&quot;abstract&quot;:&quot;During crises, stock market volatility generally rises sharply, and as consequence, spillovers are identified across markets. This study estimates the volatility spillover among twelve European stock markets representing all four regions of Europe. The data consists of 10,990 intraday observations from 2 December 2019 to 29 May 2020. Using the methodology of Diebold and Yilmaz, we use static and rolling windows to characterize five-minute volatility spillovers. Our results show that 77.80% of intraday volatility forecast error variance in twelve European markets comes from spillovers. Furthermore, the highest gross directional volatility spillovers are found in Sweden and the Netherlands, while the minimum spillovers to other stock markets are observed in the stock markets of Poland and Ireland. However, German and Dutch markets transmit the highest net directional volatility spillovers. Splitting the whole sample in pre- and post-pandemic declaration (11 March 2020) we find more stable spillovers in the latter. The findings reveal important information about European stock market interdependence during COVID-19, which will be beneficial to both policy-makers and practitioners.&quot;,&quot;publisher&quot;:&quot;Multidisciplinary Digital Publishing Institute&quot;,&quot;issue&quot;:&quot;1&quot;,&quot;volume&quot;:&quot;9&quot;,&quot;container-title-short&quot;:&quot;&quot;},&quot;isTemporary&quot;:false},{&quot;id&quot;:&quot;427bceb3-3d90-3278-8d84-4291d183f003&quot;,&quot;itemData&quot;:{&quot;type&quot;:&quot;article-journal&quot;,&quot;id&quot;:&quot;427bceb3-3d90-3278-8d84-4291d183f003&quot;,&quot;title&quot;:&quot;Volatility in International Stock Markets: An Empirical Study during COVID-19&quot;,&quot;author&quot;:[{&quot;family&quot;:&quot;Chaudhary&quot;,&quot;given&quot;:&quot;Rashmi&quot;,&quot;parse-names&quot;:false,&quot;dropping-particle&quot;:&quot;&quot;,&quot;non-dropping-particle&quot;:&quot;&quot;},{&quot;family&quot;:&quot;Bakhshi&quot;,&quot;given&quot;:&quot;Priti&quot;,&quot;parse-names&quot;:false,&quot;dropping-particle&quot;:&quot;&quot;,&quot;non-dropping-particle&quot;:&quot;&quot;},{&quot;family&quot;:&quot;Gupta&quot;,&quot;given&quot;:&quot;Hemendra&quot;,&quot;parse-names&quot;:false,&quot;dropping-particle&quot;:&quot;&quot;,&quot;non-dropping-particle&quot;:&quot;&quot;}],&quot;container-title&quot;:&quot;Journal of Risk and Financial Management 2020, Vol. 13, Page 208&quot;,&quot;accessed&quot;:{&quot;date-parts&quot;:[[2026,7,4]]},&quot;DOI&quot;:&quot;10.3390/JRFM13090208&quot;,&quot;ISSN&quot;:&quot;1911-8074&quot;,&quot;URL&quot;:&quot;https://www-1mdpi-1com-1gltygdvo09a5.erproxy.cvtisr.sk/1911-8074/13/9/208/htm&quot;,&quot;issued&quot;:{&quot;date-parts&quot;:[[2020,9,12]]},&quot;page&quot;:&quot;208&quot;,&quot;abstract&quot;:&quot;Predicting volatility is a must in the finance domain. Estimations of volatility, along with the central tendency, permit us to evaluate the chances of getting a particular result. Financial analysts are frequently challenged with the assignment of diversifying assets in order to form efficient portfolios with a higher risk to reward ratio. The objective of this research is to analyze the influence of COVID-19 on the return and volatility of the stock market indices of the top 10 countries based on GDP using a widely applied econometric model—generalized autoregressive conditional heteroscedasticity (GARCH). For this purpose, the daily returns of market indices from January 2019 to June 2020 were taken into consideration. The results reveal daily negative mean returns for all market indices during the COVID period (January 2020 to June 2020). Though the second quarter of the COVID period reflects a bounce back for all market indices with altered strengths, the volatility remains higher than in normal periods, signaling a bearish tendency in the market. The COVID variable, as an exogenous variance regressor in GARCH modeling, is found to be positive and significant for all market indices. Furthermore, the results confirmed the mean-reverting process for all market indices.&quot;,&quot;publisher&quot;:&quot;Multidisciplinary Digital Publishing Institute&quot;,&quot;issue&quot;:&quot;9&quot;,&quot;volume&quot;:&quot;13&quot;,&quot;container-title-short&quot;:&quot;&quot;},&quot;isTemporary&quot;:false},{&quot;id&quot;:&quot;eac319b5-6d76-312f-a5aa-9dfee127ac22&quot;,&quot;itemData&quot;:{&quot;type&quot;:&quot;article-journal&quot;,&quot;id&quot;:&quot;eac319b5-6d76-312f-a5aa-9dfee127ac22&quot;,&quot;title&quot;:&quot;Volatility Modeling: An Overview of Equity Markets in the Euro Area during COVID-19 Pandemic&quot;,&quot;author&quot;:[{&quot;family&quot;:&quot;Duttilo&quot;,&quot;given&quot;:&quot;Pierdomenico&quot;,&quot;parse-names&quot;:false,&quot;dropping-particle&quot;:&quot;&quot;,&quot;non-dropping-particle&quot;:&quot;&quot;},{&quot;family&quot;:&quot;Antonio Gattone&quot;,&quot;given&quot;:&quot;Stefano&quot;,&quot;parse-names&quot;:false,&quot;dropping-particle&quot;:&quot;&quot;,&quot;non-dropping-particle&quot;:&quot;&quot;},{&quot;family&quot;:&quot;Battista&quot;,&quot;given&quot;:&quot;Tonio&quot;,&quot;parse-names&quot;:false,&quot;dropping-particle&quot;:&quot;&quot;,&quot;non-dropping-particle&quot;:&quot;Di&quot;},{&quot;family&quot;:&quot;Alberto Ferreira&quot;,&quot;given&quot;:&quot;Manuel M&quot;,&quot;parse-names&quot;:false,&quot;dropping-particle&quot;:&quot;&quot;,&quot;non-dropping-particle&quot;:&quot;&quot;},{&quot;family&quot;:&quot;Carfì&quot;,&quot;given&quot;:&quot;David&quot;,&quot;parse-names&quot;:false,&quot;dropping-particle&quot;:&quot;&quot;,&quot;non-dropping-particle&quot;:&quot;&quot;}],&quot;container-title&quot;:&quot;Mathematics 2021, Vol. 9, Page 1212&quot;,&quot;accessed&quot;:{&quot;date-parts&quot;:[[2026,7,6]]},&quot;DOI&quot;:&quot;10.3390/MATH9111212&quot;,&quot;ISSN&quot;:&quot;2227-7390&quot;,&quot;URL&quot;:&quot;https://www-1mdpi-1com-1gltygdvo0a71.erproxy.cvtisr.sk/2227-7390/9/11/1212/htm&quot;,&quot;issued&quot;:{&quot;date-parts&quot;:[[2021,5,27]]},&quot;page&quot;:&quot;1212&quot;,&quot;abstract&quot;:&quot;Volatility is the most widespread measure of risk. Volatility modeling allows investors to capture potential losses and investment opportunities. This work aims to examine the impact of the two waves of COVID-19 infections on the return and volatility of the stock market indices of the euro area countries. The study also focuses on other important aspects such as time-varying risk premium and leverage effect. This investigation employed the Threshold GARCH(1,1)-in-Mean model with exogenous dummy variables. Daily returns of the euro area stock markets indices from 4 January 2016 to 31 December 2020 has been used for the analysis. The results reveal that euro area stock markets respond differently to the COVID-19 pandemic. Specifically, the first wave of COVID-19 infections had a notable impact on stock market volatility of euro area countries with middle-large financial centres while the second wave had a significant impact only on stock market volatility of Belgium.&quot;,&quot;publisher&quot;:&quot;Multidisciplinary Digital Publishing Institute&quot;,&quot;issue&quot;:&quot;11&quot;,&quot;volume&quot;:&quot;9&quot;},&quot;isTemporary&quot;:false}]},{&quot;citationID&quot;:&quot;MENDELEY_CITATION_e7c2626c-f1a9-48ec-a579-ef29b5baae68&quot;,&quot;properties&quot;:{&quot;noteIndex&quot;:0},&quot;isEdited&quot;:false,&quot;manualOverride&quot;:{&quot;isManuallyOverridden&quot;:false,&quot;citeprocText&quot;:&quot;(Duttilo et al., 2021)&quot;,&quot;manualOverrideText&quot;:&quot;&quot;},&quot;citationTag&quot;:&quot;MENDELEY_CITATION_v3_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&quot;,&quot;citationItems&quot;:[{&quot;id&quot;:&quot;eac319b5-6d76-312f-a5aa-9dfee127ac22&quot;,&quot;itemData&quot;:{&quot;type&quot;:&quot;article-journal&quot;,&quot;id&quot;:&quot;eac319b5-6d76-312f-a5aa-9dfee127ac22&quot;,&quot;title&quot;:&quot;Volatility Modeling: An Overview of Equity Markets in the Euro Area during COVID-19 Pandemic&quot;,&quot;author&quot;:[{&quot;family&quot;:&quot;Duttilo&quot;,&quot;given&quot;:&quot;Pierdomenico&quot;,&quot;parse-names&quot;:false,&quot;dropping-particle&quot;:&quot;&quot;,&quot;non-dropping-particle&quot;:&quot;&quot;},{&quot;family&quot;:&quot;Antonio Gattone&quot;,&quot;given&quot;:&quot;Stefano&quot;,&quot;parse-names&quot;:false,&quot;dropping-particle&quot;:&quot;&quot;,&quot;non-dropping-particle&quot;:&quot;&quot;},{&quot;family&quot;:&quot;Battista&quot;,&quot;given&quot;:&quot;Tonio&quot;,&quot;parse-names&quot;:false,&quot;dropping-particle&quot;:&quot;&quot;,&quot;non-dropping-particle&quot;:&quot;Di&quot;},{&quot;family&quot;:&quot;Alberto Ferreira&quot;,&quot;given&quot;:&quot;Manuel M&quot;,&quot;parse-names&quot;:false,&quot;dropping-particle&quot;:&quot;&quot;,&quot;non-dropping-particle&quot;:&quot;&quot;},{&quot;family&quot;:&quot;Carfì&quot;,&quot;given&quot;:&quot;David&quot;,&quot;parse-names&quot;:false,&quot;dropping-particle&quot;:&quot;&quot;,&quot;non-dropping-particle&quot;:&quot;&quot;}],&quot;container-title&quot;:&quot;Mathematics 2021, Vol. 9, Page 1212&quot;,&quot;accessed&quot;:{&quot;date-parts&quot;:[[2026,7,6]]},&quot;DOI&quot;:&quot;10.3390/MATH9111212&quot;,&quot;ISSN&quot;:&quot;2227-7390&quot;,&quot;URL&quot;:&quot;https://www-1mdpi-1com-1gltygdvo0a71.erproxy.cvtisr.sk/2227-7390/9/11/1212/htm&quot;,&quot;issued&quot;:{&quot;date-parts&quot;:[[2021,5,27]]},&quot;page&quot;:&quot;1212&quot;,&quot;abstract&quot;:&quot;Volatility is the most widespread measure of risk. Volatility modeling allows investors to capture potential losses and investment opportunities. This work aims to examine the impact of the two waves of COVID-19 infections on the return and volatility of the stock market indices of the euro area countries. The study also focuses on other important aspects such as time-varying risk premium and leverage effect. This investigation employed the Threshold GARCH(1,1)-in-Mean model with exogenous dummy variables. Daily returns of the euro area stock markets indices from 4 January 2016 to 31 December 2020 has been used for the analysis. The results reveal that euro area stock markets respond differently to the COVID-19 pandemic. Specifically, the first wave of COVID-19 infections had a notable impact on stock market volatility of euro area countries with middle-large financial centres while the second wave had a significant impact only on stock market volatility of Belgium.&quot;,&quot;publisher&quot;:&quot;Multidisciplinary Digital Publishing Institute&quot;,&quot;issue&quot;:&quot;11&quot;,&quot;volume&quot;:&quot;9&quot;,&quot;container-title-short&quot;:&quot;&quot;},&quot;isTemporary&quot;:false}]},{&quot;citationID&quot;:&quot;MENDELEY_CITATION_42ce8b87-9a50-4b4e-b9a3-5131cd5d3aee&quot;,&quot;properties&quot;:{&quot;noteIndex&quot;:0},&quot;isEdited&quot;:false,&quot;manualOverride&quot;:{&quot;isManuallyOverridden&quot;:false,&quot;citeprocText&quot;:&quot;(Bouteska et al., 2023; Deev and Plíhal, 2022; Mishra et al., 2024; Zeng et al., 2024)&quot;,&quot;manualOverrideText&quot;:&quot;&quot;},&quot;citationTag&quot;:&quot;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&quot;,&quot;citationItems&quot;:[{&quot;id&quot;:&quot;177281ab-5e82-3aaa-bf29-6721eba60c65&quot;,&quot;itemData&quot;:{&quot;type&quot;:&quot;article-journal&quot;,&quot;id&quot;:&quot;177281ab-5e82-3aaa-bf29-6721eba60c65&quot;,&quot;title&quot;:&quot;Revisiting overconfidence in investment decision-making: Further evidence from the U.S. market&quot;,&quot;groupId&quot;:&quot;6b0f6c4c-af15-3c2f-ae3d-3d6652b8fe29&quot;,&quot;author&quot;:[{&quot;family&quot;:&quot;Bouteska&quot;,&quot;given&quot;:&quot;Ahmed&quot;,&quot;parse-names&quot;:false,&quot;dropping-particle&quot;:&quot;&quot;,&quot;non-dropping-particle&quot;:&quot;&quot;},{&quot;family&quot;:&quot;Harasheh&quot;,&quot;given&quot;:&quot;Murad&quot;,&quot;parse-names&quot;:false,&quot;dropping-particle&quot;:&quot;&quot;,&quot;non-dropping-particle&quot;:&quot;&quot;},{&quot;family&quot;:&quot;Abedin&quot;,&quot;given&quot;:&quot;Mohammad Zoynul&quot;,&quot;parse-names&quot;:false,&quot;dropping-particle&quot;:&quot;&quot;,&quot;non-dropping-particle&quot;:&quot;&quot;}],&quot;container-title&quot;:&quot;Research in International Business and Finance&quot;,&quot;accessed&quot;:{&quot;date-parts&quot;:[[2026,7,3]]},&quot;DOI&quot;:&quot;10.1016/J.RIBAF.2023.102028&quot;,&quot;ISSN&quot;:&quot;0275-5319&quot;,&quot;URL&quot;:&quot;https://www-1sciencedirect-1com-1gltygdvo090d.erproxy.cvtisr.sk/science/article/pii/S027553192300154X?pes=vor&amp;utm_source=clarivate&amp;getft_integrator=clarivate&quot;,&quot;issued&quot;:{&quot;date-parts&quot;:[[2023,10,1]]},&quot;page&quot;:&quot;102028&quot;,&quot;abstract&quot;:&quot;Investor overconfidence leads to excessive trading due to positive returns, causing inefficiencies in stock markets. Using a novel methodology, we build on the previous literature by investigating the existence of overconfidence by studying the causal relationship between return and trading volume covering the COVID-19 period. We implement a nonlinear approach to Granger causality based on multilayer feedforward neural networks on daily returns and trading volumes from 2016 to 2021, covering 1424 daily observations of the S&amp;P 500 index. The results provide evidence of overconfidence among investors. Such behavior may be linked to the increase in the number of investors. However, there is a decline in the rate of returns during the study period, implying uncertainty caused by the COVID-19 pandemic.&quot;,&quot;publisher&quot;:&quot;Elsevier&quot;,&quot;volume&quot;:&quot;66&quot;,&quot;container-title-short&quot;:&quot;Res. Int. Bus. Finance&quot;},&quot;isTemporary&quot;:false},{&quot;id&quot;:&quot;c0142cde-a849-301d-84df-c9a8eb2a5dce&quot;,&quot;itemData&quot;:{&quot;type&quot;:&quot;article-journal&quot;,&quot;id&quot;:&quot;c0142cde-a849-301d-84df-c9a8eb2a5dce&quot;,&quot;title&quot;:&quot;How to calm down the markets? The effects of COVID-19 economic policy responses on financial market uncertainty&quot;,&quot;groupId&quot;:&quot;6b0f6c4c-af15-3c2f-ae3d-3d6652b8fe29&quot;,&quot;author&quot;:[{&quot;family&quot;:&quot;Deev&quot;,&quot;given&quot;:&quot;Oleg&quot;,&quot;parse-names&quot;:false,&quot;dropping-particle&quot;:&quot;&quot;,&quot;non-dropping-particle&quot;:&quot;&quot;},{&quot;family&quot;:&quot;Plíhal&quot;,&quot;given&quot;:&quot;Tomáš&quot;,&quot;parse-names&quot;:false,&quot;dropping-particle&quot;:&quot;&quot;,&quot;non-dropping-particle&quot;:&quot;&quot;}],&quot;container-title&quot;:&quot;Research in International Business and Finance&quot;,&quot;accessed&quot;:{&quot;date-parts&quot;:[[2026,7,4]]},&quot;DOI&quot;:&quot;10.1016/J.RIBAF.2022.101613&quot;,&quot;ISSN&quot;:&quot;0275-5319&quot;,&quot;URL&quot;:&quot;https://www-1sciencedirect-1com-1gltygdvo09a5.erproxy.cvtisr.sk/science/article/pii/S0275531922000010?pes=vor&amp;utm_source=clarivate&amp;getft_integrator=clarivate&quot;,&quot;issued&quot;:{&quot;date-parts&quot;:[[2022,4,1]]},&quot;page&quot;:&quot;101613&quot;,&quot;abstract&quot;:&quot;Financial markets during the COVID-19 pandemic are characterized by a prolonged period of increased uncertainty. In this paper, we analyse how the announcements of policy interventions and responses, to buffer short-term economic impact of the pandemic and offset financial turmoil, have affected the level of realized volatility in 23 countries. Under the augmented heterogeneous autoregressive model framework, we show that the international calming effect of COVID-19 economic policy actions originates from the US macroprudential policy announcements.&quot;,&quot;publisher&quot;:&quot;Elsevier&quot;,&quot;volume&quot;:&quot;60&quot;,&quot;container-title-short&quot;:&quot;Res. Int. Bus. Finance&quot;},&quot;isTemporary&quot;:false},{&quot;id&quot;:&quot;2cf4475f-be1d-3f3e-9872-a4119d35960d&quot;,&quot;itemData&quot;:{&quot;type&quot;:&quot;article-journal&quot;,&quot;id&quot;:&quot;2cf4475f-be1d-3f3e-9872-a4119d35960d&quot;,&quot;title&quot;:&quot;Volatility forecasting and assessing risk of financial markets using multi-transformer neural network based architecture&quot;,&quot;groupId&quot;:&quot;6b0f6c4c-af15-3c2f-ae3d-3d6652b8fe29&quot;,&quot;author&quot;:[{&quot;family&quot;:&quot;Mishra&quot;,&quot;given&quot;:&quot;Aswini Kumar&quot;,&quot;parse-names&quot;:false,&quot;dropping-particle&quot;:&quot;&quot;,&quot;non-dropping-particle&quot;:&quot;&quot;},{&quot;family&quot;:&quot;Renganathan&quot;,&quot;given&quot;:&quot;Jayashree&quot;,&quot;parse-names&quot;:false,&quot;dropping-particle&quot;:&quot;&quot;,&quot;non-dropping-particle&quot;:&quot;&quot;},{&quot;family&quot;:&quot;Gupta&quot;,&quot;given&quot;:&quot;Aaryaman&quot;,&quot;parse-names&quot;:false,&quot;dropping-particle&quot;:&quot;&quot;,&quot;non-dropping-particle&quot;:&quot;&quot;}],&quot;container-title&quot;:&quot;Engineering Applications of Artificial Intelligence&quot;,&quot;accessed&quot;:{&quot;date-parts&quot;:[[2026,7,3]]},&quot;DOI&quot;:&quot;10.1016/J.ENGAPPAI.2024.108223&quot;,&quot;ISSN&quot;:&quot;0952-1976&quot;,&quot;URL&quot;:&quot;https://www-1sciencedirect-1com-1gltygdvo090d.erproxy.cvtisr.sk/science/article/pii/S0952197624003816?pes=vor&amp;utm_source=clarivate&amp;getft_integrator=clarivate&quot;,&quot;issued&quot;:{&quot;date-parts&quot;:[[2024,7,1]]},&quot;page&quot;:&quot;108223&quot;,&quot;abstract&quot;:&quot;This research introduces a more reliable model for predicting market volatility. The model incorporates Transformer and Multi-transformer layers with the GARCH and LSTM models and compares their performance to classic GARCH-type models. Euro-US Dollar FX Spot Rate (EURO-USD), Australian-US Dollar FX Spot Rate (AUD-USD), S&amp;P 500 Index, FTSE 100 Index, Reliance Industries Ltd., and Samsung Electronics Co Ltd. are analyzed. The timeframe examined is January 2005 to December 2021, with training from 2005 to 2016 and testing from 2017 to 2021. Empirical evidence suggests that hybrid Neural-network models, notably Transformer-based models, outperform individual transformers, deep learning, neural networks, and traditional GARCH-type models, even in unpredictable conditions like the COVID-19 pandemic. Within the hybrid Neural-network models, MT-GARCH and MTL-GARCH showed lower validation error (RMSE) than the other models, showing that the bagging mechanism added to the attention mechanism of the Multi-Transformer architecture helped to lower the error in the variance in the noisy data of the daily returns of the assets, reducing the RMSE of the hybrid multi-Transformer models. In addition, three to four of the five hybrid neural-network models showed appropriate risk estimates for the entire test period, as observed from the Christoffersen test. Moreover, the lengthy sample period helps test whether hybrid models perform better than classic GARCH-type models in volatile conditions like the COVID-19 pandemic.&quot;,&quot;publisher&quot;:&quot;Pergamon&quot;,&quot;volume&quot;:&quot;133&quot;,&quot;container-title-short&quot;:&quot;Eng. Appl. Artif. Intell.&quot;},&quot;isTemporary&quot;:false},{&quot;id&quot;:&quot;7b1ca62f-9732-352e-83fd-328227941cd1&quot;,&quot;itemData&quot;:{&quot;type&quot;:&quot;article-journal&quot;,&quot;id&quot;:&quot;7b1ca62f-9732-352e-83fd-328227941cd1&quot;,&quot;title&quot;:&quot;The effect of the Covid pandemic on stock market volatility: Separating initial impact from time-to-recovery&quot;,&quot;author&quot;:[{&quot;family&quot;:&quot;Zeng&quot;,&quot;given&quot;:&quot;Jin&quot;,&quot;parse-names&quot;:false,&quot;dropping-particle&quot;:&quot;&quot;,&quot;non-dropping-particle&quot;:&quot;&quot;},{&quot;family&quot;:&quot;Zhang&quot;,&quot;given&quot;:&quot;Yijia&quot;,&quot;parse-names&quot;:false,&quot;dropping-particle&quot;:&quot;&quot;,&quot;non-dropping-particle&quot;:&quot;&quot;},{&quot;family&quot;:&quot;Yin&quot;,&quot;given&quot;:&quot;Yun&quot;,&quot;parse-names&quot;:false,&quot;dropping-particle&quot;:&quot;&quot;,&quot;non-dropping-particle&quot;:&quot;&quot;},{&quot;family&quot;:&quot;Moffatt&quot;,&quot;given&quot;:&quot;Peter G&quot;,&quot;parse-names&quot;:false,&quot;dropping-particle&quot;:&quot;&quot;,&quot;non-dropping-particle&quot;:&quot;&quot;},{&quot;family&quot;:&quot;Zeng&quot;,&quot;given&quot;:&quot;Jin&quot;,&quot;parse-names&quot;:false,&quot;dropping-particle&quot;:&quot;&quot;,&quot;non-dropping-particle&quot;:&quot;&quot;},{&quot;family&quot;:&quot;Zhang&quot;,&quot;given&quot;:&quot;Yijia&quot;,&quot;parse-names&quot;:false,&quot;dropping-particle&quot;:&quot;&quot;,&quot;non-dropping-particle&quot;:&quot;&quot;},{&quot;family&quot;:&quot;Yin&quot;,&quot;given&quot;:&quot;Yun&quot;,&quot;parse-names&quot;:false,&quot;dropping-particle&quot;:&quot;&quot;,&quot;non-dropping-particle&quot;:&quot;&quot;},{&quot;family&quot;:&quot;Moffatt&quot;,&quot;given&quot;:&quot;Peter G&quot;,&quot;parse-names&quot;:false,&quot;dropping-particle&quot;:&quot;&quot;,&quot;non-dropping-particle&quot;:&quot;&quot;}],&quot;container-title&quot;:&quot;Data Science in Finance and Economics 2024 4:531&quot;,&quot;accessed&quot;:{&quot;date-parts&quot;:[[2026,7,4]]},&quot;DOI&quot;:&quot;10.3934/DSFE.2024022&quot;,&quot;ISSN&quot;:&quot;2769-2140&quot;,&quot;URL&quot;:&quot;http://www-1aimspress-1com-1gltygdvo09a5.erproxy.cvtisr.sk/article/doi/10.3934/DSFE.2024022&quot;,&quot;issued&quot;:{&quot;date-parts&quot;:[[2024]]},&quot;page&quot;:&quot;531-547&quot;,&quot;abstract&quot;:&quot;&lt;p&gt;We develop an extension to the GARCHX model - named GARCHX-NL - that captures a key stylized fact for stock market return data seen during the COVID-19 pandemic: an abrupt jump in volatility at the onset of the crisis, followed by a gradual return to its precrisis level. We apply the GARCHX-NL procedure to daily data on various major stock market indexes. The profile likelihood method is used for estimation. The model decomposes the overall impact of the crisis into two measures: the initial impact, and the \&quot;half-life\&quot; of the shock. We find a strong negative association between these two measures. Moreover, countries with low initial impact but a long half-life tend to be emerging markets, while those with high initial impact and short half-life tend to be developed economies with well-established stock-markets. We attribute these differences to differences in investors' sensitivity to adverse news, and to differences in the preparedness of stock markets to absorb the effects of crises such as the COVID-19 pandemic.&lt;/p&gt;&quot;,&quot;publisher&quot;:&quot;American Institute of Mathematical Sciences (AIMS)&quot;,&quot;issue&quot;:&quot;4&quot;,&quot;volume&quot;:&quot;4&quot;,&quot;container-title-short&quot;:&quot;&quot;},&quot;isTemporary&quot;:false}]},{&quot;citationID&quot;:&quot;MENDELEY_CITATION_ab2e0efd-781e-48c1-bafe-1df29f058b1f&quot;,&quot;properties&quot;:{&quot;noteIndex&quot;:0},&quot;isEdited&quot;:false,&quot;manualOverride&quot;:{&quot;isManuallyOverridden&quot;:false,&quot;citeprocText&quot;:&quot;(Sanz-Martín et al., 2025)&quot;,&quot;manualOverrideText&quot;:&quot;&quot;},&quot;citationTag&quot;:&quot;MENDELEY_CITATION_v3_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&quot;,&quot;citationItems&quot;:[{&quot;id&quot;:&quot;a1625a73-95b7-3696-a401-ee066354274c&quot;,&quot;itemData&quot;:{&quot;type&quot;:&quot;article-journal&quot;,&quot;id&quot;:&quot;a1625a73-95b7-3696-a401-ee066354274c&quot;,&quot;title&quot;:&quot;Global Sustainability Retrospective on the importance of sustainability in investor thinking before and after the COVID-19 syndemic&quot;,&quot;groupId&quot;:&quot;6b0f6c4c-af15-3c2f-ae3d-3d6652b8fe29&quot;,&quot;author&quot;:[{&quot;family&quot;:&quot;Sanz-Martín&quot;,&quot;given&quot;:&quot;L&quot;,&quot;parse-names&quot;:false,&quot;dropping-particle&quot;:&quot;&quot;,&quot;non-dropping-particle&quot;:&quot;&quot;},{&quot;family&quot;:&quot;Parra-Domínguez&quot;,&quot;given&quot;:&quot;J&quot;,&quot;parse-names&quot;:false,&quot;dropping-particle&quot;:&quot;&quot;,&quot;non-dropping-particle&quot;:&quot;&quot;},{&quot;family&quot;:&quot;Corchado&quot;,&quot;given&quot;:&quot;J M&quot;,&quot;parse-names&quot;:false,&quot;dropping-particle&quot;:&quot;&quot;,&quot;non-dropping-particle&quot;:&quot;&quot;}],&quot;accessed&quot;:{&quot;date-parts&quot;:[[2026,7,3]]},&quot;DOI&quot;:&quot;10.1017/sus.2025.18&quot;,&quot;URL&quot;:&quot;https://doi.org/10.1017/sus.2025.18&quot;,&quot;issued&quot;:{&quot;date-parts&quot;:[[2025]]},&quot;abstract&quot;:&quot;Non-Technical Summary. The COVID-19 syndemic had a strong impact on financial market volatility. This study compares traditional indices, such as the Standard &amp; Poor's (S&amp;P) 500 and the Euro Stoxx 50, with their sustainable counterparts; the Dow Jones Sustainability World Index (DJSWI); and the EURO STOXX Sustainability Index. The results show that the sustainable indices were more stable and less volatile before and after the crisis, suggesting that investors perceive less risk in sustainable companies. These findings reinforce the importance of considering sustainability in investment decisions, especially in times of uncertainty. Technical Summary. With the ever-increasing importance of sustainability, it is a good time for a retrospective on the impact of the COVID-19 polycrisis on stock market volatility through a comparison of traditional indices such as the S&amp;P 500 and the Euro Stoxx 50, with their sustainability counterparts; the DJSWI; and the EURO STOXX Sustainability Index. Using GJR-GARCH and E-GARCH models, the study reveals that sustainability indices exhibited greater stability and lower volatility before and after the syndemic, suggesting a lower risk perception by investors in sustainable companies. The implied volatility analysis confirms this stability, showing a more significant impact on traditional indices. Although all indices experienced greater sensitivity to negative shocks, sustainable indices showed a faster and more consistent recovery. These findings highlight the importance of considering sustainability factors in risk assessment and investment decision-making, especially in times of crisis. Social Media Summary. Sustainable indices in Europe and the USA showed lower volatility and faster recovery after COVID-19 polycrisis.&quot;,&quot;container-title-short&quot;:&quot;&quot;},&quot;isTemporary&quot;:false}]},{&quot;citationID&quot;:&quot;MENDELEY_CITATION_f48ef9a5-e7c6-4377-b4a3-cf041dd239b3&quot;,&quot;properties&quot;:{&quot;noteIndex&quot;:0},&quot;isEdited&quot;:false,&quot;manualOverride&quot;:{&quot;isManuallyOverridden&quot;:false,&quot;citeprocText&quot;:&quot;(Szczygielski et al., 2021)&quot;,&quot;manualOverrideText&quot;:&quot;&quot;},&quot;citationTag&quot;:&quot;MENDELEY_CITATION_v3_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&quot;,&quot;citationItems&quot;:[{&quot;id&quot;:&quot;bfb9d472-e589-39fb-909a-5d3c3bde63bd&quot;,&quot;itemData&quot;:{&quot;type&quot;:&quot;article-journal&quot;,&quot;id&quot;:&quot;bfb9d472-e589-39fb-909a-5d3c3bde63bd&quot;,&quot;title&quot;:&quot;The only certainty is uncertainty: An analysis of the impact of COVID-19 uncertainty on regional stock markets&quot;,&quot;author&quot;:[{&quot;family&quot;:&quot;Szczygielski&quot;,&quot;given&quot;:&quot;Jan Jakub&quot;,&quot;parse-names&quot;:false,&quot;dropping-particle&quot;:&quot;&quot;,&quot;non-dropping-particle&quot;:&quot;&quot;},{&quot;family&quot;:&quot;Bwanya&quot;,&quot;given&quot;:&quot;Princess Rutendo&quot;,&quot;parse-names&quot;:false,&quot;dropping-particle&quot;:&quot;&quot;,&quot;non-dropping-particle&quot;:&quot;&quot;},{&quot;family&quot;:&quot;Charteris&quot;,&quot;given&quot;:&quot;Ailie&quot;,&quot;parse-names&quot;:false,&quot;dropping-particle&quot;:&quot;&quot;,&quot;non-dropping-particle&quot;:&quot;&quot;},{&quot;family&quot;:&quot;Brzeszczyński&quot;,&quot;given&quot;:&quot;Janusz&quot;,&quot;parse-names&quot;:false,&quot;dropping-particle&quot;:&quot;&quot;,&quot;non-dropping-particle&quot;:&quot;&quot;}],&quot;container-title&quot;:&quot;Finance Research Letters&quot;,&quot;container-title-short&quot;:&quot;Financ. Res. Lett.&quot;,&quot;accessed&quot;:{&quot;date-parts&quot;:[[2026,7,4]]},&quot;DOI&quot;:&quot;10.1016/J.FRL.2021.101945&quot;,&quot;ISSN&quot;:&quot;1544-6123&quot;,&quot;URL&quot;:&quot;https://www-1sciencedirect-1com-1gltygdvo09a5.erproxy.cvtisr.sk/science/article/pii/S154461232100026X?pes=vor&amp;utm_source=clarivate&amp;getft_integrator=clarivate&quot;,&quot;issued&quot;:{&quot;date-parts&quot;:[[2021,11,1]]},&quot;page&quot;:&quot;101945&quot;,&quot;abstract&quot;:&quot;Uncertainty surrounding COVID-19 is widespread. We investigate the timing and quantify the impact of COVID-19 related uncertainty on returns and volatility for regional market aggregates using ARCH/GARCH models. Drawing upon economic psychology, COVID-19 related uncertainty is measured by searches for information as reflected by Google search trends. Asian markets are more resilient than others. Latin American markets are most impacted in terms of returns and volatility. For most regions, there is evidence of an increasing impact of COVID-19 related uncertainty which dissipates as the crisis evolves. We confirm that Google search trends capture uncertainty by comparing this measure against alternative uncertainty measures.&quot;,&quot;publisher&quot;:&quot;Elsevier&quot;,&quot;volume&quot;:&quot;43&quot;},&quot;isTemporary&quot;:false}]},{&quot;citationID&quot;:&quot;MENDELEY_CITATION_61014da2-fb05-4d2f-aa31-821b499bb393&quot;,&quot;properties&quot;:{&quot;noteIndex&quot;:0},&quot;isEdited&quot;:false,&quot;manualOverride&quot;:{&quot;isManuallyOverridden&quot;:false,&quot;citeprocText&quot;:&quot;(Gheorghe et al., 2024)&quot;,&quot;manualOverrideText&quot;:&quot;&quot;},&quot;citationTag&quot;:&quot;MENDELEY_CITATION_v3_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&quot;,&quot;citationItems&quot;:[{&quot;id&quot;:&quot;c0104895-36d4-34ca-a667-8722696a37f4&quot;,&quot;itemData&quot;:{&quot;type&quot;:&quot;article-journal&quot;,&quot;id&quot;:&quot;c0104895-36d4-34ca-a667-8722696a37f4&quot;,&quot;title&quot;:&quot;Effect of health system performance on volatility during the COVID-19 pandemic: a neural network approach&quot;,&quot;author&quot;:[{&quot;family&quot;:&quot;Gheorghe&quot;,&quot;given&quot;:&quot;Catalin&quot;,&quot;parse-names&quot;:false,&quot;dropping-particle&quot;:&quot;&quot;,&quot;non-dropping-particle&quot;:&quot;&quot;},{&quot;family&quot;:&quot;Panazan&quot;,&quot;given&quot;:&quot;Oana&quot;,&quot;parse-names&quot;:false,&quot;dropping-particle&quot;:&quot;&quot;,&quot;non-dropping-particle&quot;:&quot;&quot;},{&quot;family&quot;:&quot;Gheorghe&quot;,&quot;given&quot;:&quot;Catalin&quot;,&quot;parse-names&quot;:false,&quot;dropping-particle&quot;:&quot;&quot;,&quot;non-dropping-particle&quot;:&quot;&quot;},{&quot;family&quot;:&quot;Panazan&quot;,&quot;given&quot;:&quot;Oana&quot;,&quot;parse-names&quot;:false,&quot;dropping-particle&quot;:&quot;&quot;,&quot;non-dropping-particle&quot;:&quot;&quot;}],&quot;container-title&quot;:&quot;Journal of Business Economics and Management&quot;,&quot;accessed&quot;:{&quot;date-parts&quot;:[[2026,7,3]]},&quot;DOI&quot;:&quot;10.3846/JBEM.2024.21059&quot;,&quot;ISSN&quot;:&quot;2029-4433&quot;,&quot;URL&quot;:&quot;https://journals.vilniustech.lt/index.php/JBEM/article/view/21059&quot;,&quot;issued&quot;:{&quot;date-parts&quot;:[[2024,2,28]]},&quot;page&quot;:&quot;129-152&quot;,&quot;abstract&quot;:&quot;The study proposes an assessment of the link between the performance of national health systems and volatility during the COVID-19 pandemic. Data from the World Health Organization was accessed regarding the Global Health Security Index of the states considered in the analysis as well as the categories based on which it is determined. To characterise volatility, a representative stock market index was considered for each of the 60 states analysed. Data processing was carried out using an artificial neural network. The main results show that: i) before the pandemic, the link between market volatility and the performance of national health systems was weak; ii) during the pandemic, the connection between the two variables is much stronger; iii) between the six categories that define the Global Health Security Index, norms, health, and prevention had the greatest influence on volatility.&quot;,&quot;publisher&quot;:&quot;Vilnius Gediminas Technical University&quot;,&quot;issue&quot;:&quot;1&quot;,&quot;volume&quot;:&quot;25&quot;,&quot;container-title-short&quot;:&quot;&quot;},&quot;isTemporary&quot;:false}]},{&quot;citationID&quot;:&quot;MENDELEY_CITATION_9b0b56f4-f013-4b04-886c-f9acb2be61a4&quot;,&quot;properties&quot;:{&quot;noteIndex&quot;:0},&quot;isEdited&quot;:false,&quot;manualOverride&quot;:{&quot;isManuallyOverridden&quot;:false,&quot;citeprocText&quot;:&quot;(To et al., 2023)&quot;,&quot;manualOverrideText&quot;:&quot;&quot;},&quot;citationTag&quot;:&quot;MENDELEY_CITATION_v3_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&quot;,&quot;citationItems&quot;:[{&quot;id&quot;:&quot;1b651683-d16b-3f21-805b-5cd5d4c01759&quot;,&quot;itemData&quot;:{&quot;type&quot;:&quot;article-journal&quot;,&quot;id&quot;:&quot;1b651683-d16b-3f21-805b-5cd5d4c01759&quot;,&quot;title&quot;:&quot;When the market got the first dose: Stock volatility and vaccination campaign in COVID-19 period&quot;,&quot;author&quot;:[{&quot;family&quot;:&quot;To&quot;,&quot;given&quot;:&quot;Bao Cong Nguyen&quot;,&quot;parse-names&quot;:false,&quot;dropping-particle&quot;:&quot;&quot;,&quot;non-dropping-particle&quot;:&quot;&quot;},{&quot;family&quot;:&quot;Nguyen&quot;,&quot;given&quot;:&quot;Bao Khac Quoc&quot;,&quot;parse-names&quot;:false,&quot;dropping-particle&quot;:&quot;&quot;,&quot;non-dropping-particle&quot;:&quot;&quot;},{&quot;family&quot;:&quot;Nguyen&quot;,&quot;given&quot;:&quot;Tam Van Thien&quot;,&quot;parse-names&quot;:false,&quot;dropping-particle&quot;:&quot;&quot;,&quot;non-dropping-particle&quot;:&quot;&quot;}],&quot;container-title&quot;:&quot;Heliyon&quot;,&quot;accessed&quot;:{&quot;date-parts&quot;:[[2026,7,6]]},&quot;DOI&quot;:&quot;10.1016/J.HELIYON.2023.E12809&quot;,&quot;ISSN&quot;:&quot;2405-8440&quot;,&quot;URL&quot;:&quot;https://www-1sciencedirect-1com-1gltygdvo0a71.erproxy.cvtisr.sk/science/article/pii/S2405844023000166?pes=vor&amp;utm_source=clarivate&amp;getft_integrator=clarivate&quot;,&quot;issued&quot;:{&quot;date-parts&quot;:[[2023,1,1]]},&quot;page&quot;:&quot;e12809&quot;,&quot;abstract&quot;:&quot;During the COVID-19 pandemic, the news of clinical trials for vaccines and mass vaccinations have brought renewed optimism for stabilizing the economy and financial markets. However, the mental stress of investors or doubt about the effectiveness of government policies to cope with economic disruptions has caused stock market volatility. We investigate the significance of the vaccination rate in alleviating the global stock market volatility which is measured by the GJR–GARCH model. We discover that a higher vaccine initiation rate has a positive effect on global stock markets, especially in developed countries and areas with higher rates than their average. Our findings remain reliable even when using different projected volatility models and other estimates of the main independent variables. Mass immunization also implies that governments will not have to take extreme measures to handle the pandemic, which alleviates investor worries about compliance and the prolonged effects of COVID-19. Our research indicates that global stock markets are providing insight into the economic value of the development of COVID-19 vaccines, even before public vaccinations start.&quot;,&quot;publisher&quot;:&quot;Elsevier&quot;,&quot;issue&quot;:&quot;1&quot;,&quot;volume&quot;:&quot;9&quot;,&quot;container-title-short&quot;:&quot;Heliyon&quot;},&quot;isTemporary&quot;:false}]},{&quot;citationID&quot;:&quot;MENDELEY_CITATION_8ca10908-df0d-4364-a298-fc5902bac2f1&quot;,&quot;properties&quot;:{&quot;noteIndex&quot;:0},&quot;isEdited&quot;:false,&quot;manualOverride&quot;:{&quot;isManuallyOverridden&quot;:false,&quot;citeprocText&quot;:&quot;(Bouteska et al., 2023)&quot;,&quot;manualOverrideText&quot;:&quot;&quot;},&quot;citationTag&quot;:&quot;MENDELEY_CITATION_v3_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&quot;,&quot;citationItems&quot;:[{&quot;id&quot;:&quot;177281ab-5e82-3aaa-bf29-6721eba60c65&quot;,&quot;itemData&quot;:{&quot;type&quot;:&quot;article-journal&quot;,&quot;id&quot;:&quot;177281ab-5e82-3aaa-bf29-6721eba60c65&quot;,&quot;title&quot;:&quot;Revisiting overconfidence in investment decision-making: Further evidence from the U.S. market&quot;,&quot;groupId&quot;:&quot;6b0f6c4c-af15-3c2f-ae3d-3d6652b8fe29&quot;,&quot;author&quot;:[{&quot;family&quot;:&quot;Bouteska&quot;,&quot;given&quot;:&quot;Ahmed&quot;,&quot;parse-names&quot;:false,&quot;dropping-particle&quot;:&quot;&quot;,&quot;non-dropping-particle&quot;:&quot;&quot;},{&quot;family&quot;:&quot;Harasheh&quot;,&quot;given&quot;:&quot;Murad&quot;,&quot;parse-names&quot;:false,&quot;dropping-particle&quot;:&quot;&quot;,&quot;non-dropping-particle&quot;:&quot;&quot;},{&quot;family&quot;:&quot;Abedin&quot;,&quot;given&quot;:&quot;Mohammad Zoynul&quot;,&quot;parse-names&quot;:false,&quot;dropping-particle&quot;:&quot;&quot;,&quot;non-dropping-particle&quot;:&quot;&quot;}],&quot;container-title&quot;:&quot;Research in International Business and Finance&quot;,&quot;accessed&quot;:{&quot;date-parts&quot;:[[2026,7,3]]},&quot;DOI&quot;:&quot;10.1016/J.RIBAF.2023.102028&quot;,&quot;ISSN&quot;:&quot;0275-5319&quot;,&quot;URL&quot;:&quot;https://www-1sciencedirect-1com-1gltygdvo090d.erproxy.cvtisr.sk/science/article/pii/S027553192300154X?pes=vor&amp;utm_source=clarivate&amp;getft_integrator=clarivate&quot;,&quot;issued&quot;:{&quot;date-parts&quot;:[[2023,10,1]]},&quot;page&quot;:&quot;102028&quot;,&quot;abstract&quot;:&quot;Investor overconfidence leads to excessive trading due to positive returns, causing inefficiencies in stock markets. Using a novel methodology, we build on the previous literature by investigating the existence of overconfidence by studying the causal relationship between return and trading volume covering the COVID-19 period. We implement a nonlinear approach to Granger causality based on multilayer feedforward neural networks on daily returns and trading volumes from 2016 to 2021, covering 1424 daily observations of the S&amp;P 500 index. The results provide evidence of overconfidence among investors. Such behavior may be linked to the increase in the number of investors. However, there is a decline in the rate of returns during the study period, implying uncertainty caused by the COVID-19 pandemic.&quot;,&quot;publisher&quot;:&quot;Elsevier&quot;,&quot;volume&quot;:&quot;66&quot;,&quot;container-title-short&quot;:&quot;Res. Int. Bus. Finance&quot;},&quot;isTemporary&quot;:false}]},{&quot;citationID&quot;:&quot;MENDELEY_CITATION_e0360335-6243-4c7c-a283-b3adf6fafc8d&quot;,&quot;properties&quot;:{&quot;noteIndex&quot;:0},&quot;isEdited&quot;:false,&quot;manualOverride&quot;:{&quot;isManuallyOverridden&quot;:false,&quot;citeprocText&quot;:&quot;(Deev and Plíhal, 2022)&quot;,&quot;manualOverrideText&quot;:&quot;&quot;},&quot;citationTag&quot;:&quot;MENDELEY_CITATION_v3_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&quot;,&quot;citationItems&quot;:[{&quot;id&quot;:&quot;c0142cde-a849-301d-84df-c9a8eb2a5dce&quot;,&quot;itemData&quot;:{&quot;type&quot;:&quot;article-journal&quot;,&quot;id&quot;:&quot;c0142cde-a849-301d-84df-c9a8eb2a5dce&quot;,&quot;title&quot;:&quot;How to calm down the markets? The effects of COVID-19 economic policy responses on financial market uncertainty&quot;,&quot;groupId&quot;:&quot;6b0f6c4c-af15-3c2f-ae3d-3d6652b8fe29&quot;,&quot;author&quot;:[{&quot;family&quot;:&quot;Deev&quot;,&quot;given&quot;:&quot;Oleg&quot;,&quot;parse-names&quot;:false,&quot;dropping-particle&quot;:&quot;&quot;,&quot;non-dropping-particle&quot;:&quot;&quot;},{&quot;family&quot;:&quot;Plíhal&quot;,&quot;given&quot;:&quot;Tomáš&quot;,&quot;parse-names&quot;:false,&quot;dropping-particle&quot;:&quot;&quot;,&quot;non-dropping-particle&quot;:&quot;&quot;}],&quot;container-title&quot;:&quot;Research in International Business and Finance&quot;,&quot;accessed&quot;:{&quot;date-parts&quot;:[[2026,7,4]]},&quot;DOI&quot;:&quot;10.1016/J.RIBAF.2022.101613&quot;,&quot;ISSN&quot;:&quot;0275-5319&quot;,&quot;URL&quot;:&quot;https://www-1sciencedirect-1com-1gltygdvo09a5.erproxy.cvtisr.sk/science/article/pii/S0275531922000010?pes=vor&amp;utm_source=clarivate&amp;getft_integrator=clarivate&quot;,&quot;issued&quot;:{&quot;date-parts&quot;:[[2022,4,1]]},&quot;page&quot;:&quot;101613&quot;,&quot;abstract&quot;:&quot;Financial markets during the COVID-19 pandemic are characterized by a prolonged period of increased uncertainty. In this paper, we analyse how the announcements of policy interventions and responses, to buffer short-term economic impact of the pandemic and offset financial turmoil, have affected the level of realized volatility in 23 countries. Under the augmented heterogeneous autoregressive model framework, we show that the international calming effect of COVID-19 economic policy actions originates from the US macroprudential policy announcements.&quot;,&quot;publisher&quot;:&quot;Elsevier&quot;,&quot;volume&quot;:&quot;60&quot;,&quot;container-title-short&quot;:&quot;Res. Int. Bus. Finance&quot;},&quot;isTemporary&quot;:false}]},{&quot;citationID&quot;:&quot;MENDELEY_CITATION_e9cb9449-4db4-4c0a-8f9d-ef648ed9a123&quot;,&quot;properties&quot;:{&quot;noteIndex&quot;:0},&quot;isEdited&quot;:false,&quot;manualOverride&quot;:{&quot;isManuallyOverridden&quot;:false,&quot;citeprocText&quot;:&quot;(Baek et al., 2020; Caiado and Lúcio, 2023; Covid et al., 2022)&quot;,&quot;manualOverrideText&quot;:&quot;&quot;},&quot;citationTag&quot;:&quot;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&quot;,&quot;citationItems&quot;:[{&quot;id&quot;:&quot;7960fc53-b6fe-3344-b956-fbb1d4025d73&quot;,&quot;itemData&quot;:{&quot;type&quot;:&quot;article-journal&quot;,&quot;id&quot;:&quot;7960fc53-b6fe-3344-b956-fbb1d4025d73&quot;,&quot;title&quot;:&quot;COVID Asymmetric Impact on the Risk Premium of Developed and Emerging Countries’ Stock Markets&quot;,&quot;groupId&quot;:&quot;6b0f6c4c-af15-3c2f-ae3d-3d6652b8fe29&quot;,&quot;author&quot;:[{&quot;family&quot;:&quot;Covid&quot;,&quot;given&quot;:&quot;Mi&quot;,&quot;parse-names&quot;:false,&quot;dropping-particle&quot;:&quot;&quot;,&quot;non-dropping-particle&quot;:&quot;&quot;},{&quot;family&quot;:&quot;la Torre-Torres&quot;,&quot;given&quot;:&quot;Oscar&quot;,&quot;parse-names&quot;:false,&quot;dropping-particle&quot;:&quot;V&quot;,&quot;non-dropping-particle&quot;:&quot;De&quot;},{&quot;family&quot;:&quot;la Cruz del Río-Rama&quot;,&quot;given&quot;:&quot;María&quot;,&quot;parse-names&quot;:false,&quot;dropping-particle&quot;:&quot;&quot;,&quot;non-dropping-particle&quot;:&quot;de&quot;},{&quot;family&quot;:&quot;Antonio Núñez-Mora&quot;,&quot;given&quot;:&quot;José&quot;,&quot;parse-names&quot;:false,&quot;dropping-particle&quot;:&quot;&quot;,&quot;non-dropping-particle&quot;:&quot;&quot;},{&quot;family&quot;:&quot;Joaquín Santillán-Salgado&quot;,&quot;given&quot;:&quot;Roberto&quot;,&quot;parse-names&quot;:false,&quot;dropping-particle&quot;:&quot;&quot;,&quot;non-dropping-particle&quot;:&quot;&quot;},{&quot;family&quot;:&quot;Iván Contreras-Valdez&quot;,&quot;given&quot;:&quot;Mario&quot;,&quot;parse-names&quot;:false,&quot;dropping-particle&quot;:&quot;&quot;,&quot;non-dropping-particle&quot;:&quot;&quot;},{&quot;family&quot;:&quot;America Canada&quot;,&quot;given&quot;:&quot;North&quot;,&quot;parse-names&quot;:false,&quot;dropping-particle&quot;:&quot;&quot;,&quot;non-dropping-particle&quot;:&quot;&quot;},{&quot;family&quot;:&quot;America Brazil&quot;,&quot;given&quot;:&quot;South&quot;,&quot;parse-names&quot;:false,&quot;dropping-particle&quot;:&quot;&quot;,&quot;non-dropping-particle&quot;:&quot;&quot;},{&quot;family&quot;:&quot;Japan&quot;,&quot;given&quot;:&quot;Asia&quot;,&quot;parse-names&quot;:false,&quot;dropping-particle&quot;:&quot;&quot;,&quot;non-dropping-particle&quot;:&quot;&quot;},{&quot;family&quot;:&quot;Korea&quot;,&quot;given&quot;:&quot;South&quot;,&quot;parse-names&quot;:false,&quot;dropping-particle&quot;:&quot;&quot;,&quot;non-dropping-particle&quot;:&quot;&quot;},{&quot;family&quot;:&quot;Kong&quot;,&quot;given&quot;:&quot;Hong&quot;,&quot;parse-names&quot;:false,&quot;dropping-particle&quot;:&quot;&quot;,&quot;non-dropping-particle&quot;:&quot;&quot;}],&quot;container-title&quot;:&quot;Mathematics 2022, Vol. 10, Page 1353&quot;,&quot;accessed&quot;:{&quot;date-parts&quot;:[[2026,7,3]]},&quot;DOI&quot;:&quot;10.3390/MATH10091353&quot;,&quot;ISSN&quot;:&quot;2227-7390&quot;,&quot;URL&quot;:&quot;https://www.mdpi.com/2227-7390/10/9/1353/htm&quot;,&quot;issued&quot;:{&quot;date-parts&quot;:[[2022,4,19]]},&quot;page&quot;:&quot;1353&quot;,&quot;abstract&quot;:&quot;We estimated the stock market risk premium during the COVID-19 pandemic with a GARCH-in-Mean (GARCH-M)(1,1) model. The analysis then explored the presence of regime changes using a two-regime Markov-Switching GARCH (MS GARCH)(1,1) model. The sample we used included the stock market indexes of nine countries from three geographical regions, including: North America (Canada, USA, and Mexico), South America (Brazil and Argentina), and Asia (Japan, South Korea, Hong Kong, and Singapore), over two periods: (a) pre-COVID (from 1 January 2015 to 31 December 2019); and (b) COVID (from 1 January 2020 to 31 December 2021). Our GARCH-M(1,1) estimation results indicate that the more developed countries’ stock markets experienced an important increase in their risk premium during the COVID period, likely explained by the massive government anticyclical policies. By contrast, developing countries’ stock markets, particularly in Latin America, experienced a reduction, and in some cases, even a total loss of the risk premium effect. From the perspective of investors and portfolio risk managers, the identification of high and low volatility periods and their estimated probability of occurrence is useful for the characterization of stress scenarios and the design of emerging strategies. For governments and central bankers, the implementation of different policies should respond to the more likely scenarios but should also be prepared to respond to other less likely scenarios. Institutional preparedness to respond to as many different scenarios as may be identified with the use of MS GARCH models can make their interventions more successful. This work presents an objective example of how the use of MS GARCH models may be of use to practitioners in both the financial industry and government. We confirmed that the results of a two-regime MS GARCH model are superior to those obtained from a single-regime model.&quot;,&quot;publisher&quot;:&quot;Multidisciplinary Digital Publishing Institute&quot;,&quot;issue&quot;:&quot;9&quot;,&quot;volume&quot;:&quot;10&quot;,&quot;container-title-short&quot;:&quot;&quot;},&quot;isTemporary&quot;:false},{&quot;id&quot;:&quot;4269e4da-b721-3cd1-a70e-53a6bbf762e7&quot;,&quot;itemData&quot;:{&quot;type&quot;:&quot;article-journal&quot;,&quot;id&quot;:&quot;4269e4da-b721-3cd1-a70e-53a6bbf762e7&quot;,&quot;title&quot;:&quot;Stock market forecasting accuracy of asymmetric GARCH models during the COVID-19 pandemic&quot;,&quot;author&quot;:[{&quot;family&quot;:&quot;Caiado&quot;,&quot;given&quot;:&quot;Jorge&quot;,&quot;parse-names&quot;:false,&quot;dropping-particle&quot;:&quot;&quot;,&quot;non-dropping-particle&quot;:&quot;&quot;},{&quot;family&quot;:&quot;Lúcio&quot;,&quot;given&quot;:&quot;Francisco&quot;,&quot;parse-names&quot;:false,&quot;dropping-particle&quot;:&quot;&quot;,&quot;non-dropping-particle&quot;:&quot;&quot;}],&quot;container-title&quot;:&quot;The North American Journal of Economics and Finance&quot;,&quot;accessed&quot;:{&quot;date-parts&quot;:[[2026,7,3]]},&quot;DOI&quot;:&quot;10.1016/J.NAJEF.2023.101971&quot;,&quot;ISSN&quot;:&quot;1062-9408&quot;,&quot;URL&quot;:&quot;https://www-1sciencedirect-1com-1gltygdvo090d.erproxy.cvtisr.sk/science/article/pii/S1062940823000943?pes=vor&amp;utm_source=clarivate&amp;getft_integrator=clarivate&quot;,&quot;issued&quot;:{&quot;date-parts&quot;:[[2023,9,1]]},&quot;page&quot;:&quot;101971&quot;,&quot;abstract&quot;:&quot;We propose a new clustering approach for comparing financial time series and employ it to study how the COVID-19 pandemic affected the U.S. stock market. Essentially, we compute the forecast accuracy of asymmetric GARCH models applied to S&amp;P500 industries and use the model forecast errors for different horizons and cut-off points to calculate a distance matrix for the stock indices. Hierarchical clustering algorithms are used to assign the set of industries into clusters. We found homogeneous clusters of industries in terms of the impact of COVID-19 on US stock market volatility. The industries most affected by the pandemic and with less accurate stock market prediction (Hotels, Airline, Apparel, Accessories &amp; Luxury Goods, and Automobile) are separated in Euclidean distance from those industries that were less impacted by COVID-19 and which had more accurate forecasting (Pharmaceuticals, Internet &amp; Direct Marketing Retail, Data Processing, and Movies &amp; Entertainment).&quot;,&quot;publisher&quot;:&quot;North-Holland&quot;,&quot;volume&quot;:&quot;68&quot;,&quot;container-title-short&quot;:&quot;&quot;},&quot;isTemporary&quot;:false},{&quot;id&quot;:&quot;0d1138c3-0631-3a7d-a7f9-a2548f3f7471&quot;,&quot;itemData&quot;:{&quot;type&quot;:&quot;article-journal&quot;,&quot;id&quot;:&quot;0d1138c3-0631-3a7d-a7f9-a2548f3f7471&quot;,&quot;title&quot;:&quot;COVID-19 and stock market volatility: An industry level analysis&quot;,&quot;author&quot;:[{&quot;family&quot;:&quot;Baek&quot;,&quot;given&quot;:&quot;Seungho&quot;,&quot;parse-names&quot;:false,&quot;dropping-particle&quot;:&quot;&quot;,&quot;non-dropping-particle&quot;:&quot;&quot;},{&quot;family&quot;:&quot;Mohanty&quot;,&quot;given&quot;:&quot;Sunil K.&quot;,&quot;parse-names&quot;:false,&quot;dropping-particle&quot;:&quot;&quot;,&quot;non-dropping-particle&quot;:&quot;&quot;},{&quot;family&quot;:&quot;Glambosky&quot;,&quot;given&quot;:&quot;Mina&quot;,&quot;parse-names&quot;:false,&quot;dropping-particle&quot;:&quot;&quot;,&quot;non-dropping-particle&quot;:&quot;&quot;}],&quot;container-title&quot;:&quot;Finance Research Letters&quot;,&quot;container-title-short&quot;:&quot;Financ. Res. Lett.&quot;,&quot;accessed&quot;:{&quot;date-parts&quot;:[[2026,7,3]]},&quot;DOI&quot;:&quot;10.1016/J.FRL.2020.101748&quot;,&quot;ISSN&quot;:&quot;1544-6123&quot;,&quot;URL&quot;:&quot;https://www-1sciencedirect-1com-1gltygdvo090d.erproxy.cvtisr.sk/science/article/pii/S1544612320311843?pes=vor&amp;utm_source=clarivate&amp;getft_integrator=clarivate&quot;,&quot;issued&quot;:{&quot;date-parts&quot;:[[2020,11,1]]},&quot;page&quot;:&quot;101748&quot;,&quot;abstract&quot;:&quot;COVID-19 has had significant impact on US stock market volatility. This study focuses on understanding the regime change from lower to higher volatility identified with a Markov Switching AR model. Utilizing machine learning feature selection methods, economic indicators are chosen to best explain changes in volatility. Results show that volatility is affected by specific economic indicators and is sensitive to COVID-19 news. Both negative and positive COVID-19 information is significant, though negative news is more impactful, suggesting a negativity bias. Significant increases in total and idiosyncratic risk are observed across all industries, while changes in systematic risk vary across industry.&quot;,&quot;publisher&quot;:&quot;Elsevier&quot;,&quot;volume&quot;:&quot;37&quot;},&quot;isTemporary&quot;:false}]},{&quot;citationID&quot;:&quot;MENDELEY_CITATION_e56c09a3-116e-4df0-9e14-ee2d6a97d74c&quot;,&quot;properties&quot;:{&quot;noteIndex&quot;:0},&quot;isEdited&quot;:false,&quot;manualOverride&quot;:{&quot;isManuallyOverridden&quot;:false,&quot;citeprocText&quot;:&quot;(Lúcio and Caiado, 2022)&quot;,&quot;manualOverrideText&quot;:&quot;&quot;},&quot;citationTag&quot;:&quot;MENDELEY_CITATION_v3_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&quot;,&quot;citationItems&quot;:[{&quot;id&quot;:&quot;41f22063-a4b2-3aeb-9430-92387a6eefc4&quot;,&quot;itemData&quot;:{&quot;type&quot;:&quot;article-journal&quot;,&quot;id&quot;:&quot;41f22063-a4b2-3aeb-9430-92387a6eefc4&quot;,&quot;title&quot;:&quot;COVID-19 and Stock Market Volatility: A Clustering Approach for S&amp;P 500 Industry Indices&quot;,&quot;author&quot;:[{&quot;family&quot;:&quot;Lúcio&quot;,&quot;given&quot;:&quot;Francisco&quot;,&quot;parse-names&quot;:false,&quot;dropping-particle&quot;:&quot;&quot;,&quot;non-dropping-particle&quot;:&quot;&quot;},{&quot;family&quot;:&quot;Caiado&quot;,&quot;given&quot;:&quot;Jorge&quot;,&quot;parse-names&quot;:false,&quot;dropping-particle&quot;:&quot;&quot;,&quot;non-dropping-particle&quot;:&quot;&quot;}],&quot;container-title&quot;:&quot;Finance Research Letters&quot;,&quot;container-title-short&quot;:&quot;Financ. Res. Lett.&quot;,&quot;accessed&quot;:{&quot;date-parts&quot;:[[2026,7,3]]},&quot;DOI&quot;:&quot;10.1016/J.FRL.2022.103141&quot;,&quot;ISSN&quot;:&quot;1544-6123&quot;,&quot;URL&quot;:&quot;https://www-1sciencedirect-1com-1gltygdvo090d.erproxy.cvtisr.sk/science/article/pii/S1544612322003646?pes=vor&amp;utm_source=clarivate&amp;getft_integrator=clarivate&quot;,&quot;issued&quot;:{&quot;date-parts&quot;:[[2022,10,1]]},&quot;page&quot;:&quot;103141&quot;,&quot;abstract&quot;:&quot;We study how the COVID-19 pandemic affected some of the conditional volatilities of S&amp;P 500 industries, using a new model feature-based clustering method on a fitted TGARCH model. Rather than using the estimated model parameters to compute a distance matrix for the stock indices, we suggest using a distance based on the autocorrelations of the estimated conditional volatilities. Both hierarchical and non-hierarchical algorithms are used to assign the set of industries into clusters. The results show a clear change in the composition of each cluster between the period before the first US COVID-19 case and the period during the pandemic.&quot;,&quot;publisher&quot;:&quot;Elsevier&quot;,&quot;volume&quot;:&quot;49&quot;},&quot;isTemporary&quot;:false}]},{&quot;citationID&quot;:&quot;MENDELEY_CITATION_25c8b48e-7a51-434e-91e2-7b706fb08633&quot;,&quot;properties&quot;:{&quot;noteIndex&quot;:0},&quot;isEdited&quot;:false,&quot;manualOverride&quot;:{&quot;isManuallyOverridden&quot;:false,&quot;citeprocText&quot;:&quot;(Rashmi and Priti, 2022)&quot;,&quot;manualOverrideText&quot;:&quot;&quot;},&quot;citationTag&quot;:&quot;MENDELEY_CITATION_v3_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&quot;,&quot;citationItems&quot;:[{&quot;id&quot;:&quot;b2331003-dd9d-346c-946e-e8022e52c449&quot;,&quot;itemData&quot;:{&quot;type&quot;:&quot;article-journal&quot;,&quot;id&quot;:&quot;b2331003-dd9d-346c-946e-e8022e52c449&quot;,&quot;title&quot;:&quot;Impact of COVID-19 on the Stock Market Performance of Global IT Sector&quot;,&quot;groupId&quot;:&quot;6b0f6c4c-af15-3c2f-ae3d-3d6652b8fe29&quot;,&quot;author&quot;:[{&quot;family&quot;:&quot;Rashmi&quot;,&quot;given&quot;:&quot;Chaudhary&quot;,&quot;parse-names&quot;:false,&quot;dropping-particle&quot;:&quot;&quot;,&quot;non-dropping-particle&quot;:&quot;&quot;},{&quot;family&quot;:&quot;Priti&quot;,&quot;given&quot;:&quot;Bakhshi&quot;,&quot;parse-names&quot;:false,&quot;dropping-particle&quot;:&quot;&quot;,&quot;non-dropping-particle&quot;:&quot;&quot;}],&quot;container-title&quot;:&quot;The Journal of Asian Finance, Economics and Business&quot;,&quot;accessed&quot;:{&quot;date-parts&quot;:[[2026,7,3]]},&quot;DOI&quot;:&quot;10.13106/JAFEB.2022.VOL9.NO3.0217&quot;,&quot;ISSN&quot;:&quot;2288-4637&quot;,&quot;issued&quot;:{&quot;date-parts&quot;:[[2022]]},&quot;page&quot;:&quot;217-227&quot;,&quot;abstract&quot;:&quot;Predicting return and volatility in the global Capital Market during a pandemic is challenging, and it is more difficult for a specific sector, particularly if that sector has a positive outlook. The goal of this research is to look at the impact of COVID-19 on the mean and volatility of the Information Technology Indexes of the best nine technology-driven countries based on return performance using an econometric GARCH model that is widely used. The daily returns of information technology indexes are evaluated for the same from November 2018 to February 2021. Data is taken from Yahoo Finance for CAC Tech (France), DAX Tech (Germany), FTSE All Tech (UK), KOPSI 200 IT (Korea), NIFTY IT (India), S&amp;P 500 IT (US), S&amp;P TSX (Canada), SSE_IT (China) and TOPIX17 (Japan). The results show daily positive mean returns for 8 countries' IT Indices and further, an uptrend in mean daily returns is observed in the crisis period for 6 countries' IT Indices. The exogenous variable COVID-19 which was taken as a regressor for the GARCH model was found to be positively significant for IT indices of all the countries. The overall results confirm the presence of the mean-reverting phenomenon for IT indices of all the countries.&quot;,&quot;publisher&quot;:&quot;KODISA Foundation&quot;,&quot;issue&quot;:&quot;3&quot;,&quot;volume&quot;:&quot;9&quot;,&quot;container-title-short&quot;:&quot;&quot;},&quot;isTemporary&quot;:false}]},{&quot;citationID&quot;:&quot;MENDELEY_CITATION_8917b255-9145-4945-98e8-2b5edf253a54&quot;,&quot;properties&quot;:{&quot;noteIndex&quot;:0},&quot;isEdited&quot;:false,&quot;manualOverride&quot;:{&quot;isManuallyOverridden&quot;:false,&quot;citeprocText&quot;:&quot;(Kristjanpoller et al., 2024; Song et al., 2022)&quot;,&quot;manualOverrideText&quot;:&quot;&quot;},&quot;citationTag&quot;:&quot;MENDELEY_CITATION_v3_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&quot;,&quot;citationItems&quot;:[{&quot;id&quot;:&quot;d18dbd08-9146-322f-a4b2-530b6dfdb184&quot;,&quot;itemData&quot;:{&quot;type&quot;:&quot;article-journal&quot;,&quot;id&quot;:&quot;d18dbd08-9146-322f-a4b2-530b6dfdb184&quot;,&quot;title&quot;:&quot;How the effective reproductive number impacts global stock markets&quot;,&quot;groupId&quot;:&quot;6b0f6c4c-af15-3c2f-ae3d-3d6652b8fe29&quot;,&quot;author&quot;:[{&quot;family&quot;:&quot;Kristjanpoller&quot;,&quot;given&quot;:&quot;Werner&quot;,&quot;parse-names&quot;:false,&quot;dropping-particle&quot;:&quot;&quot;,&quot;non-dropping-particle&quot;:&quot;&quot;},{&quot;family&quot;:&quot;Michell&quot;,&quot;given&quot;:&quot;Kevin&quot;,&quot;parse-names&quot;:false,&quot;dropping-particle&quot;:&quot;&quot;,&quot;non-dropping-particle&quot;:&quot;&quot;},{&quot;family&quot;:&quot;Minutolo&quot;,&quot;given&quot;:&quot;Marcel C.&quot;,&quot;parse-names&quot;:false,&quot;dropping-particle&quot;:&quot;&quot;,&quot;non-dropping-particle&quot;:&quot;&quot;}],&quot;container-title&quot;:&quot;International Journal of Finance &amp; Economics&quot;,&quot;accessed&quot;:{&quot;date-parts&quot;:[[2026,7,3]]},&quot;DOI&quot;:&quot;10.1002/IJFE.2772&quot;,&quot;ISSN&quot;:&quot;1099-1158&quot;,&quot;URL&quot;:&quot;/doi/pdf/10.1002/ijfe.2772&quot;,&quot;issued&quot;:{&quot;date-parts&quot;:[[2024,4,1]]},&quot;page&quot;:&quot;1972-1987&quot;,&quot;abstract&quot;:&quot;The pandemic caused by the novel coronavirus COVID-19 has impact the economies of countries across the world. In a short period of time, researchers have begun to analyse the effect of the pandemic on global stock markets. Although the most known measurements of COVID-19 are the number of new cases and deaths, there are more robust indicators. In particular, the effective reproductive number is one of the most important indicators to analyse the pandemic which indicates the degree to which the spread is under control. In this paper, we assess the impact that the Effective Reproductive Number (Rt) has on 26 countries around the world (32 stock market indexes) comparing the performance of various forms of Generalized AutoRegressive Conditional Heteroskedasticity models. The results demonstrate that of the 32 stock markets analysed, 37.5% had a negative effect with respect to Rt and only in 12.5% of the cases was the effect of the variation of Rt positive. This implies that in more than a third of the stock markets analysed as the pandemic progressed uncontrolled the result was a decrease in the value of the market index. The 11 of the 26 countries analysed had a negative and significant effect (Brazil, Germany, Indonesia, Israel, Italy, Japan, Russia, South Korea, Sweden, Taiwan, and United States). Findings suggest that the Effective Reproductive Number volatility had a significant impact on 10 of the 26 countries analysed (38.5%) (Australia, Brazil, Canada, China, India, Italy, Mexico, Russia, Singapore and United Kingdom).&quot;,&quot;publisher&quot;:&quot;John Wiley &amp; Sons, Ltd&quot;,&quot;issue&quot;:&quot;2&quot;,&quot;volume&quot;:&quot;29&quot;,&quot;container-title-short&quot;:&quot;&quot;},&quot;isTemporary&quot;:false},{&quot;id&quot;:&quot;c0a65706-e77a-3689-b1bd-f195db051171&quot;,&quot;itemData&quot;:{&quot;type&quot;:&quot;article-journal&quot;,&quot;id&quot;:&quot;c0a65706-e77a-3689-b1bd-f195db051171&quot;,&quot;title&quot;:&quot;Co-movement dynamics of US and Chinese stock market: evidence from COVID-19 crisis&quot;,&quot;author&quot;:[{&quot;family&quot;:&quot;Song&quot;,&quot;given&quot;:&quot;Ge&quot;,&quot;parse-names&quot;:false,&quot;dropping-particle&quot;:&quot;&quot;,&quot;non-dropping-particle&quot;:&quot;&quot;},{&quot;family&quot;:&quot;Xia&quot;,&quot;given&quot;:&quot;Zhiqing&quot;,&quot;parse-names&quot;:false,&quot;dropping-particle&quot;:&quot;&quot;,&quot;non-dropping-particle&quot;:&quot;&quot;},{&quot;family&quot;:&quot;Basheer&quot;,&quot;given&quot;:&quot;Muhammad Farhan&quot;,&quot;parse-names&quot;:false,&quot;dropping-particle&quot;:&quot;&quot;,&quot;non-dropping-particle&quot;:&quot;&quot;},{&quot;family&quot;:&quot;Shah&quot;,&quot;given&quot;:&quot;Syed Mehmood Ali&quot;,&quot;parse-names&quot;:false,&quot;dropping-particle&quot;:&quot;&quot;,&quot;non-dropping-particle&quot;:&quot;&quot;}],&quot;container-title&quot;:&quot;Economic Research-Ekonomska Istrazivanja &quot;,&quot;accessed&quot;:{&quot;date-parts&quot;:[[2026,7,3]]},&quot;DOI&quot;:&quot;10.1080/1331677X.2021.1957971&quot;,&quot;ISSN&quot;:&quot;1331677X&quot;,&quot;URL&quot;:&quot;/doi/pdf/10.1080/1331677X.2021.1957971?download=true&quot;,&quot;issued&quot;:{&quot;date-parts&quot;:[[2022]]},&quot;page&quot;:&quot;2460-2476&quot;,&quot;abstract&quot;:&quot;This paper aims to examine the co-movement between the two economic powers, namely the USA and China. The authors are mainly interested in examining the dynamics of co-movements during, and in the pre-covid periods. Additionally, they have aimed to examine the volatility spillover between USA and China, during and in the pre-covid periods. In order to achieve the research-based objectives, advanced econometrics models have been applied to the data from July1, 2010, to April 30, 2021. The results show that the sample market is integrated in the long run. The results also indicate that the behaviour of the Chinese market is same as the US market, and offers negligible opportunities for investors for diversification during this time. The findings indicate that the Ganger Causality between the stock markets during crisis is significantly higher than the pre-crisis period. The results of EGARCH model confirm the presence of asymmetric volatility spillover effects between the US and Chinese markets, during the considered time periods. This study also examines the co-movement in China, grounded upon the robust approach that facilitates examining the dependence structure between the sample variables. The findings offer valuable understanding for investors who are looking for investment diversification opportunities worldwide.&quot;,&quot;publisher&quot;:&quot;Taylor and Francis Ltd.&quot;,&quot;issue&quot;:&quot;1&quot;,&quot;volume&quot;:&quot;35&quot;,&quot;container-title-short&quot;:&quot;&quot;},&quot;isTemporary&quot;:false}]},{&quot;citationID&quot;:&quot;MENDELEY_CITATION_1c9e811a-616e-4547-b378-59b0afdda7be&quot;,&quot;properties&quot;:{&quot;noteIndex&quot;:0},&quot;isEdited&quot;:false,&quot;manualOverride&quot;:{&quot;isManuallyOverridden&quot;:false,&quot;citeprocText&quot;:&quot;(Caiado and Lúcio, 2023; Kayani et al., 2024; Melina et al., 2023; Mishra et al., 2024; Zhang et al., 2022)&quot;,&quot;manualOverrideText&quot;:&quot;&quot;},&quot;citationTag&quot;:&quot;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&quot;,&quot;citationItems&quot;:[{&quot;id&quot;:&quot;2cf4475f-be1d-3f3e-9872-a4119d35960d&quot;,&quot;itemData&quot;:{&quot;type&quot;:&quot;article-journal&quot;,&quot;id&quot;:&quot;2cf4475f-be1d-3f3e-9872-a4119d35960d&quot;,&quot;title&quot;:&quot;Volatility forecasting and assessing risk of financial markets using multi-transformer neural network based architecture&quot;,&quot;groupId&quot;:&quot;6b0f6c4c-af15-3c2f-ae3d-3d6652b8fe29&quot;,&quot;author&quot;:[{&quot;family&quot;:&quot;Mishra&quot;,&quot;given&quot;:&quot;Aswini Kumar&quot;,&quot;parse-names&quot;:false,&quot;dropping-particle&quot;:&quot;&quot;,&quot;non-dropping-particle&quot;:&quot;&quot;},{&quot;family&quot;:&quot;Renganathan&quot;,&quot;given&quot;:&quot;Jayashree&quot;,&quot;parse-names&quot;:false,&quot;dropping-particle&quot;:&quot;&quot;,&quot;non-dropping-particle&quot;:&quot;&quot;},{&quot;family&quot;:&quot;Gupta&quot;,&quot;given&quot;:&quot;Aaryaman&quot;,&quot;parse-names&quot;:false,&quot;dropping-particle&quot;:&quot;&quot;,&quot;non-dropping-particle&quot;:&quot;&quot;}],&quot;container-title&quot;:&quot;Engineering Applications of Artificial Intelligence&quot;,&quot;accessed&quot;:{&quot;date-parts&quot;:[[2026,7,3]]},&quot;DOI&quot;:&quot;10.1016/J.ENGAPPAI.2024.108223&quot;,&quot;ISSN&quot;:&quot;0952-1976&quot;,&quot;URL&quot;:&quot;https://www-1sciencedirect-1com-1gltygdvo090d.erproxy.cvtisr.sk/science/article/pii/S0952197624003816?pes=vor&amp;utm_source=clarivate&amp;getft_integrator=clarivate&quot;,&quot;issued&quot;:{&quot;date-parts&quot;:[[2024,7,1]]},&quot;page&quot;:&quot;108223&quot;,&quot;abstract&quot;:&quot;This research introduces a more reliable model for predicting market volatility. The model incorporates Transformer and Multi-transformer layers with the GARCH and LSTM models and compares their performance to classic GARCH-type models. Euro-US Dollar FX Spot Rate (EURO-USD), Australian-US Dollar FX Spot Rate (AUD-USD), S&amp;P 500 Index, FTSE 100 Index, Reliance Industries Ltd., and Samsung Electronics Co Ltd. are analyzed. The timeframe examined is January 2005 to December 2021, with training from 2005 to 2016 and testing from 2017 to 2021. Empirical evidence suggests that hybrid Neural-network models, notably Transformer-based models, outperform individual transformers, deep learning, neural networks, and traditional GARCH-type models, even in unpredictable conditions like the COVID-19 pandemic. Within the hybrid Neural-network models, MT-GARCH and MTL-GARCH showed lower validation error (RMSE) than the other models, showing that the bagging mechanism added to the attention mechanism of the Multi-Transformer architecture helped to lower the error in the variance in the noisy data of the daily returns of the assets, reducing the RMSE of the hybrid multi-Transformer models. In addition, three to four of the five hybrid neural-network models showed appropriate risk estimates for the entire test period, as observed from the Christoffersen test. Moreover, the lengthy sample period helps test whether hybrid models perform better than classic GARCH-type models in volatile conditions like the COVID-19 pandemic.&quot;,&quot;publisher&quot;:&quot;Pergamon&quot;,&quot;volume&quot;:&quot;133&quot;,&quot;container-title-short&quot;:&quot;Eng. Appl. Artif. Intell.&quot;},&quot;isTemporary&quot;:false},{&quot;id&quot;:&quot;dfca3fe8-388d-3fba-acec-d2c2a1e2075d&quot;,&quot;itemData&quot;:{&quot;type&quot;:&quot;article-journal&quot;,&quot;id&quot;:&quot;dfca3fe8-388d-3fba-acec-d2c2a1e2075d&quot;,&quot;title&quot;:&quot;A Conceptual Model of Investment-Risk Prediction in the Stock Market Using Extreme Value Theory with Machine Learning: A Semisystematic Literature Review&quot;,&quot;groupId&quot;:&quot;6b0f6c4c-af15-3c2f-ae3d-3d6652b8fe29&quot;,&quot;author&quot;:[{&quot;family&quot;:&quot;Melina&quot;,&quot;given&quot;:&quot;&quot;,&quot;parse-names&quot;:false,&quot;dropping-particle&quot;:&quot;&quot;,&quot;non-dropping-particle&quot;:&quot;&quot;},{&quot;family&quot;:&quot;Sukono&quot;,&quot;given&quot;:&quot;&quot;,&quot;parse-names&quot;:false,&quot;dropping-particle&quot;:&quot;&quot;,&quot;non-dropping-particle&quot;:&quot;&quot;},{&quot;family&quot;:&quot;Napitupulu&quot;,&quot;given&quot;:&quot;Herlina&quot;,&quot;parse-names&quot;:false,&quot;dropping-particle&quot;:&quot;&quot;,&quot;non-dropping-particle&quot;:&quot;&quot;},{&quot;family&quot;:&quot;Mohamed&quot;,&quot;given&quot;:&quot;Norizan&quot;,&quot;parse-names&quot;:false,&quot;dropping-particle&quot;:&quot;&quot;,&quot;non-dropping-particle&quot;:&quot;&quot;}],&quot;container-title&quot;:&quot;Risks 2023, Vol. 11, Page 60&quot;,&quot;accessed&quot;:{&quot;date-parts&quot;:[[2026,7,3]]},&quot;DOI&quot;:&quot;10.3390/RISKS11030060&quot;,&quot;ISSN&quot;:&quot;2227-9091&quot;,&quot;URL&quot;:&quot;https://www.mdpi.com/2227-9091/11/3/60/htm&quot;,&quot;issued&quot;:{&quot;date-parts&quot;:[[2023,3,14]]},&quot;page&quot;:&quot;60&quot;,&quot;abstract&quot;:&quot;The COVID-19 pandemic has been an extraordinary event, the type of event that rarely occurs but that has major impacts on the stock market. The pandemic has created high volatility and caused extreme fluctuations in the stock market. The stock market can be characterized as either linear or nonlinear. One method that can detect extreme fluctuations is extreme value theory (EVT). This study employed a semisystematic literature review on the use of the EVT method to estimate investment risk in the stock market. The literature used was selected by applying the preferred reporting items for systematic review and meta-analyses (PRISMA) guidelines, sourced from the ScienceDirect.com, ProQuest, and Scopus databases. A bibliometric analysis was conducted to determine the study characteristics and identify any research gaps. The results of the analysis show that studies on this topic are rarely carried out. Research in this field is generally performed only in univariate cases and is very complicated in multivariate cases. Given these limitations, further research could focus on developing a conceptual model that is dynamic and sensitive to extreme fluctuations, with multivariable inputs, in order to predict investment risk. The model developed here considered the variables that affect stock price fluctuations as the input data. The combination of VaR–EVT and machine-learning methods is effective in increasing model accuracy because it combines linear and nonlinear models.&quot;,&quot;publisher&quot;:&quot;Multidisciplinary Digital Publishing Institute&quot;,&quot;issue&quot;:&quot;3&quot;,&quot;volume&quot;:&quot;11&quot;,&quot;container-title-short&quot;:&quot;&quot;},&quot;isTemporary&quot;:false},{&quot;id&quot;:&quot;f87d2323-88c7-3bc3-a532-24561aa7e9e1&quot;,&quot;itemData&quot;:{&quot;type&quot;:&quot;article-journal&quot;,&quot;id&quot;:&quot;f87d2323-88c7-3bc3-a532-24561aa7e9e1&quot;,&quot;title&quot;:&quot;Unleashing the pandemic volatility: A glimpse into the stock market performance of developed economies during COVID-19&quot;,&quot;author&quot;:[{&quot;family&quot;:&quot;Kayani&quot;,&quot;given&quot;:&quot;Umar Nawaz&quot;,&quot;parse-names&quot;:false,&quot;dropping-particle&quot;:&quot;&quot;,&quot;non-dropping-particle&quot;:&quot;&quot;},{&quot;family&quot;:&quot;Aysan&quot;,&quot;given&quot;:&quot;Ahmet Faruk&quot;,&quot;parse-names&quot;:false,&quot;dropping-particle&quot;:&quot;&quot;,&quot;non-dropping-particle&quot;:&quot;&quot;},{&quot;family&quot;:&quot;Khan&quot;,&quot;given&quot;:&quot;Mrestyal&quot;,&quot;parse-names&quot;:false,&quot;dropping-particle&quot;:&quot;&quot;,&quot;non-dropping-particle&quot;:&quot;&quot;},{&quot;family&quot;:&quot;Khan&quot;,&quot;given&quot;:&quot;Maaz&quot;,&quot;parse-names&quot;:false,&quot;dropping-particle&quot;:&quot;&quot;,&quot;non-dropping-particle&quot;:&quot;&quot;},{&quot;family&quot;:&quot;Mumtaz&quot;,&quot;given&quot;:&quot;Roohi&quot;,&quot;parse-names&quot;:false,&quot;dropping-particle&quot;:&quot;&quot;,&quot;non-dropping-particle&quot;:&quot;&quot;},{&quot;family&quot;:&quot;Irfan&quot;,&quot;given&quot;:&quot;Muhammad&quot;,&quot;parse-names&quot;:false,&quot;dropping-particle&quot;:&quot;&quot;,&quot;non-dropping-particle&quot;:&quot;&quot;}],&quot;container-title&quot;:&quot;Heliyon&quot;,&quot;container-title-short&quot;:&quot;Heliyon&quot;,&quot;accessed&quot;:{&quot;date-parts&quot;:[[2026,7,3]]},&quot;DOI&quot;:&quot;10.1016/J.HELIYON.2024.E25202&quot;,&quot;ISSN&quot;:&quot;2405-8440&quot;,&quot;URL&quot;:&quot;https://www-1sciencedirect-1com-1gltygdvo090d.erproxy.cvtisr.sk/science/article/pii/S2405844024012337?pes=vor&amp;utm_source=clarivate&amp;getft_integrator=clarivate&quot;,&quot;issued&quot;:{&quot;date-parts&quot;:[[2024,2,29]]},&quot;page&quot;:&quot;e25202&quot;,&quot;abstract&quot;:&quot;The COVID-19 pandemic has resulted in significant financial losses globally, increasing the volatility of financial assets. Thus, this study models the stock market volatility of developed economies during the COVID-19 pandemic. For this purpose, we used the GJR-GARCH (Albulescu, 2020; Albulescu, 2020) [1,1] econometric model on the daily time series returns data ranging from 01st-July-2019 to 18th-November-2020. The entire dataset was equally divided into two subsets; before COVID-19, and after the COVID-19. The empirical results of this study showed the presence of volatility clustering, leverage effect, and excess kurtosis indicating leptokurtic phenomena in all stock indices returns. In addition to this, it can be noted that compared to before COVID-19, the stock markets showed negative returns, and increased volatility during the COVID-19. Hence, based on these findings, this study provides significant insights for global stock market investors and economic policymakers regarding financial portfolio construction particularly during crises times.&quot;,&quot;publisher&quot;:&quot;Elsevier&quot;,&quot;issue&quot;:&quot;4&quot;,&quot;volume&quot;:&quot;10&quot;},&quot;isTemporary&quot;:false},{&quot;id&quot;:&quot;43b09e5e-4442-31f1-90fd-c299c8268fce&quot;,&quot;itemData&quot;:{&quot;type&quot;:&quot;article-journal&quot;,&quot;id&quot;:&quot;43b09e5e-4442-31f1-90fd-c299c8268fce&quot;,&quot;title&quot;:&quot;The impact of COVID-19 shocks on the volatility of stock markets in technologically advanced countries&quot;,&quot;author&quot;:[{&quot;family&quot;:&quot;Zhang&quot;,&quot;given&quot;:&quot;Ning&quot;,&quot;parse-names&quot;:false,&quot;dropping-particle&quot;:&quot;&quot;,&quot;non-dropping-particle&quot;:&quot;&quot;},{&quot;family&quot;:&quot;Wang&quot;,&quot;given&quot;:&quot;Aiqun&quot;,&quot;parse-names&quot;:false,&quot;dropping-particle&quot;:&quot;&quot;,&quot;non-dropping-particle&quot;:&quot;&quot;},{&quot;family&quot;:&quot;Haq&quot;,&quot;given&quot;:&quot;Naveed Ul&quot;,&quot;parse-names&quot;:false,&quot;dropping-particle&quot;:&quot;&quot;,&quot;non-dropping-particle&quot;:&quot;&quot;},{&quot;family&quot;:&quot;Nosheen&quot;,&quot;given&quot;:&quot;Safia&quot;,&quot;parse-names&quot;:false,&quot;dropping-particle&quot;:&quot;&quot;,&quot;non-dropping-particle&quot;:&quot;&quot;}],&quot;container-title&quot;:&quot;Economic Research-Ekonomska Istrazivanja &quot;,&quot;accessed&quot;:{&quot;date-parts&quot;:[[2026,7,3]]},&quot;DOI&quot;:&quot;10.1080/1331677X.2021.1936112&quot;,&quot;ISSN&quot;:&quot;1331677X&quot;,&quot;URL&quot;:&quot;/doi/pdf/10.1080/1331677X.2021.1936112?download=true&quot;,&quot;issued&quot;:{&quot;date-parts&quot;:[[2022]]},&quot;page&quot;:&quot;2191-2216&quot;,&quot;abstract&quot;:&quot;This study examines the volatility of China and the most advanced countries of the world stock markets due to the pandemic of COVID-19 using the TGARCH model. This research study presents empirical support for the TGARCH specification for explaining the daily time dependence in the rate of information arrival to the market for stocks traded on China stock market. Using the sample containing closing stock market returns from 05 January 2015 to 04 April 2020 of sample countries, we found that through the COVID-19, there is no significant impact of returns volatility coming from advanced countries towards the China stock market. Further, results state that China has a significant impact on explaining the volatility of the most advanced countries of the world (Switzerland, Sweden, Netherlands, and the UK) except the U.S.A. during COVID-19. We found no significant impact of China stock market returns on the U.S.A.'s volatility, but there is a presence of leverage effect during COVID −19.&quot;,&quot;publisher&quot;:&quot;Taylor and Francis Ltd.&quot;,&quot;issue&quot;:&quot;1&quot;,&quot;volume&quot;:&quot;35&quot;,&quot;container-title-short&quot;:&quot;&quot;},&quot;isTemporary&quot;:false},{&quot;id&quot;:&quot;4269e4da-b721-3cd1-a70e-53a6bbf762e7&quot;,&quot;itemData&quot;:{&quot;type&quot;:&quot;article-journal&quot;,&quot;id&quot;:&quot;4269e4da-b721-3cd1-a70e-53a6bbf762e7&quot;,&quot;title&quot;:&quot;Stock market forecasting accuracy of asymmetric GARCH models during the COVID-19 pandemic&quot;,&quot;author&quot;:[{&quot;family&quot;:&quot;Caiado&quot;,&quot;given&quot;:&quot;Jorge&quot;,&quot;parse-names&quot;:false,&quot;dropping-particle&quot;:&quot;&quot;,&quot;non-dropping-particle&quot;:&quot;&quot;},{&quot;family&quot;:&quot;Lúcio&quot;,&quot;given&quot;:&quot;Francisco&quot;,&quot;parse-names&quot;:false,&quot;dropping-particle&quot;:&quot;&quot;,&quot;non-dropping-particle&quot;:&quot;&quot;}],&quot;container-title&quot;:&quot;The North American Journal of Economics and Finance&quot;,&quot;accessed&quot;:{&quot;date-parts&quot;:[[2026,7,3]]},&quot;DOI&quot;:&quot;10.1016/J.NAJEF.2023.101971&quot;,&quot;ISSN&quot;:&quot;1062-9408&quot;,&quot;URL&quot;:&quot;https://www-1sciencedirect-1com-1gltygdvo090d.erproxy.cvtisr.sk/science/article/pii/S1062940823000943?pes=vor&amp;utm_source=clarivate&amp;getft_integrator=clarivate&quot;,&quot;issued&quot;:{&quot;date-parts&quot;:[[2023,9,1]]},&quot;page&quot;:&quot;101971&quot;,&quot;abstract&quot;:&quot;We propose a new clustering approach for comparing financial time series and employ it to study how the COVID-19 pandemic affected the U.S. stock market. Essentially, we compute the forecast accuracy of asymmetric GARCH models applied to S&amp;P500 industries and use the model forecast errors for different horizons and cut-off points to calculate a distance matrix for the stock indices. Hierarchical clustering algorithms are used to assign the set of industries into clusters. We found homogeneous clusters of industries in terms of the impact of COVID-19 on US stock market volatility. The industries most affected by the pandemic and with less accurate stock market prediction (Hotels, Airline, Apparel, Accessories &amp; Luxury Goods, and Automobile) are separated in Euclidean distance from those industries that were less impacted by COVID-19 and which had more accurate forecasting (Pharmaceuticals, Internet &amp; Direct Marketing Retail, Data Processing, and Movies &amp; Entertainment).&quot;,&quot;publisher&quot;:&quot;North-Holland&quot;,&quot;volume&quot;:&quot;68&quot;,&quot;container-title-short&quot;:&quot;&quot;},&quot;isTemporary&quot;:false}]},{&quot;citationID&quot;:&quot;MENDELEY_CITATION_792c0660-b732-4532-b870-e624810fd725&quot;,&quot;properties&quot;:{&quot;noteIndex&quot;:0},&quot;isEdited&quot;:false,&quot;manualOverride&quot;:{&quot;isManuallyOverridden&quot;:false,&quot;citeprocText&quot;:&quot;(Ge, 2025; Mishra et al., 2024; Mora-Valencia et al., 2023; Sodnomdavaa, 2026; Yang et al., 2024)&quot;,&quot;manualOverrideText&quot;:&quot;&quot;},&quot;citationTag&quot;:&quot;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&quot;,&quot;citationItems&quot;:[{&quot;id&quot;:&quot;98dd6b6e-8610-3718-a985-da5c961a4759&quot;,&quot;itemData&quot;:{&quot;type&quot;:&quot;article-journal&quot;,&quot;id&quot;:&quot;98dd6b6e-8610-3718-a985-da5c961a4759&quot;,&quot;title&quot;:&quot;Financial Volatility Modeling with the GARCH-MIDAS-LSTM Approach: The Effects of Economic Expectations, Geopolitical Risks and Industrial Production during COVID-19&quot;,&quot;groupId&quot;:&quot;6b0f6c4c-af15-3c2f-ae3d-3d6652b8fe29&quot;,&quot;author&quot;:[{&quot;family&quot;:&quot;Mora-Valencia&quot;,&quot;given&quot;:&quot;Andrés&quot;,&quot;parse-names&quot;:false,&quot;dropping-particle&quot;:&quot;&quot;,&quot;non-dropping-particle&quot;:&quot;&quot;},{&quot;family&quot;:&quot;Ñíguez&quot;,&quot;given&quot;:&quot;Trino-Manuel&quot;,&quot;parse-names&quot;:false,&quot;dropping-particle&quot;:&quot;&quot;,&quot;non-dropping-particle&quot;:&quot;&quot;},{&quot;family&quot;:&quot;Ömer Ersin&quot;,&quot;given&quot;:&quot;Özgür&quot;,&quot;parse-names&quot;:false,&quot;dropping-particle&quot;:&quot;&quot;,&quot;non-dropping-particle&quot;:&quot;&quot;},{&quot;family&quot;:&quot;Bildirici&quot;,&quot;given&quot;:&quot;Melike&quot;,&quot;parse-names&quot;:false,&quot;dropping-particle&quot;:&quot;&quot;,&quot;non-dropping-particle&quot;:&quot;&quot;}],&quot;container-title&quot;:&quot;Mathematics 2023, Vol. 11, Page 1785&quot;,&quot;accessed&quot;:{&quot;date-parts&quot;:[[2026,7,4]]},&quot;DOI&quot;:&quot;10.3390/MATH11081785&quot;,&quot;ISSN&quot;:&quot;2227-7390&quot;,&quot;URL&quot;:&quot;https://www-1mdpi-1com-1gltygdvo09a3.erproxy.cvtisr.sk/2227-7390/11/8/1785/htm&quot;,&quot;issued&quot;:{&quot;date-parts&quot;:[[2023,4,9]]},&quot;page&quot;:&quot;1785&quot;,&quot;abstract&quot;:&quot;Forecasting stock markets is an important challenge due to leptokurtic distributions with heavy tails due to uncertainties in markets, economies, and political fluctuations. To forecast the direction of stock markets, the inclusion of leading indicators to volatility models is highly important; however, such series are generally at different frequencies. The paper proposes the GARCH-MIDAS-LSTM model, a hybrid method that benefits from LSTM deep neural networks for forecast accuracy, and the GARCH-MIDAS model for the integration of effects of low-frequency variables in high-frequency stock market volatility modeling. The models are being tested for a forecast sample including the COVID-19 shut-down after the first official case period and the economic reopening period in in Borsa Istanbul stock market in Türkiye. For this sample, significant uncertainty existed regarding future economic expectations, and the period provided an interesting laboratory to test the forecast effectiveness of the proposed LSTM augmented model in addition to GARCH-MIDAS models, which included geopolitical risk, future economic expectations, trends, and cycle industrial production indices as low-frequency variables. The evidence suggests that stock market volatility is most effectively modeled with geopolitical risk, followed by industrial production, and a relatively lower performance is achieved by future economic expectations. These findings imply that increases in geopolitical risk enhance stock market volatility further, and that industrial production and future economic expectations work in the opposite direction. Most importantly, the forecast results suggest suitability of both the GARCH-MIDAS and GARCH-MIDAS-LSTM models, and with good forecasting capabilities. However, a comparison shows significant root mean squared error reduction with the novel GARCH-MIDAS-LSTM model over GARCH-MIDAS models. Percentage decline in root mean squared errors for forecasts are between 39% to 95% in LSTM augmented models depending on the type of economic indicator used. The proposed approach offers a key tool for investors and policymakers.&quot;,&quot;publisher&quot;:&quot;Multidisciplinary Digital Publishing Institute&quot;,&quot;issue&quot;:&quot;8&quot;,&quot;volume&quot;:&quot;11&quot;,&quot;container-title-short&quot;:&quot;&quot;},&quot;isTemporary&quot;:false},{&quot;id&quot;:&quot;2cf4475f-be1d-3f3e-9872-a4119d35960d&quot;,&quot;itemData&quot;:{&quot;type&quot;:&quot;article-journal&quot;,&quot;id&quot;:&quot;2cf4475f-be1d-3f3e-9872-a4119d35960d&quot;,&quot;title&quot;:&quot;Volatility forecasting and assessing risk of financial markets using multi-transformer neural network based architecture&quot;,&quot;groupId&quot;:&quot;6b0f6c4c-af15-3c2f-ae3d-3d6652b8fe29&quot;,&quot;author&quot;:[{&quot;family&quot;:&quot;Mishra&quot;,&quot;given&quot;:&quot;Aswini Kumar&quot;,&quot;parse-names&quot;:false,&quot;dropping-particle&quot;:&quot;&quot;,&quot;non-dropping-particle&quot;:&quot;&quot;},{&quot;family&quot;:&quot;Renganathan&quot;,&quot;given&quot;:&quot;Jayashree&quot;,&quot;parse-names&quot;:false,&quot;dropping-particle&quot;:&quot;&quot;,&quot;non-dropping-particle&quot;:&quot;&quot;},{&quot;family&quot;:&quot;Gupta&quot;,&quot;given&quot;:&quot;Aaryaman&quot;,&quot;parse-names&quot;:false,&quot;dropping-particle&quot;:&quot;&quot;,&quot;non-dropping-particle&quot;:&quot;&quot;}],&quot;container-title&quot;:&quot;Engineering Applications of Artificial Intelligence&quot;,&quot;accessed&quot;:{&quot;date-parts&quot;:[[2026,7,3]]},&quot;DOI&quot;:&quot;10.1016/J.ENGAPPAI.2024.108223&quot;,&quot;ISSN&quot;:&quot;0952-1976&quot;,&quot;URL&quot;:&quot;https://www-1sciencedirect-1com-1gltygdvo090d.erproxy.cvtisr.sk/science/article/pii/S0952197624003816?pes=vor&amp;utm_source=clarivate&amp;getft_integrator=clarivate&quot;,&quot;issued&quot;:{&quot;date-parts&quot;:[[2024,7,1]]},&quot;page&quot;:&quot;108223&quot;,&quot;abstract&quot;:&quot;This research introduces a more reliable model for predicting market volatility. The model incorporates Transformer and Multi-transformer layers with the GARCH and LSTM models and compares their performance to classic GARCH-type models. Euro-US Dollar FX Spot Rate (EURO-USD), Australian-US Dollar FX Spot Rate (AUD-USD), S&amp;P 500 Index, FTSE 100 Index, Reliance Industries Ltd., and Samsung Electronics Co Ltd. are analyzed. The timeframe examined is January 2005 to December 2021, with training from 2005 to 2016 and testing from 2017 to 2021. Empirical evidence suggests that hybrid Neural-network models, notably Transformer-based models, outperform individual transformers, deep learning, neural networks, and traditional GARCH-type models, even in unpredictable conditions like the COVID-19 pandemic. Within the hybrid Neural-network models, MT-GARCH and MTL-GARCH showed lower validation error (RMSE) than the other models, showing that the bagging mechanism added to the attention mechanism of the Multi-Transformer architecture helped to lower the error in the variance in the noisy data of the daily returns of the assets, reducing the RMSE of the hybrid multi-Transformer models. In addition, three to four of the five hybrid neural-network models showed appropriate risk estimates for the entire test period, as observed from the Christoffersen test. Moreover, the lengthy sample period helps test whether hybrid models perform better than classic GARCH-type models in volatile conditions like the COVID-19 pandemic.&quot;,&quot;publisher&quot;:&quot;Pergamon&quot;,&quot;volume&quot;:&quot;133&quot;,&quot;container-title-short&quot;:&quot;Eng. Appl. Artif. Intell.&quot;},&quot;isTemporary&quot;:false},{&quot;id&quot;:&quot;daa5fb1c-204b-3bea-94e8-77764728dd61&quot;,&quot;itemData&quot;:{&quot;type&quot;:&quot;article-journal&quot;,&quot;id&quot;:&quot;daa5fb1c-204b-3bea-94e8-77764728dd61&quot;,&quot;title&quot;:&quot;Enhancing stock market Forecasting: A hybrid model for accurate prediction of S&amp;P 500 and CSI 300 future prices&quot;,&quot;groupId&quot;:&quot;6b0f6c4c-af15-3c2f-ae3d-3d6652b8fe29&quot;,&quot;author&quot;:[{&quot;family&quot;:&quot;Ge&quot;,&quot;given&quot;:&quot;Qing&quot;,&quot;parse-names&quot;:false,&quot;dropping-particle&quot;:&quot;&quot;,&quot;non-dropping-particle&quot;:&quot;&quot;}],&quot;container-title&quot;:&quot;Expert Systems with Applications&quot;,&quot;accessed&quot;:{&quot;date-parts&quot;:[[2026,7,3]]},&quot;DOI&quot;:&quot;10.1016/J.ESWA.2024.125380&quot;,&quot;ISSN&quot;:&quot;0957-4174&quot;,&quot;URL&quot;:&quot;https://www-1sciencedirect-1com-1gltygdvo090d.erproxy.cvtisr.sk/science/article/pii/S0957417424022474?pes=vor&amp;utm_source=clarivate&amp;getft_integrator=clarivate&quot;,&quot;issued&quot;:{&quot;date-parts&quot;:[[2025,1,15]]},&quot;page&quot;:&quot;125380&quot;,&quot;abstract&quot;:&quot;This paper investigates the challenging domain of stock market prediction, a significant aspect of financial markets. It focuses on developing predictive models to forecast stock prices accurately, vital for mitigating losses and maximizing gains amidst the inherent unpredictability and volatility of the market. The study comprehensively analyzes various predictive models, including time series analysis and advanced machine learning techniques. It highlights the superiority of ensemble or hybrid models in enhancing prediction reliability. Central to this research is the development of a model incorporating detailed data collection, thorough analysis, and state-of-the-art machine learning methods, achieving notable predictive accuracy. This approach underscores the benefits of data-centric strategies in today's rapidly evolving business environment and the widespread applicability of predictive analytics. The model outperforms conventional methods by decomposing time series into simpler components and optimizing hyperparameters, thereby enhancing prediction accuracy, as demonstrated by performance testing on the S&amp;P 500 and CSI 300 indices. The RMSE, MAE, and R2 values of the MEME-AO-LSTM model are 27.12, 19.43, and 0.992, respectively, which serve as evidence of this. The model's generalizability and high performance are demonstrated by its efficacy in a variety of major markets, including the NASDAQ 100, Nikkei 225, FTSE, DAX, SSE, and KOSPI. Additionally, the model's adaptability under diverse market conditions is demonstrated through its evaluation of its robustness in response to significant events, such as the economic stimulus responses to the COVID-19 pandemic and the geopolitical tensions resulting from the tension and conflict between Russia and Ukraine. Consequently, the proposed methodology has the potential to help investors achieve substantial and advantageous returns.&quot;,&quot;publisher&quot;:&quot;Pergamon&quot;,&quot;volume&quot;:&quot;260&quot;,&quot;container-title-short&quot;:&quot;Expert Syst. Appl.&quot;},&quot;isTemporary&quot;:false},{&quot;id&quot;:&quot;218473e9-f87a-37e1-8544-a9996d0e019b&quot;,&quot;itemData&quot;:{&quot;type&quot;:&quot;article-journal&quot;,&quot;id&quot;:&quot;218473e9-f87a-37e1-8544-a9996d0e019b&quot;,&quot;title&quot;:&quot;Can hybrid model improve the forecasting performance of stock price index amid COVID-19? Contextual evidence from the MEEMD-LSTM-MLP approach&quot;,&quot;groupId&quot;:&quot;6b0f6c4c-af15-3c2f-ae3d-3d6652b8fe29&quot;,&quot;author&quot;:[{&quot;family&quot;:&quot;Yang&quot;,&quot;given&quot;:&quot;Qu&quot;,&quot;parse-names&quot;:false,&quot;dropping-particle&quot;:&quot;&quot;,&quot;non-dropping-particle&quot;:&quot;&quot;},{&quot;family&quot;:&quot;Yu&quot;,&quot;given&quot;:&quot;Yuanyuan&quot;,&quot;parse-names&quot;:false,&quot;dropping-particle&quot;:&quot;&quot;,&quot;non-dropping-particle&quot;:&quot;&quot;},{&quot;family&quot;:&quot;Dai&quot;,&quot;given&quot;:&quot;Dongsheng&quot;,&quot;parse-names&quot;:false,&quot;dropping-particle&quot;:&quot;&quot;,&quot;non-dropping-particle&quot;:&quot;&quot;},{&quot;family&quot;:&quot;He&quot;,&quot;given&quot;:&quot;Qian&quot;,&quot;parse-names&quot;:false,&quot;dropping-particle&quot;:&quot;&quot;,&quot;non-dropping-particle&quot;:&quot;&quot;},{&quot;family&quot;:&quot;Lin&quot;,&quot;given&quot;:&quot;Yu&quot;,&quot;parse-names&quot;:false,&quot;dropping-particle&quot;:&quot;&quot;,&quot;non-dropping-particle&quot;:&quot;&quot;}],&quot;container-title&quot;:&quot;The North American Journal of Economics and Finance&quot;,&quot;accessed&quot;:{&quot;date-parts&quot;:[[2026,7,3]]},&quot;DOI&quot;:&quot;10.1016/J.NAJEF.2024.102252&quot;,&quot;ISSN&quot;:&quot;1062-9408&quot;,&quot;URL&quot;:&quot;https://www-1sciencedirect-1com-1gltygdvo090d.erproxy.cvtisr.sk/science/article/pii/S1062940824001773?pes=vor&amp;utm_source=clarivate&amp;getft_integrator=clarivate&quot;,&quot;issued&quot;:{&quot;date-parts&quot;:[[2024,9,1]]},&quot;page&quot;:&quot;102252&quot;,&quot;abstract&quot;:&quot;The sudden eruption of COVID-19 has inflicted tremendous damage to the worldwide economy, and stock markets have become violently volatile due to its negative impact. Therefore, accurate forecasting of stock price index has been playing an essential role in maintaining national economic security and formulating related policies. In this paper, a novel decomposition-ensemble model is proposed to predict the highly fluctuating stock price index. To begin with, the modified ensemble empirical mode decomposition (MEEMD) method is adopted to decompose the original stock price index into subsequences with different frequencies. Then, the last high-frequency subsequence and other subsequences are predicted through multilayer perceptron (MLP) and long short-term memory (LSTM), respectively. Finally, the prediction outcomes of different model subsequences are reconstructed into the ultimate prediction results by utilizing the integration method. Compared with the contrast models, the MEEMD-LSTM-MLP model proposed in our paper not only demonstrates significant advantages in multi-step forecasting for both emerging and developed markets, but also achieves excellent prediction performance amidst the severe market fluctuations triggered by COVID-19. Furthermore, the application of the MEEMD-LSTM-MLP model is extended to financial time series with different data characteristics and market types, which further proves its high applicability and reliability. Therefore, the conducted hybrid MEEMD-LSTM-MLP model is an effective and stable multi-step forecasting tool to provide valuable intelligent technical support for governments and enterprises in complex economic conditions.&quot;,&quot;publisher&quot;:&quot;North-Holland&quot;,&quot;volume&quot;:&quot;74&quot;,&quot;container-title-short&quot;:&quot;&quot;},&quot;isTemporary&quot;:false},{&quot;id&quot;:&quot;87ab18d5-c449-370e-a23c-471c394d57d9&quot;,&quot;itemData&quot;:{&quot;type&quot;:&quot;article-journal&quot;,&quot;id&quot;:&quot;87ab18d5-c449-370e-a23c-471c394d57d9&quot;,&quot;title&quot;:&quot;Explainable Hybrid Modeling of Stock Market Turning Points: An Integrated ARIMA-LSTM-SHAP Approach&quot;,&quot;groupId&quot;:&quot;6b0f6c4c-af15-3c2f-ae3d-3d6652b8fe29&quot;,&quot;author&quot;:[{&quot;family&quot;:&quot;Sodnomdavaa&quot;,&quot;given&quot;:&quot;Tsolmon&quot;,&quot;parse-names&quot;:false,&quot;dropping-particle&quot;:&quot;&quot;,&quot;non-dropping-particle&quot;:&quot;&quot;}],&quot;container-title&quot;:&quot;Journal of Advances in Information Technology&quot;,&quot;accessed&quot;:{&quot;date-parts&quot;:[[2026,7,3]]},&quot;DOI&quot;:&quot;10.12720/JAIT.17.3.569-582&quot;,&quot;ISSN&quot;:&quot;17982340&quot;,&quot;issued&quot;:{&quot;date-parts&quot;:[[2026]]},&quot;page&quot;:&quot;569-582&quot;,&quot;abstract&quot;:&quot;In recent years, global shocks such as the COVID-19 pandemic, geopolitical conflicts, and trade tensions have substantially intensified volatility in financial markets, thereby increasing the frequency of price turning points. This study proposes a novel approach that addresses the growing demand for artificial intelligence models that are not only highly predictive but also interpretable. Traditional econometric models, such as Autoregressive Integrated Moving Average (ARIMA) and Generalized Autoregressive Conditional Heteroskedasticity (GARCH), are effective at capturing linear dependencies but fail to adequately represent nonlinear market dynamics. Meanwhile, machine learning methods, despite their strong predictive power, often exhibit limited interpretability. To bridge this gap, this paper presents an explainable hybrid framework that integrates ARIMA, Long Short-Term Memory (LSTM), and Shapley Additive exPlanations (SHAP). Using daily data from ten major global stock indices from January 1, 2010 to September 30, 2025, the study employs a hybrid labeling approach that combines price extrema, Relative Strength Index (RSI), and Moving Average Convergence Divergence (MACD) indicators. Forecasting accuracy is further enhanced by incorporating ARIMA residual–based feature fusion. The model’s performance is evaluated using both statistical (F1-Score, Precision-Recall Area Under the Curve (PR-AUC), Root Mean Squared Error (RMSE), and economic (Sharpe ratio) metrics within a walk-forward validation framework. The results show that the ARIMA-LSTM-SHAP model achieves an optimal balance between predictive accuracy and economic efficiency, achieving an F1-Score of 0.60 and a Sharpe ratio exceeding 1.5. The findings highlight the framework’s practical relevance for investors and policymakers by facilitating the early detection of turning cycles and supporting risk-informed decision-making.&quot;,&quot;publisher&quot;:&quot;Engineering and Technology Publishing&quot;,&quot;issue&quot;:&quot;3&quot;,&quot;volume&quot;:&quot;17&quot;,&quot;container-title-short&quot;:&quot;&quot;},&quot;isTemporary&quot;:false}]},{&quot;citationID&quot;:&quot;MENDELEY_CITATION_058d6254-57ae-4f27-98fb-ae90819cd240&quot;,&quot;properties&quot;:{&quot;noteIndex&quot;:0},&quot;isEdited&quot;:false,&quot;manualOverride&quot;:{&quot;isManuallyOverridden&quot;:false,&quot;citeprocText&quot;:&quot;(Vancsura and Bareith, 2023)&quot;,&quot;manualOverrideText&quot;:&quot;&quot;},&quot;citationTag&quot;:&quot;MENDELEY_CITATION_v3_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&quot;,&quot;citationItems&quot;:[{&quot;id&quot;:&quot;9824712c-43a0-3d06-a1da-d7ca6addf1c9&quot;,&quot;itemData&quot;:{&quot;type&quot;:&quot;article-journal&quot;,&quot;id&quot;:&quot;9824712c-43a0-3d06-a1da-d7ca6addf1c9&quot;,&quot;title&quot;:&quot;Analysis of the performance of predictive models during Covid-19 and the Russian-Ukrainian war&quot;,&quot;groupId&quot;:&quot;6b0f6c4c-af15-3c2f-ae3d-3d6652b8fe29&quot;,&quot;author&quot;:[{&quot;family&quot;:&quot;Vancsura&quot;,&quot;given&quot;:&quot;László&quot;,&quot;parse-names&quot;:false,&quot;dropping-particle&quot;:&quot;&quot;,&quot;non-dropping-particle&quot;:&quot;&quot;},{&quot;family&quot;:&quot;Bareith&quot;,&quot;given&quot;:&quot;Tibor&quot;,&quot;parse-names&quot;:false,&quot;dropping-particle&quot;:&quot;&quot;,&quot;non-dropping-particle&quot;:&quot;&quot;}],&quot;container-title&quot;:&quot;Public Finance Quarterly&quot;,&quot;accessed&quot;:{&quot;date-parts&quot;:[[2026,7,3]]},&quot;DOI&quot;:&quot;10.35551/PFQ_2023_2_7&quot;,&quot;ISSN&quot;:&quot;2064-8278&quot;,&quot;URL&quot;:&quot;https://journals.lib.uni-corvinus.hu/index.php/penzugyiszemle/article/view/1399&quot;,&quot;issued&quot;:{&quot;date-parts&quot;:[[2023,6,30]]},&quot;page&quot;:&quot;123-138&quot;,&quot;abstract&quot;:&quot;In our paper, we investigate how effectively artificial intelligence can be used to predict stock market trends in the world’s leading equity markets over the period 01/01/2010 to 09/16/2022. Covid-19 and the Russian-Ukrainian war have had a strong impact on the capital markets and therefore the study was conducted in a highly volatile environment. The analysis was performed on three time intervals, using two machine learning algorithms of different complexity (decision tree, LSTM) and a parametric statistical model (linear regression). The evaluation of the results obtained was based on mean absolute percentage error (MAPE). In our study, we show that predictive models can perform better than linear regression in the period of high volatility. Another important finding is that the predictive models performed better in the post-Russian-Ukrainian war period than after the outbreak of Covid-19. Stock market price forecasting can play an important role in fundamental and technical analysis, can be incorporated into the decision criteria of algorithmic trading, or can be used on its own to automate trading.&quot;,&quot;publisher&quot;:&quot;State Audit Office of Hungary&quot;,&quot;issue&quot;:&quot;2&quot;,&quot;volume&quot;:&quot;69&quot;,&quot;container-title-short&quot;:&quot;Public Finan. Q.&quot;},&quot;isTemporary&quot;:false}]},{&quot;citationID&quot;:&quot;MENDELEY_CITATION_bdaf981e-ec4b-4873-b076-8b15145559d9&quot;,&quot;properties&quot;:{&quot;noteIndex&quot;:0},&quot;isEdited&quot;:false,&quot;manualOverride&quot;:{&quot;isManuallyOverridden&quot;:false,&quot;citeprocText&quot;:&quot;(Das et al., 2022)&quot;,&quot;manualOverrideText&quot;:&quot;&quot;},&quot;citationTag&quot;:&quot;MENDELEY_CITATION_v3_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&quot;,&quot;citationItems&quot;:[{&quot;id&quot;:&quot;cd07270a-1c4c-3fb6-8637-ed59c8bbe42b&quot;,&quot;itemData&quot;:{&quot;type&quot;:&quot;article-journal&quot;,&quot;id&quot;:&quot;cd07270a-1c4c-3fb6-8637-ed59c8bbe42b&quot;,&quot;title&quot;:&quot;Effect of public sentiment on stock market movement prediction during the COVID-19 outbreak&quot;,&quot;groupId&quot;:&quot;6b0f6c4c-af15-3c2f-ae3d-3d6652b8fe29&quot;,&quot;author&quot;:[{&quot;family&quot;:&quot;Das&quot;,&quot;given&quot;:&quot;Nabanita&quot;,&quot;parse-names&quot;:false,&quot;dropping-particle&quot;:&quot;&quot;,&quot;non-dropping-particle&quot;:&quot;&quot;},{&quot;family&quot;:&quot;Sadhukhan&quot;,&quot;given&quot;:&quot;Bikash&quot;,&quot;parse-names&quot;:false,&quot;dropping-particle&quot;:&quot;&quot;,&quot;non-dropping-particle&quot;:&quot;&quot;},{&quot;family&quot;:&quot;Chatterjee&quot;,&quot;given&quot;:&quot;Tanusree&quot;,&quot;parse-names&quot;:false,&quot;dropping-particle&quot;:&quot;&quot;,&quot;non-dropping-particle&quot;:&quot;&quot;},{&quot;family&quot;:&quot;Chakrabarti&quot;,&quot;given&quot;:&quot;Satyajit&quot;,&quot;parse-names&quot;:false,&quot;dropping-particle&quot;:&quot;&quot;,&quot;non-dropping-particle&quot;:&quot;&quot;}],&quot;container-title&quot;:&quot;Social Network Analysis and Mining 2022 12:1&quot;,&quot;accessed&quot;:{&quot;date-parts&quot;:[[2026,7,3]]},&quot;DOI&quot;:&quot;10.1007/S13278-022-00919-3&quot;,&quot;ISBN&quot;:&quot;0123456789&quot;,&quot;ISSN&quot;:&quot;1869-5469&quot;,&quot;URL&quot;:&quot;https://link-1springer-1com-1gltygdvo090d.erproxy.cvtisr.sk/article/10.1007/s13278-022-00919-3&quot;,&quot;issued&quot;:{&quot;date-parts&quot;:[[2022,7,27]]},&quot;page&quot;:&quot;92-&quot;,&quot;abstract&quot;:&quot;Forecasting the stock market is one of the most difficult undertakings in the financial industry due to its complex, volatile, noisy, and nonparametric character. However, as computer science advances, an intelligent model can help investors and analysts minimize investment risk. Public opinion on social media and other online portals is an important factor in stock market predictions. The COVID-19 pandemic stimulates online activities since individuals are compelled to remain at home, bringing about a massive quantity of public opinion and emotion. This research focuses on stock market movement prediction with public sentiments using the long short-term memory network (LSTM) during the COVID-19 flare-up. Here, seven different sentiment analysis tools, VADER, logistic regression, Loughran–McDonald, Henry, TextBlob, Linear SVC, and Stanford, are used for sentiment analysis on web scraped data from four online sources: stock-related articles headlines, tweets, financial news from \&quot;Economic Times\&quot; and Facebook comments. Predictions are made utilizing both feeling scores and authentic stock information for every one of the 28 opinion measures processed. An accuracy of 98.11% is achieved by using linear SVC to calculate sentiment ratings from Facebook comments. Thereafter, the four estimated sentiment scores from each of the seven instruments are integrated with stock data in a step-by-step fashion to determine the overall influence on the stock market. When all four sentiment scores are paired with stock data, the forecast accuracy for five out of seven tools is at its most noteworthy, with linear SVC computed scores assisting stock data to arrive at its most elevated accuracy of 98.32%.&quot;,&quot;publisher&quot;:&quot;Springer&quot;,&quot;issue&quot;:&quot;1&quot;,&quot;volume&quot;:&quot;12&quot;,&quot;container-title-short&quot;:&quot;&quot;},&quot;isTemporary&quot;:false}]},{&quot;citationID&quot;:&quot;MENDELEY_CITATION_482fd33a-bec5-43fd-a2d6-047d93237b85&quot;,&quot;properties&quot;:{&quot;noteIndex&quot;:0},&quot;isEdited&quot;:false,&quot;manualOverride&quot;:{&quot;isManuallyOverridden&quot;:false,&quot;citeprocText&quot;:&quot;(C. Yang et al., 2023)&quot;,&quot;manualOverrideText&quot;:&quot;&quot;},&quot;citationTag&quot;:&quot;MENDELEY_CITATION_v3_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&quot;,&quot;citationItems&quot;:[{&quot;id&quot;:&quot;32c670cd-e963-3634-b597-b704eae95fbf&quot;,&quot;itemData&quot;:{&quot;type&quot;:&quot;article-journal&quot;,&quot;id&quot;:&quot;32c670cd-e963-3634-b597-b704eae95fbf&quot;,&quot;title&quot;:&quot;An interpretable system for predicting the impact of COVID-19 government interventions on stock market sectors&quot;,&quot;author&quot;:[{&quot;family&quot;:&quot;Yang&quot;,&quot;given&quot;:&quot;Cai&quot;,&quot;parse-names&quot;:false,&quot;dropping-particle&quot;:&quot;&quot;,&quot;non-dropping-particle&quot;:&quot;&quot;},{&quot;family&quot;:&quot;Abedin&quot;,&quot;given&quot;:&quot;Mohammad Zoynul&quot;,&quot;parse-names&quot;:false,&quot;dropping-particle&quot;:&quot;&quot;,&quot;non-dropping-particle&quot;:&quot;&quot;},{&quot;family&quot;:&quot;Zhang&quot;,&quot;given&quot;:&quot;Hongwei&quot;,&quot;parse-names&quot;:false,&quot;dropping-particle&quot;:&quot;&quot;,&quot;non-dropping-particle&quot;:&quot;&quot;},{&quot;family&quot;:&quot;Weng&quot;,&quot;given&quot;:&quot;Futian&quot;,&quot;parse-names&quot;:false,&quot;dropping-particle&quot;:&quot;&quot;,&quot;non-dropping-particle&quot;:&quot;&quot;},{&quot;family&quot;:&quot;Hajek&quot;,&quot;given&quot;:&quot;Petr&quot;,&quot;parse-names&quot;:false,&quot;dropping-particle&quot;:&quot;&quot;,&quot;non-dropping-particle&quot;:&quot;&quot;}],&quot;container-title&quot;:&quot;Annals of Operations Research 2023 347:2&quot;,&quot;accessed&quot;:{&quot;date-parts&quot;:[[2026,7,4]]},&quot;DOI&quot;:&quot;10.1007/S10479-023-05311-8&quot;,&quot;ISSN&quot;:&quot;1572-9338&quot;,&quot;URL&quot;:&quot;https://link-1springer-1com-1gltygdvo09a3.erproxy.cvtisr.sk/article/10.1007/s10479-023-05311-8&quot;,&quot;issued&quot;:{&quot;date-parts&quot;:[[2023,4,24]]},&quot;page&quot;:&quot;1031-1058&quot;,&quot;abstract&quot;:&quot;Evaluating and understanding the financial impacts of COVID-19 has emerged as an urgent research agenda. Nevertheless, the impacts of government interventions on stock markets remain poorly understood. This study explores, for the first time, the impact of COVID-19 related government intervention policies on different stock market sectors using explainable machine learning-based prediction models. The empirical findings suggest that the LightGBM model provides excellent prediction accuracy while preserving computationally efficient and easy explainability of the model. We also find that COVID-19 government interventions are better predictors of stock market volatility than stock market returns. We further show that the observed effects of government intervention on the volatility and returns of ten stock market sectors are heterogeneous and asymmetrical. Our findings have important implications for policymakers and investors in terms of promoting balance and sustaining prosperity across industry sectors through government interventions.&quot;,&quot;publisher&quot;:&quot;Springer&quot;,&quot;issue&quot;:&quot;2&quot;,&quot;volume&quot;:&quot;347&quot;,&quot;container-title-short&quot;:&quot;&quot;},&quot;isTemporary&quot;:false}]},{&quot;citationID&quot;:&quot;MENDELEY_CITATION_49bd272c-151f-454d-af54-2b810713c6d8&quot;,&quot;properties&quot;:{&quot;noteIndex&quot;:0},&quot;isEdited&quot;:false,&quot;manualOverride&quot;:{&quot;isManuallyOverridden&quot;:false,&quot;citeprocText&quot;:&quot;(Sodnomdavaa, 2026)&quot;,&quot;manualOverrideText&quot;:&quot;&quot;},&quot;citationTag&quot;:&quot;MENDELEY_CITATION_v3_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&quot;,&quot;citationItems&quot;:[{&quot;id&quot;:&quot;87ab18d5-c449-370e-a23c-471c394d57d9&quot;,&quot;itemData&quot;:{&quot;type&quot;:&quot;article-journal&quot;,&quot;id&quot;:&quot;87ab18d5-c449-370e-a23c-471c394d57d9&quot;,&quot;title&quot;:&quot;Explainable Hybrid Modeling of Stock Market Turning Points: An Integrated ARIMA-LSTM-SHAP Approach&quot;,&quot;groupId&quot;:&quot;6b0f6c4c-af15-3c2f-ae3d-3d6652b8fe29&quot;,&quot;author&quot;:[{&quot;family&quot;:&quot;Sodnomdavaa&quot;,&quot;given&quot;:&quot;Tsolmon&quot;,&quot;parse-names&quot;:false,&quot;dropping-particle&quot;:&quot;&quot;,&quot;non-dropping-particle&quot;:&quot;&quot;}],&quot;container-title&quot;:&quot;Journal of Advances in Information Technology&quot;,&quot;accessed&quot;:{&quot;date-parts&quot;:[[2026,7,3]]},&quot;DOI&quot;:&quot;10.12720/JAIT.17.3.569-582&quot;,&quot;ISSN&quot;:&quot;17982340&quot;,&quot;issued&quot;:{&quot;date-parts&quot;:[[2026]]},&quot;page&quot;:&quot;569-582&quot;,&quot;abstract&quot;:&quot;In recent years, global shocks such as the COVID-19 pandemic, geopolitical conflicts, and trade tensions have substantially intensified volatility in financial markets, thereby increasing the frequency of price turning points. This study proposes a novel approach that addresses the growing demand for artificial intelligence models that are not only highly predictive but also interpretable. Traditional econometric models, such as Autoregressive Integrated Moving Average (ARIMA) and Generalized Autoregressive Conditional Heteroskedasticity (GARCH), are effective at capturing linear dependencies but fail to adequately represent nonlinear market dynamics. Meanwhile, machine learning methods, despite their strong predictive power, often exhibit limited interpretability. To bridge this gap, this paper presents an explainable hybrid framework that integrates ARIMA, Long Short-Term Memory (LSTM), and Shapley Additive exPlanations (SHAP). Using daily data from ten major global stock indices from January 1, 2010 to September 30, 2025, the study employs a hybrid labeling approach that combines price extrema, Relative Strength Index (RSI), and Moving Average Convergence Divergence (MACD) indicators. Forecasting accuracy is further enhanced by incorporating ARIMA residual–based feature fusion. The model’s performance is evaluated using both statistical (F1-Score, Precision-Recall Area Under the Curve (PR-AUC), Root Mean Squared Error (RMSE), and economic (Sharpe ratio) metrics within a walk-forward validation framework. The results show that the ARIMA-LSTM-SHAP model achieves an optimal balance between predictive accuracy and economic efficiency, achieving an F1-Score of 0.60 and a Sharpe ratio exceeding 1.5. The findings highlight the framework’s practical relevance for investors and policymakers by facilitating the early detection of turning cycles and supporting risk-informed decision-making.&quot;,&quot;publisher&quot;:&quot;Engineering and Technology Publishing&quot;,&quot;issue&quot;:&quot;3&quot;,&quot;volume&quot;:&quot;17&quot;,&quot;container-title-short&quot;:&quot;&quot;},&quot;isTemporary&quot;:false}]},{&quot;citationID&quot;:&quot;MENDELEY_CITATION_06d70991-6fba-4a63-ab26-ea270c06fa01&quot;,&quot;properties&quot;:{&quot;noteIndex&quot;:0},&quot;isEdited&quot;:false,&quot;manualOverride&quot;:{&quot;isManuallyOverridden&quot;:false,&quot;citeprocText&quot;:&quot;(Page et al., 2021; Rethlefsen et al., 2021; Sohrabi et al., 2021)&quot;,&quot;manualOverrideText&quot;:&quot;&quot;},&quot;citationTag&quot;:&quot;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&quot;,&quot;citationItems&quot;:[{&quot;id&quot;:&quot;df3dd8d1-67fa-3a07-aa15-870672f5fbce&quot;,&quot;itemData&quot;:{&quot;type&quot;:&quot;article-journal&quot;,&quot;id&quot;:&quot;df3dd8d1-67fa-3a07-aa15-870672f5fbce&quot;,&quot;title&quot;:&quot;The PRISMA 2020 statement: an updated guideline for reporting systematic reviews&quot;,&quot;author&quot;:[{&quot;family&quot;:&quot;Page&quot;,&quot;given&quot;:&quot;Matthew J.&quot;,&quot;parse-names&quot;:false,&quot;dropping-particle&quot;:&quot;&quot;,&quot;non-dropping-particle&quot;:&quot;&quot;},{&quot;family&quot;:&quot;McKenzie&quot;,&quot;given&quot;:&quot;Joanne E.&quot;,&quot;parse-names&quot;:false,&quot;dropping-particle&quot;:&quot;&quot;,&quot;non-dropping-particle&quot;:&quot;&quot;},{&quot;family&quot;:&quot;Bossuyt&quot;,&quot;given&quot;:&quot;Patrick M.&quot;,&quot;parse-names&quot;:false,&quot;dropping-particle&quot;:&quot;&quot;,&quot;non-dropping-particle&quot;:&quot;&quot;},{&quot;family&quot;:&quot;Boutron&quot;,&quot;given&quot;:&quot;Isabelle&quot;,&quot;parse-names&quot;:false,&quot;dropping-particle&quot;:&quot;&quot;,&quot;non-dropping-particle&quot;:&quot;&quot;},{&quot;family&quot;:&quot;Hoffmann&quot;,&quot;given&quot;:&quot;Tammy C.&quot;,&quot;parse-names&quot;:false,&quot;dropping-particle&quot;:&quot;&quot;,&quot;non-dropping-particle&quot;:&quot;&quot;},{&quot;family&quot;:&quot;Mulrow&quot;,&quot;given&quot;:&quot;Cynthia D.&quot;,&quot;parse-names&quot;:false,&quot;dropping-particle&quot;:&quot;&quot;,&quot;non-dropping-particle&quot;:&quot;&quot;},{&quot;family&quot;:&quot;Shamseer&quot;,&quot;given&quot;:&quot;Larissa&quot;,&quot;parse-names&quot;:false,&quot;dropping-particle&quot;:&quot;&quot;,&quot;non-dropping-particle&quot;:&quot;&quot;},{&quot;family&quot;:&quot;Tetzlaff&quot;,&quot;given&quot;:&quot;Jennifer M.&quot;,&quot;parse-names&quot;:false,&quot;dropping-particle&quot;:&quot;&quot;,&quot;non-dropping-particle&quot;:&quot;&quot;},{&quot;family&quot;:&quot;Akl&quot;,&quot;given&quot;:&quot;Elie A.&quot;,&quot;parse-names&quot;:false,&quot;dropping-particle&quot;:&quot;&quot;,&quot;non-dropping-particle&quot;:&quot;&quot;},{&quot;family&quot;:&quot;Brennan&quot;,&quot;given&quot;:&quot;Sue E.&quot;,&quot;parse-names&quot;:false,&quot;dropping-particle&quot;:&quot;&quot;,&quot;non-dropping-particle&quot;:&quot;&quot;},{&quot;family&quot;:&quot;Chou&quot;,&quot;given&quot;:&quot;Roger&quot;,&quot;parse-names&quot;:false,&quot;dropping-particle&quot;:&quot;&quot;,&quot;non-dropping-particle&quot;:&quot;&quot;},{&quot;family&quot;:&quot;Glanville&quot;,&quot;given&quot;:&quot;Julie&quot;,&quot;parse-names&quot;:false,&quot;dropping-particle&quot;:&quot;&quot;,&quot;non-dropping-particle&quot;:&quot;&quot;},{&quot;family&quot;:&quot;Grimshaw&quot;,&quot;given&quot;:&quot;Jeremy M.&quot;,&quot;parse-names&quot;:false,&quot;dropping-particle&quot;:&quot;&quot;,&quot;non-dropping-particle&quot;:&quot;&quot;},{&quot;family&quot;:&quot;Hróbjartsson&quot;,&quot;given&quot;:&quot;Asbjørn&quot;,&quot;parse-names&quot;:false,&quot;dropping-particle&quot;:&quot;&quot;,&quot;non-dropping-particle&quot;:&quot;&quot;},{&quot;family&quot;:&quot;Lalu&quot;,&quot;given&quot;:&quot;Manoj M.&quot;,&quot;parse-names&quot;:false,&quot;dropping-particle&quot;:&quot;&quot;,&quot;non-dropping-particle&quot;:&quot;&quot;},{&quot;family&quot;:&quot;Li&quot;,&quot;given&quot;:&quot;Tianjing&quot;,&quot;parse-names&quot;:false,&quot;dropping-particle&quot;:&quot;&quot;,&quot;non-dropping-particle&quot;:&quot;&quot;},{&quot;family&quot;:&quot;Loder&quot;,&quot;given&quot;:&quot;Elizabeth W.&quot;,&quot;parse-names&quot;:false,&quot;dropping-particle&quot;:&quot;&quot;,&quot;non-dropping-particle&quot;:&quot;&quot;},{&quot;family&quot;:&quot;Mayo-Wilson&quot;,&quot;given&quot;:&quot;Evan&quot;,&quot;parse-names&quot;:false,&quot;dropping-particle&quot;:&quot;&quot;,&quot;non-dropping-particle&quot;:&quot;&quot;},{&quot;family&quot;:&quot;McDonald&quot;,&quot;given&quot;:&quot;Steve&quot;,&quot;parse-names&quot;:false,&quot;dropping-particle&quot;:&quot;&quot;,&quot;non-dropping-particle&quot;:&quot;&quot;},{&quot;family&quot;:&quot;McGuinness&quot;,&quot;given&quot;:&quot;Luke A.&quot;,&quot;parse-names&quot;:false,&quot;dropping-particle&quot;:&quot;&quot;,&quot;non-dropping-particle&quot;:&quot;&quot;},{&quot;family&quot;:&quot;Stewart&quot;,&quot;given&quot;:&quot;Lesley A.&quot;,&quot;parse-names&quot;:false,&quot;dropping-particle&quot;:&quot;&quot;,&quot;non-dropping-particle&quot;:&quot;&quot;},{&quot;family&quot;:&quot;Thomas&quot;,&quot;given&quot;:&quot;James&quot;,&quot;parse-names&quot;:false,&quot;dropping-particle&quot;:&quot;&quot;,&quot;non-dropping-particle&quot;:&quot;&quot;},{&quot;family&quot;:&quot;Tricco&quot;,&quot;given&quot;:&quot;Andrea C.&quot;,&quot;parse-names&quot;:false,&quot;dropping-particle&quot;:&quot;&quot;,&quot;non-dropping-particle&quot;:&quot;&quot;},{&quot;family&quot;:&quot;Welch&quot;,&quot;given&quot;:&quot;Vivian A.&quot;,&quot;parse-names&quot;:false,&quot;dropping-particle&quot;:&quot;&quot;,&quot;non-dropping-particle&quot;:&quot;&quot;},{&quot;family&quot;:&quot;Whiting&quot;,&quot;given&quot;:&quot;Penny&quot;,&quot;parse-names&quot;:false,&quot;dropping-particle&quot;:&quot;&quot;,&quot;non-dropping-particle&quot;:&quot;&quot;},{&quot;family&quot;:&quot;Moher&quot;,&quot;given&quot;:&quot;David&quot;,&quot;parse-names&quot;:false,&quot;dropping-particle&quot;:&quot;&quot;,&quot;non-dropping-particle&quot;:&quot;&quot;}],&quot;container-title&quot;:&quot;BMJ&quot;,&quot;accessed&quot;:{&quot;date-parts&quot;:[[2026,7,14]]},&quot;DOI&quot;:&quot;10.1136/BMJ.N71&quot;,&quot;ISSN&quot;:&quot;1756-1833&quot;,&quot;PMID&quot;:&quot;33782057&quot;,&quot;URL&quot;:&quot;https://www.bmj.com/content/372/bmj.n71&quot;,&quot;issued&quot;:{&quot;date-parts&quot;:[[2021,3,29]]},&quot;abstract&quot;:&quot;The Preferred Reporting Items for Systematic reviews and Meta-Analyses (PRISMA) statement, published in 2009, was designed to help systematic reviewers transparently report why the review was done, what the authors did, and what they found. Over the past decade, advances in systematic review methodology and terminology have necessitated an update to the guideline. The PRISMA 2020 statement replaces the 2009 statement and includes new reporting guidance that reflects advances in methods to identify, select, appraise, and synthesise studies. The structure and presentation of the items have been modified to facilitate implementation. In this article, we present the PRISMA 2020 27-item checklist, an expanded checklist that details reporting recommendations for each item, the PRISMA 2020 abstract checklist, and the revised flow diagrams for original and updated reviews.\n\nSystematic reviews serve many critical roles. They can provide syntheses of the state of knowledge in a field, from which future research priorities can be identified; they can address questions that otherwise could not be answered by individual studies; they can identify problems in primary research that should be rectified in future studies; and they can generate or evaluate theories about how or why phenomena occur. Systematic reviews therefore generate various types of knowledge for different users of reviews (such as patients, healthcare providers, researchers, and policy makers).12 To ensure a systematic review is valuable to users, authors should prepare a transparent, complete, and accurate account of why the review was done, what they did (such as how studies were identified and selected) and what they found (such as characteristics of contributing studies and results of meta-analyses). Up-to-date reporting guidance facilitates authors achieving this.3\n\nThe Preferred Reporting Items for Systematic reviews and Meta-Analyses (PRISMA) statement published in 2009 (hereafter referred to as PRISMA 2009)45678910 …&quot;,&quot;publisher&quot;:&quot;British Medical Journal Publishing Group&quot;,&quot;volume&quot;:&quot;372&quot;,&quot;container-title-short&quot;:&quot;&quot;},&quot;isTemporary&quot;:false},{&quot;id&quot;:&quot;8c275b26-2aa3-38ae-8a7e-3048d976e8fb&quot;,&quot;itemData&quot;:{&quot;type&quot;:&quot;article-journal&quot;,&quot;id&quot;:&quot;8c275b26-2aa3-38ae-8a7e-3048d976e8fb&quot;,&quot;title&quot;:&quot;PRISMA 2020 statement: What's new and the importance of reporting guidelines&quot;,&quot;author&quot;:[{&quot;family&quot;:&quot;Sohrabi&quot;,&quot;given&quot;:&quot;Catrin&quot;,&quot;parse-names&quot;:false,&quot;dropping-particle&quot;:&quot;&quot;,&quot;non-dropping-particle&quot;:&quot;&quot;},{&quot;family&quot;:&quot;Franchi&quot;,&quot;given&quot;:&quot;Thomas&quot;,&quot;parse-names&quot;:false,&quot;dropping-particle&quot;:&quot;&quot;,&quot;non-dropping-particle&quot;:&quot;&quot;},{&quot;family&quot;:&quot;Mathew&quot;,&quot;given&quot;:&quot;Ginimol&quot;,&quot;parse-names&quot;:false,&quot;dropping-particle&quot;:&quot;&quot;,&quot;non-dropping-particle&quot;:&quot;&quot;},{&quot;family&quot;:&quot;Kerwan&quot;,&quot;given&quot;:&quot;Ahmed&quot;,&quot;parse-names&quot;:false,&quot;dropping-particle&quot;:&quot;&quot;,&quot;non-dropping-particle&quot;:&quot;&quot;},{&quot;family&quot;:&quot;Nicola&quot;,&quot;given&quot;:&quot;Maria&quot;,&quot;parse-names&quot;:false,&quot;dropping-particle&quot;:&quot;&quot;,&quot;non-dropping-particle&quot;:&quot;&quot;},{&quot;family&quot;:&quot;Griffin&quot;,&quot;given&quot;:&quot;Michelle&quot;,&quot;parse-names&quot;:false,&quot;dropping-particle&quot;:&quot;&quot;,&quot;non-dropping-particle&quot;:&quot;&quot;},{&quot;family&quot;:&quot;Agha&quot;,&quot;given&quot;:&quot;Maliha&quot;,&quot;parse-names&quot;:false,&quot;dropping-particle&quot;:&quot;&quot;,&quot;non-dropping-particle&quot;:&quot;&quot;},{&quot;family&quot;:&quot;Agha&quot;,&quot;given&quot;:&quot;Riaz&quot;,&quot;parse-names&quot;:false,&quot;dropping-particle&quot;:&quot;&quot;,&quot;non-dropping-particle&quot;:&quot;&quot;}],&quot;container-title&quot;:&quot;International Journal of Surgery&quot;,&quot;accessed&quot;:{&quot;date-parts&quot;:[[2026,7,14]]},&quot;DOI&quot;:&quot;10.1016/J.IJSU.2021.105918&quot;,&quot;ISSN&quot;:&quot;1743-9191&quot;,&quot;PMID&quot;:&quot;33789825&quot;,&quot;URL&quot;:&quot;https://www.sciencedirect.com/science/article/pii/S1743919121000522&quot;,&quot;issued&quot;:{&quot;date-parts&quot;:[[2021,4,1]]},&quot;page&quot;:&quot;105918&quot;,&quot;abstract&quot;:&quot;The Preferred Reporting Items for Systematic reviews and Meta-Analyses (PRISMA) statement, first published in 2009 [1], was developed in an attempt to increase the clarity, transparency, quality and value of these reports [2]. The 27-item checklist and four-phase flow diagram have become the hallmark of academic rigour in the publication of systematic reviews and meta-analyses, having been cited by over 60,000 papers [3]. These are frequently endorsed by journals in their ‘Instructions to Authors’ [4]. Developments in the methodology and terminology used when conducting systematic reviews [5], alongside the identification of limitations responsible for poor adherence, such as the use of ambiguous wording [6], have warranted an update to the PRISMA statement. The PRISMA 2020 statement, therefore, is intended to reflect this recent evolution in the identification, selection, appraisal and synthesis of research [7]. Here, we present an interpretive analysis of the updated statement, with a view towards encouraging its adoption by both journals and authors in the pursuit of advancing evidence-based medicine.&quot;,&quot;publisher&quot;:&quot;No longer published by Elsevier&quot;,&quot;volume&quot;:&quot;88&quot;,&quot;container-title-short&quot;:&quot;&quot;},&quot;isTemporary&quot;:false},{&quot;id&quot;:&quot;5de58c53-098e-3a50-b8cf-6772e0459ac4&quot;,&quot;itemData&quot;:{&quot;type&quot;:&quot;article-journal&quot;,&quot;id&quot;:&quot;5de58c53-098e-3a50-b8cf-6772e0459ac4&quot;,&quot;title&quot;:&quot;PRISMA-S: an extension to the PRISMA Statement for Reporting Literature Searches in Systematic Reviews&quot;,&quot;author&quot;:[{&quot;family&quot;:&quot;Rethlefsen&quot;,&quot;given&quot;:&quot;Melissa L.&quot;,&quot;parse-names&quot;:false,&quot;dropping-particle&quot;:&quot;&quot;,&quot;non-dropping-particle&quot;:&quot;&quot;},{&quot;family&quot;:&quot;Kirtley&quot;,&quot;given&quot;:&quot;Shona&quot;,&quot;parse-names&quot;:false,&quot;dropping-particle&quot;:&quot;&quot;,&quot;non-dropping-particle&quot;:&quot;&quot;},{&quot;family&quot;:&quot;Waffenschmidt&quot;,&quot;given&quot;:&quot;Siw&quot;,&quot;parse-names&quot;:false,&quot;dropping-particle&quot;:&quot;&quot;,&quot;non-dropping-particle&quot;:&quot;&quot;},{&quot;family&quot;:&quot;Ayala&quot;,&quot;given&quot;:&quot;Ana Patricia&quot;,&quot;parse-names&quot;:false,&quot;dropping-particle&quot;:&quot;&quot;,&quot;non-dropping-particle&quot;:&quot;&quot;},{&quot;family&quot;:&quot;Moher&quot;,&quot;given&quot;:&quot;David&quot;,&quot;parse-names&quot;:false,&quot;dropping-particle&quot;:&quot;&quot;,&quot;non-dropping-particle&quot;:&quot;&quot;},{&quot;family&quot;:&quot;Page&quot;,&quot;given&quot;:&quot;Matthew J.&quot;,&quot;parse-names&quot;:false,&quot;dropping-particle&quot;:&quot;&quot;,&quot;non-dropping-particle&quot;:&quot;&quot;},{&quot;family&quot;:&quot;Koffel&quot;,&quot;given&quot;:&quot;Jonathan B.&quot;,&quot;parse-names&quot;:false,&quot;dropping-particle&quot;:&quot;&quot;,&quot;non-dropping-particle&quot;:&quot;&quot;},{&quot;family&quot;:&quot;Blunt&quot;,&quot;given&quot;:&quot;Heather&quot;,&quot;parse-names&quot;:false,&quot;dropping-particle&quot;:&quot;&quot;,&quot;non-dropping-particle&quot;:&quot;&quot;},{&quot;family&quot;:&quot;Brigham&quot;,&quot;given&quot;:&quot;Tara&quot;,&quot;parse-names&quot;:false,&quot;dropping-particle&quot;:&quot;&quot;,&quot;non-dropping-particle&quot;:&quot;&quot;},{&quot;family&quot;:&quot;Chang&quot;,&quot;given&quot;:&quot;Steven&quot;,&quot;parse-names&quot;:false,&quot;dropping-particle&quot;:&quot;&quot;,&quot;non-dropping-particle&quot;:&quot;&quot;},{&quot;family&quot;:&quot;Clark&quot;,&quot;given&quot;:&quot;Justin&quot;,&quot;parse-names&quot;:false,&quot;dropping-particle&quot;:&quot;&quot;,&quot;non-dropping-particle&quot;:&quot;&quot;},{&quot;family&quot;:&quot;Conway&quot;,&quot;given&quot;:&quot;Aislinn&quot;,&quot;parse-names&quot;:false,&quot;dropping-particle&quot;:&quot;&quot;,&quot;non-dropping-particle&quot;:&quot;&quot;},{&quot;family&quot;:&quot;Couban&quot;,&quot;given&quot;:&quot;Rachel&quot;,&quot;parse-names&quot;:false,&quot;dropping-particle&quot;:&quot;&quot;,&quot;non-dropping-particle&quot;:&quot;&quot;},{&quot;family&quot;:&quot;Kock&quot;,&quot;given&quot;:&quot;Shelley&quot;,&quot;parse-names&quot;:false,&quot;dropping-particle&quot;:&quot;&quot;,&quot;non-dropping-particle&quot;:&quot;de&quot;},{&quot;family&quot;:&quot;Farrah&quot;,&quot;given&quot;:&quot;Kelly&quot;,&quot;parse-names&quot;:false,&quot;dropping-particle&quot;:&quot;&quot;,&quot;non-dropping-particle&quot;:&quot;&quot;},{&quot;family&quot;:&quot;Fehrmann&quot;,&quot;given&quot;:&quot;Paul&quot;,&quot;parse-names&quot;:false,&quot;dropping-particle&quot;:&quot;&quot;,&quot;non-dropping-particle&quot;:&quot;&quot;},{&quot;family&quot;:&quot;Foster&quot;,&quot;given&quot;:&quot;Margaret&quot;,&quot;parse-names&quot;:false,&quot;dropping-particle&quot;:&quot;&quot;,&quot;non-dropping-particle&quot;:&quot;&quot;},{&quot;family&quot;:&quot;Fowler&quot;,&quot;given&quot;:&quot;Susan A.&quot;,&quot;parse-names&quot;:false,&quot;dropping-particle&quot;:&quot;&quot;,&quot;non-dropping-particle&quot;:&quot;&quot;},{&quot;family&quot;:&quot;Glanville&quot;,&quot;given&quot;:&quot;Julie&quot;,&quot;parse-names&quot;:false,&quot;dropping-particle&quot;:&quot;&quot;,&quot;non-dropping-particle&quot;:&quot;&quot;},{&quot;family&quot;:&quot;Harris&quot;,&quot;given&quot;:&quot;Elizabeth&quot;,&quot;parse-names&quot;:false,&quot;dropping-particle&quot;:&quot;&quot;,&quot;non-dropping-particle&quot;:&quot;&quot;},{&quot;family&quot;:&quot;Hoffecker&quot;,&quot;given&quot;:&quot;Lilian&quot;,&quot;parse-names&quot;:false,&quot;dropping-particle&quot;:&quot;&quot;,&quot;non-dropping-particle&quot;:&quot;&quot;},{&quot;family&quot;:&quot;Isojarvi&quot;,&quot;given&quot;:&quot;Jaana&quot;,&quot;parse-names&quot;:false,&quot;dropping-particle&quot;:&quot;&quot;,&quot;non-dropping-particle&quot;:&quot;&quot;},{&quot;family&quot;:&quot;Kaunelis&quot;,&quot;given&quot;:&quot;David&quot;,&quot;parse-names&quot;:false,&quot;dropping-particle&quot;:&quot;&quot;,&quot;non-dropping-particle&quot;:&quot;&quot;},{&quot;family&quot;:&quot;Ket&quot;,&quot;given&quot;:&quot;Hans&quot;,&quot;parse-names&quot;:false,&quot;dropping-particle&quot;:&quot;&quot;,&quot;non-dropping-particle&quot;:&quot;&quot;},{&quot;family&quot;:&quot;Levay&quot;,&quot;given&quot;:&quot;Paul&quot;,&quot;parse-names&quot;:false,&quot;dropping-particle&quot;:&quot;&quot;,&quot;non-dropping-particle&quot;:&quot;&quot;},{&quot;family&quot;:&quot;Lyon&quot;,&quot;given&quot;:&quot;Jennifer&quot;,&quot;parse-names&quot;:false,&quot;dropping-particle&quot;:&quot;&quot;,&quot;non-dropping-particle&quot;:&quot;&quot;},{&quot;family&quot;:&quot;McGowan&quot;,&quot;given&quot;:&quot;Jessie&quot;,&quot;parse-names&quot;:false,&quot;dropping-particle&quot;:&quot;&quot;,&quot;non-dropping-particle&quot;:&quot;&quot;},{&quot;family&quot;:&quot;Murad&quot;,&quot;given&quot;:&quot;M. Hassan&quot;,&quot;parse-names&quot;:false,&quot;dropping-particle&quot;:&quot;&quot;,&quot;non-dropping-particle&quot;:&quot;&quot;},{&quot;family&quot;:&quot;Nicholson&quot;,&quot;given&quot;:&quot;Joey&quot;,&quot;parse-names&quot;:false,&quot;dropping-particle&quot;:&quot;&quot;,&quot;non-dropping-particle&quot;:&quot;&quot;},{&quot;family&quot;:&quot;Pannabecker&quot;,&quot;given&quot;:&quot;Virginia&quot;,&quot;parse-names&quot;:false,&quot;dropping-particle&quot;:&quot;&quot;,&quot;non-dropping-particle&quot;:&quot;&quot;},{&quot;family&quot;:&quot;Paynter&quot;,&quot;given&quot;:&quot;Robin&quot;,&quot;parse-names&quot;:false,&quot;dropping-particle&quot;:&quot;&quot;,&quot;non-dropping-particle&quot;:&quot;&quot;},{&quot;family&quot;:&quot;Pinotti&quot;,&quot;given&quot;:&quot;Rachel&quot;,&quot;parse-names&quot;:false,&quot;dropping-particle&quot;:&quot;&quot;,&quot;non-dropping-particle&quot;:&quot;&quot;},{&quot;family&quot;:&quot;Ross-White&quot;,&quot;given&quot;:&quot;Amanda&quot;,&quot;parse-names&quot;:false,&quot;dropping-particle&quot;:&quot;&quot;,&quot;non-dropping-particle&quot;:&quot;&quot;},{&quot;family&quot;:&quot;Sampson&quot;,&quot;given&quot;:&quot;Margaret&quot;,&quot;parse-names&quot;:false,&quot;dropping-particle&quot;:&quot;&quot;,&quot;non-dropping-particle&quot;:&quot;&quot;},{&quot;family&quot;:&quot;Shields&quot;,&quot;given&quot;:&quot;Tracy&quot;,&quot;parse-names&quot;:false,&quot;dropping-particle&quot;:&quot;&quot;,&quot;non-dropping-particle&quot;:&quot;&quot;},{&quot;family&quot;:&quot;Stevens&quot;,&quot;given&quot;:&quot;Adrienne&quot;,&quot;parse-names&quot;:false,&quot;dropping-particle&quot;:&quot;&quot;,&quot;non-dropping-particle&quot;:&quot;&quot;},{&quot;family&quot;:&quot;Sutton&quot;,&quot;given&quot;:&quot;Anthea&quot;,&quot;parse-names&quot;:false,&quot;dropping-particle&quot;:&quot;&quot;,&quot;non-dropping-particle&quot;:&quot;&quot;},{&quot;family&quot;:&quot;Weinfurter&quot;,&quot;given&quot;:&quot;Elizabeth&quot;,&quot;parse-names&quot;:false,&quot;dropping-particle&quot;:&quot;&quot;,&quot;non-dropping-particle&quot;:&quot;&quot;},{&quot;family&quot;:&quot;Wright&quot;,&quot;given&quot;:&quot;Kath&quot;,&quot;parse-names&quot;:false,&quot;dropping-particle&quot;:&quot;&quot;,&quot;non-dropping-particle&quot;:&quot;&quot;},{&quot;family&quot;:&quot;Young&quot;,&quot;given&quot;:&quot;Sarah&quot;,&quot;parse-names&quot;:false,&quot;dropping-particle&quot;:&quot;&quot;,&quot;non-dropping-particle&quot;:&quot;&quot;}],&quot;container-title&quot;:&quot;Systematic Reviews 2021 10:1&quot;,&quot;accessed&quot;:{&quot;date-parts&quot;:[[2026,7,14]]},&quot;DOI&quot;:&quot;10.1186/S13643-020-01542-Z&quot;,&quot;ISSN&quot;:&quot;2046-4053&quot;,&quot;PMID&quot;:&quot;33499930&quot;,&quot;URL&quot;:&quot;https://link.springer.com/article/10.1186/s13643-020-01542-z&quot;,&quot;issued&quot;:{&quot;date-parts&quot;:[[2021,1,26]]},&quot;page&quot;:&quot;39-&quot;,&quot;abstract&quot;:&quot;Literature searches underlie the foundations of systematic reviews and related review types. Yet, the literature searching component of systematic reviews and related review types is often poorly reported. Guidance for literature search reporting has been diverse, and, in many cases, does not offer enough detail to authors who need more specific information about reporting search methods and information sources in a clear, reproducible way. This document presents the PRISMA-S (Preferred Reporting Items for Systematic reviews and Meta-Analyses literature search extension) checklist, and explanation and elaboration. The checklist was developed using a 3-stage Delphi survey process, followed by a consensus conference and public review process. The final checklist includes 16 reporting items, each of which is detailed with exemplar reporting and rationale. The intent of PRISMA-S is to complement the PRISMA Statement and its extensions by providing a checklist that could be used by interdisciplinary authors, editors, and peer reviewers to verify that each component of a search is completely reported and therefore reproducible.&quot;,&quot;publisher&quot;:&quot;BioMed Central&quot;,&quot;issue&quot;:&quot;1&quot;,&quot;volume&quot;:&quot;10&quot;,&quot;container-title-short&quot;:&quot;&quot;},&quot;isTemporary&quot;:false}]},{&quot;citationID&quot;:&quot;MENDELEY_CITATION_e5136852-e6cf-4033-9fd2-ecd00c2926c6&quot;,&quot;properties&quot;:{&quot;noteIndex&quot;:0},&quot;isEdited&quot;:false,&quot;manualOverride&quot;:{&quot;isManuallyOverridden&quot;:false,&quot;citeprocText&quot;:&quot;(Kristjanpoller et al., 2024)&quot;,&quot;manualOverrideText&quot;:&quot;&quot;},&quot;citationTag&quot;:&quot;MENDELEY_CITATION_v3_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&quot;,&quot;citationItems&quot;:[{&quot;id&quot;:&quot;d18dbd08-9146-322f-a4b2-530b6dfdb184&quot;,&quot;itemData&quot;:{&quot;type&quot;:&quot;article-journal&quot;,&quot;id&quot;:&quot;d18dbd08-9146-322f-a4b2-530b6dfdb184&quot;,&quot;title&quot;:&quot;How the effective reproductive number impacts global stock markets&quot;,&quot;groupId&quot;:&quot;6b0f6c4c-af15-3c2f-ae3d-3d6652b8fe29&quot;,&quot;author&quot;:[{&quot;family&quot;:&quot;Kristjanpoller&quot;,&quot;given&quot;:&quot;Werner&quot;,&quot;parse-names&quot;:false,&quot;dropping-particle&quot;:&quot;&quot;,&quot;non-dropping-particle&quot;:&quot;&quot;},{&quot;family&quot;:&quot;Michell&quot;,&quot;given&quot;:&quot;Kevin&quot;,&quot;parse-names&quot;:false,&quot;dropping-particle&quot;:&quot;&quot;,&quot;non-dropping-particle&quot;:&quot;&quot;},{&quot;family&quot;:&quot;Minutolo&quot;,&quot;given&quot;:&quot;Marcel C.&quot;,&quot;parse-names&quot;:false,&quot;dropping-particle&quot;:&quot;&quot;,&quot;non-dropping-particle&quot;:&quot;&quot;}],&quot;container-title&quot;:&quot;International Journal of Finance &amp; Economics&quot;,&quot;accessed&quot;:{&quot;date-parts&quot;:[[2026,7,3]]},&quot;DOI&quot;:&quot;10.1002/IJFE.2772&quot;,&quot;ISSN&quot;:&quot;1099-1158&quot;,&quot;URL&quot;:&quot;/doi/pdf/10.1002/ijfe.2772&quot;,&quot;issued&quot;:{&quot;date-parts&quot;:[[2024,4,1]]},&quot;page&quot;:&quot;1972-1987&quot;,&quot;abstract&quot;:&quot;The pandemic caused by the novel coronavirus COVID-19 has impact the economies of countries across the world. In a short period of time, researchers have begun to analyse the effect of the pandemic on global stock markets. Although the most known measurements of COVID-19 are the number of new cases and deaths, there are more robust indicators. In particular, the effective reproductive number is one of the most important indicators to analyse the pandemic which indicates the degree to which the spread is under control. In this paper, we assess the impact that the Effective Reproductive Number (Rt) has on 26 countries around the world (32 stock market indexes) comparing the performance of various forms of Generalized AutoRegressive Conditional Heteroskedasticity models. The results demonstrate that of the 32 stock markets analysed, 37.5% had a negative effect with respect to Rt and only in 12.5% of the cases was the effect of the variation of Rt positive. This implies that in more than a third of the stock markets analysed as the pandemic progressed uncontrolled the result was a decrease in the value of the market index. The 11 of the 26 countries analysed had a negative and significant effect (Brazil, Germany, Indonesia, Israel, Italy, Japan, Russia, South Korea, Sweden, Taiwan, and United States). Findings suggest that the Effective Reproductive Number volatility had a significant impact on 10 of the 26 countries analysed (38.5%) (Australia, Brazil, Canada, China, India, Italy, Mexico, Russia, Singapore and United Kingdom).&quot;,&quot;publisher&quot;:&quot;John Wiley &amp; Sons, Ltd&quot;,&quot;issue&quot;:&quot;2&quot;,&quot;volume&quot;:&quot;29&quot;,&quot;container-title-short&quot;:&quot;&quot;},&quot;isTemporary&quot;:false}]},{&quot;citationID&quot;:&quot;MENDELEY_CITATION_e3a6c8c2-0655-45af-a477-b3ac1c0a0286&quot;,&quot;properties&quot;:{&quot;noteIndex&quot;:0},&quot;isEdited&quot;:false,&quot;manualOverride&quot;:{&quot;isManuallyOverridden&quot;:false,&quot;citeprocText&quot;:&quot;(To et al., 2023)&quot;,&quot;manualOverrideText&quot;:&quot;&quot;},&quot;citationTag&quot;:&quot;MENDELEY_CITATION_v3_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&quot;,&quot;citationItems&quot;:[{&quot;id&quot;:&quot;1b651683-d16b-3f21-805b-5cd5d4c01759&quot;,&quot;itemData&quot;:{&quot;type&quot;:&quot;article-journal&quot;,&quot;id&quot;:&quot;1b651683-d16b-3f21-805b-5cd5d4c01759&quot;,&quot;title&quot;:&quot;When the market got the first dose: Stock volatility and vaccination campaign in COVID-19 period&quot;,&quot;author&quot;:[{&quot;family&quot;:&quot;To&quot;,&quot;given&quot;:&quot;Bao Cong Nguyen&quot;,&quot;parse-names&quot;:false,&quot;dropping-particle&quot;:&quot;&quot;,&quot;non-dropping-particle&quot;:&quot;&quot;},{&quot;family&quot;:&quot;Nguyen&quot;,&quot;given&quot;:&quot;Bao Khac Quoc&quot;,&quot;parse-names&quot;:false,&quot;dropping-particle&quot;:&quot;&quot;,&quot;non-dropping-particle&quot;:&quot;&quot;},{&quot;family&quot;:&quot;Nguyen&quot;,&quot;given&quot;:&quot;Tam Van Thien&quot;,&quot;parse-names&quot;:false,&quot;dropping-particle&quot;:&quot;&quot;,&quot;non-dropping-particle&quot;:&quot;&quot;}],&quot;container-title&quot;:&quot;Heliyon&quot;,&quot;accessed&quot;:{&quot;date-parts&quot;:[[2026,7,6]]},&quot;DOI&quot;:&quot;10.1016/J.HELIYON.2023.E12809&quot;,&quot;ISSN&quot;:&quot;2405-8440&quot;,&quot;URL&quot;:&quot;https://www-1sciencedirect-1com-1gltygdvo0a71.erproxy.cvtisr.sk/science/article/pii/S2405844023000166?pes=vor&amp;utm_source=clarivate&amp;getft_integrator=clarivate&quot;,&quot;issued&quot;:{&quot;date-parts&quot;:[[2023,1,1]]},&quot;page&quot;:&quot;e12809&quot;,&quot;abstract&quot;:&quot;During the COVID-19 pandemic, the news of clinical trials for vaccines and mass vaccinations have brought renewed optimism for stabilizing the economy and financial markets. However, the mental stress of investors or doubt about the effectiveness of government policies to cope with economic disruptions has caused stock market volatility. We investigate the significance of the vaccination rate in alleviating the global stock market volatility which is measured by the GJR–GARCH model. We discover that a higher vaccine initiation rate has a positive effect on global stock markets, especially in developed countries and areas with higher rates than their average. Our findings remain reliable even when using different projected volatility models and other estimates of the main independent variables. Mass immunization also implies that governments will not have to take extreme measures to handle the pandemic, which alleviates investor worries about compliance and the prolonged effects of COVID-19. Our research indicates that global stock markets are providing insight into the economic value of the development of COVID-19 vaccines, even before public vaccinations start.&quot;,&quot;publisher&quot;:&quot;Elsevier&quot;,&quot;issue&quot;:&quot;1&quot;,&quot;volume&quot;:&quot;9&quot;,&quot;container-title-short&quot;:&quot;Heliyon&quot;},&quot;isTemporary&quot;:false}]},{&quot;citationID&quot;:&quot;MENDELEY_CITATION_4367fcc1-2628-4b81-9489-b6817a4e49b4&quot;,&quot;properties&quot;:{&quot;noteIndex&quot;:0},&quot;isEdited&quot;:false,&quot;manualOverride&quot;:{&quot;isManuallyOverridden&quot;:false,&quot;citeprocText&quot;:&quot;(C. Yang et al., 2023)&quot;,&quot;manualOverrideText&quot;:&quot;&quot;},&quot;citationTag&quot;:&quot;MENDELEY_CITATION_v3_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&quot;,&quot;citationItems&quot;:[{&quot;id&quot;:&quot;32c670cd-e963-3634-b597-b704eae95fbf&quot;,&quot;itemData&quot;:{&quot;type&quot;:&quot;article-journal&quot;,&quot;id&quot;:&quot;32c670cd-e963-3634-b597-b704eae95fbf&quot;,&quot;title&quot;:&quot;An interpretable system for predicting the impact of COVID-19 government interventions on stock market sectors&quot;,&quot;author&quot;:[{&quot;family&quot;:&quot;Yang&quot;,&quot;given&quot;:&quot;Cai&quot;,&quot;parse-names&quot;:false,&quot;dropping-particle&quot;:&quot;&quot;,&quot;non-dropping-particle&quot;:&quot;&quot;},{&quot;family&quot;:&quot;Abedin&quot;,&quot;given&quot;:&quot;Mohammad Zoynul&quot;,&quot;parse-names&quot;:false,&quot;dropping-particle&quot;:&quot;&quot;,&quot;non-dropping-particle&quot;:&quot;&quot;},{&quot;family&quot;:&quot;Zhang&quot;,&quot;given&quot;:&quot;Hongwei&quot;,&quot;parse-names&quot;:false,&quot;dropping-particle&quot;:&quot;&quot;,&quot;non-dropping-particle&quot;:&quot;&quot;},{&quot;family&quot;:&quot;Weng&quot;,&quot;given&quot;:&quot;Futian&quot;,&quot;parse-names&quot;:false,&quot;dropping-particle&quot;:&quot;&quot;,&quot;non-dropping-particle&quot;:&quot;&quot;},{&quot;family&quot;:&quot;Hajek&quot;,&quot;given&quot;:&quot;Petr&quot;,&quot;parse-names&quot;:false,&quot;dropping-particle&quot;:&quot;&quot;,&quot;non-dropping-particle&quot;:&quot;&quot;}],&quot;container-title&quot;:&quot;Annals of Operations Research 2023 347:2&quot;,&quot;accessed&quot;:{&quot;date-parts&quot;:[[2026,7,4]]},&quot;DOI&quot;:&quot;10.1007/S10479-023-05311-8&quot;,&quot;ISSN&quot;:&quot;1572-9338&quot;,&quot;URL&quot;:&quot;https://link-1springer-1com-1gltygdvo09a3.erproxy.cvtisr.sk/article/10.1007/s10479-023-05311-8&quot;,&quot;issued&quot;:{&quot;date-parts&quot;:[[2023,4,24]]},&quot;page&quot;:&quot;1031-1058&quot;,&quot;abstract&quot;:&quot;Evaluating and understanding the financial impacts of COVID-19 has emerged as an urgent research agenda. Nevertheless, the impacts of government interventions on stock markets remain poorly understood. This study explores, for the first time, the impact of COVID-19 related government intervention policies on different stock market sectors using explainable machine learning-based prediction models. The empirical findings suggest that the LightGBM model provides excellent prediction accuracy while preserving computationally efficient and easy explainability of the model. We also find that COVID-19 government interventions are better predictors of stock market volatility than stock market returns. We further show that the observed effects of government intervention on the volatility and returns of ten stock market sectors are heterogeneous and asymmetrical. Our findings have important implications for policymakers and investors in terms of promoting balance and sustaining prosperity across industry sectors through government interventions.&quot;,&quot;publisher&quot;:&quot;Springer&quot;,&quot;issue&quot;:&quot;2&quot;,&quot;volume&quot;:&quot;347&quot;,&quot;container-title-short&quot;:&quot;&quot;},&quot;isTemporary&quot;:false}]},{&quot;citationID&quot;:&quot;MENDELEY_CITATION_2d82ef1c-417d-4060-90c2-5b89630c7332&quot;,&quot;properties&quot;:{&quot;noteIndex&quot;:0},&quot;isEdited&quot;:false,&quot;manualOverride&quot;:{&quot;isManuallyOverridden&quot;:false,&quot;citeprocText&quot;:&quot;(Gheorghe et al., 2024)&quot;,&quot;manualOverrideText&quot;:&quot;&quot;},&quot;citationTag&quot;:&quot;MENDELEY_CITATION_v3_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&quot;,&quot;citationItems&quot;:[{&quot;id&quot;:&quot;c0104895-36d4-34ca-a667-8722696a37f4&quot;,&quot;itemData&quot;:{&quot;type&quot;:&quot;article-journal&quot;,&quot;id&quot;:&quot;c0104895-36d4-34ca-a667-8722696a37f4&quot;,&quot;title&quot;:&quot;Effect of health system performance on volatility during the COVID-19 pandemic: a neural network approach&quot;,&quot;author&quot;:[{&quot;family&quot;:&quot;Gheorghe&quot;,&quot;given&quot;:&quot;Catalin&quot;,&quot;parse-names&quot;:false,&quot;dropping-particle&quot;:&quot;&quot;,&quot;non-dropping-particle&quot;:&quot;&quot;},{&quot;family&quot;:&quot;Panazan&quot;,&quot;given&quot;:&quot;Oana&quot;,&quot;parse-names&quot;:false,&quot;dropping-particle&quot;:&quot;&quot;,&quot;non-dropping-particle&quot;:&quot;&quot;},{&quot;family&quot;:&quot;Gheorghe&quot;,&quot;given&quot;:&quot;Catalin&quot;,&quot;parse-names&quot;:false,&quot;dropping-particle&quot;:&quot;&quot;,&quot;non-dropping-particle&quot;:&quot;&quot;},{&quot;family&quot;:&quot;Panazan&quot;,&quot;given&quot;:&quot;Oana&quot;,&quot;parse-names&quot;:false,&quot;dropping-particle&quot;:&quot;&quot;,&quot;non-dropping-particle&quot;:&quot;&quot;}],&quot;container-title&quot;:&quot;Journal of Business Economics and Management&quot;,&quot;accessed&quot;:{&quot;date-parts&quot;:[[2026,7,3]]},&quot;DOI&quot;:&quot;10.3846/JBEM.2024.21059&quot;,&quot;ISSN&quot;:&quot;2029-4433&quot;,&quot;URL&quot;:&quot;https://journals.vilniustech.lt/index.php/JBEM/article/view/21059&quot;,&quot;issued&quot;:{&quot;date-parts&quot;:[[2024,2,28]]},&quot;page&quot;:&quot;129-152&quot;,&quot;abstract&quot;:&quot;The study proposes an assessment of the link between the performance of national health systems and volatility during the COVID-19 pandemic. Data from the World Health Organization was accessed regarding the Global Health Security Index of the states considered in the analysis as well as the categories based on which it is determined. To characterise volatility, a representative stock market index was considered for each of the 60 states analysed. Data processing was carried out using an artificial neural network. The main results show that: i) before the pandemic, the link between market volatility and the performance of national health systems was weak; ii) during the pandemic, the connection between the two variables is much stronger; iii) between the six categories that define the Global Health Security Index, norms, health, and prevention had the greatest influence on volatility.&quot;,&quot;publisher&quot;:&quot;Vilnius Gediminas Technical University&quot;,&quot;issue&quot;:&quot;1&quot;,&quot;volume&quot;:&quot;25&quot;,&quot;container-title-short&quot;:&quot;&quot;},&quot;isTemporary&quot;:false}]},{&quot;citationID&quot;:&quot;MENDELEY_CITATION_7594596f-1a85-43c0-918c-1a3850b3b8b2&quot;,&quot;properties&quot;:{&quot;noteIndex&quot;:0},&quot;isEdited&quot;:false,&quot;manualOverride&quot;:{&quot;isManuallyOverridden&quot;:false,&quot;citeprocText&quot;:&quot;(Rahman et al., 2022)&quot;,&quot;manualOverrideText&quot;:&quot;&quot;},&quot;citationTag&quot;:&quot;MENDELEY_CITATION_v3_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&quot;,&quot;citationItems&quot;:[{&quot;id&quot;:&quot;d789a34c-ba21-3d7a-a1b8-f2d7e982bc18&quot;,&quot;itemData&quot;:{&quot;type&quot;:&quot;article-journal&quot;,&quot;id&quot;:&quot;d789a34c-ba21-3d7a-a1b8-f2d7e982bc18&quot;,&quot;title&quot;:&quot;Impact of early COVID-19 pandemic on the US and European stock markets and volatility forecasting&quot;,&quot;author&quot;:[{&quot;family&quot;:&quot;Rahman&quot;,&quot;given&quot;:&quot;Mohammad Mazibar&quot;,&quot;parse-names&quot;:false,&quot;dropping-particle&quot;:&quot;&quot;,&quot;non-dropping-particle&quot;:&quot;&quot;},{&quot;family&quot;:&quot;Guotai&quot;,&quot;given&quot;:&quot;Chi&quot;,&quot;parse-names&quot;:false,&quot;dropping-particle&quot;:&quot;&quot;,&quot;non-dropping-particle&quot;:&quot;&quot;},{&quot;family&quot;:&quot;Gupta&quot;,&quot;given&quot;:&quot;Anupam&quot;,&quot;parse-names&quot;:false,&quot;dropping-particle&quot;:&quot;&quot;,&quot;non-dropping-particle&quot;:&quot;Das&quot;},{&quot;family&quot;:&quot;Hossain&quot;,&quot;given&quot;:&quot;Mahmud&quot;,&quot;parse-names&quot;:false,&quot;dropping-particle&quot;:&quot;&quot;,&quot;non-dropping-particle&quot;:&quot;&quot;},{&quot;family&quot;:&quot;Abedin&quot;,&quot;given&quot;:&quot;Mohammad Zoynul&quot;,&quot;parse-names&quot;:false,&quot;dropping-particle&quot;:&quot;&quot;,&quot;non-dropping-particle&quot;:&quot;&quot;}],&quot;container-title&quot;:&quot;Economic Research-Ekonomska Istrazivanja &quot;,&quot;accessed&quot;:{&quot;date-parts&quot;:[[2026,8,5]]},&quot;DOI&quot;:&quot;10.1080/1331677X.2021.1997626&quot;,&quot;ISSN&quot;:&quot;1331677X&quot;,&quot;URL&quot;:&quot;/doi/pdf/10.1080/1331677X.2021.1997626?download=true&quot;,&quot;issued&quot;:{&quot;date-parts&quot;:[[2022]]},&quot;page&quot;:&quot;3591-3608&quot;,&quot;abstract&quot;:&quot;This study examines the impact of early COVID-19 pandemic on U.S. and European stock indices, implied volatility (IV) indices, and forecasting accuracy of IV indices from daily data of January 2012 to December 2020, using an out-of-sample assessment of COVID-19. Our results show that COVID-19 death and recovery cases have had a significant positive impact on S&amp;P 500, DJIA and NASDAQ 100. On the other hand, VIX, VXD and VXN show a negative association. Again, we also observe the significant impact of COVID-19 on stock trading prices and volatility expectations. Furthermore, the evidence of the point forecasts is more reliable for European IV indices than for U.S. IV indices. Finally, this study validates the informational efficiency of IV indices on the financial markets and has implications for investors regarding portfolio management and investment risk minimisation in similar future pandemic situations.&quot;,&quot;publisher&quot;:&quot;Taylor and Francis Ltd.&quot;,&quot;issue&quot;:&quot;1&quot;,&quot;volume&quot;:&quot;35&quot;,&quot;container-title-short&quot;:&quot;&quot;},&quot;isTemporary&quot;:false}]},{&quot;citationID&quot;:&quot;MENDELEY_CITATION_c6d8e768-36e7-428b-b317-7e4041aaa490&quot;,&quot;properties&quot;:{&quot;noteIndex&quot;:0},&quot;isEdited&quot;:false,&quot;manualOverride&quot;:{&quot;isManuallyOverridden&quot;:false,&quot;citeprocText&quot;:&quot;(Baek et al., 2020)&quot;,&quot;manualOverrideText&quot;:&quot;&quot;},&quot;citationTag&quot;:&quot;MENDELEY_CITATION_v3_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&quot;,&quot;citationItems&quot;:[{&quot;id&quot;:&quot;0d1138c3-0631-3a7d-a7f9-a2548f3f7471&quot;,&quot;itemData&quot;:{&quot;type&quot;:&quot;article-journal&quot;,&quot;id&quot;:&quot;0d1138c3-0631-3a7d-a7f9-a2548f3f7471&quot;,&quot;title&quot;:&quot;COVID-19 and stock market volatility: An industry level analysis&quot;,&quot;author&quot;:[{&quot;family&quot;:&quot;Baek&quot;,&quot;given&quot;:&quot;Seungho&quot;,&quot;parse-names&quot;:false,&quot;dropping-particle&quot;:&quot;&quot;,&quot;non-dropping-particle&quot;:&quot;&quot;},{&quot;family&quot;:&quot;Mohanty&quot;,&quot;given&quot;:&quot;Sunil K.&quot;,&quot;parse-names&quot;:false,&quot;dropping-particle&quot;:&quot;&quot;,&quot;non-dropping-particle&quot;:&quot;&quot;},{&quot;family&quot;:&quot;Glambosky&quot;,&quot;given&quot;:&quot;Mina&quot;,&quot;parse-names&quot;:false,&quot;dropping-particle&quot;:&quot;&quot;,&quot;non-dropping-particle&quot;:&quot;&quot;}],&quot;container-title&quot;:&quot;Finance Research Letters&quot;,&quot;container-title-short&quot;:&quot;Financ. Res. Lett.&quot;,&quot;accessed&quot;:{&quot;date-parts&quot;:[[2026,7,3]]},&quot;DOI&quot;:&quot;10.1016/J.FRL.2020.101748&quot;,&quot;ISSN&quot;:&quot;1544-6123&quot;,&quot;URL&quot;:&quot;https://www-1sciencedirect-1com-1gltygdvo090d.erproxy.cvtisr.sk/science/article/pii/S1544612320311843?pes=vor&amp;utm_source=clarivate&amp;getft_integrator=clarivate&quot;,&quot;issued&quot;:{&quot;date-parts&quot;:[[2020,11,1]]},&quot;page&quot;:&quot;101748&quot;,&quot;abstract&quot;:&quot;COVID-19 has had significant impact on US stock market volatility. This study focuses on understanding the regime change from lower to higher volatility identified with a Markov Switching AR model. Utilizing machine learning feature selection methods, economic indicators are chosen to best explain changes in volatility. Results show that volatility is affected by specific economic indicators and is sensitive to COVID-19 news. Both negative and positive COVID-19 information is significant, though negative news is more impactful, suggesting a negativity bias. Significant increases in total and idiosyncratic risk are observed across all industries, while changes in systematic risk vary across industry.&quot;,&quot;publisher&quot;:&quot;Elsevier&quot;,&quot;volume&quot;:&quot;37&quot;},&quot;isTemporary&quot;:false}]},{&quot;citationID&quot;:&quot;MENDELEY_CITATION_4c20b9fd-82b3-4bc9-946a-492ac90fd707&quot;,&quot;properties&quot;:{&quot;noteIndex&quot;:0},&quot;isEdited&quot;:false,&quot;manualOverride&quot;:{&quot;isManuallyOverridden&quot;:false,&quot;citeprocText&quot;:&quot;(Duttilo et al., 2021)&quot;,&quot;manualOverrideText&quot;:&quot;&quot;},&quot;citationTag&quot;:&quot;MENDELEY_CITATION_v3_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&quot;,&quot;citationItems&quot;:[{&quot;id&quot;:&quot;eac319b5-6d76-312f-a5aa-9dfee127ac22&quot;,&quot;itemData&quot;:{&quot;type&quot;:&quot;article-journal&quot;,&quot;id&quot;:&quot;eac319b5-6d76-312f-a5aa-9dfee127ac22&quot;,&quot;title&quot;:&quot;Volatility Modeling: An Overview of Equity Markets in the Euro Area during COVID-19 Pandemic&quot;,&quot;author&quot;:[{&quot;family&quot;:&quot;Duttilo&quot;,&quot;given&quot;:&quot;Pierdomenico&quot;,&quot;parse-names&quot;:false,&quot;dropping-particle&quot;:&quot;&quot;,&quot;non-dropping-particle&quot;:&quot;&quot;},{&quot;family&quot;:&quot;Antonio Gattone&quot;,&quot;given&quot;:&quot;Stefano&quot;,&quot;parse-names&quot;:false,&quot;dropping-particle&quot;:&quot;&quot;,&quot;non-dropping-particle&quot;:&quot;&quot;},{&quot;family&quot;:&quot;Battista&quot;,&quot;given&quot;:&quot;Tonio&quot;,&quot;parse-names&quot;:false,&quot;dropping-particle&quot;:&quot;&quot;,&quot;non-dropping-particle&quot;:&quot;Di&quot;},{&quot;family&quot;:&quot;Alberto Ferreira&quot;,&quot;given&quot;:&quot;Manuel M&quot;,&quot;parse-names&quot;:false,&quot;dropping-particle&quot;:&quot;&quot;,&quot;non-dropping-particle&quot;:&quot;&quot;},{&quot;family&quot;:&quot;Carfì&quot;,&quot;given&quot;:&quot;David&quot;,&quot;parse-names&quot;:false,&quot;dropping-particle&quot;:&quot;&quot;,&quot;non-dropping-particle&quot;:&quot;&quot;}],&quot;container-title&quot;:&quot;Mathematics 2021, Vol. 9, Page 1212&quot;,&quot;accessed&quot;:{&quot;date-parts&quot;:[[2026,7,6]]},&quot;DOI&quot;:&quot;10.3390/MATH9111212&quot;,&quot;ISSN&quot;:&quot;2227-7390&quot;,&quot;URL&quot;:&quot;https://www-1mdpi-1com-1gltygdvo0a71.erproxy.cvtisr.sk/2227-7390/9/11/1212/htm&quot;,&quot;issued&quot;:{&quot;date-parts&quot;:[[2021,5,27]]},&quot;page&quot;:&quot;1212&quot;,&quot;abstract&quot;:&quot;Volatility is the most widespread measure of risk. Volatility modeling allows investors to capture potential losses and investment opportunities. This work aims to examine the impact of the two waves of COVID-19 infections on the return and volatility of the stock market indices of the euro area countries. The study also focuses on other important aspects such as time-varying risk premium and leverage effect. This investigation employed the Threshold GARCH(1,1)-in-Mean model with exogenous dummy variables. Daily returns of the euro area stock markets indices from 4 January 2016 to 31 December 2020 has been used for the analysis. The results reveal that euro area stock markets respond differently to the COVID-19 pandemic. Specifically, the first wave of COVID-19 infections had a notable impact on stock market volatility of euro area countries with middle-large financial centres while the second wave had a significant impact only on stock market volatility of Belgium.&quot;,&quot;publisher&quot;:&quot;Multidisciplinary Digital Publishing Institute&quot;,&quot;issue&quot;:&quot;11&quot;,&quot;volume&quot;:&quot;9&quot;,&quot;container-title-short&quot;:&quot;&quot;},&quot;isTemporary&quot;:false}]},{&quot;citationID&quot;:&quot;MENDELEY_CITATION_57679eb4-7092-41e9-81c5-68ac335e59f4&quot;,&quot;properties&quot;:{&quot;noteIndex&quot;:0},&quot;isEdited&quot;:false,&quot;manualOverride&quot;:{&quot;isManuallyOverridden&quot;:false,&quot;citeprocText&quot;:&quot;(Deev and Plíhal, 2022)&quot;,&quot;manualOverrideText&quot;:&quot;&quot;},&quot;citationTag&quot;:&quot;MENDELEY_CITATION_v3_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&quot;,&quot;citationItems&quot;:[{&quot;id&quot;:&quot;c0142cde-a849-301d-84df-c9a8eb2a5dce&quot;,&quot;itemData&quot;:{&quot;type&quot;:&quot;article-journal&quot;,&quot;id&quot;:&quot;c0142cde-a849-301d-84df-c9a8eb2a5dce&quot;,&quot;title&quot;:&quot;How to calm down the markets? The effects of COVID-19 economic policy responses on financial market uncertainty&quot;,&quot;groupId&quot;:&quot;6b0f6c4c-af15-3c2f-ae3d-3d6652b8fe29&quot;,&quot;author&quot;:[{&quot;family&quot;:&quot;Deev&quot;,&quot;given&quot;:&quot;Oleg&quot;,&quot;parse-names&quot;:false,&quot;dropping-particle&quot;:&quot;&quot;,&quot;non-dropping-particle&quot;:&quot;&quot;},{&quot;family&quot;:&quot;Plíhal&quot;,&quot;given&quot;:&quot;Tomáš&quot;,&quot;parse-names&quot;:false,&quot;dropping-particle&quot;:&quot;&quot;,&quot;non-dropping-particle&quot;:&quot;&quot;}],&quot;container-title&quot;:&quot;Research in International Business and Finance&quot;,&quot;accessed&quot;:{&quot;date-parts&quot;:[[2026,7,4]]},&quot;DOI&quot;:&quot;10.1016/J.RIBAF.2022.101613&quot;,&quot;ISSN&quot;:&quot;0275-5319&quot;,&quot;URL&quot;:&quot;https://www-1sciencedirect-1com-1gltygdvo09a5.erproxy.cvtisr.sk/science/article/pii/S0275531922000010?pes=vor&amp;utm_source=clarivate&amp;getft_integrator=clarivate&quot;,&quot;issued&quot;:{&quot;date-parts&quot;:[[2022,4,1]]},&quot;page&quot;:&quot;101613&quot;,&quot;abstract&quot;:&quot;Financial markets during the COVID-19 pandemic are characterized by a prolonged period of increased uncertainty. In this paper, we analyse how the announcements of policy interventions and responses, to buffer short-term economic impact of the pandemic and offset financial turmoil, have affected the level of realized volatility in 23 countries. Under the augmented heterogeneous autoregressive model framework, we show that the international calming effect of COVID-19 economic policy actions originates from the US macroprudential policy announcements.&quot;,&quot;publisher&quot;:&quot;Elsevier&quot;,&quot;volume&quot;:&quot;60&quot;,&quot;container-title-short&quot;:&quot;Res. Int. Bus. Finance&quot;},&quot;isTemporary&quot;:false}]},{&quot;citationID&quot;:&quot;MENDELEY_CITATION_71648afb-5726-4b93-b2b6-f9fc0ec09fa5&quot;,&quot;properties&quot;:{&quot;noteIndex&quot;:0},&quot;isEdited&quot;:false,&quot;manualOverride&quot;:{&quot;isManuallyOverridden&quot;:false,&quot;citeprocText&quot;:&quot;(Li et al., 2020)&quot;,&quot;manualOverrideText&quot;:&quot;&quot;},&quot;citationTag&quot;:&quot;MENDELEY_CITATION_v3_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&quot;,&quot;citationItems&quot;:[{&quot;id&quot;:&quot;b618e0e7-1cf0-3b9a-bcb6-d04766ddd4b6&quot;,&quot;itemData&quot;:{&quot;type&quot;:&quot;article-journal&quot;,&quot;id&quot;:&quot;b618e0e7-1cf0-3b9a-bcb6-d04766ddd4b6&quot;,&quot;title&quot;:&quot;The role of the IDEMV in predicting European stock market volatility during the COVID-19 pandemic&quot;,&quot;author&quot;:[{&quot;family&quot;:&quot;Li&quot;,&quot;given&quot;:&quot;Yan&quot;,&quot;parse-names&quot;:false,&quot;dropping-particle&quot;:&quot;&quot;,&quot;non-dropping-particle&quot;:&quot;&quot;},{&quot;family&quot;:&quot;Liang&quot;,&quot;given&quot;:&quot;Chao&quot;,&quot;parse-names&quot;:false,&quot;dropping-particle&quot;:&quot;&quot;,&quot;non-dropping-particle&quot;:&quot;&quot;},{&quot;family&quot;:&quot;Ma&quot;,&quot;given&quot;:&quot;Feng&quot;,&quot;parse-names&quot;:false,&quot;dropping-particle&quot;:&quot;&quot;,&quot;non-dropping-particle&quot;:&quot;&quot;},{&quot;family&quot;:&quot;Wang&quot;,&quot;given&quot;:&quot;Jiqian&quot;,&quot;parse-names&quot;:false,&quot;dropping-particle&quot;:&quot;&quot;,&quot;non-dropping-particle&quot;:&quot;&quot;}],&quot;container-title&quot;:&quot;Finance Research Letters&quot;,&quot;container-title-short&quot;:&quot;Financ. Res. Lett.&quot;,&quot;accessed&quot;:{&quot;date-parts&quot;:[[2026,8,5]]},&quot;DOI&quot;:&quot;10.1016/J.FRL.2020.101749&quot;,&quot;ISSN&quot;:&quot;1544-6123&quot;,&quot;URL&quot;:&quot;https://www-1sciencedirect-1com-14ar46zvo1dad.erproxy.cvtisr.sk/science/article/pii/S1544612320308515?pes=vor&amp;utm_source=scopus&amp;getft_integrator=scopus&quot;,&quot;issued&quot;:{&quot;date-parts&quot;:[[2020,10,1]]},&quot;page&quot;:&quot;101749&quot;,&quot;abstract&quot;:&quot;The main purpose of this paper is to investigate whether the Infectious Disease EMV tracker (IDEMV) proposed by Baker et al. (2020) has additional predictive ability for European stock market volatility during the COVID-19 pandemic. The three European stock markets we consider are France, UK and Germany. Our investigation is based on the HAR and its augmented models. We find that the IDEMV has stronger predictive power for the France and UK stock markets volatilities during the global pandemic, and the VIX has also superior predictive ability for the three European stock markets during this period.&quot;,&quot;publisher&quot;:&quot;Elsevier&quot;,&quot;volume&quot;:&quot;36&quot;},&quot;isTemporary&quot;:false}]},{&quot;citationID&quot;:&quot;MENDELEY_CITATION_07592bab-c095-4cde-8650-b73655bb87fe&quot;,&quot;properties&quot;:{&quot;noteIndex&quot;:0},&quot;isEdited&quot;:false,&quot;manualOverride&quot;:{&quot;isManuallyOverridden&quot;:false,&quot;citeprocText&quot;:&quot;(Umar et al., 2023)&quot;,&quot;manualOverrideText&quot;:&quot;&quot;},&quot;citationTag&quot;:&quot;MENDELEY_CITATION_v3_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&quot;,&quot;citationItems&quot;:[{&quot;id&quot;:&quot;5416f0c0-2b57-3b54-b58f-e3db605c8aee&quot;,&quot;itemData&quot;:{&quot;type&quot;:&quot;article-journal&quot;,&quot;id&quot;:&quot;5416f0c0-2b57-3b54-b58f-e3db605c8aee&quot;,&quot;title&quot;:&quot;Covid-19 and stock market liquidity: international evidence&quot;,&quot;author&quot;:[{&quot;family&quot;:&quot;Umar&quot;,&quot;given&quot;:&quot;Muhammad&quot;,&quot;parse-names&quot;:false,&quot;dropping-particle&quot;:&quot;&quot;,&quot;non-dropping-particle&quot;:&quot;&quot;},{&quot;family&quot;:&quot;Rubbaniy&quot;,&quot;given&quot;:&quot;Ghulame&quot;,&quot;parse-names&quot;:false,&quot;dropping-particle&quot;:&quot;&quot;,&quot;non-dropping-particle&quot;:&quot;&quot;},{&quot;family&quot;:&quot;Iqbal&quot;,&quot;given&quot;:&quot;Amjad&quot;,&quot;parse-names&quot;:false,&quot;dropping-particle&quot;:&quot;&quot;,&quot;non-dropping-particle&quot;:&quot;&quot;},{&quot;family&quot;:&quot;Rizvi&quot;,&quot;given&quot;:&quot;Syed Kumail Abbas&quot;,&quot;parse-names&quot;:false,&quot;dropping-particle&quot;:&quot;&quot;,&quot;non-dropping-particle&quot;:&quot;&quot;},{&quot;family&quot;:&quot;Xu&quot;,&quot;given&quot;:&quot;Yan&quot;,&quot;parse-names&quot;:false,&quot;dropping-particle&quot;:&quot;&quot;,&quot;non-dropping-particle&quot;:&quot;&quot;}],&quot;container-title&quot;:&quot;Economic Research-Ekonomska Istrazivanja &quot;,&quot;accessed&quot;:{&quot;date-parts&quot;:[[2026,7,3]]},&quot;DOI&quot;:&quot;10.1080/1331677X.2022.2142257&quot;,&quot;ISSN&quot;:&quot;1331677X&quot;,&quot;URL&quot;:&quot;/doi/pdf/10.1080/1331677X.2022.2142257?download=true&quot;,&quot;issued&quot;:{&quot;date-parts&quot;:[[2023]]},&quot;abstract&quot;:&quot;This study analyzes the impact of Covid-19 on stock market liquidity of China and four worst hit countries by the pandemic. Using daily data for the stock market illiquidity spanning over July 1, 2019 to July 10, 2020 and the data for new cases and deaths over the period from December 31, 2019 to July 10, 2020, the results of our GARCH analysis show that liquidity in stock markets of all the sampled countries hit hard by the news of the Covid-19 outbreak. We find that for all sampled countries increase in illiquidity due to temporary shocks reverts to long term trend shortly, suggesting that the liquidity shocks due to the incidence of Covid-19 were short lived. The findings of our VAR analysis show an absence of any short-term relationship between Covid-19 new cases or deaths and illiquidity. Since the series are not integrated at same level, long-term relationship between Covid-19 and stock market illiquidity do not exist as well suggesting no evidence of the effect of Covid-19 on stock market liquidity.&quot;,&quot;publisher&quot;:&quot;Taylor and Francis Ltd.&quot;,&quot;issue&quot;:&quot;2&quot;,&quot;volume&quot;:&quot;36&quot;,&quot;container-title-short&quot;:&quot;&quot;},&quot;isTemporary&quot;:false}]},{&quot;citationID&quot;:&quot;MENDELEY_CITATION_6400cd3d-5594-4a3d-a56a-b09ce827d0fe&quot;,&quot;properties&quot;:{&quot;noteIndex&quot;:0},&quot;isEdited&quot;:false,&quot;manualOverride&quot;:{&quot;isManuallyOverridden&quot;:false,&quot;citeprocText&quot;:&quot;(Zeng et al., 2024)&quot;,&quot;manualOverrideText&quot;:&quot;&quot;},&quot;citationTag&quot;:&quot;MENDELEY_CITATION_v3_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&quot;,&quot;citationItems&quot;:[{&quot;id&quot;:&quot;7b1ca62f-9732-352e-83fd-328227941cd1&quot;,&quot;itemData&quot;:{&quot;type&quot;:&quot;article-journal&quot;,&quot;id&quot;:&quot;7b1ca62f-9732-352e-83fd-328227941cd1&quot;,&quot;title&quot;:&quot;The effect of the Covid pandemic on stock market volatility: Separating initial impact from time-to-recovery&quot;,&quot;author&quot;:[{&quot;family&quot;:&quot;Zeng&quot;,&quot;given&quot;:&quot;Jin&quot;,&quot;parse-names&quot;:false,&quot;dropping-particle&quot;:&quot;&quot;,&quot;non-dropping-particle&quot;:&quot;&quot;},{&quot;family&quot;:&quot;Zhang&quot;,&quot;given&quot;:&quot;Yijia&quot;,&quot;parse-names&quot;:false,&quot;dropping-particle&quot;:&quot;&quot;,&quot;non-dropping-particle&quot;:&quot;&quot;},{&quot;family&quot;:&quot;Yin&quot;,&quot;given&quot;:&quot;Yun&quot;,&quot;parse-names&quot;:false,&quot;dropping-particle&quot;:&quot;&quot;,&quot;non-dropping-particle&quot;:&quot;&quot;},{&quot;family&quot;:&quot;Moffatt&quot;,&quot;given&quot;:&quot;Peter G&quot;,&quot;parse-names&quot;:false,&quot;dropping-particle&quot;:&quot;&quot;,&quot;non-dropping-particle&quot;:&quot;&quot;},{&quot;family&quot;:&quot;Zeng&quot;,&quot;given&quot;:&quot;Jin&quot;,&quot;parse-names&quot;:false,&quot;dropping-particle&quot;:&quot;&quot;,&quot;non-dropping-particle&quot;:&quot;&quot;},{&quot;family&quot;:&quot;Zhang&quot;,&quot;given&quot;:&quot;Yijia&quot;,&quot;parse-names&quot;:false,&quot;dropping-particle&quot;:&quot;&quot;,&quot;non-dropping-particle&quot;:&quot;&quot;},{&quot;family&quot;:&quot;Yin&quot;,&quot;given&quot;:&quot;Yun&quot;,&quot;parse-names&quot;:false,&quot;dropping-particle&quot;:&quot;&quot;,&quot;non-dropping-particle&quot;:&quot;&quot;},{&quot;family&quot;:&quot;Moffatt&quot;,&quot;given&quot;:&quot;Peter G&quot;,&quot;parse-names&quot;:false,&quot;dropping-particle&quot;:&quot;&quot;,&quot;non-dropping-particle&quot;:&quot;&quot;}],&quot;container-title&quot;:&quot;Data Science in Finance and Economics 2024 4:531&quot;,&quot;accessed&quot;:{&quot;date-parts&quot;:[[2026,7,4]]},&quot;DOI&quot;:&quot;10.3934/DSFE.2024022&quot;,&quot;ISSN&quot;:&quot;2769-2140&quot;,&quot;URL&quot;:&quot;http://www-1aimspress-1com-1gltygdvo09a5.erproxy.cvtisr.sk/article/doi/10.3934/DSFE.2024022&quot;,&quot;issued&quot;:{&quot;date-parts&quot;:[[2024]]},&quot;page&quot;:&quot;531-547&quot;,&quot;abstract&quot;:&quot;&lt;p&gt;We develop an extension to the GARCHX model - named GARCHX-NL - that captures a key stylized fact for stock market return data seen during the COVID-19 pandemic: an abrupt jump in volatility at the onset of the crisis, followed by a gradual return to its precrisis level. We apply the GARCHX-NL procedure to daily data on various major stock market indexes. The profile likelihood method is used for estimation. The model decomposes the overall impact of the crisis into two measures: the initial impact, and the \&quot;half-life\&quot; of the shock. We find a strong negative association between these two measures. Moreover, countries with low initial impact but a long half-life tend to be emerging markets, while those with high initial impact and short half-life tend to be developed economies with well-established stock-markets. We attribute these differences to differences in investors' sensitivity to adverse news, and to differences in the preparedness of stock markets to absorb the effects of crises such as the COVID-19 pandemic.&lt;/p&gt;&quot;,&quot;publisher&quot;:&quot;American Institute of Mathematical Sciences (AIMS)&quot;,&quot;issue&quot;:&quot;4&quot;,&quot;volume&quot;:&quot;4&quot;,&quot;container-title-short&quot;:&quot;&quot;},&quot;isTemporary&quot;:false}]},{&quot;citationID&quot;:&quot;MENDELEY_CITATION_2fb692e2-71cb-4f94-92ef-1f9e83a442da&quot;,&quot;properties&quot;:{&quot;noteIndex&quot;:0},&quot;isEdited&quot;:false,&quot;manualOverride&quot;:{&quot;isManuallyOverridden&quot;:false,&quot;citeprocText&quot;:&quot;(Zeng et al., 2024)&quot;,&quot;manualOverrideText&quot;:&quot;&quot;},&quot;citationTag&quot;:&quot;MENDELEY_CITATION_v3_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&quot;,&quot;citationItems&quot;:[{&quot;id&quot;:&quot;7b1ca62f-9732-352e-83fd-328227941cd1&quot;,&quot;itemData&quot;:{&quot;type&quot;:&quot;article-journal&quot;,&quot;id&quot;:&quot;7b1ca62f-9732-352e-83fd-328227941cd1&quot;,&quot;title&quot;:&quot;The effect of the Covid pandemic on stock market volatility: Separating initial impact from time-to-recovery&quot;,&quot;author&quot;:[{&quot;family&quot;:&quot;Zeng&quot;,&quot;given&quot;:&quot;Jin&quot;,&quot;parse-names&quot;:false,&quot;dropping-particle&quot;:&quot;&quot;,&quot;non-dropping-particle&quot;:&quot;&quot;},{&quot;family&quot;:&quot;Zhang&quot;,&quot;given&quot;:&quot;Yijia&quot;,&quot;parse-names&quot;:false,&quot;dropping-particle&quot;:&quot;&quot;,&quot;non-dropping-particle&quot;:&quot;&quot;},{&quot;family&quot;:&quot;Yin&quot;,&quot;given&quot;:&quot;Yun&quot;,&quot;parse-names&quot;:false,&quot;dropping-particle&quot;:&quot;&quot;,&quot;non-dropping-particle&quot;:&quot;&quot;},{&quot;family&quot;:&quot;Moffatt&quot;,&quot;given&quot;:&quot;Peter G&quot;,&quot;parse-names&quot;:false,&quot;dropping-particle&quot;:&quot;&quot;,&quot;non-dropping-particle&quot;:&quot;&quot;},{&quot;family&quot;:&quot;Zeng&quot;,&quot;given&quot;:&quot;Jin&quot;,&quot;parse-names&quot;:false,&quot;dropping-particle&quot;:&quot;&quot;,&quot;non-dropping-particle&quot;:&quot;&quot;},{&quot;family&quot;:&quot;Zhang&quot;,&quot;given&quot;:&quot;Yijia&quot;,&quot;parse-names&quot;:false,&quot;dropping-particle&quot;:&quot;&quot;,&quot;non-dropping-particle&quot;:&quot;&quot;},{&quot;family&quot;:&quot;Yin&quot;,&quot;given&quot;:&quot;Yun&quot;,&quot;parse-names&quot;:false,&quot;dropping-particle&quot;:&quot;&quot;,&quot;non-dropping-particle&quot;:&quot;&quot;},{&quot;family&quot;:&quot;Moffatt&quot;,&quot;given&quot;:&quot;Peter G&quot;,&quot;parse-names&quot;:false,&quot;dropping-particle&quot;:&quot;&quot;,&quot;non-dropping-particle&quot;:&quot;&quot;}],&quot;container-title&quot;:&quot;Data Science in Finance and Economics 2024 4:531&quot;,&quot;accessed&quot;:{&quot;date-parts&quot;:[[2026,7,4]]},&quot;DOI&quot;:&quot;10.3934/DSFE.2024022&quot;,&quot;ISSN&quot;:&quot;2769-2140&quot;,&quot;URL&quot;:&quot;http://www-1aimspress-1com-1gltygdvo09a5.erproxy.cvtisr.sk/article/doi/10.3934/DSFE.2024022&quot;,&quot;issued&quot;:{&quot;date-parts&quot;:[[2024]]},&quot;page&quot;:&quot;531-547&quot;,&quot;abstract&quot;:&quot;&lt;p&gt;We develop an extension to the GARCHX model - named GARCHX-NL - that captures a key stylized fact for stock market return data seen during the COVID-19 pandemic: an abrupt jump in volatility at the onset of the crisis, followed by a gradual return to its precrisis level. We apply the GARCHX-NL procedure to daily data on various major stock market indexes. The profile likelihood method is used for estimation. The model decomposes the overall impact of the crisis into two measures: the initial impact, and the \&quot;half-life\&quot; of the shock. We find a strong negative association between these two measures. Moreover, countries with low initial impact but a long half-life tend to be emerging markets, while those with high initial impact and short half-life tend to be developed economies with well-established stock-markets. We attribute these differences to differences in investors' sensitivity to adverse news, and to differences in the preparedness of stock markets to absorb the effects of crises such as the COVID-19 pandemic.&lt;/p&gt;&quot;,&quot;publisher&quot;:&quot;American Institute of Mathematical Sciences (AIMS)&quot;,&quot;issue&quot;:&quot;4&quot;,&quot;volume&quot;:&quot;4&quot;,&quot;container-title-short&quot;:&quot;&quot;},&quot;isTemporary&quot;:false}]},{&quot;citationID&quot;:&quot;MENDELEY_CITATION_8be7a922-56e4-41ca-8571-b051cad3b9c9&quot;,&quot;properties&quot;:{&quot;noteIndex&quot;:0},&quot;isEdited&quot;:false,&quot;manualOverride&quot;:{&quot;isManuallyOverridden&quot;:false,&quot;citeprocText&quot;:&quot;(Hong et al., 2021)&quot;,&quot;manualOverrideText&quot;:&quot;&quot;},&quot;citationTag&quot;:&quot;MENDELEY_CITATION_v3_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&quot;,&quot;citationItems&quot;:[{&quot;id&quot;:&quot;6da0901b-1e08-39af-a5e7-a0d51c948663&quot;,&quot;itemData&quot;:{&quot;type&quot;:&quot;article-journal&quot;,&quot;id&quot;:&quot;6da0901b-1e08-39af-a5e7-a0d51c948663&quot;,&quot;title&quot;:&quot;COVID-19 and instability of stock market performance: evidence from the U.S.&quot;,&quot;author&quot;:[{&quot;family&quot;:&quot;Hong&quot;,&quot;given&quot;:&quot;Hui&quot;,&quot;parse-names&quot;:false,&quot;dropping-particle&quot;:&quot;&quot;,&quot;non-dropping-particle&quot;:&quot;&quot;},{&quot;family&quot;:&quot;Bian&quot;,&quot;given&quot;:&quot;Zhicun&quot;,&quot;parse-names&quot;:false,&quot;dropping-particle&quot;:&quot;&quot;,&quot;non-dropping-particle&quot;:&quot;&quot;},{&quot;family&quot;:&quot;Lee&quot;,&quot;given&quot;:&quot;Chien Chiang&quot;,&quot;parse-names&quot;:false,&quot;dropping-particle&quot;:&quot;&quot;,&quot;non-dropping-particle&quot;:&quot;&quot;}],&quot;container-title&quot;:&quot;Financial Innovation 2021 7:1&quot;,&quot;accessed&quot;:{&quot;date-parts&quot;:[[2026,7,6]]},&quot;DOI&quot;:&quot;10.1186/S40854-021-00229-1&quot;,&quot;ISSN&quot;:&quot;2199-4730&quot;,&quot;URL&quot;:&quot;https://link-1springer-1com-1gltygdvo0a71.erproxy.cvtisr.sk/article/10.1186/s40854-021-00229-1&quot;,&quot;issued&quot;:{&quot;date-parts&quot;:[[2021,2,24]]},&quot;page&quot;:&quot;12-&quot;,&quot;abstract&quot;:&quot;The effect of COVID-19 on stock market performance has important implications for both financial theory and practice. This paper examines the relationship between COVID-19 and the instability of both stock return predictability and price volatility in the U.S over the period January 1st, 2019 to June 30th, 2020 by using the methodologies of Bai and Perron (Econometrica 66:47–78, 1998. https://doi-1org-1gltygdvo0a71.erproxy.cvtisr.sk/10.2307/2998540 ; J Appl Econo 18:1–22, 2003. https://doi-1org-1gltygdvo0a71.erproxy.cvtisr.sk/10.1002/jae.659 ), Elliot and Muller (Optimal testing general breaking processes in linear time series models. University of California at San Diego Economic Working Paper, 2004), and Xu (J Econ 173:126–142, 2013. https://doi-1org-1gltygdvo0a71.erproxy.cvtisr.sk/10.1016/j.jeconom.2012.11.001 ). The results highlight a single break in return predictability and price volatility of both S&amp;amp;P 500 and DJIA. The timing of the break is consistent with the COVID-19 outbreak, or more specifically the stock selling-offs by the U.S. senate committee members before COVID-19 crashed the market. Furthermore, return predictability and price volatility significantly increased following the derived break. The findings suggest that the pandemic crisis was associated with market inefficiency, creating profitable opportunities for traders and speculators. Furthermore, it also induced income and wealth inequality between market participants with plenty of liquidity at hand and those short of funds.&quot;,&quot;publisher&quot;:&quot;SpringerOpen&quot;,&quot;issue&quot;:&quot;1&quot;,&quot;volume&quot;:&quot;7&quot;,&quot;container-title-short&quot;:&quot;&quot;},&quot;isTemporary&quot;:false}]},{&quot;citationID&quot;:&quot;MENDELEY_CITATION_9389527d-8b5a-4227-ab87-98669408e161&quot;,&quot;properties&quot;:{&quot;noteIndex&quot;:0},&quot;isEdited&quot;:false,&quot;manualOverride&quot;:{&quot;isManuallyOverridden&quot;:false,&quot;citeprocText&quot;:&quot;(Chaudhary et al., 2020)&quot;,&quot;manualOverrideText&quot;:&quot;&quot;},&quot;citationTag&quot;:&quot;MENDELEY_CITATION_v3_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&quot;,&quot;citationItems&quot;:[{&quot;id&quot;:&quot;427bceb3-3d90-3278-8d84-4291d183f003&quot;,&quot;itemData&quot;:{&quot;type&quot;:&quot;article-journal&quot;,&quot;id&quot;:&quot;427bceb3-3d90-3278-8d84-4291d183f003&quot;,&quot;title&quot;:&quot;Volatility in International Stock Markets: An Empirical Study during COVID-19&quot;,&quot;author&quot;:[{&quot;family&quot;:&quot;Chaudhary&quot;,&quot;given&quot;:&quot;Rashmi&quot;,&quot;parse-names&quot;:false,&quot;dropping-particle&quot;:&quot;&quot;,&quot;non-dropping-particle&quot;:&quot;&quot;},{&quot;family&quot;:&quot;Bakhshi&quot;,&quot;given&quot;:&quot;Priti&quot;,&quot;parse-names&quot;:false,&quot;dropping-particle&quot;:&quot;&quot;,&quot;non-dropping-particle&quot;:&quot;&quot;},{&quot;family&quot;:&quot;Gupta&quot;,&quot;given&quot;:&quot;Hemendra&quot;,&quot;parse-names&quot;:false,&quot;dropping-particle&quot;:&quot;&quot;,&quot;non-dropping-particle&quot;:&quot;&quot;}],&quot;container-title&quot;:&quot;Journal of Risk and Financial Management 2020, Vol. 13, Page 208&quot;,&quot;accessed&quot;:{&quot;date-parts&quot;:[[2026,7,4]]},&quot;DOI&quot;:&quot;10.3390/JRFM13090208&quot;,&quot;ISSN&quot;:&quot;1911-8074&quot;,&quot;URL&quot;:&quot;https://www-1mdpi-1com-1gltygdvo09a5.erproxy.cvtisr.sk/1911-8074/13/9/208/htm&quot;,&quot;issued&quot;:{&quot;date-parts&quot;:[[2020,9,12]]},&quot;page&quot;:&quot;208&quot;,&quot;abstract&quot;:&quot;Predicting volatility is a must in the finance domain. Estimations of volatility, along with the central tendency, permit us to evaluate the chances of getting a particular result. Financial analysts are frequently challenged with the assignment of diversifying assets in order to form efficient portfolios with a higher risk to reward ratio. The objective of this research is to analyze the influence of COVID-19 on the return and volatility of the stock market indices of the top 10 countries based on GDP using a widely applied econometric model—generalized autoregressive conditional heteroscedasticity (GARCH). For this purpose, the daily returns of market indices from January 2019 to June 2020 were taken into consideration. The results reveal daily negative mean returns for all market indices during the COVID period (January 2020 to June 2020). Though the second quarter of the COVID period reflects a bounce back for all market indices with altered strengths, the volatility remains higher than in normal periods, signaling a bearish tendency in the market. The COVID variable, as an exogenous variance regressor in GARCH modeling, is found to be positive and significant for all market indices. Furthermore, the results confirmed the mean-reverting process for all market indices.&quot;,&quot;publisher&quot;:&quot;Multidisciplinary Digital Publishing Institute&quot;,&quot;issue&quot;:&quot;9&quot;,&quot;volume&quot;:&quot;13&quot;,&quot;container-title-short&quot;:&quot;&quot;},&quot;isTemporary&quot;:false}]},{&quot;citationID&quot;:&quot;MENDELEY_CITATION_225219ad-aa78-4a26-9e97-1b189964218d&quot;,&quot;properties&quot;:{&quot;noteIndex&quot;:0},&quot;isEdited&quot;:false,&quot;manualOverride&quot;:{&quot;isManuallyOverridden&quot;:false,&quot;citeprocText&quot;:&quot;(Lúcio and Caiado, 2022)&quot;,&quot;manualOverrideText&quot;:&quot;&quot;},&quot;citationTag&quot;:&quot;MENDELEY_CITATION_v3_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&quot;,&quot;citationItems&quot;:[{&quot;id&quot;:&quot;41f22063-a4b2-3aeb-9430-92387a6eefc4&quot;,&quot;itemData&quot;:{&quot;type&quot;:&quot;article-journal&quot;,&quot;id&quot;:&quot;41f22063-a4b2-3aeb-9430-92387a6eefc4&quot;,&quot;title&quot;:&quot;COVID-19 and Stock Market Volatility: A Clustering Approach for S&amp;P 500 Industry Indices&quot;,&quot;author&quot;:[{&quot;family&quot;:&quot;Lúcio&quot;,&quot;given&quot;:&quot;Francisco&quot;,&quot;parse-names&quot;:false,&quot;dropping-particle&quot;:&quot;&quot;,&quot;non-dropping-particle&quot;:&quot;&quot;},{&quot;family&quot;:&quot;Caiado&quot;,&quot;given&quot;:&quot;Jorge&quot;,&quot;parse-names&quot;:false,&quot;dropping-particle&quot;:&quot;&quot;,&quot;non-dropping-particle&quot;:&quot;&quot;}],&quot;container-title&quot;:&quot;Finance Research Letters&quot;,&quot;container-title-short&quot;:&quot;Financ. Res. Lett.&quot;,&quot;accessed&quot;:{&quot;date-parts&quot;:[[2026,7,3]]},&quot;DOI&quot;:&quot;10.1016/J.FRL.2022.103141&quot;,&quot;ISSN&quot;:&quot;1544-6123&quot;,&quot;URL&quot;:&quot;https://www-1sciencedirect-1com-1gltygdvo090d.erproxy.cvtisr.sk/science/article/pii/S1544612322003646?pes=vor&amp;utm_source=clarivate&amp;getft_integrator=clarivate&quot;,&quot;issued&quot;:{&quot;date-parts&quot;:[[2022,10,1]]},&quot;page&quot;:&quot;103141&quot;,&quot;abstract&quot;:&quot;We study how the COVID-19 pandemic affected some of the conditional volatilities of S&amp;P 500 industries, using a new model feature-based clustering method on a fitted TGARCH model. Rather than using the estimated model parameters to compute a distance matrix for the stock indices, we suggest using a distance based on the autocorrelations of the estimated conditional volatilities. Both hierarchical and non-hierarchical algorithms are used to assign the set of industries into clusters. The results show a clear change in the composition of each cluster between the period before the first US COVID-19 case and the period during the pandemic.&quot;,&quot;publisher&quot;:&quot;Elsevier&quot;,&quot;volume&quot;:&quot;49&quot;},&quot;isTemporary&quot;:false}]},{&quot;citationID&quot;:&quot;MENDELEY_CITATION_73076b80-2ebc-4fe6-8efb-9301d912bdf2&quot;,&quot;properties&quot;:{&quot;noteIndex&quot;:0},&quot;isEdited&quot;:false,&quot;manualOverride&quot;:{&quot;isManuallyOverridden&quot;:false,&quot;citeprocText&quot;:&quot;(Szczygielski et al., 2021)&quot;,&quot;manualOverrideText&quot;:&quot;&quot;},&quot;citationTag&quot;:&quot;MENDELEY_CITATION_v3_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&quot;,&quot;citationItems&quot;:[{&quot;id&quot;:&quot;bfb9d472-e589-39fb-909a-5d3c3bde63bd&quot;,&quot;itemData&quot;:{&quot;type&quot;:&quot;article-journal&quot;,&quot;id&quot;:&quot;bfb9d472-e589-39fb-909a-5d3c3bde63bd&quot;,&quot;title&quot;:&quot;The only certainty is uncertainty: An analysis of the impact of COVID-19 uncertainty on regional stock markets&quot;,&quot;author&quot;:[{&quot;family&quot;:&quot;Szczygielski&quot;,&quot;given&quot;:&quot;Jan Jakub&quot;,&quot;parse-names&quot;:false,&quot;dropping-particle&quot;:&quot;&quot;,&quot;non-dropping-particle&quot;:&quot;&quot;},{&quot;family&quot;:&quot;Bwanya&quot;,&quot;given&quot;:&quot;Princess Rutendo&quot;,&quot;parse-names&quot;:false,&quot;dropping-particle&quot;:&quot;&quot;,&quot;non-dropping-particle&quot;:&quot;&quot;},{&quot;family&quot;:&quot;Charteris&quot;,&quot;given&quot;:&quot;Ailie&quot;,&quot;parse-names&quot;:false,&quot;dropping-particle&quot;:&quot;&quot;,&quot;non-dropping-particle&quot;:&quot;&quot;},{&quot;family&quot;:&quot;Brzeszczyński&quot;,&quot;given&quot;:&quot;Janusz&quot;,&quot;parse-names&quot;:false,&quot;dropping-particle&quot;:&quot;&quot;,&quot;non-dropping-particle&quot;:&quot;&quot;}],&quot;container-title&quot;:&quot;Finance Research Letters&quot;,&quot;container-title-short&quot;:&quot;Financ. Res. Lett.&quot;,&quot;accessed&quot;:{&quot;date-parts&quot;:[[2026,7,4]]},&quot;DOI&quot;:&quot;10.1016/J.FRL.2021.101945&quot;,&quot;ISSN&quot;:&quot;1544-6123&quot;,&quot;URL&quot;:&quot;https://www-1sciencedirect-1com-1gltygdvo09a5.erproxy.cvtisr.sk/science/article/pii/S154461232100026X?pes=vor&amp;utm_source=clarivate&amp;getft_integrator=clarivate&quot;,&quot;issued&quot;:{&quot;date-parts&quot;:[[2021,11,1]]},&quot;page&quot;:&quot;101945&quot;,&quot;abstract&quot;:&quot;Uncertainty surrounding COVID-19 is widespread. We investigate the timing and quantify the impact of COVID-19 related uncertainty on returns and volatility for regional market aggregates using ARCH/GARCH models. Drawing upon economic psychology, COVID-19 related uncertainty is measured by searches for information as reflected by Google search trends. Asian markets are more resilient than others. Latin American markets are most impacted in terms of returns and volatility. For most regions, there is evidence of an increasing impact of COVID-19 related uncertainty which dissipates as the crisis evolves. We confirm that Google search trends capture uncertainty by comparing this measure against alternative uncertainty measures.&quot;,&quot;publisher&quot;:&quot;Elsevier&quot;,&quot;volume&quot;:&quot;43&quot;},&quot;isTemporary&quot;:false}]},{&quot;citationID&quot;:&quot;MENDELEY_CITATION_0ffa1c99-575b-48a1-aa5c-56744bbd51a2&quot;,&quot;properties&quot;:{&quot;noteIndex&quot;:0},&quot;isEdited&quot;:false,&quot;manualOverride&quot;:{&quot;isManuallyOverridden&quot;:false,&quot;citeprocText&quot;:&quot;(Kayani et al., 2024)&quot;,&quot;manualOverrideText&quot;:&quot;&quot;},&quot;citationTag&quot;:&quot;MENDELEY_CITATION_v3_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&quot;,&quot;citationItems&quot;:[{&quot;id&quot;:&quot;f87d2323-88c7-3bc3-a532-24561aa7e9e1&quot;,&quot;itemData&quot;:{&quot;type&quot;:&quot;article-journal&quot;,&quot;id&quot;:&quot;f87d2323-88c7-3bc3-a532-24561aa7e9e1&quot;,&quot;title&quot;:&quot;Unleashing the pandemic volatility: A glimpse into the stock market performance of developed economies during COVID-19&quot;,&quot;author&quot;:[{&quot;family&quot;:&quot;Kayani&quot;,&quot;given&quot;:&quot;Umar Nawaz&quot;,&quot;parse-names&quot;:false,&quot;dropping-particle&quot;:&quot;&quot;,&quot;non-dropping-particle&quot;:&quot;&quot;},{&quot;family&quot;:&quot;Aysan&quot;,&quot;given&quot;:&quot;Ahmet Faruk&quot;,&quot;parse-names&quot;:false,&quot;dropping-particle&quot;:&quot;&quot;,&quot;non-dropping-particle&quot;:&quot;&quot;},{&quot;family&quot;:&quot;Khan&quot;,&quot;given&quot;:&quot;Mrestyal&quot;,&quot;parse-names&quot;:false,&quot;dropping-particle&quot;:&quot;&quot;,&quot;non-dropping-particle&quot;:&quot;&quot;},{&quot;family&quot;:&quot;Khan&quot;,&quot;given&quot;:&quot;Maaz&quot;,&quot;parse-names&quot;:false,&quot;dropping-particle&quot;:&quot;&quot;,&quot;non-dropping-particle&quot;:&quot;&quot;},{&quot;family&quot;:&quot;Mumtaz&quot;,&quot;given&quot;:&quot;Roohi&quot;,&quot;parse-names&quot;:false,&quot;dropping-particle&quot;:&quot;&quot;,&quot;non-dropping-particle&quot;:&quot;&quot;},{&quot;family&quot;:&quot;Irfan&quot;,&quot;given&quot;:&quot;Muhammad&quot;,&quot;parse-names&quot;:false,&quot;dropping-particle&quot;:&quot;&quot;,&quot;non-dropping-particle&quot;:&quot;&quot;}],&quot;container-title&quot;:&quot;Heliyon&quot;,&quot;container-title-short&quot;:&quot;Heliyon&quot;,&quot;accessed&quot;:{&quot;date-parts&quot;:[[2026,7,3]]},&quot;DOI&quot;:&quot;10.1016/J.HELIYON.2024.E25202&quot;,&quot;ISSN&quot;:&quot;2405-8440&quot;,&quot;URL&quot;:&quot;https://www-1sciencedirect-1com-1gltygdvo090d.erproxy.cvtisr.sk/science/article/pii/S2405844024012337?pes=vor&amp;utm_source=clarivate&amp;getft_integrator=clarivate&quot;,&quot;issued&quot;:{&quot;date-parts&quot;:[[2024,2,29]]},&quot;page&quot;:&quot;e25202&quot;,&quot;abstract&quot;:&quot;The COVID-19 pandemic has resulted in significant financial losses globally, increasing the volatility of financial assets. Thus, this study models the stock market volatility of developed economies during the COVID-19 pandemic. For this purpose, we used the GJR-GARCH (Albulescu, 2020; Albulescu, 2020) [1,1] econometric model on the daily time series returns data ranging from 01st-July-2019 to 18th-November-2020. The entire dataset was equally divided into two subsets; before COVID-19, and after the COVID-19. The empirical results of this study showed the presence of volatility clustering, leverage effect, and excess kurtosis indicating leptokurtic phenomena in all stock indices returns. In addition to this, it can be noted that compared to before COVID-19, the stock markets showed negative returns, and increased volatility during the COVID-19. Hence, based on these findings, this study provides significant insights for global stock market investors and economic policymakers regarding financial portfolio construction particularly during crises times.&quot;,&quot;publisher&quot;:&quot;Elsevier&quot;,&quot;issue&quot;:&quot;4&quot;,&quot;volume&quot;:&quot;10&quot;},&quot;isTemporary&quot;:false}]},{&quot;citationID&quot;:&quot;MENDELEY_CITATION_825b5382-a872-4c60-ba5f-e958facdeb01&quot;,&quot;properties&quot;:{&quot;noteIndex&quot;:0},&quot;isEdited&quot;:false,&quot;manualOverride&quot;:{&quot;isManuallyOverridden&quot;:false,&quot;citeprocText&quot;:&quot;(Song et al., 2022)&quot;,&quot;manualOverrideText&quot;:&quot;&quot;},&quot;citationTag&quot;:&quot;MENDELEY_CITATION_v3_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